--- a/docs/WxPlatformMonitoring.docx
+++ b/docs/WxPlatformMonitoring.docx
@@ -306,7 +306,7 @@
               <w:noProof/>
               <w:sz w:val="22"/>
               <w:szCs w:val="22"/>
-              <w:lang w:val="fr-FR" w:eastAsia="fr-FR"/>
+              <w:lang w:eastAsia="en-US"/>
             </w:rPr>
           </w:pPr>
           <w:r>
@@ -330,7 +330,7 @@
             </w:rPr>
             <w:fldChar w:fldCharType="separate"/>
           </w:r>
-          <w:hyperlink w:anchor="_Toc472525503" w:history="1">
+          <w:hyperlink w:anchor="_Toc475030031" w:history="1">
             <w:r>
               <w:rPr>
                 <w:rStyle w:val="Hyperlink"/>
@@ -346,7 +346,7 @@
                 <w:noProof/>
                 <w:sz w:val="22"/>
                 <w:szCs w:val="22"/>
-                <w:lang w:val="fr-FR" w:eastAsia="fr-FR"/>
+                <w:lang w:eastAsia="en-US"/>
               </w:rPr>
               <w:tab/>
             </w:r>
@@ -376,7 +376,89 @@
                 <w:noProof/>
                 <w:webHidden/>
               </w:rPr>
-              <w:instrText xml:space="preserve"> PAGEREF _Toc472525503 \h </w:instrText>
+              <w:instrText xml:space="preserve"> PAGEREF _Toc475030031 \h </w:instrText>
+            </w:r>
+            <w:r>
+              <w:rPr>
+                <w:noProof/>
+                <w:webHidden/>
+              </w:rPr>
+            </w:r>
+            <w:r>
+              <w:rPr>
+                <w:noProof/>
+                <w:webHidden/>
+              </w:rPr>
+              <w:fldChar w:fldCharType="separate"/>
+            </w:r>
+            <w:r>
+              <w:rPr>
+                <w:noProof/>
+                <w:webHidden/>
+              </w:rPr>
+              <w:t>3</w:t>
+            </w:r>
+            <w:r>
+              <w:rPr>
+                <w:noProof/>
+                <w:webHidden/>
+              </w:rPr>
+              <w:fldChar w:fldCharType="end"/>
+            </w:r>
+          </w:hyperlink>
+        </w:p>
+        <w:p>
+          <w:pPr>
+            <w:pStyle w:val="Verzeichnis2"/>
+            <w:rPr>
+              <w:rFonts w:eastAsiaTheme="minorEastAsia" w:cstheme="minorBidi"/>
+              <w:noProof/>
+              <w:sz w:val="22"/>
+            </w:rPr>
+          </w:pPr>
+          <w:hyperlink w:anchor="_Toc475030032" w:history="1">
+            <w:r>
+              <w:rPr>
+                <w:rStyle w:val="Hyperlink"/>
+                <w:noProof/>
+              </w:rPr>
+              <w:t>1.1</w:t>
+            </w:r>
+            <w:r>
+              <w:rPr>
+                <w:rFonts w:eastAsiaTheme="minorEastAsia" w:cstheme="minorBidi"/>
+                <w:noProof/>
+                <w:sz w:val="22"/>
+              </w:rPr>
+              <w:tab/>
+            </w:r>
+            <w:r>
+              <w:rPr>
+                <w:rStyle w:val="Hyperlink"/>
+                <w:noProof/>
+              </w:rPr>
+              <w:t>About WxPlatformMonitoring</w:t>
+            </w:r>
+            <w:r>
+              <w:rPr>
+                <w:noProof/>
+                <w:webHidden/>
+              </w:rPr>
+              <w:tab/>
+            </w:r>
+            <w:r>
+              <w:rPr>
+                <w:noProof/>
+                <w:webHidden/>
+              </w:rPr>
+              <w:fldChar w:fldCharType="begin"/>
+            </w:r>
+            <w:r>
+              <w:rPr>
+                <w:noProof/>
+                <w:webHidden/>
+              </w:rPr>
+              <w:instrText xml:space="preserve"> PAGEREF _Toc475030032 \h </w:instrText>
             </w:r>
             <w:r>
               <w:rPr>
@@ -417,10 +499,10 @@
               <w:noProof/>
               <w:sz w:val="22"/>
               <w:szCs w:val="22"/>
-              <w:lang w:val="fr-FR" w:eastAsia="fr-FR"/>
+              <w:lang w:eastAsia="en-US"/>
             </w:rPr>
           </w:pPr>
-          <w:hyperlink w:anchor="_Toc472525504" w:history="1">
+          <w:hyperlink w:anchor="_Toc475030033" w:history="1">
             <w:r>
               <w:rPr>
                 <w:rStyle w:val="Hyperlink"/>
@@ -436,7 +518,7 @@
                 <w:noProof/>
                 <w:sz w:val="22"/>
                 <w:szCs w:val="22"/>
-                <w:lang w:val="fr-FR" w:eastAsia="fr-FR"/>
+                <w:lang w:eastAsia="en-US"/>
               </w:rPr>
               <w:tab/>
             </w:r>
@@ -466,7 +548,7 @@
                 <w:noProof/>
                 <w:webHidden/>
               </w:rPr>
-              <w:instrText xml:space="preserve"> PAGEREF _Toc472525504 \h </w:instrText>
+              <w:instrText xml:space="preserve"> PAGEREF _Toc475030033 \h </w:instrText>
             </w:r>
             <w:r>
               <w:rPr>
@@ -504,10 +586,9 @@
               <w:rFonts w:eastAsiaTheme="minorEastAsia" w:cstheme="minorBidi"/>
               <w:noProof/>
               <w:sz w:val="22"/>
-              <w:lang w:val="fr-FR" w:eastAsia="fr-FR"/>
             </w:rPr>
           </w:pPr>
-          <w:hyperlink w:anchor="_Toc472525505" w:history="1">
+          <w:hyperlink w:anchor="_Toc475030034" w:history="1">
             <w:r>
               <w:rPr>
                 <w:rStyle w:val="Hyperlink"/>
@@ -520,7 +601,6 @@
                 <w:rFonts w:eastAsiaTheme="minorEastAsia" w:cstheme="minorBidi"/>
                 <w:noProof/>
                 <w:sz w:val="22"/>
-                <w:lang w:val="fr-FR" w:eastAsia="fr-FR"/>
               </w:rPr>
               <w:tab/>
             </w:r>
@@ -550,7 +630,7 @@
                 <w:noProof/>
                 <w:webHidden/>
               </w:rPr>
-              <w:instrText xml:space="preserve"> PAGEREF _Toc472525505 \h </w:instrText>
+              <w:instrText xml:space="preserve"> PAGEREF _Toc475030034 \h </w:instrText>
             </w:r>
             <w:r>
               <w:rPr>
@@ -588,10 +668,9 @@
               <w:rFonts w:eastAsiaTheme="minorEastAsia" w:cstheme="minorBidi"/>
               <w:noProof/>
               <w:sz w:val="22"/>
-              <w:lang w:val="fr-FR" w:eastAsia="fr-FR"/>
             </w:rPr>
           </w:pPr>
-          <w:hyperlink w:anchor="_Toc472525506" w:history="1">
+          <w:hyperlink w:anchor="_Toc475030035" w:history="1">
             <w:r>
               <w:rPr>
                 <w:rStyle w:val="Hyperlink"/>
@@ -604,7 +683,6 @@
                 <w:rFonts w:eastAsiaTheme="minorEastAsia" w:cstheme="minorBidi"/>
                 <w:noProof/>
                 <w:sz w:val="22"/>
-                <w:lang w:val="fr-FR" w:eastAsia="fr-FR"/>
               </w:rPr>
               <w:tab/>
             </w:r>
@@ -634,7 +712,7 @@
                 <w:noProof/>
                 <w:webHidden/>
               </w:rPr>
-              <w:instrText xml:space="preserve"> PAGEREF _Toc472525506 \h </w:instrText>
+              <w:instrText xml:space="preserve"> PAGEREF _Toc475030035 \h </w:instrText>
             </w:r>
             <w:r>
               <w:rPr>
@@ -672,10 +750,9 @@
               <w:rFonts w:eastAsiaTheme="minorEastAsia" w:cstheme="minorBidi"/>
               <w:noProof/>
               <w:sz w:val="22"/>
-              <w:lang w:val="fr-FR" w:eastAsia="fr-FR"/>
             </w:rPr>
           </w:pPr>
-          <w:hyperlink w:anchor="_Toc472525507" w:history="1">
+          <w:hyperlink w:anchor="_Toc475030036" w:history="1">
             <w:r>
               <w:rPr>
                 <w:rStyle w:val="Hyperlink"/>
@@ -688,7 +765,6 @@
                 <w:rFonts w:eastAsiaTheme="minorEastAsia" w:cstheme="minorBidi"/>
                 <w:noProof/>
                 <w:sz w:val="22"/>
-                <w:lang w:val="fr-FR" w:eastAsia="fr-FR"/>
               </w:rPr>
               <w:tab/>
             </w:r>
@@ -718,7 +794,7 @@
                 <w:noProof/>
                 <w:webHidden/>
               </w:rPr>
-              <w:instrText xml:space="preserve"> PAGEREF _Toc472525507 \h </w:instrText>
+              <w:instrText xml:space="preserve"> PAGEREF _Toc475030036 \h </w:instrText>
             </w:r>
             <w:r>
               <w:rPr>
@@ -738,7 +814,7 @@
                 <w:noProof/>
                 <w:webHidden/>
               </w:rPr>
-              <w:t>5</w:t>
+              <w:t>6</w:t>
             </w:r>
             <w:r>
               <w:rPr>
@@ -756,10 +832,9 @@
               <w:rFonts w:eastAsiaTheme="minorEastAsia" w:cstheme="minorBidi"/>
               <w:noProof/>
               <w:sz w:val="22"/>
-              <w:lang w:val="fr-FR" w:eastAsia="fr-FR"/>
             </w:rPr>
           </w:pPr>
-          <w:hyperlink w:anchor="_Toc472525508" w:history="1">
+          <w:hyperlink w:anchor="_Toc475030037" w:history="1">
             <w:r>
               <w:rPr>
                 <w:rStyle w:val="Hyperlink"/>
@@ -772,7 +847,6 @@
                 <w:rFonts w:eastAsiaTheme="minorEastAsia" w:cstheme="minorBidi"/>
                 <w:noProof/>
                 <w:sz w:val="22"/>
-                <w:lang w:val="fr-FR" w:eastAsia="fr-FR"/>
               </w:rPr>
               <w:tab/>
             </w:r>
@@ -802,7 +876,7 @@
                 <w:noProof/>
                 <w:webHidden/>
               </w:rPr>
-              <w:instrText xml:space="preserve"> PAGEREF _Toc472525508 \h </w:instrText>
+              <w:instrText xml:space="preserve"> PAGEREF _Toc475030037 \h </w:instrText>
             </w:r>
             <w:r>
               <w:rPr>
@@ -840,10 +914,9 @@
               <w:rFonts w:eastAsiaTheme="minorEastAsia"/>
               <w:noProof/>
               <w:sz w:val="22"/>
-              <w:lang w:val="fr-FR" w:eastAsia="fr-FR"/>
             </w:rPr>
           </w:pPr>
-          <w:hyperlink w:anchor="_Toc472525509" w:history="1">
+          <w:hyperlink w:anchor="_Toc475030038" w:history="1">
             <w:r>
               <w:rPr>
                 <w:rStyle w:val="Hyperlink"/>
@@ -856,7 +929,6 @@
                 <w:rFonts w:eastAsiaTheme="minorEastAsia"/>
                 <w:noProof/>
                 <w:sz w:val="22"/>
-                <w:lang w:val="fr-FR" w:eastAsia="fr-FR"/>
               </w:rPr>
               <w:tab/>
             </w:r>
@@ -886,7 +958,7 @@
                 <w:noProof/>
                 <w:webHidden/>
               </w:rPr>
-              <w:instrText xml:space="preserve"> PAGEREF _Toc472525509 \h </w:instrText>
+              <w:instrText xml:space="preserve"> PAGEREF _Toc475030038 \h </w:instrText>
             </w:r>
             <w:r>
               <w:rPr>
@@ -924,10 +996,9 @@
               <w:rFonts w:eastAsiaTheme="minorEastAsia"/>
               <w:noProof/>
               <w:sz w:val="22"/>
-              <w:lang w:val="fr-FR" w:eastAsia="fr-FR"/>
             </w:rPr>
           </w:pPr>
-          <w:hyperlink w:anchor="_Toc472525510" w:history="1">
+          <w:hyperlink w:anchor="_Toc475030039" w:history="1">
             <w:r>
               <w:rPr>
                 <w:rStyle w:val="Hyperlink"/>
@@ -940,7 +1011,6 @@
                 <w:rFonts w:eastAsiaTheme="minorEastAsia"/>
                 <w:noProof/>
                 <w:sz w:val="22"/>
-                <w:lang w:val="fr-FR" w:eastAsia="fr-FR"/>
               </w:rPr>
               <w:tab/>
             </w:r>
@@ -970,7 +1040,7 @@
                 <w:noProof/>
                 <w:webHidden/>
               </w:rPr>
-              <w:instrText xml:space="preserve"> PAGEREF _Toc472525510 \h </w:instrText>
+              <w:instrText xml:space="preserve"> PAGEREF _Toc475030039 \h </w:instrText>
             </w:r>
             <w:r>
               <w:rPr>
@@ -1008,10 +1078,9 @@
               <w:rFonts w:eastAsiaTheme="minorEastAsia" w:cstheme="minorBidi"/>
               <w:noProof/>
               <w:sz w:val="22"/>
-              <w:lang w:val="fr-FR" w:eastAsia="fr-FR"/>
             </w:rPr>
           </w:pPr>
-          <w:hyperlink w:anchor="_Toc472525511" w:history="1">
+          <w:hyperlink w:anchor="_Toc475030040" w:history="1">
             <w:r>
               <w:rPr>
                 <w:rStyle w:val="Hyperlink"/>
@@ -1024,7 +1093,6 @@
                 <w:rFonts w:eastAsiaTheme="minorEastAsia" w:cstheme="minorBidi"/>
                 <w:noProof/>
                 <w:sz w:val="22"/>
-                <w:lang w:val="fr-FR" w:eastAsia="fr-FR"/>
               </w:rPr>
               <w:tab/>
             </w:r>
@@ -1054,7 +1122,7 @@
                 <w:noProof/>
                 <w:webHidden/>
               </w:rPr>
-              <w:instrText xml:space="preserve"> PAGEREF _Toc472525511 \h </w:instrText>
+              <w:instrText xml:space="preserve"> PAGEREF _Toc475030040 \h </w:instrText>
             </w:r>
             <w:r>
               <w:rPr>
@@ -1092,10 +1160,9 @@
               <w:rFonts w:eastAsiaTheme="minorEastAsia" w:cstheme="minorBidi"/>
               <w:noProof/>
               <w:sz w:val="22"/>
-              <w:lang w:val="fr-FR" w:eastAsia="fr-FR"/>
             </w:rPr>
           </w:pPr>
-          <w:hyperlink w:anchor="_Toc472525512" w:history="1">
+          <w:hyperlink w:anchor="_Toc475030041" w:history="1">
             <w:r>
               <w:rPr>
                 <w:rStyle w:val="Hyperlink"/>
@@ -1108,7 +1175,6 @@
                 <w:rFonts w:eastAsiaTheme="minorEastAsia" w:cstheme="minorBidi"/>
                 <w:noProof/>
                 <w:sz w:val="22"/>
-                <w:lang w:val="fr-FR" w:eastAsia="fr-FR"/>
               </w:rPr>
               <w:tab/>
             </w:r>
@@ -1117,6 +1183,768 @@
                 <w:rStyle w:val="Hyperlink"/>
                 <w:noProof/>
               </w:rPr>
+              <w:t>Universal Messaging</w:t>
+            </w:r>
+            <w:r>
+              <w:rPr>
+                <w:noProof/>
+                <w:webHidden/>
+              </w:rPr>
+              <w:tab/>
+            </w:r>
+            <w:r>
+              <w:rPr>
+                <w:noProof/>
+                <w:webHidden/>
+              </w:rPr>
+              <w:fldChar w:fldCharType="begin"/>
+            </w:r>
+            <w:r>
+              <w:rPr>
+                <w:noProof/>
+                <w:webHidden/>
+              </w:rPr>
+              <w:instrText xml:space="preserve"> PAGEREF _Toc475030041 \h </w:instrText>
+            </w:r>
+            <w:r>
+              <w:rPr>
+                <w:noProof/>
+                <w:webHidden/>
+              </w:rPr>
+            </w:r>
+            <w:r>
+              <w:rPr>
+                <w:noProof/>
+                <w:webHidden/>
+              </w:rPr>
+              <w:fldChar w:fldCharType="separate"/>
+            </w:r>
+            <w:r>
+              <w:rPr>
+                <w:noProof/>
+                <w:webHidden/>
+              </w:rPr>
+              <w:t>11</w:t>
+            </w:r>
+            <w:r>
+              <w:rPr>
+                <w:noProof/>
+                <w:webHidden/>
+              </w:rPr>
+              <w:fldChar w:fldCharType="end"/>
+            </w:r>
+          </w:hyperlink>
+        </w:p>
+        <w:p>
+          <w:pPr>
+            <w:pStyle w:val="Verzeichnis3"/>
+            <w:rPr>
+              <w:rFonts w:eastAsiaTheme="minorEastAsia"/>
+              <w:noProof/>
+              <w:sz w:val="22"/>
+            </w:rPr>
+          </w:pPr>
+          <w:hyperlink w:anchor="_Toc475030042" w:history="1">
+            <w:r>
+              <w:rPr>
+                <w:rStyle w:val="Hyperlink"/>
+                <w:noProof/>
+              </w:rPr>
+              <w:t>2.6.1</w:t>
+            </w:r>
+            <w:r>
+              <w:rPr>
+                <w:rFonts w:eastAsiaTheme="minorEastAsia"/>
+                <w:noProof/>
+                <w:sz w:val="22"/>
+              </w:rPr>
+              <w:tab/>
+            </w:r>
+            <w:r>
+              <w:rPr>
+                <w:rStyle w:val="Hyperlink"/>
+                <w:noProof/>
+              </w:rPr>
+              <w:t>Overview Connecting to UM</w:t>
+            </w:r>
+            <w:r>
+              <w:rPr>
+                <w:noProof/>
+                <w:webHidden/>
+              </w:rPr>
+              <w:tab/>
+            </w:r>
+            <w:r>
+              <w:rPr>
+                <w:noProof/>
+                <w:webHidden/>
+              </w:rPr>
+              <w:fldChar w:fldCharType="begin"/>
+            </w:r>
+            <w:r>
+              <w:rPr>
+                <w:noProof/>
+                <w:webHidden/>
+              </w:rPr>
+              <w:instrText xml:space="preserve"> PAGEREF _Toc475030042 \h </w:instrText>
+            </w:r>
+            <w:r>
+              <w:rPr>
+                <w:noProof/>
+                <w:webHidden/>
+              </w:rPr>
+            </w:r>
+            <w:r>
+              <w:rPr>
+                <w:noProof/>
+                <w:webHidden/>
+              </w:rPr>
+              <w:fldChar w:fldCharType="separate"/>
+            </w:r>
+            <w:r>
+              <w:rPr>
+                <w:noProof/>
+                <w:webHidden/>
+              </w:rPr>
+              <w:t>11</w:t>
+            </w:r>
+            <w:r>
+              <w:rPr>
+                <w:noProof/>
+                <w:webHidden/>
+              </w:rPr>
+              <w:fldChar w:fldCharType="end"/>
+            </w:r>
+          </w:hyperlink>
+        </w:p>
+        <w:p>
+          <w:pPr>
+            <w:pStyle w:val="Verzeichnis4"/>
+            <w:tabs>
+              <w:tab w:val="left" w:pos="1540"/>
+              <w:tab w:val="right" w:pos="9457"/>
+            </w:tabs>
+            <w:rPr>
+              <w:rFonts w:eastAsiaTheme="minorEastAsia"/>
+              <w:noProof/>
+              <w:sz w:val="22"/>
+            </w:rPr>
+          </w:pPr>
+          <w:hyperlink w:anchor="_Toc475030043" w:history="1">
+            <w:r>
+              <w:rPr>
+                <w:rStyle w:val="Hyperlink"/>
+                <w:noProof/>
+              </w:rPr>
+              <w:t>2.6.1.1</w:t>
+            </w:r>
+            <w:r>
+              <w:rPr>
+                <w:rFonts w:eastAsiaTheme="minorEastAsia"/>
+                <w:noProof/>
+                <w:sz w:val="22"/>
+              </w:rPr>
+              <w:tab/>
+            </w:r>
+            <w:r>
+              <w:rPr>
+                <w:rStyle w:val="Hyperlink"/>
+                <w:noProof/>
+              </w:rPr>
+              <w:t>Triggers</w:t>
+            </w:r>
+            <w:r>
+              <w:rPr>
+                <w:noProof/>
+                <w:webHidden/>
+              </w:rPr>
+              <w:tab/>
+            </w:r>
+            <w:r>
+              <w:rPr>
+                <w:noProof/>
+                <w:webHidden/>
+              </w:rPr>
+              <w:fldChar w:fldCharType="begin"/>
+            </w:r>
+            <w:r>
+              <w:rPr>
+                <w:noProof/>
+                <w:webHidden/>
+              </w:rPr>
+              <w:instrText xml:space="preserve"> PAGEREF _Toc475030043 \h </w:instrText>
+            </w:r>
+            <w:r>
+              <w:rPr>
+                <w:noProof/>
+                <w:webHidden/>
+              </w:rPr>
+            </w:r>
+            <w:r>
+              <w:rPr>
+                <w:noProof/>
+                <w:webHidden/>
+              </w:rPr>
+              <w:fldChar w:fldCharType="separate"/>
+            </w:r>
+            <w:r>
+              <w:rPr>
+                <w:noProof/>
+                <w:webHidden/>
+              </w:rPr>
+              <w:t>12</w:t>
+            </w:r>
+            <w:r>
+              <w:rPr>
+                <w:noProof/>
+                <w:webHidden/>
+              </w:rPr>
+              <w:fldChar w:fldCharType="end"/>
+            </w:r>
+          </w:hyperlink>
+        </w:p>
+        <w:p>
+          <w:pPr>
+            <w:pStyle w:val="Verzeichnis4"/>
+            <w:tabs>
+              <w:tab w:val="left" w:pos="1540"/>
+              <w:tab w:val="right" w:pos="9457"/>
+            </w:tabs>
+            <w:rPr>
+              <w:rFonts w:eastAsiaTheme="minorEastAsia"/>
+              <w:noProof/>
+              <w:sz w:val="22"/>
+            </w:rPr>
+          </w:pPr>
+          <w:hyperlink w:anchor="_Toc475030044" w:history="1">
+            <w:r>
+              <w:rPr>
+                <w:rStyle w:val="Hyperlink"/>
+                <w:noProof/>
+              </w:rPr>
+              <w:t>2.6.1.2</w:t>
+            </w:r>
+            <w:r>
+              <w:rPr>
+                <w:rFonts w:eastAsiaTheme="minorEastAsia"/>
+                <w:noProof/>
+                <w:sz w:val="22"/>
+              </w:rPr>
+              <w:tab/>
+            </w:r>
+            <w:r>
+              <w:rPr>
+                <w:rStyle w:val="Hyperlink"/>
+                <w:noProof/>
+              </w:rPr>
+              <w:t>Queues and Channels</w:t>
+            </w:r>
+            <w:r>
+              <w:rPr>
+                <w:noProof/>
+                <w:webHidden/>
+              </w:rPr>
+              <w:tab/>
+            </w:r>
+            <w:r>
+              <w:rPr>
+                <w:noProof/>
+                <w:webHidden/>
+              </w:rPr>
+              <w:fldChar w:fldCharType="begin"/>
+            </w:r>
+            <w:r>
+              <w:rPr>
+                <w:noProof/>
+                <w:webHidden/>
+              </w:rPr>
+              <w:instrText xml:space="preserve"> PAGEREF _Toc475030044 \h </w:instrText>
+            </w:r>
+            <w:r>
+              <w:rPr>
+                <w:noProof/>
+                <w:webHidden/>
+              </w:rPr>
+            </w:r>
+            <w:r>
+              <w:rPr>
+                <w:noProof/>
+                <w:webHidden/>
+              </w:rPr>
+              <w:fldChar w:fldCharType="separate"/>
+            </w:r>
+            <w:r>
+              <w:rPr>
+                <w:noProof/>
+                <w:webHidden/>
+              </w:rPr>
+              <w:t>12</w:t>
+            </w:r>
+            <w:r>
+              <w:rPr>
+                <w:noProof/>
+                <w:webHidden/>
+              </w:rPr>
+              <w:fldChar w:fldCharType="end"/>
+            </w:r>
+          </w:hyperlink>
+        </w:p>
+        <w:p>
+          <w:pPr>
+            <w:pStyle w:val="Verzeichnis3"/>
+            <w:rPr>
+              <w:rFonts w:eastAsiaTheme="minorEastAsia"/>
+              <w:noProof/>
+              <w:sz w:val="22"/>
+            </w:rPr>
+          </w:pPr>
+          <w:hyperlink w:anchor="_Toc475030045" w:history="1">
+            <w:r>
+              <w:rPr>
+                <w:rStyle w:val="Hyperlink"/>
+                <w:noProof/>
+              </w:rPr>
+              <w:t>2.6.2</w:t>
+            </w:r>
+            <w:r>
+              <w:rPr>
+                <w:rFonts w:eastAsiaTheme="minorEastAsia"/>
+                <w:noProof/>
+                <w:sz w:val="22"/>
+              </w:rPr>
+              <w:tab/>
+            </w:r>
+            <w:r>
+              <w:rPr>
+                <w:rStyle w:val="Hyperlink"/>
+                <w:noProof/>
+              </w:rPr>
+              <w:t>Services</w:t>
+            </w:r>
+            <w:r>
+              <w:rPr>
+                <w:noProof/>
+                <w:webHidden/>
+              </w:rPr>
+              <w:tab/>
+            </w:r>
+            <w:r>
+              <w:rPr>
+                <w:noProof/>
+                <w:webHidden/>
+              </w:rPr>
+              <w:fldChar w:fldCharType="begin"/>
+            </w:r>
+            <w:r>
+              <w:rPr>
+                <w:noProof/>
+                <w:webHidden/>
+              </w:rPr>
+              <w:instrText xml:space="preserve"> PAGEREF _Toc475030045 \h </w:instrText>
+            </w:r>
+            <w:r>
+              <w:rPr>
+                <w:noProof/>
+                <w:webHidden/>
+              </w:rPr>
+            </w:r>
+            <w:r>
+              <w:rPr>
+                <w:noProof/>
+                <w:webHidden/>
+              </w:rPr>
+              <w:fldChar w:fldCharType="separate"/>
+            </w:r>
+            <w:r>
+              <w:rPr>
+                <w:noProof/>
+                <w:webHidden/>
+              </w:rPr>
+              <w:t>12</w:t>
+            </w:r>
+            <w:r>
+              <w:rPr>
+                <w:noProof/>
+                <w:webHidden/>
+              </w:rPr>
+              <w:fldChar w:fldCharType="end"/>
+            </w:r>
+          </w:hyperlink>
+        </w:p>
+        <w:p>
+          <w:pPr>
+            <w:pStyle w:val="Verzeichnis4"/>
+            <w:tabs>
+              <w:tab w:val="left" w:pos="1540"/>
+              <w:tab w:val="right" w:pos="9457"/>
+            </w:tabs>
+            <w:rPr>
+              <w:rFonts w:eastAsiaTheme="minorEastAsia"/>
+              <w:noProof/>
+              <w:sz w:val="22"/>
+            </w:rPr>
+          </w:pPr>
+          <w:hyperlink w:anchor="_Toc475030046" w:history="1">
+            <w:r>
+              <w:rPr>
+                <w:rStyle w:val="Hyperlink"/>
+                <w:noProof/>
+              </w:rPr>
+              <w:t>2.6.2.1</w:t>
+            </w:r>
+            <w:r>
+              <w:rPr>
+                <w:rFonts w:eastAsiaTheme="minorEastAsia"/>
+                <w:noProof/>
+                <w:sz w:val="22"/>
+              </w:rPr>
+              <w:tab/>
+            </w:r>
+            <w:r>
+              <w:rPr>
+                <w:rStyle w:val="Hyperlink"/>
+                <w:noProof/>
+              </w:rPr>
+              <w:t>Messaging</w:t>
+            </w:r>
+            <w:r>
+              <w:rPr>
+                <w:noProof/>
+                <w:webHidden/>
+              </w:rPr>
+              <w:tab/>
+            </w:r>
+            <w:r>
+              <w:rPr>
+                <w:noProof/>
+                <w:webHidden/>
+              </w:rPr>
+              <w:fldChar w:fldCharType="begin"/>
+            </w:r>
+            <w:r>
+              <w:rPr>
+                <w:noProof/>
+                <w:webHidden/>
+              </w:rPr>
+              <w:instrText xml:space="preserve"> PAGEREF _Toc475030046 \h </w:instrText>
+            </w:r>
+            <w:r>
+              <w:rPr>
+                <w:noProof/>
+                <w:webHidden/>
+              </w:rPr>
+            </w:r>
+            <w:r>
+              <w:rPr>
+                <w:noProof/>
+                <w:webHidden/>
+              </w:rPr>
+              <w:fldChar w:fldCharType="separate"/>
+            </w:r>
+            <w:r>
+              <w:rPr>
+                <w:noProof/>
+                <w:webHidden/>
+              </w:rPr>
+              <w:t>12</w:t>
+            </w:r>
+            <w:r>
+              <w:rPr>
+                <w:noProof/>
+                <w:webHidden/>
+              </w:rPr>
+              <w:fldChar w:fldCharType="end"/>
+            </w:r>
+          </w:hyperlink>
+        </w:p>
+        <w:p>
+          <w:pPr>
+            <w:pStyle w:val="Verzeichnis4"/>
+            <w:tabs>
+              <w:tab w:val="left" w:pos="1540"/>
+              <w:tab w:val="right" w:pos="9457"/>
+            </w:tabs>
+            <w:rPr>
+              <w:rFonts w:eastAsiaTheme="minorEastAsia"/>
+              <w:noProof/>
+              <w:sz w:val="22"/>
+            </w:rPr>
+          </w:pPr>
+          <w:hyperlink w:anchor="_Toc475030047" w:history="1">
+            <w:r>
+              <w:rPr>
+                <w:rStyle w:val="Hyperlink"/>
+                <w:noProof/>
+              </w:rPr>
+              <w:t>2.6.2.2</w:t>
+            </w:r>
+            <w:r>
+              <w:rPr>
+                <w:rFonts w:eastAsiaTheme="minorEastAsia"/>
+                <w:noProof/>
+                <w:sz w:val="22"/>
+              </w:rPr>
+              <w:tab/>
+            </w:r>
+            <w:r>
+              <w:rPr>
+                <w:rStyle w:val="Hyperlink"/>
+                <w:noProof/>
+              </w:rPr>
+              <w:t>JMS</w:t>
+            </w:r>
+            <w:r>
+              <w:rPr>
+                <w:noProof/>
+                <w:webHidden/>
+              </w:rPr>
+              <w:tab/>
+            </w:r>
+            <w:r>
+              <w:rPr>
+                <w:noProof/>
+                <w:webHidden/>
+              </w:rPr>
+              <w:fldChar w:fldCharType="begin"/>
+            </w:r>
+            <w:r>
+              <w:rPr>
+                <w:noProof/>
+                <w:webHidden/>
+              </w:rPr>
+              <w:instrText xml:space="preserve"> PAGEREF _Toc475030047 \h </w:instrText>
+            </w:r>
+            <w:r>
+              <w:rPr>
+                <w:noProof/>
+                <w:webHidden/>
+              </w:rPr>
+            </w:r>
+            <w:r>
+              <w:rPr>
+                <w:noProof/>
+                <w:webHidden/>
+              </w:rPr>
+              <w:fldChar w:fldCharType="separate"/>
+            </w:r>
+            <w:r>
+              <w:rPr>
+                <w:noProof/>
+                <w:webHidden/>
+              </w:rPr>
+              <w:t>13</w:t>
+            </w:r>
+            <w:r>
+              <w:rPr>
+                <w:noProof/>
+                <w:webHidden/>
+              </w:rPr>
+              <w:fldChar w:fldCharType="end"/>
+            </w:r>
+          </w:hyperlink>
+        </w:p>
+        <w:p>
+          <w:pPr>
+            <w:pStyle w:val="Verzeichnis4"/>
+            <w:tabs>
+              <w:tab w:val="left" w:pos="1540"/>
+              <w:tab w:val="right" w:pos="9457"/>
+            </w:tabs>
+            <w:rPr>
+              <w:rFonts w:eastAsiaTheme="minorEastAsia"/>
+              <w:noProof/>
+              <w:sz w:val="22"/>
+            </w:rPr>
+          </w:pPr>
+          <w:hyperlink w:anchor="_Toc475030048" w:history="1">
+            <w:r>
+              <w:rPr>
+                <w:rStyle w:val="Hyperlink"/>
+                <w:noProof/>
+              </w:rPr>
+              <w:t>2.6.2.3</w:t>
+            </w:r>
+            <w:r>
+              <w:rPr>
+                <w:rFonts w:eastAsiaTheme="minorEastAsia"/>
+                <w:noProof/>
+                <w:sz w:val="22"/>
+              </w:rPr>
+              <w:tab/>
+            </w:r>
+            <w:r>
+              <w:rPr>
+                <w:rStyle w:val="Hyperlink"/>
+                <w:noProof/>
+              </w:rPr>
+              <w:t>Monitoring</w:t>
+            </w:r>
+            <w:r>
+              <w:rPr>
+                <w:noProof/>
+                <w:webHidden/>
+              </w:rPr>
+              <w:tab/>
+            </w:r>
+            <w:r>
+              <w:rPr>
+                <w:noProof/>
+                <w:webHidden/>
+              </w:rPr>
+              <w:fldChar w:fldCharType="begin"/>
+            </w:r>
+            <w:r>
+              <w:rPr>
+                <w:noProof/>
+                <w:webHidden/>
+              </w:rPr>
+              <w:instrText xml:space="preserve"> PAGEREF _Toc475030048 \h </w:instrText>
+            </w:r>
+            <w:r>
+              <w:rPr>
+                <w:noProof/>
+                <w:webHidden/>
+              </w:rPr>
+            </w:r>
+            <w:r>
+              <w:rPr>
+                <w:noProof/>
+                <w:webHidden/>
+              </w:rPr>
+              <w:fldChar w:fldCharType="separate"/>
+            </w:r>
+            <w:r>
+              <w:rPr>
+                <w:noProof/>
+                <w:webHidden/>
+              </w:rPr>
+              <w:t>13</w:t>
+            </w:r>
+            <w:r>
+              <w:rPr>
+                <w:noProof/>
+                <w:webHidden/>
+              </w:rPr>
+              <w:fldChar w:fldCharType="end"/>
+            </w:r>
+          </w:hyperlink>
+        </w:p>
+        <w:p>
+          <w:pPr>
+            <w:pStyle w:val="Verzeichnis4"/>
+            <w:tabs>
+              <w:tab w:val="left" w:pos="1540"/>
+              <w:tab w:val="right" w:pos="9457"/>
+            </w:tabs>
+            <w:rPr>
+              <w:rFonts w:eastAsiaTheme="minorEastAsia"/>
+              <w:noProof/>
+              <w:sz w:val="22"/>
+            </w:rPr>
+          </w:pPr>
+          <w:hyperlink w:anchor="_Toc475030049" w:history="1">
+            <w:r>
+              <w:rPr>
+                <w:rStyle w:val="Hyperlink"/>
+                <w:noProof/>
+              </w:rPr>
+              <w:t>2.6.2.4</w:t>
+            </w:r>
+            <w:r>
+              <w:rPr>
+                <w:rFonts w:eastAsiaTheme="minorEastAsia"/>
+                <w:noProof/>
+                <w:sz w:val="22"/>
+              </w:rPr>
+              <w:tab/>
+            </w:r>
+            <w:r>
+              <w:rPr>
+                <w:rStyle w:val="Hyperlink"/>
+                <w:noProof/>
+              </w:rPr>
+              <w:t>Trigger</w:t>
+            </w:r>
+            <w:r>
+              <w:rPr>
+                <w:noProof/>
+                <w:webHidden/>
+              </w:rPr>
+              <w:tab/>
+            </w:r>
+            <w:r>
+              <w:rPr>
+                <w:noProof/>
+                <w:webHidden/>
+              </w:rPr>
+              <w:fldChar w:fldCharType="begin"/>
+            </w:r>
+            <w:r>
+              <w:rPr>
+                <w:noProof/>
+                <w:webHidden/>
+              </w:rPr>
+              <w:instrText xml:space="preserve"> PAGEREF _Toc475030049 \h </w:instrText>
+            </w:r>
+            <w:r>
+              <w:rPr>
+                <w:noProof/>
+                <w:webHidden/>
+              </w:rPr>
+            </w:r>
+            <w:r>
+              <w:rPr>
+                <w:noProof/>
+                <w:webHidden/>
+              </w:rPr>
+              <w:fldChar w:fldCharType="separate"/>
+            </w:r>
+            <w:r>
+              <w:rPr>
+                <w:noProof/>
+                <w:webHidden/>
+              </w:rPr>
+              <w:t>14</w:t>
+            </w:r>
+            <w:r>
+              <w:rPr>
+                <w:noProof/>
+                <w:webHidden/>
+              </w:rPr>
+              <w:fldChar w:fldCharType="end"/>
+            </w:r>
+          </w:hyperlink>
+        </w:p>
+        <w:p>
+          <w:pPr>
+            <w:pStyle w:val="Verzeichnis2"/>
+            <w:rPr>
+              <w:rFonts w:eastAsiaTheme="minorEastAsia" w:cstheme="minorBidi"/>
+              <w:noProof/>
+              <w:sz w:val="22"/>
+            </w:rPr>
+          </w:pPr>
+          <w:hyperlink w:anchor="_Toc475030050" w:history="1">
+            <w:r>
+              <w:rPr>
+                <w:rStyle w:val="Hyperlink"/>
+                <w:noProof/>
+              </w:rPr>
+              <w:t>2.7</w:t>
+            </w:r>
+            <w:r>
+              <w:rPr>
+                <w:rFonts w:eastAsiaTheme="minorEastAsia" w:cstheme="minorBidi"/>
+                <w:noProof/>
+                <w:sz w:val="22"/>
+              </w:rPr>
+              <w:tab/>
+            </w:r>
+            <w:r>
+              <w:rPr>
+                <w:rStyle w:val="Hyperlink"/>
+                <w:noProof/>
+              </w:rPr>
               <w:t>Cache</w:t>
             </w:r>
             <w:r>
@@ -1138,7 +1966,7 @@
                 <w:noProof/>
                 <w:webHidden/>
               </w:rPr>
-              <w:instrText xml:space="preserve"> PAGEREF _Toc472525512 \h </w:instrText>
+              <w:instrText xml:space="preserve"> PAGEREF _Toc475030050 \h </w:instrText>
             </w:r>
             <w:r>
               <w:rPr>
@@ -1158,7 +1986,417 @@
                 <w:noProof/>
                 <w:webHidden/>
               </w:rPr>
-              <w:t>10</w:t>
+              <w:t>15</w:t>
+            </w:r>
+            <w:r>
+              <w:rPr>
+                <w:noProof/>
+                <w:webHidden/>
+              </w:rPr>
+              <w:fldChar w:fldCharType="end"/>
+            </w:r>
+          </w:hyperlink>
+        </w:p>
+        <w:p>
+          <w:pPr>
+            <w:pStyle w:val="Verzeichnis2"/>
+            <w:rPr>
+              <w:rFonts w:eastAsiaTheme="minorEastAsia" w:cstheme="minorBidi"/>
+              <w:noProof/>
+              <w:sz w:val="22"/>
+            </w:rPr>
+          </w:pPr>
+          <w:hyperlink w:anchor="_Toc475030051" w:history="1">
+            <w:r>
+              <w:rPr>
+                <w:rStyle w:val="Hyperlink"/>
+                <w:noProof/>
+              </w:rPr>
+              <w:t>2.8</w:t>
+            </w:r>
+            <w:r>
+              <w:rPr>
+                <w:rFonts w:eastAsiaTheme="minorEastAsia" w:cstheme="minorBidi"/>
+                <w:noProof/>
+                <w:sz w:val="22"/>
+              </w:rPr>
+              <w:tab/>
+            </w:r>
+            <w:r>
+              <w:rPr>
+                <w:rStyle w:val="Hyperlink"/>
+                <w:noProof/>
+              </w:rPr>
+              <w:t>JVM</w:t>
+            </w:r>
+            <w:r>
+              <w:rPr>
+                <w:noProof/>
+                <w:webHidden/>
+              </w:rPr>
+              <w:tab/>
+            </w:r>
+            <w:r>
+              <w:rPr>
+                <w:noProof/>
+                <w:webHidden/>
+              </w:rPr>
+              <w:fldChar w:fldCharType="begin"/>
+            </w:r>
+            <w:r>
+              <w:rPr>
+                <w:noProof/>
+                <w:webHidden/>
+              </w:rPr>
+              <w:instrText xml:space="preserve"> PAGEREF _Toc475030051 \h </w:instrText>
+            </w:r>
+            <w:r>
+              <w:rPr>
+                <w:noProof/>
+                <w:webHidden/>
+              </w:rPr>
+            </w:r>
+            <w:r>
+              <w:rPr>
+                <w:noProof/>
+                <w:webHidden/>
+              </w:rPr>
+              <w:fldChar w:fldCharType="separate"/>
+            </w:r>
+            <w:r>
+              <w:rPr>
+                <w:noProof/>
+                <w:webHidden/>
+              </w:rPr>
+              <w:t>16</w:t>
+            </w:r>
+            <w:r>
+              <w:rPr>
+                <w:noProof/>
+                <w:webHidden/>
+              </w:rPr>
+              <w:fldChar w:fldCharType="end"/>
+            </w:r>
+          </w:hyperlink>
+        </w:p>
+        <w:p>
+          <w:pPr>
+            <w:pStyle w:val="Verzeichnis2"/>
+            <w:rPr>
+              <w:rFonts w:eastAsiaTheme="minorEastAsia" w:cstheme="minorBidi"/>
+              <w:noProof/>
+              <w:sz w:val="22"/>
+            </w:rPr>
+          </w:pPr>
+          <w:hyperlink w:anchor="_Toc475030052" w:history="1">
+            <w:r>
+              <w:rPr>
+                <w:rStyle w:val="Hyperlink"/>
+                <w:noProof/>
+              </w:rPr>
+              <w:t>2.9</w:t>
+            </w:r>
+            <w:r>
+              <w:rPr>
+                <w:rFonts w:eastAsiaTheme="minorEastAsia" w:cstheme="minorBidi"/>
+                <w:noProof/>
+                <w:sz w:val="22"/>
+              </w:rPr>
+              <w:tab/>
+            </w:r>
+            <w:r>
+              <w:rPr>
+                <w:rStyle w:val="Hyperlink"/>
+                <w:noProof/>
+              </w:rPr>
+              <w:t>OneData</w:t>
+            </w:r>
+            <w:r>
+              <w:rPr>
+                <w:noProof/>
+                <w:webHidden/>
+              </w:rPr>
+              <w:tab/>
+            </w:r>
+            <w:r>
+              <w:rPr>
+                <w:noProof/>
+                <w:webHidden/>
+              </w:rPr>
+              <w:fldChar w:fldCharType="begin"/>
+            </w:r>
+            <w:r>
+              <w:rPr>
+                <w:noProof/>
+                <w:webHidden/>
+              </w:rPr>
+              <w:instrText xml:space="preserve"> PAGEREF _Toc475030052 \h </w:instrText>
+            </w:r>
+            <w:r>
+              <w:rPr>
+                <w:noProof/>
+                <w:webHidden/>
+              </w:rPr>
+            </w:r>
+            <w:r>
+              <w:rPr>
+                <w:noProof/>
+                <w:webHidden/>
+              </w:rPr>
+              <w:fldChar w:fldCharType="separate"/>
+            </w:r>
+            <w:r>
+              <w:rPr>
+                <w:noProof/>
+                <w:webHidden/>
+              </w:rPr>
+              <w:t>16</w:t>
+            </w:r>
+            <w:r>
+              <w:rPr>
+                <w:noProof/>
+                <w:webHidden/>
+              </w:rPr>
+              <w:fldChar w:fldCharType="end"/>
+            </w:r>
+          </w:hyperlink>
+        </w:p>
+        <w:p>
+          <w:pPr>
+            <w:pStyle w:val="Verzeichnis2"/>
+            <w:rPr>
+              <w:rFonts w:eastAsiaTheme="minorEastAsia" w:cstheme="minorBidi"/>
+              <w:noProof/>
+              <w:sz w:val="22"/>
+            </w:rPr>
+          </w:pPr>
+          <w:hyperlink w:anchor="_Toc475030053" w:history="1">
+            <w:r>
+              <w:rPr>
+                <w:rStyle w:val="Hyperlink"/>
+                <w:noProof/>
+              </w:rPr>
+              <w:t>2.10</w:t>
+            </w:r>
+            <w:r>
+              <w:rPr>
+                <w:rFonts w:eastAsiaTheme="minorEastAsia" w:cstheme="minorBidi"/>
+                <w:noProof/>
+                <w:sz w:val="22"/>
+              </w:rPr>
+              <w:tab/>
+            </w:r>
+            <w:r>
+              <w:rPr>
+                <w:rStyle w:val="Hyperlink"/>
+                <w:noProof/>
+              </w:rPr>
+              <w:t>Ports</w:t>
+            </w:r>
+            <w:r>
+              <w:rPr>
+                <w:noProof/>
+                <w:webHidden/>
+              </w:rPr>
+              <w:tab/>
+            </w:r>
+            <w:r>
+              <w:rPr>
+                <w:noProof/>
+                <w:webHidden/>
+              </w:rPr>
+              <w:fldChar w:fldCharType="begin"/>
+            </w:r>
+            <w:r>
+              <w:rPr>
+                <w:noProof/>
+                <w:webHidden/>
+              </w:rPr>
+              <w:instrText xml:space="preserve"> PAGEREF _Toc475030053 \h </w:instrText>
+            </w:r>
+            <w:r>
+              <w:rPr>
+                <w:noProof/>
+                <w:webHidden/>
+              </w:rPr>
+            </w:r>
+            <w:r>
+              <w:rPr>
+                <w:noProof/>
+                <w:webHidden/>
+              </w:rPr>
+              <w:fldChar w:fldCharType="separate"/>
+            </w:r>
+            <w:r>
+              <w:rPr>
+                <w:noProof/>
+                <w:webHidden/>
+              </w:rPr>
+              <w:t>16</w:t>
+            </w:r>
+            <w:r>
+              <w:rPr>
+                <w:noProof/>
+                <w:webHidden/>
+              </w:rPr>
+              <w:fldChar w:fldCharType="end"/>
+            </w:r>
+          </w:hyperlink>
+        </w:p>
+        <w:p>
+          <w:pPr>
+            <w:pStyle w:val="Verzeichnis2"/>
+            <w:rPr>
+              <w:rFonts w:eastAsiaTheme="minorEastAsia" w:cstheme="minorBidi"/>
+              <w:noProof/>
+              <w:sz w:val="22"/>
+            </w:rPr>
+          </w:pPr>
+          <w:hyperlink w:anchor="_Toc475030054" w:history="1">
+            <w:r>
+              <w:rPr>
+                <w:rStyle w:val="Hyperlink"/>
+                <w:noProof/>
+              </w:rPr>
+              <w:t>2.11</w:t>
+            </w:r>
+            <w:r>
+              <w:rPr>
+                <w:rFonts w:eastAsiaTheme="minorEastAsia" w:cstheme="minorBidi"/>
+                <w:noProof/>
+                <w:sz w:val="22"/>
+              </w:rPr>
+              <w:tab/>
+            </w:r>
+            <w:r>
+              <w:rPr>
+                <w:rStyle w:val="Hyperlink"/>
+                <w:noProof/>
+              </w:rPr>
+              <w:t>Server</w:t>
+            </w:r>
+            <w:r>
+              <w:rPr>
+                <w:noProof/>
+                <w:webHidden/>
+              </w:rPr>
+              <w:tab/>
+            </w:r>
+            <w:r>
+              <w:rPr>
+                <w:noProof/>
+                <w:webHidden/>
+              </w:rPr>
+              <w:fldChar w:fldCharType="begin"/>
+            </w:r>
+            <w:r>
+              <w:rPr>
+                <w:noProof/>
+                <w:webHidden/>
+              </w:rPr>
+              <w:instrText xml:space="preserve"> PAGEREF _Toc475030054 \h </w:instrText>
+            </w:r>
+            <w:r>
+              <w:rPr>
+                <w:noProof/>
+                <w:webHidden/>
+              </w:rPr>
+            </w:r>
+            <w:r>
+              <w:rPr>
+                <w:noProof/>
+                <w:webHidden/>
+              </w:rPr>
+              <w:fldChar w:fldCharType="separate"/>
+            </w:r>
+            <w:r>
+              <w:rPr>
+                <w:noProof/>
+                <w:webHidden/>
+              </w:rPr>
+              <w:t>18</w:t>
+            </w:r>
+            <w:r>
+              <w:rPr>
+                <w:noProof/>
+                <w:webHidden/>
+              </w:rPr>
+              <w:fldChar w:fldCharType="end"/>
+            </w:r>
+          </w:hyperlink>
+        </w:p>
+        <w:p>
+          <w:pPr>
+            <w:pStyle w:val="Verzeichnis2"/>
+            <w:rPr>
+              <w:rFonts w:eastAsiaTheme="minorEastAsia" w:cstheme="minorBidi"/>
+              <w:noProof/>
+              <w:sz w:val="22"/>
+            </w:rPr>
+          </w:pPr>
+          <w:hyperlink w:anchor="_Toc475030055" w:history="1">
+            <w:r>
+              <w:rPr>
+                <w:rStyle w:val="Hyperlink"/>
+                <w:noProof/>
+              </w:rPr>
+              <w:t>2.12</w:t>
+            </w:r>
+            <w:r>
+              <w:rPr>
+                <w:rFonts w:eastAsiaTheme="minorEastAsia" w:cstheme="minorBidi"/>
+                <w:noProof/>
+                <w:sz w:val="22"/>
+              </w:rPr>
+              <w:tab/>
+            </w:r>
+            <w:r>
+              <w:rPr>
+                <w:rStyle w:val="Hyperlink"/>
+                <w:noProof/>
+              </w:rPr>
+              <w:t>Messaging</w:t>
+            </w:r>
+            <w:r>
+              <w:rPr>
+                <w:noProof/>
+                <w:webHidden/>
+              </w:rPr>
+              <w:tab/>
+            </w:r>
+            <w:r>
+              <w:rPr>
+                <w:noProof/>
+                <w:webHidden/>
+              </w:rPr>
+              <w:fldChar w:fldCharType="begin"/>
+            </w:r>
+            <w:r>
+              <w:rPr>
+                <w:noProof/>
+                <w:webHidden/>
+              </w:rPr>
+              <w:instrText xml:space="preserve"> PAGEREF _Toc475030055 \h </w:instrText>
+            </w:r>
+            <w:r>
+              <w:rPr>
+                <w:noProof/>
+                <w:webHidden/>
+              </w:rPr>
+            </w:r>
+            <w:r>
+              <w:rPr>
+                <w:noProof/>
+                <w:webHidden/>
+              </w:rPr>
+              <w:fldChar w:fldCharType="separate"/>
+            </w:r>
+            <w:r>
+              <w:rPr>
+                <w:noProof/>
+                <w:webHidden/>
+              </w:rPr>
+              <w:t>19</w:t>
             </w:r>
             <w:r>
               <w:rPr>
@@ -1179,17 +2417,35 @@
               <w:noProof/>
               <w:sz w:val="22"/>
               <w:szCs w:val="22"/>
-              <w:lang w:val="fr-FR" w:eastAsia="fr-FR"/>
+              <w:lang w:eastAsia="en-US"/>
             </w:rPr>
           </w:pPr>
-          <w:hyperlink w:anchor="_Toc472525513" w:history="1">
+          <w:hyperlink w:anchor="_Toc475030056" w:history="1">
             <w:r>
               <w:rPr>
                 <w:rStyle w:val="Hyperlink"/>
                 <w:noProof/>
-                <w:lang w:val="en"/>
-              </w:rPr>
-              <w:t>Abbreviations</w:t>
+              </w:rPr>
+              <w:t>3</w:t>
+            </w:r>
+            <w:r>
+              <w:rPr>
+                <w:rFonts w:eastAsiaTheme="minorEastAsia" w:cstheme="minorBidi"/>
+                <w:b w:val="0"/>
+                <w:bCs w:val="0"/>
+                <w:noProof/>
+                <w:sz w:val="22"/>
+                <w:szCs w:val="22"/>
+                <w:lang w:eastAsia="en-US"/>
+              </w:rPr>
+              <w:tab/>
+            </w:r>
+            <w:r>
+              <w:rPr>
+                <w:rStyle w:val="Hyperlink"/>
+                <w:noProof/>
+              </w:rPr>
+              <w:t>Dashboard</w:t>
             </w:r>
             <w:r>
               <w:rPr>
@@ -1210,7 +2466,7 @@
                 <w:noProof/>
                 <w:webHidden/>
               </w:rPr>
-              <w:instrText xml:space="preserve"> PAGEREF _Toc472525513 \h </w:instrText>
+              <w:instrText xml:space="preserve"> PAGEREF _Toc475030056 \h </w:instrText>
             </w:r>
             <w:r>
               <w:rPr>
@@ -1230,7 +2486,7 @@
                 <w:noProof/>
                 <w:webHidden/>
               </w:rPr>
-              <w:t>13</w:t>
+              <w:t>21</w:t>
             </w:r>
             <w:r>
               <w:rPr>
@@ -1251,16 +2507,88 @@
               <w:noProof/>
               <w:sz w:val="22"/>
               <w:szCs w:val="22"/>
-              <w:lang w:val="fr-FR" w:eastAsia="fr-FR"/>
+              <w:lang w:eastAsia="en-US"/>
             </w:rPr>
           </w:pPr>
-          <w:hyperlink w:anchor="_Toc472525514" w:history="1">
+          <w:hyperlink w:anchor="_Toc475030057" w:history="1">
             <w:r>
               <w:rPr>
                 <w:rStyle w:val="Hyperlink"/>
                 <w:noProof/>
                 <w:lang w:val="en"/>
               </w:rPr>
+              <w:t>Abbreviations</w:t>
+            </w:r>
+            <w:r>
+              <w:rPr>
+                <w:noProof/>
+                <w:webHidden/>
+              </w:rPr>
+              <w:tab/>
+            </w:r>
+            <w:r>
+              <w:rPr>
+                <w:noProof/>
+                <w:webHidden/>
+              </w:rPr>
+              <w:fldChar w:fldCharType="begin"/>
+            </w:r>
+            <w:r>
+              <w:rPr>
+                <w:noProof/>
+                <w:webHidden/>
+              </w:rPr>
+              <w:instrText xml:space="preserve"> PAGEREF _Toc475030057 \h </w:instrText>
+            </w:r>
+            <w:r>
+              <w:rPr>
+                <w:noProof/>
+                <w:webHidden/>
+              </w:rPr>
+            </w:r>
+            <w:r>
+              <w:rPr>
+                <w:noProof/>
+                <w:webHidden/>
+              </w:rPr>
+              <w:fldChar w:fldCharType="separate"/>
+            </w:r>
+            <w:r>
+              <w:rPr>
+                <w:noProof/>
+                <w:webHidden/>
+              </w:rPr>
+              <w:t>22</w:t>
+            </w:r>
+            <w:r>
+              <w:rPr>
+                <w:noProof/>
+                <w:webHidden/>
+              </w:rPr>
+              <w:fldChar w:fldCharType="end"/>
+            </w:r>
+          </w:hyperlink>
+        </w:p>
+        <w:p>
+          <w:pPr>
+            <w:pStyle w:val="Verzeichnis1"/>
+            <w:rPr>
+              <w:rFonts w:eastAsiaTheme="minorEastAsia" w:cstheme="minorBidi"/>
+              <w:b w:val="0"/>
+              <w:bCs w:val="0"/>
+              <w:noProof/>
+              <w:sz w:val="22"/>
+              <w:szCs w:val="22"/>
+              <w:lang w:eastAsia="en-US"/>
+            </w:rPr>
+          </w:pPr>
+          <w:hyperlink w:anchor="_Toc475030058" w:history="1">
+            <w:r>
+              <w:rPr>
+                <w:rStyle w:val="Hyperlink"/>
+                <w:noProof/>
+                <w:lang w:val="en"/>
+              </w:rPr>
               <w:t>Revision History</w:t>
             </w:r>
             <w:r>
@@ -1282,7 +2610,7 @@
                 <w:noProof/>
                 <w:webHidden/>
               </w:rPr>
-              <w:instrText xml:space="preserve"> PAGEREF _Toc472525514 \h </w:instrText>
+              <w:instrText xml:space="preserve"> PAGEREF _Toc475030058 \h </w:instrText>
             </w:r>
             <w:r>
               <w:rPr>
@@ -1302,7 +2630,7 @@
                 <w:noProof/>
                 <w:webHidden/>
               </w:rPr>
-              <w:t>14</w:t>
+              <w:t>23</w:t>
             </w:r>
             <w:r>
               <w:rPr>
@@ -1338,7 +2666,7 @@
       <w:pPr>
         <w:pStyle w:val="HeadingI"/>
       </w:pPr>
-      <w:bookmarkStart w:id="0" w:name="_Toc472525503"/>
+      <w:bookmarkStart w:id="0" w:name="_Toc475030031"/>
       <w:r>
         <w:lastRenderedPageBreak/>
         <w:t>About this Document</w:t>
@@ -1352,23 +2680,7 @@
         <w:jc w:val="both"/>
       </w:pPr>
       <w:r>
-        <w:t xml:space="preserve">This </w:t>
-      </w:r>
-      <w:proofErr w:type="gramStart"/>
-      <w:r>
-        <w:t>documents</w:t>
-      </w:r>
-      <w:proofErr w:type="gramEnd"/>
-      <w:r>
-        <w:t xml:space="preserve"> describes the IntegrationServer utility package </w:t>
-      </w:r>
-      <w:proofErr w:type="spellStart"/>
-      <w:r>
-        <w:t>WxPlatformMonitoring</w:t>
-      </w:r>
-      <w:proofErr w:type="spellEnd"/>
-      <w:r>
-        <w:t>. This package provides a framework and utility services for monitoring platform and application assets hosted on IntegrationServer. The following assets are supported currently:</w:t>
+        <w:t>This documents describes the IntegrationServer utility package WxPlatformMonitoring. This package provides a framework and utility services for monitoring platform and application assets hosted on IntegrationServer. The following assets are supported currently:</w:t>
       </w:r>
     </w:p>
     <w:p>
@@ -1396,15 +2708,7 @@
         <w:jc w:val="both"/>
       </w:pPr>
       <w:r>
-        <w:t xml:space="preserve">Inbound Interfaces: have inbound interfaces (e.g. REST or SOAP </w:t>
-      </w:r>
-      <w:proofErr w:type="spellStart"/>
-      <w:r>
-        <w:t>WebServices</w:t>
-      </w:r>
-      <w:proofErr w:type="spellEnd"/>
-      <w:r>
-        <w:t>, File Polling Ports etc.) been called within a defined time period?</w:t>
+        <w:t>Inbound Interfaces: have inbound interfaces (e.g. REST or SOAP WebServices, File Polling Ports etc.) been called within a defined time period?</w:t>
       </w:r>
     </w:p>
     <w:p>
@@ -1561,15 +2865,7 @@
         <w:jc w:val="both"/>
       </w:pPr>
       <w:r>
-        <w:t xml:space="preserve">Get </w:t>
-      </w:r>
-      <w:proofErr w:type="spellStart"/>
-      <w:r>
-        <w:t>PermGen</w:t>
-      </w:r>
-      <w:proofErr w:type="spellEnd"/>
-      <w:r>
-        <w:t xml:space="preserve"> statistics</w:t>
+        <w:t>Get PermGen statistics</w:t>
       </w:r>
     </w:p>
     <w:p>
@@ -1639,15 +2935,7 @@
         <w:jc w:val="both"/>
       </w:pPr>
       <w:r>
-        <w:t>Ping with custom “</w:t>
-      </w:r>
-      <w:proofErr w:type="spellStart"/>
-      <w:r>
-        <w:t>quiesce</w:t>
-      </w:r>
-      <w:proofErr w:type="spellEnd"/>
-      <w:r>
-        <w:t>” mode</w:t>
+        <w:t>Ping with custom “quiesce” mode</w:t>
       </w:r>
     </w:p>
     <w:p>
@@ -1657,27 +2945,11 @@
         <w:jc w:val="both"/>
       </w:pPr>
       <w:r>
-        <w:t xml:space="preserve">All services can be used by monitoring tools to extract asset status from the server. Furthermore, the </w:t>
-      </w:r>
-      <w:proofErr w:type="spellStart"/>
-      <w:r>
-        <w:t>WxPlatformMonitoring</w:t>
-      </w:r>
-      <w:proofErr w:type="spellEnd"/>
-      <w:r>
-        <w:t xml:space="preserve"> IntegrationServer package provides a DSP which can be used to get a quick overview about the system (dashboard).</w:t>
-      </w:r>
-    </w:p>
-    <w:p>
-      <w:pPr>
-        <w:pStyle w:val="HeadingI"/>
-      </w:pPr>
-      <w:bookmarkStart w:id="1" w:name="_Toc472525504"/>
-      <w:r>
-        <w:lastRenderedPageBreak/>
-        <w:t>Monitoring Services</w:t>
-      </w:r>
-      <w:bookmarkEnd w:id="1"/>
+        <w:t xml:space="preserve">All services can be used by monitoring tools to extract asset status from the server. </w:t>
+      </w:r>
+      <w:r>
+        <w:t>Monitoring tools can extract the status either using HTTP REST calls, or using JMX.</w:t>
+      </w:r>
     </w:p>
     <w:p>
       <w:pPr>
@@ -1686,15 +2958,150 @@
         <w:jc w:val="both"/>
       </w:pPr>
       <w:r>
-        <w:t xml:space="preserve">This </w:t>
-      </w:r>
-      <w:proofErr w:type="gramStart"/>
-      <w:r>
-        <w:t>sections</w:t>
-      </w:r>
-      <w:proofErr w:type="gramEnd"/>
-      <w:r>
-        <w:t xml:space="preserve"> provides an overview about all provided monitoring services.</w:t>
+        <w:t>The WxPlatformMonitoring IntegrationServer package exposes all public services (those listed in this document) as JMX MBean</w:t>
+      </w:r>
+      <w:r>
+        <w:t xml:space="preserve"> operations. See chapter</w:t>
+      </w:r>
+      <w:r>
+        <w:t xml:space="preserve"> </w:t>
+      </w:r>
+      <w:r>
+        <w:fldChar w:fldCharType="begin"/>
+      </w:r>
+      <w:r>
+        <w:instrText xml:space="preserve"> REF _Ref475545417 \r \h </w:instrText>
+      </w:r>
+      <w:r>
+        <w:fldChar w:fldCharType="separate"/>
+      </w:r>
+      <w:r>
+        <w:t>3</w:t>
+      </w:r>
+      <w:r>
+        <w:fldChar w:fldCharType="end"/>
+      </w:r>
+      <w:r>
+        <w:t>.</w:t>
+      </w:r>
+    </w:p>
+    <w:p>
+      <w:pPr>
+        <w:pStyle w:val="TextCopy"/>
+        <w:spacing w:after="120" w:line="300" w:lineRule="atLeast"/>
+        <w:jc w:val="both"/>
+      </w:pPr>
+      <w:r>
+        <w:t>T</w:t>
+      </w:r>
+      <w:commentRangeStart w:id="1"/>
+      <w:r>
+        <w:t>he WxPlatformMonitoring IntegrationServer package provides a DSP which can be used to get a quick overview about the system (dashboard).</w:t>
+      </w:r>
+      <w:commentRangeEnd w:id="1"/>
+      <w:r>
+        <w:rPr>
+          <w:rStyle w:val="Kommentarzeichen"/>
+        </w:rPr>
+        <w:commentReference w:id="1"/>
+      </w:r>
+      <w:r>
+        <w:t xml:space="preserve"> See chapter </w:t>
+      </w:r>
+      <w:r>
+        <w:fldChar w:fldCharType="begin"/>
+      </w:r>
+      <w:r>
+        <w:instrText xml:space="preserve"> REF _Ref475545336 \r \h </w:instrText>
+      </w:r>
+      <w:r>
+        <w:fldChar w:fldCharType="separate"/>
+      </w:r>
+      <w:r>
+        <w:t>3</w:t>
+      </w:r>
+      <w:r>
+        <w:fldChar w:fldCharType="end"/>
+      </w:r>
+      <w:r>
+        <w:t>.</w:t>
+      </w:r>
+      <w:bookmarkStart w:id="2" w:name="_Toc475030032"/>
+      <w:r>
+        <w:t xml:space="preserve"> </w:t>
+      </w:r>
+      <w:r>
+        <w:t>About WxPlatformMonitoring</w:t>
+      </w:r>
+      <w:bookmarkEnd w:id="2"/>
+    </w:p>
+    <w:p>
+      <w:pPr>
+        <w:pStyle w:val="TextCopy"/>
+        <w:spacing w:after="120" w:line="300" w:lineRule="atLeast"/>
+        <w:jc w:val="both"/>
+      </w:pPr>
+      <w:r>
+        <w:rPr>
+          <w:b/>
+        </w:rPr>
+        <w:t>Dependencies</w:t>
+      </w:r>
+      <w:r>
+        <w:t>: The WxPlatformMonitoring package does not have any dependencies on other packages.</w:t>
+      </w:r>
+    </w:p>
+    <w:p>
+      <w:pPr>
+        <w:pStyle w:val="TextCopy"/>
+        <w:spacing w:after="120" w:line="300" w:lineRule="atLeast"/>
+        <w:jc w:val="both"/>
+      </w:pPr>
+      <w:r>
+        <w:rPr>
+          <w:b/>
+        </w:rPr>
+        <w:t>Compatibility</w:t>
+      </w:r>
+      <w:r>
+        <w:t>: The WxPlatformMonitoring package has been tested with IntegrationServer 9.10 and 9.12, though older version of IS should also be compatible.</w:t>
+      </w:r>
+    </w:p>
+    <w:p>
+      <w:pPr>
+        <w:pStyle w:val="TextCopy"/>
+        <w:spacing w:after="120" w:line="300" w:lineRule="atLeast"/>
+        <w:jc w:val="both"/>
+      </w:pPr>
+      <w:r>
+        <w:rPr>
+          <w:b/>
+        </w:rPr>
+        <w:t>Guarantee</w:t>
+      </w:r>
+      <w:r>
+        <w:t>: Use this package on your own risk, no guarantee or support is provided for it by Software AG.</w:t>
+      </w:r>
+    </w:p>
+    <w:p>
+      <w:pPr>
+        <w:pStyle w:val="HeadingI"/>
+      </w:pPr>
+      <w:bookmarkStart w:id="3" w:name="_Toc475030033"/>
+      <w:r>
+        <w:lastRenderedPageBreak/>
+        <w:t>Monitoring Services</w:t>
+      </w:r>
+      <w:bookmarkEnd w:id="3"/>
+    </w:p>
+    <w:p>
+      <w:pPr>
+        <w:pStyle w:val="TextCopy"/>
+        <w:spacing w:after="120" w:line="300" w:lineRule="atLeast"/>
+        <w:jc w:val="both"/>
+      </w:pPr>
+      <w:r>
+        <w:t>This sections provides an overview about all provided monitoring services.</w:t>
       </w:r>
     </w:p>
     <w:p>
@@ -1721,44 +3128,22 @@
         <w:rPr>
           <w:b/>
         </w:rPr>
-        <w:t>All services have the ACL “</w:t>
-      </w:r>
-      <w:proofErr w:type="spellStart"/>
+        <w:t>All services have the ACL “WxPlatformMonitoring_ACL” assigned.</w:t>
+      </w:r>
+      <w:r>
+        <w:t xml:space="preserve"> By default this ACL defines local (IntegrationServer) Administrators and Anonymous users full access to the services. </w:t>
+      </w:r>
+      <w:r>
+        <w:t>This ACL is automatically created on package startup/installation. You can control who is part of the ACL by modifying the JSON config located at “</w:t>
+      </w:r>
       <w:r>
         <w:rPr>
-          <w:b/>
+          <w:i/>
         </w:rPr>
-        <w:t>WxPlatformMonitoring_ACL</w:t>
-      </w:r>
-      <w:proofErr w:type="spellEnd"/>
-      <w:r>
-        <w:rPr>
-          <w:b/>
-        </w:rPr>
-        <w:t>” assigned.</w:t>
-      </w:r>
-      <w:r>
-        <w:t xml:space="preserve"> By default this ACL defines local (IntegrationServer) Administrators and Anonymous </w:t>
-      </w:r>
-      <w:proofErr w:type="gramStart"/>
-      <w:r>
-        <w:t>users</w:t>
-      </w:r>
-      <w:proofErr w:type="gramEnd"/>
-      <w:r>
-        <w:t xml:space="preserve"> full access to the services. </w:t>
-      </w:r>
-      <w:r>
-        <w:t>Create this ACL on install and a</w:t>
-      </w:r>
-      <w:r>
-        <w:t xml:space="preserve">djust </w:t>
-      </w:r>
-      <w:r>
-        <w:t xml:space="preserve">its members </w:t>
-      </w:r>
-      <w:r>
-        <w:t>according to your requirement.</w:t>
+        <w:t>WxPlatformMonitoring/config/acl.json</w:t>
+      </w:r>
+      <w:r>
+        <w:t>”.</w:t>
       </w:r>
     </w:p>
     <w:p>
@@ -1792,7 +3177,7 @@
       <w:r>
         <w:t xml:space="preserve"> like this for example: </w:t>
       </w:r>
-      <w:hyperlink r:id="rId11" w:history="1">
+      <w:hyperlink r:id="rId12" w:history="1">
         <w:r>
           <w:rPr>
             <w:rStyle w:val="Hyperlink"/>
@@ -1840,13 +3225,8 @@
         <w:jc w:val="both"/>
       </w:pPr>
       <w:r>
-        <w:t>application/</w:t>
-      </w:r>
-      <w:proofErr w:type="spellStart"/>
-      <w:r>
-        <w:t>json</w:t>
-      </w:r>
-      <w:proofErr w:type="spellEnd"/>
+        <w:t>application/json</w:t>
+      </w:r>
     </w:p>
     <w:p>
       <w:pPr>
@@ -1864,13 +3244,107 @@
     </w:p>
     <w:p>
       <w:pPr>
+        <w:pStyle w:val="TextCopy"/>
+        <w:numPr>
+          <w:ilvl w:val="0"/>
+          <w:numId w:val="72"/>
+        </w:numPr>
+        <w:spacing w:after="120" w:line="300" w:lineRule="atLeast"/>
+        <w:jc w:val="both"/>
+      </w:pPr>
+      <w:r>
+        <w:rPr>
+          <w:b/>
+        </w:rPr>
+        <w:t>Configuration for monitoring services is provided by JSON config files.</w:t>
+      </w:r>
+      <w:r>
+        <w:t xml:space="preserve"> These files must be located either in the “</w:t>
+      </w:r>
+      <w:r>
+        <w:rPr>
+          <w:i/>
+        </w:rPr>
+        <w:t>WxPlatformMonitoring/config</w:t>
+      </w:r>
+      <w:r>
+        <w:t>” folder, or in a (shared) folder as defined by the IntegrationServer Extended Settings “</w:t>
+      </w:r>
+      <w:r>
+        <w:rPr>
+          <w:b/>
+        </w:rPr>
+        <w:t>watt.wx.platformMonitoring.configDir</w:t>
+      </w:r>
+      <w:r>
+        <w:t>”.</w:t>
+      </w:r>
+    </w:p>
+    <w:p>
+      <w:pPr>
+        <w:pStyle w:val="TextCopy"/>
+        <w:numPr>
+          <w:ilvl w:val="0"/>
+          <w:numId w:val="72"/>
+        </w:numPr>
+        <w:spacing w:after="120" w:line="300" w:lineRule="atLeast"/>
+        <w:jc w:val="both"/>
+      </w:pPr>
+      <w:r>
+        <w:rPr>
+          <w:b/>
+        </w:rPr>
+        <w:t>Logging is provided by Log4J.</w:t>
+      </w:r>
+      <w:r>
+        <w:t xml:space="preserve"> The “</w:t>
+      </w:r>
+      <w:r>
+        <w:rPr>
+          <w:i/>
+        </w:rPr>
+        <w:t>WxPlatformMonitoring/config/log4.xml</w:t>
+      </w:r>
+      <w:r>
+        <w:t xml:space="preserve">” file configures the log level and log file location. Per default logs are written to </w:t>
+      </w:r>
+      <w:r>
+        <w:rPr>
+          <w:i/>
+        </w:rPr>
+        <w:t>“./IntegrationServer/logs/wxplatformmonitoring.log</w:t>
+      </w:r>
+      <w:r>
+        <w:t>” with log level “</w:t>
+      </w:r>
+      <w:r>
+        <w:rPr>
+          <w:i/>
+        </w:rPr>
+        <w:t>INFO</w:t>
+      </w:r>
+      <w:r>
+        <w:t>”, using the logger “</w:t>
+      </w:r>
+      <w:r>
+        <w:rPr>
+          <w:i/>
+        </w:rPr>
+        <w:t>wx.platformmonitoring</w:t>
+      </w:r>
+      <w:r>
+        <w:t>”.</w:t>
+      </w:r>
+    </w:p>
+    <w:p>
+      <w:pPr>
         <w:pStyle w:val="HeadingII"/>
       </w:pPr>
-      <w:bookmarkStart w:id="2" w:name="_Toc472525505"/>
+      <w:bookmarkStart w:id="4" w:name="_Toc475030034"/>
       <w:r>
         <w:t>Scheduled Services</w:t>
       </w:r>
-      <w:bookmarkEnd w:id="2"/>
+      <w:bookmarkEnd w:id="4"/>
     </w:p>
     <w:p>
       <w:pPr>
@@ -1881,11 +3355,9 @@
       <w:r>
         <w:t>The services in the folder “</w:t>
       </w:r>
-      <w:proofErr w:type="spellStart"/>
       <w:r>
         <w:t>wx.platformMonitoring.pub.scheduler</w:t>
       </w:r>
-      <w:proofErr w:type="spellEnd"/>
       <w:r>
         <w:t>” provide information about scheduled services</w:t>
       </w:r>
@@ -1934,11 +3406,9 @@
               <w:jc w:val="both"/>
               <w:cnfStyle w:val="100000000000" w:firstRow="1" w:lastRow="0" w:firstColumn="0" w:lastColumn="0" w:oddVBand="0" w:evenVBand="0" w:oddHBand="0" w:evenHBand="0" w:firstRowFirstColumn="0" w:firstRowLastColumn="0" w:lastRowFirstColumn="0" w:lastRowLastColumn="0"/>
             </w:pPr>
-            <w:proofErr w:type="spellStart"/>
             <w:r>
               <w:t>wx.platformMonitoring.pub.scheduler:listScheduledServices</w:t>
             </w:r>
-            <w:proofErr w:type="spellEnd"/>
           </w:p>
         </w:tc>
       </w:tr>
@@ -2052,19 +3522,9 @@
               <w:jc w:val="both"/>
               <w:cnfStyle w:val="000000000000" w:firstRow="0" w:lastRow="0" w:firstColumn="0" w:lastColumn="0" w:oddVBand="0" w:evenVBand="0" w:oddHBand="0" w:evenHBand="0" w:firstRowFirstColumn="0" w:firstRowLastColumn="0" w:lastRowFirstColumn="0" w:lastRowLastColumn="0"/>
             </w:pPr>
-            <w:proofErr w:type="spellStart"/>
-            <w:r>
-              <w:t>WxPlatformMonitoring</w:t>
-            </w:r>
-            <w:proofErr w:type="spellEnd"/>
-            <w:r>
-              <w:t>\config\</w:t>
-            </w:r>
-            <w:proofErr w:type="spellStart"/>
-            <w:r>
-              <w:t>schedulers.json</w:t>
-            </w:r>
-            <w:proofErr w:type="spellEnd"/>
+            <w:r>
+              <w:t>WxPlatformMonitoring\config\schedulers.json</w:t>
+            </w:r>
           </w:p>
         </w:tc>
       </w:tr>
@@ -2102,6 +3562,7 @@
               <w:jc w:val="both"/>
             </w:pPr>
             <w:r>
+              <w:lastRenderedPageBreak/>
               <w:t>Service</w:t>
             </w:r>
           </w:p>
@@ -2117,11 +3578,9 @@
               <w:jc w:val="both"/>
               <w:cnfStyle w:val="100000000000" w:firstRow="1" w:lastRow="0" w:firstColumn="0" w:lastColumn="0" w:oddVBand="0" w:evenVBand="0" w:oddHBand="0" w:evenHBand="0" w:firstRowFirstColumn="0" w:firstRowLastColumn="0" w:lastRowFirstColumn="0" w:lastRowLastColumn="0"/>
             </w:pPr>
-            <w:proofErr w:type="spellStart"/>
             <w:r>
               <w:t>wx.platformMonitoring.pub.scheduler:isSchedulerActive</w:t>
             </w:r>
-            <w:proofErr w:type="spellEnd"/>
           </w:p>
         </w:tc>
       </w:tr>
@@ -2154,15 +3613,7 @@
               <w:cnfStyle w:val="000000000000" w:firstRow="0" w:lastRow="0" w:firstColumn="0" w:lastColumn="0" w:oddVBand="0" w:evenVBand="0" w:oddHBand="0" w:evenHBand="0" w:firstRowFirstColumn="0" w:firstRowLastColumn="0" w:lastRowFirstColumn="0" w:lastRowLastColumn="0"/>
             </w:pPr>
             <w:r>
-              <w:t>Returns the status (</w:t>
-            </w:r>
-            <w:proofErr w:type="spellStart"/>
-            <w:r>
-              <w:t>isActive</w:t>
-            </w:r>
-            <w:proofErr w:type="spellEnd"/>
-            <w:r>
-              <w:t>?) for the single scheduled service provided as input.</w:t>
+              <w:t>Returns the status (isActive?) for the single scheduled service provided as input.</w:t>
             </w:r>
           </w:p>
         </w:tc>
@@ -2198,11 +3649,9 @@
               <w:jc w:val="both"/>
               <w:cnfStyle w:val="000000010000" w:firstRow="0" w:lastRow="0" w:firstColumn="0" w:lastColumn="0" w:oddVBand="0" w:evenVBand="0" w:oddHBand="0" w:evenHBand="1" w:firstRowFirstColumn="0" w:firstRowLastColumn="0" w:lastRowFirstColumn="0" w:lastRowLastColumn="0"/>
             </w:pPr>
-            <w:proofErr w:type="spellStart"/>
             <w:r>
               <w:t>scheduledServiceName</w:t>
             </w:r>
-            <w:proofErr w:type="spellEnd"/>
           </w:p>
         </w:tc>
       </w:tr>
@@ -2218,12 +3667,11 @@
       <w:pPr>
         <w:pStyle w:val="HeadingII"/>
       </w:pPr>
-      <w:bookmarkStart w:id="3" w:name="_Toc472525506"/>
-      <w:r>
-        <w:lastRenderedPageBreak/>
+      <w:bookmarkStart w:id="5" w:name="_Toc475030035"/>
+      <w:r>
         <w:t>Trigger</w:t>
       </w:r>
-      <w:bookmarkEnd w:id="3"/>
+      <w:bookmarkEnd w:id="5"/>
     </w:p>
     <w:p>
       <w:pPr>
@@ -2232,11 +3680,9 @@
       <w:r>
         <w:t>The services in the folder “</w:t>
       </w:r>
-      <w:proofErr w:type="spellStart"/>
       <w:r>
         <w:t>wx.platformMonitoring.pub.trigger</w:t>
       </w:r>
-      <w:proofErr w:type="spellEnd"/>
       <w:r>
         <w:t>” provide information about JMS and (native) Messaging Triggers.</w:t>
       </w:r>
@@ -2282,11 +3728,9 @@
               <w:jc w:val="both"/>
               <w:cnfStyle w:val="100000000000" w:firstRow="1" w:lastRow="0" w:firstColumn="0" w:lastColumn="0" w:oddVBand="0" w:evenVBand="0" w:oddHBand="0" w:evenHBand="0" w:firstRowFirstColumn="0" w:firstRowLastColumn="0" w:lastRowFirstColumn="0" w:lastRowLastColumn="0"/>
             </w:pPr>
-            <w:proofErr w:type="spellStart"/>
             <w:r>
               <w:t>wx.platformMonitoring.pub.trigger:getJmsTriggerStatus</w:t>
             </w:r>
-            <w:proofErr w:type="spellEnd"/>
           </w:p>
         </w:tc>
       </w:tr>
@@ -2355,11 +3799,43 @@
               <w:jc w:val="both"/>
               <w:cnfStyle w:val="000000010000" w:firstRow="0" w:lastRow="0" w:firstColumn="0" w:lastColumn="0" w:oddVBand="0" w:evenVBand="0" w:oddHBand="0" w:evenHBand="1" w:firstRowFirstColumn="0" w:firstRowLastColumn="0" w:lastRowFirstColumn="0" w:lastRowLastColumn="0"/>
             </w:pPr>
-            <w:proofErr w:type="spellStart"/>
             <w:r>
               <w:t>triggerName</w:t>
             </w:r>
-            <w:proofErr w:type="spellEnd"/>
+          </w:p>
+        </w:tc>
+      </w:tr>
+      <w:tr>
+        <w:tc>
+          <w:tcPr>
+            <w:cnfStyle w:val="001000000000" w:firstRow="0" w:lastRow="0" w:firstColumn="1" w:lastColumn="0" w:oddVBand="0" w:evenVBand="0" w:oddHBand="0" w:evenHBand="0" w:firstRowFirstColumn="0" w:firstRowLastColumn="0" w:lastRowFirstColumn="0" w:lastRowLastColumn="0"/>
+            <w:tcW w:w="1649" w:type="dxa"/>
+          </w:tcPr>
+          <w:p>
+            <w:pPr>
+              <w:pStyle w:val="TextCopy"/>
+              <w:spacing w:after="120" w:line="300" w:lineRule="atLeast"/>
+              <w:jc w:val="both"/>
+            </w:pPr>
+            <w:r>
+              <w:t>Configuration</w:t>
+            </w:r>
+          </w:p>
+        </w:tc>
+        <w:tc>
+          <w:tcPr>
+            <w:tcW w:w="6315" w:type="dxa"/>
+          </w:tcPr>
+          <w:p>
+            <w:pPr>
+              <w:pStyle w:val="TextCopy"/>
+              <w:spacing w:after="120" w:line="300" w:lineRule="atLeast"/>
+              <w:jc w:val="both"/>
+              <w:cnfStyle w:val="000000000000" w:firstRow="0" w:lastRow="0" w:firstColumn="0" w:lastColumn="0" w:oddVBand="0" w:evenVBand="0" w:oddHBand="0" w:evenHBand="0" w:firstRowFirstColumn="0" w:firstRowLastColumn="0" w:lastRowFirstColumn="0" w:lastRowLastColumn="0"/>
+            </w:pPr>
+            <w:r>
+              <w:t>-</w:t>
+            </w:r>
           </w:p>
         </w:tc>
       </w:tr>
@@ -2410,11 +3886,9 @@
               <w:jc w:val="both"/>
               <w:cnfStyle w:val="100000000000" w:firstRow="1" w:lastRow="0" w:firstColumn="0" w:lastColumn="0" w:oddVBand="0" w:evenVBand="0" w:oddHBand="0" w:evenHBand="0" w:firstRowFirstColumn="0" w:firstRowLastColumn="0" w:lastRowFirstColumn="0" w:lastRowLastColumn="0"/>
             </w:pPr>
-            <w:proofErr w:type="spellStart"/>
             <w:r>
               <w:t>wx.platformMonitoring.pub.trigger:getMessagingTriggerStatus</w:t>
             </w:r>
-            <w:proofErr w:type="spellEnd"/>
           </w:p>
         </w:tc>
       </w:tr>
@@ -2483,11 +3957,43 @@
               <w:jc w:val="both"/>
               <w:cnfStyle w:val="000000010000" w:firstRow="0" w:lastRow="0" w:firstColumn="0" w:lastColumn="0" w:oddVBand="0" w:evenVBand="0" w:oddHBand="0" w:evenHBand="1" w:firstRowFirstColumn="0" w:firstRowLastColumn="0" w:lastRowFirstColumn="0" w:lastRowLastColumn="0"/>
             </w:pPr>
-            <w:proofErr w:type="spellStart"/>
             <w:r>
               <w:t>triggerName</w:t>
             </w:r>
-            <w:proofErr w:type="spellEnd"/>
+          </w:p>
+        </w:tc>
+      </w:tr>
+      <w:tr>
+        <w:tc>
+          <w:tcPr>
+            <w:cnfStyle w:val="001000000000" w:firstRow="0" w:lastRow="0" w:firstColumn="1" w:lastColumn="0" w:oddVBand="0" w:evenVBand="0" w:oddHBand="0" w:evenHBand="0" w:firstRowFirstColumn="0" w:firstRowLastColumn="0" w:lastRowFirstColumn="0" w:lastRowLastColumn="0"/>
+            <w:tcW w:w="1649" w:type="dxa"/>
+          </w:tcPr>
+          <w:p>
+            <w:pPr>
+              <w:pStyle w:val="TextCopy"/>
+              <w:spacing w:after="120" w:line="300" w:lineRule="atLeast"/>
+              <w:jc w:val="both"/>
+            </w:pPr>
+            <w:r>
+              <w:t>Configuration</w:t>
+            </w:r>
+          </w:p>
+        </w:tc>
+        <w:tc>
+          <w:tcPr>
+            <w:tcW w:w="6315" w:type="dxa"/>
+          </w:tcPr>
+          <w:p>
+            <w:pPr>
+              <w:pStyle w:val="TextCopy"/>
+              <w:spacing w:after="120" w:line="300" w:lineRule="atLeast"/>
+              <w:jc w:val="both"/>
+              <w:cnfStyle w:val="000000000000" w:firstRow="0" w:lastRow="0" w:firstColumn="0" w:lastColumn="0" w:oddVBand="0" w:evenVBand="0" w:oddHBand="0" w:evenHBand="0" w:firstRowFirstColumn="0" w:firstRowLastColumn="0" w:lastRowFirstColumn="0" w:lastRowLastColumn="0"/>
+            </w:pPr>
+            <w:r>
+              <w:t>-</w:t>
+            </w:r>
           </w:p>
         </w:tc>
       </w:tr>
@@ -2540,11 +4046,9 @@
               <w:jc w:val="both"/>
               <w:cnfStyle w:val="100000000000" w:firstRow="1" w:lastRow="0" w:firstColumn="0" w:lastColumn="0" w:oddVBand="0" w:evenVBand="0" w:oddHBand="0" w:evenHBand="0" w:firstRowFirstColumn="0" w:firstRowLastColumn="0" w:lastRowFirstColumn="0" w:lastRowLastColumn="0"/>
             </w:pPr>
-            <w:proofErr w:type="spellStart"/>
             <w:r>
               <w:t>wx.platformMonitoring.pub.trigger:getTriggerStatus</w:t>
             </w:r>
-            <w:proofErr w:type="spellEnd"/>
           </w:p>
         </w:tc>
       </w:tr>
@@ -2613,11 +4117,43 @@
               <w:jc w:val="both"/>
               <w:cnfStyle w:val="000000010000" w:firstRow="0" w:lastRow="0" w:firstColumn="0" w:lastColumn="0" w:oddVBand="0" w:evenVBand="0" w:oddHBand="0" w:evenHBand="1" w:firstRowFirstColumn="0" w:firstRowLastColumn="0" w:lastRowFirstColumn="0" w:lastRowLastColumn="0"/>
             </w:pPr>
-            <w:proofErr w:type="spellStart"/>
             <w:r>
               <w:t>triggerName</w:t>
             </w:r>
-            <w:proofErr w:type="spellEnd"/>
+          </w:p>
+        </w:tc>
+      </w:tr>
+      <w:tr>
+        <w:tc>
+          <w:tcPr>
+            <w:cnfStyle w:val="001000000000" w:firstRow="0" w:lastRow="0" w:firstColumn="1" w:lastColumn="0" w:oddVBand="0" w:evenVBand="0" w:oddHBand="0" w:evenHBand="0" w:firstRowFirstColumn="0" w:firstRowLastColumn="0" w:lastRowFirstColumn="0" w:lastRowLastColumn="0"/>
+            <w:tcW w:w="1649" w:type="dxa"/>
+          </w:tcPr>
+          <w:p>
+            <w:pPr>
+              <w:pStyle w:val="TextCopy"/>
+              <w:spacing w:after="120" w:line="300" w:lineRule="atLeast"/>
+              <w:jc w:val="both"/>
+            </w:pPr>
+            <w:r>
+              <w:t>Configuration</w:t>
+            </w:r>
+          </w:p>
+        </w:tc>
+        <w:tc>
+          <w:tcPr>
+            <w:tcW w:w="6315" w:type="dxa"/>
+          </w:tcPr>
+          <w:p>
+            <w:pPr>
+              <w:pStyle w:val="TextCopy"/>
+              <w:spacing w:after="120" w:line="300" w:lineRule="atLeast"/>
+              <w:jc w:val="both"/>
+              <w:cnfStyle w:val="000000000000" w:firstRow="0" w:lastRow="0" w:firstColumn="0" w:lastColumn="0" w:oddVBand="0" w:evenVBand="0" w:oddHBand="0" w:evenHBand="0" w:firstRowFirstColumn="0" w:firstRowLastColumn="0" w:lastRowFirstColumn="0" w:lastRowLastColumn="0"/>
+            </w:pPr>
+            <w:r>
+              <w:t>-</w:t>
+            </w:r>
           </w:p>
         </w:tc>
       </w:tr>
@@ -2655,6 +4191,7 @@
               <w:jc w:val="both"/>
             </w:pPr>
             <w:r>
+              <w:lastRenderedPageBreak/>
               <w:t>Service</w:t>
             </w:r>
           </w:p>
@@ -2670,11 +4207,9 @@
               <w:jc w:val="both"/>
               <w:cnfStyle w:val="100000000000" w:firstRow="1" w:lastRow="0" w:firstColumn="0" w:lastColumn="0" w:oddVBand="0" w:evenVBand="0" w:oddHBand="0" w:evenHBand="0" w:firstRowFirstColumn="0" w:firstRowLastColumn="0" w:lastRowFirstColumn="0" w:lastRowLastColumn="0"/>
             </w:pPr>
-            <w:proofErr w:type="spellStart"/>
             <w:r>
               <w:t>wx.platformMonitoring.pub.trigger:listTriggers</w:t>
             </w:r>
-            <w:proofErr w:type="spellEnd"/>
           </w:p>
         </w:tc>
       </w:tr>
@@ -2780,19 +4315,9 @@
               <w:jc w:val="both"/>
               <w:cnfStyle w:val="000000000000" w:firstRow="0" w:lastRow="0" w:firstColumn="0" w:lastColumn="0" w:oddVBand="0" w:evenVBand="0" w:oddHBand="0" w:evenHBand="0" w:firstRowFirstColumn="0" w:firstRowLastColumn="0" w:lastRowFirstColumn="0" w:lastRowLastColumn="0"/>
             </w:pPr>
-            <w:proofErr w:type="spellStart"/>
-            <w:r>
-              <w:t>WxPlatformMonitoring</w:t>
-            </w:r>
-            <w:proofErr w:type="spellEnd"/>
-            <w:r>
-              <w:t>\config\</w:t>
-            </w:r>
-            <w:proofErr w:type="spellStart"/>
-            <w:r>
-              <w:t>triggers.json</w:t>
-            </w:r>
-            <w:proofErr w:type="spellEnd"/>
+            <w:r>
+              <w:t>WxPlatformMonitoring\config\triggers.json</w:t>
+            </w:r>
           </w:p>
         </w:tc>
       </w:tr>
@@ -2801,34 +4326,24 @@
       <w:pPr>
         <w:pStyle w:val="HeadingII"/>
       </w:pPr>
-      <w:bookmarkStart w:id="4" w:name="_Toc472525507"/>
+      <w:bookmarkStart w:id="6" w:name="_Toc475030036"/>
       <w:r>
         <w:t>Inbound Interfaces</w:t>
       </w:r>
-      <w:bookmarkEnd w:id="4"/>
+      <w:bookmarkEnd w:id="6"/>
     </w:p>
     <w:p>
       <w:pPr>
         <w:pStyle w:val="TextCopy"/>
       </w:pPr>
       <w:r>
-        <w:t xml:space="preserve">The </w:t>
-      </w:r>
-      <w:proofErr w:type="gramStart"/>
-      <w:r>
-        <w:t>service in the package “</w:t>
-      </w:r>
-      <w:proofErr w:type="spellStart"/>
+        <w:t>The service in the package “</w:t>
+      </w:r>
       <w:r>
         <w:t>wx.platformMonitoring.pub.interfaces</w:t>
       </w:r>
-      <w:proofErr w:type="spellEnd"/>
-      <w:r>
-        <w:t>” provide</w:t>
-      </w:r>
-      <w:proofErr w:type="gramEnd"/>
-      <w:r>
-        <w:t xml:space="preserve"> information about if a given interface has been invoke within a defined timeframe. </w:t>
+      <w:r>
+        <w:t xml:space="preserve">” provide information about if a given interface has been invoke within a defined timeframe. </w:t>
       </w:r>
     </w:p>
     <w:p>
@@ -2836,21 +4351,10 @@
         <w:pStyle w:val="TextCopy"/>
       </w:pPr>
       <w:r>
-        <w:lastRenderedPageBreak/>
         <w:t>The idea behind this is to monitoring if consumers/clients are active and have called a certain interface</w:t>
       </w:r>
       <w:r>
-        <w:t xml:space="preserve"> (e.g. a REST or SOAP Web Service, </w:t>
-      </w:r>
-      <w:proofErr w:type="spellStart"/>
-      <w:proofErr w:type="gramStart"/>
-      <w:r>
-        <w:t>a</w:t>
-      </w:r>
-      <w:proofErr w:type="spellEnd"/>
-      <w:proofErr w:type="gramEnd"/>
-      <w:r>
-        <w:t xml:space="preserve"> adapter listener notification etc.)</w:t>
+        <w:t xml:space="preserve"> (e.g. a REST or SOAP Web Service, a adapter listener notification etc.)</w:t>
       </w:r>
       <w:r>
         <w:t>. If an interface has not be called within a given time interval, this could indicate an error situation, such as a communication error (e.g. network problem), consumer error etc.</w:t>
@@ -2863,22 +4367,12 @@
       <w:r>
         <w:t>If an interface has been invoked within a defined interval is determined by checking the last update timestamp of an interface-specific file which is touched (i.e. update timestamp) each time an interface is invoked. Updating the last update timestamp for a given interface must be implemented per interface by calling the service “</w:t>
       </w:r>
-      <w:proofErr w:type="spellStart"/>
       <w:r>
         <w:rPr>
           <w:i/>
         </w:rPr>
-        <w:t>wx.platformMonitoring.pub.interfaces</w:t>
-      </w:r>
-      <w:proofErr w:type="gramStart"/>
-      <w:r>
-        <w:rPr>
-          <w:i/>
-        </w:rPr>
-        <w:t>:updateLstUpdDate</w:t>
-      </w:r>
-      <w:proofErr w:type="spellEnd"/>
-      <w:proofErr w:type="gramEnd"/>
+        <w:t>wx.platformMonitoring.pub.interfaces:updateLstUpdDate</w:t>
+      </w:r>
       <w:r>
         <w:t>” and providing the unique interface name.</w:t>
       </w:r>
@@ -2924,11 +4418,9 @@
               <w:jc w:val="both"/>
               <w:cnfStyle w:val="100000000000" w:firstRow="1" w:lastRow="0" w:firstColumn="0" w:lastColumn="0" w:oddVBand="0" w:evenVBand="0" w:oddHBand="0" w:evenHBand="0" w:firstRowFirstColumn="0" w:firstRowLastColumn="0" w:lastRowFirstColumn="0" w:lastRowLastColumn="0"/>
             </w:pPr>
-            <w:proofErr w:type="spellStart"/>
             <w:r>
               <w:t>wx.platformMonitoring.pub.interfaces:checkInterfaceStatus</w:t>
             </w:r>
-            <w:proofErr w:type="spellEnd"/>
           </w:p>
         </w:tc>
       </w:tr>
@@ -2961,15 +4453,7 @@
               <w:cnfStyle w:val="000000000000" w:firstRow="0" w:lastRow="0" w:firstColumn="0" w:lastColumn="0" w:oddVBand="0" w:evenVBand="0" w:oddHBand="0" w:evenHBand="0" w:firstRowFirstColumn="0" w:firstRowLastColumn="0" w:lastRowFirstColumn="0" w:lastRowLastColumn="0"/>
             </w:pPr>
             <w:r>
-              <w:t>Returns the status “ok” or “</w:t>
-            </w:r>
-            <w:proofErr w:type="spellStart"/>
-            <w:r>
-              <w:t>nok</w:t>
-            </w:r>
-            <w:proofErr w:type="spellEnd"/>
-            <w:r>
-              <w:t>” depending on the last call timestamp for the given interface.</w:t>
+              <w:t>Returns the status “ok” or “nok” depending on the last call timestamp for the given interface.</w:t>
             </w:r>
           </w:p>
         </w:tc>
@@ -3048,25 +4532,15 @@
               <w:jc w:val="both"/>
               <w:cnfStyle w:val="000000000000" w:firstRow="0" w:lastRow="0" w:firstColumn="0" w:lastColumn="0" w:oddVBand="0" w:evenVBand="0" w:oddHBand="0" w:evenHBand="0" w:firstRowFirstColumn="0" w:firstRowLastColumn="0" w:lastRowFirstColumn="0" w:lastRowLastColumn="0"/>
             </w:pPr>
-            <w:proofErr w:type="spellStart"/>
             <w:r>
               <w:t>WxPl</w:t>
             </w:r>
             <w:r>
-              <w:t>atformMonitoring</w:t>
-            </w:r>
-            <w:proofErr w:type="spellEnd"/>
-            <w:r>
-              <w:t>\config\</w:t>
-            </w:r>
-            <w:proofErr w:type="spellStart"/>
-            <w:r>
-              <w:t>interfaces</w:t>
+              <w:t>atformMonitoring\config\interfaces</w:t>
             </w:r>
             <w:r>
               <w:t>.json</w:t>
             </w:r>
-            <w:proofErr w:type="spellEnd"/>
           </w:p>
           <w:p>
             <w:pPr>
@@ -3085,11 +4559,9 @@
             <w:r>
               <w:t>${</w:t>
             </w:r>
-            <w:proofErr w:type="spellStart"/>
             <w:r>
               <w:t>uniqice_inteface_identifier</w:t>
             </w:r>
-            <w:proofErr w:type="spellEnd"/>
             <w:r>
               <w:t>}</w:t>
             </w:r>
@@ -3114,11 +4586,9 @@
             <w:r>
               <w:t>${</w:t>
             </w:r>
-            <w:proofErr w:type="spellStart"/>
             <w:r>
               <w:t>max_seconds_between_invokes</w:t>
             </w:r>
-            <w:proofErr w:type="spellEnd"/>
             <w:r>
               <w:t>}</w:t>
             </w:r>
@@ -3177,11 +4647,9 @@
               <w:jc w:val="both"/>
               <w:cnfStyle w:val="100000000000" w:firstRow="1" w:lastRow="0" w:firstColumn="0" w:lastColumn="0" w:oddVBand="0" w:evenVBand="0" w:oddHBand="0" w:evenHBand="0" w:firstRowFirstColumn="0" w:firstRowLastColumn="0" w:lastRowFirstColumn="0" w:lastRowLastColumn="0"/>
             </w:pPr>
-            <w:proofErr w:type="spellStart"/>
             <w:r>
               <w:t>wx.platformMonitoring.pub.interfaces:updateLstUpdDate</w:t>
             </w:r>
-            <w:proofErr w:type="spellEnd"/>
           </w:p>
         </w:tc>
       </w:tr>
@@ -3235,6 +4703,7 @@
               <w:jc w:val="both"/>
             </w:pPr>
             <w:r>
+              <w:lastRenderedPageBreak/>
               <w:t>Service Input</w:t>
             </w:r>
           </w:p>
@@ -3301,11 +4770,11 @@
       <w:pPr>
         <w:pStyle w:val="HeadingII"/>
       </w:pPr>
-      <w:bookmarkStart w:id="5" w:name="_Toc472525508"/>
+      <w:bookmarkStart w:id="7" w:name="_Toc475030037"/>
       <w:r>
         <w:t>Adapter</w:t>
       </w:r>
-      <w:bookmarkEnd w:id="5"/>
+      <w:bookmarkEnd w:id="7"/>
     </w:p>
     <w:p>
       <w:pPr>
@@ -3314,11 +4783,9 @@
       <w:r>
         <w:t>The services in the folder “</w:t>
       </w:r>
-      <w:proofErr w:type="spellStart"/>
       <w:r>
         <w:t>wx.platformMonitoring.pub.adapter</w:t>
       </w:r>
-      <w:proofErr w:type="spellEnd"/>
       <w:r>
         <w:t>” provide information about adapter services, notifications and listeners.</w:t>
       </w:r>
@@ -3333,25 +4800,15 @@
       <w:r>
         <w:t>configured in one JSON config file, i.e. “</w:t>
       </w:r>
-      <w:proofErr w:type="spellStart"/>
       <w:r>
         <w:t>WxPl</w:t>
       </w:r>
       <w:r>
-        <w:t>atformMonitoring</w:t>
-      </w:r>
-      <w:proofErr w:type="spellEnd"/>
-      <w:r>
-        <w:t>\config\</w:t>
-      </w:r>
-      <w:proofErr w:type="spellStart"/>
-      <w:r>
-        <w:t>adapters</w:t>
+        <w:t>atformMonitoring\config\adapters</w:t>
       </w:r>
       <w:r>
         <w:t>.json</w:t>
       </w:r>
-      <w:proofErr w:type="spellEnd"/>
       <w:r>
         <w:t>”. The config for adapter</w:t>
       </w:r>
@@ -3397,25 +4854,7 @@
           <w:i/>
           <w:lang w:val="fr-FR"/>
         </w:rPr>
-        <w:t>"</w:t>
-      </w:r>
-      <w:proofErr w:type="spellStart"/>
-      <w:proofErr w:type="gramStart"/>
-      <w:r>
-        <w:rPr>
-          <w:i/>
-          <w:lang w:val="fr-FR"/>
-        </w:rPr>
-        <w:t>adapters</w:t>
-      </w:r>
-      <w:proofErr w:type="spellEnd"/>
-      <w:proofErr w:type="gramEnd"/>
-      <w:r>
-        <w:rPr>
-          <w:i/>
-          <w:lang w:val="fr-FR"/>
-        </w:rPr>
-        <w:t>": {</w:t>
+        <w:t>"adapters": {</w:t>
       </w:r>
     </w:p>
     <w:p>
@@ -3432,7 +4871,6 @@
           <w:i/>
           <w:lang w:val="fr-FR"/>
         </w:rPr>
-        <w:lastRenderedPageBreak/>
         <w:tab/>
       </w:r>
       <w:r>
@@ -3441,25 +4879,7 @@
           <w:lang w:val="fr-FR"/>
         </w:rPr>
         <w:tab/>
-        <w:t>"</w:t>
-      </w:r>
-      <w:proofErr w:type="spellStart"/>
-      <w:proofErr w:type="gramStart"/>
-      <w:r>
-        <w:rPr>
-          <w:i/>
-          <w:lang w:val="fr-FR"/>
-        </w:rPr>
-        <w:t>jdbc</w:t>
-      </w:r>
-      <w:proofErr w:type="spellEnd"/>
-      <w:proofErr w:type="gramEnd"/>
-      <w:r>
-        <w:rPr>
-          <w:i/>
-          <w:lang w:val="fr-FR"/>
-        </w:rPr>
-        <w:t>": {</w:t>
+        <w:t>"jdbc": {</w:t>
       </w:r>
     </w:p>
     <w:p>
@@ -3491,23 +4911,14 @@
           <w:lang w:val="fr-FR"/>
         </w:rPr>
         <w:tab/>
-        <w:t>"</w:t>
-      </w:r>
-      <w:proofErr w:type="gramStart"/>
+        <w:t>"connections": ["c1", “c2”, …]</w:t>
+      </w:r>
       <w:r>
         <w:rPr>
           <w:i/>
           <w:lang w:val="fr-FR"/>
         </w:rPr>
-        <w:t>connections</w:t>
-      </w:r>
-      <w:proofErr w:type="gramEnd"/>
-      <w:r>
-        <w:rPr>
-          <w:i/>
-          <w:lang w:val="fr-FR"/>
-        </w:rPr>
-        <w:t>": ["c1", “c2”, …]</w:t>
+        <w:t>,</w:t>
       </w:r>
     </w:p>
     <w:p>
@@ -3535,6 +4946,83 @@
       <w:r>
         <w:rPr>
           <w:i/>
+          <w:lang w:val="fr-FR"/>
+        </w:rPr>
+        <w:tab/>
+      </w:r>
+      <w:r>
+        <w:rPr>
+          <w:i/>
+          <w:lang w:val="fr-FR"/>
+        </w:rPr>
+        <w:t>"</w:t>
+      </w:r>
+      <w:r>
+        <w:rPr>
+          <w:i/>
+          <w:lang w:val="fr-FR"/>
+        </w:rPr>
+        <w:t>package</w:t>
+      </w:r>
+      <w:r>
+        <w:rPr>
+          <w:i/>
+          <w:lang w:val="fr-FR"/>
+        </w:rPr>
+        <w:t>": ["</w:t>
+      </w:r>
+      <w:r>
+        <w:rPr>
+          <w:i/>
+          <w:lang w:val="fr-FR"/>
+        </w:rPr>
+        <w:t>p</w:t>
+      </w:r>
+      <w:r>
+        <w:rPr>
+          <w:i/>
+          <w:lang w:val="fr-FR"/>
+        </w:rPr>
+        <w:t>1", “</w:t>
+      </w:r>
+      <w:r>
+        <w:rPr>
+          <w:i/>
+          <w:lang w:val="fr-FR"/>
+        </w:rPr>
+        <w:t>9</w:t>
+      </w:r>
+      <w:r>
+        <w:rPr>
+          <w:i/>
+          <w:lang w:val="fr-FR"/>
+        </w:rPr>
+        <w:t>2”, …]</w:t>
+      </w:r>
+      <w:r>
+        <w:rPr>
+          <w:i/>
+          <w:lang w:val="fr-FR"/>
+        </w:rPr>
+        <w:t>,</w:t>
+      </w:r>
+      <w:r>
+        <w:rPr>
+          <w:i/>
+          <w:lang w:val="fr-FR"/>
+        </w:rPr>
+        <w:tab/>
+      </w:r>
+      <w:r>
+        <w:rPr>
+          <w:i/>
+          <w:lang w:val="fr-FR"/>
+        </w:rPr>
+        <w:tab/>
+      </w:r>
+      <w:r>
+        <w:rPr>
+          <w:i/>
         </w:rPr>
         <w:t>},</w:t>
       </w:r>
@@ -3558,21 +5046,7 @@
           <w:i/>
         </w:rPr>
         <w:tab/>
-        <w:t>"</w:t>
-      </w:r>
-      <w:proofErr w:type="gramStart"/>
-      <w:r>
-        <w:rPr>
-          <w:i/>
-        </w:rPr>
-        <w:t>sap</w:t>
-      </w:r>
-      <w:proofErr w:type="gramEnd"/>
-      <w:r>
-        <w:rPr>
-          <w:i/>
-        </w:rPr>
-        <w:t>": {</w:t>
+        <w:t>"sap": {</w:t>
       </w:r>
     </w:p>
     <w:p>
@@ -3600,21 +5074,7 @@
           <w:i/>
         </w:rPr>
         <w:tab/>
-        <w:t>"</w:t>
-      </w:r>
-      <w:proofErr w:type="gramStart"/>
-      <w:r>
-        <w:rPr>
-          <w:i/>
-        </w:rPr>
-        <w:t>connections</w:t>
-      </w:r>
-      <w:proofErr w:type="gramEnd"/>
-      <w:r>
-        <w:rPr>
-          <w:i/>
-        </w:rPr>
-        <w:t>": ["c1”, “c2”, …],</w:t>
+        <w:t>"connections": ["c1”, “c2”, …],</w:t>
       </w:r>
     </w:p>
     <w:p>
@@ -3642,21 +5102,7 @@
           <w:i/>
         </w:rPr>
         <w:tab/>
-        <w:t>"</w:t>
-      </w:r>
-      <w:proofErr w:type="gramStart"/>
-      <w:r>
-        <w:rPr>
-          <w:i/>
-        </w:rPr>
-        <w:t>listeners</w:t>
-      </w:r>
-      <w:proofErr w:type="gramEnd"/>
-      <w:r>
-        <w:rPr>
-          <w:i/>
-        </w:rPr>
-        <w:t>": ["l1”, “l2”, ….],</w:t>
+        <w:t>"listeners": ["l1”, “l2”, ….],</w:t>
       </w:r>
     </w:p>
     <w:p>
@@ -3684,21 +5130,7 @@
           <w:i/>
         </w:rPr>
         <w:tab/>
-        <w:t>"</w:t>
-      </w:r>
-      <w:proofErr w:type="gramStart"/>
-      <w:r>
-        <w:rPr>
-          <w:i/>
-        </w:rPr>
-        <w:t>notifications</w:t>
-      </w:r>
-      <w:proofErr w:type="gramEnd"/>
-      <w:r>
-        <w:rPr>
-          <w:i/>
-        </w:rPr>
-        <w:t>": ["n1”, “n2", …]</w:t>
+        <w:t>"notifications": ["n1”, “n2", …]</w:t>
       </w:r>
       <w:r>
         <w:rPr>
@@ -3770,11 +5202,11 @@
       <w:pPr>
         <w:pStyle w:val="HeadingIII"/>
       </w:pPr>
-      <w:bookmarkStart w:id="6" w:name="_Toc472525509"/>
+      <w:bookmarkStart w:id="8" w:name="_Toc475030038"/>
       <w:r>
         <w:t>SAP</w:t>
       </w:r>
-      <w:bookmarkEnd w:id="6"/>
+      <w:bookmarkEnd w:id="8"/>
     </w:p>
     <w:p>
       <w:pPr>
@@ -3783,24 +5215,14 @@
       <w:r>
         <w:t>The services in the folder “</w:t>
       </w:r>
-      <w:proofErr w:type="spellStart"/>
       <w:r>
         <w:t>wx.platformMonitoring.pub.adapter.sap</w:t>
       </w:r>
-      <w:proofErr w:type="spellEnd"/>
-      <w:r>
-        <w:t xml:space="preserve">” provide </w:t>
-      </w:r>
-      <w:proofErr w:type="spellStart"/>
-      <w:r>
-        <w:t>WmSA</w:t>
-      </w:r>
-      <w:r>
-        <w:t>P</w:t>
-      </w:r>
-      <w:proofErr w:type="spellEnd"/>
-      <w:r>
-        <w:t xml:space="preserve"> specific monitoring services.</w:t>
+      <w:r>
+        <w:t>” provide WmSA</w:t>
+      </w:r>
+      <w:r>
+        <w:t>P specific monitoring services.</w:t>
       </w:r>
     </w:p>
     <w:tbl>
@@ -3844,11 +5266,9 @@
               <w:jc w:val="both"/>
               <w:cnfStyle w:val="100000000000" w:firstRow="1" w:lastRow="0" w:firstColumn="0" w:lastColumn="0" w:oddVBand="0" w:evenVBand="0" w:oddHBand="0" w:evenHBand="0" w:firstRowFirstColumn="0" w:firstRowLastColumn="0" w:lastRowFirstColumn="0" w:lastRowLastColumn="0"/>
             </w:pPr>
-            <w:proofErr w:type="spellStart"/>
-            <w:r>
-              <w:t>wx.platformMonitoring.pub.adapter.sap:checkSapConnectionStatus</w:t>
-            </w:r>
-            <w:proofErr w:type="spellEnd"/>
+            <w:r>
+              <w:t>wx.platformMonitoring.pub.adapter.sap:listSapConnections</w:t>
+            </w:r>
           </w:p>
         </w:tc>
       </w:tr>
@@ -3936,6 +5356,7 @@
               <w:jc w:val="both"/>
             </w:pPr>
             <w:r>
+              <w:lastRenderedPageBreak/>
               <w:t>Configuration</w:t>
             </w:r>
           </w:p>
@@ -3951,25 +5372,15 @@
               <w:jc w:val="both"/>
               <w:cnfStyle w:val="000000000000" w:firstRow="0" w:lastRow="0" w:firstColumn="0" w:lastColumn="0" w:oddVBand="0" w:evenVBand="0" w:oddHBand="0" w:evenHBand="0" w:firstRowFirstColumn="0" w:firstRowLastColumn="0" w:lastRowFirstColumn="0" w:lastRowLastColumn="0"/>
             </w:pPr>
-            <w:proofErr w:type="spellStart"/>
             <w:r>
               <w:t>WxPl</w:t>
             </w:r>
             <w:r>
-              <w:t>atformMonitoring</w:t>
-            </w:r>
-            <w:proofErr w:type="spellEnd"/>
-            <w:r>
-              <w:t>\config\</w:t>
-            </w:r>
-            <w:proofErr w:type="spellStart"/>
-            <w:r>
-              <w:t>adapters</w:t>
+              <w:t>atformMonitoring\config\adapters</w:t>
             </w:r>
             <w:r>
               <w:t>.json</w:t>
             </w:r>
-            <w:proofErr w:type="spellEnd"/>
           </w:p>
         </w:tc>
       </w:tr>
@@ -3980,6 +5391,355 @@
         <w:spacing w:after="120" w:line="300" w:lineRule="atLeast"/>
         <w:jc w:val="both"/>
       </w:pPr>
+    </w:p>
+    <w:tbl>
+      <w:tblPr>
+        <w:tblStyle w:val="TABLESTYLE1"/>
+        <w:tblW w:w="0" w:type="auto"/>
+        <w:tblLook w:val="04A0" w:firstRow="1" w:lastRow="0" w:firstColumn="1" w:lastColumn="0" w:noHBand="0" w:noVBand="1"/>
+      </w:tblPr>
+      <w:tblGrid>
+        <w:gridCol w:w="1649"/>
+        <w:gridCol w:w="6315"/>
+      </w:tblGrid>
+      <w:tr>
+        <w:trPr>
+          <w:cnfStyle w:val="100000000000" w:firstRow="1" w:lastRow="0" w:firstColumn="0" w:lastColumn="0" w:oddVBand="0" w:evenVBand="0" w:oddHBand="0" w:evenHBand="0" w:firstRowFirstColumn="0" w:firstRowLastColumn="0" w:lastRowFirstColumn="0" w:lastRowLastColumn="0"/>
+        </w:trPr>
+        <w:tc>
+          <w:tcPr>
+            <w:cnfStyle w:val="001000000000" w:firstRow="0" w:lastRow="0" w:firstColumn="1" w:lastColumn="0" w:oddVBand="0" w:evenVBand="0" w:oddHBand="0" w:evenHBand="0" w:firstRowFirstColumn="0" w:firstRowLastColumn="0" w:lastRowFirstColumn="0" w:lastRowLastColumn="0"/>
+            <w:tcW w:w="1649" w:type="dxa"/>
+          </w:tcPr>
+          <w:p>
+            <w:pPr>
+              <w:pStyle w:val="TextCopy"/>
+              <w:spacing w:after="120" w:line="300" w:lineRule="atLeast"/>
+              <w:jc w:val="both"/>
+            </w:pPr>
+            <w:r>
+              <w:t>Service</w:t>
+            </w:r>
+          </w:p>
+        </w:tc>
+        <w:tc>
+          <w:tcPr>
+            <w:tcW w:w="6315" w:type="dxa"/>
+          </w:tcPr>
+          <w:p>
+            <w:pPr>
+              <w:pStyle w:val="TextCopy"/>
+              <w:spacing w:after="120" w:line="300" w:lineRule="atLeast"/>
+              <w:jc w:val="both"/>
+              <w:cnfStyle w:val="100000000000" w:firstRow="1" w:lastRow="0" w:firstColumn="0" w:lastColumn="0" w:oddVBand="0" w:evenVBand="0" w:oddHBand="0" w:evenHBand="0" w:firstRowFirstColumn="0" w:firstRowLastColumn="0" w:lastRowFirstColumn="0" w:lastRowLastColumn="0"/>
+            </w:pPr>
+            <w:r>
+              <w:t>wx.platformMonitoring.pub.adapter.sap:listSapConnections</w:t>
+            </w:r>
+          </w:p>
+        </w:tc>
+      </w:tr>
+      <w:tr>
+        <w:tc>
+          <w:tcPr>
+            <w:cnfStyle w:val="001000000000" w:firstRow="0" w:lastRow="0" w:firstColumn="1" w:lastColumn="0" w:oddVBand="0" w:evenVBand="0" w:oddHBand="0" w:evenHBand="0" w:firstRowFirstColumn="0" w:firstRowLastColumn="0" w:lastRowFirstColumn="0" w:lastRowLastColumn="0"/>
+            <w:tcW w:w="1649" w:type="dxa"/>
+          </w:tcPr>
+          <w:p>
+            <w:pPr>
+              <w:pStyle w:val="TextCopy"/>
+              <w:spacing w:after="120" w:line="300" w:lineRule="atLeast"/>
+              <w:jc w:val="both"/>
+            </w:pPr>
+            <w:r>
+              <w:t>Description</w:t>
+            </w:r>
+          </w:p>
+        </w:tc>
+        <w:tc>
+          <w:tcPr>
+            <w:tcW w:w="6315" w:type="dxa"/>
+          </w:tcPr>
+          <w:p>
+            <w:pPr>
+              <w:pStyle w:val="TextCopy"/>
+              <w:spacing w:after="120" w:line="300" w:lineRule="atLeast"/>
+              <w:jc w:val="both"/>
+              <w:cnfStyle w:val="000000000000" w:firstRow="0" w:lastRow="0" w:firstColumn="0" w:lastColumn="0" w:oddVBand="0" w:evenVBand="0" w:oddHBand="0" w:evenHBand="0" w:firstRowFirstColumn="0" w:firstRowLastColumn="0" w:lastRowFirstColumn="0" w:lastRowLastColumn="0"/>
+            </w:pPr>
+            <w:r>
+              <w:t>Returns the status (enabled?) for the configured SAP listener notifications.</w:t>
+            </w:r>
+          </w:p>
+        </w:tc>
+      </w:tr>
+      <w:tr>
+        <w:trPr>
+          <w:cnfStyle w:val="000000010000" w:firstRow="0" w:lastRow="0" w:firstColumn="0" w:lastColumn="0" w:oddVBand="0" w:evenVBand="0" w:oddHBand="0" w:evenHBand="1" w:firstRowFirstColumn="0" w:firstRowLastColumn="0" w:lastRowFirstColumn="0" w:lastRowLastColumn="0"/>
+        </w:trPr>
+        <w:tc>
+          <w:tcPr>
+            <w:cnfStyle w:val="001000000000" w:firstRow="0" w:lastRow="0" w:firstColumn="1" w:lastColumn="0" w:oddVBand="0" w:evenVBand="0" w:oddHBand="0" w:evenHBand="0" w:firstRowFirstColumn="0" w:firstRowLastColumn="0" w:lastRowFirstColumn="0" w:lastRowLastColumn="0"/>
+            <w:tcW w:w="1649" w:type="dxa"/>
+          </w:tcPr>
+          <w:p>
+            <w:pPr>
+              <w:pStyle w:val="TextCopy"/>
+              <w:spacing w:after="120" w:line="300" w:lineRule="atLeast"/>
+              <w:jc w:val="both"/>
+            </w:pPr>
+            <w:r>
+              <w:t>Service Input</w:t>
+            </w:r>
+          </w:p>
+        </w:tc>
+        <w:tc>
+          <w:tcPr>
+            <w:tcW w:w="6315" w:type="dxa"/>
+          </w:tcPr>
+          <w:p>
+            <w:pPr>
+              <w:pStyle w:val="TextCopy"/>
+              <w:spacing w:after="120" w:line="300" w:lineRule="atLeast"/>
+              <w:jc w:val="both"/>
+              <w:cnfStyle w:val="000000010000" w:firstRow="0" w:lastRow="0" w:firstColumn="0" w:lastColumn="0" w:oddVBand="0" w:evenVBand="0" w:oddHBand="0" w:evenHBand="1" w:firstRowFirstColumn="0" w:firstRowLastColumn="0" w:lastRowFirstColumn="0" w:lastRowLastColumn="0"/>
+            </w:pPr>
+            <w:r>
+              <w:t>-</w:t>
+            </w:r>
+          </w:p>
+        </w:tc>
+      </w:tr>
+      <w:tr>
+        <w:tc>
+          <w:tcPr>
+            <w:cnfStyle w:val="001000000000" w:firstRow="0" w:lastRow="0" w:firstColumn="1" w:lastColumn="0" w:oddVBand="0" w:evenVBand="0" w:oddHBand="0" w:evenHBand="0" w:firstRowFirstColumn="0" w:firstRowLastColumn="0" w:lastRowFirstColumn="0" w:lastRowLastColumn="0"/>
+            <w:tcW w:w="1649" w:type="dxa"/>
+          </w:tcPr>
+          <w:p>
+            <w:pPr>
+              <w:pStyle w:val="TextCopy"/>
+              <w:spacing w:after="120" w:line="300" w:lineRule="atLeast"/>
+              <w:jc w:val="both"/>
+            </w:pPr>
+            <w:r>
+              <w:t>Configuration</w:t>
+            </w:r>
+          </w:p>
+        </w:tc>
+        <w:tc>
+          <w:tcPr>
+            <w:tcW w:w="6315" w:type="dxa"/>
+          </w:tcPr>
+          <w:p>
+            <w:pPr>
+              <w:pStyle w:val="TextCopy"/>
+              <w:spacing w:after="120" w:line="300" w:lineRule="atLeast"/>
+              <w:jc w:val="both"/>
+              <w:cnfStyle w:val="000000000000" w:firstRow="0" w:lastRow="0" w:firstColumn="0" w:lastColumn="0" w:oddVBand="0" w:evenVBand="0" w:oddHBand="0" w:evenHBand="0" w:firstRowFirstColumn="0" w:firstRowLastColumn="0" w:lastRowFirstColumn="0" w:lastRowLastColumn="0"/>
+            </w:pPr>
+            <w:r>
+              <w:t>WxPl</w:t>
+            </w:r>
+            <w:r>
+              <w:t>atformMonitoring\config\adapters</w:t>
+            </w:r>
+            <w:r>
+              <w:t>.json</w:t>
+            </w:r>
+          </w:p>
+        </w:tc>
+      </w:tr>
+    </w:tbl>
+    <w:p>
+      <w:pPr>
+        <w:pStyle w:val="TextCopy"/>
+        <w:spacing w:after="120" w:line="300" w:lineRule="atLeast"/>
+        <w:jc w:val="both"/>
+      </w:pPr>
+    </w:p>
+    <w:tbl>
+      <w:tblPr>
+        <w:tblStyle w:val="TABLESTYLE1"/>
+        <w:tblW w:w="0" w:type="auto"/>
+        <w:tblLook w:val="04A0" w:firstRow="1" w:lastRow="0" w:firstColumn="1" w:lastColumn="0" w:noHBand="0" w:noVBand="1"/>
+      </w:tblPr>
+      <w:tblGrid>
+        <w:gridCol w:w="1649"/>
+        <w:gridCol w:w="6315"/>
+      </w:tblGrid>
+      <w:tr>
+        <w:trPr>
+          <w:cnfStyle w:val="100000000000" w:firstRow="1" w:lastRow="0" w:firstColumn="0" w:lastColumn="0" w:oddVBand="0" w:evenVBand="0" w:oddHBand="0" w:evenHBand="0" w:firstRowFirstColumn="0" w:firstRowLastColumn="0" w:lastRowFirstColumn="0" w:lastRowLastColumn="0"/>
+        </w:trPr>
+        <w:tc>
+          <w:tcPr>
+            <w:cnfStyle w:val="001000000000" w:firstRow="0" w:lastRow="0" w:firstColumn="1" w:lastColumn="0" w:oddVBand="0" w:evenVBand="0" w:oddHBand="0" w:evenHBand="0" w:firstRowFirstColumn="0" w:firstRowLastColumn="0" w:lastRowFirstColumn="0" w:lastRowLastColumn="0"/>
+            <w:tcW w:w="1649" w:type="dxa"/>
+          </w:tcPr>
+          <w:p>
+            <w:pPr>
+              <w:pStyle w:val="TextCopy"/>
+              <w:spacing w:after="120" w:line="300" w:lineRule="atLeast"/>
+              <w:jc w:val="both"/>
+            </w:pPr>
+            <w:r>
+              <w:t>Service</w:t>
+            </w:r>
+          </w:p>
+        </w:tc>
+        <w:tc>
+          <w:tcPr>
+            <w:tcW w:w="6315" w:type="dxa"/>
+          </w:tcPr>
+          <w:p>
+            <w:pPr>
+              <w:pStyle w:val="TextCopy"/>
+              <w:spacing w:after="120" w:line="300" w:lineRule="atLeast"/>
+              <w:jc w:val="both"/>
+              <w:cnfStyle w:val="100000000000" w:firstRow="1" w:lastRow="0" w:firstColumn="0" w:lastColumn="0" w:oddVBand="0" w:evenVBand="0" w:oddHBand="0" w:evenHBand="0" w:firstRowFirstColumn="0" w:firstRowLastColumn="0" w:lastRowFirstColumn="0" w:lastRowLastColumn="0"/>
+            </w:pPr>
+            <w:r>
+              <w:t>wx.platformMonitoring.pub.adapter.sap:listSapListenerNotifications</w:t>
+            </w:r>
+          </w:p>
+        </w:tc>
+      </w:tr>
+      <w:tr>
+        <w:tc>
+          <w:tcPr>
+            <w:cnfStyle w:val="001000000000" w:firstRow="0" w:lastRow="0" w:firstColumn="1" w:lastColumn="0" w:oddVBand="0" w:evenVBand="0" w:oddHBand="0" w:evenHBand="0" w:firstRowFirstColumn="0" w:firstRowLastColumn="0" w:lastRowFirstColumn="0" w:lastRowLastColumn="0"/>
+            <w:tcW w:w="1649" w:type="dxa"/>
+          </w:tcPr>
+          <w:p>
+            <w:pPr>
+              <w:pStyle w:val="TextCopy"/>
+              <w:spacing w:after="120" w:line="300" w:lineRule="atLeast"/>
+              <w:jc w:val="both"/>
+            </w:pPr>
+            <w:r>
+              <w:t>Description</w:t>
+            </w:r>
+          </w:p>
+        </w:tc>
+        <w:tc>
+          <w:tcPr>
+            <w:tcW w:w="6315" w:type="dxa"/>
+          </w:tcPr>
+          <w:p>
+            <w:pPr>
+              <w:pStyle w:val="TextCopy"/>
+              <w:spacing w:after="120" w:line="300" w:lineRule="atLeast"/>
+              <w:jc w:val="both"/>
+              <w:cnfStyle w:val="000000000000" w:firstRow="0" w:lastRow="0" w:firstColumn="0" w:lastColumn="0" w:oddVBand="0" w:evenVBand="0" w:oddHBand="0" w:evenHBand="0" w:firstRowFirstColumn="0" w:firstRowLastColumn="0" w:lastRowFirstColumn="0" w:lastRowLastColumn="0"/>
+            </w:pPr>
+            <w:r>
+              <w:t>Returns the status (enabled?) for the configured SAP listeners.</w:t>
+            </w:r>
+          </w:p>
+        </w:tc>
+      </w:tr>
+      <w:tr>
+        <w:trPr>
+          <w:cnfStyle w:val="000000010000" w:firstRow="0" w:lastRow="0" w:firstColumn="0" w:lastColumn="0" w:oddVBand="0" w:evenVBand="0" w:oddHBand="0" w:evenHBand="1" w:firstRowFirstColumn="0" w:firstRowLastColumn="0" w:lastRowFirstColumn="0" w:lastRowLastColumn="0"/>
+        </w:trPr>
+        <w:tc>
+          <w:tcPr>
+            <w:cnfStyle w:val="001000000000" w:firstRow="0" w:lastRow="0" w:firstColumn="1" w:lastColumn="0" w:oddVBand="0" w:evenVBand="0" w:oddHBand="0" w:evenHBand="0" w:firstRowFirstColumn="0" w:firstRowLastColumn="0" w:lastRowFirstColumn="0" w:lastRowLastColumn="0"/>
+            <w:tcW w:w="1649" w:type="dxa"/>
+          </w:tcPr>
+          <w:p>
+            <w:pPr>
+              <w:pStyle w:val="TextCopy"/>
+              <w:spacing w:after="120" w:line="300" w:lineRule="atLeast"/>
+              <w:jc w:val="both"/>
+            </w:pPr>
+            <w:r>
+              <w:t>Service Input</w:t>
+            </w:r>
+          </w:p>
+        </w:tc>
+        <w:tc>
+          <w:tcPr>
+            <w:tcW w:w="6315" w:type="dxa"/>
+          </w:tcPr>
+          <w:p>
+            <w:pPr>
+              <w:pStyle w:val="TextCopy"/>
+              <w:spacing w:after="120" w:line="300" w:lineRule="atLeast"/>
+              <w:jc w:val="both"/>
+              <w:cnfStyle w:val="000000010000" w:firstRow="0" w:lastRow="0" w:firstColumn="0" w:lastColumn="0" w:oddVBand="0" w:evenVBand="0" w:oddHBand="0" w:evenHBand="1" w:firstRowFirstColumn="0" w:firstRowLastColumn="0" w:lastRowFirstColumn="0" w:lastRowLastColumn="0"/>
+            </w:pPr>
+            <w:r>
+              <w:t>-</w:t>
+            </w:r>
+          </w:p>
+        </w:tc>
+      </w:tr>
+      <w:tr>
+        <w:tc>
+          <w:tcPr>
+            <w:cnfStyle w:val="001000000000" w:firstRow="0" w:lastRow="0" w:firstColumn="1" w:lastColumn="0" w:oddVBand="0" w:evenVBand="0" w:oddHBand="0" w:evenHBand="0" w:firstRowFirstColumn="0" w:firstRowLastColumn="0" w:lastRowFirstColumn="0" w:lastRowLastColumn="0"/>
+            <w:tcW w:w="1649" w:type="dxa"/>
+          </w:tcPr>
+          <w:p>
+            <w:pPr>
+              <w:pStyle w:val="TextCopy"/>
+              <w:spacing w:after="120" w:line="300" w:lineRule="atLeast"/>
+              <w:jc w:val="both"/>
+            </w:pPr>
+            <w:r>
+              <w:t>Configuration</w:t>
+            </w:r>
+          </w:p>
+        </w:tc>
+        <w:tc>
+          <w:tcPr>
+            <w:tcW w:w="6315" w:type="dxa"/>
+          </w:tcPr>
+          <w:p>
+            <w:pPr>
+              <w:pStyle w:val="TextCopy"/>
+              <w:spacing w:after="120" w:line="300" w:lineRule="atLeast"/>
+              <w:jc w:val="both"/>
+              <w:cnfStyle w:val="000000000000" w:firstRow="0" w:lastRow="0" w:firstColumn="0" w:lastColumn="0" w:oddVBand="0" w:evenVBand="0" w:oddHBand="0" w:evenHBand="0" w:firstRowFirstColumn="0" w:firstRowLastColumn="0" w:lastRowFirstColumn="0" w:lastRowLastColumn="0"/>
+            </w:pPr>
+            <w:r>
+              <w:t>WxPl</w:t>
+            </w:r>
+            <w:r>
+              <w:t>atformMonitoring\config\adapters</w:t>
+            </w:r>
+            <w:r>
+              <w:t>.json</w:t>
+            </w:r>
+          </w:p>
+        </w:tc>
+      </w:tr>
+    </w:tbl>
+    <w:p>
+      <w:pPr>
+        <w:pStyle w:val="HeadingIII"/>
+      </w:pPr>
+      <w:bookmarkStart w:id="9" w:name="_Toc475030039"/>
+      <w:r>
+        <w:t>JDBC</w:t>
+      </w:r>
+      <w:bookmarkEnd w:id="9"/>
+    </w:p>
+    <w:p>
+      <w:pPr>
+        <w:pStyle w:val="TextCopy"/>
+      </w:pPr>
+      <w:r>
+        <w:t>The services in the folder “</w:t>
+      </w:r>
+      <w:r>
+        <w:t>wx.platformMonitoring.pub.adapter.</w:t>
+      </w:r>
+      <w:r>
+        <w:t>jdbc” provide WmJDBCAdapter specific monitoring services.</w:t>
+      </w:r>
     </w:p>
     <w:tbl>
       <w:tblPr>
@@ -4013,17 +5773,15 @@
         </w:tc>
         <w:tc>
           <w:tcPr>
-            <w:tcW w:w="6315" w:type="dxa"/>
-          </w:tcPr>
-          <w:p>
-            <w:pPr>
-              <w:pStyle w:val="TextCopy"/>
-              <w:spacing w:after="120" w:line="300" w:lineRule="atLeast"/>
-              <w:jc w:val="both"/>
+            <w:tcW w:w="6886" w:type="dxa"/>
+          </w:tcPr>
+          <w:p>
+            <w:pPr>
+              <w:pStyle w:val="TextCopy"/>
               <w:cnfStyle w:val="100000000000" w:firstRow="1" w:lastRow="0" w:firstColumn="0" w:lastColumn="0" w:oddVBand="0" w:evenVBand="0" w:oddHBand="0" w:evenHBand="0" w:firstRowFirstColumn="0" w:firstRowLastColumn="0" w:lastRowFirstColumn="0" w:lastRowLastColumn="0"/>
             </w:pPr>
             <w:r>
-              <w:t>wx.platformMonitoring.pub.adapter.sap:checkSapListenerNotificationStatus</w:t>
+              <w:t>wx.platformMonitoring.pub.adapter.jdbc:checkJdbcAdapterPoolSaturation</w:t>
             </w:r>
           </w:p>
         </w:tc>
@@ -4047,7 +5805,7 @@
         </w:tc>
         <w:tc>
           <w:tcPr>
-            <w:tcW w:w="6315" w:type="dxa"/>
+            <w:tcW w:w="6886" w:type="dxa"/>
           </w:tcPr>
           <w:p>
             <w:pPr>
@@ -4057,7 +5815,7 @@
               <w:cnfStyle w:val="000000000000" w:firstRow="0" w:lastRow="0" w:firstColumn="0" w:lastColumn="0" w:oddVBand="0" w:evenVBand="0" w:oddHBand="0" w:evenHBand="0" w:firstRowFirstColumn="0" w:firstRowLastColumn="0" w:lastRowFirstColumn="0" w:lastRowLastColumn="0"/>
             </w:pPr>
             <w:r>
-              <w:t>Returns the status (enabled?) for the configured SAP listener notifications.</w:t>
+              <w:t>Returns the number of free connections (absolute) and the pool saturation (relative) for the given JDBC Adapter Connection.</w:t>
             </w:r>
           </w:p>
         </w:tc>
@@ -4084,7 +5842,7 @@
         </w:tc>
         <w:tc>
           <w:tcPr>
-            <w:tcW w:w="6315" w:type="dxa"/>
+            <w:tcW w:w="6886" w:type="dxa"/>
           </w:tcPr>
           <w:p>
             <w:pPr>
@@ -4094,7 +5852,7 @@
               <w:cnfStyle w:val="000000010000" w:firstRow="0" w:lastRow="0" w:firstColumn="0" w:lastColumn="0" w:oddVBand="0" w:evenVBand="0" w:oddHBand="0" w:evenHBand="1" w:firstRowFirstColumn="0" w:firstRowLastColumn="0" w:lastRowFirstColumn="0" w:lastRowLastColumn="0"/>
             </w:pPr>
             <w:r>
-              <w:t>-</w:t>
+              <w:t>jdbcAdapterName</w:t>
             </w:r>
           </w:p>
         </w:tc>
@@ -4118,7 +5876,7 @@
         </w:tc>
         <w:tc>
           <w:tcPr>
-            <w:tcW w:w="6315" w:type="dxa"/>
+            <w:tcW w:w="6886" w:type="dxa"/>
           </w:tcPr>
           <w:p>
             <w:pPr>
@@ -4127,25 +5885,9 @@
               <w:jc w:val="both"/>
               <w:cnfStyle w:val="000000000000" w:firstRow="0" w:lastRow="0" w:firstColumn="0" w:lastColumn="0" w:oddVBand="0" w:evenVBand="0" w:oddHBand="0" w:evenHBand="0" w:firstRowFirstColumn="0" w:firstRowLastColumn="0" w:lastRowFirstColumn="0" w:lastRowLastColumn="0"/>
             </w:pPr>
-            <w:proofErr w:type="spellStart"/>
-            <w:r>
-              <w:t>WxPl</w:t>
-            </w:r>
-            <w:r>
-              <w:t>atformMonitoring</w:t>
-            </w:r>
-            <w:proofErr w:type="spellEnd"/>
-            <w:r>
-              <w:t>\config\</w:t>
-            </w:r>
-            <w:proofErr w:type="spellStart"/>
-            <w:r>
-              <w:t>adapters</w:t>
-            </w:r>
-            <w:r>
-              <w:t>.json</w:t>
-            </w:r>
-            <w:proofErr w:type="spellEnd"/>
+            <w:r>
+              <w:t>-</w:t>
+            </w:r>
           </w:p>
         </w:tc>
       </w:tr>
@@ -4153,8 +5895,172 @@
     <w:p>
       <w:pPr>
         <w:pStyle w:val="TextCopy"/>
-        <w:spacing w:after="120" w:line="300" w:lineRule="atLeast"/>
-        <w:jc w:val="both"/>
+      </w:pPr>
+    </w:p>
+    <w:tbl>
+      <w:tblPr>
+        <w:tblStyle w:val="TABLESTYLE1"/>
+        <w:tblW w:w="0" w:type="auto"/>
+        <w:tblLook w:val="04A0" w:firstRow="1" w:lastRow="0" w:firstColumn="1" w:lastColumn="0" w:noHBand="0" w:noVBand="1"/>
+      </w:tblPr>
+      <w:tblGrid>
+        <w:gridCol w:w="1649"/>
+        <w:gridCol w:w="6886"/>
+      </w:tblGrid>
+      <w:tr>
+        <w:trPr>
+          <w:cnfStyle w:val="100000000000" w:firstRow="1" w:lastRow="0" w:firstColumn="0" w:lastColumn="0" w:oddVBand="0" w:evenVBand="0" w:oddHBand="0" w:evenHBand="0" w:firstRowFirstColumn="0" w:firstRowLastColumn="0" w:lastRowFirstColumn="0" w:lastRowLastColumn="0"/>
+        </w:trPr>
+        <w:tc>
+          <w:tcPr>
+            <w:cnfStyle w:val="001000000000" w:firstRow="0" w:lastRow="0" w:firstColumn="1" w:lastColumn="0" w:oddVBand="0" w:evenVBand="0" w:oddHBand="0" w:evenHBand="0" w:firstRowFirstColumn="0" w:firstRowLastColumn="0" w:lastRowFirstColumn="0" w:lastRowLastColumn="0"/>
+            <w:tcW w:w="1649" w:type="dxa"/>
+          </w:tcPr>
+          <w:p>
+            <w:pPr>
+              <w:pStyle w:val="TextCopy"/>
+              <w:spacing w:after="120" w:line="300" w:lineRule="atLeast"/>
+              <w:jc w:val="both"/>
+            </w:pPr>
+            <w:r>
+              <w:t>Service</w:t>
+            </w:r>
+          </w:p>
+        </w:tc>
+        <w:tc>
+          <w:tcPr>
+            <w:tcW w:w="6315" w:type="dxa"/>
+          </w:tcPr>
+          <w:p>
+            <w:pPr>
+              <w:pStyle w:val="TextCopy"/>
+              <w:spacing w:after="120" w:line="300" w:lineRule="atLeast"/>
+              <w:jc w:val="both"/>
+              <w:cnfStyle w:val="100000000000" w:firstRow="1" w:lastRow="0" w:firstColumn="0" w:lastColumn="0" w:oddVBand="0" w:evenVBand="0" w:oddHBand="0" w:evenHBand="0" w:firstRowFirstColumn="0" w:firstRowLastColumn="0" w:lastRowFirstColumn="0" w:lastRowLastColumn="0"/>
+              <w:rPr>
+                <w:lang w:val="fr-FR"/>
+              </w:rPr>
+            </w:pPr>
+            <w:r>
+              <w:t>wx.platformMonitoring.pub.adapter.jdbc:checkJdbcPollingNotificationStatus</w:t>
+            </w:r>
+          </w:p>
+        </w:tc>
+      </w:tr>
+      <w:tr>
+        <w:tc>
+          <w:tcPr>
+            <w:cnfStyle w:val="001000000000" w:firstRow="0" w:lastRow="0" w:firstColumn="1" w:lastColumn="0" w:oddVBand="0" w:evenVBand="0" w:oddHBand="0" w:evenHBand="0" w:firstRowFirstColumn="0" w:firstRowLastColumn="0" w:lastRowFirstColumn="0" w:lastRowLastColumn="0"/>
+            <w:tcW w:w="1649" w:type="dxa"/>
+          </w:tcPr>
+          <w:p>
+            <w:pPr>
+              <w:pStyle w:val="TextCopy"/>
+              <w:spacing w:after="120" w:line="300" w:lineRule="atLeast"/>
+              <w:jc w:val="both"/>
+            </w:pPr>
+            <w:r>
+              <w:t>Description</w:t>
+            </w:r>
+          </w:p>
+        </w:tc>
+        <w:tc>
+          <w:tcPr>
+            <w:tcW w:w="6315" w:type="dxa"/>
+          </w:tcPr>
+          <w:p>
+            <w:pPr>
+              <w:pStyle w:val="TextCopy"/>
+              <w:spacing w:after="120" w:line="300" w:lineRule="atLeast"/>
+              <w:jc w:val="both"/>
+              <w:cnfStyle w:val="000000000000" w:firstRow="0" w:lastRow="0" w:firstColumn="0" w:lastColumn="0" w:oddVBand="0" w:evenVBand="0" w:oddHBand="0" w:evenHBand="0" w:firstRowFirstColumn="0" w:firstRowLastColumn="0" w:lastRowFirstColumn="0" w:lastRowLastColumn="0"/>
+            </w:pPr>
+            <w:r>
+              <w:t xml:space="preserve">Returns the status (enabled?) for the given JDBC Adapter Polling </w:t>
+            </w:r>
+            <w:r>
+              <w:lastRenderedPageBreak/>
+              <w:t>Notification.</w:t>
+            </w:r>
+          </w:p>
+        </w:tc>
+      </w:tr>
+      <w:tr>
+        <w:trPr>
+          <w:cnfStyle w:val="000000010000" w:firstRow="0" w:lastRow="0" w:firstColumn="0" w:lastColumn="0" w:oddVBand="0" w:evenVBand="0" w:oddHBand="0" w:evenHBand="1" w:firstRowFirstColumn="0" w:firstRowLastColumn="0" w:lastRowFirstColumn="0" w:lastRowLastColumn="0"/>
+        </w:trPr>
+        <w:tc>
+          <w:tcPr>
+            <w:cnfStyle w:val="001000000000" w:firstRow="0" w:lastRow="0" w:firstColumn="1" w:lastColumn="0" w:oddVBand="0" w:evenVBand="0" w:oddHBand="0" w:evenHBand="0" w:firstRowFirstColumn="0" w:firstRowLastColumn="0" w:lastRowFirstColumn="0" w:lastRowLastColumn="0"/>
+            <w:tcW w:w="1649" w:type="dxa"/>
+          </w:tcPr>
+          <w:p>
+            <w:pPr>
+              <w:pStyle w:val="TextCopy"/>
+              <w:spacing w:after="120" w:line="300" w:lineRule="atLeast"/>
+              <w:jc w:val="both"/>
+            </w:pPr>
+            <w:r>
+              <w:lastRenderedPageBreak/>
+              <w:t>Service Input</w:t>
+            </w:r>
+          </w:p>
+        </w:tc>
+        <w:tc>
+          <w:tcPr>
+            <w:tcW w:w="6315" w:type="dxa"/>
+          </w:tcPr>
+          <w:p>
+            <w:pPr>
+              <w:pStyle w:val="TextCopy"/>
+              <w:spacing w:after="120" w:line="300" w:lineRule="atLeast"/>
+              <w:jc w:val="both"/>
+              <w:cnfStyle w:val="000000010000" w:firstRow="0" w:lastRow="0" w:firstColumn="0" w:lastColumn="0" w:oddVBand="0" w:evenVBand="0" w:oddHBand="0" w:evenHBand="1" w:firstRowFirstColumn="0" w:firstRowLastColumn="0" w:lastRowFirstColumn="0" w:lastRowLastColumn="0"/>
+            </w:pPr>
+            <w:r>
+              <w:t>jdbcPollingNotificationName</w:t>
+            </w:r>
+          </w:p>
+        </w:tc>
+      </w:tr>
+      <w:tr>
+        <w:tc>
+          <w:tcPr>
+            <w:cnfStyle w:val="001000000000" w:firstRow="0" w:lastRow="0" w:firstColumn="1" w:lastColumn="0" w:oddVBand="0" w:evenVBand="0" w:oddHBand="0" w:evenHBand="0" w:firstRowFirstColumn="0" w:firstRowLastColumn="0" w:lastRowFirstColumn="0" w:lastRowLastColumn="0"/>
+            <w:tcW w:w="1649" w:type="dxa"/>
+          </w:tcPr>
+          <w:p>
+            <w:pPr>
+              <w:pStyle w:val="TextCopy"/>
+              <w:spacing w:after="120" w:line="300" w:lineRule="atLeast"/>
+              <w:jc w:val="both"/>
+            </w:pPr>
+            <w:r>
+              <w:t>Configuration</w:t>
+            </w:r>
+          </w:p>
+        </w:tc>
+        <w:tc>
+          <w:tcPr>
+            <w:tcW w:w="6315" w:type="dxa"/>
+          </w:tcPr>
+          <w:p>
+            <w:pPr>
+              <w:pStyle w:val="TextCopy"/>
+              <w:spacing w:after="120" w:line="300" w:lineRule="atLeast"/>
+              <w:jc w:val="both"/>
+              <w:cnfStyle w:val="000000000000" w:firstRow="0" w:lastRow="0" w:firstColumn="0" w:lastColumn="0" w:oddVBand="0" w:evenVBand="0" w:oddHBand="0" w:evenHBand="0" w:firstRowFirstColumn="0" w:firstRowLastColumn="0" w:lastRowFirstColumn="0" w:lastRowLastColumn="0"/>
+            </w:pPr>
+            <w:r>
+              <w:t>-</w:t>
+            </w:r>
+          </w:p>
+        </w:tc>
+      </w:tr>
+    </w:tbl>
+    <w:p>
+      <w:pPr>
+        <w:pStyle w:val="TextCopy"/>
       </w:pPr>
     </w:p>
     <w:tbl>
@@ -4197,12 +6103,16 @@
               <w:spacing w:after="120" w:line="300" w:lineRule="atLeast"/>
               <w:jc w:val="both"/>
               <w:cnfStyle w:val="100000000000" w:firstRow="1" w:lastRow="0" w:firstColumn="0" w:lastColumn="0" w:oddVBand="0" w:evenVBand="0" w:oddHBand="0" w:evenHBand="0" w:firstRowFirstColumn="0" w:firstRowLastColumn="0" w:lastRowFirstColumn="0" w:lastRowLastColumn="0"/>
-            </w:pPr>
-            <w:proofErr w:type="spellStart"/>
-            <w:r>
-              <w:t>wx.platformMonitoring.pub.adapter.sap:checkSapListenerStatus</w:t>
-            </w:r>
-            <w:proofErr w:type="spellEnd"/>
+              <w:rPr>
+                <w:lang w:val="fr-FR"/>
+              </w:rPr>
+            </w:pPr>
+            <w:r>
+              <w:rPr>
+                <w:lang w:val="fr-FR"/>
+              </w:rPr>
+              <w:t>wx.platformMonitoring.pub.adapter.jdbc:listAllAdapters</w:t>
+            </w:r>
           </w:p>
         </w:tc>
       </w:tr>
@@ -4235,7 +6145,7 @@
               <w:cnfStyle w:val="000000000000" w:firstRow="0" w:lastRow="0" w:firstColumn="0" w:lastColumn="0" w:oddVBand="0" w:evenVBand="0" w:oddHBand="0" w:evenHBand="0" w:firstRowFirstColumn="0" w:firstRowLastColumn="0" w:lastRowFirstColumn="0" w:lastRowLastColumn="0"/>
             </w:pPr>
             <w:r>
-              <w:t>Returns the status (enabled?) for the configured SAP listeners.</w:t>
+              <w:t>Returns the status (enabled?) for all existing JDBC connections.</w:t>
             </w:r>
           </w:p>
         </w:tc>
@@ -4256,7 +6166,6 @@
               <w:jc w:val="both"/>
             </w:pPr>
             <w:r>
-              <w:lastRenderedPageBreak/>
               <w:t>Service Input</w:t>
             </w:r>
           </w:p>
@@ -4306,65 +6215,17 @@
               <w:jc w:val="both"/>
               <w:cnfStyle w:val="000000000000" w:firstRow="0" w:lastRow="0" w:firstColumn="0" w:lastColumn="0" w:oddVBand="0" w:evenVBand="0" w:oddHBand="0" w:evenHBand="0" w:firstRowFirstColumn="0" w:firstRowLastColumn="0" w:lastRowFirstColumn="0" w:lastRowLastColumn="0"/>
             </w:pPr>
-            <w:proofErr w:type="spellStart"/>
-            <w:r>
-              <w:t>WxPl</w:t>
-            </w:r>
-            <w:r>
-              <w:t>atformMonitoring</w:t>
-            </w:r>
-            <w:proofErr w:type="spellEnd"/>
-            <w:r>
-              <w:t>\config\</w:t>
-            </w:r>
-            <w:proofErr w:type="spellStart"/>
-            <w:r>
-              <w:t>adapters</w:t>
-            </w:r>
-            <w:r>
-              <w:t>.json</w:t>
-            </w:r>
-            <w:proofErr w:type="spellEnd"/>
+            <w:r>
+              <w:t>-</w:t>
+            </w:r>
           </w:p>
         </w:tc>
       </w:tr>
     </w:tbl>
     <w:p>
       <w:pPr>
-        <w:pStyle w:val="HeadingIII"/>
-      </w:pPr>
-      <w:bookmarkStart w:id="7" w:name="_Toc472525510"/>
-      <w:r>
-        <w:t>JDBC</w:t>
-      </w:r>
-      <w:bookmarkEnd w:id="7"/>
-    </w:p>
-    <w:p>
-      <w:pPr>
         <w:pStyle w:val="TextCopy"/>
       </w:pPr>
-      <w:r>
-        <w:t>The services in the folder “</w:t>
-      </w:r>
-      <w:proofErr w:type="spellStart"/>
-      <w:r>
-        <w:t>wx.platformMonitoring.pub.adapter.</w:t>
-      </w:r>
-      <w:r>
-        <w:t>jdbc</w:t>
-      </w:r>
-      <w:proofErr w:type="spellEnd"/>
-      <w:r>
-        <w:t xml:space="preserve">” provide </w:t>
-      </w:r>
-      <w:proofErr w:type="spellStart"/>
-      <w:r>
-        <w:t>WmJDBCAdapter</w:t>
-      </w:r>
-      <w:proofErr w:type="spellEnd"/>
-      <w:r>
-        <w:t xml:space="preserve"> specific monitoring services.</w:t>
-      </w:r>
     </w:p>
     <w:tbl>
       <w:tblPr>
@@ -4406,18 +6267,10 @@
               <w:spacing w:after="120" w:line="300" w:lineRule="atLeast"/>
               <w:jc w:val="both"/>
               <w:cnfStyle w:val="100000000000" w:firstRow="1" w:lastRow="0" w:firstColumn="0" w:lastColumn="0" w:oddVBand="0" w:evenVBand="0" w:oddHBand="0" w:evenHBand="0" w:firstRowFirstColumn="0" w:firstRowLastColumn="0" w:lastRowFirstColumn="0" w:lastRowLastColumn="0"/>
-              <w:rPr>
-                <w:lang w:val="fr-FR"/>
-              </w:rPr>
-            </w:pPr>
-            <w:proofErr w:type="spellStart"/>
-            <w:r>
-              <w:rPr>
-                <w:lang w:val="fr-FR"/>
-              </w:rPr>
-              <w:t>wx.platformMonitoring.pub.adapter.jdbc:listAllAdapters</w:t>
-            </w:r>
-            <w:proofErr w:type="spellEnd"/>
+            </w:pPr>
+            <w:r>
+              <w:t>wx.platformMonitoring.pub.adapter.jdbc:listConfiguredAdapters</w:t>
+            </w:r>
           </w:p>
         </w:tc>
       </w:tr>
@@ -4450,7 +6303,51 @@
               <w:cnfStyle w:val="000000000000" w:firstRow="0" w:lastRow="0" w:firstColumn="0" w:lastColumn="0" w:oddVBand="0" w:evenVBand="0" w:oddHBand="0" w:evenHBand="0" w:firstRowFirstColumn="0" w:firstRowLastColumn="0" w:lastRowFirstColumn="0" w:lastRowLastColumn="0"/>
             </w:pPr>
             <w:r>
-              <w:t>Returns the status (enabled?) for all existing JDBC connections.</w:t>
+              <w:t>Returns the status (enabled?) for the configured JDBC connections.</w:t>
+            </w:r>
+          </w:p>
+          <w:p>
+            <w:pPr>
+              <w:pStyle w:val="TextCopy"/>
+              <w:spacing w:after="120" w:line="300" w:lineRule="atLeast"/>
+              <w:jc w:val="both"/>
+              <w:cnfStyle w:val="000000000000" w:firstRow="0" w:lastRow="0" w:firstColumn="0" w:lastColumn="0" w:oddVBand="0" w:evenVBand="0" w:oddHBand="0" w:evenHBand="0" w:firstRowFirstColumn="0" w:firstRowLastColumn="0" w:lastRowFirstColumn="0" w:lastRowLastColumn="0"/>
+            </w:pPr>
+            <w:r>
+              <w:rPr>
+                <w:b/>
+              </w:rPr>
+              <w:t>Note</w:t>
+            </w:r>
+            <w:r>
+              <w:t xml:space="preserve">: this service takes from the </w:t>
+            </w:r>
+            <w:r>
+              <w:rPr>
+                <w:i/>
+              </w:rPr>
+              <w:t>adapters.json</w:t>
+            </w:r>
+            <w:r>
+              <w:t xml:space="preserve"> configuration file both the “</w:t>
+            </w:r>
+            <w:r>
+              <w:rPr>
+                <w:i/>
+              </w:rPr>
+              <w:t>adapters.jdbc.connections</w:t>
+            </w:r>
+            <w:r>
+              <w:t>” into account (to check the status for this configured connection), as well as “</w:t>
+            </w:r>
+            <w:r>
+              <w:rPr>
+                <w:i/>
+              </w:rPr>
+              <w:t>adapters.jdbc.package</w:t>
+            </w:r>
+            <w:r>
+              <w:t>” (to check the status for all connections in this configured package).</w:t>
             </w:r>
           </w:p>
         </w:tc>
@@ -4521,7 +6418,13 @@
               <w:cnfStyle w:val="000000000000" w:firstRow="0" w:lastRow="0" w:firstColumn="0" w:lastColumn="0" w:oddVBand="0" w:evenVBand="0" w:oddHBand="0" w:evenHBand="0" w:firstRowFirstColumn="0" w:firstRowLastColumn="0" w:lastRowFirstColumn="0" w:lastRowLastColumn="0"/>
             </w:pPr>
             <w:r>
-              <w:t>-</w:t>
+              <w:t>WxPl</w:t>
+            </w:r>
+            <w:r>
+              <w:t>atformMonitoring\config\adapters</w:t>
+            </w:r>
+            <w:r>
+              <w:t>.json</w:t>
             </w:r>
           </w:p>
         </w:tc>
@@ -4573,11 +6476,9 @@
               <w:jc w:val="both"/>
               <w:cnfStyle w:val="100000000000" w:firstRow="1" w:lastRow="0" w:firstColumn="0" w:lastColumn="0" w:oddVBand="0" w:evenVBand="0" w:oddHBand="0" w:evenHBand="0" w:firstRowFirstColumn="0" w:firstRowLastColumn="0" w:lastRowFirstColumn="0" w:lastRowLastColumn="0"/>
             </w:pPr>
-            <w:proofErr w:type="spellStart"/>
-            <w:r>
-              <w:t>wx.platformMonitoring.pub.adapter.jdbc:listConfiguredAdapters</w:t>
-            </w:r>
-            <w:proofErr w:type="spellEnd"/>
+            <w:r>
+              <w:t>wx.platformMonitoring.pub.adapter.jdbc:getAdapterStatus</w:t>
+            </w:r>
           </w:p>
         </w:tc>
       </w:tr>
@@ -4610,7 +6511,19 @@
               <w:cnfStyle w:val="000000000000" w:firstRow="0" w:lastRow="0" w:firstColumn="0" w:lastColumn="0" w:oddVBand="0" w:evenVBand="0" w:oddHBand="0" w:evenHBand="0" w:firstRowFirstColumn="0" w:firstRowLastColumn="0" w:lastRowFirstColumn="0" w:lastRowLastColumn="0"/>
             </w:pPr>
             <w:r>
-              <w:t>Returns the status (enabled?) for the configured JDBC connections.</w:t>
+              <w:t xml:space="preserve">Returns the status (enabled?) for the </w:t>
+            </w:r>
+            <w:r>
+              <w:t>given</w:t>
+            </w:r>
+            <w:r>
+              <w:t xml:space="preserve"> </w:t>
+            </w:r>
+            <w:r>
+              <w:t>JDBC connection</w:t>
+            </w:r>
+            <w:r>
+              <w:t>.</w:t>
             </w:r>
           </w:p>
         </w:tc>
@@ -4647,7 +6560,7 @@
               <w:cnfStyle w:val="000000010000" w:firstRow="0" w:lastRow="0" w:firstColumn="0" w:lastColumn="0" w:oddVBand="0" w:evenVBand="0" w:oddHBand="0" w:evenHBand="1" w:firstRowFirstColumn="0" w:firstRowLastColumn="0" w:lastRowFirstColumn="0" w:lastRowLastColumn="0"/>
             </w:pPr>
             <w:r>
-              <w:t>-</w:t>
+              <w:t>adapterName</w:t>
             </w:r>
           </w:p>
         </w:tc>
@@ -4680,33 +6593,51 @@
               <w:jc w:val="both"/>
               <w:cnfStyle w:val="000000000000" w:firstRow="0" w:lastRow="0" w:firstColumn="0" w:lastColumn="0" w:oddVBand="0" w:evenVBand="0" w:oddHBand="0" w:evenHBand="0" w:firstRowFirstColumn="0" w:firstRowLastColumn="0" w:lastRowFirstColumn="0" w:lastRowLastColumn="0"/>
             </w:pPr>
-            <w:proofErr w:type="spellStart"/>
-            <w:r>
-              <w:t>WxPl</w:t>
-            </w:r>
-            <w:r>
-              <w:t>atformMonitoring</w:t>
-            </w:r>
-            <w:proofErr w:type="spellEnd"/>
-            <w:r>
-              <w:t>\config\</w:t>
-            </w:r>
-            <w:proofErr w:type="spellStart"/>
-            <w:r>
-              <w:t>adapters</w:t>
-            </w:r>
-            <w:r>
-              <w:t>.json</w:t>
-            </w:r>
-            <w:proofErr w:type="spellEnd"/>
+            <w:r>
+              <w:t>-</w:t>
+            </w:r>
           </w:p>
         </w:tc>
       </w:tr>
     </w:tbl>
     <w:p>
       <w:pPr>
+        <w:pStyle w:val="HeadingII"/>
+      </w:pPr>
+      <w:bookmarkStart w:id="10" w:name="_Toc475030040"/>
+      <w:r>
+        <w:lastRenderedPageBreak/>
+        <w:t>Broker</w:t>
+      </w:r>
+      <w:bookmarkEnd w:id="10"/>
+    </w:p>
+    <w:p>
+      <w:pPr>
         <w:pStyle w:val="TextCopy"/>
       </w:pPr>
+      <w:r>
+        <w:t>The services in the folder “” provide information about Broker related KPIs.</w:t>
+      </w:r>
+    </w:p>
+    <w:p>
+      <w:pPr>
+        <w:pStyle w:val="TextCopy"/>
+      </w:pPr>
+      <w:r>
+        <w:rPr>
+          <w:b/>
+        </w:rPr>
+        <w:t>Note</w:t>
+      </w:r>
+      <w:r>
+        <w:t>: the Broker connection information is stored in the file “</w:t>
+      </w:r>
+      <w:r>
+        <w:t>WxPl</w:t>
+      </w:r>
+      <w:r>
+        <w:t>atformMonitoring\config\broker.json”.</w:t>
+      </w:r>
     </w:p>
     <w:tbl>
       <w:tblPr>
@@ -4749,11 +6680,9 @@
               <w:jc w:val="both"/>
               <w:cnfStyle w:val="100000000000" w:firstRow="1" w:lastRow="0" w:firstColumn="0" w:lastColumn="0" w:oddVBand="0" w:evenVBand="0" w:oddHBand="0" w:evenHBand="0" w:firstRowFirstColumn="0" w:firstRowLastColumn="0" w:lastRowFirstColumn="0" w:lastRowLastColumn="0"/>
             </w:pPr>
-            <w:proofErr w:type="spellStart"/>
-            <w:r>
-              <w:t>wx.platformMonitoring.pub.adapter.jdbc:getAdapterStatus</w:t>
-            </w:r>
-            <w:proofErr w:type="spellEnd"/>
+            <w:r>
+              <w:t>wx.platformMonitoring.pub.broker:getQueueLengthForAllClientIds</w:t>
+            </w:r>
           </w:p>
         </w:tc>
       </w:tr>
@@ -4786,19 +6715,27 @@
               <w:cnfStyle w:val="000000000000" w:firstRow="0" w:lastRow="0" w:firstColumn="0" w:lastColumn="0" w:oddVBand="0" w:evenVBand="0" w:oddHBand="0" w:evenHBand="0" w:firstRowFirstColumn="0" w:firstRowLastColumn="0" w:lastRowFirstColumn="0" w:lastRowLastColumn="0"/>
             </w:pPr>
             <w:r>
-              <w:t xml:space="preserve">Returns the status (enabled?) for the </w:t>
-            </w:r>
-            <w:r>
-              <w:t>given</w:t>
+              <w:t>Returns a list containing all queues</w:t>
+            </w:r>
+            <w:r>
+              <w:t>.</w:t>
             </w:r>
             <w:r>
               <w:t xml:space="preserve"> </w:t>
             </w:r>
             <w:r>
-              <w:t>JDBC connection</w:t>
-            </w:r>
-            <w:r>
-              <w:t>.</w:t>
+              <w:t>for the given Broker connection.</w:t>
+            </w:r>
+          </w:p>
+          <w:p>
+            <w:pPr>
+              <w:pStyle w:val="TextCopy"/>
+              <w:spacing w:after="120" w:line="300" w:lineRule="atLeast"/>
+              <w:jc w:val="both"/>
+              <w:cnfStyle w:val="000000000000" w:firstRow="0" w:lastRow="0" w:firstColumn="0" w:lastColumn="0" w:oddVBand="0" w:evenVBand="0" w:oddHBand="0" w:evenHBand="0" w:firstRowFirstColumn="0" w:firstRowLastColumn="0" w:lastRowFirstColumn="0" w:lastRowLastColumn="0"/>
+            </w:pPr>
+            <w:r>
+              <w:t>This service can be used to check if there are any queues for which data is not processed (e.g. because a messaging trigger is suspended).</w:t>
             </w:r>
           </w:p>
         </w:tc>
@@ -4834,11 +6771,9 @@
               <w:jc w:val="both"/>
               <w:cnfStyle w:val="000000010000" w:firstRow="0" w:lastRow="0" w:firstColumn="0" w:lastColumn="0" w:oddVBand="0" w:evenVBand="0" w:oddHBand="0" w:evenHBand="1" w:firstRowFirstColumn="0" w:firstRowLastColumn="0" w:lastRowFirstColumn="0" w:lastRowLastColumn="0"/>
             </w:pPr>
-            <w:proofErr w:type="spellStart"/>
-            <w:r>
-              <w:t>adapterName</w:t>
-            </w:r>
-            <w:proofErr w:type="spellEnd"/>
+            <w:r>
+              <w:t>-</w:t>
+            </w:r>
           </w:p>
         </w:tc>
       </w:tr>
@@ -4879,55 +6814,8 @@
     </w:tbl>
     <w:p>
       <w:pPr>
-        <w:pStyle w:val="HeadingII"/>
-      </w:pPr>
-      <w:bookmarkStart w:id="8" w:name="_Toc472525511"/>
-      <w:r>
-        <w:t>Broker</w:t>
-      </w:r>
-      <w:bookmarkEnd w:id="8"/>
-    </w:p>
-    <w:p>
-      <w:pPr>
         <w:pStyle w:val="TextCopy"/>
       </w:pPr>
-      <w:r>
-        <w:t>The services in the folder “” provide information about Broker related KPIs.</w:t>
-      </w:r>
-    </w:p>
-    <w:p>
-      <w:pPr>
-        <w:pStyle w:val="TextCopy"/>
-      </w:pPr>
-      <w:r>
-        <w:rPr>
-          <w:b/>
-        </w:rPr>
-        <w:lastRenderedPageBreak/>
-        <w:t>Note</w:t>
-      </w:r>
-      <w:r>
-        <w:t>: the Broker connection information is stored in the file “</w:t>
-      </w:r>
-      <w:proofErr w:type="spellStart"/>
-      <w:r>
-        <w:t>WxPl</w:t>
-      </w:r>
-      <w:r>
-        <w:t>atformMonitoring</w:t>
-      </w:r>
-      <w:proofErr w:type="spellEnd"/>
-      <w:r>
-        <w:t>\config\</w:t>
-      </w:r>
-      <w:proofErr w:type="spellStart"/>
-      <w:r>
-        <w:t>broker.json</w:t>
-      </w:r>
-      <w:proofErr w:type="spellEnd"/>
-      <w:r>
-        <w:t>”.</w:t>
-      </w:r>
     </w:p>
     <w:tbl>
       <w:tblPr>
@@ -4970,11 +6858,9 @@
               <w:jc w:val="both"/>
               <w:cnfStyle w:val="100000000000" w:firstRow="1" w:lastRow="0" w:firstColumn="0" w:lastColumn="0" w:oddVBand="0" w:evenVBand="0" w:oddHBand="0" w:evenHBand="0" w:firstRowFirstColumn="0" w:firstRowLastColumn="0" w:lastRowFirstColumn="0" w:lastRowLastColumn="0"/>
             </w:pPr>
-            <w:proofErr w:type="spellStart"/>
-            <w:r>
-              <w:t>wx.platformMonitoring.pub.broker:getQueueLengthForAllClientIds</w:t>
-            </w:r>
-            <w:proofErr w:type="spellEnd"/>
+            <w:r>
+              <w:t>wx.platformMonitoring.pub.broker:getQueueLengthForClientId</w:t>
+            </w:r>
           </w:p>
         </w:tc>
       </w:tr>
@@ -5007,21 +6893,7 @@
               <w:cnfStyle w:val="000000000000" w:firstRow="0" w:lastRow="0" w:firstColumn="0" w:lastColumn="0" w:oddVBand="0" w:evenVBand="0" w:oddHBand="0" w:evenHBand="0" w:firstRowFirstColumn="0" w:firstRowLastColumn="0" w:lastRowFirstColumn="0" w:lastRowLastColumn="0"/>
             </w:pPr>
             <w:r>
-              <w:t>Returns a list containing all queues</w:t>
-            </w:r>
-            <w:r>
-              <w:t>.</w:t>
-            </w:r>
-            <w:r>
-              <w:t xml:space="preserve"> </w:t>
-            </w:r>
-            <w:proofErr w:type="gramStart"/>
-            <w:r>
-              <w:t>for</w:t>
-            </w:r>
-            <w:proofErr w:type="gramEnd"/>
-            <w:r>
-              <w:t xml:space="preserve"> the given Broker connection.</w:t>
+              <w:t>Returns the queue length for the given client.</w:t>
             </w:r>
           </w:p>
           <w:p>
@@ -5032,7 +6904,7 @@
               <w:cnfStyle w:val="000000000000" w:firstRow="0" w:lastRow="0" w:firstColumn="0" w:lastColumn="0" w:oddVBand="0" w:evenVBand="0" w:oddHBand="0" w:evenHBand="0" w:firstRowFirstColumn="0" w:firstRowLastColumn="0" w:lastRowFirstColumn="0" w:lastRowLastColumn="0"/>
             </w:pPr>
             <w:r>
-              <w:t>This service can be used to check if there are any queues for which data is not processed (e.g. because a messaging trigger is suspended).</w:t>
+              <w:t>This service can be used to check if a specific queue contains too many elements.</w:t>
             </w:r>
           </w:p>
         </w:tc>
@@ -5069,7 +6941,7 @@
               <w:cnfStyle w:val="000000010000" w:firstRow="0" w:lastRow="0" w:firstColumn="0" w:lastColumn="0" w:oddVBand="0" w:evenVBand="0" w:oddHBand="0" w:evenHBand="1" w:firstRowFirstColumn="0" w:firstRowLastColumn="0" w:lastRowFirstColumn="0" w:lastRowLastColumn="0"/>
             </w:pPr>
             <w:r>
-              <w:t>-</w:t>
+              <w:t>brokerClientId</w:t>
             </w:r>
           </w:p>
         </w:tc>
@@ -5155,11 +7027,9 @@
               <w:jc w:val="both"/>
               <w:cnfStyle w:val="100000000000" w:firstRow="1" w:lastRow="0" w:firstColumn="0" w:lastColumn="0" w:oddVBand="0" w:evenVBand="0" w:oddHBand="0" w:evenHBand="0" w:firstRowFirstColumn="0" w:firstRowLastColumn="0" w:lastRowFirstColumn="0" w:lastRowLastColumn="0"/>
             </w:pPr>
-            <w:proofErr w:type="spellStart"/>
-            <w:r>
-              <w:t>wx.platformMonitoring.pub.broker:getQueueLengthForClientId</w:t>
-            </w:r>
-            <w:proofErr w:type="spellEnd"/>
+            <w:r>
+              <w:t>wx.platformMonitoring.pub.broker:getQueueSizeAllForClientId</w:t>
+            </w:r>
           </w:p>
         </w:tc>
       </w:tr>
@@ -5192,7 +7062,13 @@
               <w:cnfStyle w:val="000000000000" w:firstRow="0" w:lastRow="0" w:firstColumn="0" w:lastColumn="0" w:oddVBand="0" w:evenVBand="0" w:oddHBand="0" w:evenHBand="0" w:firstRowFirstColumn="0" w:firstRowLastColumn="0" w:lastRowFirstColumn="0" w:lastRowLastColumn="0"/>
             </w:pPr>
             <w:r>
-              <w:t>Returns the queue length for the given client.</w:t>
+              <w:t>Retu</w:t>
+            </w:r>
+            <w:r>
+              <w:t>rns a list containing all queue sizes (i.e. bytes stored)</w:t>
+            </w:r>
+            <w:r>
+              <w:t xml:space="preserve"> for the given Broker connection.</w:t>
             </w:r>
           </w:p>
           <w:p>
@@ -5203,7 +7079,7 @@
               <w:cnfStyle w:val="000000000000" w:firstRow="0" w:lastRow="0" w:firstColumn="0" w:lastColumn="0" w:oddVBand="0" w:evenVBand="0" w:oddHBand="0" w:evenHBand="0" w:firstRowFirstColumn="0" w:firstRowLastColumn="0" w:lastRowFirstColumn="0" w:lastRowLastColumn="0"/>
             </w:pPr>
             <w:r>
-              <w:t>This service can be used to check if a specific queue contains too many elements.</w:t>
+              <w:t>This service can be used to determine if the overall queues storage size is larger than permitted.</w:t>
             </w:r>
           </w:p>
         </w:tc>
@@ -5239,11 +7115,9 @@
               <w:jc w:val="both"/>
               <w:cnfStyle w:val="000000010000" w:firstRow="0" w:lastRow="0" w:firstColumn="0" w:lastColumn="0" w:oddVBand="0" w:evenVBand="0" w:oddHBand="0" w:evenHBand="1" w:firstRowFirstColumn="0" w:firstRowLastColumn="0" w:lastRowFirstColumn="0" w:lastRowLastColumn="0"/>
             </w:pPr>
-            <w:proofErr w:type="spellStart"/>
-            <w:r>
-              <w:t>brokerClientId</w:t>
-            </w:r>
-            <w:proofErr w:type="spellEnd"/>
+            <w:r>
+              <w:t>-</w:t>
+            </w:r>
           </w:p>
         </w:tc>
       </w:tr>
@@ -5313,6 +7187,7 @@
               <w:jc w:val="both"/>
             </w:pPr>
             <w:r>
+              <w:lastRenderedPageBreak/>
               <w:t>Service</w:t>
             </w:r>
           </w:p>
@@ -5328,11 +7203,9 @@
               <w:jc w:val="both"/>
               <w:cnfStyle w:val="100000000000" w:firstRow="1" w:lastRow="0" w:firstColumn="0" w:lastColumn="0" w:oddVBand="0" w:evenVBand="0" w:oddHBand="0" w:evenHBand="0" w:firstRowFirstColumn="0" w:firstRowLastColumn="0" w:lastRowFirstColumn="0" w:lastRowLastColumn="0"/>
             </w:pPr>
-            <w:proofErr w:type="spellStart"/>
-            <w:r>
-              <w:t>wx.platformMonitoring.pub.broker:getQueueSizeAllForClientId</w:t>
-            </w:r>
-            <w:proofErr w:type="spellEnd"/>
+            <w:r>
+              <w:t>wx.platformMonitoring.pub.broker:monitorBrokerQueueLength</w:t>
+            </w:r>
           </w:p>
         </w:tc>
       </w:tr>
@@ -5365,24 +7238,7 @@
               <w:cnfStyle w:val="000000000000" w:firstRow="0" w:lastRow="0" w:firstColumn="0" w:lastColumn="0" w:oddVBand="0" w:evenVBand="0" w:oddHBand="0" w:evenHBand="0" w:firstRowFirstColumn="0" w:firstRowLastColumn="0" w:lastRowFirstColumn="0" w:lastRowLastColumn="0"/>
             </w:pPr>
             <w:r>
-              <w:t>Retu</w:t>
-            </w:r>
-            <w:r>
-              <w:t>rns a list containing all queue sizes (i.e. bytes stored)</w:t>
-            </w:r>
-            <w:r>
-              <w:t xml:space="preserve"> for the given Broker connection.</w:t>
-            </w:r>
-          </w:p>
-          <w:p>
-            <w:pPr>
-              <w:pStyle w:val="TextCopy"/>
-              <w:spacing w:after="120" w:line="300" w:lineRule="atLeast"/>
-              <w:jc w:val="both"/>
-              <w:cnfStyle w:val="000000000000" w:firstRow="0" w:lastRow="0" w:firstColumn="0" w:lastColumn="0" w:oddVBand="0" w:evenVBand="0" w:oddHBand="0" w:evenHBand="0" w:firstRowFirstColumn="0" w:firstRowLastColumn="0" w:lastRowFirstColumn="0" w:lastRowLastColumn="0"/>
-            </w:pPr>
-            <w:r>
-              <w:t>This service can be used to determine if the overall queues storage size is larger than permitted.</w:t>
+              <w:t>Checks if the queue length for the given queues is not larger than the configured threshold for this queue.</w:t>
             </w:r>
           </w:p>
         </w:tc>
@@ -5419,7 +7275,7 @@
               <w:cnfStyle w:val="000000010000" w:firstRow="0" w:lastRow="0" w:firstColumn="0" w:lastColumn="0" w:oddVBand="0" w:evenVBand="0" w:oddHBand="0" w:evenHBand="1" w:firstRowFirstColumn="0" w:firstRowLastColumn="0" w:lastRowFirstColumn="0" w:lastRowLastColumn="0"/>
             </w:pPr>
             <w:r>
-              <w:t>-</w:t>
+              <w:t>clientId</w:t>
             </w:r>
           </w:p>
         </w:tc>
@@ -5453,7 +7309,7 @@
               <w:cnfStyle w:val="000000000000" w:firstRow="0" w:lastRow="0" w:firstColumn="0" w:lastColumn="0" w:oddVBand="0" w:evenVBand="0" w:oddHBand="0" w:evenHBand="0" w:firstRowFirstColumn="0" w:firstRowLastColumn="0" w:lastRowFirstColumn="0" w:lastRowLastColumn="0"/>
             </w:pPr>
             <w:r>
-              <w:t>-</w:t>
+              <w:t>WxPlatformMonitoring\config\brokerMonitoring.json</w:t>
             </w:r>
           </w:p>
         </w:tc>
@@ -5505,11 +7361,9 @@
               <w:jc w:val="both"/>
               <w:cnfStyle w:val="100000000000" w:firstRow="1" w:lastRow="0" w:firstColumn="0" w:lastColumn="0" w:oddVBand="0" w:evenVBand="0" w:oddHBand="0" w:evenHBand="0" w:firstRowFirstColumn="0" w:firstRowLastColumn="0" w:lastRowFirstColumn="0" w:lastRowLastColumn="0"/>
             </w:pPr>
-            <w:proofErr w:type="spellStart"/>
-            <w:r>
-              <w:t>wx.platformMonitoring.pub.broker:monitorBrokerQueueLength</w:t>
-            </w:r>
-            <w:proofErr w:type="spellEnd"/>
+            <w:r>
+              <w:t>wx.platformMonitoring.pub.broker:monitorBrokerQueueLengths</w:t>
+            </w:r>
           </w:p>
         </w:tc>
       </w:tr>
@@ -5526,7 +7380,6 @@
               <w:jc w:val="both"/>
             </w:pPr>
             <w:r>
-              <w:lastRenderedPageBreak/>
               <w:t>Description</w:t>
             </w:r>
           </w:p>
@@ -5543,7 +7396,7 @@
               <w:cnfStyle w:val="000000000000" w:firstRow="0" w:lastRow="0" w:firstColumn="0" w:lastColumn="0" w:oddVBand="0" w:evenVBand="0" w:oddHBand="0" w:evenHBand="0" w:firstRowFirstColumn="0" w:firstRowLastColumn="0" w:lastRowFirstColumn="0" w:lastRowLastColumn="0"/>
             </w:pPr>
             <w:r>
-              <w:t>Checks if the queue length for the given queues is not larger than the configured threshold for this queue.</w:t>
+              <w:t>Checks all configured queues if their length (nr. of elements) is larger than the configured value. If one queue is larger, then the status “FAIL” will be returned with an appropriate error message.</w:t>
             </w:r>
           </w:p>
         </w:tc>
@@ -5579,11 +7432,9 @@
               <w:jc w:val="both"/>
               <w:cnfStyle w:val="000000010000" w:firstRow="0" w:lastRow="0" w:firstColumn="0" w:lastColumn="0" w:oddVBand="0" w:evenVBand="0" w:oddHBand="0" w:evenHBand="1" w:firstRowFirstColumn="0" w:firstRowLastColumn="0" w:lastRowFirstColumn="0" w:lastRowLastColumn="0"/>
             </w:pPr>
-            <w:proofErr w:type="spellStart"/>
-            <w:r>
-              <w:t>clientId</w:t>
-            </w:r>
-            <w:proofErr w:type="spellEnd"/>
+            <w:r>
+              <w:t>-</w:t>
+            </w:r>
           </w:p>
         </w:tc>
       </w:tr>
@@ -5615,19 +7466,9 @@
               <w:jc w:val="both"/>
               <w:cnfStyle w:val="000000000000" w:firstRow="0" w:lastRow="0" w:firstColumn="0" w:lastColumn="0" w:oddVBand="0" w:evenVBand="0" w:oddHBand="0" w:evenHBand="0" w:firstRowFirstColumn="0" w:firstRowLastColumn="0" w:lastRowFirstColumn="0" w:lastRowLastColumn="0"/>
             </w:pPr>
-            <w:proofErr w:type="spellStart"/>
-            <w:r>
-              <w:t>WxPlatformMonitoring</w:t>
-            </w:r>
-            <w:proofErr w:type="spellEnd"/>
-            <w:r>
-              <w:t>\config\</w:t>
-            </w:r>
-            <w:proofErr w:type="spellStart"/>
-            <w:r>
-              <w:t>brokerMonitoring.json</w:t>
-            </w:r>
-            <w:proofErr w:type="spellEnd"/>
+            <w:r>
+              <w:t>WxPlatformMonitoring\config\brokerMonitoring.json</w:t>
+            </w:r>
           </w:p>
         </w:tc>
       </w:tr>
@@ -5678,11 +7519,9 @@
               <w:jc w:val="both"/>
               <w:cnfStyle w:val="100000000000" w:firstRow="1" w:lastRow="0" w:firstColumn="0" w:lastColumn="0" w:oddVBand="0" w:evenVBand="0" w:oddHBand="0" w:evenHBand="0" w:firstRowFirstColumn="0" w:firstRowLastColumn="0" w:lastRowFirstColumn="0" w:lastRowLastColumn="0"/>
             </w:pPr>
-            <w:proofErr w:type="spellStart"/>
-            <w:r>
-              <w:t>wx.platformMonitoring.pub.broker:monitorBrokerQueueLengths</w:t>
-            </w:r>
-            <w:proofErr w:type="spellEnd"/>
+            <w:r>
+              <w:t>wx.platformMonitoring.pub.broker:monitorBrokerQueueSize</w:t>
+            </w:r>
           </w:p>
         </w:tc>
       </w:tr>
@@ -5715,15 +7554,18 @@
               <w:cnfStyle w:val="000000000000" w:firstRow="0" w:lastRow="0" w:firstColumn="0" w:lastColumn="0" w:oddVBand="0" w:evenVBand="0" w:oddHBand="0" w:evenHBand="0" w:firstRowFirstColumn="0" w:firstRowLastColumn="0" w:lastRowFirstColumn="0" w:lastRowLastColumn="0"/>
             </w:pPr>
             <w:r>
-              <w:t>Checks all configured queues if their length (</w:t>
-            </w:r>
-            <w:proofErr w:type="spellStart"/>
-            <w:r>
-              <w:t>nr</w:t>
-            </w:r>
-            <w:proofErr w:type="spellEnd"/>
-            <w:r>
-              <w:t>. of elements) is larger than the configured value. If one queue is larger, then the status “FAIL” will be returned with an appropriate error message.</w:t>
+              <w:t>Checks all queues if their size (stored bytes) is larger than the configured threshold. If one queue size is larger, then the status “FAIL” will be returned with an appropriate error message.</w:t>
+            </w:r>
+          </w:p>
+          <w:p>
+            <w:pPr>
+              <w:pStyle w:val="TextCopy"/>
+              <w:spacing w:after="120" w:line="300" w:lineRule="atLeast"/>
+              <w:jc w:val="both"/>
+              <w:cnfStyle w:val="000000000000" w:firstRow="0" w:lastRow="0" w:firstColumn="0" w:lastColumn="0" w:oddVBand="0" w:evenVBand="0" w:oddHBand="0" w:evenHBand="0" w:firstRowFirstColumn="0" w:firstRowLastColumn="0" w:lastRowFirstColumn="0" w:lastRowLastColumn="0"/>
+            </w:pPr>
+            <w:r>
+              <w:t>Note that the max. queue size/threshold is configured globally and not per queue.</w:t>
             </w:r>
           </w:p>
         </w:tc>
@@ -5793,27 +7635,174 @@
               <w:jc w:val="both"/>
               <w:cnfStyle w:val="000000000000" w:firstRow="0" w:lastRow="0" w:firstColumn="0" w:lastColumn="0" w:oddVBand="0" w:evenVBand="0" w:oddHBand="0" w:evenHBand="0" w:firstRowFirstColumn="0" w:firstRowLastColumn="0" w:lastRowFirstColumn="0" w:lastRowLastColumn="0"/>
             </w:pPr>
-            <w:proofErr w:type="spellStart"/>
-            <w:r>
-              <w:t>WxPlatformMonitoring</w:t>
-            </w:r>
-            <w:proofErr w:type="spellEnd"/>
-            <w:r>
-              <w:t>\config\</w:t>
-            </w:r>
-            <w:proofErr w:type="spellStart"/>
-            <w:r>
-              <w:t>brokerMonitoring.json</w:t>
-            </w:r>
-            <w:proofErr w:type="spellEnd"/>
+            <w:r>
+              <w:t>WxPlatformMonitoring\config\brokerMonitoring.json</w:t>
+            </w:r>
           </w:p>
         </w:tc>
       </w:tr>
     </w:tbl>
     <w:p>
       <w:pPr>
+        <w:pStyle w:val="HeadingII"/>
+      </w:pPr>
+      <w:bookmarkStart w:id="11" w:name="_Toc475030041"/>
+      <w:r>
+        <w:t>Universal Messaging</w:t>
+      </w:r>
+      <w:bookmarkEnd w:id="11"/>
+    </w:p>
+    <w:p>
+      <w:pPr>
         <w:pStyle w:val="TextCopy"/>
       </w:pPr>
+      <w:r>
+        <w:t>The services in the folder “</w:t>
+      </w:r>
+      <w:r>
+        <w:t>wx.platformMonitoring.pub.um</w:t>
+      </w:r>
+      <w:r>
+        <w:t>” provides monitoring services for Universal Messaging queues and channels (topics)</w:t>
+      </w:r>
+      <w:r>
+        <w:t>, both for “native” messaging and for JMS messaging</w:t>
+      </w:r>
+      <w:r>
+        <w:t>.</w:t>
+      </w:r>
+    </w:p>
+    <w:p>
+      <w:pPr>
+        <w:pStyle w:val="HeadingIII"/>
+      </w:pPr>
+      <w:bookmarkStart w:id="12" w:name="_Toc475030042"/>
+      <w:r>
+        <w:lastRenderedPageBreak/>
+        <w:t>Overview Connecting to UM</w:t>
+      </w:r>
+      <w:bookmarkEnd w:id="12"/>
+    </w:p>
+    <w:p>
+      <w:pPr>
+        <w:pStyle w:val="TextCopy"/>
+      </w:pPr>
+      <w:r>
+        <w:t>Please note the following about the connection to Universal Messaging. In order to monitor queues and channels on UM, a connection must be established. This package uses Connection Aliases in order to contain the necessary realm-name (RNAME) information.</w:t>
+      </w:r>
+    </w:p>
+    <w:p>
+      <w:pPr>
+        <w:pStyle w:val="TextCopy"/>
+      </w:pPr>
+      <w:r>
+        <w:t>NOTE: Currently only direct, non-secured connections to UM are supported!</w:t>
+      </w:r>
+    </w:p>
+    <w:p>
+      <w:pPr>
+        <w:pStyle w:val="TextCopy"/>
+      </w:pPr>
+      <w:r>
+        <w:t xml:space="preserve">There are basically two types of objects which can be monitored and respectively configured, i.e. Triggers and basic Queues and Channels. </w:t>
+      </w:r>
+      <w:r>
+        <w:t>For both a threshold can be configured. This threshold (</w:t>
+      </w:r>
+      <w:r>
+        <w:t>maxElementsQueued</w:t>
+      </w:r>
+      <w:r>
+        <w:t>) defines how many elements a queue can contain without a monitoring service returning a negative status on invocation.</w:t>
+      </w:r>
+    </w:p>
+    <w:p>
+      <w:pPr>
+        <w:pStyle w:val="HeadingIV"/>
+      </w:pPr>
+      <w:bookmarkStart w:id="13" w:name="_Toc475030043"/>
+      <w:r>
+        <w:t>Triggers</w:t>
+      </w:r>
+      <w:bookmarkEnd w:id="13"/>
+    </w:p>
+    <w:p>
+      <w:pPr>
+        <w:pStyle w:val="TextCopy"/>
+      </w:pPr>
+      <w:r>
+        <w:t>When monitoring triggers, the Connection Alias is extracted from the monitored trigger, and then the connection information (i.e. the realm-name) is extracted from the Connection Alias. For Messaging Connection Aliases the realm-name is directly extracted, for JMS Connection Aliases the respective JNDI Alias is extracted and a UM specific Connection factory is created using the “</w:t>
+      </w:r>
+      <w:r>
+        <w:t>Connection Factory Lookup Name</w:t>
+      </w:r>
+      <w:r>
+        <w:t>” as configured in the JMS Connection Alias.</w:t>
+      </w:r>
+    </w:p>
+    <w:p>
+      <w:pPr>
+        <w:pStyle w:val="HeadingIV"/>
+      </w:pPr>
+      <w:bookmarkStart w:id="14" w:name="_Toc475030044"/>
+      <w:r>
+        <w:t>Queues and Channels</w:t>
+      </w:r>
+      <w:bookmarkEnd w:id="14"/>
+    </w:p>
+    <w:p>
+      <w:pPr>
+        <w:pStyle w:val="TextCopy"/>
+      </w:pPr>
+      <w:r>
+        <w:t xml:space="preserve">When directly accessing Queues and Channels, the connection information can be extracted from a Connection Alias, too. But the information which Connection Alias to use, has to be explicitly configured. This is done in the </w:t>
+      </w:r>
+      <w:r>
+        <w:t>“</w:t>
+      </w:r>
+      <w:r>
+        <w:t>um.json</w:t>
+      </w:r>
+      <w:r>
+        <w:t>”</w:t>
+      </w:r>
+      <w:r>
+        <w:t xml:space="preserve"> config file in the section “um/direct/config”, and then a JMS Connection Alias and a Messaging Connection Alias can be defined.</w:t>
+      </w:r>
+    </w:p>
+    <w:p>
+      <w:pPr>
+        <w:pStyle w:val="HeadingIII"/>
+      </w:pPr>
+      <w:bookmarkStart w:id="15" w:name="_Toc475030045"/>
+      <w:r>
+        <w:t>Services</w:t>
+      </w:r>
+      <w:bookmarkEnd w:id="15"/>
+    </w:p>
+    <w:p>
+      <w:pPr>
+        <w:pStyle w:val="HeadingIV"/>
+      </w:pPr>
+      <w:bookmarkStart w:id="16" w:name="_Toc475030046"/>
+      <w:r>
+        <w:t>Messaging</w:t>
+      </w:r>
+      <w:bookmarkEnd w:id="16"/>
+    </w:p>
+    <w:p>
+      <w:pPr>
+        <w:pStyle w:val="TextCopy"/>
+      </w:pPr>
+      <w:r>
+        <w:t>The services in the folder “</w:t>
+      </w:r>
+      <w:r>
+        <w:t>wx.platformMonitoring.pub.um.messaging</w:t>
+      </w:r>
+      <w:r>
+        <w:t>” provide information about queues on Universal Messaging.</w:t>
+      </w:r>
     </w:p>
     <w:tbl>
       <w:tblPr>
@@ -5856,11 +7845,9 @@
               <w:jc w:val="both"/>
               <w:cnfStyle w:val="100000000000" w:firstRow="1" w:lastRow="0" w:firstColumn="0" w:lastColumn="0" w:oddVBand="0" w:evenVBand="0" w:oddHBand="0" w:evenHBand="0" w:firstRowFirstColumn="0" w:firstRowLastColumn="0" w:lastRowFirstColumn="0" w:lastRowLastColumn="0"/>
             </w:pPr>
-            <w:proofErr w:type="spellStart"/>
-            <w:r>
-              <w:t>wx.platformMonitoring.pub.broker:monitorBrokerQueueSize</w:t>
-            </w:r>
-            <w:proofErr w:type="spellEnd"/>
+            <w:r>
+              <w:t>wx.platformMonitoring.pub.um.messaging:getQueueLength</w:t>
+            </w:r>
           </w:p>
         </w:tc>
       </w:tr>
@@ -5893,26 +7880,7 @@
               <w:cnfStyle w:val="000000000000" w:firstRow="0" w:lastRow="0" w:firstColumn="0" w:lastColumn="0" w:oddVBand="0" w:evenVBand="0" w:oddHBand="0" w:evenHBand="0" w:firstRowFirstColumn="0" w:firstRowLastColumn="0" w:lastRowFirstColumn="0" w:lastRowLastColumn="0"/>
             </w:pPr>
             <w:r>
-              <w:t>Checks all queues if their size (stored bytes) is larger than the configured threshold. If one queue size is larger, then the status “FAIL” will be returned with an appropriate error message.</w:t>
-            </w:r>
-          </w:p>
-          <w:p>
-            <w:pPr>
-              <w:pStyle w:val="TextCopy"/>
-              <w:spacing w:after="120" w:line="300" w:lineRule="atLeast"/>
-              <w:jc w:val="both"/>
-              <w:cnfStyle w:val="000000000000" w:firstRow="0" w:lastRow="0" w:firstColumn="0" w:lastColumn="0" w:oddVBand="0" w:evenVBand="0" w:oddHBand="0" w:evenHBand="0" w:firstRowFirstColumn="0" w:firstRowLastColumn="0" w:lastRowFirstColumn="0" w:lastRowLastColumn="0"/>
-            </w:pPr>
-            <w:r>
-              <w:t xml:space="preserve">Note that the max. </w:t>
-            </w:r>
-            <w:proofErr w:type="gramStart"/>
-            <w:r>
-              <w:t>queue</w:t>
-            </w:r>
-            <w:proofErr w:type="gramEnd"/>
-            <w:r>
-              <w:t xml:space="preserve"> size/threshold is configured globally and not per queue.</w:t>
+              <w:t>Returns the count of unprocessed messages on the given queue. The queue can both be a Queue or a Channel.</w:t>
             </w:r>
           </w:p>
         </w:tc>
@@ -5933,6 +7901,7 @@
               <w:jc w:val="both"/>
             </w:pPr>
             <w:r>
+              <w:lastRenderedPageBreak/>
               <w:t>Service Input</w:t>
             </w:r>
           </w:p>
@@ -5949,7 +7918,7 @@
               <w:cnfStyle w:val="000000010000" w:firstRow="0" w:lastRow="0" w:firstColumn="0" w:lastColumn="0" w:oddVBand="0" w:evenVBand="0" w:oddHBand="0" w:evenHBand="1" w:firstRowFirstColumn="0" w:firstRowLastColumn="0" w:lastRowFirstColumn="0" w:lastRowLastColumn="0"/>
             </w:pPr>
             <w:r>
-              <w:t>-</w:t>
+              <w:t>queueName</w:t>
             </w:r>
           </w:p>
         </w:tc>
@@ -5982,201 +7951,791 @@
               <w:jc w:val="both"/>
               <w:cnfStyle w:val="000000000000" w:firstRow="0" w:lastRow="0" w:firstColumn="0" w:lastColumn="0" w:oddVBand="0" w:evenVBand="0" w:oddHBand="0" w:evenHBand="0" w:firstRowFirstColumn="0" w:firstRowLastColumn="0" w:lastRowFirstColumn="0" w:lastRowLastColumn="0"/>
             </w:pPr>
-            <w:proofErr w:type="spellStart"/>
-            <w:r>
-              <w:t>WxPlatformMonitoring</w:t>
-            </w:r>
-            <w:proofErr w:type="spellEnd"/>
-            <w:r>
-              <w:t>\config\</w:t>
-            </w:r>
-            <w:proofErr w:type="spellStart"/>
-            <w:r>
-              <w:t>brokerMonitoring.json</w:t>
-            </w:r>
-            <w:proofErr w:type="spellEnd"/>
+            <w:r>
+              <w:t>WxPlatformMonitoring\config\</w:t>
+            </w:r>
+            <w:r>
+              <w:t>um</w:t>
+            </w:r>
+            <w:r>
+              <w:t>.json</w:t>
+            </w:r>
+          </w:p>
+          <w:p>
+            <w:pPr>
+              <w:pStyle w:val="TextCopy"/>
+              <w:spacing w:after="120" w:line="300" w:lineRule="atLeast"/>
+              <w:jc w:val="both"/>
+              <w:cnfStyle w:val="000000000000" w:firstRow="0" w:lastRow="0" w:firstColumn="0" w:lastColumn="0" w:oddVBand="0" w:evenVBand="0" w:oddHBand="0" w:evenHBand="0" w:firstRowFirstColumn="0" w:firstRowLastColumn="0" w:lastRowFirstColumn="0" w:lastRowLastColumn="0"/>
+            </w:pPr>
+            <w:r>
+              <w:t>Provde either a JMS (“um/direct/config/</w:t>
+            </w:r>
+            <w:r>
+              <w:t>jmsConnectionAlias</w:t>
+            </w:r>
+            <w:r>
+              <w:t>”) or a Messaging Connection Alias (“um/direct/config/</w:t>
+            </w:r>
+            <w:r>
+              <w:t>messagingConnectionAlias</w:t>
+            </w:r>
+            <w:r>
+              <w:t>”).</w:t>
+            </w:r>
           </w:p>
         </w:tc>
       </w:tr>
     </w:tbl>
     <w:p>
       <w:pPr>
-        <w:pStyle w:val="HeadingII"/>
-      </w:pPr>
-      <w:bookmarkStart w:id="9" w:name="_Toc472525512"/>
-      <w:r>
-        <w:t>Universal Messaging</w:t>
-      </w:r>
-    </w:p>
-    <w:p>
-      <w:pPr>
-        <w:pStyle w:val="TextCopy"/>
-      </w:pPr>
-      <w:r>
-        <w:t>The services in the folder “</w:t>
-      </w:r>
-      <w:r>
-        <w:t>wx.platformMonitoring.pub.um</w:t>
-      </w:r>
-      <w:r>
-        <w:t>” provides monitoring services for Universal Messaging queues and channels (topics)</w:t>
-      </w:r>
-      <w:r>
-        <w:t>, both for “native” messaging and for JMS messaging</w:t>
-      </w:r>
-      <w:r>
-        <w:t>.</w:t>
-      </w:r>
-    </w:p>
-    <w:p>
-      <w:pPr>
-        <w:pStyle w:val="HeadingIII"/>
-      </w:pPr>
-      <w:r>
-        <w:lastRenderedPageBreak/>
-        <w:t>Overview Connecting to UM</w:t>
-      </w:r>
-    </w:p>
-    <w:p>
-      <w:pPr>
-        <w:pStyle w:val="TextCopy"/>
-      </w:pPr>
-      <w:r>
-        <w:t>Please note the following about the connection to Universal Messaging. In order to monitor queues and channels on UM, a connection must be established. This package uses Connection Aliases in order to contain the necessary realm-name (RNAME) information.</w:t>
-      </w:r>
-    </w:p>
-    <w:p>
-      <w:pPr>
-        <w:pStyle w:val="TextCopy"/>
-      </w:pPr>
-      <w:r>
-        <w:t xml:space="preserve">NOTE: Currently only direct, non-secured connections to UM </w:t>
-      </w:r>
-      <w:proofErr w:type="gramStart"/>
-      <w:r>
-        <w:t>are</w:t>
-      </w:r>
-      <w:proofErr w:type="gramEnd"/>
-      <w:r>
-        <w:t xml:space="preserve"> supported!</w:t>
-      </w:r>
-    </w:p>
-    <w:p>
-      <w:pPr>
-        <w:pStyle w:val="TextCopy"/>
-      </w:pPr>
-      <w:r>
-        <w:t xml:space="preserve">There are basically two types of objects which can be monitored and respectively configured, i.e. Triggers and basic Queues and Channels. </w:t>
-      </w:r>
-      <w:r>
-        <w:t>For both a threshold can be configured. This threshold (</w:t>
-      </w:r>
-      <w:proofErr w:type="spellStart"/>
-      <w:r>
-        <w:t>maxElementsQueued</w:t>
-      </w:r>
-      <w:proofErr w:type="spellEnd"/>
-      <w:r>
-        <w:t>) defines how many elements a queue can contain without a monitoring service returning a negative status on invocation.</w:t>
-      </w:r>
-    </w:p>
-    <w:p>
-      <w:pPr>
-        <w:pStyle w:val="HeadingIV"/>
-      </w:pPr>
-      <w:r>
-        <w:t>Triggers</w:t>
-      </w:r>
-    </w:p>
-    <w:p>
-      <w:pPr>
-        <w:pStyle w:val="TextCopy"/>
-      </w:pPr>
-      <w:r>
-        <w:t>When monitoring triggers, the Connection Alias is extracted from the monitored trigger, and then the connection information (i.e. the realm-name) is extracted from the Connection Alias. For Messaging Connection Aliases the realm-name is directly extracted, for JMS Connection Aliases the respective JNDI Alias is extracted and a UM specific Connection factory is created using the “</w:t>
-      </w:r>
-      <w:r>
-        <w:t>Connection Factory Lookup Name</w:t>
-      </w:r>
-      <w:r>
-        <w:t>” as configured in the JMS Connection Alias.</w:t>
-      </w:r>
-    </w:p>
-    <w:p>
-      <w:pPr>
-        <w:pStyle w:val="HeadingIV"/>
-      </w:pPr>
-      <w:r>
-        <w:t>Queues and Channels</w:t>
-      </w:r>
-    </w:p>
-    <w:p>
-      <w:pPr>
-        <w:pStyle w:val="TextCopy"/>
-      </w:pPr>
-      <w:r>
-        <w:t xml:space="preserve">When directly accessing Queues and Channels, the connection information can be extracted from a Connection Alias, too. </w:t>
-      </w:r>
-      <w:proofErr w:type="gramStart"/>
-      <w:r>
-        <w:t>But the information which Connection Alias to use, has to be explicitly configured.</w:t>
-      </w:r>
-      <w:proofErr w:type="gramEnd"/>
-      <w:r>
-        <w:t xml:space="preserve"> This is done in the </w:t>
-      </w:r>
-      <w:r>
-        <w:t>“</w:t>
-      </w:r>
-      <w:proofErr w:type="spellStart"/>
-      <w:r>
-        <w:t>um.json</w:t>
-      </w:r>
-      <w:proofErr w:type="spellEnd"/>
-      <w:r>
-        <w:t>”</w:t>
-      </w:r>
-      <w:r>
-        <w:t xml:space="preserve"> config file in the section “um/direct/config”, and then a JMS Connection Alias and a Messaging Connection Alias can be defined.</w:t>
-      </w:r>
-    </w:p>
-    <w:p>
-      <w:pPr>
-        <w:pStyle w:val="HeadingIII"/>
-      </w:pPr>
-      <w:r>
-        <w:t>Services</w:t>
-      </w:r>
-    </w:p>
-    <w:p>
-      <w:pPr>
-        <w:pStyle w:val="HeadingIV"/>
-      </w:pPr>
-      <w:r>
-        <w:t>Messaging</w:t>
-      </w:r>
-    </w:p>
-    <w:p>
-      <w:pPr>
-        <w:pStyle w:val="TextCopy"/>
-      </w:pPr>
-      <w:r>
-        <w:t>The services in the folder “</w:t>
-      </w:r>
-      <w:proofErr w:type="spellStart"/>
-      <w:r>
-        <w:t>wx.platformMonitoring.pub.um.messaging</w:t>
-      </w:r>
-      <w:proofErr w:type="spellEnd"/>
-      <w:r>
-        <w:t>” provide information about queues on Universal Messaging.</w:t>
-      </w:r>
-    </w:p>
-    <w:p>
-      <w:pPr>
         <w:pStyle w:val="TextCopy"/>
         <w:spacing w:after="120" w:line="300" w:lineRule="atLeast"/>
         <w:jc w:val="both"/>
+      </w:pPr>
+    </w:p>
+    <w:tbl>
+      <w:tblPr>
+        <w:tblStyle w:val="TABLESTYLE1"/>
+        <w:tblW w:w="0" w:type="auto"/>
+        <w:tblLook w:val="04A0" w:firstRow="1" w:lastRow="0" w:firstColumn="1" w:lastColumn="0" w:noHBand="0" w:noVBand="1"/>
+      </w:tblPr>
+      <w:tblGrid>
+        <w:gridCol w:w="1649"/>
+        <w:gridCol w:w="7319"/>
+      </w:tblGrid>
+      <w:tr>
+        <w:trPr>
+          <w:cnfStyle w:val="100000000000" w:firstRow="1" w:lastRow="0" w:firstColumn="0" w:lastColumn="0" w:oddVBand="0" w:evenVBand="0" w:oddHBand="0" w:evenHBand="0" w:firstRowFirstColumn="0" w:firstRowLastColumn="0" w:lastRowFirstColumn="0" w:lastRowLastColumn="0"/>
+        </w:trPr>
+        <w:tc>
+          <w:tcPr>
+            <w:cnfStyle w:val="001000000000" w:firstRow="0" w:lastRow="0" w:firstColumn="1" w:lastColumn="0" w:oddVBand="0" w:evenVBand="0" w:oddHBand="0" w:evenHBand="0" w:firstRowFirstColumn="0" w:firstRowLastColumn="0" w:lastRowFirstColumn="0" w:lastRowLastColumn="0"/>
+            <w:tcW w:w="1649" w:type="dxa"/>
+          </w:tcPr>
+          <w:p>
+            <w:pPr>
+              <w:pStyle w:val="TextCopy"/>
+              <w:spacing w:after="120" w:line="300" w:lineRule="atLeast"/>
+              <w:jc w:val="both"/>
+            </w:pPr>
+            <w:r>
+              <w:t>Service</w:t>
+            </w:r>
+          </w:p>
+        </w:tc>
+        <w:tc>
+          <w:tcPr>
+            <w:tcW w:w="6315" w:type="dxa"/>
+          </w:tcPr>
+          <w:p>
+            <w:pPr>
+              <w:pStyle w:val="TextCopy"/>
+              <w:spacing w:after="120" w:line="300" w:lineRule="atLeast"/>
+              <w:jc w:val="both"/>
+              <w:cnfStyle w:val="100000000000" w:firstRow="1" w:lastRow="0" w:firstColumn="0" w:lastColumn="0" w:oddVBand="0" w:evenVBand="0" w:oddHBand="0" w:evenHBand="0" w:firstRowFirstColumn="0" w:firstRowLastColumn="0" w:lastRowFirstColumn="0" w:lastRowLastColumn="0"/>
+            </w:pPr>
+            <w:r>
+              <w:t>wx.platformMonitoring.pub.um.messaging:getQueueLengthWithConnectionAlias</w:t>
+            </w:r>
+          </w:p>
+        </w:tc>
+      </w:tr>
+      <w:tr>
+        <w:tc>
+          <w:tcPr>
+            <w:cnfStyle w:val="001000000000" w:firstRow="0" w:lastRow="0" w:firstColumn="1" w:lastColumn="0" w:oddVBand="0" w:evenVBand="0" w:oddHBand="0" w:evenHBand="0" w:firstRowFirstColumn="0" w:firstRowLastColumn="0" w:lastRowFirstColumn="0" w:lastRowLastColumn="0"/>
+            <w:tcW w:w="1649" w:type="dxa"/>
+          </w:tcPr>
+          <w:p>
+            <w:pPr>
+              <w:pStyle w:val="TextCopy"/>
+              <w:spacing w:after="120" w:line="300" w:lineRule="atLeast"/>
+              <w:jc w:val="both"/>
+            </w:pPr>
+            <w:r>
+              <w:t>Description</w:t>
+            </w:r>
+          </w:p>
+        </w:tc>
+        <w:tc>
+          <w:tcPr>
+            <w:tcW w:w="6315" w:type="dxa"/>
+          </w:tcPr>
+          <w:p>
+            <w:pPr>
+              <w:pStyle w:val="TextCopy"/>
+              <w:spacing w:after="120" w:line="300" w:lineRule="atLeast"/>
+              <w:jc w:val="both"/>
+              <w:cnfStyle w:val="000000000000" w:firstRow="0" w:lastRow="0" w:firstColumn="0" w:lastColumn="0" w:oddVBand="0" w:evenVBand="0" w:oddHBand="0" w:evenHBand="0" w:firstRowFirstColumn="0" w:firstRowLastColumn="0" w:lastRowFirstColumn="0" w:lastRowLastColumn="0"/>
+            </w:pPr>
+            <w:r>
+              <w:t>Returns the count of unprocessed messages on the given queue. The queue can both be a Queue or a Channel.</w:t>
+            </w:r>
+          </w:p>
+        </w:tc>
+      </w:tr>
+      <w:tr>
+        <w:trPr>
+          <w:cnfStyle w:val="000000010000" w:firstRow="0" w:lastRow="0" w:firstColumn="0" w:lastColumn="0" w:oddVBand="0" w:evenVBand="0" w:oddHBand="0" w:evenHBand="1" w:firstRowFirstColumn="0" w:firstRowLastColumn="0" w:lastRowFirstColumn="0" w:lastRowLastColumn="0"/>
+        </w:trPr>
+        <w:tc>
+          <w:tcPr>
+            <w:cnfStyle w:val="001000000000" w:firstRow="0" w:lastRow="0" w:firstColumn="1" w:lastColumn="0" w:oddVBand="0" w:evenVBand="0" w:oddHBand="0" w:evenHBand="0" w:firstRowFirstColumn="0" w:firstRowLastColumn="0" w:lastRowFirstColumn="0" w:lastRowLastColumn="0"/>
+            <w:tcW w:w="1649" w:type="dxa"/>
+          </w:tcPr>
+          <w:p>
+            <w:pPr>
+              <w:pStyle w:val="TextCopy"/>
+              <w:spacing w:after="120" w:line="300" w:lineRule="atLeast"/>
+              <w:jc w:val="both"/>
+            </w:pPr>
+            <w:r>
+              <w:t>Service Input</w:t>
+            </w:r>
+          </w:p>
+        </w:tc>
+        <w:tc>
+          <w:tcPr>
+            <w:tcW w:w="6315" w:type="dxa"/>
+          </w:tcPr>
+          <w:p>
+            <w:pPr>
+              <w:pStyle w:val="TextCopy"/>
+              <w:numPr>
+                <w:ilvl w:val="0"/>
+                <w:numId w:val="72"/>
+              </w:numPr>
+              <w:spacing w:after="120" w:line="300" w:lineRule="atLeast"/>
+              <w:jc w:val="both"/>
+              <w:cnfStyle w:val="000000010000" w:firstRow="0" w:lastRow="0" w:firstColumn="0" w:lastColumn="0" w:oddVBand="0" w:evenVBand="0" w:oddHBand="0" w:evenHBand="1" w:firstRowFirstColumn="0" w:firstRowLastColumn="0" w:lastRowFirstColumn="0" w:lastRowLastColumn="0"/>
+            </w:pPr>
+            <w:r>
+              <w:t>queueName</w:t>
+            </w:r>
+          </w:p>
+          <w:p>
+            <w:pPr>
+              <w:pStyle w:val="TextCopy"/>
+              <w:numPr>
+                <w:ilvl w:val="0"/>
+                <w:numId w:val="72"/>
+              </w:numPr>
+              <w:spacing w:after="120" w:line="300" w:lineRule="atLeast"/>
+              <w:jc w:val="both"/>
+              <w:cnfStyle w:val="000000010000" w:firstRow="0" w:lastRow="0" w:firstColumn="0" w:lastColumn="0" w:oddVBand="0" w:evenVBand="0" w:oddHBand="0" w:evenHBand="1" w:firstRowFirstColumn="0" w:firstRowLastColumn="0" w:lastRowFirstColumn="0" w:lastRowLastColumn="0"/>
+            </w:pPr>
+            <w:r>
+              <w:t>messagingConnectionAlias</w:t>
+            </w:r>
+          </w:p>
+        </w:tc>
+      </w:tr>
+      <w:tr>
+        <w:tc>
+          <w:tcPr>
+            <w:cnfStyle w:val="001000000000" w:firstRow="0" w:lastRow="0" w:firstColumn="1" w:lastColumn="0" w:oddVBand="0" w:evenVBand="0" w:oddHBand="0" w:evenHBand="0" w:firstRowFirstColumn="0" w:firstRowLastColumn="0" w:lastRowFirstColumn="0" w:lastRowLastColumn="0"/>
+            <w:tcW w:w="1649" w:type="dxa"/>
+          </w:tcPr>
+          <w:p>
+            <w:pPr>
+              <w:pStyle w:val="TextCopy"/>
+              <w:spacing w:after="120" w:line="300" w:lineRule="atLeast"/>
+              <w:jc w:val="both"/>
+            </w:pPr>
+            <w:r>
+              <w:t>Configuration</w:t>
+            </w:r>
+          </w:p>
+        </w:tc>
+        <w:tc>
+          <w:tcPr>
+            <w:tcW w:w="6315" w:type="dxa"/>
+          </w:tcPr>
+          <w:p>
+            <w:pPr>
+              <w:pStyle w:val="TextCopy"/>
+              <w:spacing w:after="120" w:line="300" w:lineRule="atLeast"/>
+              <w:jc w:val="both"/>
+              <w:cnfStyle w:val="000000000000" w:firstRow="0" w:lastRow="0" w:firstColumn="0" w:lastColumn="0" w:oddVBand="0" w:evenVBand="0" w:oddHBand="0" w:evenHBand="0" w:firstRowFirstColumn="0" w:firstRowLastColumn="0" w:lastRowFirstColumn="0" w:lastRowLastColumn="0"/>
+            </w:pPr>
+            <w:r>
+              <w:t>-</w:t>
+            </w:r>
+          </w:p>
+        </w:tc>
+      </w:tr>
+    </w:tbl>
+    <w:p>
+      <w:pPr>
+        <w:pStyle w:val="HeadingIV"/>
+      </w:pPr>
+      <w:bookmarkStart w:id="17" w:name="_Toc475030047"/>
+      <w:r>
+        <w:t>JMS</w:t>
+      </w:r>
+      <w:bookmarkEnd w:id="17"/>
+    </w:p>
+    <w:p>
+      <w:pPr>
+        <w:pStyle w:val="TextCopy"/>
+      </w:pPr>
+      <w:r>
+        <w:t>The services in the folder “</w:t>
+      </w:r>
+      <w:r>
+        <w:t>wx.platformMonitoring.pub.um.</w:t>
+      </w:r>
+      <w:r>
+        <w:t>jms” provide information about JMS queues on Universal Messaging.</w:t>
+      </w:r>
+    </w:p>
+    <w:tbl>
+      <w:tblPr>
+        <w:tblStyle w:val="TABLESTYLE1"/>
+        <w:tblW w:w="0" w:type="auto"/>
+        <w:tblLook w:val="04A0" w:firstRow="1" w:lastRow="0" w:firstColumn="1" w:lastColumn="0" w:noHBand="0" w:noVBand="1"/>
+      </w:tblPr>
+      <w:tblGrid>
+        <w:gridCol w:w="1649"/>
+        <w:gridCol w:w="6663"/>
+      </w:tblGrid>
+      <w:tr>
+        <w:trPr>
+          <w:cnfStyle w:val="100000000000" w:firstRow="1" w:lastRow="0" w:firstColumn="0" w:lastColumn="0" w:oddVBand="0" w:evenVBand="0" w:oddHBand="0" w:evenHBand="0" w:firstRowFirstColumn="0" w:firstRowLastColumn="0" w:lastRowFirstColumn="0" w:lastRowLastColumn="0"/>
+        </w:trPr>
+        <w:tc>
+          <w:tcPr>
+            <w:cnfStyle w:val="001000000000" w:firstRow="0" w:lastRow="0" w:firstColumn="1" w:lastColumn="0" w:oddVBand="0" w:evenVBand="0" w:oddHBand="0" w:evenHBand="0" w:firstRowFirstColumn="0" w:firstRowLastColumn="0" w:lastRowFirstColumn="0" w:lastRowLastColumn="0"/>
+            <w:tcW w:w="1649" w:type="dxa"/>
+          </w:tcPr>
+          <w:p>
+            <w:pPr>
+              <w:pStyle w:val="TextCopy"/>
+              <w:spacing w:after="120" w:line="300" w:lineRule="atLeast"/>
+              <w:jc w:val="both"/>
+            </w:pPr>
+            <w:r>
+              <w:t>Service</w:t>
+            </w:r>
+          </w:p>
+        </w:tc>
+        <w:tc>
+          <w:tcPr>
+            <w:tcW w:w="6315" w:type="dxa"/>
+          </w:tcPr>
+          <w:p>
+            <w:pPr>
+              <w:pStyle w:val="TextCopy"/>
+              <w:spacing w:after="120" w:line="300" w:lineRule="atLeast"/>
+              <w:jc w:val="both"/>
+              <w:cnfStyle w:val="100000000000" w:firstRow="1" w:lastRow="0" w:firstColumn="0" w:lastColumn="0" w:oddVBand="0" w:evenVBand="0" w:oddHBand="0" w:evenHBand="0" w:firstRowFirstColumn="0" w:firstRowLastColumn="0" w:lastRowFirstColumn="0" w:lastRowLastColumn="0"/>
+            </w:pPr>
+            <w:r>
+              <w:t>wx.platformMonitoring.pub.um.jms:getQueueLengthWithConnectionAlias</w:t>
+            </w:r>
+          </w:p>
+        </w:tc>
+      </w:tr>
+      <w:tr>
+        <w:tc>
+          <w:tcPr>
+            <w:cnfStyle w:val="001000000000" w:firstRow="0" w:lastRow="0" w:firstColumn="1" w:lastColumn="0" w:oddVBand="0" w:evenVBand="0" w:oddHBand="0" w:evenHBand="0" w:firstRowFirstColumn="0" w:firstRowLastColumn="0" w:lastRowFirstColumn="0" w:lastRowLastColumn="0"/>
+            <w:tcW w:w="1649" w:type="dxa"/>
+          </w:tcPr>
+          <w:p>
+            <w:pPr>
+              <w:pStyle w:val="TextCopy"/>
+              <w:spacing w:after="120" w:line="300" w:lineRule="atLeast"/>
+              <w:jc w:val="both"/>
+            </w:pPr>
+            <w:r>
+              <w:t>Description</w:t>
+            </w:r>
+          </w:p>
+        </w:tc>
+        <w:tc>
+          <w:tcPr>
+            <w:tcW w:w="6315" w:type="dxa"/>
+          </w:tcPr>
+          <w:p>
+            <w:pPr>
+              <w:pStyle w:val="TextCopy"/>
+              <w:spacing w:after="120" w:line="300" w:lineRule="atLeast"/>
+              <w:jc w:val="both"/>
+              <w:cnfStyle w:val="000000000000" w:firstRow="0" w:lastRow="0" w:firstColumn="0" w:lastColumn="0" w:oddVBand="0" w:evenVBand="0" w:oddHBand="0" w:evenHBand="0" w:firstRowFirstColumn="0" w:firstRowLastColumn="0" w:lastRowFirstColumn="0" w:lastRowLastColumn="0"/>
+            </w:pPr>
+            <w:r>
+              <w:t>Returns the count of unprocessed messages on the given JMS queue. The queue can both be a Queue or a Channel.</w:t>
+            </w:r>
+          </w:p>
+        </w:tc>
+      </w:tr>
+      <w:tr>
+        <w:trPr>
+          <w:cnfStyle w:val="000000010000" w:firstRow="0" w:lastRow="0" w:firstColumn="0" w:lastColumn="0" w:oddVBand="0" w:evenVBand="0" w:oddHBand="0" w:evenHBand="1" w:firstRowFirstColumn="0" w:firstRowLastColumn="0" w:lastRowFirstColumn="0" w:lastRowLastColumn="0"/>
+        </w:trPr>
+        <w:tc>
+          <w:tcPr>
+            <w:cnfStyle w:val="001000000000" w:firstRow="0" w:lastRow="0" w:firstColumn="1" w:lastColumn="0" w:oddVBand="0" w:evenVBand="0" w:oddHBand="0" w:evenHBand="0" w:firstRowFirstColumn="0" w:firstRowLastColumn="0" w:lastRowFirstColumn="0" w:lastRowLastColumn="0"/>
+            <w:tcW w:w="1649" w:type="dxa"/>
+          </w:tcPr>
+          <w:p>
+            <w:pPr>
+              <w:pStyle w:val="TextCopy"/>
+              <w:spacing w:after="120" w:line="300" w:lineRule="atLeast"/>
+              <w:jc w:val="both"/>
+            </w:pPr>
+            <w:r>
+              <w:t>Service Input</w:t>
+            </w:r>
+          </w:p>
+        </w:tc>
+        <w:tc>
+          <w:tcPr>
+            <w:tcW w:w="6315" w:type="dxa"/>
+          </w:tcPr>
+          <w:p>
+            <w:pPr>
+              <w:pStyle w:val="TextCopy"/>
+              <w:numPr>
+                <w:ilvl w:val="0"/>
+                <w:numId w:val="72"/>
+              </w:numPr>
+              <w:spacing w:after="120" w:line="300" w:lineRule="atLeast"/>
+              <w:jc w:val="both"/>
+              <w:cnfStyle w:val="000000010000" w:firstRow="0" w:lastRow="0" w:firstColumn="0" w:lastColumn="0" w:oddVBand="0" w:evenVBand="0" w:oddHBand="0" w:evenHBand="1" w:firstRowFirstColumn="0" w:firstRowLastColumn="0" w:lastRowFirstColumn="0" w:lastRowLastColumn="0"/>
+            </w:pPr>
+            <w:r>
+              <w:t>queueName</w:t>
+            </w:r>
+          </w:p>
+          <w:p>
+            <w:pPr>
+              <w:pStyle w:val="TextCopy"/>
+              <w:numPr>
+                <w:ilvl w:val="0"/>
+                <w:numId w:val="72"/>
+              </w:numPr>
+              <w:spacing w:after="120" w:line="300" w:lineRule="atLeast"/>
+              <w:jc w:val="both"/>
+              <w:cnfStyle w:val="000000010000" w:firstRow="0" w:lastRow="0" w:firstColumn="0" w:lastColumn="0" w:oddVBand="0" w:evenVBand="0" w:oddHBand="0" w:evenHBand="1" w:firstRowFirstColumn="0" w:firstRowLastColumn="0" w:lastRowFirstColumn="0" w:lastRowLastColumn="0"/>
+            </w:pPr>
+            <w:r>
+              <w:t>jms</w:t>
+            </w:r>
+            <w:r>
+              <w:t>ConnectionAlias</w:t>
+            </w:r>
+          </w:p>
+        </w:tc>
+      </w:tr>
+      <w:tr>
+        <w:tc>
+          <w:tcPr>
+            <w:cnfStyle w:val="001000000000" w:firstRow="0" w:lastRow="0" w:firstColumn="1" w:lastColumn="0" w:oddVBand="0" w:evenVBand="0" w:oddHBand="0" w:evenHBand="0" w:firstRowFirstColumn="0" w:firstRowLastColumn="0" w:lastRowFirstColumn="0" w:lastRowLastColumn="0"/>
+            <w:tcW w:w="1649" w:type="dxa"/>
+          </w:tcPr>
+          <w:p>
+            <w:pPr>
+              <w:pStyle w:val="TextCopy"/>
+              <w:spacing w:after="120" w:line="300" w:lineRule="atLeast"/>
+              <w:jc w:val="both"/>
+            </w:pPr>
+            <w:r>
+              <w:t>Configuration</w:t>
+            </w:r>
+          </w:p>
+        </w:tc>
+        <w:tc>
+          <w:tcPr>
+            <w:tcW w:w="6315" w:type="dxa"/>
+          </w:tcPr>
+          <w:p>
+            <w:pPr>
+              <w:pStyle w:val="TextCopy"/>
+              <w:spacing w:after="120" w:line="300" w:lineRule="atLeast"/>
+              <w:jc w:val="both"/>
+              <w:cnfStyle w:val="000000000000" w:firstRow="0" w:lastRow="0" w:firstColumn="0" w:lastColumn="0" w:oddVBand="0" w:evenVBand="0" w:oddHBand="0" w:evenHBand="0" w:firstRowFirstColumn="0" w:firstRowLastColumn="0" w:lastRowFirstColumn="0" w:lastRowLastColumn="0"/>
+            </w:pPr>
+            <w:r>
+              <w:t>-</w:t>
+            </w:r>
+          </w:p>
+        </w:tc>
+      </w:tr>
+    </w:tbl>
+    <w:p>
+      <w:pPr>
+        <w:pStyle w:val="TextCopy"/>
+      </w:pPr>
+    </w:p>
+    <w:p>
+      <w:pPr>
+        <w:pStyle w:val="HeadingIV"/>
+      </w:pPr>
+      <w:bookmarkStart w:id="18" w:name="_Toc475030048"/>
+      <w:r>
+        <w:t>Monitoring</w:t>
+      </w:r>
+      <w:bookmarkEnd w:id="18"/>
+    </w:p>
+    <w:p>
+      <w:pPr>
+        <w:pStyle w:val="TextCopy"/>
+      </w:pPr>
+      <w:r>
+        <w:t>The services in the folder “</w:t>
+      </w:r>
+      <w:r>
+        <w:t>wx.platformMonitoring.pub.um.monitoring</w:t>
+      </w:r>
+      <w:r>
+        <w:t>” provide services for monitoring queues and channel based on the configured message count threshold.</w:t>
+      </w:r>
+    </w:p>
+    <w:tbl>
+      <w:tblPr>
+        <w:tblStyle w:val="TABLESTYLE1"/>
+        <w:tblW w:w="0" w:type="auto"/>
+        <w:tblLook w:val="04A0" w:firstRow="1" w:lastRow="0" w:firstColumn="1" w:lastColumn="0" w:noHBand="0" w:noVBand="1"/>
+      </w:tblPr>
+      <w:tblGrid>
+        <w:gridCol w:w="1649"/>
+        <w:gridCol w:w="6830"/>
+      </w:tblGrid>
+      <w:tr>
+        <w:trPr>
+          <w:cnfStyle w:val="100000000000" w:firstRow="1" w:lastRow="0" w:firstColumn="0" w:lastColumn="0" w:oddVBand="0" w:evenVBand="0" w:oddHBand="0" w:evenHBand="0" w:firstRowFirstColumn="0" w:firstRowLastColumn="0" w:lastRowFirstColumn="0" w:lastRowLastColumn="0"/>
+        </w:trPr>
+        <w:tc>
+          <w:tcPr>
+            <w:cnfStyle w:val="001000000000" w:firstRow="0" w:lastRow="0" w:firstColumn="1" w:lastColumn="0" w:oddVBand="0" w:evenVBand="0" w:oddHBand="0" w:evenHBand="0" w:firstRowFirstColumn="0" w:firstRowLastColumn="0" w:lastRowFirstColumn="0" w:lastRowLastColumn="0"/>
+            <w:tcW w:w="1649" w:type="dxa"/>
+          </w:tcPr>
+          <w:p>
+            <w:pPr>
+              <w:pStyle w:val="TextCopy"/>
+              <w:spacing w:after="120" w:line="300" w:lineRule="atLeast"/>
+              <w:jc w:val="both"/>
+            </w:pPr>
+            <w:r>
+              <w:lastRenderedPageBreak/>
+              <w:t>Service</w:t>
+            </w:r>
+          </w:p>
+        </w:tc>
+        <w:tc>
+          <w:tcPr>
+            <w:tcW w:w="6830" w:type="dxa"/>
+          </w:tcPr>
+          <w:p>
+            <w:pPr>
+              <w:pStyle w:val="TextCopy"/>
+              <w:spacing w:after="120" w:line="300" w:lineRule="atLeast"/>
+              <w:jc w:val="both"/>
+              <w:cnfStyle w:val="100000000000" w:firstRow="1" w:lastRow="0" w:firstColumn="0" w:lastColumn="0" w:oddVBand="0" w:evenVBand="0" w:oddHBand="0" w:evenHBand="0" w:firstRowFirstColumn="0" w:firstRowLastColumn="0" w:lastRowFirstColumn="0" w:lastRowLastColumn="0"/>
+            </w:pPr>
+            <w:r>
+              <w:t>wx.platformMonitoring.pub.um.monitoring:monitorJmsTriggerQueueLength</w:t>
+            </w:r>
+          </w:p>
+        </w:tc>
+      </w:tr>
+      <w:tr>
+        <w:tc>
+          <w:tcPr>
+            <w:cnfStyle w:val="001000000000" w:firstRow="0" w:lastRow="0" w:firstColumn="1" w:lastColumn="0" w:oddVBand="0" w:evenVBand="0" w:oddHBand="0" w:evenHBand="0" w:firstRowFirstColumn="0" w:firstRowLastColumn="0" w:lastRowFirstColumn="0" w:lastRowLastColumn="0"/>
+            <w:tcW w:w="1649" w:type="dxa"/>
+          </w:tcPr>
+          <w:p>
+            <w:pPr>
+              <w:pStyle w:val="TextCopy"/>
+              <w:spacing w:after="120" w:line="300" w:lineRule="atLeast"/>
+              <w:jc w:val="both"/>
+            </w:pPr>
+            <w:r>
+              <w:t>Description</w:t>
+            </w:r>
+          </w:p>
+        </w:tc>
+        <w:tc>
+          <w:tcPr>
+            <w:tcW w:w="6830" w:type="dxa"/>
+          </w:tcPr>
+          <w:p>
+            <w:pPr>
+              <w:pStyle w:val="TextCopy"/>
+              <w:spacing w:after="120" w:line="300" w:lineRule="atLeast"/>
+              <w:jc w:val="both"/>
+              <w:cnfStyle w:val="000000000000" w:firstRow="0" w:lastRow="0" w:firstColumn="0" w:lastColumn="0" w:oddVBand="0" w:evenVBand="0" w:oddHBand="0" w:evenHBand="0" w:firstRowFirstColumn="0" w:firstRowLastColumn="0" w:lastRowFirstColumn="0" w:lastRowLastColumn="0"/>
+            </w:pPr>
+            <w:r>
+              <w:t>Returns</w:t>
+            </w:r>
+            <w:r>
+              <w:t xml:space="preserve"> the status</w:t>
+            </w:r>
+            <w:r>
+              <w:t xml:space="preserve"> </w:t>
+            </w:r>
+            <w:r>
+              <w:t xml:space="preserve">regarding the count of unprocessed messages </w:t>
+            </w:r>
+            <w:r>
+              <w:t>for the given JMS Trigger</w:t>
+            </w:r>
+            <w:r>
+              <w:t>.</w:t>
+            </w:r>
+          </w:p>
+        </w:tc>
+      </w:tr>
+      <w:tr>
+        <w:trPr>
+          <w:cnfStyle w:val="000000010000" w:firstRow="0" w:lastRow="0" w:firstColumn="0" w:lastColumn="0" w:oddVBand="0" w:evenVBand="0" w:oddHBand="0" w:evenHBand="1" w:firstRowFirstColumn="0" w:firstRowLastColumn="0" w:lastRowFirstColumn="0" w:lastRowLastColumn="0"/>
+        </w:trPr>
+        <w:tc>
+          <w:tcPr>
+            <w:cnfStyle w:val="001000000000" w:firstRow="0" w:lastRow="0" w:firstColumn="1" w:lastColumn="0" w:oddVBand="0" w:evenVBand="0" w:oddHBand="0" w:evenHBand="0" w:firstRowFirstColumn="0" w:firstRowLastColumn="0" w:lastRowFirstColumn="0" w:lastRowLastColumn="0"/>
+            <w:tcW w:w="1649" w:type="dxa"/>
+          </w:tcPr>
+          <w:p>
+            <w:pPr>
+              <w:pStyle w:val="TextCopy"/>
+              <w:spacing w:after="120" w:line="300" w:lineRule="atLeast"/>
+              <w:jc w:val="both"/>
+            </w:pPr>
+            <w:r>
+              <w:t>Service Input</w:t>
+            </w:r>
+          </w:p>
+        </w:tc>
+        <w:tc>
+          <w:tcPr>
+            <w:tcW w:w="6830" w:type="dxa"/>
+          </w:tcPr>
+          <w:p>
+            <w:pPr>
+              <w:pStyle w:val="TextCopy"/>
+              <w:spacing w:after="120" w:line="300" w:lineRule="atLeast"/>
+              <w:jc w:val="both"/>
+              <w:cnfStyle w:val="000000010000" w:firstRow="0" w:lastRow="0" w:firstColumn="0" w:lastColumn="0" w:oddVBand="0" w:evenVBand="0" w:oddHBand="0" w:evenHBand="1" w:firstRowFirstColumn="0" w:firstRowLastColumn="0" w:lastRowFirstColumn="0" w:lastRowLastColumn="0"/>
+            </w:pPr>
+            <w:r>
+              <w:t>triggerName</w:t>
+            </w:r>
+          </w:p>
+        </w:tc>
+      </w:tr>
+      <w:tr>
+        <w:tc>
+          <w:tcPr>
+            <w:cnfStyle w:val="001000000000" w:firstRow="0" w:lastRow="0" w:firstColumn="1" w:lastColumn="0" w:oddVBand="0" w:evenVBand="0" w:oddHBand="0" w:evenHBand="0" w:firstRowFirstColumn="0" w:firstRowLastColumn="0" w:lastRowFirstColumn="0" w:lastRowLastColumn="0"/>
+            <w:tcW w:w="1649" w:type="dxa"/>
+          </w:tcPr>
+          <w:p>
+            <w:pPr>
+              <w:pStyle w:val="TextCopy"/>
+              <w:spacing w:after="120" w:line="300" w:lineRule="atLeast"/>
+              <w:jc w:val="both"/>
+            </w:pPr>
+            <w:r>
+              <w:t>Configuration</w:t>
+            </w:r>
+          </w:p>
+        </w:tc>
+        <w:tc>
+          <w:tcPr>
+            <w:tcW w:w="6830" w:type="dxa"/>
+          </w:tcPr>
+          <w:p>
+            <w:pPr>
+              <w:pStyle w:val="TextCopy"/>
+              <w:spacing w:after="120" w:line="300" w:lineRule="atLeast"/>
+              <w:jc w:val="both"/>
+              <w:cnfStyle w:val="000000000000" w:firstRow="0" w:lastRow="0" w:firstColumn="0" w:lastColumn="0" w:oddVBand="0" w:evenVBand="0" w:oddHBand="0" w:evenHBand="0" w:firstRowFirstColumn="0" w:firstRowLastColumn="0" w:lastRowFirstColumn="0" w:lastRowLastColumn="0"/>
+            </w:pPr>
+            <w:r>
+              <w:t>WxPlatformMonitoring\config\</w:t>
+            </w:r>
+            <w:r>
+              <w:t>um</w:t>
+            </w:r>
+            <w:r>
+              <w:t>.json</w:t>
+            </w:r>
+          </w:p>
+        </w:tc>
+      </w:tr>
+    </w:tbl>
+    <w:p>
+      <w:pPr>
+        <w:pStyle w:val="TextCopy"/>
+      </w:pPr>
+    </w:p>
+    <w:tbl>
+      <w:tblPr>
+        <w:tblStyle w:val="TABLESTYLE1"/>
+        <w:tblW w:w="0" w:type="auto"/>
+        <w:tblLook w:val="04A0" w:firstRow="1" w:lastRow="0" w:firstColumn="1" w:lastColumn="0" w:noHBand="0" w:noVBand="1"/>
+      </w:tblPr>
+      <w:tblGrid>
+        <w:gridCol w:w="1649"/>
+        <w:gridCol w:w="7430"/>
+      </w:tblGrid>
+      <w:tr>
+        <w:trPr>
+          <w:cnfStyle w:val="100000000000" w:firstRow="1" w:lastRow="0" w:firstColumn="0" w:lastColumn="0" w:oddVBand="0" w:evenVBand="0" w:oddHBand="0" w:evenHBand="0" w:firstRowFirstColumn="0" w:firstRowLastColumn="0" w:lastRowFirstColumn="0" w:lastRowLastColumn="0"/>
+        </w:trPr>
+        <w:tc>
+          <w:tcPr>
+            <w:cnfStyle w:val="001000000000" w:firstRow="0" w:lastRow="0" w:firstColumn="1" w:lastColumn="0" w:oddVBand="0" w:evenVBand="0" w:oddHBand="0" w:evenHBand="0" w:firstRowFirstColumn="0" w:firstRowLastColumn="0" w:lastRowFirstColumn="0" w:lastRowLastColumn="0"/>
+            <w:tcW w:w="1649" w:type="dxa"/>
+          </w:tcPr>
+          <w:p>
+            <w:pPr>
+              <w:pStyle w:val="TextCopy"/>
+              <w:spacing w:after="120" w:line="300" w:lineRule="atLeast"/>
+              <w:jc w:val="both"/>
+            </w:pPr>
+            <w:r>
+              <w:t>Service</w:t>
+            </w:r>
+          </w:p>
+        </w:tc>
+        <w:tc>
+          <w:tcPr>
+            <w:tcW w:w="7430" w:type="dxa"/>
+          </w:tcPr>
+          <w:p>
+            <w:pPr>
+              <w:pStyle w:val="TextCopy"/>
+              <w:spacing w:after="120" w:line="300" w:lineRule="atLeast"/>
+              <w:jc w:val="both"/>
+              <w:cnfStyle w:val="100000000000" w:firstRow="1" w:lastRow="0" w:firstColumn="0" w:lastColumn="0" w:oddVBand="0" w:evenVBand="0" w:oddHBand="0" w:evenHBand="0" w:firstRowFirstColumn="0" w:firstRowLastColumn="0" w:lastRowFirstColumn="0" w:lastRowLastColumn="0"/>
+            </w:pPr>
+            <w:r>
+              <w:t>wx.platformMonitoring.pub.um.monitoring:monitorMessagingTriggerQueueLength</w:t>
+            </w:r>
+          </w:p>
+        </w:tc>
+      </w:tr>
+      <w:tr>
+        <w:tc>
+          <w:tcPr>
+            <w:cnfStyle w:val="001000000000" w:firstRow="0" w:lastRow="0" w:firstColumn="1" w:lastColumn="0" w:oddVBand="0" w:evenVBand="0" w:oddHBand="0" w:evenHBand="0" w:firstRowFirstColumn="0" w:firstRowLastColumn="0" w:lastRowFirstColumn="0" w:lastRowLastColumn="0"/>
+            <w:tcW w:w="1649" w:type="dxa"/>
+          </w:tcPr>
+          <w:p>
+            <w:pPr>
+              <w:pStyle w:val="TextCopy"/>
+              <w:spacing w:after="120" w:line="300" w:lineRule="atLeast"/>
+              <w:jc w:val="both"/>
+            </w:pPr>
+            <w:r>
+              <w:t>Description</w:t>
+            </w:r>
+          </w:p>
+        </w:tc>
+        <w:tc>
+          <w:tcPr>
+            <w:tcW w:w="7430" w:type="dxa"/>
+          </w:tcPr>
+          <w:p>
+            <w:pPr>
+              <w:pStyle w:val="TextCopy"/>
+              <w:spacing w:after="120" w:line="300" w:lineRule="atLeast"/>
+              <w:jc w:val="both"/>
+              <w:cnfStyle w:val="000000000000" w:firstRow="0" w:lastRow="0" w:firstColumn="0" w:lastColumn="0" w:oddVBand="0" w:evenVBand="0" w:oddHBand="0" w:evenHBand="0" w:firstRowFirstColumn="0" w:firstRowLastColumn="0" w:lastRowFirstColumn="0" w:lastRowLastColumn="0"/>
+            </w:pPr>
+            <w:r>
+              <w:t>Returns the status regarding the count of unprocessed messages for the given Messaging Trigger.</w:t>
+            </w:r>
+          </w:p>
+        </w:tc>
+      </w:tr>
+      <w:tr>
+        <w:trPr>
+          <w:cnfStyle w:val="000000010000" w:firstRow="0" w:lastRow="0" w:firstColumn="0" w:lastColumn="0" w:oddVBand="0" w:evenVBand="0" w:oddHBand="0" w:evenHBand="1" w:firstRowFirstColumn="0" w:firstRowLastColumn="0" w:lastRowFirstColumn="0" w:lastRowLastColumn="0"/>
+        </w:trPr>
+        <w:tc>
+          <w:tcPr>
+            <w:cnfStyle w:val="001000000000" w:firstRow="0" w:lastRow="0" w:firstColumn="1" w:lastColumn="0" w:oddVBand="0" w:evenVBand="0" w:oddHBand="0" w:evenHBand="0" w:firstRowFirstColumn="0" w:firstRowLastColumn="0" w:lastRowFirstColumn="0" w:lastRowLastColumn="0"/>
+            <w:tcW w:w="1649" w:type="dxa"/>
+          </w:tcPr>
+          <w:p>
+            <w:pPr>
+              <w:pStyle w:val="TextCopy"/>
+              <w:spacing w:after="120" w:line="300" w:lineRule="atLeast"/>
+              <w:jc w:val="both"/>
+            </w:pPr>
+            <w:r>
+              <w:t>Service Input</w:t>
+            </w:r>
+          </w:p>
+        </w:tc>
+        <w:tc>
+          <w:tcPr>
+            <w:tcW w:w="7430" w:type="dxa"/>
+          </w:tcPr>
+          <w:p>
+            <w:pPr>
+              <w:pStyle w:val="TextCopy"/>
+              <w:spacing w:after="120" w:line="300" w:lineRule="atLeast"/>
+              <w:jc w:val="both"/>
+              <w:cnfStyle w:val="000000010000" w:firstRow="0" w:lastRow="0" w:firstColumn="0" w:lastColumn="0" w:oddVBand="0" w:evenVBand="0" w:oddHBand="0" w:evenHBand="1" w:firstRowFirstColumn="0" w:firstRowLastColumn="0" w:lastRowFirstColumn="0" w:lastRowLastColumn="0"/>
+            </w:pPr>
+            <w:r>
+              <w:t>triggerName</w:t>
+            </w:r>
+          </w:p>
+        </w:tc>
+      </w:tr>
+      <w:tr>
+        <w:tc>
+          <w:tcPr>
+            <w:cnfStyle w:val="001000000000" w:firstRow="0" w:lastRow="0" w:firstColumn="1" w:lastColumn="0" w:oddVBand="0" w:evenVBand="0" w:oddHBand="0" w:evenHBand="0" w:firstRowFirstColumn="0" w:firstRowLastColumn="0" w:lastRowFirstColumn="0" w:lastRowLastColumn="0"/>
+            <w:tcW w:w="1649" w:type="dxa"/>
+          </w:tcPr>
+          <w:p>
+            <w:pPr>
+              <w:pStyle w:val="TextCopy"/>
+              <w:spacing w:after="120" w:line="300" w:lineRule="atLeast"/>
+              <w:jc w:val="both"/>
+            </w:pPr>
+            <w:r>
+              <w:t>Configuration</w:t>
+            </w:r>
+          </w:p>
+        </w:tc>
+        <w:tc>
+          <w:tcPr>
+            <w:tcW w:w="7430" w:type="dxa"/>
+          </w:tcPr>
+          <w:p>
+            <w:pPr>
+              <w:pStyle w:val="TextCopy"/>
+              <w:spacing w:after="120" w:line="300" w:lineRule="atLeast"/>
+              <w:jc w:val="both"/>
+              <w:cnfStyle w:val="000000000000" w:firstRow="0" w:lastRow="0" w:firstColumn="0" w:lastColumn="0" w:oddVBand="0" w:evenVBand="0" w:oddHBand="0" w:evenHBand="0" w:firstRowFirstColumn="0" w:firstRowLastColumn="0" w:lastRowFirstColumn="0" w:lastRowLastColumn="0"/>
+            </w:pPr>
+            <w:r>
+              <w:t>WxPlatformMonitoring\config\</w:t>
+            </w:r>
+            <w:r>
+              <w:t>um</w:t>
+            </w:r>
+            <w:r>
+              <w:t>.json</w:t>
+            </w:r>
+          </w:p>
+        </w:tc>
+      </w:tr>
+    </w:tbl>
+    <w:p>
+      <w:pPr>
+        <w:pStyle w:val="TextCopy"/>
       </w:pPr>
     </w:p>
     <w:tbl>
@@ -6220,11 +8779,9 @@
               <w:jc w:val="both"/>
               <w:cnfStyle w:val="100000000000" w:firstRow="1" w:lastRow="0" w:firstColumn="0" w:lastColumn="0" w:oddVBand="0" w:evenVBand="0" w:oddHBand="0" w:evenHBand="0" w:firstRowFirstColumn="0" w:firstRowLastColumn="0" w:lastRowFirstColumn="0" w:lastRowLastColumn="0"/>
             </w:pPr>
-            <w:proofErr w:type="spellStart"/>
-            <w:r>
-              <w:t>wx.platformMonitoring.pub.um.messaging:getQueueLength</w:t>
-            </w:r>
-            <w:proofErr w:type="spellEnd"/>
+            <w:r>
+              <w:t>wx.platformMonitoring.pub.um.monitoring:monitorQueueLength</w:t>
+            </w:r>
           </w:p>
         </w:tc>
       </w:tr>
@@ -6257,13 +8814,7 @@
               <w:cnfStyle w:val="000000000000" w:firstRow="0" w:lastRow="0" w:firstColumn="0" w:lastColumn="0" w:oddVBand="0" w:evenVBand="0" w:oddHBand="0" w:evenHBand="0" w:firstRowFirstColumn="0" w:firstRowLastColumn="0" w:lastRowFirstColumn="0" w:lastRowLastColumn="0"/>
             </w:pPr>
             <w:r>
-              <w:t>Returns the count of unprocessed messages on the given queue</w:t>
-            </w:r>
-            <w:r>
-              <w:t>.</w:t>
-            </w:r>
-            <w:r>
-              <w:t xml:space="preserve"> The queue can both be a Queue or a Channel.</w:t>
+              <w:t>Returns the status regarding the count of unprocessed messages for the given Queue/Channel.</w:t>
             </w:r>
           </w:p>
         </w:tc>
@@ -6284,7 +8835,6 @@
               <w:jc w:val="both"/>
             </w:pPr>
             <w:r>
-              <w:lastRenderedPageBreak/>
               <w:t>Service Input</w:t>
             </w:r>
           </w:p>
@@ -6300,11 +8850,9 @@
               <w:jc w:val="both"/>
               <w:cnfStyle w:val="000000010000" w:firstRow="0" w:lastRow="0" w:firstColumn="0" w:lastColumn="0" w:oddVBand="0" w:evenVBand="0" w:oddHBand="0" w:evenHBand="1" w:firstRowFirstColumn="0" w:firstRowLastColumn="0" w:lastRowFirstColumn="0" w:lastRowLastColumn="0"/>
             </w:pPr>
-            <w:proofErr w:type="spellStart"/>
             <w:r>
               <w:t>queueName</w:t>
             </w:r>
-            <w:proofErr w:type="spellEnd"/>
           </w:p>
         </w:tc>
       </w:tr>
@@ -6336,59 +8884,14 @@
               <w:jc w:val="both"/>
               <w:cnfStyle w:val="000000000000" w:firstRow="0" w:lastRow="0" w:firstColumn="0" w:lastColumn="0" w:oddVBand="0" w:evenVBand="0" w:oddHBand="0" w:evenHBand="0" w:firstRowFirstColumn="0" w:firstRowLastColumn="0" w:lastRowFirstColumn="0" w:lastRowLastColumn="0"/>
             </w:pPr>
-            <w:proofErr w:type="spellStart"/>
-            <w:r>
-              <w:t>WxPlatformMonitoring</w:t>
-            </w:r>
-            <w:proofErr w:type="spellEnd"/>
-            <w:r>
-              <w:t>\config\</w:t>
-            </w:r>
-            <w:proofErr w:type="spellStart"/>
+            <w:r>
+              <w:t>WxPlatformMonitoring\config\</w:t>
+            </w:r>
             <w:r>
               <w:t>um</w:t>
             </w:r>
             <w:r>
               <w:t>.json</w:t>
-            </w:r>
-            <w:proofErr w:type="spellEnd"/>
-          </w:p>
-          <w:p>
-            <w:pPr>
-              <w:pStyle w:val="TextCopy"/>
-              <w:spacing w:after="120" w:line="300" w:lineRule="atLeast"/>
-              <w:jc w:val="both"/>
-              <w:cnfStyle w:val="000000000000" w:firstRow="0" w:lastRow="0" w:firstColumn="0" w:lastColumn="0" w:oddVBand="0" w:evenVBand="0" w:oddHBand="0" w:evenHBand="0" w:firstRowFirstColumn="0" w:firstRowLastColumn="0" w:lastRowFirstColumn="0" w:lastRowLastColumn="0"/>
-            </w:pPr>
-            <w:proofErr w:type="spellStart"/>
-            <w:r>
-              <w:t>Provde</w:t>
-            </w:r>
-            <w:proofErr w:type="spellEnd"/>
-            <w:r>
-              <w:t xml:space="preserve"> either a JMS (“um/direct/config/</w:t>
-            </w:r>
-            <w:proofErr w:type="spellStart"/>
-            <w:r>
-              <w:t>jmsConnectionAlias</w:t>
-            </w:r>
-            <w:proofErr w:type="spellEnd"/>
-            <w:r>
-              <w:t xml:space="preserve">”) or a Messaging Connection Alias </w:t>
-            </w:r>
-            <w:r>
-              <w:t>(“um/direct/config/</w:t>
-            </w:r>
-            <w:proofErr w:type="spellStart"/>
-            <w:r>
-              <w:t>messagingConnectionAlias</w:t>
-            </w:r>
-            <w:proofErr w:type="spellEnd"/>
-            <w:r>
-              <w:t>”)</w:t>
-            </w:r>
-            <w:r>
-              <w:t>.</w:t>
             </w:r>
           </w:p>
         </w:tc>
@@ -6396,406 +8899,27 @@
     </w:tbl>
     <w:p>
       <w:pPr>
-        <w:pStyle w:val="TextCopy"/>
-        <w:spacing w:after="120" w:line="300" w:lineRule="atLeast"/>
-        <w:jc w:val="both"/>
-      </w:pPr>
-    </w:p>
-    <w:tbl>
-      <w:tblPr>
-        <w:tblStyle w:val="TABLESTYLE1"/>
-        <w:tblW w:w="0" w:type="auto"/>
-        <w:tblLook w:val="04A0" w:firstRow="1" w:lastRow="0" w:firstColumn="1" w:lastColumn="0" w:noHBand="0" w:noVBand="1"/>
-      </w:tblPr>
-      <w:tblGrid>
-        <w:gridCol w:w="1649"/>
-        <w:gridCol w:w="7319"/>
-      </w:tblGrid>
-      <w:tr>
-        <w:trPr>
-          <w:cnfStyle w:val="100000000000" w:firstRow="1" w:lastRow="0" w:firstColumn="0" w:lastColumn="0" w:oddVBand="0" w:evenVBand="0" w:oddHBand="0" w:evenHBand="0" w:firstRowFirstColumn="0" w:firstRowLastColumn="0" w:lastRowFirstColumn="0" w:lastRowLastColumn="0"/>
-        </w:trPr>
-        <w:tc>
-          <w:tcPr>
-            <w:cnfStyle w:val="001000000000" w:firstRow="0" w:lastRow="0" w:firstColumn="1" w:lastColumn="0" w:oddVBand="0" w:evenVBand="0" w:oddHBand="0" w:evenHBand="0" w:firstRowFirstColumn="0" w:firstRowLastColumn="0" w:lastRowFirstColumn="0" w:lastRowLastColumn="0"/>
-            <w:tcW w:w="1649" w:type="dxa"/>
-          </w:tcPr>
-          <w:p>
-            <w:pPr>
-              <w:pStyle w:val="TextCopy"/>
-              <w:spacing w:after="120" w:line="300" w:lineRule="atLeast"/>
-              <w:jc w:val="both"/>
-            </w:pPr>
-            <w:r>
-              <w:t>Service</w:t>
-            </w:r>
-          </w:p>
-        </w:tc>
-        <w:tc>
-          <w:tcPr>
-            <w:tcW w:w="6315" w:type="dxa"/>
-          </w:tcPr>
-          <w:p>
-            <w:pPr>
-              <w:pStyle w:val="TextCopy"/>
-              <w:spacing w:after="120" w:line="300" w:lineRule="atLeast"/>
-              <w:jc w:val="both"/>
-              <w:cnfStyle w:val="100000000000" w:firstRow="1" w:lastRow="0" w:firstColumn="0" w:lastColumn="0" w:oddVBand="0" w:evenVBand="0" w:oddHBand="0" w:evenHBand="0" w:firstRowFirstColumn="0" w:firstRowLastColumn="0" w:lastRowFirstColumn="0" w:lastRowLastColumn="0"/>
-            </w:pPr>
-            <w:r>
-              <w:t>wx.platformMonitoring.pub.um.messaging:getQueueLengthWithConnectionAlias</w:t>
-            </w:r>
-          </w:p>
-        </w:tc>
-      </w:tr>
-      <w:tr>
-        <w:tc>
-          <w:tcPr>
-            <w:cnfStyle w:val="001000000000" w:firstRow="0" w:lastRow="0" w:firstColumn="1" w:lastColumn="0" w:oddVBand="0" w:evenVBand="0" w:oddHBand="0" w:evenHBand="0" w:firstRowFirstColumn="0" w:firstRowLastColumn="0" w:lastRowFirstColumn="0" w:lastRowLastColumn="0"/>
-            <w:tcW w:w="1649" w:type="dxa"/>
-          </w:tcPr>
-          <w:p>
-            <w:pPr>
-              <w:pStyle w:val="TextCopy"/>
-              <w:spacing w:after="120" w:line="300" w:lineRule="atLeast"/>
-              <w:jc w:val="both"/>
-            </w:pPr>
-            <w:r>
-              <w:t>Description</w:t>
-            </w:r>
-          </w:p>
-        </w:tc>
-        <w:tc>
-          <w:tcPr>
-            <w:tcW w:w="6315" w:type="dxa"/>
-          </w:tcPr>
-          <w:p>
-            <w:pPr>
-              <w:pStyle w:val="TextCopy"/>
-              <w:spacing w:after="120" w:line="300" w:lineRule="atLeast"/>
-              <w:jc w:val="both"/>
-              <w:cnfStyle w:val="000000000000" w:firstRow="0" w:lastRow="0" w:firstColumn="0" w:lastColumn="0" w:oddVBand="0" w:evenVBand="0" w:oddHBand="0" w:evenHBand="0" w:firstRowFirstColumn="0" w:firstRowLastColumn="0" w:lastRowFirstColumn="0" w:lastRowLastColumn="0"/>
-            </w:pPr>
-            <w:r>
-              <w:t>Returns the count of unprocessed messages on the given queue. The queue can both be a Queue or a Channel.</w:t>
-            </w:r>
-          </w:p>
-        </w:tc>
-      </w:tr>
-      <w:tr>
-        <w:trPr>
-          <w:cnfStyle w:val="000000010000" w:firstRow="0" w:lastRow="0" w:firstColumn="0" w:lastColumn="0" w:oddVBand="0" w:evenVBand="0" w:oddHBand="0" w:evenHBand="1" w:firstRowFirstColumn="0" w:firstRowLastColumn="0" w:lastRowFirstColumn="0" w:lastRowLastColumn="0"/>
-        </w:trPr>
-        <w:tc>
-          <w:tcPr>
-            <w:cnfStyle w:val="001000000000" w:firstRow="0" w:lastRow="0" w:firstColumn="1" w:lastColumn="0" w:oddVBand="0" w:evenVBand="0" w:oddHBand="0" w:evenHBand="0" w:firstRowFirstColumn="0" w:firstRowLastColumn="0" w:lastRowFirstColumn="0" w:lastRowLastColumn="0"/>
-            <w:tcW w:w="1649" w:type="dxa"/>
-          </w:tcPr>
-          <w:p>
-            <w:pPr>
-              <w:pStyle w:val="TextCopy"/>
-              <w:spacing w:after="120" w:line="300" w:lineRule="atLeast"/>
-              <w:jc w:val="both"/>
-            </w:pPr>
-            <w:r>
-              <w:t>Service Input</w:t>
-            </w:r>
-          </w:p>
-        </w:tc>
-        <w:tc>
-          <w:tcPr>
-            <w:tcW w:w="6315" w:type="dxa"/>
-          </w:tcPr>
-          <w:p>
-            <w:pPr>
-              <w:pStyle w:val="TextCopy"/>
-              <w:numPr>
-                <w:ilvl w:val="0"/>
-                <w:numId w:val="72"/>
-              </w:numPr>
-              <w:spacing w:after="120" w:line="300" w:lineRule="atLeast"/>
-              <w:jc w:val="both"/>
-              <w:cnfStyle w:val="000000010000" w:firstRow="0" w:lastRow="0" w:firstColumn="0" w:lastColumn="0" w:oddVBand="0" w:evenVBand="0" w:oddHBand="0" w:evenHBand="1" w:firstRowFirstColumn="0" w:firstRowLastColumn="0" w:lastRowFirstColumn="0" w:lastRowLastColumn="0"/>
-            </w:pPr>
-            <w:proofErr w:type="spellStart"/>
-            <w:r>
-              <w:t>queueName</w:t>
-            </w:r>
-            <w:proofErr w:type="spellEnd"/>
-          </w:p>
-          <w:p>
-            <w:pPr>
-              <w:pStyle w:val="TextCopy"/>
-              <w:numPr>
-                <w:ilvl w:val="0"/>
-                <w:numId w:val="72"/>
-              </w:numPr>
-              <w:spacing w:after="120" w:line="300" w:lineRule="atLeast"/>
-              <w:jc w:val="both"/>
-              <w:cnfStyle w:val="000000010000" w:firstRow="0" w:lastRow="0" w:firstColumn="0" w:lastColumn="0" w:oddVBand="0" w:evenVBand="0" w:oddHBand="0" w:evenHBand="1" w:firstRowFirstColumn="0" w:firstRowLastColumn="0" w:lastRowFirstColumn="0" w:lastRowLastColumn="0"/>
-            </w:pPr>
-            <w:proofErr w:type="spellStart"/>
-            <w:r>
-              <w:t>messagingConnectionAlias</w:t>
-            </w:r>
-            <w:proofErr w:type="spellEnd"/>
-          </w:p>
-        </w:tc>
-      </w:tr>
-      <w:tr>
-        <w:tc>
-          <w:tcPr>
-            <w:cnfStyle w:val="001000000000" w:firstRow="0" w:lastRow="0" w:firstColumn="1" w:lastColumn="0" w:oddVBand="0" w:evenVBand="0" w:oddHBand="0" w:evenHBand="0" w:firstRowFirstColumn="0" w:firstRowLastColumn="0" w:lastRowFirstColumn="0" w:lastRowLastColumn="0"/>
-            <w:tcW w:w="1649" w:type="dxa"/>
-          </w:tcPr>
-          <w:p>
-            <w:pPr>
-              <w:pStyle w:val="TextCopy"/>
-              <w:spacing w:after="120" w:line="300" w:lineRule="atLeast"/>
-              <w:jc w:val="both"/>
-            </w:pPr>
-            <w:r>
-              <w:t>Configuration</w:t>
-            </w:r>
-          </w:p>
-        </w:tc>
-        <w:tc>
-          <w:tcPr>
-            <w:tcW w:w="6315" w:type="dxa"/>
-          </w:tcPr>
-          <w:p>
-            <w:pPr>
-              <w:pStyle w:val="TextCopy"/>
-              <w:spacing w:after="120" w:line="300" w:lineRule="atLeast"/>
-              <w:jc w:val="both"/>
-              <w:cnfStyle w:val="000000000000" w:firstRow="0" w:lastRow="0" w:firstColumn="0" w:lastColumn="0" w:oddVBand="0" w:evenVBand="0" w:oddHBand="0" w:evenHBand="0" w:firstRowFirstColumn="0" w:firstRowLastColumn="0" w:lastRowFirstColumn="0" w:lastRowLastColumn="0"/>
-            </w:pPr>
-            <w:r>
-              <w:t>-</w:t>
-            </w:r>
-          </w:p>
-        </w:tc>
-      </w:tr>
-    </w:tbl>
-    <w:p>
-      <w:pPr>
-        <w:pStyle w:val="TextCopy"/>
-      </w:pPr>
+        <w:pStyle w:val="HeadingIV"/>
+      </w:pPr>
+      <w:bookmarkStart w:id="19" w:name="_Toc475030049"/>
+      <w:r>
+        <w:t>Trigger</w:t>
+      </w:r>
+      <w:bookmarkEnd w:id="19"/>
     </w:p>
     <w:p>
       <w:pPr>
-        <w:pStyle w:val="HeadingIV"/>
-      </w:pPr>
-      <w:r>
-        <w:t>Monitoring</w:t>
-      </w:r>
-    </w:p>
-    <w:p>
-      <w:pPr>
         <w:pStyle w:val="TextCopy"/>
       </w:pPr>
       <w:r>
         <w:t>The services in the folder “</w:t>
       </w:r>
-      <w:proofErr w:type="spellStart"/>
-      <w:r>
-        <w:t>wx.platformMonitoring.pub.um.monitoring</w:t>
-      </w:r>
-      <w:proofErr w:type="spellEnd"/>
-      <w:r>
-        <w:t>” provide services for monitoring queues and channel based on the configured message count threshold.</w:t>
-      </w:r>
-    </w:p>
-    <w:tbl>
-      <w:tblPr>
-        <w:tblStyle w:val="TABLESTYLE1"/>
-        <w:tblW w:w="0" w:type="auto"/>
-        <w:tblLook w:val="04A0" w:firstRow="1" w:lastRow="0" w:firstColumn="1" w:lastColumn="0" w:noHBand="0" w:noVBand="1"/>
-      </w:tblPr>
-      <w:tblGrid>
-        <w:gridCol w:w="1649"/>
-        <w:gridCol w:w="6830"/>
-      </w:tblGrid>
-      <w:tr>
-        <w:trPr>
-          <w:cnfStyle w:val="100000000000" w:firstRow="1" w:lastRow="0" w:firstColumn="0" w:lastColumn="0" w:oddVBand="0" w:evenVBand="0" w:oddHBand="0" w:evenHBand="0" w:firstRowFirstColumn="0" w:firstRowLastColumn="0" w:lastRowFirstColumn="0" w:lastRowLastColumn="0"/>
-        </w:trPr>
-        <w:tc>
-          <w:tcPr>
-            <w:cnfStyle w:val="001000000000" w:firstRow="0" w:lastRow="0" w:firstColumn="1" w:lastColumn="0" w:oddVBand="0" w:evenVBand="0" w:oddHBand="0" w:evenHBand="0" w:firstRowFirstColumn="0" w:firstRowLastColumn="0" w:lastRowFirstColumn="0" w:lastRowLastColumn="0"/>
-            <w:tcW w:w="1649" w:type="dxa"/>
-          </w:tcPr>
-          <w:p>
-            <w:pPr>
-              <w:pStyle w:val="TextCopy"/>
-              <w:spacing w:after="120" w:line="300" w:lineRule="atLeast"/>
-              <w:jc w:val="both"/>
-            </w:pPr>
-            <w:r>
-              <w:t>Service</w:t>
-            </w:r>
-          </w:p>
-        </w:tc>
-        <w:tc>
-          <w:tcPr>
-            <w:tcW w:w="6830" w:type="dxa"/>
-          </w:tcPr>
-          <w:p>
-            <w:pPr>
-              <w:pStyle w:val="TextCopy"/>
-              <w:spacing w:after="120" w:line="300" w:lineRule="atLeast"/>
-              <w:jc w:val="both"/>
-              <w:cnfStyle w:val="100000000000" w:firstRow="1" w:lastRow="0" w:firstColumn="0" w:lastColumn="0" w:oddVBand="0" w:evenVBand="0" w:oddHBand="0" w:evenHBand="0" w:firstRowFirstColumn="0" w:firstRowLastColumn="0" w:lastRowFirstColumn="0" w:lastRowLastColumn="0"/>
-            </w:pPr>
-            <w:r>
-              <w:t>wx.platformMonitoring.pub.um.monitoring:monitorJmsTriggerQueueLength</w:t>
-            </w:r>
-          </w:p>
-        </w:tc>
-      </w:tr>
-      <w:tr>
-        <w:tc>
-          <w:tcPr>
-            <w:cnfStyle w:val="001000000000" w:firstRow="0" w:lastRow="0" w:firstColumn="1" w:lastColumn="0" w:oddVBand="0" w:evenVBand="0" w:oddHBand="0" w:evenHBand="0" w:firstRowFirstColumn="0" w:firstRowLastColumn="0" w:lastRowFirstColumn="0" w:lastRowLastColumn="0"/>
-            <w:tcW w:w="1649" w:type="dxa"/>
-          </w:tcPr>
-          <w:p>
-            <w:pPr>
-              <w:pStyle w:val="TextCopy"/>
-              <w:spacing w:after="120" w:line="300" w:lineRule="atLeast"/>
-              <w:jc w:val="both"/>
-            </w:pPr>
-            <w:r>
-              <w:t>Description</w:t>
-            </w:r>
-          </w:p>
-        </w:tc>
-        <w:tc>
-          <w:tcPr>
-            <w:tcW w:w="6830" w:type="dxa"/>
-          </w:tcPr>
-          <w:p>
-            <w:pPr>
-              <w:pStyle w:val="TextCopy"/>
-              <w:spacing w:after="120" w:line="300" w:lineRule="atLeast"/>
-              <w:jc w:val="both"/>
-              <w:cnfStyle w:val="000000000000" w:firstRow="0" w:lastRow="0" w:firstColumn="0" w:lastColumn="0" w:oddVBand="0" w:evenVBand="0" w:oddHBand="0" w:evenHBand="0" w:firstRowFirstColumn="0" w:firstRowLastColumn="0" w:lastRowFirstColumn="0" w:lastRowLastColumn="0"/>
-            </w:pPr>
-            <w:r>
-              <w:t>Returns</w:t>
-            </w:r>
-            <w:r>
-              <w:t xml:space="preserve"> the status</w:t>
-            </w:r>
-            <w:r>
-              <w:t xml:space="preserve"> </w:t>
-            </w:r>
-            <w:r>
-              <w:t xml:space="preserve">regarding the </w:t>
-            </w:r>
-            <w:r>
-              <w:t xml:space="preserve">count of unprocessed messages </w:t>
-            </w:r>
-            <w:r>
-              <w:t>for the given JMS Trigger</w:t>
-            </w:r>
-            <w:r>
-              <w:t>.</w:t>
-            </w:r>
-          </w:p>
-        </w:tc>
-      </w:tr>
-      <w:tr>
-        <w:trPr>
-          <w:cnfStyle w:val="000000010000" w:firstRow="0" w:lastRow="0" w:firstColumn="0" w:lastColumn="0" w:oddVBand="0" w:evenVBand="0" w:oddHBand="0" w:evenHBand="1" w:firstRowFirstColumn="0" w:firstRowLastColumn="0" w:lastRowFirstColumn="0" w:lastRowLastColumn="0"/>
-        </w:trPr>
-        <w:tc>
-          <w:tcPr>
-            <w:cnfStyle w:val="001000000000" w:firstRow="0" w:lastRow="0" w:firstColumn="1" w:lastColumn="0" w:oddVBand="0" w:evenVBand="0" w:oddHBand="0" w:evenHBand="0" w:firstRowFirstColumn="0" w:firstRowLastColumn="0" w:lastRowFirstColumn="0" w:lastRowLastColumn="0"/>
-            <w:tcW w:w="1649" w:type="dxa"/>
-          </w:tcPr>
-          <w:p>
-            <w:pPr>
-              <w:pStyle w:val="TextCopy"/>
-              <w:spacing w:after="120" w:line="300" w:lineRule="atLeast"/>
-              <w:jc w:val="both"/>
-            </w:pPr>
-            <w:r>
-              <w:t>Service Input</w:t>
-            </w:r>
-          </w:p>
-        </w:tc>
-        <w:tc>
-          <w:tcPr>
-            <w:tcW w:w="6830" w:type="dxa"/>
-          </w:tcPr>
-          <w:p>
-            <w:pPr>
-              <w:pStyle w:val="TextCopy"/>
-              <w:spacing w:after="120" w:line="300" w:lineRule="atLeast"/>
-              <w:jc w:val="both"/>
-              <w:cnfStyle w:val="000000010000" w:firstRow="0" w:lastRow="0" w:firstColumn="0" w:lastColumn="0" w:oddVBand="0" w:evenVBand="0" w:oddHBand="0" w:evenHBand="1" w:firstRowFirstColumn="0" w:firstRowLastColumn="0" w:lastRowFirstColumn="0" w:lastRowLastColumn="0"/>
-            </w:pPr>
-            <w:proofErr w:type="spellStart"/>
-            <w:r>
-              <w:t>triggerName</w:t>
-            </w:r>
-            <w:proofErr w:type="spellEnd"/>
-          </w:p>
-        </w:tc>
-      </w:tr>
-      <w:tr>
-        <w:tc>
-          <w:tcPr>
-            <w:cnfStyle w:val="001000000000" w:firstRow="0" w:lastRow="0" w:firstColumn="1" w:lastColumn="0" w:oddVBand="0" w:evenVBand="0" w:oddHBand="0" w:evenHBand="0" w:firstRowFirstColumn="0" w:firstRowLastColumn="0" w:lastRowFirstColumn="0" w:lastRowLastColumn="0"/>
-            <w:tcW w:w="1649" w:type="dxa"/>
-          </w:tcPr>
-          <w:p>
-            <w:pPr>
-              <w:pStyle w:val="TextCopy"/>
-              <w:spacing w:after="120" w:line="300" w:lineRule="atLeast"/>
-              <w:jc w:val="both"/>
-            </w:pPr>
-            <w:r>
-              <w:t>Configuration</w:t>
-            </w:r>
-          </w:p>
-        </w:tc>
-        <w:tc>
-          <w:tcPr>
-            <w:tcW w:w="6830" w:type="dxa"/>
-          </w:tcPr>
-          <w:p>
-            <w:pPr>
-              <w:pStyle w:val="TextCopy"/>
-              <w:spacing w:after="120" w:line="300" w:lineRule="atLeast"/>
-              <w:jc w:val="both"/>
-              <w:cnfStyle w:val="000000000000" w:firstRow="0" w:lastRow="0" w:firstColumn="0" w:lastColumn="0" w:oddVBand="0" w:evenVBand="0" w:oddHBand="0" w:evenHBand="0" w:firstRowFirstColumn="0" w:firstRowLastColumn="0" w:lastRowFirstColumn="0" w:lastRowLastColumn="0"/>
-            </w:pPr>
-            <w:proofErr w:type="spellStart"/>
-            <w:r>
-              <w:t>WxPlatformMonitoring</w:t>
-            </w:r>
-            <w:proofErr w:type="spellEnd"/>
-            <w:r>
-              <w:t>\config\</w:t>
-            </w:r>
-            <w:proofErr w:type="spellStart"/>
-            <w:r>
-              <w:t>um</w:t>
-            </w:r>
-            <w:r>
-              <w:t>.json</w:t>
-            </w:r>
-            <w:proofErr w:type="spellEnd"/>
-          </w:p>
-        </w:tc>
-      </w:tr>
-    </w:tbl>
-    <w:p>
-      <w:pPr>
-        <w:pStyle w:val="TextCopy"/>
-      </w:pPr>
+      <w:r>
+        <w:t>wx.platformMonitoring.pub.um.trigger</w:t>
+      </w:r>
+      <w:r>
+        <w:t>” provide information about triggers.</w:t>
+      </w:r>
     </w:p>
     <w:tbl>
       <w:tblPr>
@@ -6839,7 +8963,7 @@
               <w:cnfStyle w:val="100000000000" w:firstRow="1" w:lastRow="0" w:firstColumn="0" w:lastColumn="0" w:oddVBand="0" w:evenVBand="0" w:oddHBand="0" w:evenHBand="0" w:firstRowFirstColumn="0" w:firstRowLastColumn="0" w:lastRowFirstColumn="0" w:lastRowLastColumn="0"/>
             </w:pPr>
             <w:r>
-              <w:t>wx.platformMonitoring.pub.um.monitoring:monitorMessagingTriggerQueueLength</w:t>
+              <w:t>wx.platformMonitoring.pub.um.trigger:getQueueLengthForJmsTrigger</w:t>
             </w:r>
           </w:p>
         </w:tc>
@@ -6873,13 +8997,7 @@
               <w:cnfStyle w:val="000000000000" w:firstRow="0" w:lastRow="0" w:firstColumn="0" w:lastColumn="0" w:oddVBand="0" w:evenVBand="0" w:oddHBand="0" w:evenHBand="0" w:firstRowFirstColumn="0" w:firstRowLastColumn="0" w:lastRowFirstColumn="0" w:lastRowLastColumn="0"/>
             </w:pPr>
             <w:r>
-              <w:t xml:space="preserve">Returns the status regarding the count of unprocessed messages for the given </w:t>
-            </w:r>
-            <w:r>
-              <w:t>Messaging</w:t>
-            </w:r>
-            <w:r>
-              <w:t xml:space="preserve"> Trigger.</w:t>
+              <w:t>Returns the current number of unprocessed messages on the queue linked to the given JMS trigger.</w:t>
             </w:r>
           </w:p>
         </w:tc>
@@ -6900,7 +9018,6 @@
               <w:jc w:val="both"/>
             </w:pPr>
             <w:r>
-              <w:lastRenderedPageBreak/>
               <w:t>Service Input</w:t>
             </w:r>
           </w:p>
@@ -6916,11 +9033,9 @@
               <w:jc w:val="both"/>
               <w:cnfStyle w:val="000000010000" w:firstRow="0" w:lastRow="0" w:firstColumn="0" w:lastColumn="0" w:oddVBand="0" w:evenVBand="0" w:oddHBand="0" w:evenHBand="1" w:firstRowFirstColumn="0" w:firstRowLastColumn="0" w:lastRowFirstColumn="0" w:lastRowLastColumn="0"/>
             </w:pPr>
-            <w:proofErr w:type="spellStart"/>
             <w:r>
               <w:t>triggerName</w:t>
             </w:r>
-            <w:proofErr w:type="spellEnd"/>
           </w:p>
         </w:tc>
       </w:tr>
@@ -6937,6 +9052,7 @@
               <w:jc w:val="both"/>
             </w:pPr>
             <w:r>
+              <w:lastRenderedPageBreak/>
               <w:t>Configuration</w:t>
             </w:r>
           </w:p>
@@ -6952,22 +9068,9 @@
               <w:jc w:val="both"/>
               <w:cnfStyle w:val="000000000000" w:firstRow="0" w:lastRow="0" w:firstColumn="0" w:lastColumn="0" w:oddVBand="0" w:evenVBand="0" w:oddHBand="0" w:evenHBand="0" w:firstRowFirstColumn="0" w:firstRowLastColumn="0" w:lastRowFirstColumn="0" w:lastRowLastColumn="0"/>
             </w:pPr>
-            <w:proofErr w:type="spellStart"/>
-            <w:r>
-              <w:t>WxPlatformMonitoring</w:t>
-            </w:r>
-            <w:proofErr w:type="spellEnd"/>
-            <w:r>
-              <w:t>\config\</w:t>
-            </w:r>
-            <w:proofErr w:type="spellStart"/>
-            <w:r>
-              <w:t>um</w:t>
-            </w:r>
-            <w:r>
-              <w:t>.json</w:t>
-            </w:r>
-            <w:proofErr w:type="spellEnd"/>
+            <w:r>
+              <w:t>-</w:t>
+            </w:r>
           </w:p>
         </w:tc>
       </w:tr>
@@ -6976,6 +9079,188 @@
       <w:pPr>
         <w:pStyle w:val="TextCopy"/>
       </w:pPr>
+    </w:p>
+    <w:tbl>
+      <w:tblPr>
+        <w:tblStyle w:val="TABLESTYLE1"/>
+        <w:tblW w:w="0" w:type="auto"/>
+        <w:tblLook w:val="04A0" w:firstRow="1" w:lastRow="0" w:firstColumn="1" w:lastColumn="0" w:noHBand="0" w:noVBand="1"/>
+      </w:tblPr>
+      <w:tblGrid>
+        <w:gridCol w:w="1649"/>
+        <w:gridCol w:w="7430"/>
+      </w:tblGrid>
+      <w:tr>
+        <w:trPr>
+          <w:cnfStyle w:val="100000000000" w:firstRow="1" w:lastRow="0" w:firstColumn="0" w:lastColumn="0" w:oddVBand="0" w:evenVBand="0" w:oddHBand="0" w:evenHBand="0" w:firstRowFirstColumn="0" w:firstRowLastColumn="0" w:lastRowFirstColumn="0" w:lastRowLastColumn="0"/>
+        </w:trPr>
+        <w:tc>
+          <w:tcPr>
+            <w:cnfStyle w:val="001000000000" w:firstRow="0" w:lastRow="0" w:firstColumn="1" w:lastColumn="0" w:oddVBand="0" w:evenVBand="0" w:oddHBand="0" w:evenHBand="0" w:firstRowFirstColumn="0" w:firstRowLastColumn="0" w:lastRowFirstColumn="0" w:lastRowLastColumn="0"/>
+            <w:tcW w:w="1649" w:type="dxa"/>
+          </w:tcPr>
+          <w:p>
+            <w:pPr>
+              <w:pStyle w:val="TextCopy"/>
+              <w:spacing w:after="120" w:line="300" w:lineRule="atLeast"/>
+              <w:jc w:val="both"/>
+            </w:pPr>
+            <w:r>
+              <w:t>Service</w:t>
+            </w:r>
+          </w:p>
+        </w:tc>
+        <w:tc>
+          <w:tcPr>
+            <w:tcW w:w="7430" w:type="dxa"/>
+          </w:tcPr>
+          <w:p>
+            <w:pPr>
+              <w:pStyle w:val="TextCopy"/>
+              <w:spacing w:after="120" w:line="300" w:lineRule="atLeast"/>
+              <w:jc w:val="both"/>
+              <w:cnfStyle w:val="100000000000" w:firstRow="1" w:lastRow="0" w:firstColumn="0" w:lastColumn="0" w:oddVBand="0" w:evenVBand="0" w:oddHBand="0" w:evenHBand="0" w:firstRowFirstColumn="0" w:firstRowLastColumn="0" w:lastRowFirstColumn="0" w:lastRowLastColumn="0"/>
+            </w:pPr>
+            <w:r>
+              <w:t>wx.platformMonitoring.pub.um.trigger:getQueueLengthForMessagingTrigger</w:t>
+            </w:r>
+          </w:p>
+        </w:tc>
+      </w:tr>
+      <w:tr>
+        <w:tc>
+          <w:tcPr>
+            <w:cnfStyle w:val="001000000000" w:firstRow="0" w:lastRow="0" w:firstColumn="1" w:lastColumn="0" w:oddVBand="0" w:evenVBand="0" w:oddHBand="0" w:evenHBand="0" w:firstRowFirstColumn="0" w:firstRowLastColumn="0" w:lastRowFirstColumn="0" w:lastRowLastColumn="0"/>
+            <w:tcW w:w="1649" w:type="dxa"/>
+          </w:tcPr>
+          <w:p>
+            <w:pPr>
+              <w:pStyle w:val="TextCopy"/>
+              <w:spacing w:after="120" w:line="300" w:lineRule="atLeast"/>
+              <w:jc w:val="both"/>
+            </w:pPr>
+            <w:r>
+              <w:t>Description</w:t>
+            </w:r>
+          </w:p>
+        </w:tc>
+        <w:tc>
+          <w:tcPr>
+            <w:tcW w:w="7430" w:type="dxa"/>
+          </w:tcPr>
+          <w:p>
+            <w:pPr>
+              <w:pStyle w:val="TextCopy"/>
+              <w:spacing w:after="120" w:line="300" w:lineRule="atLeast"/>
+              <w:jc w:val="both"/>
+              <w:cnfStyle w:val="000000000000" w:firstRow="0" w:lastRow="0" w:firstColumn="0" w:lastColumn="0" w:oddVBand="0" w:evenVBand="0" w:oddHBand="0" w:evenHBand="0" w:firstRowFirstColumn="0" w:firstRowLastColumn="0" w:lastRowFirstColumn="0" w:lastRowLastColumn="0"/>
+            </w:pPr>
+            <w:r>
+              <w:t>Returns the current number of unprocessed messages on the queue linked to the given Messaging trigger.</w:t>
+            </w:r>
+          </w:p>
+        </w:tc>
+      </w:tr>
+      <w:tr>
+        <w:trPr>
+          <w:cnfStyle w:val="000000010000" w:firstRow="0" w:lastRow="0" w:firstColumn="0" w:lastColumn="0" w:oddVBand="0" w:evenVBand="0" w:oddHBand="0" w:evenHBand="1" w:firstRowFirstColumn="0" w:firstRowLastColumn="0" w:lastRowFirstColumn="0" w:lastRowLastColumn="0"/>
+        </w:trPr>
+        <w:tc>
+          <w:tcPr>
+            <w:cnfStyle w:val="001000000000" w:firstRow="0" w:lastRow="0" w:firstColumn="1" w:lastColumn="0" w:oddVBand="0" w:evenVBand="0" w:oddHBand="0" w:evenHBand="0" w:firstRowFirstColumn="0" w:firstRowLastColumn="0" w:lastRowFirstColumn="0" w:lastRowLastColumn="0"/>
+            <w:tcW w:w="1649" w:type="dxa"/>
+          </w:tcPr>
+          <w:p>
+            <w:pPr>
+              <w:pStyle w:val="TextCopy"/>
+              <w:spacing w:after="120" w:line="300" w:lineRule="atLeast"/>
+              <w:jc w:val="both"/>
+            </w:pPr>
+            <w:r>
+              <w:t>Service Input</w:t>
+            </w:r>
+          </w:p>
+        </w:tc>
+        <w:tc>
+          <w:tcPr>
+            <w:tcW w:w="7430" w:type="dxa"/>
+          </w:tcPr>
+          <w:p>
+            <w:pPr>
+              <w:pStyle w:val="TextCopy"/>
+              <w:spacing w:after="120" w:line="300" w:lineRule="atLeast"/>
+              <w:jc w:val="both"/>
+              <w:cnfStyle w:val="000000010000" w:firstRow="0" w:lastRow="0" w:firstColumn="0" w:lastColumn="0" w:oddVBand="0" w:evenVBand="0" w:oddHBand="0" w:evenHBand="1" w:firstRowFirstColumn="0" w:firstRowLastColumn="0" w:lastRowFirstColumn="0" w:lastRowLastColumn="0"/>
+            </w:pPr>
+            <w:r>
+              <w:t>triggerName</w:t>
+            </w:r>
+          </w:p>
+        </w:tc>
+      </w:tr>
+      <w:tr>
+        <w:tc>
+          <w:tcPr>
+            <w:cnfStyle w:val="001000000000" w:firstRow="0" w:lastRow="0" w:firstColumn="1" w:lastColumn="0" w:oddVBand="0" w:evenVBand="0" w:oddHBand="0" w:evenHBand="0" w:firstRowFirstColumn="0" w:firstRowLastColumn="0" w:lastRowFirstColumn="0" w:lastRowLastColumn="0"/>
+            <w:tcW w:w="1649" w:type="dxa"/>
+          </w:tcPr>
+          <w:p>
+            <w:pPr>
+              <w:pStyle w:val="TextCopy"/>
+              <w:spacing w:after="120" w:line="300" w:lineRule="atLeast"/>
+              <w:jc w:val="both"/>
+            </w:pPr>
+            <w:r>
+              <w:t>Configuration</w:t>
+            </w:r>
+          </w:p>
+        </w:tc>
+        <w:tc>
+          <w:tcPr>
+            <w:tcW w:w="7430" w:type="dxa"/>
+          </w:tcPr>
+          <w:p>
+            <w:pPr>
+              <w:pStyle w:val="TextCopy"/>
+              <w:spacing w:after="120" w:line="300" w:lineRule="atLeast"/>
+              <w:jc w:val="both"/>
+              <w:cnfStyle w:val="000000000000" w:firstRow="0" w:lastRow="0" w:firstColumn="0" w:lastColumn="0" w:oddVBand="0" w:evenVBand="0" w:oddHBand="0" w:evenHBand="0" w:firstRowFirstColumn="0" w:firstRowLastColumn="0" w:lastRowFirstColumn="0" w:lastRowLastColumn="0"/>
+            </w:pPr>
+            <w:r>
+              <w:t>-</w:t>
+            </w:r>
+          </w:p>
+        </w:tc>
+      </w:tr>
+    </w:tbl>
+    <w:p>
+      <w:pPr>
+        <w:pStyle w:val="TextCopy"/>
+      </w:pPr>
+    </w:p>
+    <w:p>
+      <w:pPr>
+        <w:pStyle w:val="HeadingII"/>
+      </w:pPr>
+      <w:bookmarkStart w:id="20" w:name="_Toc475030050"/>
+      <w:r>
+        <w:t>Cache</w:t>
+      </w:r>
+      <w:bookmarkEnd w:id="20"/>
+    </w:p>
+    <w:p>
+      <w:pPr>
+        <w:pStyle w:val="TextCopy"/>
+      </w:pPr>
+      <w:r>
+        <w:t>The services in the folder “</w:t>
+      </w:r>
+      <w:r>
+        <w:t>wx.platformMonitoring.pub.cache</w:t>
+      </w:r>
+      <w:r>
+        <w:t>” can be used to check the status of IntegrationServer caches (both Terracotta and local/ehcache).</w:t>
+      </w:r>
     </w:p>
     <w:tbl>
       <w:tblPr>
@@ -7018,11 +9303,21 @@
               <w:jc w:val="both"/>
               <w:cnfStyle w:val="100000000000" w:firstRow="1" w:lastRow="0" w:firstColumn="0" w:lastColumn="0" w:oddVBand="0" w:evenVBand="0" w:oddHBand="0" w:evenHBand="0" w:firstRowFirstColumn="0" w:firstRowLastColumn="0" w:lastRowFirstColumn="0" w:lastRowLastColumn="0"/>
             </w:pPr>
-            <w:proofErr w:type="spellStart"/>
-            <w:r>
-              <w:t>wx.platformMonitoring.pub.um.monitoring:monitorQueueLength</w:t>
-            </w:r>
-            <w:proofErr w:type="spellEnd"/>
+            <w:r>
+              <w:t>wx.platformMonitoring.pub.cache:</w:t>
+            </w:r>
+            <w:commentRangeStart w:id="21"/>
+            <w:r>
+              <w:t>listCaches</w:t>
+            </w:r>
+            <w:commentRangeEnd w:id="21"/>
+            <w:r>
+              <w:rPr>
+                <w:rStyle w:val="Kommentarzeichen"/>
+                <w:color w:val="auto"/>
+              </w:rPr>
+              <w:commentReference w:id="21"/>
+            </w:r>
           </w:p>
         </w:tc>
       </w:tr>
@@ -7055,13 +9350,7 @@
               <w:cnfStyle w:val="000000000000" w:firstRow="0" w:lastRow="0" w:firstColumn="0" w:lastColumn="0" w:oddVBand="0" w:evenVBand="0" w:oddHBand="0" w:evenHBand="0" w:firstRowFirstColumn="0" w:firstRowLastColumn="0" w:lastRowFirstColumn="0" w:lastRowLastColumn="0"/>
             </w:pPr>
             <w:r>
-              <w:t xml:space="preserve">Returns the status regarding the count of unprocessed messages for the </w:t>
-            </w:r>
-            <w:r>
-              <w:t>given Queue/Channel</w:t>
-            </w:r>
-            <w:r>
-              <w:t>.</w:t>
+              <w:t>Returns the list of configured caches and their status (enabled?).</w:t>
             </w:r>
           </w:p>
         </w:tc>
@@ -7097,11 +9386,9 @@
               <w:jc w:val="both"/>
               <w:cnfStyle w:val="000000010000" w:firstRow="0" w:lastRow="0" w:firstColumn="0" w:lastColumn="0" w:oddVBand="0" w:evenVBand="0" w:oddHBand="0" w:evenHBand="1" w:firstRowFirstColumn="0" w:firstRowLastColumn="0" w:lastRowFirstColumn="0" w:lastRowLastColumn="0"/>
             </w:pPr>
-            <w:proofErr w:type="spellStart"/>
-            <w:r>
-              <w:t>queueName</w:t>
-            </w:r>
-            <w:proofErr w:type="spellEnd"/>
+            <w:r>
+              <w:t>-</w:t>
+            </w:r>
           </w:p>
         </w:tc>
       </w:tr>
@@ -7133,417 +9420,23 @@
               <w:jc w:val="both"/>
               <w:cnfStyle w:val="000000000000" w:firstRow="0" w:lastRow="0" w:firstColumn="0" w:lastColumn="0" w:oddVBand="0" w:evenVBand="0" w:oddHBand="0" w:evenHBand="0" w:firstRowFirstColumn="0" w:firstRowLastColumn="0" w:lastRowFirstColumn="0" w:lastRowLastColumn="0"/>
             </w:pPr>
-            <w:proofErr w:type="spellStart"/>
-            <w:r>
-              <w:t>WxPlatformMonitoring</w:t>
-            </w:r>
-            <w:proofErr w:type="spellEnd"/>
-            <w:r>
-              <w:t>\config\</w:t>
-            </w:r>
-            <w:proofErr w:type="spellStart"/>
-            <w:r>
-              <w:t>um</w:t>
+            <w:r>
+              <w:t>WxPlatformMonitoring\config\</w:t>
+            </w:r>
+            <w:r>
+              <w:t>cache</w:t>
             </w:r>
             <w:r>
               <w:t>.json</w:t>
             </w:r>
-            <w:proofErr w:type="spellEnd"/>
           </w:p>
         </w:tc>
       </w:tr>
     </w:tbl>
     <w:p>
       <w:pPr>
-        <w:pStyle w:val="HeadingIV"/>
-      </w:pPr>
-      <w:r>
-        <w:t>Trigger</w:t>
-      </w:r>
-    </w:p>
-    <w:p>
-      <w:pPr>
         <w:pStyle w:val="TextCopy"/>
       </w:pPr>
-      <w:r>
-        <w:t>The services in the folder “</w:t>
-      </w:r>
-      <w:proofErr w:type="spellStart"/>
-      <w:r>
-        <w:t>wx.platformMonitoring.pub.um.trigger</w:t>
-      </w:r>
-      <w:proofErr w:type="spellEnd"/>
-      <w:r>
-        <w:t>” provide information about triggers.</w:t>
-      </w:r>
-    </w:p>
-    <w:tbl>
-      <w:tblPr>
-        <w:tblStyle w:val="TABLESTYLE1"/>
-        <w:tblW w:w="0" w:type="auto"/>
-        <w:tblLook w:val="04A0" w:firstRow="1" w:lastRow="0" w:firstColumn="1" w:lastColumn="0" w:noHBand="0" w:noVBand="1"/>
-      </w:tblPr>
-      <w:tblGrid>
-        <w:gridCol w:w="1649"/>
-        <w:gridCol w:w="7430"/>
-      </w:tblGrid>
-      <w:tr>
-        <w:trPr>
-          <w:cnfStyle w:val="100000000000" w:firstRow="1" w:lastRow="0" w:firstColumn="0" w:lastColumn="0" w:oddVBand="0" w:evenVBand="0" w:oddHBand="0" w:evenHBand="0" w:firstRowFirstColumn="0" w:firstRowLastColumn="0" w:lastRowFirstColumn="0" w:lastRowLastColumn="0"/>
-        </w:trPr>
-        <w:tc>
-          <w:tcPr>
-            <w:cnfStyle w:val="001000000000" w:firstRow="0" w:lastRow="0" w:firstColumn="1" w:lastColumn="0" w:oddVBand="0" w:evenVBand="0" w:oddHBand="0" w:evenHBand="0" w:firstRowFirstColumn="0" w:firstRowLastColumn="0" w:lastRowFirstColumn="0" w:lastRowLastColumn="0"/>
-            <w:tcW w:w="1649" w:type="dxa"/>
-          </w:tcPr>
-          <w:p>
-            <w:pPr>
-              <w:pStyle w:val="TextCopy"/>
-              <w:spacing w:after="120" w:line="300" w:lineRule="atLeast"/>
-              <w:jc w:val="both"/>
-            </w:pPr>
-            <w:r>
-              <w:t>Service</w:t>
-            </w:r>
-          </w:p>
-        </w:tc>
-        <w:tc>
-          <w:tcPr>
-            <w:tcW w:w="7430" w:type="dxa"/>
-          </w:tcPr>
-          <w:p>
-            <w:pPr>
-              <w:pStyle w:val="TextCopy"/>
-              <w:spacing w:after="120" w:line="300" w:lineRule="atLeast"/>
-              <w:jc w:val="both"/>
-              <w:cnfStyle w:val="100000000000" w:firstRow="1" w:lastRow="0" w:firstColumn="0" w:lastColumn="0" w:oddVBand="0" w:evenVBand="0" w:oddHBand="0" w:evenHBand="0" w:firstRowFirstColumn="0" w:firstRowLastColumn="0" w:lastRowFirstColumn="0" w:lastRowLastColumn="0"/>
-            </w:pPr>
-            <w:r>
-              <w:t>wx.platformMonitoring.pub.um.trigger:getQueueLengthForJmsTrigger</w:t>
-            </w:r>
-          </w:p>
-        </w:tc>
-      </w:tr>
-      <w:tr>
-        <w:tc>
-          <w:tcPr>
-            <w:cnfStyle w:val="001000000000" w:firstRow="0" w:lastRow="0" w:firstColumn="1" w:lastColumn="0" w:oddVBand="0" w:evenVBand="0" w:oddHBand="0" w:evenHBand="0" w:firstRowFirstColumn="0" w:firstRowLastColumn="0" w:lastRowFirstColumn="0" w:lastRowLastColumn="0"/>
-            <w:tcW w:w="1649" w:type="dxa"/>
-          </w:tcPr>
-          <w:p>
-            <w:pPr>
-              <w:pStyle w:val="TextCopy"/>
-              <w:spacing w:after="120" w:line="300" w:lineRule="atLeast"/>
-              <w:jc w:val="both"/>
-            </w:pPr>
-            <w:r>
-              <w:t>Description</w:t>
-            </w:r>
-          </w:p>
-        </w:tc>
-        <w:tc>
-          <w:tcPr>
-            <w:tcW w:w="7430" w:type="dxa"/>
-          </w:tcPr>
-          <w:p>
-            <w:pPr>
-              <w:pStyle w:val="TextCopy"/>
-              <w:spacing w:after="120" w:line="300" w:lineRule="atLeast"/>
-              <w:jc w:val="both"/>
-              <w:cnfStyle w:val="000000000000" w:firstRow="0" w:lastRow="0" w:firstColumn="0" w:lastColumn="0" w:oddVBand="0" w:evenVBand="0" w:oddHBand="0" w:evenHBand="0" w:firstRowFirstColumn="0" w:firstRowLastColumn="0" w:lastRowFirstColumn="0" w:lastRowLastColumn="0"/>
-            </w:pPr>
-            <w:r>
-              <w:t xml:space="preserve">Returns the </w:t>
-            </w:r>
-            <w:r>
-              <w:t>current number of unprocessed messages on the queue linked to the given JMS trigger.</w:t>
-            </w:r>
-          </w:p>
-        </w:tc>
-      </w:tr>
-      <w:tr>
-        <w:trPr>
-          <w:cnfStyle w:val="000000010000" w:firstRow="0" w:lastRow="0" w:firstColumn="0" w:lastColumn="0" w:oddVBand="0" w:evenVBand="0" w:oddHBand="0" w:evenHBand="1" w:firstRowFirstColumn="0" w:firstRowLastColumn="0" w:lastRowFirstColumn="0" w:lastRowLastColumn="0"/>
-        </w:trPr>
-        <w:tc>
-          <w:tcPr>
-            <w:cnfStyle w:val="001000000000" w:firstRow="0" w:lastRow="0" w:firstColumn="1" w:lastColumn="0" w:oddVBand="0" w:evenVBand="0" w:oddHBand="0" w:evenHBand="0" w:firstRowFirstColumn="0" w:firstRowLastColumn="0" w:lastRowFirstColumn="0" w:lastRowLastColumn="0"/>
-            <w:tcW w:w="1649" w:type="dxa"/>
-          </w:tcPr>
-          <w:p>
-            <w:pPr>
-              <w:pStyle w:val="TextCopy"/>
-              <w:spacing w:after="120" w:line="300" w:lineRule="atLeast"/>
-              <w:jc w:val="both"/>
-            </w:pPr>
-            <w:r>
-              <w:t>Service Input</w:t>
-            </w:r>
-          </w:p>
-        </w:tc>
-        <w:tc>
-          <w:tcPr>
-            <w:tcW w:w="7430" w:type="dxa"/>
-          </w:tcPr>
-          <w:p>
-            <w:pPr>
-              <w:pStyle w:val="TextCopy"/>
-              <w:spacing w:after="120" w:line="300" w:lineRule="atLeast"/>
-              <w:jc w:val="both"/>
-              <w:cnfStyle w:val="000000010000" w:firstRow="0" w:lastRow="0" w:firstColumn="0" w:lastColumn="0" w:oddVBand="0" w:evenVBand="0" w:oddHBand="0" w:evenHBand="1" w:firstRowFirstColumn="0" w:firstRowLastColumn="0" w:lastRowFirstColumn="0" w:lastRowLastColumn="0"/>
-            </w:pPr>
-            <w:proofErr w:type="spellStart"/>
-            <w:r>
-              <w:t>triggerName</w:t>
-            </w:r>
-            <w:proofErr w:type="spellEnd"/>
-          </w:p>
-        </w:tc>
-      </w:tr>
-      <w:tr>
-        <w:tc>
-          <w:tcPr>
-            <w:cnfStyle w:val="001000000000" w:firstRow="0" w:lastRow="0" w:firstColumn="1" w:lastColumn="0" w:oddVBand="0" w:evenVBand="0" w:oddHBand="0" w:evenHBand="0" w:firstRowFirstColumn="0" w:firstRowLastColumn="0" w:lastRowFirstColumn="0" w:lastRowLastColumn="0"/>
-            <w:tcW w:w="1649" w:type="dxa"/>
-          </w:tcPr>
-          <w:p>
-            <w:pPr>
-              <w:pStyle w:val="TextCopy"/>
-              <w:spacing w:after="120" w:line="300" w:lineRule="atLeast"/>
-              <w:jc w:val="both"/>
-            </w:pPr>
-            <w:r>
-              <w:t>Configuration</w:t>
-            </w:r>
-          </w:p>
-        </w:tc>
-        <w:tc>
-          <w:tcPr>
-            <w:tcW w:w="7430" w:type="dxa"/>
-          </w:tcPr>
-          <w:p>
-            <w:pPr>
-              <w:pStyle w:val="TextCopy"/>
-              <w:spacing w:after="120" w:line="300" w:lineRule="atLeast"/>
-              <w:jc w:val="both"/>
-              <w:cnfStyle w:val="000000000000" w:firstRow="0" w:lastRow="0" w:firstColumn="0" w:lastColumn="0" w:oddVBand="0" w:evenVBand="0" w:oddHBand="0" w:evenHBand="0" w:firstRowFirstColumn="0" w:firstRowLastColumn="0" w:lastRowFirstColumn="0" w:lastRowLastColumn="0"/>
-            </w:pPr>
-            <w:r>
-              <w:t>-</w:t>
-            </w:r>
-          </w:p>
-        </w:tc>
-      </w:tr>
-    </w:tbl>
-    <w:p>
-      <w:pPr>
-        <w:pStyle w:val="TextCopy"/>
-      </w:pPr>
-    </w:p>
-    <w:tbl>
-      <w:tblPr>
-        <w:tblStyle w:val="TABLESTYLE1"/>
-        <w:tblW w:w="0" w:type="auto"/>
-        <w:tblLook w:val="04A0" w:firstRow="1" w:lastRow="0" w:firstColumn="1" w:lastColumn="0" w:noHBand="0" w:noVBand="1"/>
-      </w:tblPr>
-      <w:tblGrid>
-        <w:gridCol w:w="1649"/>
-        <w:gridCol w:w="7430"/>
-      </w:tblGrid>
-      <w:tr>
-        <w:trPr>
-          <w:cnfStyle w:val="100000000000" w:firstRow="1" w:lastRow="0" w:firstColumn="0" w:lastColumn="0" w:oddVBand="0" w:evenVBand="0" w:oddHBand="0" w:evenHBand="0" w:firstRowFirstColumn="0" w:firstRowLastColumn="0" w:lastRowFirstColumn="0" w:lastRowLastColumn="0"/>
-        </w:trPr>
-        <w:tc>
-          <w:tcPr>
-            <w:cnfStyle w:val="001000000000" w:firstRow="0" w:lastRow="0" w:firstColumn="1" w:lastColumn="0" w:oddVBand="0" w:evenVBand="0" w:oddHBand="0" w:evenHBand="0" w:firstRowFirstColumn="0" w:firstRowLastColumn="0" w:lastRowFirstColumn="0" w:lastRowLastColumn="0"/>
-            <w:tcW w:w="1649" w:type="dxa"/>
-          </w:tcPr>
-          <w:p>
-            <w:pPr>
-              <w:pStyle w:val="TextCopy"/>
-              <w:spacing w:after="120" w:line="300" w:lineRule="atLeast"/>
-              <w:jc w:val="both"/>
-            </w:pPr>
-            <w:r>
-              <w:t>Service</w:t>
-            </w:r>
-          </w:p>
-        </w:tc>
-        <w:tc>
-          <w:tcPr>
-            <w:tcW w:w="7430" w:type="dxa"/>
-          </w:tcPr>
-          <w:p>
-            <w:pPr>
-              <w:pStyle w:val="TextCopy"/>
-              <w:spacing w:after="120" w:line="300" w:lineRule="atLeast"/>
-              <w:jc w:val="both"/>
-              <w:cnfStyle w:val="100000000000" w:firstRow="1" w:lastRow="0" w:firstColumn="0" w:lastColumn="0" w:oddVBand="0" w:evenVBand="0" w:oddHBand="0" w:evenHBand="0" w:firstRowFirstColumn="0" w:firstRowLastColumn="0" w:lastRowFirstColumn="0" w:lastRowLastColumn="0"/>
-            </w:pPr>
-            <w:r>
-              <w:t>wx.platformMonitoring.pub.um.trigger:getQueueLengthForMessagingTrigger</w:t>
-            </w:r>
-          </w:p>
-        </w:tc>
-      </w:tr>
-      <w:tr>
-        <w:tc>
-          <w:tcPr>
-            <w:cnfStyle w:val="001000000000" w:firstRow="0" w:lastRow="0" w:firstColumn="1" w:lastColumn="0" w:oddVBand="0" w:evenVBand="0" w:oddHBand="0" w:evenHBand="0" w:firstRowFirstColumn="0" w:firstRowLastColumn="0" w:lastRowFirstColumn="0" w:lastRowLastColumn="0"/>
-            <w:tcW w:w="1649" w:type="dxa"/>
-          </w:tcPr>
-          <w:p>
-            <w:pPr>
-              <w:pStyle w:val="TextCopy"/>
-              <w:spacing w:after="120" w:line="300" w:lineRule="atLeast"/>
-              <w:jc w:val="both"/>
-            </w:pPr>
-            <w:r>
-              <w:t>Description</w:t>
-            </w:r>
-          </w:p>
-        </w:tc>
-        <w:tc>
-          <w:tcPr>
-            <w:tcW w:w="7430" w:type="dxa"/>
-          </w:tcPr>
-          <w:p>
-            <w:pPr>
-              <w:pStyle w:val="TextCopy"/>
-              <w:spacing w:after="120" w:line="300" w:lineRule="atLeast"/>
-              <w:jc w:val="both"/>
-              <w:cnfStyle w:val="000000000000" w:firstRow="0" w:lastRow="0" w:firstColumn="0" w:lastColumn="0" w:oddVBand="0" w:evenVBand="0" w:oddHBand="0" w:evenHBand="0" w:firstRowFirstColumn="0" w:firstRowLastColumn="0" w:lastRowFirstColumn="0" w:lastRowLastColumn="0"/>
-            </w:pPr>
-            <w:r>
-              <w:t xml:space="preserve">Returns the current number of unprocessed messages on the queue linked to the given </w:t>
-            </w:r>
-            <w:r>
-              <w:t>Messaging</w:t>
-            </w:r>
-            <w:r>
-              <w:t xml:space="preserve"> trigger.</w:t>
-            </w:r>
-          </w:p>
-        </w:tc>
-      </w:tr>
-      <w:tr>
-        <w:trPr>
-          <w:cnfStyle w:val="000000010000" w:firstRow="0" w:lastRow="0" w:firstColumn="0" w:lastColumn="0" w:oddVBand="0" w:evenVBand="0" w:oddHBand="0" w:evenHBand="1" w:firstRowFirstColumn="0" w:firstRowLastColumn="0" w:lastRowFirstColumn="0" w:lastRowLastColumn="0"/>
-        </w:trPr>
-        <w:tc>
-          <w:tcPr>
-            <w:cnfStyle w:val="001000000000" w:firstRow="0" w:lastRow="0" w:firstColumn="1" w:lastColumn="0" w:oddVBand="0" w:evenVBand="0" w:oddHBand="0" w:evenHBand="0" w:firstRowFirstColumn="0" w:firstRowLastColumn="0" w:lastRowFirstColumn="0" w:lastRowLastColumn="0"/>
-            <w:tcW w:w="1649" w:type="dxa"/>
-          </w:tcPr>
-          <w:p>
-            <w:pPr>
-              <w:pStyle w:val="TextCopy"/>
-              <w:spacing w:after="120" w:line="300" w:lineRule="atLeast"/>
-              <w:jc w:val="both"/>
-            </w:pPr>
-            <w:r>
-              <w:t>Service Input</w:t>
-            </w:r>
-          </w:p>
-        </w:tc>
-        <w:tc>
-          <w:tcPr>
-            <w:tcW w:w="7430" w:type="dxa"/>
-          </w:tcPr>
-          <w:p>
-            <w:pPr>
-              <w:pStyle w:val="TextCopy"/>
-              <w:spacing w:after="120" w:line="300" w:lineRule="atLeast"/>
-              <w:jc w:val="both"/>
-              <w:cnfStyle w:val="000000010000" w:firstRow="0" w:lastRow="0" w:firstColumn="0" w:lastColumn="0" w:oddVBand="0" w:evenVBand="0" w:oddHBand="0" w:evenHBand="1" w:firstRowFirstColumn="0" w:firstRowLastColumn="0" w:lastRowFirstColumn="0" w:lastRowLastColumn="0"/>
-            </w:pPr>
-            <w:proofErr w:type="spellStart"/>
-            <w:r>
-              <w:t>triggerName</w:t>
-            </w:r>
-            <w:proofErr w:type="spellEnd"/>
-          </w:p>
-        </w:tc>
-      </w:tr>
-      <w:tr>
-        <w:tc>
-          <w:tcPr>
-            <w:cnfStyle w:val="001000000000" w:firstRow="0" w:lastRow="0" w:firstColumn="1" w:lastColumn="0" w:oddVBand="0" w:evenVBand="0" w:oddHBand="0" w:evenHBand="0" w:firstRowFirstColumn="0" w:firstRowLastColumn="0" w:lastRowFirstColumn="0" w:lastRowLastColumn="0"/>
-            <w:tcW w:w="1649" w:type="dxa"/>
-          </w:tcPr>
-          <w:p>
-            <w:pPr>
-              <w:pStyle w:val="TextCopy"/>
-              <w:spacing w:after="120" w:line="300" w:lineRule="atLeast"/>
-              <w:jc w:val="both"/>
-            </w:pPr>
-            <w:r>
-              <w:t>Configuration</w:t>
-            </w:r>
-          </w:p>
-        </w:tc>
-        <w:tc>
-          <w:tcPr>
-            <w:tcW w:w="7430" w:type="dxa"/>
-          </w:tcPr>
-          <w:p>
-            <w:pPr>
-              <w:pStyle w:val="TextCopy"/>
-              <w:spacing w:after="120" w:line="300" w:lineRule="atLeast"/>
-              <w:jc w:val="both"/>
-              <w:cnfStyle w:val="000000000000" w:firstRow="0" w:lastRow="0" w:firstColumn="0" w:lastColumn="0" w:oddVBand="0" w:evenVBand="0" w:oddHBand="0" w:evenHBand="0" w:firstRowFirstColumn="0" w:firstRowLastColumn="0" w:lastRowFirstColumn="0" w:lastRowLastColumn="0"/>
-            </w:pPr>
-            <w:r>
-              <w:t>-</w:t>
-            </w:r>
-          </w:p>
-        </w:tc>
-      </w:tr>
-    </w:tbl>
-    <w:p>
-      <w:pPr>
-        <w:pStyle w:val="TextCopy"/>
-      </w:pPr>
-    </w:p>
-    <w:p>
-      <w:pPr>
-        <w:pStyle w:val="TextCopy"/>
-      </w:pPr>
-    </w:p>
-    <w:p>
-      <w:pPr>
-        <w:pStyle w:val="HeadingII"/>
-      </w:pPr>
-      <w:r>
-        <w:lastRenderedPageBreak/>
-        <w:t>Cache</w:t>
-      </w:r>
-      <w:bookmarkEnd w:id="9"/>
-    </w:p>
-    <w:p>
-      <w:pPr>
-        <w:pStyle w:val="TextCopy"/>
-      </w:pPr>
-      <w:r>
-        <w:t>The services in the folder “</w:t>
-      </w:r>
-      <w:proofErr w:type="spellStart"/>
-      <w:r>
-        <w:t>wx.platformMonitoring.pub.cache</w:t>
-      </w:r>
-      <w:proofErr w:type="spellEnd"/>
-      <w:r>
-        <w:t>” can be used to check the status of IntegrationServer caches (both Terracotta and local/</w:t>
-      </w:r>
-      <w:proofErr w:type="spellStart"/>
-      <w:r>
-        <w:t>ehcache</w:t>
-      </w:r>
-      <w:proofErr w:type="spellEnd"/>
-      <w:r>
-        <w:t>).</w:t>
-      </w:r>
     </w:p>
     <w:tbl>
       <w:tblPr>
@@ -7586,22 +9479,8 @@
               <w:jc w:val="both"/>
               <w:cnfStyle w:val="100000000000" w:firstRow="1" w:lastRow="0" w:firstColumn="0" w:lastColumn="0" w:oddVBand="0" w:evenVBand="0" w:oddHBand="0" w:evenHBand="0" w:firstRowFirstColumn="0" w:firstRowLastColumn="0" w:lastRowFirstColumn="0" w:lastRowLastColumn="0"/>
             </w:pPr>
-            <w:proofErr w:type="spellStart"/>
-            <w:r>
-              <w:t>wx.platformMonitoring.pub.cache:</w:t>
-            </w:r>
-            <w:commentRangeStart w:id="10"/>
-            <w:r>
-              <w:t>listCaches</w:t>
-            </w:r>
-            <w:commentRangeEnd w:id="10"/>
-            <w:proofErr w:type="spellEnd"/>
-            <w:r>
-              <w:rPr>
-                <w:rStyle w:val="Kommentarzeichen"/>
-                <w:color w:val="auto"/>
-              </w:rPr>
-              <w:commentReference w:id="10"/>
+            <w:r>
+              <w:t>wx.platformMonitoring.pub.cache:putTestValue</w:t>
             </w:r>
           </w:p>
         </w:tc>
@@ -7635,12 +9514,7 @@
               <w:cnfStyle w:val="000000000000" w:firstRow="0" w:lastRow="0" w:firstColumn="0" w:lastColumn="0" w:oddVBand="0" w:evenVBand="0" w:oddHBand="0" w:evenHBand="0" w:firstRowFirstColumn="0" w:firstRowLastColumn="0" w:lastRowFirstColumn="0" w:lastRowLastColumn="0"/>
             </w:pPr>
             <w:r>
-              <w:t>Returns the list of configured caches and their st</w:t>
-            </w:r>
-            <w:bookmarkStart w:id="11" w:name="_GoBack"/>
-            <w:bookmarkEnd w:id="11"/>
-            <w:r>
-              <w:t>atus (enabled?).</w:t>
+              <w:t>Call this service to store a test value into the configured cache.</w:t>
             </w:r>
           </w:p>
         </w:tc>
@@ -7677,7 +9551,7 @@
               <w:cnfStyle w:val="000000010000" w:firstRow="0" w:lastRow="0" w:firstColumn="0" w:lastColumn="0" w:oddVBand="0" w:evenVBand="0" w:oddHBand="0" w:evenHBand="1" w:firstRowFirstColumn="0" w:firstRowLastColumn="0" w:lastRowFirstColumn="0" w:lastRowLastColumn="0"/>
             </w:pPr>
             <w:r>
-              <w:t>-</w:t>
+              <w:t>testValue</w:t>
             </w:r>
           </w:p>
         </w:tc>
@@ -7710,22 +9584,15 @@
               <w:jc w:val="both"/>
               <w:cnfStyle w:val="000000000000" w:firstRow="0" w:lastRow="0" w:firstColumn="0" w:lastColumn="0" w:oddVBand="0" w:evenVBand="0" w:oddHBand="0" w:evenHBand="0" w:firstRowFirstColumn="0" w:firstRowLastColumn="0" w:lastRowFirstColumn="0" w:lastRowLastColumn="0"/>
             </w:pPr>
-            <w:proofErr w:type="spellStart"/>
-            <w:r>
-              <w:t>WxPlatformMonitoring</w:t>
-            </w:r>
-            <w:proofErr w:type="spellEnd"/>
-            <w:r>
-              <w:t>\config\</w:t>
-            </w:r>
-            <w:proofErr w:type="spellStart"/>
+            <w:r>
+              <w:t>WxPlatformMonitoring\config\</w:t>
+            </w:r>
             <w:r>
               <w:t>cache</w:t>
             </w:r>
             <w:r>
               <w:t>.json</w:t>
             </w:r>
-            <w:proofErr w:type="spellEnd"/>
           </w:p>
         </w:tc>
       </w:tr>
@@ -7776,11 +9643,15 @@
               <w:jc w:val="both"/>
               <w:cnfStyle w:val="100000000000" w:firstRow="1" w:lastRow="0" w:firstColumn="0" w:lastColumn="0" w:oddVBand="0" w:evenVBand="0" w:oddHBand="0" w:evenHBand="0" w:firstRowFirstColumn="0" w:firstRowLastColumn="0" w:lastRowFirstColumn="0" w:lastRowLastColumn="0"/>
             </w:pPr>
-            <w:proofErr w:type="spellStart"/>
-            <w:r>
-              <w:t>wx.platformMonitoring.pub.cache:putTestValue</w:t>
-            </w:r>
-            <w:proofErr w:type="spellEnd"/>
+            <w:r>
+              <w:t>wx.</w:t>
+            </w:r>
+            <w:r>
+              <w:t>platformMonitoring.pub.cache:get</w:t>
+            </w:r>
+            <w:r>
+              <w:t>TestValue</w:t>
+            </w:r>
           </w:p>
         </w:tc>
       </w:tr>
@@ -7797,6 +9668,7 @@
               <w:jc w:val="both"/>
             </w:pPr>
             <w:r>
+              <w:lastRenderedPageBreak/>
               <w:t>Description</w:t>
             </w:r>
           </w:p>
@@ -7813,7 +9685,7 @@
               <w:cnfStyle w:val="000000000000" w:firstRow="0" w:lastRow="0" w:firstColumn="0" w:lastColumn="0" w:oddVBand="0" w:evenVBand="0" w:oddHBand="0" w:evenHBand="0" w:firstRowFirstColumn="0" w:firstRowLastColumn="0" w:lastRowFirstColumn="0" w:lastRowLastColumn="0"/>
             </w:pPr>
             <w:r>
-              <w:t>Call this service to store a test value into the configured cache.</w:t>
+              <w:t>Call this service to retrieve the test value put into the configured cache.</w:t>
             </w:r>
           </w:p>
         </w:tc>
@@ -7849,11 +9721,9 @@
               <w:jc w:val="both"/>
               <w:cnfStyle w:val="000000010000" w:firstRow="0" w:lastRow="0" w:firstColumn="0" w:lastColumn="0" w:oddVBand="0" w:evenVBand="0" w:oddHBand="0" w:evenHBand="1" w:firstRowFirstColumn="0" w:firstRowLastColumn="0" w:lastRowFirstColumn="0" w:lastRowLastColumn="0"/>
             </w:pPr>
-            <w:proofErr w:type="spellStart"/>
             <w:r>
               <w:t>testValue</w:t>
             </w:r>
-            <w:proofErr w:type="spellEnd"/>
           </w:p>
         </w:tc>
       </w:tr>
@@ -7885,22 +9755,15 @@
               <w:jc w:val="both"/>
               <w:cnfStyle w:val="000000000000" w:firstRow="0" w:lastRow="0" w:firstColumn="0" w:lastColumn="0" w:oddVBand="0" w:evenVBand="0" w:oddHBand="0" w:evenHBand="0" w:firstRowFirstColumn="0" w:firstRowLastColumn="0" w:lastRowFirstColumn="0" w:lastRowLastColumn="0"/>
             </w:pPr>
-            <w:proofErr w:type="spellStart"/>
-            <w:r>
-              <w:t>WxPlatformMonitoring</w:t>
-            </w:r>
-            <w:proofErr w:type="spellEnd"/>
-            <w:r>
-              <w:t>\config\</w:t>
-            </w:r>
-            <w:proofErr w:type="spellStart"/>
+            <w:r>
+              <w:t>WxPlatformMonitoring\config\</w:t>
+            </w:r>
             <w:r>
               <w:t>cache</w:t>
             </w:r>
             <w:r>
               <w:t>.json</w:t>
             </w:r>
-            <w:proofErr w:type="spellEnd"/>
           </w:p>
         </w:tc>
       </w:tr>
@@ -7951,17 +9814,15 @@
               <w:jc w:val="both"/>
               <w:cnfStyle w:val="100000000000" w:firstRow="1" w:lastRow="0" w:firstColumn="0" w:lastColumn="0" w:oddVBand="0" w:evenVBand="0" w:oddHBand="0" w:evenHBand="0" w:firstRowFirstColumn="0" w:firstRowLastColumn="0" w:lastRowFirstColumn="0" w:lastRowLastColumn="0"/>
             </w:pPr>
-            <w:proofErr w:type="spellStart"/>
             <w:r>
               <w:t>wx.</w:t>
             </w:r>
             <w:r>
-              <w:t>platformMonitoring.pub.cache:get</w:t>
+              <w:t>platformMonitoring.pub.cache:remove</w:t>
             </w:r>
             <w:r>
               <w:t>TestValue</w:t>
             </w:r>
-            <w:proofErr w:type="spellEnd"/>
           </w:p>
         </w:tc>
       </w:tr>
@@ -7994,7 +9855,7 @@
               <w:cnfStyle w:val="000000000000" w:firstRow="0" w:lastRow="0" w:firstColumn="0" w:lastColumn="0" w:oddVBand="0" w:evenVBand="0" w:oddHBand="0" w:evenHBand="0" w:firstRowFirstColumn="0" w:firstRowLastColumn="0" w:lastRowFirstColumn="0" w:lastRowLastColumn="0"/>
             </w:pPr>
             <w:r>
-              <w:t>Call this service to retrieve the test value put into the configured cache.</w:t>
+              <w:t>Call this service to remove the test value from the configured cache.</w:t>
             </w:r>
           </w:p>
         </w:tc>
@@ -8030,11 +9891,9 @@
               <w:jc w:val="both"/>
               <w:cnfStyle w:val="000000010000" w:firstRow="0" w:lastRow="0" w:firstColumn="0" w:lastColumn="0" w:oddVBand="0" w:evenVBand="0" w:oddHBand="0" w:evenHBand="1" w:firstRowFirstColumn="0" w:firstRowLastColumn="0" w:lastRowFirstColumn="0" w:lastRowLastColumn="0"/>
             </w:pPr>
-            <w:proofErr w:type="spellStart"/>
             <w:r>
               <w:t>testValue</w:t>
             </w:r>
-            <w:proofErr w:type="spellEnd"/>
           </w:p>
         </w:tc>
       </w:tr>
@@ -8066,26 +9925,43 @@
               <w:jc w:val="both"/>
               <w:cnfStyle w:val="000000000000" w:firstRow="0" w:lastRow="0" w:firstColumn="0" w:lastColumn="0" w:oddVBand="0" w:evenVBand="0" w:oddHBand="0" w:evenHBand="0" w:firstRowFirstColumn="0" w:firstRowLastColumn="0" w:lastRowFirstColumn="0" w:lastRowLastColumn="0"/>
             </w:pPr>
-            <w:proofErr w:type="spellStart"/>
-            <w:r>
-              <w:t>WxPlatformMonitoring</w:t>
-            </w:r>
-            <w:proofErr w:type="spellEnd"/>
-            <w:r>
-              <w:t>\config\</w:t>
-            </w:r>
-            <w:proofErr w:type="spellStart"/>
+            <w:r>
+              <w:t>WxPlatformMonitoring\config\</w:t>
+            </w:r>
             <w:r>
               <w:t>cache</w:t>
             </w:r>
             <w:r>
               <w:t>.json</w:t>
             </w:r>
-            <w:proofErr w:type="spellEnd"/>
           </w:p>
         </w:tc>
       </w:tr>
     </w:tbl>
+    <w:p>
+      <w:pPr>
+        <w:pStyle w:val="HeadingII"/>
+      </w:pPr>
+      <w:bookmarkStart w:id="22" w:name="_Toc475030051"/>
+      <w:r>
+        <w:t>JVM</w:t>
+      </w:r>
+      <w:bookmarkEnd w:id="22"/>
+    </w:p>
+    <w:p>
+      <w:pPr>
+        <w:pStyle w:val="TextCopy"/>
+      </w:pPr>
+      <w:r>
+        <w:t>The following services are available in the folder “</w:t>
+      </w:r>
+      <w:r>
+        <w:t>wx.platformMonitoring.pub.jvm</w:t>
+      </w:r>
+      <w:r>
+        <w:t>”.</w:t>
+      </w:r>
+    </w:p>
     <w:p>
       <w:pPr>
         <w:pStyle w:val="TextCopy"/>
@@ -8132,17 +10008,9 @@
               <w:jc w:val="both"/>
               <w:cnfStyle w:val="100000000000" w:firstRow="1" w:lastRow="0" w:firstColumn="0" w:lastColumn="0" w:oddVBand="0" w:evenVBand="0" w:oddHBand="0" w:evenHBand="0" w:firstRowFirstColumn="0" w:firstRowLastColumn="0" w:lastRowFirstColumn="0" w:lastRowLastColumn="0"/>
             </w:pPr>
-            <w:proofErr w:type="spellStart"/>
-            <w:r>
-              <w:t>wx.</w:t>
-            </w:r>
-            <w:r>
-              <w:t>platformMonitoring.pub.cache:remove</w:t>
-            </w:r>
-            <w:r>
-              <w:t>TestValue</w:t>
-            </w:r>
-            <w:proofErr w:type="spellEnd"/>
+            <w:r>
+              <w:t>wx.platformMonitoring.pub.jvm:getPermGen</w:t>
+            </w:r>
           </w:p>
         </w:tc>
       </w:tr>
@@ -8175,7 +10043,47 @@
               <w:cnfStyle w:val="000000000000" w:firstRow="0" w:lastRow="0" w:firstColumn="0" w:lastColumn="0" w:oddVBand="0" w:evenVBand="0" w:oddHBand="0" w:evenHBand="0" w:firstRowFirstColumn="0" w:firstRowLastColumn="0" w:lastRowFirstColumn="0" w:lastRowLastColumn="0"/>
             </w:pPr>
             <w:r>
-              <w:t>Call this service to remove the test value from the configured cache.</w:t>
+              <w:t>Returns the current PermGen value, its maximum value and a percentage of free PermGen space</w:t>
+            </w:r>
+            <w:r>
+              <w:t>.</w:t>
+            </w:r>
+          </w:p>
+          <w:p>
+            <w:pPr>
+              <w:pStyle w:val="TextCopy"/>
+              <w:spacing w:after="120" w:line="300" w:lineRule="atLeast"/>
+              <w:jc w:val="both"/>
+              <w:cnfStyle w:val="000000000000" w:firstRow="0" w:lastRow="0" w:firstColumn="0" w:lastColumn="0" w:oddVBand="0" w:evenVBand="0" w:oddHBand="0" w:evenHBand="0" w:firstRowFirstColumn="0" w:firstRowLastColumn="0" w:lastRowFirstColumn="0" w:lastRowLastColumn="0"/>
+            </w:pPr>
+            <w:r>
+              <w:rPr>
+                <w:b/>
+              </w:rPr>
+              <w:t>Attention</w:t>
+            </w:r>
+            <w:r>
+              <w:t>: only applicable when using a JVM &lt; 1.8</w:t>
+            </w:r>
+            <w:r>
+              <w:t>.</w:t>
+            </w:r>
+          </w:p>
+          <w:p>
+            <w:pPr>
+              <w:pStyle w:val="TextCopy"/>
+              <w:spacing w:after="120" w:line="300" w:lineRule="atLeast"/>
+              <w:jc w:val="both"/>
+              <w:cnfStyle w:val="000000000000" w:firstRow="0" w:lastRow="0" w:firstColumn="0" w:lastColumn="0" w:oddVBand="0" w:evenVBand="0" w:oddHBand="0" w:evenHBand="0" w:firstRowFirstColumn="0" w:firstRowLastColumn="0" w:lastRowFirstColumn="0" w:lastRowLastColumn="0"/>
+            </w:pPr>
+            <w:r>
+              <w:rPr>
+                <w:b/>
+              </w:rPr>
+              <w:t>Attention</w:t>
+            </w:r>
+            <w:r>
+              <w:t>: this value is also available as a JMX MBean.</w:t>
             </w:r>
           </w:p>
         </w:tc>
@@ -8211,11 +10119,9 @@
               <w:jc w:val="both"/>
               <w:cnfStyle w:val="000000010000" w:firstRow="0" w:lastRow="0" w:firstColumn="0" w:lastColumn="0" w:oddVBand="0" w:evenVBand="0" w:oddHBand="0" w:evenHBand="1" w:firstRowFirstColumn="0" w:firstRowLastColumn="0" w:lastRowFirstColumn="0" w:lastRowLastColumn="0"/>
             </w:pPr>
-            <w:proofErr w:type="spellStart"/>
-            <w:r>
-              <w:t>testValue</w:t>
-            </w:r>
-            <w:proofErr w:type="spellEnd"/>
+            <w:r>
+              <w:t>-</w:t>
+            </w:r>
           </w:p>
         </w:tc>
       </w:tr>
@@ -8247,22 +10153,9 @@
               <w:jc w:val="both"/>
               <w:cnfStyle w:val="000000000000" w:firstRow="0" w:lastRow="0" w:firstColumn="0" w:lastColumn="0" w:oddVBand="0" w:evenVBand="0" w:oddHBand="0" w:evenHBand="0" w:firstRowFirstColumn="0" w:firstRowLastColumn="0" w:lastRowFirstColumn="0" w:lastRowLastColumn="0"/>
             </w:pPr>
-            <w:proofErr w:type="spellStart"/>
-            <w:r>
-              <w:t>WxPlatformMonitoring</w:t>
-            </w:r>
-            <w:proofErr w:type="spellEnd"/>
-            <w:r>
-              <w:t>\config\</w:t>
-            </w:r>
-            <w:proofErr w:type="spellStart"/>
-            <w:r>
-              <w:t>cache</w:t>
-            </w:r>
-            <w:r>
-              <w:t>.json</w:t>
-            </w:r>
-            <w:proofErr w:type="spellEnd"/>
+            <w:r>
+              <w:t>-</w:t>
+            </w:r>
           </w:p>
         </w:tc>
       </w:tr>
@@ -8271,10 +10164,11 @@
       <w:pPr>
         <w:pStyle w:val="HeadingII"/>
       </w:pPr>
-      <w:r>
-        <w:lastRenderedPageBreak/>
-        <w:t>JVM</w:t>
-      </w:r>
+      <w:bookmarkStart w:id="23" w:name="_Toc475030052"/>
+      <w:r>
+        <w:t>OneData</w:t>
+      </w:r>
+      <w:bookmarkEnd w:id="23"/>
     </w:p>
     <w:p>
       <w:pPr>
@@ -8283,19 +10177,15 @@
       <w:r>
         <w:t>The following services are available in the folder “</w:t>
       </w:r>
-      <w:proofErr w:type="spellStart"/>
-      <w:r>
-        <w:t>wx.platformMonitoring.pub.jvm</w:t>
-      </w:r>
-      <w:proofErr w:type="spellEnd"/>
+      <w:r>
+        <w:t>wx</w:t>
+      </w:r>
+      <w:r>
+        <w:t>.platformMonitoring.pub.onedata</w:t>
+      </w:r>
       <w:r>
         <w:t>”.</w:t>
       </w:r>
-    </w:p>
-    <w:p>
-      <w:pPr>
-        <w:pStyle w:val="TextCopy"/>
-      </w:pPr>
     </w:p>
     <w:tbl>
       <w:tblPr>
@@ -8338,11 +10228,9 @@
               <w:jc w:val="both"/>
               <w:cnfStyle w:val="100000000000" w:firstRow="1" w:lastRow="0" w:firstColumn="0" w:lastColumn="0" w:oddVBand="0" w:evenVBand="0" w:oddHBand="0" w:evenHBand="0" w:firstRowFirstColumn="0" w:firstRowLastColumn="0" w:lastRowFirstColumn="0" w:lastRowLastColumn="0"/>
             </w:pPr>
-            <w:proofErr w:type="spellStart"/>
-            <w:r>
-              <w:t>wx.platformMonitoring.pub.jvm:getPermGen</w:t>
-            </w:r>
-            <w:proofErr w:type="spellEnd"/>
+            <w:r>
+              <w:t>wx.platformMonitoring.pub.onedata:checkServerConnection</w:t>
+            </w:r>
           </w:p>
         </w:tc>
       </w:tr>
@@ -8359,6 +10247,7 @@
               <w:jc w:val="both"/>
             </w:pPr>
             <w:r>
+              <w:lastRenderedPageBreak/>
               <w:t>Description</w:t>
             </w:r>
           </w:p>
@@ -8375,71 +10264,7 @@
               <w:cnfStyle w:val="000000000000" w:firstRow="0" w:lastRow="0" w:firstColumn="0" w:lastColumn="0" w:oddVBand="0" w:evenVBand="0" w:oddHBand="0" w:evenHBand="0" w:firstRowFirstColumn="0" w:firstRowLastColumn="0" w:lastRowFirstColumn="0" w:lastRowLastColumn="0"/>
             </w:pPr>
             <w:r>
-              <w:t xml:space="preserve">Returns the current </w:t>
-            </w:r>
-            <w:proofErr w:type="spellStart"/>
-            <w:r>
-              <w:t>PermGen</w:t>
-            </w:r>
-            <w:proofErr w:type="spellEnd"/>
-            <w:r>
-              <w:t xml:space="preserve"> value, its maximum value and a percentage of free </w:t>
-            </w:r>
-            <w:proofErr w:type="spellStart"/>
-            <w:r>
-              <w:t>PermGen</w:t>
-            </w:r>
-            <w:proofErr w:type="spellEnd"/>
-            <w:r>
-              <w:t xml:space="preserve"> space</w:t>
-            </w:r>
-            <w:r>
-              <w:t>.</w:t>
-            </w:r>
-          </w:p>
-          <w:p>
-            <w:pPr>
-              <w:pStyle w:val="TextCopy"/>
-              <w:spacing w:after="120" w:line="300" w:lineRule="atLeast"/>
-              <w:jc w:val="both"/>
-              <w:cnfStyle w:val="000000000000" w:firstRow="0" w:lastRow="0" w:firstColumn="0" w:lastColumn="0" w:oddVBand="0" w:evenVBand="0" w:oddHBand="0" w:evenHBand="0" w:firstRowFirstColumn="0" w:firstRowLastColumn="0" w:lastRowFirstColumn="0" w:lastRowLastColumn="0"/>
-            </w:pPr>
-            <w:r>
-              <w:rPr>
-                <w:b/>
-              </w:rPr>
-              <w:t>Attention</w:t>
-            </w:r>
-            <w:r>
-              <w:t>: only applicable when using a JVM &lt; 1.8</w:t>
-            </w:r>
-            <w:r>
-              <w:t>.</w:t>
-            </w:r>
-          </w:p>
-          <w:p>
-            <w:pPr>
-              <w:pStyle w:val="TextCopy"/>
-              <w:spacing w:after="120" w:line="300" w:lineRule="atLeast"/>
-              <w:jc w:val="both"/>
-              <w:cnfStyle w:val="000000000000" w:firstRow="0" w:lastRow="0" w:firstColumn="0" w:lastColumn="0" w:oddVBand="0" w:evenVBand="0" w:oddHBand="0" w:evenHBand="0" w:firstRowFirstColumn="0" w:firstRowLastColumn="0" w:lastRowFirstColumn="0" w:lastRowLastColumn="0"/>
-            </w:pPr>
-            <w:r>
-              <w:rPr>
-                <w:b/>
-              </w:rPr>
-              <w:t>Attention</w:t>
-            </w:r>
-            <w:r>
-              <w:t xml:space="preserve">: this value is also available as a JMX </w:t>
-            </w:r>
-            <w:proofErr w:type="spellStart"/>
-            <w:r>
-              <w:t>MBean</w:t>
-            </w:r>
-            <w:proofErr w:type="spellEnd"/>
-            <w:r>
-              <w:t>.</w:t>
+              <w:t>Checks if IntegrationServer can connect to OneData via HTTP.</w:t>
             </w:r>
           </w:p>
         </w:tc>
@@ -8510,7 +10335,10 @@
               <w:cnfStyle w:val="000000000000" w:firstRow="0" w:lastRow="0" w:firstColumn="0" w:lastColumn="0" w:oddVBand="0" w:evenVBand="0" w:oddHBand="0" w:evenHBand="0" w:firstRowFirstColumn="0" w:firstRowLastColumn="0" w:lastRowFirstColumn="0" w:lastRowLastColumn="0"/>
             </w:pPr>
             <w:r>
-              <w:t>-</w:t>
+              <w:t>WxPlatformMonitoring\config\</w:t>
+            </w:r>
+            <w:r>
+              <w:t>onedata.json</w:t>
             </w:r>
           </w:p>
         </w:tc>
@@ -8520,9 +10348,11 @@
       <w:pPr>
         <w:pStyle w:val="HeadingII"/>
       </w:pPr>
-      <w:r>
-        <w:t>OneData</w:t>
-      </w:r>
+      <w:bookmarkStart w:id="24" w:name="_Toc475030053"/>
+      <w:r>
+        <w:t>Ports</w:t>
+      </w:r>
+      <w:bookmarkEnd w:id="24"/>
     </w:p>
     <w:p>
       <w:pPr>
@@ -8531,17 +10361,277 @@
       <w:r>
         <w:t>The following services are available in the folder “</w:t>
       </w:r>
-      <w:proofErr w:type="spellStart"/>
-      <w:r>
-        <w:t>wx</w:t>
-      </w:r>
-      <w:r>
-        <w:t>.platformMonitoring.pub.onedata</w:t>
-      </w:r>
-      <w:proofErr w:type="spellEnd"/>
+      <w:r>
+        <w:t>wx.platformMonitoring.pub.ports</w:t>
+      </w:r>
       <w:r>
         <w:t>”.</w:t>
       </w:r>
+      <w:r>
+        <w:t xml:space="preserve"> </w:t>
+      </w:r>
+    </w:p>
+    <w:tbl>
+      <w:tblPr>
+        <w:tblStyle w:val="TABLESTYLE1"/>
+        <w:tblW w:w="0" w:type="auto"/>
+        <w:tblLook w:val="04A0" w:firstRow="1" w:lastRow="0" w:firstColumn="1" w:lastColumn="0" w:noHBand="0" w:noVBand="1"/>
+      </w:tblPr>
+      <w:tblGrid>
+        <w:gridCol w:w="1649"/>
+        <w:gridCol w:w="6856"/>
+      </w:tblGrid>
+      <w:tr>
+        <w:trPr>
+          <w:cnfStyle w:val="100000000000" w:firstRow="1" w:lastRow="0" w:firstColumn="0" w:lastColumn="0" w:oddVBand="0" w:evenVBand="0" w:oddHBand="0" w:evenHBand="0" w:firstRowFirstColumn="0" w:firstRowLastColumn="0" w:lastRowFirstColumn="0" w:lastRowLastColumn="0"/>
+        </w:trPr>
+        <w:tc>
+          <w:tcPr>
+            <w:cnfStyle w:val="001000000000" w:firstRow="0" w:lastRow="0" w:firstColumn="1" w:lastColumn="0" w:oddVBand="0" w:evenVBand="0" w:oddHBand="0" w:evenHBand="0" w:firstRowFirstColumn="0" w:firstRowLastColumn="0" w:lastRowFirstColumn="0" w:lastRowLastColumn="0"/>
+            <w:tcW w:w="1649" w:type="dxa"/>
+          </w:tcPr>
+          <w:p>
+            <w:pPr>
+              <w:pStyle w:val="TextCopy"/>
+              <w:spacing w:after="120" w:line="300" w:lineRule="atLeast"/>
+              <w:jc w:val="both"/>
+            </w:pPr>
+            <w:r>
+              <w:t>Service</w:t>
+            </w:r>
+          </w:p>
+        </w:tc>
+        <w:tc>
+          <w:tcPr>
+            <w:tcW w:w="6315" w:type="dxa"/>
+          </w:tcPr>
+          <w:p>
+            <w:pPr>
+              <w:pStyle w:val="TextCopy"/>
+              <w:spacing w:after="120" w:line="300" w:lineRule="atLeast"/>
+              <w:jc w:val="both"/>
+              <w:cnfStyle w:val="100000000000" w:firstRow="1" w:lastRow="0" w:firstColumn="0" w:lastColumn="0" w:oddVBand="0" w:evenVBand="0" w:oddHBand="0" w:evenHBand="0" w:firstRowFirstColumn="0" w:firstRowLastColumn="0" w:lastRowFirstColumn="0" w:lastRowLastColumn="0"/>
+            </w:pPr>
+            <w:r>
+              <w:t>wx.platformMonitoring.pub.ports:checkPortThreadPoolSaturation</w:t>
+            </w:r>
+          </w:p>
+        </w:tc>
+      </w:tr>
+      <w:tr>
+        <w:tc>
+          <w:tcPr>
+            <w:cnfStyle w:val="001000000000" w:firstRow="0" w:lastRow="0" w:firstColumn="1" w:lastColumn="0" w:oddVBand="0" w:evenVBand="0" w:oddHBand="0" w:evenHBand="0" w:firstRowFirstColumn="0" w:firstRowLastColumn="0" w:lastRowFirstColumn="0" w:lastRowLastColumn="0"/>
+            <w:tcW w:w="1649" w:type="dxa"/>
+          </w:tcPr>
+          <w:p>
+            <w:pPr>
+              <w:pStyle w:val="TextCopy"/>
+              <w:spacing w:after="120" w:line="300" w:lineRule="atLeast"/>
+              <w:jc w:val="both"/>
+            </w:pPr>
+            <w:r>
+              <w:t>Description</w:t>
+            </w:r>
+          </w:p>
+        </w:tc>
+        <w:tc>
+          <w:tcPr>
+            <w:tcW w:w="6315" w:type="dxa"/>
+          </w:tcPr>
+          <w:p>
+            <w:pPr>
+              <w:pStyle w:val="TextCopy"/>
+              <w:spacing w:after="120" w:line="300" w:lineRule="atLeast"/>
+              <w:jc w:val="both"/>
+              <w:cnfStyle w:val="000000000000" w:firstRow="0" w:lastRow="0" w:firstColumn="0" w:lastColumn="0" w:oddVBand="0" w:evenVBand="0" w:oddHBand="0" w:evenHBand="0" w:firstRowFirstColumn="0" w:firstRowLastColumn="0" w:lastRowFirstColumn="0" w:lastRowLastColumn="0"/>
+            </w:pPr>
+            <w:r>
+              <w:t>Returns the pool saturation</w:t>
+            </w:r>
+            <w:r>
+              <w:t xml:space="preserve"> (relative) and number of available connections</w:t>
+            </w:r>
+            <w:r>
+              <w:t xml:space="preserve"> </w:t>
+            </w:r>
+            <w:r>
+              <w:t xml:space="preserve">(absolute) </w:t>
+            </w:r>
+            <w:r>
+              <w:t>for the given port.</w:t>
+            </w:r>
+          </w:p>
+          <w:p>
+            <w:pPr>
+              <w:pStyle w:val="TextCopy"/>
+              <w:spacing w:after="120" w:line="300" w:lineRule="atLeast"/>
+              <w:jc w:val="both"/>
+              <w:cnfStyle w:val="000000000000" w:firstRow="0" w:lastRow="0" w:firstColumn="0" w:lastColumn="0" w:oddVBand="0" w:evenVBand="0" w:oddHBand="0" w:evenHBand="0" w:firstRowFirstColumn="0" w:firstRowLastColumn="0" w:lastRowFirstColumn="0" w:lastRowLastColumn="0"/>
+            </w:pPr>
+            <w:r>
+              <w:t>Note: private thread pools are only available for non-standard ports (e.g. not for the IS Primary Port!) and if they have been configured explicitely. See screenshot:</w:t>
+            </w:r>
+          </w:p>
+          <w:p>
+            <w:pPr>
+              <w:pStyle w:val="TextCopy"/>
+              <w:keepNext/>
+              <w:spacing w:after="120" w:line="300" w:lineRule="atLeast"/>
+              <w:jc w:val="both"/>
+              <w:cnfStyle w:val="000000000000" w:firstRow="0" w:lastRow="0" w:firstColumn="0" w:lastColumn="0" w:oddVBand="0" w:evenVBand="0" w:oddHBand="0" w:evenHBand="0" w:firstRowFirstColumn="0" w:firstRowLastColumn="0" w:lastRowFirstColumn="0" w:lastRowLastColumn="0"/>
+            </w:pPr>
+            <w:r>
+              <w:rPr>
+                <w:noProof/>
+              </w:rPr>
+              <w:drawing>
+                <wp:inline distT="0" distB="0" distL="0" distR="0" wp14:anchorId="01DBBDC4" wp14:editId="660BC14C">
+                  <wp:extent cx="4206695" cy="3947746"/>
+                  <wp:effectExtent l="0" t="0" r="3810" b="0"/>
+                  <wp:docPr id="3" name="Grafik 3"/>
+                  <wp:cNvGraphicFramePr>
+                    <a:graphicFrameLocks xmlns:a="http://schemas.openxmlformats.org/drawingml/2006/main" noChangeAspect="1"/>
+                  </wp:cNvGraphicFramePr>
+                  <a:graphic xmlns:a="http://schemas.openxmlformats.org/drawingml/2006/main">
+                    <a:graphicData uri="http://schemas.openxmlformats.org/drawingml/2006/picture">
+                      <pic:pic xmlns:pic="http://schemas.openxmlformats.org/drawingml/2006/picture">
+                        <pic:nvPicPr>
+                          <pic:cNvPr id="0" name=""/>
+                          <pic:cNvPicPr/>
+                        </pic:nvPicPr>
+                        <pic:blipFill>
+                          <a:blip r:embed="rId13"/>
+                          <a:stretch>
+                            <a:fillRect/>
+                          </a:stretch>
+                        </pic:blipFill>
+                        <pic:spPr>
+                          <a:xfrm>
+                            <a:off x="0" y="0"/>
+                            <a:ext cx="4210192" cy="3951028"/>
+                          </a:xfrm>
+                          <a:prstGeom prst="rect">
+                            <a:avLst/>
+                          </a:prstGeom>
+                        </pic:spPr>
+                      </pic:pic>
+                    </a:graphicData>
+                  </a:graphic>
+                </wp:inline>
+              </w:drawing>
+            </w:r>
+          </w:p>
+          <w:p>
+            <w:pPr>
+              <w:pStyle w:val="Beschriftung"/>
+              <w:jc w:val="both"/>
+              <w:cnfStyle w:val="000000000000" w:firstRow="0" w:lastRow="0" w:firstColumn="0" w:lastColumn="0" w:oddVBand="0" w:evenVBand="0" w:oddHBand="0" w:evenHBand="0" w:firstRowFirstColumn="0" w:firstRowLastColumn="0" w:lastRowFirstColumn="0" w:lastRowLastColumn="0"/>
+            </w:pPr>
+            <w:r>
+              <w:t xml:space="preserve">Figure </w:t>
+            </w:r>
+            <w:r>
+              <w:fldChar w:fldCharType="begin"/>
+            </w:r>
+            <w:r>
+              <w:instrText xml:space="preserve"> SEQ Figure \* ARABIC </w:instrText>
+            </w:r>
+            <w:r>
+              <w:fldChar w:fldCharType="separate"/>
+            </w:r>
+            <w:r>
+              <w:rPr>
+                <w:noProof/>
+              </w:rPr>
+              <w:t>1</w:t>
+            </w:r>
+            <w:r>
+              <w:fldChar w:fldCharType="end"/>
+            </w:r>
+            <w:r>
+              <w:t>: Private Threadpool Configuration</w:t>
+            </w:r>
+          </w:p>
+        </w:tc>
+      </w:tr>
+      <w:tr>
+        <w:trPr>
+          <w:cnfStyle w:val="000000010000" w:firstRow="0" w:lastRow="0" w:firstColumn="0" w:lastColumn="0" w:oddVBand="0" w:evenVBand="0" w:oddHBand="0" w:evenHBand="1" w:firstRowFirstColumn="0" w:firstRowLastColumn="0" w:lastRowFirstColumn="0" w:lastRowLastColumn="0"/>
+        </w:trPr>
+        <w:tc>
+          <w:tcPr>
+            <w:cnfStyle w:val="001000000000" w:firstRow="0" w:lastRow="0" w:firstColumn="1" w:lastColumn="0" w:oddVBand="0" w:evenVBand="0" w:oddHBand="0" w:evenHBand="0" w:firstRowFirstColumn="0" w:firstRowLastColumn="0" w:lastRowFirstColumn="0" w:lastRowLastColumn="0"/>
+            <w:tcW w:w="1649" w:type="dxa"/>
+          </w:tcPr>
+          <w:p>
+            <w:pPr>
+              <w:pStyle w:val="TextCopy"/>
+              <w:spacing w:after="120" w:line="300" w:lineRule="atLeast"/>
+              <w:jc w:val="both"/>
+            </w:pPr>
+            <w:r>
+              <w:t>Service Input</w:t>
+            </w:r>
+          </w:p>
+        </w:tc>
+        <w:tc>
+          <w:tcPr>
+            <w:tcW w:w="6315" w:type="dxa"/>
+          </w:tcPr>
+          <w:p>
+            <w:pPr>
+              <w:pStyle w:val="TextCopy"/>
+              <w:spacing w:after="120" w:line="300" w:lineRule="atLeast"/>
+              <w:jc w:val="both"/>
+              <w:cnfStyle w:val="000000010000" w:firstRow="0" w:lastRow="0" w:firstColumn="0" w:lastColumn="0" w:oddVBand="0" w:evenVBand="0" w:oddHBand="0" w:evenHBand="1" w:firstRowFirstColumn="0" w:firstRowLastColumn="0" w:lastRowFirstColumn="0" w:lastRowLastColumn="0"/>
+            </w:pPr>
+            <w:r>
+              <w:t>portAlias</w:t>
+            </w:r>
+          </w:p>
+        </w:tc>
+      </w:tr>
+      <w:tr>
+        <w:tc>
+          <w:tcPr>
+            <w:cnfStyle w:val="001000000000" w:firstRow="0" w:lastRow="0" w:firstColumn="1" w:lastColumn="0" w:oddVBand="0" w:evenVBand="0" w:oddHBand="0" w:evenHBand="0" w:firstRowFirstColumn="0" w:firstRowLastColumn="0" w:lastRowFirstColumn="0" w:lastRowLastColumn="0"/>
+            <w:tcW w:w="1649" w:type="dxa"/>
+          </w:tcPr>
+          <w:p>
+            <w:pPr>
+              <w:pStyle w:val="TextCopy"/>
+              <w:spacing w:after="120" w:line="300" w:lineRule="atLeast"/>
+              <w:jc w:val="both"/>
+            </w:pPr>
+            <w:r>
+              <w:lastRenderedPageBreak/>
+              <w:t>Configuration</w:t>
+            </w:r>
+          </w:p>
+        </w:tc>
+        <w:tc>
+          <w:tcPr>
+            <w:tcW w:w="6315" w:type="dxa"/>
+          </w:tcPr>
+          <w:p>
+            <w:pPr>
+              <w:pStyle w:val="TextCopy"/>
+              <w:spacing w:after="120" w:line="300" w:lineRule="atLeast"/>
+              <w:jc w:val="both"/>
+              <w:cnfStyle w:val="000000000000" w:firstRow="0" w:lastRow="0" w:firstColumn="0" w:lastColumn="0" w:oddVBand="0" w:evenVBand="0" w:oddHBand="0" w:evenHBand="0" w:firstRowFirstColumn="0" w:firstRowLastColumn="0" w:lastRowFirstColumn="0" w:lastRowLastColumn="0"/>
+            </w:pPr>
+            <w:r>
+              <w:t>-</w:t>
+            </w:r>
+          </w:p>
+        </w:tc>
+      </w:tr>
+    </w:tbl>
+    <w:p>
+      <w:pPr>
+        <w:pStyle w:val="TextCopy"/>
+      </w:pPr>
     </w:p>
     <w:tbl>
       <w:tblPr>
@@ -8584,11 +10674,9 @@
               <w:jc w:val="both"/>
               <w:cnfStyle w:val="100000000000" w:firstRow="1" w:lastRow="0" w:firstColumn="0" w:lastColumn="0" w:oddVBand="0" w:evenVBand="0" w:oddHBand="0" w:evenHBand="0" w:firstRowFirstColumn="0" w:firstRowLastColumn="0" w:lastRowFirstColumn="0" w:lastRowLastColumn="0"/>
             </w:pPr>
-            <w:proofErr w:type="spellStart"/>
-            <w:r>
-              <w:t>wx.platformMonitoring.pub.onedata:checkServerConnection</w:t>
-            </w:r>
-            <w:proofErr w:type="spellEnd"/>
+            <w:r>
+              <w:t>wx.platformMonitoring.pub.ports:checkPortStatus</w:t>
+            </w:r>
           </w:p>
         </w:tc>
       </w:tr>
@@ -8621,7 +10709,7 @@
               <w:cnfStyle w:val="000000000000" w:firstRow="0" w:lastRow="0" w:firstColumn="0" w:lastColumn="0" w:oddVBand="0" w:evenVBand="0" w:oddHBand="0" w:evenHBand="0" w:firstRowFirstColumn="0" w:firstRowLastColumn="0" w:lastRowFirstColumn="0" w:lastRowLastColumn="0"/>
             </w:pPr>
             <w:r>
-              <w:t>Checks if IntegrationServer can connect to OneData via HTTP.</w:t>
+              <w:t>Returns the status (enabled?) of the port.</w:t>
             </w:r>
           </w:p>
         </w:tc>
@@ -8658,7 +10746,7 @@
               <w:cnfStyle w:val="000000010000" w:firstRow="0" w:lastRow="0" w:firstColumn="0" w:lastColumn="0" w:oddVBand="0" w:evenVBand="0" w:oddHBand="0" w:evenHBand="1" w:firstRowFirstColumn="0" w:firstRowLastColumn="0" w:lastRowFirstColumn="0" w:lastRowLastColumn="0"/>
             </w:pPr>
             <w:r>
-              <w:t>-</w:t>
+              <w:t>portAlias</w:t>
             </w:r>
           </w:p>
         </w:tc>
@@ -8691,49 +10779,17 @@
               <w:jc w:val="both"/>
               <w:cnfStyle w:val="000000000000" w:firstRow="0" w:lastRow="0" w:firstColumn="0" w:lastColumn="0" w:oddVBand="0" w:evenVBand="0" w:oddHBand="0" w:evenHBand="0" w:firstRowFirstColumn="0" w:firstRowLastColumn="0" w:lastRowFirstColumn="0" w:lastRowLastColumn="0"/>
             </w:pPr>
-            <w:proofErr w:type="spellStart"/>
-            <w:r>
-              <w:t>WxPlatformMonitoring</w:t>
-            </w:r>
-            <w:proofErr w:type="spellEnd"/>
-            <w:r>
-              <w:t>\config\</w:t>
-            </w:r>
-            <w:proofErr w:type="spellStart"/>
-            <w:r>
-              <w:t>onedata.json</w:t>
-            </w:r>
-            <w:proofErr w:type="spellEnd"/>
+            <w:r>
+              <w:t>-</w:t>
+            </w:r>
           </w:p>
         </w:tc>
       </w:tr>
     </w:tbl>
     <w:p>
       <w:pPr>
-        <w:pStyle w:val="HeadingII"/>
-      </w:pPr>
-      <w:r>
-        <w:t>Ports</w:t>
-      </w:r>
-    </w:p>
-    <w:p>
-      <w:pPr>
         <w:pStyle w:val="TextCopy"/>
       </w:pPr>
-      <w:r>
-        <w:t>The following services are available in the folder “</w:t>
-      </w:r>
-      <w:proofErr w:type="spellStart"/>
-      <w:r>
-        <w:t>wx.platformMonitoring.pub.ports</w:t>
-      </w:r>
-      <w:proofErr w:type="spellEnd"/>
-      <w:r>
-        <w:t>”.</w:t>
-      </w:r>
-      <w:r>
-        <w:t xml:space="preserve"> </w:t>
-      </w:r>
     </w:p>
     <w:tbl>
       <w:tblPr>
@@ -8776,11 +10832,9 @@
               <w:jc w:val="both"/>
               <w:cnfStyle w:val="100000000000" w:firstRow="1" w:lastRow="0" w:firstColumn="0" w:lastColumn="0" w:oddVBand="0" w:evenVBand="0" w:oddHBand="0" w:evenHBand="0" w:firstRowFirstColumn="0" w:firstRowLastColumn="0" w:lastRowFirstColumn="0" w:lastRowLastColumn="0"/>
             </w:pPr>
-            <w:proofErr w:type="spellStart"/>
             <w:r>
               <w:t>wx.platformMonitoring.pub.ports:listPorts</w:t>
             </w:r>
-            <w:proofErr w:type="spellEnd"/>
           </w:p>
         </w:tc>
       </w:tr>
@@ -8868,7 +10922,6 @@
               <w:jc w:val="both"/>
             </w:pPr>
             <w:r>
-              <w:lastRenderedPageBreak/>
               <w:t>Configuration</w:t>
             </w:r>
           </w:p>
@@ -8937,11 +10990,9 @@
               <w:jc w:val="both"/>
               <w:cnfStyle w:val="100000000000" w:firstRow="1" w:lastRow="0" w:firstColumn="0" w:lastColumn="0" w:oddVBand="0" w:evenVBand="0" w:oddHBand="0" w:evenHBand="0" w:firstRowFirstColumn="0" w:firstRowLastColumn="0" w:lastRowFirstColumn="0" w:lastRowLastColumn="0"/>
             </w:pPr>
-            <w:proofErr w:type="spellStart"/>
             <w:r>
               <w:t>wx.platformMonitoring.pub.ports:listMonitoredPorts</w:t>
             </w:r>
-            <w:proofErr w:type="spellEnd"/>
           </w:p>
         </w:tc>
       </w:tr>
@@ -9053,22 +11104,15 @@
               <w:jc w:val="both"/>
               <w:cnfStyle w:val="000000000000" w:firstRow="0" w:lastRow="0" w:firstColumn="0" w:lastColumn="0" w:oddVBand="0" w:evenVBand="0" w:oddHBand="0" w:evenHBand="0" w:firstRowFirstColumn="0" w:firstRowLastColumn="0" w:lastRowFirstColumn="0" w:lastRowLastColumn="0"/>
             </w:pPr>
-            <w:proofErr w:type="spellStart"/>
-            <w:r>
-              <w:t>WxPlatformMonitoring</w:t>
-            </w:r>
-            <w:proofErr w:type="spellEnd"/>
-            <w:r>
-              <w:t>\config\</w:t>
-            </w:r>
-            <w:proofErr w:type="spellStart"/>
+            <w:r>
+              <w:t>WxPlatformMonitoring\config\</w:t>
+            </w:r>
             <w:r>
               <w:t>ports</w:t>
             </w:r>
             <w:r>
               <w:t>.json</w:t>
             </w:r>
-            <w:proofErr w:type="spellEnd"/>
           </w:p>
         </w:tc>
       </w:tr>
@@ -9077,9 +11121,11 @@
       <w:pPr>
         <w:pStyle w:val="HeadingII"/>
       </w:pPr>
+      <w:bookmarkStart w:id="25" w:name="_Toc475030054"/>
       <w:r>
         <w:t>Server</w:t>
       </w:r>
+      <w:bookmarkEnd w:id="25"/>
     </w:p>
     <w:p>
       <w:pPr>
@@ -9088,11 +11134,9 @@
       <w:r>
         <w:t>The following services are available in the folder “</w:t>
       </w:r>
-      <w:proofErr w:type="spellStart"/>
       <w:r>
         <w:t>wx.platformMonitoring.pub.server</w:t>
       </w:r>
-      <w:proofErr w:type="spellEnd"/>
       <w:r>
         <w:t>”.</w:t>
       </w:r>
@@ -9173,7 +11217,11 @@
               <w:cnfStyle w:val="000000000000" w:firstRow="0" w:lastRow="0" w:firstColumn="0" w:lastColumn="0" w:oddVBand="0" w:evenVBand="0" w:oddHBand="0" w:evenHBand="0" w:firstRowFirstColumn="0" w:firstRowLastColumn="0" w:lastRowFirstColumn="0" w:lastRowLastColumn="0"/>
             </w:pPr>
             <w:r>
-              <w:t>Returns the count of currently running threads as well as a list with all services currently running.</w:t>
+              <w:t xml:space="preserve">Returns the count of currently running threads as well as a list with all </w:t>
+            </w:r>
+            <w:r>
+              <w:lastRenderedPageBreak/>
+              <w:t>services currently running.</w:t>
             </w:r>
           </w:p>
         </w:tc>
@@ -9194,6 +11242,7 @@
               <w:jc w:val="both"/>
             </w:pPr>
             <w:r>
+              <w:lastRenderedPageBreak/>
               <w:t>Service Input</w:t>
             </w:r>
           </w:p>
@@ -9296,11 +11345,9 @@
               <w:jc w:val="both"/>
               <w:cnfStyle w:val="100000000000" w:firstRow="1" w:lastRow="0" w:firstColumn="0" w:lastColumn="0" w:oddVBand="0" w:evenVBand="0" w:oddHBand="0" w:evenHBand="0" w:firstRowFirstColumn="0" w:firstRowLastColumn="0" w:lastRowFirstColumn="0" w:lastRowLastColumn="0"/>
             </w:pPr>
-            <w:proofErr w:type="spellStart"/>
             <w:r>
               <w:t>wx.platformMonitoring.pub.server:ping</w:t>
             </w:r>
-            <w:proofErr w:type="spellEnd"/>
           </w:p>
         </w:tc>
       </w:tr>
@@ -9335,27 +11382,21 @@
             <w:r>
               <w:t>Depending on the extended server setting “</w:t>
             </w:r>
-            <w:proofErr w:type="spellStart"/>
             <w:r>
               <w:t>watt.wx.platformmonitoring.server.quiesce</w:t>
             </w:r>
-            <w:proofErr w:type="spellEnd"/>
             <w:r>
               <w:t>”, this server either returns the http code “200” (</w:t>
             </w:r>
-            <w:proofErr w:type="spellStart"/>
             <w:r>
               <w:t>watt.wx.platformmonitoring.server.quiesce</w:t>
             </w:r>
-            <w:proofErr w:type="spellEnd"/>
             <w:r>
               <w:t>=false), or “400” (</w:t>
             </w:r>
-            <w:proofErr w:type="spellStart"/>
             <w:r>
               <w:t>watt.wx.platformmonitoring.server.quiesce</w:t>
             </w:r>
-            <w:proofErr w:type="spellEnd"/>
             <w:r>
               <w:t>=true).</w:t>
             </w:r>
@@ -9370,11 +11411,9 @@
             <w:r>
               <w:t>This service can be used for load balancer pinging. By setting the extended setting “</w:t>
             </w:r>
-            <w:proofErr w:type="spellStart"/>
             <w:r>
               <w:t>watt.wx.platformmonitoring.server.quiesce</w:t>
             </w:r>
-            <w:proofErr w:type="spellEnd"/>
             <w:r>
               <w:t>” to “true”, load balancers will take this endpoint from their data rotation. This is useful for planned maintenance of the IntegrationServer, like deployments.</w:t>
             </w:r>
@@ -9397,7 +11436,6 @@
               <w:jc w:val="both"/>
             </w:pPr>
             <w:r>
-              <w:lastRenderedPageBreak/>
               <w:t>Service Input</w:t>
             </w:r>
           </w:p>
@@ -9450,11 +11488,9 @@
             <w:r>
               <w:t xml:space="preserve">Extended Settings: </w:t>
             </w:r>
-            <w:proofErr w:type="spellStart"/>
             <w:r>
               <w:t>watt.wx.platformmonitoring.server.quiesce</w:t>
             </w:r>
-            <w:proofErr w:type="spellEnd"/>
           </w:p>
         </w:tc>
       </w:tr>
@@ -9468,12 +11504,655 @@
     </w:p>
     <w:p>
       <w:pPr>
+        <w:pStyle w:val="HeadingII"/>
+      </w:pPr>
+      <w:bookmarkStart w:id="26" w:name="_Toc475030055"/>
+      <w:r>
+        <w:t>Messaging</w:t>
+      </w:r>
+      <w:bookmarkEnd w:id="26"/>
+    </w:p>
+    <w:p>
+      <w:pPr>
+        <w:pStyle w:val="TextCopy"/>
+      </w:pPr>
+      <w:r>
+        <w:t>The following services are provided for extracting messaging information like JMS Connection status from the IntegrationServer:</w:t>
+      </w:r>
+    </w:p>
+    <w:tbl>
+      <w:tblPr>
+        <w:tblStyle w:val="TABLESTYLE1"/>
+        <w:tblW w:w="0" w:type="auto"/>
+        <w:tblLook w:val="04A0" w:firstRow="1" w:lastRow="0" w:firstColumn="1" w:lastColumn="0" w:noHBand="0" w:noVBand="1"/>
+      </w:tblPr>
+      <w:tblGrid>
+        <w:gridCol w:w="1649"/>
+        <w:gridCol w:w="6315"/>
+      </w:tblGrid>
+      <w:tr>
+        <w:trPr>
+          <w:cnfStyle w:val="100000000000" w:firstRow="1" w:lastRow="0" w:firstColumn="0" w:lastColumn="0" w:oddVBand="0" w:evenVBand="0" w:oddHBand="0" w:evenHBand="0" w:firstRowFirstColumn="0" w:firstRowLastColumn="0" w:lastRowFirstColumn="0" w:lastRowLastColumn="0"/>
+        </w:trPr>
+        <w:tc>
+          <w:tcPr>
+            <w:cnfStyle w:val="001000000000" w:firstRow="0" w:lastRow="0" w:firstColumn="1" w:lastColumn="0" w:oddVBand="0" w:evenVBand="0" w:oddHBand="0" w:evenHBand="0" w:firstRowFirstColumn="0" w:firstRowLastColumn="0" w:lastRowFirstColumn="0" w:lastRowLastColumn="0"/>
+            <w:tcW w:w="1649" w:type="dxa"/>
+          </w:tcPr>
+          <w:p>
+            <w:pPr>
+              <w:pStyle w:val="TextCopy"/>
+              <w:spacing w:after="120" w:line="300" w:lineRule="atLeast"/>
+              <w:jc w:val="both"/>
+            </w:pPr>
+            <w:r>
+              <w:t>Service</w:t>
+            </w:r>
+          </w:p>
+        </w:tc>
+        <w:tc>
+          <w:tcPr>
+            <w:tcW w:w="6315" w:type="dxa"/>
+          </w:tcPr>
+          <w:p>
+            <w:pPr>
+              <w:pStyle w:val="TextCopy"/>
+              <w:spacing w:after="120" w:line="300" w:lineRule="atLeast"/>
+              <w:jc w:val="both"/>
+              <w:cnfStyle w:val="100000000000" w:firstRow="1" w:lastRow="0" w:firstColumn="0" w:lastColumn="0" w:oddVBand="0" w:evenVBand="0" w:oddHBand="0" w:evenHBand="0" w:firstRowFirstColumn="0" w:firstRowLastColumn="0" w:lastRowFirstColumn="0" w:lastRowLastColumn="0"/>
+            </w:pPr>
+            <w:r>
+              <w:t>wx.platformMonitoring.pub.messaging:getJmsConnectionAliasStatus</w:t>
+            </w:r>
+          </w:p>
+        </w:tc>
+      </w:tr>
+      <w:tr>
+        <w:tc>
+          <w:tcPr>
+            <w:cnfStyle w:val="001000000000" w:firstRow="0" w:lastRow="0" w:firstColumn="1" w:lastColumn="0" w:oddVBand="0" w:evenVBand="0" w:oddHBand="0" w:evenHBand="0" w:firstRowFirstColumn="0" w:firstRowLastColumn="0" w:lastRowFirstColumn="0" w:lastRowLastColumn="0"/>
+            <w:tcW w:w="1649" w:type="dxa"/>
+          </w:tcPr>
+          <w:p>
+            <w:pPr>
+              <w:pStyle w:val="TextCopy"/>
+              <w:spacing w:after="120" w:line="300" w:lineRule="atLeast"/>
+              <w:jc w:val="both"/>
+            </w:pPr>
+            <w:r>
+              <w:t>Description</w:t>
+            </w:r>
+          </w:p>
+        </w:tc>
+        <w:tc>
+          <w:tcPr>
+            <w:tcW w:w="6315" w:type="dxa"/>
+          </w:tcPr>
+          <w:p>
+            <w:pPr>
+              <w:pStyle w:val="TextCopy"/>
+              <w:spacing w:after="120" w:line="300" w:lineRule="atLeast"/>
+              <w:jc w:val="both"/>
+              <w:cnfStyle w:val="000000000000" w:firstRow="0" w:lastRow="0" w:firstColumn="0" w:lastColumn="0" w:oddVBand="0" w:evenVBand="0" w:oddHBand="0" w:evenHBand="0" w:firstRowFirstColumn="0" w:firstRowLastColumn="0" w:lastRowFirstColumn="0" w:lastRowLastColumn="0"/>
+            </w:pPr>
+            <w:r>
+              <w:t>Returns the status (enabled and connected?) of the given JMS Connection Alias.</w:t>
+            </w:r>
+          </w:p>
+        </w:tc>
+      </w:tr>
+      <w:tr>
+        <w:trPr>
+          <w:cnfStyle w:val="000000010000" w:firstRow="0" w:lastRow="0" w:firstColumn="0" w:lastColumn="0" w:oddVBand="0" w:evenVBand="0" w:oddHBand="0" w:evenHBand="1" w:firstRowFirstColumn="0" w:firstRowLastColumn="0" w:lastRowFirstColumn="0" w:lastRowLastColumn="0"/>
+        </w:trPr>
+        <w:tc>
+          <w:tcPr>
+            <w:cnfStyle w:val="001000000000" w:firstRow="0" w:lastRow="0" w:firstColumn="1" w:lastColumn="0" w:oddVBand="0" w:evenVBand="0" w:oddHBand="0" w:evenHBand="0" w:firstRowFirstColumn="0" w:firstRowLastColumn="0" w:lastRowFirstColumn="0" w:lastRowLastColumn="0"/>
+            <w:tcW w:w="1649" w:type="dxa"/>
+          </w:tcPr>
+          <w:p>
+            <w:pPr>
+              <w:pStyle w:val="TextCopy"/>
+              <w:spacing w:after="120" w:line="300" w:lineRule="atLeast"/>
+              <w:jc w:val="both"/>
+            </w:pPr>
+            <w:r>
+              <w:t>Service Input</w:t>
+            </w:r>
+          </w:p>
+        </w:tc>
+        <w:tc>
+          <w:tcPr>
+            <w:tcW w:w="6315" w:type="dxa"/>
+          </w:tcPr>
+          <w:p>
+            <w:pPr>
+              <w:pStyle w:val="TextCopy"/>
+              <w:spacing w:after="120" w:line="300" w:lineRule="atLeast"/>
+              <w:jc w:val="both"/>
+              <w:cnfStyle w:val="000000010000" w:firstRow="0" w:lastRow="0" w:firstColumn="0" w:lastColumn="0" w:oddVBand="0" w:evenVBand="0" w:oddHBand="0" w:evenHBand="1" w:firstRowFirstColumn="0" w:firstRowLastColumn="0" w:lastRowFirstColumn="0" w:lastRowLastColumn="0"/>
+            </w:pPr>
+            <w:r>
+              <w:t>jmsConnectionAlias</w:t>
+            </w:r>
+          </w:p>
+        </w:tc>
+      </w:tr>
+      <w:tr>
+        <w:tc>
+          <w:tcPr>
+            <w:cnfStyle w:val="001000000000" w:firstRow="0" w:lastRow="0" w:firstColumn="1" w:lastColumn="0" w:oddVBand="0" w:evenVBand="0" w:oddHBand="0" w:evenHBand="0" w:firstRowFirstColumn="0" w:firstRowLastColumn="0" w:lastRowFirstColumn="0" w:lastRowLastColumn="0"/>
+            <w:tcW w:w="1649" w:type="dxa"/>
+          </w:tcPr>
+          <w:p>
+            <w:pPr>
+              <w:pStyle w:val="TextCopy"/>
+              <w:spacing w:after="120" w:line="300" w:lineRule="atLeast"/>
+              <w:jc w:val="both"/>
+            </w:pPr>
+            <w:r>
+              <w:t>Configuration</w:t>
+            </w:r>
+          </w:p>
+        </w:tc>
+        <w:tc>
+          <w:tcPr>
+            <w:tcW w:w="6315" w:type="dxa"/>
+          </w:tcPr>
+          <w:p>
+            <w:pPr>
+              <w:pStyle w:val="TextCopy"/>
+              <w:spacing w:after="120" w:line="300" w:lineRule="atLeast"/>
+              <w:jc w:val="both"/>
+              <w:cnfStyle w:val="000000000000" w:firstRow="0" w:lastRow="0" w:firstColumn="0" w:lastColumn="0" w:oddVBand="0" w:evenVBand="0" w:oddHBand="0" w:evenHBand="0" w:firstRowFirstColumn="0" w:firstRowLastColumn="0" w:lastRowFirstColumn="0" w:lastRowLastColumn="0"/>
+            </w:pPr>
+            <w:r>
+              <w:t>-</w:t>
+            </w:r>
+          </w:p>
+        </w:tc>
+      </w:tr>
+    </w:tbl>
+    <w:p>
+      <w:pPr>
+        <w:pStyle w:val="TextCopy"/>
+      </w:pPr>
+    </w:p>
+    <w:tbl>
+      <w:tblPr>
+        <w:tblStyle w:val="TABLESTYLE1"/>
+        <w:tblW w:w="0" w:type="auto"/>
+        <w:tblLook w:val="04A0" w:firstRow="1" w:lastRow="0" w:firstColumn="1" w:lastColumn="0" w:noHBand="0" w:noVBand="1"/>
+      </w:tblPr>
+      <w:tblGrid>
+        <w:gridCol w:w="1649"/>
+        <w:gridCol w:w="6908"/>
+      </w:tblGrid>
+      <w:tr>
+        <w:trPr>
+          <w:cnfStyle w:val="100000000000" w:firstRow="1" w:lastRow="0" w:firstColumn="0" w:lastColumn="0" w:oddVBand="0" w:evenVBand="0" w:oddHBand="0" w:evenHBand="0" w:firstRowFirstColumn="0" w:firstRowLastColumn="0" w:lastRowFirstColumn="0" w:lastRowLastColumn="0"/>
+        </w:trPr>
+        <w:tc>
+          <w:tcPr>
+            <w:cnfStyle w:val="001000000000" w:firstRow="0" w:lastRow="0" w:firstColumn="1" w:lastColumn="0" w:oddVBand="0" w:evenVBand="0" w:oddHBand="0" w:evenHBand="0" w:firstRowFirstColumn="0" w:firstRowLastColumn="0" w:lastRowFirstColumn="0" w:lastRowLastColumn="0"/>
+            <w:tcW w:w="1649" w:type="dxa"/>
+          </w:tcPr>
+          <w:p>
+            <w:pPr>
+              <w:pStyle w:val="TextCopy"/>
+              <w:spacing w:after="120" w:line="300" w:lineRule="atLeast"/>
+              <w:jc w:val="both"/>
+            </w:pPr>
+            <w:r>
+              <w:lastRenderedPageBreak/>
+              <w:t>Service</w:t>
+            </w:r>
+          </w:p>
+        </w:tc>
+        <w:tc>
+          <w:tcPr>
+            <w:tcW w:w="6315" w:type="dxa"/>
+          </w:tcPr>
+          <w:p>
+            <w:pPr>
+              <w:pStyle w:val="TextCopy"/>
+              <w:spacing w:after="120" w:line="300" w:lineRule="atLeast"/>
+              <w:jc w:val="both"/>
+              <w:cnfStyle w:val="100000000000" w:firstRow="1" w:lastRow="0" w:firstColumn="0" w:lastColumn="0" w:oddVBand="0" w:evenVBand="0" w:oddHBand="0" w:evenHBand="0" w:firstRowFirstColumn="0" w:firstRowLastColumn="0" w:lastRowFirstColumn="0" w:lastRowLastColumn="0"/>
+            </w:pPr>
+            <w:r>
+              <w:t>wx.platformMonitoring.pub.messaging:getMessagingConnectionAliasStatus</w:t>
+            </w:r>
+          </w:p>
+        </w:tc>
+      </w:tr>
+      <w:tr>
+        <w:tc>
+          <w:tcPr>
+            <w:cnfStyle w:val="001000000000" w:firstRow="0" w:lastRow="0" w:firstColumn="1" w:lastColumn="0" w:oddVBand="0" w:evenVBand="0" w:oddHBand="0" w:evenHBand="0" w:firstRowFirstColumn="0" w:firstRowLastColumn="0" w:lastRowFirstColumn="0" w:lastRowLastColumn="0"/>
+            <w:tcW w:w="1649" w:type="dxa"/>
+          </w:tcPr>
+          <w:p>
+            <w:pPr>
+              <w:pStyle w:val="TextCopy"/>
+              <w:spacing w:after="120" w:line="300" w:lineRule="atLeast"/>
+              <w:jc w:val="both"/>
+            </w:pPr>
+            <w:r>
+              <w:t>Description</w:t>
+            </w:r>
+          </w:p>
+        </w:tc>
+        <w:tc>
+          <w:tcPr>
+            <w:tcW w:w="6315" w:type="dxa"/>
+          </w:tcPr>
+          <w:p>
+            <w:pPr>
+              <w:pStyle w:val="TextCopy"/>
+              <w:spacing w:after="120" w:line="300" w:lineRule="atLeast"/>
+              <w:jc w:val="both"/>
+              <w:cnfStyle w:val="000000000000" w:firstRow="0" w:lastRow="0" w:firstColumn="0" w:lastColumn="0" w:oddVBand="0" w:evenVBand="0" w:oddHBand="0" w:evenHBand="0" w:firstRowFirstColumn="0" w:firstRowLastColumn="0" w:lastRowFirstColumn="0" w:lastRowLastColumn="0"/>
+            </w:pPr>
+            <w:r>
+              <w:t>Returns the status (enabled and connected?) of the given Messaging Connection Alias.</w:t>
+            </w:r>
+          </w:p>
+        </w:tc>
+      </w:tr>
+      <w:tr>
+        <w:trPr>
+          <w:cnfStyle w:val="000000010000" w:firstRow="0" w:lastRow="0" w:firstColumn="0" w:lastColumn="0" w:oddVBand="0" w:evenVBand="0" w:oddHBand="0" w:evenHBand="1" w:firstRowFirstColumn="0" w:firstRowLastColumn="0" w:lastRowFirstColumn="0" w:lastRowLastColumn="0"/>
+        </w:trPr>
+        <w:tc>
+          <w:tcPr>
+            <w:cnfStyle w:val="001000000000" w:firstRow="0" w:lastRow="0" w:firstColumn="1" w:lastColumn="0" w:oddVBand="0" w:evenVBand="0" w:oddHBand="0" w:evenHBand="0" w:firstRowFirstColumn="0" w:firstRowLastColumn="0" w:lastRowFirstColumn="0" w:lastRowLastColumn="0"/>
+            <w:tcW w:w="1649" w:type="dxa"/>
+          </w:tcPr>
+          <w:p>
+            <w:pPr>
+              <w:pStyle w:val="TextCopy"/>
+              <w:spacing w:after="120" w:line="300" w:lineRule="atLeast"/>
+              <w:jc w:val="both"/>
+            </w:pPr>
+            <w:r>
+              <w:t>Service Input</w:t>
+            </w:r>
+          </w:p>
+        </w:tc>
+        <w:tc>
+          <w:tcPr>
+            <w:tcW w:w="6315" w:type="dxa"/>
+          </w:tcPr>
+          <w:p>
+            <w:pPr>
+              <w:pStyle w:val="TextCopy"/>
+              <w:spacing w:after="120" w:line="300" w:lineRule="atLeast"/>
+              <w:jc w:val="both"/>
+              <w:cnfStyle w:val="000000010000" w:firstRow="0" w:lastRow="0" w:firstColumn="0" w:lastColumn="0" w:oddVBand="0" w:evenVBand="0" w:oddHBand="0" w:evenHBand="1" w:firstRowFirstColumn="0" w:firstRowLastColumn="0" w:lastRowFirstColumn="0" w:lastRowLastColumn="0"/>
+            </w:pPr>
+            <w:r>
+              <w:t>messagingConnectionAlias</w:t>
+            </w:r>
+          </w:p>
+        </w:tc>
+      </w:tr>
+      <w:tr>
+        <w:tc>
+          <w:tcPr>
+            <w:cnfStyle w:val="001000000000" w:firstRow="0" w:lastRow="0" w:firstColumn="1" w:lastColumn="0" w:oddVBand="0" w:evenVBand="0" w:oddHBand="0" w:evenHBand="0" w:firstRowFirstColumn="0" w:firstRowLastColumn="0" w:lastRowFirstColumn="0" w:lastRowLastColumn="0"/>
+            <w:tcW w:w="1649" w:type="dxa"/>
+          </w:tcPr>
+          <w:p>
+            <w:pPr>
+              <w:pStyle w:val="TextCopy"/>
+              <w:spacing w:after="120" w:line="300" w:lineRule="atLeast"/>
+              <w:jc w:val="both"/>
+            </w:pPr>
+            <w:r>
+              <w:t>Configuration</w:t>
+            </w:r>
+          </w:p>
+        </w:tc>
+        <w:tc>
+          <w:tcPr>
+            <w:tcW w:w="6315" w:type="dxa"/>
+          </w:tcPr>
+          <w:p>
+            <w:pPr>
+              <w:pStyle w:val="TextCopy"/>
+              <w:spacing w:after="120" w:line="300" w:lineRule="atLeast"/>
+              <w:jc w:val="both"/>
+              <w:cnfStyle w:val="000000000000" w:firstRow="0" w:lastRow="0" w:firstColumn="0" w:lastColumn="0" w:oddVBand="0" w:evenVBand="0" w:oddHBand="0" w:evenHBand="0" w:firstRowFirstColumn="0" w:firstRowLastColumn="0" w:lastRowFirstColumn="0" w:lastRowLastColumn="0"/>
+            </w:pPr>
+            <w:r>
+              <w:t>-</w:t>
+            </w:r>
+          </w:p>
+        </w:tc>
+      </w:tr>
+    </w:tbl>
+    <w:p>
+      <w:pPr>
+        <w:pStyle w:val="TextCopy"/>
+      </w:pPr>
+    </w:p>
+    <w:p>
+      <w:pPr>
+        <w:pStyle w:val="TextCopy"/>
+      </w:pPr>
+    </w:p>
+    <w:p>
+      <w:pPr>
+        <w:pStyle w:val="TextCopy"/>
+      </w:pPr>
+    </w:p>
+    <w:p>
+      <w:pPr>
+        <w:pStyle w:val="TextCopy"/>
+        <w:spacing w:after="120" w:line="300" w:lineRule="atLeast"/>
+        <w:jc w:val="both"/>
+      </w:pPr>
+    </w:p>
+    <w:p>
+      <w:pPr>
+        <w:pStyle w:val="HeadingI"/>
+      </w:pPr>
+      <w:bookmarkStart w:id="27" w:name="_Toc475030056"/>
+      <w:bookmarkStart w:id="28" w:name="_Ref475545336"/>
+      <w:bookmarkStart w:id="29" w:name="_Ref475545417"/>
+      <w:r>
+        <w:lastRenderedPageBreak/>
+        <w:t>JMX</w:t>
+      </w:r>
+      <w:bookmarkEnd w:id="29"/>
+    </w:p>
+    <w:p>
+      <w:pPr>
+        <w:pStyle w:val="HeadingII"/>
+      </w:pPr>
+      <w:r>
+        <w:t>Overview</w:t>
+      </w:r>
+    </w:p>
+    <w:p>
+      <w:pPr>
+        <w:pStyle w:val="TextCopy"/>
+      </w:pPr>
+      <w:r>
+        <w:t>All public services (those in the folder “</w:t>
+      </w:r>
+      <w:r>
+        <w:t>wx.platformMonitoring.pub</w:t>
+      </w:r>
+      <w:r>
+        <w:t>”) are exposed as JMX Dynamic MBean operations.</w:t>
+      </w:r>
+    </w:p>
+    <w:p>
+      <w:pPr>
+        <w:pStyle w:val="TextCopy"/>
+      </w:pPr>
+      <w:r>
+        <w:t xml:space="preserve">For each folder and recursively sub-folder of the public services folder </w:t>
+      </w:r>
+      <w:r>
+        <w:t>“</w:t>
+      </w:r>
+      <w:r>
+        <w:t>wx.platformMonitoring.pub</w:t>
+      </w:r>
+      <w:r>
+        <w:t>”</w:t>
+      </w:r>
+      <w:r>
+        <w:t xml:space="preserve"> a separate MBean is created and registered under the ObjectName “</w:t>
+      </w:r>
+      <w:r>
+        <w:t>WxPlatformMonitoring:folder=wx.platformMonitoring.pub.</w:t>
+      </w:r>
+      <w:r>
+        <w:t>%</w:t>
+      </w:r>
+      <w:r>
+        <w:rPr>
+          <w:i/>
+        </w:rPr>
+        <w:t>SUB_FOLDER</w:t>
+      </w:r>
+      <w:r>
+        <w:t>%”, whereas %SUB_FOLDER% represents the respective folder in the package structure.</w:t>
+      </w:r>
+    </w:p>
+    <w:p>
+      <w:pPr>
+        <w:pStyle w:val="TextCopy"/>
+      </w:pPr>
+      <w:r>
+        <w:t>For example, the all services from the WxPlatformMonitoring folder “</w:t>
+      </w:r>
+      <w:r>
+        <w:t>wx.platformMonitoring.pub.messaging</w:t>
+      </w:r>
+      <w:r>
+        <w:t>” are represented by operations of the MBean with the ObjectName “</w:t>
+      </w:r>
+      <w:r>
+        <w:t>WxPlatformMonitoring:folder=wx.platformMonitoring.pub.messaging</w:t>
+      </w:r>
+      <w:r>
+        <w:t>”.</w:t>
+      </w:r>
+    </w:p>
+    <w:p>
+      <w:pPr>
+        <w:pStyle w:val="TextCopy"/>
+      </w:pPr>
+      <w:r>
+        <w:rPr>
+          <w:noProof/>
+        </w:rPr>
+        <w:drawing>
+          <wp:inline distT="0" distB="0" distL="0" distR="0" wp14:anchorId="1CF12073" wp14:editId="10FB57AB">
+            <wp:extent cx="5972810" cy="3483610"/>
+            <wp:effectExtent l="0" t="0" r="8890" b="2540"/>
+            <wp:docPr id="4" name="Grafik 4"/>
+            <wp:cNvGraphicFramePr>
+              <a:graphicFrameLocks xmlns:a="http://schemas.openxmlformats.org/drawingml/2006/main" noChangeAspect="1"/>
+            </wp:cNvGraphicFramePr>
+            <a:graphic xmlns:a="http://schemas.openxmlformats.org/drawingml/2006/main">
+              <a:graphicData uri="http://schemas.openxmlformats.org/drawingml/2006/picture">
+                <pic:pic xmlns:pic="http://schemas.openxmlformats.org/drawingml/2006/picture">
+                  <pic:nvPicPr>
+                    <pic:cNvPr id="0" name=""/>
+                    <pic:cNvPicPr/>
+                  </pic:nvPicPr>
+                  <pic:blipFill>
+                    <a:blip r:embed="rId14"/>
+                    <a:stretch>
+                      <a:fillRect/>
+                    </a:stretch>
+                  </pic:blipFill>
+                  <pic:spPr>
+                    <a:xfrm>
+                      <a:off x="0" y="0"/>
+                      <a:ext cx="5972810" cy="3483610"/>
+                    </a:xfrm>
+                    <a:prstGeom prst="rect">
+                      <a:avLst/>
+                    </a:prstGeom>
+                  </pic:spPr>
+                </pic:pic>
+              </a:graphicData>
+            </a:graphic>
+          </wp:inline>
+        </w:drawing>
+      </w:r>
+    </w:p>
+    <w:p>
+      <w:pPr>
+        <w:pStyle w:val="TextCopy"/>
+      </w:pPr>
+      <w:r>
+        <w:t>All services of the respective folder are registered as operations, whereas the name of the operation the fully qualified name of the respective service is. E.g., the IntegrationServer service “</w:t>
+      </w:r>
+      <w:r>
+        <w:t>wx.platformMonitoring.pub.messaging:getJmsConnectionAliasStatus</w:t>
+      </w:r>
+      <w:r>
+        <w:t>” is represented by the operation “</w:t>
+      </w:r>
+      <w:r>
+        <w:t>wx.platformMonitoring.pub.messaging:getJmsConnectionAliasStatus</w:t>
+      </w:r>
+      <w:r>
+        <w:t>” in the MBean “</w:t>
+      </w:r>
+      <w:r>
+        <w:t>WxPlatformMonitoring:folder=wx.platformMonitoring.pub.messaging</w:t>
+      </w:r>
+      <w:r>
+        <w:t>”.</w:t>
+      </w:r>
+    </w:p>
+    <w:p>
+      <w:pPr>
+        <w:pStyle w:val="TextCopy"/>
+      </w:pPr>
+      <w:r>
+        <w:rPr>
+          <w:noProof/>
+        </w:rPr>
+        <w:lastRenderedPageBreak/>
+        <w:drawing>
+          <wp:inline distT="0" distB="0" distL="0" distR="0" wp14:anchorId="31B3482C" wp14:editId="072BA06D">
+            <wp:extent cx="5972810" cy="2307590"/>
+            <wp:effectExtent l="0" t="0" r="8890" b="0"/>
+            <wp:docPr id="5" name="Grafik 5"/>
+            <wp:cNvGraphicFramePr>
+              <a:graphicFrameLocks xmlns:a="http://schemas.openxmlformats.org/drawingml/2006/main" noChangeAspect="1"/>
+            </wp:cNvGraphicFramePr>
+            <a:graphic xmlns:a="http://schemas.openxmlformats.org/drawingml/2006/main">
+              <a:graphicData uri="http://schemas.openxmlformats.org/drawingml/2006/picture">
+                <pic:pic xmlns:pic="http://schemas.openxmlformats.org/drawingml/2006/picture">
+                  <pic:nvPicPr>
+                    <pic:cNvPr id="0" name=""/>
+                    <pic:cNvPicPr/>
+                  </pic:nvPicPr>
+                  <pic:blipFill>
+                    <a:blip r:embed="rId15"/>
+                    <a:stretch>
+                      <a:fillRect/>
+                    </a:stretch>
+                  </pic:blipFill>
+                  <pic:spPr>
+                    <a:xfrm>
+                      <a:off x="0" y="0"/>
+                      <a:ext cx="5972810" cy="2307590"/>
+                    </a:xfrm>
+                    <a:prstGeom prst="rect">
+                      <a:avLst/>
+                    </a:prstGeom>
+                  </pic:spPr>
+                </pic:pic>
+              </a:graphicData>
+            </a:graphic>
+          </wp:inline>
+        </w:drawing>
+      </w:r>
+    </w:p>
+    <w:p>
+      <w:pPr>
+        <w:pStyle w:val="HeadingII"/>
+      </w:pPr>
+      <w:r>
+        <w:t>Configuration</w:t>
+      </w:r>
+    </w:p>
+    <w:p>
+      <w:pPr>
+        <w:pStyle w:val="TextCopy"/>
+      </w:pPr>
+      <w:r>
+        <w:t xml:space="preserve">In order to enable the JMX functionality for the WxPlatformMonitoring package, the IntegrationServer </w:t>
+      </w:r>
+      <w:r>
+        <w:rPr>
+          <w:b/>
+        </w:rPr>
+        <w:t>Extended Setting</w:t>
+      </w:r>
+      <w:r>
+        <w:t xml:space="preserve"> “</w:t>
+      </w:r>
+      <w:r>
+        <w:rPr>
+          <w:i/>
+        </w:rPr>
+        <w:t>watt.wx.platformmonitoring.jmx.enable</w:t>
+      </w:r>
+      <w:r>
+        <w:t xml:space="preserve">” has to be set to “true”. </w:t>
+      </w:r>
+    </w:p>
+    <w:p>
+      <w:pPr>
+        <w:pStyle w:val="TextCopy"/>
+      </w:pPr>
+      <w:r>
+        <w:t>The Service “</w:t>
+      </w:r>
+      <w:r>
+        <w:rPr>
+          <w:b/>
+        </w:rPr>
+        <w:t>wx.platformMonitoring.impl.jmx:registerMBean</w:t>
+      </w:r>
+      <w:r>
+        <w:t>” registers the MBeans. It is a startup service of the WxPlatformMonitoring service and queries the Extended Settings “</w:t>
+      </w:r>
+      <w:r>
+        <w:t>watt.wx.platformmonitoring.jmx.enable</w:t>
+      </w:r>
+      <w:r>
+        <w:t>”.</w:t>
+      </w:r>
+    </w:p>
+    <w:p>
+      <w:pPr>
+        <w:pStyle w:val="HeadingII"/>
+      </w:pPr>
+      <w:commentRangeStart w:id="30"/>
+      <w:r>
+        <w:t>Nagios</w:t>
+      </w:r>
+      <w:commentRangeEnd w:id="30"/>
+      <w:r>
+        <w:rPr>
+          <w:rStyle w:val="Kommentarzeichen"/>
+          <w:b w:val="0"/>
+        </w:rPr>
+        <w:commentReference w:id="30"/>
+      </w:r>
+    </w:p>
+    <w:p>
+      <w:pPr>
+        <w:pStyle w:val="TextCopy"/>
+      </w:pPr>
+      <w:r>
+        <w:t>TODO</w:t>
+      </w:r>
+    </w:p>
+    <w:p>
+      <w:pPr>
         <w:pStyle w:val="HeadingI"/>
       </w:pPr>
       <w:r>
         <w:lastRenderedPageBreak/>
         <w:t>Dashboard</w:t>
       </w:r>
+      <w:bookmarkEnd w:id="27"/>
+      <w:bookmarkEnd w:id="28"/>
     </w:p>
     <w:p>
       <w:pPr>
@@ -9537,7 +12216,7 @@
                     </pic:cNvPicPr>
                   </pic:nvPicPr>
                   <pic:blipFill rotWithShape="1">
-                    <a:blip r:embed="rId13">
+                    <a:blip r:embed="rId16">
                       <a:extLst>
                         <a:ext uri="{28A0092B-C50C-407E-A947-70E740481C1C}">
                           <a14:useLocalDpi xmlns:a14="http://schemas.microsoft.com/office/drawing/2010/main" val="0"/>
@@ -9609,7 +12288,7 @@
           <w:lang w:val="en"/>
         </w:rPr>
       </w:pPr>
-      <w:bookmarkStart w:id="12" w:name="_Toc472525513"/>
+      <w:bookmarkStart w:id="32" w:name="_Toc475030057"/>
       <w:r>
         <w:rPr>
           <w:rStyle w:val="hps"/>
@@ -9625,7 +12304,7 @@
         </w:rPr>
         <w:t>s</w:t>
       </w:r>
-      <w:bookmarkEnd w:id="12"/>
+      <w:bookmarkEnd w:id="32"/>
     </w:p>
     <w:p>
       <w:pPr>
@@ -9801,7 +12480,7 @@
           <w:lang w:val="en"/>
         </w:rPr>
       </w:pPr>
-      <w:bookmarkStart w:id="13" w:name="_Toc472525514"/>
+      <w:bookmarkStart w:id="33" w:name="_Toc475030058"/>
       <w:r>
         <w:rPr>
           <w:rStyle w:val="hps"/>
@@ -9810,7 +12489,7 @@
         <w:lastRenderedPageBreak/>
         <w:t>Revision History</w:t>
       </w:r>
-      <w:bookmarkEnd w:id="13"/>
+      <w:bookmarkEnd w:id="33"/>
     </w:p>
     <w:p>
       <w:pPr>
@@ -10215,7 +12894,7 @@
                               <pic:cNvPicPr/>
                             </pic:nvPicPr>
                             <pic:blipFill>
-                              <a:blip r:embed="rId14" cstate="print">
+                              <a:blip r:embed="rId17" cstate="print">
                                 <a:extLst>
                                   <a:ext uri="{28A0092B-C50C-407E-A947-70E740481C1C}">
                                     <a14:useLocalDpi xmlns:a14="http://schemas.microsoft.com/office/drawing/2010/main" val="0"/>
@@ -10249,11 +12928,11 @@
     </w:sdt>
     <w:p/>
     <w:sectPr>
-      <w:headerReference w:type="even" r:id="rId15"/>
-      <w:headerReference w:type="default" r:id="rId16"/>
-      <w:footerReference w:type="default" r:id="rId17"/>
-      <w:headerReference w:type="first" r:id="rId18"/>
-      <w:footerReference w:type="first" r:id="rId19"/>
+      <w:headerReference w:type="even" r:id="rId18"/>
+      <w:headerReference w:type="default" r:id="rId19"/>
+      <w:footerReference w:type="default" r:id="rId20"/>
+      <w:headerReference w:type="first" r:id="rId21"/>
+      <w:footerReference w:type="first" r:id="rId22"/>
       <w:pgSz w:w="11906" w:h="16838" w:code="9"/>
       <w:pgMar w:top="1418" w:right="1021" w:bottom="1134" w:left="1418" w:header="709" w:footer="709" w:gutter="0"/>
       <w:cols w:space="708"/>
@@ -10266,7 +12945,7 @@
 
 <file path=word/comments.xml><?xml version="1.0" encoding="utf-8"?>
 <w:comments xmlns:wpc="http://schemas.microsoft.com/office/word/2010/wordprocessingCanvas" xmlns:mc="http://schemas.openxmlformats.org/markup-compatibility/2006" xmlns:o="urn:schemas-microsoft-com:office:office" xmlns:r="http://schemas.openxmlformats.org/officeDocument/2006/relationships" xmlns:m="http://schemas.openxmlformats.org/officeDocument/2006/math" xmlns:v="urn:schemas-microsoft-com:vml" xmlns:wp14="http://schemas.microsoft.com/office/word/2010/wordprocessingDrawing" xmlns:wp="http://schemas.openxmlformats.org/drawingml/2006/wordprocessingDrawing" xmlns:w10="urn:schemas-microsoft-com:office:word" xmlns:w="http://schemas.openxmlformats.org/wordprocessingml/2006/main" xmlns:w14="http://schemas.microsoft.com/office/word/2010/wordml" xmlns:wpg="http://schemas.microsoft.com/office/word/2010/wordprocessingGroup" xmlns:wpi="http://schemas.microsoft.com/office/word/2010/wordprocessingInk" xmlns:wne="http://schemas.microsoft.com/office/word/2006/wordml" xmlns:wps="http://schemas.microsoft.com/office/word/2010/wordprocessingShape" mc:Ignorable="w14 wp14">
-  <w:comment w:id="10" w:author="Waack, Henning" w:date="2017-01-16T14:11:00Z" w:initials="WH">
+  <w:comment w:id="1" w:author="Henning Waack" w:date="2017-02-06T17:21:00Z" w:initials="HW">
     <w:p>
       <w:pPr>
         <w:pStyle w:val="Kommentartext"/>
@@ -10280,6 +12959,40 @@
       <w:r>
         <w:t>TBD</w:t>
       </w:r>
+    </w:p>
+  </w:comment>
+  <w:comment w:id="21" w:author="Waack, Henning" w:date="2017-01-16T14:11:00Z" w:initials="WH">
+    <w:p>
+      <w:pPr>
+        <w:pStyle w:val="Kommentartext"/>
+      </w:pPr>
+      <w:r>
+        <w:rPr>
+          <w:rStyle w:val="Kommentarzeichen"/>
+        </w:rPr>
+        <w:annotationRef/>
+      </w:r>
+      <w:r>
+        <w:t>TBD</w:t>
+      </w:r>
+    </w:p>
+  </w:comment>
+  <w:comment w:id="30" w:author="Waack, Henning" w:date="2017-02-22T20:52:00Z" w:initials="WH">
+    <w:p>
+      <w:pPr>
+        <w:pStyle w:val="Kommentartext"/>
+      </w:pPr>
+      <w:r>
+        <w:rPr>
+          <w:rStyle w:val="Kommentarzeichen"/>
+        </w:rPr>
+        <w:annotationRef/>
+      </w:r>
+      <w:r>
+        <w:t>Finalize Nagios Nagios_jmx client to invoke operations</w:t>
+      </w:r>
+      <w:bookmarkStart w:id="31" w:name="_GoBack"/>
+      <w:bookmarkEnd w:id="31"/>
     </w:p>
   </w:comment>
 </w:comments>
@@ -10366,7 +13079,7 @@
                       <w:b/>
                       <w:noProof/>
                     </w:rPr>
-                    <w:t>14</w:t>
+                    <w:t>22</w:t>
                   </w:r>
                   <w:r>
                     <w:rPr>
@@ -10888,14 +13601,14 @@
         <v:path o:extrusionok="f" gradientshapeok="t" o:connecttype="rect"/>
         <o:lock v:ext="edit" aspectratio="t"/>
       </v:shapetype>
-      <v:shape id="_x0000_i1086" type="#_x0000_t75" style="width:11.75pt;height:11.75pt" o:bullet="t">
+      <v:shape id="_x0000_i1040" type="#_x0000_t75" style="width:11.75pt;height:11.75pt" o:bullet="t">
         <v:imagedata r:id="rId1" o:title="negative"/>
       </v:shape>
     </w:pict>
   </w:numPicBullet>
   <w:numPicBullet w:numPicBulletId="1">
     <w:pict>
-      <v:shape id="_x0000_i1087" type="#_x0000_t75" style="width:11.75pt;height:11.75pt" o:bullet="t">
+      <v:shape id="_x0000_i1041" type="#_x0000_t75" style="width:11.75pt;height:11.75pt" o:bullet="t">
         <v:imagedata r:id="rId2" o:title="poritive"/>
       </v:shape>
     </w:pict>
@@ -18311,6 +21024,201 @@
   </w:num>
   <w:num w:numId="72">
     <w:abstractNumId w:val="57"/>
+  </w:num>
+  <w:num w:numId="73">
+    <w:abstractNumId w:val="27"/>
+    <w:lvlOverride w:ilvl="2">
+      <w:lvl w:ilvl="2">
+        <w:start w:val="1"/>
+        <w:numFmt w:val="decimal"/>
+        <w:pStyle w:val="HeadingIII"/>
+        <w:lvlText w:val="%1.%2.%3"/>
+        <w:lvlJc w:val="left"/>
+        <w:pPr>
+          <w:tabs>
+            <w:tab w:val="num" w:pos="680"/>
+          </w:tabs>
+          <w:ind w:left="680" w:hanging="680"/>
+        </w:pPr>
+        <w:rPr>
+          <w:rFonts w:hint="default"/>
+        </w:rPr>
+      </w:lvl>
+    </w:lvlOverride>
+    <w:lvlOverride w:ilvl="3">
+      <w:lvl w:ilvl="3">
+        <w:start w:val="1"/>
+        <w:numFmt w:val="decimal"/>
+        <w:pStyle w:val="HeadingIV"/>
+        <w:lvlText w:val="%1.%2.%3.%4"/>
+        <w:lvlJc w:val="left"/>
+        <w:pPr>
+          <w:tabs>
+            <w:tab w:val="num" w:pos="794"/>
+          </w:tabs>
+          <w:ind w:left="794" w:hanging="794"/>
+        </w:pPr>
+        <w:rPr>
+          <w:rFonts w:hint="default"/>
+        </w:rPr>
+      </w:lvl>
+    </w:lvlOverride>
+  </w:num>
+  <w:num w:numId="74">
+    <w:abstractNumId w:val="27"/>
+    <w:lvlOverride w:ilvl="2">
+      <w:lvl w:ilvl="2">
+        <w:start w:val="1"/>
+        <w:numFmt w:val="decimal"/>
+        <w:pStyle w:val="HeadingIII"/>
+        <w:lvlText w:val="%1.%2.%3"/>
+        <w:lvlJc w:val="left"/>
+        <w:pPr>
+          <w:tabs>
+            <w:tab w:val="num" w:pos="680"/>
+          </w:tabs>
+          <w:ind w:left="680" w:hanging="680"/>
+        </w:pPr>
+        <w:rPr>
+          <w:rFonts w:hint="default"/>
+        </w:rPr>
+      </w:lvl>
+    </w:lvlOverride>
+    <w:lvlOverride w:ilvl="3">
+      <w:lvl w:ilvl="3">
+        <w:start w:val="1"/>
+        <w:numFmt w:val="decimal"/>
+        <w:pStyle w:val="HeadingIV"/>
+        <w:lvlText w:val="%1.%2.%3.%4"/>
+        <w:lvlJc w:val="left"/>
+        <w:pPr>
+          <w:tabs>
+            <w:tab w:val="num" w:pos="794"/>
+          </w:tabs>
+          <w:ind w:left="794" w:hanging="794"/>
+        </w:pPr>
+        <w:rPr>
+          <w:rFonts w:hint="default"/>
+        </w:rPr>
+      </w:lvl>
+    </w:lvlOverride>
+  </w:num>
+  <w:num w:numId="75">
+    <w:abstractNumId w:val="27"/>
+    <w:lvlOverride w:ilvl="2">
+      <w:lvl w:ilvl="2">
+        <w:start w:val="1"/>
+        <w:numFmt w:val="decimal"/>
+        <w:pStyle w:val="HeadingIII"/>
+        <w:lvlText w:val="%1.%2.%3"/>
+        <w:lvlJc w:val="left"/>
+        <w:pPr>
+          <w:tabs>
+            <w:tab w:val="num" w:pos="680"/>
+          </w:tabs>
+          <w:ind w:left="680" w:hanging="680"/>
+        </w:pPr>
+        <w:rPr>
+          <w:rFonts w:hint="default"/>
+        </w:rPr>
+      </w:lvl>
+    </w:lvlOverride>
+    <w:lvlOverride w:ilvl="3">
+      <w:lvl w:ilvl="3">
+        <w:start w:val="1"/>
+        <w:numFmt w:val="decimal"/>
+        <w:pStyle w:val="HeadingIV"/>
+        <w:lvlText w:val="%1.%2.%3.%4"/>
+        <w:lvlJc w:val="left"/>
+        <w:pPr>
+          <w:tabs>
+            <w:tab w:val="num" w:pos="794"/>
+          </w:tabs>
+          <w:ind w:left="794" w:hanging="794"/>
+        </w:pPr>
+        <w:rPr>
+          <w:rFonts w:hint="default"/>
+        </w:rPr>
+      </w:lvl>
+    </w:lvlOverride>
+  </w:num>
+  <w:num w:numId="76">
+    <w:abstractNumId w:val="27"/>
+    <w:lvlOverride w:ilvl="2">
+      <w:lvl w:ilvl="2">
+        <w:start w:val="1"/>
+        <w:numFmt w:val="decimal"/>
+        <w:pStyle w:val="HeadingIII"/>
+        <w:lvlText w:val="%1.%2.%3"/>
+        <w:lvlJc w:val="left"/>
+        <w:pPr>
+          <w:tabs>
+            <w:tab w:val="num" w:pos="680"/>
+          </w:tabs>
+          <w:ind w:left="680" w:hanging="680"/>
+        </w:pPr>
+        <w:rPr>
+          <w:rFonts w:hint="default"/>
+        </w:rPr>
+      </w:lvl>
+    </w:lvlOverride>
+    <w:lvlOverride w:ilvl="3">
+      <w:lvl w:ilvl="3">
+        <w:start w:val="1"/>
+        <w:numFmt w:val="decimal"/>
+        <w:pStyle w:val="HeadingIV"/>
+        <w:lvlText w:val="%1.%2.%3.%4"/>
+        <w:lvlJc w:val="left"/>
+        <w:pPr>
+          <w:tabs>
+            <w:tab w:val="num" w:pos="794"/>
+          </w:tabs>
+          <w:ind w:left="794" w:hanging="794"/>
+        </w:pPr>
+        <w:rPr>
+          <w:rFonts w:hint="default"/>
+        </w:rPr>
+      </w:lvl>
+    </w:lvlOverride>
+  </w:num>
+  <w:num w:numId="77">
+    <w:abstractNumId w:val="27"/>
+    <w:lvlOverride w:ilvl="2">
+      <w:lvl w:ilvl="2">
+        <w:start w:val="1"/>
+        <w:numFmt w:val="decimal"/>
+        <w:pStyle w:val="HeadingIII"/>
+        <w:lvlText w:val="%1.%2.%3"/>
+        <w:lvlJc w:val="left"/>
+        <w:pPr>
+          <w:tabs>
+            <w:tab w:val="num" w:pos="680"/>
+          </w:tabs>
+          <w:ind w:left="680" w:hanging="680"/>
+        </w:pPr>
+        <w:rPr>
+          <w:rFonts w:hint="default"/>
+        </w:rPr>
+      </w:lvl>
+    </w:lvlOverride>
+    <w:lvlOverride w:ilvl="3">
+      <w:lvl w:ilvl="3">
+        <w:start w:val="1"/>
+        <w:numFmt w:val="decimal"/>
+        <w:pStyle w:val="HeadingIV"/>
+        <w:lvlText w:val="%1.%2.%3.%4"/>
+        <w:lvlJc w:val="left"/>
+        <w:pPr>
+          <w:tabs>
+            <w:tab w:val="num" w:pos="794"/>
+          </w:tabs>
+          <w:ind w:left="794" w:hanging="794"/>
+        </w:pPr>
+        <w:rPr>
+          <w:rFonts w:hint="default"/>
+        </w:rPr>
+      </w:lvl>
+    </w:lvlOverride>
   </w:num>
   <w:numIdMacAtCleanup w:val="68"/>
 </w:numbering>
@@ -19813,6 +22721,25 @@
       <w:lang w:val="de-DE" w:eastAsia="de-DE"/>
     </w:rPr>
   </w:style>
+  <w:style w:type="paragraph" w:styleId="Beschriftung">
+    <w:name w:val="caption"/>
+    <w:basedOn w:val="Standard"/>
+    <w:next w:val="Standard"/>
+    <w:uiPriority w:val="35"/>
+    <w:semiHidden/>
+    <w:qFormat/>
+    <w:rsid w:val="004658E3"/>
+    <w:pPr>
+      <w:spacing w:after="200"/>
+    </w:pPr>
+    <w:rPr>
+      <w:b/>
+      <w:bCs/>
+      <w:color w:val="0899CC" w:themeColor="accent1"/>
+      <w:sz w:val="18"/>
+      <w:szCs w:val="18"/>
+    </w:rPr>
+  </w:style>
 </w:styles>
 </file>
 
@@ -21313,6 +24240,25 @@
       <w:lang w:val="de-DE" w:eastAsia="de-DE"/>
     </w:rPr>
   </w:style>
+  <w:style w:type="paragraph" w:styleId="Beschriftung">
+    <w:name w:val="caption"/>
+    <w:basedOn w:val="Standard"/>
+    <w:next w:val="Standard"/>
+    <w:uiPriority w:val="35"/>
+    <w:semiHidden/>
+    <w:qFormat/>
+    <w:rsid w:val="004658E3"/>
+    <w:pPr>
+      <w:spacing w:after="200"/>
+    </w:pPr>
+    <w:rPr>
+      <w:b/>
+      <w:bCs/>
+      <w:color w:val="0899CC" w:themeColor="accent1"/>
+      <w:sz w:val="18"/>
+      <w:szCs w:val="18"/>
+    </w:rPr>
+  </w:style>
 </w:styles>
 </file>
 
@@ -21650,7 +24596,9 @@
     <w:rsid w:val="0041793A"/>
     <w:rsid w:val="004A73BD"/>
     <w:rsid w:val="00524594"/>
+    <w:rsid w:val="005272E7"/>
     <w:rsid w:val="00640075"/>
+    <w:rsid w:val="00642711"/>
     <w:rsid w:val="006477B5"/>
     <w:rsid w:val="006F7474"/>
     <w:rsid w:val="007543DB"/>
@@ -21659,6 +24607,7 @@
     <w:rsid w:val="008558D0"/>
     <w:rsid w:val="009071D9"/>
     <w:rsid w:val="009263DA"/>
+    <w:rsid w:val="009369CB"/>
     <w:rsid w:val="00950343"/>
     <w:rsid w:val="00A92A5D"/>
     <w:rsid w:val="00AB7FCC"/>
@@ -21667,6 +24616,7 @@
     <w:rsid w:val="00B53DBE"/>
     <w:rsid w:val="00BA5E5D"/>
     <w:rsid w:val="00BB07AE"/>
+    <w:rsid w:val="00C55EB1"/>
     <w:rsid w:val="00C83290"/>
     <w:rsid w:val="00CA3943"/>
     <w:rsid w:val="00CB30EF"/>
@@ -22425,7 +25375,7 @@
 </file>
 
 <file path=customXml/itemProps2.xml><?xml version="1.0" encoding="utf-8"?>
-<ds:datastoreItem xmlns:ds="http://schemas.openxmlformats.org/officeDocument/2006/customXml" ds:itemID="{23589B2F-A039-4873-B12B-EDA75B42B685}">
+<ds:datastoreItem xmlns:ds="http://schemas.openxmlformats.org/officeDocument/2006/customXml" ds:itemID="{43D064A2-7A46-4178-91CC-F6BE9F30B0B5}">
   <ds:schemaRefs>
     <ds:schemaRef ds:uri="http://schemas.openxmlformats.org/officeDocument/2006/bibliography"/>
   </ds:schemaRefs>

--- a/docs/WxPlatformMonitoring.docx
+++ b/docs/WxPlatformMonitoring.docx
@@ -330,7 +330,7 @@
             </w:rPr>
             <w:fldChar w:fldCharType="separate"/>
           </w:r>
-          <w:hyperlink w:anchor="_Toc475030031" w:history="1">
+          <w:hyperlink w:anchor="_Toc475952939" w:history="1">
             <w:r>
               <w:rPr>
                 <w:rStyle w:val="Hyperlink"/>
@@ -376,89 +376,7 @@
                 <w:noProof/>
                 <w:webHidden/>
               </w:rPr>
-              <w:instrText xml:space="preserve"> PAGEREF _Toc475030031 \h </w:instrText>
-            </w:r>
-            <w:r>
-              <w:rPr>
-                <w:noProof/>
-                <w:webHidden/>
-              </w:rPr>
-            </w:r>
-            <w:r>
-              <w:rPr>
-                <w:noProof/>
-                <w:webHidden/>
-              </w:rPr>
-              <w:fldChar w:fldCharType="separate"/>
-            </w:r>
-            <w:r>
-              <w:rPr>
-                <w:noProof/>
-                <w:webHidden/>
-              </w:rPr>
-              <w:t>3</w:t>
-            </w:r>
-            <w:r>
-              <w:rPr>
-                <w:noProof/>
-                <w:webHidden/>
-              </w:rPr>
-              <w:fldChar w:fldCharType="end"/>
-            </w:r>
-          </w:hyperlink>
-        </w:p>
-        <w:p>
-          <w:pPr>
-            <w:pStyle w:val="Verzeichnis2"/>
-            <w:rPr>
-              <w:rFonts w:eastAsiaTheme="minorEastAsia" w:cstheme="minorBidi"/>
-              <w:noProof/>
-              <w:sz w:val="22"/>
-            </w:rPr>
-          </w:pPr>
-          <w:hyperlink w:anchor="_Toc475030032" w:history="1">
-            <w:r>
-              <w:rPr>
-                <w:rStyle w:val="Hyperlink"/>
-                <w:noProof/>
-              </w:rPr>
-              <w:t>1.1</w:t>
-            </w:r>
-            <w:r>
-              <w:rPr>
-                <w:rFonts w:eastAsiaTheme="minorEastAsia" w:cstheme="minorBidi"/>
-                <w:noProof/>
-                <w:sz w:val="22"/>
-              </w:rPr>
-              <w:tab/>
-            </w:r>
-            <w:r>
-              <w:rPr>
-                <w:rStyle w:val="Hyperlink"/>
-                <w:noProof/>
-              </w:rPr>
-              <w:t>About WxPlatformMonitoring</w:t>
-            </w:r>
-            <w:r>
-              <w:rPr>
-                <w:noProof/>
-                <w:webHidden/>
-              </w:rPr>
-              <w:tab/>
-            </w:r>
-            <w:r>
-              <w:rPr>
-                <w:noProof/>
-                <w:webHidden/>
-              </w:rPr>
-              <w:fldChar w:fldCharType="begin"/>
-            </w:r>
-            <w:r>
-              <w:rPr>
-                <w:noProof/>
-                <w:webHidden/>
-              </w:rPr>
-              <w:instrText xml:space="preserve"> PAGEREF _Toc475030032 \h </w:instrText>
+              <w:instrText xml:space="preserve"> PAGEREF _Toc475952939 \h </w:instrText>
             </w:r>
             <w:r>
               <w:rPr>
@@ -502,7 +420,7 @@
               <w:lang w:eastAsia="en-US"/>
             </w:rPr>
           </w:pPr>
-          <w:hyperlink w:anchor="_Toc475030033" w:history="1">
+          <w:hyperlink w:anchor="_Toc475952940" w:history="1">
             <w:r>
               <w:rPr>
                 <w:rStyle w:val="Hyperlink"/>
@@ -548,7 +466,7 @@
                 <w:noProof/>
                 <w:webHidden/>
               </w:rPr>
-              <w:instrText xml:space="preserve"> PAGEREF _Toc475030033 \h </w:instrText>
+              <w:instrText xml:space="preserve"> PAGEREF _Toc475952940 \h </w:instrText>
             </w:r>
             <w:r>
               <w:rPr>
@@ -588,7 +506,7 @@
               <w:sz w:val="22"/>
             </w:rPr>
           </w:pPr>
-          <w:hyperlink w:anchor="_Toc475030034" w:history="1">
+          <w:hyperlink w:anchor="_Toc475952941" w:history="1">
             <w:r>
               <w:rPr>
                 <w:rStyle w:val="Hyperlink"/>
@@ -630,7 +548,7 @@
                 <w:noProof/>
                 <w:webHidden/>
               </w:rPr>
-              <w:instrText xml:space="preserve"> PAGEREF _Toc475030034 \h </w:instrText>
+              <w:instrText xml:space="preserve"> PAGEREF _Toc475952941 \h </w:instrText>
             </w:r>
             <w:r>
               <w:rPr>
@@ -670,7 +588,7 @@
               <w:sz w:val="22"/>
             </w:rPr>
           </w:pPr>
-          <w:hyperlink w:anchor="_Toc475030035" w:history="1">
+          <w:hyperlink w:anchor="_Toc475952942" w:history="1">
             <w:r>
               <w:rPr>
                 <w:rStyle w:val="Hyperlink"/>
@@ -712,7 +630,7 @@
                 <w:noProof/>
                 <w:webHidden/>
               </w:rPr>
-              <w:instrText xml:space="preserve"> PAGEREF _Toc475030035 \h </w:instrText>
+              <w:instrText xml:space="preserve"> PAGEREF _Toc475952942 \h </w:instrText>
             </w:r>
             <w:r>
               <w:rPr>
@@ -752,7 +670,7 @@
               <w:sz w:val="22"/>
             </w:rPr>
           </w:pPr>
-          <w:hyperlink w:anchor="_Toc475030036" w:history="1">
+          <w:hyperlink w:anchor="_Toc475952943" w:history="1">
             <w:r>
               <w:rPr>
                 <w:rStyle w:val="Hyperlink"/>
@@ -794,7 +712,7 @@
                 <w:noProof/>
                 <w:webHidden/>
               </w:rPr>
-              <w:instrText xml:space="preserve"> PAGEREF _Toc475030036 \h </w:instrText>
+              <w:instrText xml:space="preserve"> PAGEREF _Toc475952943 \h </w:instrText>
             </w:r>
             <w:r>
               <w:rPr>
@@ -834,7 +752,7 @@
               <w:sz w:val="22"/>
             </w:rPr>
           </w:pPr>
-          <w:hyperlink w:anchor="_Toc475030037" w:history="1">
+          <w:hyperlink w:anchor="_Toc475952944" w:history="1">
             <w:r>
               <w:rPr>
                 <w:rStyle w:val="Hyperlink"/>
@@ -876,7 +794,7 @@
                 <w:noProof/>
                 <w:webHidden/>
               </w:rPr>
-              <w:instrText xml:space="preserve"> PAGEREF _Toc475030037 \h </w:instrText>
+              <w:instrText xml:space="preserve"> PAGEREF _Toc475952944 \h </w:instrText>
             </w:r>
             <w:r>
               <w:rPr>
@@ -896,7 +814,7 @@
                 <w:noProof/>
                 <w:webHidden/>
               </w:rPr>
-              <w:t>6</w:t>
+              <w:t>7</w:t>
             </w:r>
             <w:r>
               <w:rPr>
@@ -916,7 +834,7 @@
               <w:sz w:val="22"/>
             </w:rPr>
           </w:pPr>
-          <w:hyperlink w:anchor="_Toc475030038" w:history="1">
+          <w:hyperlink w:anchor="_Toc475952945" w:history="1">
             <w:r>
               <w:rPr>
                 <w:rStyle w:val="Hyperlink"/>
@@ -958,7 +876,7 @@
                 <w:noProof/>
                 <w:webHidden/>
               </w:rPr>
-              <w:instrText xml:space="preserve"> PAGEREF _Toc475030038 \h </w:instrText>
+              <w:instrText xml:space="preserve"> PAGEREF _Toc475952945 \h </w:instrText>
             </w:r>
             <w:r>
               <w:rPr>
@@ -998,7 +916,7 @@
               <w:sz w:val="22"/>
             </w:rPr>
           </w:pPr>
-          <w:hyperlink w:anchor="_Toc475030039" w:history="1">
+          <w:hyperlink w:anchor="_Toc475952946" w:history="1">
             <w:r>
               <w:rPr>
                 <w:rStyle w:val="Hyperlink"/>
@@ -1040,7 +958,7 @@
                 <w:noProof/>
                 <w:webHidden/>
               </w:rPr>
-              <w:instrText xml:space="preserve"> PAGEREF _Toc475030039 \h </w:instrText>
+              <w:instrText xml:space="preserve"> PAGEREF _Toc475952946 \h </w:instrText>
             </w:r>
             <w:r>
               <w:rPr>
@@ -1080,7 +998,7 @@
               <w:sz w:val="22"/>
             </w:rPr>
           </w:pPr>
-          <w:hyperlink w:anchor="_Toc475030040" w:history="1">
+          <w:hyperlink w:anchor="_Toc475952947" w:history="1">
             <w:r>
               <w:rPr>
                 <w:rStyle w:val="Hyperlink"/>
@@ -1122,7 +1040,7 @@
                 <w:noProof/>
                 <w:webHidden/>
               </w:rPr>
-              <w:instrText xml:space="preserve"> PAGEREF _Toc475030040 \h </w:instrText>
+              <w:instrText xml:space="preserve"> PAGEREF _Toc475952947 \h </w:instrText>
             </w:r>
             <w:r>
               <w:rPr>
@@ -1142,7 +1060,7 @@
                 <w:noProof/>
                 <w:webHidden/>
               </w:rPr>
-              <w:t>9</w:t>
+              <w:t>10</w:t>
             </w:r>
             <w:r>
               <w:rPr>
@@ -1162,7 +1080,7 @@
               <w:sz w:val="22"/>
             </w:rPr>
           </w:pPr>
-          <w:hyperlink w:anchor="_Toc475030041" w:history="1">
+          <w:hyperlink w:anchor="_Toc475952948" w:history="1">
             <w:r>
               <w:rPr>
                 <w:rStyle w:val="Hyperlink"/>
@@ -1204,7 +1122,7 @@
                 <w:noProof/>
                 <w:webHidden/>
               </w:rPr>
-              <w:instrText xml:space="preserve"> PAGEREF _Toc475030041 \h </w:instrText>
+              <w:instrText xml:space="preserve"> PAGEREF _Toc475952948 \h </w:instrText>
             </w:r>
             <w:r>
               <w:rPr>
@@ -1244,7 +1162,7 @@
               <w:sz w:val="22"/>
             </w:rPr>
           </w:pPr>
-          <w:hyperlink w:anchor="_Toc475030042" w:history="1">
+          <w:hyperlink w:anchor="_Toc475952949" w:history="1">
             <w:r>
               <w:rPr>
                 <w:rStyle w:val="Hyperlink"/>
@@ -1286,7 +1204,7 @@
                 <w:noProof/>
                 <w:webHidden/>
               </w:rPr>
-              <w:instrText xml:space="preserve"> PAGEREF _Toc475030042 \h </w:instrText>
+              <w:instrText xml:space="preserve"> PAGEREF _Toc475952949 \h </w:instrText>
             </w:r>
             <w:r>
               <w:rPr>
@@ -1306,7 +1224,7 @@
                 <w:noProof/>
                 <w:webHidden/>
               </w:rPr>
-              <w:t>11</w:t>
+              <w:t>12</w:t>
             </w:r>
             <w:r>
               <w:rPr>
@@ -1330,7 +1248,7 @@
               <w:sz w:val="22"/>
             </w:rPr>
           </w:pPr>
-          <w:hyperlink w:anchor="_Toc475030043" w:history="1">
+          <w:hyperlink w:anchor="_Toc475952950" w:history="1">
             <w:r>
               <w:rPr>
                 <w:rStyle w:val="Hyperlink"/>
@@ -1372,7 +1290,7 @@
                 <w:noProof/>
                 <w:webHidden/>
               </w:rPr>
-              <w:instrText xml:space="preserve"> PAGEREF _Toc475030043 \h </w:instrText>
+              <w:instrText xml:space="preserve"> PAGEREF _Toc475952950 \h </w:instrText>
             </w:r>
             <w:r>
               <w:rPr>
@@ -1416,7 +1334,7 @@
               <w:sz w:val="22"/>
             </w:rPr>
           </w:pPr>
-          <w:hyperlink w:anchor="_Toc475030044" w:history="1">
+          <w:hyperlink w:anchor="_Toc475952951" w:history="1">
             <w:r>
               <w:rPr>
                 <w:rStyle w:val="Hyperlink"/>
@@ -1458,7 +1376,7 @@
                 <w:noProof/>
                 <w:webHidden/>
               </w:rPr>
-              <w:instrText xml:space="preserve"> PAGEREF _Toc475030044 \h </w:instrText>
+              <w:instrText xml:space="preserve"> PAGEREF _Toc475952951 \h </w:instrText>
             </w:r>
             <w:r>
               <w:rPr>
@@ -1498,7 +1416,7 @@
               <w:sz w:val="22"/>
             </w:rPr>
           </w:pPr>
-          <w:hyperlink w:anchor="_Toc475030045" w:history="1">
+          <w:hyperlink w:anchor="_Toc475952952" w:history="1">
             <w:r>
               <w:rPr>
                 <w:rStyle w:val="Hyperlink"/>
@@ -1540,7 +1458,7 @@
                 <w:noProof/>
                 <w:webHidden/>
               </w:rPr>
-              <w:instrText xml:space="preserve"> PAGEREF _Toc475030045 \h </w:instrText>
+              <w:instrText xml:space="preserve"> PAGEREF _Toc475952952 \h </w:instrText>
             </w:r>
             <w:r>
               <w:rPr>
@@ -1584,7 +1502,7 @@
               <w:sz w:val="22"/>
             </w:rPr>
           </w:pPr>
-          <w:hyperlink w:anchor="_Toc475030046" w:history="1">
+          <w:hyperlink w:anchor="_Toc475952953" w:history="1">
             <w:r>
               <w:rPr>
                 <w:rStyle w:val="Hyperlink"/>
@@ -1626,7 +1544,7 @@
                 <w:noProof/>
                 <w:webHidden/>
               </w:rPr>
-              <w:instrText xml:space="preserve"> PAGEREF _Toc475030046 \h </w:instrText>
+              <w:instrText xml:space="preserve"> PAGEREF _Toc475952953 \h </w:instrText>
             </w:r>
             <w:r>
               <w:rPr>
@@ -1670,7 +1588,7 @@
               <w:sz w:val="22"/>
             </w:rPr>
           </w:pPr>
-          <w:hyperlink w:anchor="_Toc475030047" w:history="1">
+          <w:hyperlink w:anchor="_Toc475952954" w:history="1">
             <w:r>
               <w:rPr>
                 <w:rStyle w:val="Hyperlink"/>
@@ -1712,7 +1630,7 @@
                 <w:noProof/>
                 <w:webHidden/>
               </w:rPr>
-              <w:instrText xml:space="preserve"> PAGEREF _Toc475030047 \h </w:instrText>
+              <w:instrText xml:space="preserve"> PAGEREF _Toc475952954 \h </w:instrText>
             </w:r>
             <w:r>
               <w:rPr>
@@ -1756,7 +1674,7 @@
               <w:sz w:val="22"/>
             </w:rPr>
           </w:pPr>
-          <w:hyperlink w:anchor="_Toc475030048" w:history="1">
+          <w:hyperlink w:anchor="_Toc475952955" w:history="1">
             <w:r>
               <w:rPr>
                 <w:rStyle w:val="Hyperlink"/>
@@ -1798,7 +1716,7 @@
                 <w:noProof/>
                 <w:webHidden/>
               </w:rPr>
-              <w:instrText xml:space="preserve"> PAGEREF _Toc475030048 \h </w:instrText>
+              <w:instrText xml:space="preserve"> PAGEREF _Toc475952955 \h </w:instrText>
             </w:r>
             <w:r>
               <w:rPr>
@@ -1842,7 +1760,7 @@
               <w:sz w:val="22"/>
             </w:rPr>
           </w:pPr>
-          <w:hyperlink w:anchor="_Toc475030049" w:history="1">
+          <w:hyperlink w:anchor="_Toc475952956" w:history="1">
             <w:r>
               <w:rPr>
                 <w:rStyle w:val="Hyperlink"/>
@@ -1884,7 +1802,7 @@
                 <w:noProof/>
                 <w:webHidden/>
               </w:rPr>
-              <w:instrText xml:space="preserve"> PAGEREF _Toc475030049 \h </w:instrText>
+              <w:instrText xml:space="preserve"> PAGEREF _Toc475952956 \h </w:instrText>
             </w:r>
             <w:r>
               <w:rPr>
@@ -1924,7 +1842,7 @@
               <w:sz w:val="22"/>
             </w:rPr>
           </w:pPr>
-          <w:hyperlink w:anchor="_Toc475030050" w:history="1">
+          <w:hyperlink w:anchor="_Toc475952957" w:history="1">
             <w:r>
               <w:rPr>
                 <w:rStyle w:val="Hyperlink"/>
@@ -1966,7 +1884,7 @@
                 <w:noProof/>
                 <w:webHidden/>
               </w:rPr>
-              <w:instrText xml:space="preserve"> PAGEREF _Toc475030050 \h </w:instrText>
+              <w:instrText xml:space="preserve"> PAGEREF _Toc475952957 \h </w:instrText>
             </w:r>
             <w:r>
               <w:rPr>
@@ -2006,7 +1924,7 @@
               <w:sz w:val="22"/>
             </w:rPr>
           </w:pPr>
-          <w:hyperlink w:anchor="_Toc475030051" w:history="1">
+          <w:hyperlink w:anchor="_Toc475952958" w:history="1">
             <w:r>
               <w:rPr>
                 <w:rStyle w:val="Hyperlink"/>
@@ -2048,7 +1966,7 @@
                 <w:noProof/>
                 <w:webHidden/>
               </w:rPr>
-              <w:instrText xml:space="preserve"> PAGEREF _Toc475030051 \h </w:instrText>
+              <w:instrText xml:space="preserve"> PAGEREF _Toc475952958 \h </w:instrText>
             </w:r>
             <w:r>
               <w:rPr>
@@ -2088,7 +2006,7 @@
               <w:sz w:val="22"/>
             </w:rPr>
           </w:pPr>
-          <w:hyperlink w:anchor="_Toc475030052" w:history="1">
+          <w:hyperlink w:anchor="_Toc475952959" w:history="1">
             <w:r>
               <w:rPr>
                 <w:rStyle w:val="Hyperlink"/>
@@ -2130,7 +2048,7 @@
                 <w:noProof/>
                 <w:webHidden/>
               </w:rPr>
-              <w:instrText xml:space="preserve"> PAGEREF _Toc475030052 \h </w:instrText>
+              <w:instrText xml:space="preserve"> PAGEREF _Toc475952959 \h </w:instrText>
             </w:r>
             <w:r>
               <w:rPr>
@@ -2170,7 +2088,7 @@
               <w:sz w:val="22"/>
             </w:rPr>
           </w:pPr>
-          <w:hyperlink w:anchor="_Toc475030053" w:history="1">
+          <w:hyperlink w:anchor="_Toc475952960" w:history="1">
             <w:r>
               <w:rPr>
                 <w:rStyle w:val="Hyperlink"/>
@@ -2212,7 +2130,7 @@
                 <w:noProof/>
                 <w:webHidden/>
               </w:rPr>
-              <w:instrText xml:space="preserve"> PAGEREF _Toc475030053 \h </w:instrText>
+              <w:instrText xml:space="preserve"> PAGEREF _Toc475952960 \h </w:instrText>
             </w:r>
             <w:r>
               <w:rPr>
@@ -2232,7 +2150,7 @@
                 <w:noProof/>
                 <w:webHidden/>
               </w:rPr>
-              <w:t>16</w:t>
+              <w:t>17</w:t>
             </w:r>
             <w:r>
               <w:rPr>
@@ -2252,7 +2170,7 @@
               <w:sz w:val="22"/>
             </w:rPr>
           </w:pPr>
-          <w:hyperlink w:anchor="_Toc475030054" w:history="1">
+          <w:hyperlink w:anchor="_Toc475952961" w:history="1">
             <w:r>
               <w:rPr>
                 <w:rStyle w:val="Hyperlink"/>
@@ -2294,7 +2212,7 @@
                 <w:noProof/>
                 <w:webHidden/>
               </w:rPr>
-              <w:instrText xml:space="preserve"> PAGEREF _Toc475030054 \h </w:instrText>
+              <w:instrText xml:space="preserve"> PAGEREF _Toc475952961 \h </w:instrText>
             </w:r>
             <w:r>
               <w:rPr>
@@ -2334,7 +2252,7 @@
               <w:sz w:val="22"/>
             </w:rPr>
           </w:pPr>
-          <w:hyperlink w:anchor="_Toc475030055" w:history="1">
+          <w:hyperlink w:anchor="_Toc475952962" w:history="1">
             <w:r>
               <w:rPr>
                 <w:rStyle w:val="Hyperlink"/>
@@ -2376,7 +2294,7 @@
                 <w:noProof/>
                 <w:webHidden/>
               </w:rPr>
-              <w:instrText xml:space="preserve"> PAGEREF _Toc475030055 \h </w:instrText>
+              <w:instrText xml:space="preserve"> PAGEREF _Toc475952962 \h </w:instrText>
             </w:r>
             <w:r>
               <w:rPr>
@@ -2420,7 +2338,7 @@
               <w:lang w:eastAsia="en-US"/>
             </w:rPr>
           </w:pPr>
-          <w:hyperlink w:anchor="_Toc475030056" w:history="1">
+          <w:hyperlink w:anchor="_Toc475952963" w:history="1">
             <w:r>
               <w:rPr>
                 <w:rStyle w:val="Hyperlink"/>
@@ -2445,7 +2363,7 @@
                 <w:rStyle w:val="Hyperlink"/>
                 <w:noProof/>
               </w:rPr>
-              <w:t>Dashboard</w:t>
+              <w:t>JMX</w:t>
             </w:r>
             <w:r>
               <w:rPr>
@@ -2466,7 +2384,7 @@
                 <w:noProof/>
                 <w:webHidden/>
               </w:rPr>
-              <w:instrText xml:space="preserve"> PAGEREF _Toc475030056 \h </w:instrText>
+              <w:instrText xml:space="preserve"> PAGEREF _Toc475952963 \h </w:instrText>
             </w:r>
             <w:r>
               <w:rPr>
@@ -2487,6 +2405,252 @@
                 <w:webHidden/>
               </w:rPr>
               <w:t>21</w:t>
+            </w:r>
+            <w:r>
+              <w:rPr>
+                <w:noProof/>
+                <w:webHidden/>
+              </w:rPr>
+              <w:fldChar w:fldCharType="end"/>
+            </w:r>
+          </w:hyperlink>
+        </w:p>
+        <w:p>
+          <w:pPr>
+            <w:pStyle w:val="Verzeichnis2"/>
+            <w:rPr>
+              <w:rFonts w:eastAsiaTheme="minorEastAsia" w:cstheme="minorBidi"/>
+              <w:noProof/>
+              <w:sz w:val="22"/>
+            </w:rPr>
+          </w:pPr>
+          <w:hyperlink w:anchor="_Toc475952964" w:history="1">
+            <w:r>
+              <w:rPr>
+                <w:rStyle w:val="Hyperlink"/>
+                <w:noProof/>
+              </w:rPr>
+              <w:t>3.1</w:t>
+            </w:r>
+            <w:r>
+              <w:rPr>
+                <w:rFonts w:eastAsiaTheme="minorEastAsia" w:cstheme="minorBidi"/>
+                <w:noProof/>
+                <w:sz w:val="22"/>
+              </w:rPr>
+              <w:tab/>
+            </w:r>
+            <w:r>
+              <w:rPr>
+                <w:rStyle w:val="Hyperlink"/>
+                <w:noProof/>
+              </w:rPr>
+              <w:t>Overview</w:t>
+            </w:r>
+            <w:r>
+              <w:rPr>
+                <w:noProof/>
+                <w:webHidden/>
+              </w:rPr>
+              <w:tab/>
+            </w:r>
+            <w:r>
+              <w:rPr>
+                <w:noProof/>
+                <w:webHidden/>
+              </w:rPr>
+              <w:fldChar w:fldCharType="begin"/>
+            </w:r>
+            <w:r>
+              <w:rPr>
+                <w:noProof/>
+                <w:webHidden/>
+              </w:rPr>
+              <w:instrText xml:space="preserve"> PAGEREF _Toc475952964 \h </w:instrText>
+            </w:r>
+            <w:r>
+              <w:rPr>
+                <w:noProof/>
+                <w:webHidden/>
+              </w:rPr>
+            </w:r>
+            <w:r>
+              <w:rPr>
+                <w:noProof/>
+                <w:webHidden/>
+              </w:rPr>
+              <w:fldChar w:fldCharType="separate"/>
+            </w:r>
+            <w:r>
+              <w:rPr>
+                <w:noProof/>
+                <w:webHidden/>
+              </w:rPr>
+              <w:t>21</w:t>
+            </w:r>
+            <w:r>
+              <w:rPr>
+                <w:noProof/>
+                <w:webHidden/>
+              </w:rPr>
+              <w:fldChar w:fldCharType="end"/>
+            </w:r>
+          </w:hyperlink>
+        </w:p>
+        <w:p>
+          <w:pPr>
+            <w:pStyle w:val="Verzeichnis2"/>
+            <w:rPr>
+              <w:rFonts w:eastAsiaTheme="minorEastAsia" w:cstheme="minorBidi"/>
+              <w:noProof/>
+              <w:sz w:val="22"/>
+            </w:rPr>
+          </w:pPr>
+          <w:hyperlink w:anchor="_Toc475952965" w:history="1">
+            <w:r>
+              <w:rPr>
+                <w:rStyle w:val="Hyperlink"/>
+                <w:noProof/>
+              </w:rPr>
+              <w:t>3.2</w:t>
+            </w:r>
+            <w:r>
+              <w:rPr>
+                <w:rFonts w:eastAsiaTheme="minorEastAsia" w:cstheme="minorBidi"/>
+                <w:noProof/>
+                <w:sz w:val="22"/>
+              </w:rPr>
+              <w:tab/>
+            </w:r>
+            <w:r>
+              <w:rPr>
+                <w:rStyle w:val="Hyperlink"/>
+                <w:noProof/>
+              </w:rPr>
+              <w:t>Configuration</w:t>
+            </w:r>
+            <w:r>
+              <w:rPr>
+                <w:noProof/>
+                <w:webHidden/>
+              </w:rPr>
+              <w:tab/>
+            </w:r>
+            <w:r>
+              <w:rPr>
+                <w:noProof/>
+                <w:webHidden/>
+              </w:rPr>
+              <w:fldChar w:fldCharType="begin"/>
+            </w:r>
+            <w:r>
+              <w:rPr>
+                <w:noProof/>
+                <w:webHidden/>
+              </w:rPr>
+              <w:instrText xml:space="preserve"> PAGEREF _Toc475952965 \h </w:instrText>
+            </w:r>
+            <w:r>
+              <w:rPr>
+                <w:noProof/>
+                <w:webHidden/>
+              </w:rPr>
+            </w:r>
+            <w:r>
+              <w:rPr>
+                <w:noProof/>
+                <w:webHidden/>
+              </w:rPr>
+              <w:fldChar w:fldCharType="separate"/>
+            </w:r>
+            <w:r>
+              <w:rPr>
+                <w:noProof/>
+                <w:webHidden/>
+              </w:rPr>
+              <w:t>22</w:t>
+            </w:r>
+            <w:r>
+              <w:rPr>
+                <w:noProof/>
+                <w:webHidden/>
+              </w:rPr>
+              <w:fldChar w:fldCharType="end"/>
+            </w:r>
+          </w:hyperlink>
+        </w:p>
+        <w:p>
+          <w:pPr>
+            <w:pStyle w:val="Verzeichnis2"/>
+            <w:rPr>
+              <w:rFonts w:eastAsiaTheme="minorEastAsia" w:cstheme="minorBidi"/>
+              <w:noProof/>
+              <w:sz w:val="22"/>
+            </w:rPr>
+          </w:pPr>
+          <w:hyperlink w:anchor="_Toc475952966" w:history="1">
+            <w:r>
+              <w:rPr>
+                <w:rStyle w:val="Hyperlink"/>
+                <w:noProof/>
+              </w:rPr>
+              <w:t>3.3</w:t>
+            </w:r>
+            <w:r>
+              <w:rPr>
+                <w:rFonts w:eastAsiaTheme="minorEastAsia" w:cstheme="minorBidi"/>
+                <w:noProof/>
+                <w:sz w:val="22"/>
+              </w:rPr>
+              <w:tab/>
+            </w:r>
+            <w:r>
+              <w:rPr>
+                <w:rStyle w:val="Hyperlink"/>
+                <w:noProof/>
+              </w:rPr>
+              <w:t>Nagios</w:t>
+            </w:r>
+            <w:r>
+              <w:rPr>
+                <w:noProof/>
+                <w:webHidden/>
+              </w:rPr>
+              <w:tab/>
+            </w:r>
+            <w:r>
+              <w:rPr>
+                <w:noProof/>
+                <w:webHidden/>
+              </w:rPr>
+              <w:fldChar w:fldCharType="begin"/>
+            </w:r>
+            <w:r>
+              <w:rPr>
+                <w:noProof/>
+                <w:webHidden/>
+              </w:rPr>
+              <w:instrText xml:space="preserve"> PAGEREF _Toc475952966 \h </w:instrText>
+            </w:r>
+            <w:r>
+              <w:rPr>
+                <w:noProof/>
+                <w:webHidden/>
+              </w:rPr>
+            </w:r>
+            <w:r>
+              <w:rPr>
+                <w:noProof/>
+                <w:webHidden/>
+              </w:rPr>
+              <w:fldChar w:fldCharType="separate"/>
+            </w:r>
+            <w:r>
+              <w:rPr>
+                <w:noProof/>
+                <w:webHidden/>
+              </w:rPr>
+              <w:t>22</w:t>
             </w:r>
             <w:r>
               <w:rPr>
@@ -2510,14 +2674,32 @@
               <w:lang w:eastAsia="en-US"/>
             </w:rPr>
           </w:pPr>
-          <w:hyperlink w:anchor="_Toc475030057" w:history="1">
+          <w:hyperlink w:anchor="_Toc475952967" w:history="1">
             <w:r>
               <w:rPr>
                 <w:rStyle w:val="Hyperlink"/>
                 <w:noProof/>
-                <w:lang w:val="en"/>
-              </w:rPr>
-              <w:t>Abbreviations</w:t>
+              </w:rPr>
+              <w:t>4</w:t>
+            </w:r>
+            <w:r>
+              <w:rPr>
+                <w:rFonts w:eastAsiaTheme="minorEastAsia" w:cstheme="minorBidi"/>
+                <w:b w:val="0"/>
+                <w:bCs w:val="0"/>
+                <w:noProof/>
+                <w:sz w:val="22"/>
+                <w:szCs w:val="22"/>
+                <w:lang w:eastAsia="en-US"/>
+              </w:rPr>
+              <w:tab/>
+            </w:r>
+            <w:r>
+              <w:rPr>
+                <w:rStyle w:val="Hyperlink"/>
+                <w:noProof/>
+              </w:rPr>
+              <w:t>Dashboard</w:t>
             </w:r>
             <w:r>
               <w:rPr>
@@ -2538,7 +2720,7 @@
                 <w:noProof/>
                 <w:webHidden/>
               </w:rPr>
-              <w:instrText xml:space="preserve"> PAGEREF _Toc475030057 \h </w:instrText>
+              <w:instrText xml:space="preserve"> PAGEREF _Toc475952967 \h </w:instrText>
             </w:r>
             <w:r>
               <w:rPr>
@@ -2558,7 +2740,7 @@
                 <w:noProof/>
                 <w:webHidden/>
               </w:rPr>
-              <w:t>22</w:t>
+              <w:t>23</w:t>
             </w:r>
             <w:r>
               <w:rPr>
@@ -2582,13 +2764,85 @@
               <w:lang w:eastAsia="en-US"/>
             </w:rPr>
           </w:pPr>
-          <w:hyperlink w:anchor="_Toc475030058" w:history="1">
+          <w:hyperlink w:anchor="_Toc475952968" w:history="1">
             <w:r>
               <w:rPr>
                 <w:rStyle w:val="Hyperlink"/>
                 <w:noProof/>
                 <w:lang w:val="en"/>
               </w:rPr>
+              <w:t>Abbreviations</w:t>
+            </w:r>
+            <w:r>
+              <w:rPr>
+                <w:noProof/>
+                <w:webHidden/>
+              </w:rPr>
+              <w:tab/>
+            </w:r>
+            <w:r>
+              <w:rPr>
+                <w:noProof/>
+                <w:webHidden/>
+              </w:rPr>
+              <w:fldChar w:fldCharType="begin"/>
+            </w:r>
+            <w:r>
+              <w:rPr>
+                <w:noProof/>
+                <w:webHidden/>
+              </w:rPr>
+              <w:instrText xml:space="preserve"> PAGEREF _Toc475952968 \h </w:instrText>
+            </w:r>
+            <w:r>
+              <w:rPr>
+                <w:noProof/>
+                <w:webHidden/>
+              </w:rPr>
+            </w:r>
+            <w:r>
+              <w:rPr>
+                <w:noProof/>
+                <w:webHidden/>
+              </w:rPr>
+              <w:fldChar w:fldCharType="separate"/>
+            </w:r>
+            <w:r>
+              <w:rPr>
+                <w:noProof/>
+                <w:webHidden/>
+              </w:rPr>
+              <w:t>24</w:t>
+            </w:r>
+            <w:r>
+              <w:rPr>
+                <w:noProof/>
+                <w:webHidden/>
+              </w:rPr>
+              <w:fldChar w:fldCharType="end"/>
+            </w:r>
+          </w:hyperlink>
+        </w:p>
+        <w:p>
+          <w:pPr>
+            <w:pStyle w:val="Verzeichnis1"/>
+            <w:rPr>
+              <w:rFonts w:eastAsiaTheme="minorEastAsia" w:cstheme="minorBidi"/>
+              <w:b w:val="0"/>
+              <w:bCs w:val="0"/>
+              <w:noProof/>
+              <w:sz w:val="22"/>
+              <w:szCs w:val="22"/>
+              <w:lang w:eastAsia="en-US"/>
+            </w:rPr>
+          </w:pPr>
+          <w:hyperlink w:anchor="_Toc475952969" w:history="1">
+            <w:r>
+              <w:rPr>
+                <w:rStyle w:val="Hyperlink"/>
+                <w:noProof/>
+                <w:lang w:val="en"/>
+              </w:rPr>
               <w:t>Revision History</w:t>
             </w:r>
             <w:r>
@@ -2610,7 +2864,7 @@
                 <w:noProof/>
                 <w:webHidden/>
               </w:rPr>
-              <w:instrText xml:space="preserve"> PAGEREF _Toc475030058 \h </w:instrText>
+              <w:instrText xml:space="preserve"> PAGEREF _Toc475952969 \h </w:instrText>
             </w:r>
             <w:r>
               <w:rPr>
@@ -2630,7 +2884,7 @@
                 <w:noProof/>
                 <w:webHidden/>
               </w:rPr>
-              <w:t>23</w:t>
+              <w:t>25</w:t>
             </w:r>
             <w:r>
               <w:rPr>
@@ -2666,7 +2920,7 @@
       <w:pPr>
         <w:pStyle w:val="HeadingI"/>
       </w:pPr>
-      <w:bookmarkStart w:id="0" w:name="_Toc475030031"/>
+      <w:bookmarkStart w:id="0" w:name="_Toc475952939"/>
       <w:r>
         <w:lastRenderedPageBreak/>
         <w:t>About this Document</w:t>
@@ -2680,7 +2934,15 @@
         <w:jc w:val="both"/>
       </w:pPr>
       <w:r>
-        <w:t>This documents describes the IntegrationServer utility package WxPlatformMonitoring. This package provides a framework and utility services for monitoring platform and application assets hosted on IntegrationServer. The following assets are supported currently:</w:t>
+        <w:t xml:space="preserve">This </w:t>
+      </w:r>
+      <w:proofErr w:type="gramStart"/>
+      <w:r>
+        <w:t>documents</w:t>
+      </w:r>
+      <w:proofErr w:type="gramEnd"/>
+      <w:r>
+        <w:t xml:space="preserve"> describes the IntegrationServer utility package WxPlatformMonitoring. This package provides a framework and utility services for monitoring platform and application assets hosted on IntegrationServer. The following assets are supported currently:</w:t>
       </w:r>
     </w:p>
     <w:p>
@@ -2708,7 +2970,15 @@
         <w:jc w:val="both"/>
       </w:pPr>
       <w:r>
-        <w:t>Inbound Interfaces: have inbound interfaces (e.g. REST or SOAP WebServices, File Polling Ports etc.) been called within a defined time period?</w:t>
+        <w:t xml:space="preserve">Inbound Interfaces: have inbound interfaces (e.g. REST or SOAP </w:t>
+      </w:r>
+      <w:proofErr w:type="spellStart"/>
+      <w:r>
+        <w:t>WebServices</w:t>
+      </w:r>
+      <w:proofErr w:type="spellEnd"/>
+      <w:r>
+        <w:t>, File Polling Ports etc.) been called within a defined time period?</w:t>
       </w:r>
     </w:p>
     <w:p>
@@ -2865,7 +3135,15 @@
         <w:jc w:val="both"/>
       </w:pPr>
       <w:r>
-        <w:t>Get PermGen statistics</w:t>
+        <w:t xml:space="preserve">Get </w:t>
+      </w:r>
+      <w:proofErr w:type="spellStart"/>
+      <w:r>
+        <w:t>PermGen</w:t>
+      </w:r>
+      <w:proofErr w:type="spellEnd"/>
+      <w:r>
+        <w:t xml:space="preserve"> statistics</w:t>
       </w:r>
     </w:p>
     <w:p>
@@ -2935,7 +3213,15 @@
         <w:jc w:val="both"/>
       </w:pPr>
       <w:r>
-        <w:t>Ping with custom “quiesce” mode</w:t>
+        <w:t>Ping with custom “</w:t>
+      </w:r>
+      <w:proofErr w:type="spellStart"/>
+      <w:r>
+        <w:t>quiesce</w:t>
+      </w:r>
+      <w:proofErr w:type="spellEnd"/>
+      <w:r>
+        <w:t>” mode</w:t>
       </w:r>
     </w:p>
     <w:p>
@@ -2958,8 +3244,13 @@
         <w:jc w:val="both"/>
       </w:pPr>
       <w:r>
-        <w:t>The WxPlatformMonitoring IntegrationServer package exposes all public services (those listed in this document) as JMX MBean</w:t>
-      </w:r>
+        <w:t xml:space="preserve">The WxPlatformMonitoring IntegrationServer package exposes all public services (those listed in this document) as JMX </w:t>
+      </w:r>
+      <w:proofErr w:type="spellStart"/>
+      <w:r>
+        <w:t>MBean</w:t>
+      </w:r>
+      <w:proofErr w:type="spellEnd"/>
       <w:r>
         <w:t xml:space="preserve"> operations. See chapter</w:t>
       </w:r>
@@ -2994,46 +3285,51 @@
       <w:r>
         <w:t>T</w:t>
       </w:r>
-      <w:commentRangeStart w:id="1"/>
       <w:r>
         <w:t>he WxPlatformMonitoring IntegrationServer package provides a DSP which can be used to get a quick overview about the system (dashboard).</w:t>
       </w:r>
-      <w:commentRangeEnd w:id="1"/>
-      <w:r>
-        <w:rPr>
-          <w:rStyle w:val="Kommentarzeichen"/>
-        </w:rPr>
-        <w:commentReference w:id="1"/>
-      </w:r>
-      <w:r>
-        <w:t xml:space="preserve"> See chapter </w:t>
+      <w:r>
+        <w:t xml:space="preserve"> See </w:t>
+      </w:r>
+      <w:r>
+        <w:t xml:space="preserve">chapter </w:t>
       </w:r>
       <w:r>
         <w:fldChar w:fldCharType="begin"/>
       </w:r>
       <w:r>
-        <w:instrText xml:space="preserve"> REF _Ref475545336 \r \h </w:instrText>
+        <w:instrText xml:space="preserve"> REF _Ref475952970 \r \h </w:instrText>
       </w:r>
       <w:r>
         <w:fldChar w:fldCharType="separate"/>
       </w:r>
       <w:r>
-        <w:t>3</w:t>
+        <w:t>4</w:t>
       </w:r>
       <w:r>
         <w:fldChar w:fldCharType="end"/>
       </w:r>
       <w:r>
+        <w:t xml:space="preserve"> </w:t>
+      </w:r>
+      <w:r>
+        <w:fldChar w:fldCharType="begin"/>
+      </w:r>
+      <w:r>
+        <w:instrText xml:space="preserve"> REF _Ref475952971 \h </w:instrText>
+      </w:r>
+      <w:r>
+        <w:fldChar w:fldCharType="separate"/>
+      </w:r>
+      <w:r>
+        <w:t>Dashboard</w:t>
+      </w:r>
+      <w:r>
+        <w:fldChar w:fldCharType="end"/>
+      </w:r>
+      <w:r>
         <w:t>.</w:t>
       </w:r>
-      <w:bookmarkStart w:id="2" w:name="_Toc475030032"/>
-      <w:r>
-        <w:t xml:space="preserve"> </w:t>
-      </w:r>
-      <w:r>
-        <w:t>About WxPlatformMonitoring</w:t>
-      </w:r>
-      <w:bookmarkEnd w:id="2"/>
     </w:p>
     <w:p>
       <w:pPr>
@@ -3087,12 +3383,12 @@
       <w:pPr>
         <w:pStyle w:val="HeadingI"/>
       </w:pPr>
-      <w:bookmarkStart w:id="3" w:name="_Toc475030033"/>
+      <w:bookmarkStart w:id="1" w:name="_Toc475952940"/>
       <w:r>
         <w:lastRenderedPageBreak/>
         <w:t>Monitoring Services</w:t>
       </w:r>
-      <w:bookmarkEnd w:id="3"/>
+      <w:bookmarkEnd w:id="1"/>
     </w:p>
     <w:p>
       <w:pPr>
@@ -3101,7 +3397,15 @@
         <w:jc w:val="both"/>
       </w:pPr>
       <w:r>
-        <w:t>This sections provides an overview about all provided monitoring services.</w:t>
+        <w:t xml:space="preserve">This </w:t>
+      </w:r>
+      <w:proofErr w:type="gramStart"/>
+      <w:r>
+        <w:t>sections</w:t>
+      </w:r>
+      <w:proofErr w:type="gramEnd"/>
+      <w:r>
+        <w:t xml:space="preserve"> provides an overview about all provided monitoring services.</w:t>
       </w:r>
     </w:p>
     <w:p>
@@ -3128,10 +3432,32 @@
         <w:rPr>
           <w:b/>
         </w:rPr>
-        <w:t>All services have the ACL “WxPlatformMonitoring_ACL” assigned.</w:t>
-      </w:r>
-      <w:r>
-        <w:t xml:space="preserve"> By default this ACL defines local (IntegrationServer) Administrators and Anonymous users full access to the services. </w:t>
+        <w:t>All services have the ACL “</w:t>
+      </w:r>
+      <w:proofErr w:type="spellStart"/>
+      <w:r>
+        <w:rPr>
+          <w:b/>
+        </w:rPr>
+        <w:t>WxPlatformMonitoring_ACL</w:t>
+      </w:r>
+      <w:proofErr w:type="spellEnd"/>
+      <w:r>
+        <w:rPr>
+          <w:b/>
+        </w:rPr>
+        <w:t>” assigned.</w:t>
+      </w:r>
+      <w:r>
+        <w:t xml:space="preserve"> By default this ACL defines local (IntegrationServer) Administrators and Anonymous </w:t>
+      </w:r>
+      <w:proofErr w:type="gramStart"/>
+      <w:r>
+        <w:t>users</w:t>
+      </w:r>
+      <w:proofErr w:type="gramEnd"/>
+      <w:r>
+        <w:t xml:space="preserve"> full access to the services. </w:t>
       </w:r>
       <w:r>
         <w:t>This ACL is automatically created on package startup/installation. You can control who is part of the ACL by modifying the JSON config located at “</w:t>
@@ -3140,8 +3466,16 @@
         <w:rPr>
           <w:i/>
         </w:rPr>
-        <w:t>WxPlatformMonitoring/config/acl.json</w:t>
-      </w:r>
+        <w:t>WxPlatformMonitoring/config/</w:t>
+      </w:r>
+      <w:proofErr w:type="spellStart"/>
+      <w:r>
+        <w:rPr>
+          <w:i/>
+        </w:rPr>
+        <w:t>acl.json</w:t>
+      </w:r>
+      <w:proofErr w:type="spellEnd"/>
       <w:r>
         <w:t>”.</w:t>
       </w:r>
@@ -3177,7 +3511,7 @@
       <w:r>
         <w:t xml:space="preserve"> like this for example: </w:t>
       </w:r>
-      <w:hyperlink r:id="rId12" w:history="1">
+      <w:hyperlink r:id="rId11" w:history="1">
         <w:r>
           <w:rPr>
             <w:rStyle w:val="Hyperlink"/>
@@ -3225,8 +3559,13 @@
         <w:jc w:val="both"/>
       </w:pPr>
       <w:r>
-        <w:t>application/json</w:t>
-      </w:r>
+        <w:t>application/</w:t>
+      </w:r>
+      <w:proofErr w:type="spellStart"/>
+      <w:r>
+        <w:t>json</w:t>
+      </w:r>
+      <w:proofErr w:type="spellEnd"/>
     </w:p>
     <w:p>
       <w:pPr>
@@ -3270,12 +3609,14 @@
       <w:r>
         <w:t>” folder, or in a (shared) folder as defined by the IntegrationServer Extended Settings “</w:t>
       </w:r>
+      <w:proofErr w:type="spellStart"/>
       <w:r>
         <w:rPr>
           <w:b/>
         </w:rPr>
         <w:t>watt.wx.platformMonitoring.configDir</w:t>
       </w:r>
+      <w:proofErr w:type="spellEnd"/>
       <w:r>
         <w:t>”.</w:t>
       </w:r>
@@ -3326,12 +3667,14 @@
       <w:r>
         <w:t>”, using the logger “</w:t>
       </w:r>
+      <w:proofErr w:type="spellStart"/>
       <w:r>
         <w:rPr>
           <w:i/>
         </w:rPr>
         <w:t>wx.platformmonitoring</w:t>
       </w:r>
+      <w:proofErr w:type="spellEnd"/>
       <w:r>
         <w:t>”.</w:t>
       </w:r>
@@ -3340,11 +3683,11 @@
       <w:pPr>
         <w:pStyle w:val="HeadingII"/>
       </w:pPr>
-      <w:bookmarkStart w:id="4" w:name="_Toc475030034"/>
+      <w:bookmarkStart w:id="2" w:name="_Toc475952941"/>
       <w:r>
         <w:t>Scheduled Services</w:t>
       </w:r>
-      <w:bookmarkEnd w:id="4"/>
+      <w:bookmarkEnd w:id="2"/>
     </w:p>
     <w:p>
       <w:pPr>
@@ -3355,9 +3698,11 @@
       <w:r>
         <w:t>The services in the folder “</w:t>
       </w:r>
+      <w:proofErr w:type="spellStart"/>
       <w:r>
         <w:t>wx.platformMonitoring.pub.scheduler</w:t>
       </w:r>
+      <w:proofErr w:type="spellEnd"/>
       <w:r>
         <w:t>” provide information about scheduled services</w:t>
       </w:r>
@@ -3406,9 +3751,11 @@
               <w:jc w:val="both"/>
               <w:cnfStyle w:val="100000000000" w:firstRow="1" w:lastRow="0" w:firstColumn="0" w:lastColumn="0" w:oddVBand="0" w:evenVBand="0" w:oddHBand="0" w:evenHBand="0" w:firstRowFirstColumn="0" w:firstRowLastColumn="0" w:lastRowFirstColumn="0" w:lastRowLastColumn="0"/>
             </w:pPr>
+            <w:proofErr w:type="spellStart"/>
             <w:r>
               <w:t>wx.platformMonitoring.pub.scheduler:listScheduledServices</w:t>
             </w:r>
+            <w:proofErr w:type="spellEnd"/>
           </w:p>
         </w:tc>
       </w:tr>
@@ -3523,8 +3870,13 @@
               <w:cnfStyle w:val="000000000000" w:firstRow="0" w:lastRow="0" w:firstColumn="0" w:lastColumn="0" w:oddVBand="0" w:evenVBand="0" w:oddHBand="0" w:evenHBand="0" w:firstRowFirstColumn="0" w:firstRowLastColumn="0" w:lastRowFirstColumn="0" w:lastRowLastColumn="0"/>
             </w:pPr>
             <w:r>
-              <w:t>WxPlatformMonitoring\config\schedulers.json</w:t>
-            </w:r>
+              <w:t>WxPlatformMonitoring\config\</w:t>
+            </w:r>
+            <w:proofErr w:type="spellStart"/>
+            <w:r>
+              <w:t>schedulers.json</w:t>
+            </w:r>
+            <w:proofErr w:type="spellEnd"/>
           </w:p>
         </w:tc>
       </w:tr>
@@ -3578,9 +3930,11 @@
               <w:jc w:val="both"/>
               <w:cnfStyle w:val="100000000000" w:firstRow="1" w:lastRow="0" w:firstColumn="0" w:lastColumn="0" w:oddVBand="0" w:evenVBand="0" w:oddHBand="0" w:evenHBand="0" w:firstRowFirstColumn="0" w:firstRowLastColumn="0" w:lastRowFirstColumn="0" w:lastRowLastColumn="0"/>
             </w:pPr>
+            <w:proofErr w:type="spellStart"/>
             <w:r>
               <w:t>wx.platformMonitoring.pub.scheduler:isSchedulerActive</w:t>
             </w:r>
+            <w:proofErr w:type="spellEnd"/>
           </w:p>
         </w:tc>
       </w:tr>
@@ -3613,7 +3967,15 @@
               <w:cnfStyle w:val="000000000000" w:firstRow="0" w:lastRow="0" w:firstColumn="0" w:lastColumn="0" w:oddVBand="0" w:evenVBand="0" w:oddHBand="0" w:evenHBand="0" w:firstRowFirstColumn="0" w:firstRowLastColumn="0" w:lastRowFirstColumn="0" w:lastRowLastColumn="0"/>
             </w:pPr>
             <w:r>
-              <w:t>Returns the status (isActive?) for the single scheduled service provided as input.</w:t>
+              <w:t>Returns the status (</w:t>
+            </w:r>
+            <w:proofErr w:type="spellStart"/>
+            <w:r>
+              <w:t>isActive</w:t>
+            </w:r>
+            <w:proofErr w:type="spellEnd"/>
+            <w:r>
+              <w:t>?) for the single scheduled service provided as input.</w:t>
             </w:r>
           </w:p>
         </w:tc>
@@ -3649,9 +4011,11 @@
               <w:jc w:val="both"/>
               <w:cnfStyle w:val="000000010000" w:firstRow="0" w:lastRow="0" w:firstColumn="0" w:lastColumn="0" w:oddVBand="0" w:evenVBand="0" w:oddHBand="0" w:evenHBand="1" w:firstRowFirstColumn="0" w:firstRowLastColumn="0" w:lastRowFirstColumn="0" w:lastRowLastColumn="0"/>
             </w:pPr>
+            <w:proofErr w:type="spellStart"/>
             <w:r>
               <w:t>scheduledServiceName</w:t>
             </w:r>
+            <w:proofErr w:type="spellEnd"/>
           </w:p>
         </w:tc>
       </w:tr>
@@ -3667,11 +4031,11 @@
       <w:pPr>
         <w:pStyle w:val="HeadingII"/>
       </w:pPr>
-      <w:bookmarkStart w:id="5" w:name="_Toc475030035"/>
+      <w:bookmarkStart w:id="3" w:name="_Toc475952942"/>
       <w:r>
         <w:t>Trigger</w:t>
       </w:r>
-      <w:bookmarkEnd w:id="5"/>
+      <w:bookmarkEnd w:id="3"/>
     </w:p>
     <w:p>
       <w:pPr>
@@ -3680,9 +4044,11 @@
       <w:r>
         <w:t>The services in the folder “</w:t>
       </w:r>
+      <w:proofErr w:type="spellStart"/>
       <w:r>
         <w:t>wx.platformMonitoring.pub.trigger</w:t>
       </w:r>
+      <w:proofErr w:type="spellEnd"/>
       <w:r>
         <w:t>” provide information about JMS and (native) Messaging Triggers.</w:t>
       </w:r>
@@ -3728,9 +4094,11 @@
               <w:jc w:val="both"/>
               <w:cnfStyle w:val="100000000000" w:firstRow="1" w:lastRow="0" w:firstColumn="0" w:lastColumn="0" w:oddVBand="0" w:evenVBand="0" w:oddHBand="0" w:evenHBand="0" w:firstRowFirstColumn="0" w:firstRowLastColumn="0" w:lastRowFirstColumn="0" w:lastRowLastColumn="0"/>
             </w:pPr>
+            <w:proofErr w:type="spellStart"/>
             <w:r>
               <w:t>wx.platformMonitoring.pub.trigger:getJmsTriggerStatus</w:t>
             </w:r>
+            <w:proofErr w:type="spellEnd"/>
           </w:p>
         </w:tc>
       </w:tr>
@@ -3799,9 +4167,11 @@
               <w:jc w:val="both"/>
               <w:cnfStyle w:val="000000010000" w:firstRow="0" w:lastRow="0" w:firstColumn="0" w:lastColumn="0" w:oddVBand="0" w:evenVBand="0" w:oddHBand="0" w:evenHBand="1" w:firstRowFirstColumn="0" w:firstRowLastColumn="0" w:lastRowFirstColumn="0" w:lastRowLastColumn="0"/>
             </w:pPr>
+            <w:proofErr w:type="spellStart"/>
             <w:r>
               <w:t>triggerName</w:t>
             </w:r>
+            <w:proofErr w:type="spellEnd"/>
           </w:p>
         </w:tc>
       </w:tr>
@@ -3886,9 +4256,11 @@
               <w:jc w:val="both"/>
               <w:cnfStyle w:val="100000000000" w:firstRow="1" w:lastRow="0" w:firstColumn="0" w:lastColumn="0" w:oddVBand="0" w:evenVBand="0" w:oddHBand="0" w:evenHBand="0" w:firstRowFirstColumn="0" w:firstRowLastColumn="0" w:lastRowFirstColumn="0" w:lastRowLastColumn="0"/>
             </w:pPr>
+            <w:proofErr w:type="spellStart"/>
             <w:r>
               <w:t>wx.platformMonitoring.pub.trigger:getMessagingTriggerStatus</w:t>
             </w:r>
+            <w:proofErr w:type="spellEnd"/>
           </w:p>
         </w:tc>
       </w:tr>
@@ -3957,9 +4329,11 @@
               <w:jc w:val="both"/>
               <w:cnfStyle w:val="000000010000" w:firstRow="0" w:lastRow="0" w:firstColumn="0" w:lastColumn="0" w:oddVBand="0" w:evenVBand="0" w:oddHBand="0" w:evenHBand="1" w:firstRowFirstColumn="0" w:firstRowLastColumn="0" w:lastRowFirstColumn="0" w:lastRowLastColumn="0"/>
             </w:pPr>
+            <w:proofErr w:type="spellStart"/>
             <w:r>
               <w:t>triggerName</w:t>
             </w:r>
+            <w:proofErr w:type="spellEnd"/>
           </w:p>
         </w:tc>
       </w:tr>
@@ -4046,9 +4420,11 @@
               <w:jc w:val="both"/>
               <w:cnfStyle w:val="100000000000" w:firstRow="1" w:lastRow="0" w:firstColumn="0" w:lastColumn="0" w:oddVBand="0" w:evenVBand="0" w:oddHBand="0" w:evenHBand="0" w:firstRowFirstColumn="0" w:firstRowLastColumn="0" w:lastRowFirstColumn="0" w:lastRowLastColumn="0"/>
             </w:pPr>
+            <w:proofErr w:type="spellStart"/>
             <w:r>
               <w:t>wx.platformMonitoring.pub.trigger:getTriggerStatus</w:t>
             </w:r>
+            <w:proofErr w:type="spellEnd"/>
           </w:p>
         </w:tc>
       </w:tr>
@@ -4117,9 +4493,11 @@
               <w:jc w:val="both"/>
               <w:cnfStyle w:val="000000010000" w:firstRow="0" w:lastRow="0" w:firstColumn="0" w:lastColumn="0" w:oddVBand="0" w:evenVBand="0" w:oddHBand="0" w:evenHBand="1" w:firstRowFirstColumn="0" w:firstRowLastColumn="0" w:lastRowFirstColumn="0" w:lastRowLastColumn="0"/>
             </w:pPr>
+            <w:proofErr w:type="spellStart"/>
             <w:r>
               <w:t>triggerName</w:t>
             </w:r>
+            <w:proofErr w:type="spellEnd"/>
           </w:p>
         </w:tc>
       </w:tr>
@@ -4207,9 +4585,11 @@
               <w:jc w:val="both"/>
               <w:cnfStyle w:val="100000000000" w:firstRow="1" w:lastRow="0" w:firstColumn="0" w:lastColumn="0" w:oddVBand="0" w:evenVBand="0" w:oddHBand="0" w:evenHBand="0" w:firstRowFirstColumn="0" w:firstRowLastColumn="0" w:lastRowFirstColumn="0" w:lastRowLastColumn="0"/>
             </w:pPr>
+            <w:proofErr w:type="spellStart"/>
             <w:r>
               <w:t>wx.platformMonitoring.pub.trigger:listTriggers</w:t>
             </w:r>
+            <w:proofErr w:type="spellEnd"/>
           </w:p>
         </w:tc>
       </w:tr>
@@ -4316,8 +4696,13 @@
               <w:cnfStyle w:val="000000000000" w:firstRow="0" w:lastRow="0" w:firstColumn="0" w:lastColumn="0" w:oddVBand="0" w:evenVBand="0" w:oddHBand="0" w:evenHBand="0" w:firstRowFirstColumn="0" w:firstRowLastColumn="0" w:lastRowFirstColumn="0" w:lastRowLastColumn="0"/>
             </w:pPr>
             <w:r>
-              <w:t>WxPlatformMonitoring\config\triggers.json</w:t>
-            </w:r>
+              <w:t>WxPlatformMonitoring\config\</w:t>
+            </w:r>
+            <w:proofErr w:type="spellStart"/>
+            <w:r>
+              <w:t>triggers.json</w:t>
+            </w:r>
+            <w:proofErr w:type="spellEnd"/>
           </w:p>
         </w:tc>
       </w:tr>
@@ -4326,24 +4711,34 @@
       <w:pPr>
         <w:pStyle w:val="HeadingII"/>
       </w:pPr>
-      <w:bookmarkStart w:id="6" w:name="_Toc475030036"/>
+      <w:bookmarkStart w:id="4" w:name="_Toc475952943"/>
       <w:r>
         <w:t>Inbound Interfaces</w:t>
       </w:r>
-      <w:bookmarkEnd w:id="6"/>
+      <w:bookmarkEnd w:id="4"/>
     </w:p>
     <w:p>
       <w:pPr>
         <w:pStyle w:val="TextCopy"/>
       </w:pPr>
       <w:r>
-        <w:t>The service in the package “</w:t>
-      </w:r>
+        <w:t xml:space="preserve">The </w:t>
+      </w:r>
+      <w:proofErr w:type="gramStart"/>
+      <w:r>
+        <w:t>service in the package “</w:t>
+      </w:r>
+      <w:proofErr w:type="spellStart"/>
       <w:r>
         <w:t>wx.platformMonitoring.pub.interfaces</w:t>
       </w:r>
-      <w:r>
-        <w:t xml:space="preserve">” provide information about if a given interface has been invoke within a defined timeframe. </w:t>
+      <w:proofErr w:type="spellEnd"/>
+      <w:r>
+        <w:t>” provide</w:t>
+      </w:r>
+      <w:proofErr w:type="gramEnd"/>
+      <w:r>
+        <w:t xml:space="preserve"> information about if a given interface has been invoke within a defined timeframe. </w:t>
       </w:r>
     </w:p>
     <w:p>
@@ -4354,7 +4749,17 @@
         <w:t>The idea behind this is to monitoring if consumers/clients are active and have called a certain interface</w:t>
       </w:r>
       <w:r>
-        <w:t xml:space="preserve"> (e.g. a REST or SOAP Web Service, a adapter listener notification etc.)</w:t>
+        <w:t xml:space="preserve"> (e.g. a REST or SOAP Web Service, </w:t>
+      </w:r>
+      <w:proofErr w:type="spellStart"/>
+      <w:proofErr w:type="gramStart"/>
+      <w:r>
+        <w:t>a</w:t>
+      </w:r>
+      <w:proofErr w:type="spellEnd"/>
+      <w:proofErr w:type="gramEnd"/>
+      <w:r>
+        <w:t xml:space="preserve"> adapter listener notification etc.)</w:t>
       </w:r>
       <w:r>
         <w:t>. If an interface has not be called within a given time interval, this could indicate an error situation, such as a communication error (e.g. network problem), consumer error etc.</w:t>
@@ -4367,12 +4772,22 @@
       <w:r>
         <w:t>If an interface has been invoked within a defined interval is determined by checking the last update timestamp of an interface-specific file which is touched (i.e. update timestamp) each time an interface is invoked. Updating the last update timestamp for a given interface must be implemented per interface by calling the service “</w:t>
       </w:r>
+      <w:proofErr w:type="spellStart"/>
       <w:r>
         <w:rPr>
           <w:i/>
         </w:rPr>
-        <w:t>wx.platformMonitoring.pub.interfaces:updateLstUpdDate</w:t>
-      </w:r>
+        <w:t>wx.platformMonitoring.pub.interfaces</w:t>
+      </w:r>
+      <w:proofErr w:type="gramStart"/>
+      <w:r>
+        <w:rPr>
+          <w:i/>
+        </w:rPr>
+        <w:t>:updateLstUpdDate</w:t>
+      </w:r>
+      <w:proofErr w:type="spellEnd"/>
+      <w:proofErr w:type="gramEnd"/>
       <w:r>
         <w:t>” and providing the unique interface name.</w:t>
       </w:r>
@@ -4418,9 +4833,11 @@
               <w:jc w:val="both"/>
               <w:cnfStyle w:val="100000000000" w:firstRow="1" w:lastRow="0" w:firstColumn="0" w:lastColumn="0" w:oddVBand="0" w:evenVBand="0" w:oddHBand="0" w:evenHBand="0" w:firstRowFirstColumn="0" w:firstRowLastColumn="0" w:lastRowFirstColumn="0" w:lastRowLastColumn="0"/>
             </w:pPr>
+            <w:proofErr w:type="spellStart"/>
             <w:r>
               <w:t>wx.platformMonitoring.pub.interfaces:checkInterfaceStatus</w:t>
             </w:r>
+            <w:proofErr w:type="spellEnd"/>
           </w:p>
         </w:tc>
       </w:tr>
@@ -4453,7 +4870,15 @@
               <w:cnfStyle w:val="000000000000" w:firstRow="0" w:lastRow="0" w:firstColumn="0" w:lastColumn="0" w:oddVBand="0" w:evenVBand="0" w:oddHBand="0" w:evenHBand="0" w:firstRowFirstColumn="0" w:firstRowLastColumn="0" w:lastRowFirstColumn="0" w:lastRowLastColumn="0"/>
             </w:pPr>
             <w:r>
-              <w:t>Returns the status “ok” or “nok” depending on the last call timestamp for the given interface.</w:t>
+              <w:t>Returns the status “ok” or “</w:t>
+            </w:r>
+            <w:proofErr w:type="spellStart"/>
+            <w:r>
+              <w:t>nok</w:t>
+            </w:r>
+            <w:proofErr w:type="spellEnd"/>
+            <w:r>
+              <w:t>” depending on the last call timestamp for the given interface.</w:t>
             </w:r>
           </w:p>
         </w:tc>
@@ -4536,11 +4961,16 @@
               <w:t>WxPl</w:t>
             </w:r>
             <w:r>
-              <w:t>atformMonitoring\config\interfaces</w:t>
+              <w:t>atformMonitoring\config\</w:t>
+            </w:r>
+            <w:proofErr w:type="spellStart"/>
+            <w:r>
+              <w:t>interfaces</w:t>
             </w:r>
             <w:r>
               <w:t>.json</w:t>
             </w:r>
+            <w:proofErr w:type="spellEnd"/>
           </w:p>
           <w:p>
             <w:pPr>
@@ -4559,9 +4989,11 @@
             <w:r>
               <w:t>${</w:t>
             </w:r>
+            <w:proofErr w:type="spellStart"/>
             <w:r>
               <w:t>uniqice_inteface_identifier</w:t>
             </w:r>
+            <w:proofErr w:type="spellEnd"/>
             <w:r>
               <w:t>}</w:t>
             </w:r>
@@ -4586,9 +5018,11 @@
             <w:r>
               <w:t>${</w:t>
             </w:r>
+            <w:proofErr w:type="spellStart"/>
             <w:r>
               <w:t>max_seconds_between_invokes</w:t>
             </w:r>
+            <w:proofErr w:type="spellEnd"/>
             <w:r>
               <w:t>}</w:t>
             </w:r>
@@ -4647,9 +5081,11 @@
               <w:jc w:val="both"/>
               <w:cnfStyle w:val="100000000000" w:firstRow="1" w:lastRow="0" w:firstColumn="0" w:lastColumn="0" w:oddVBand="0" w:evenVBand="0" w:oddHBand="0" w:evenHBand="0" w:firstRowFirstColumn="0" w:firstRowLastColumn="0" w:lastRowFirstColumn="0" w:lastRowLastColumn="0"/>
             </w:pPr>
+            <w:proofErr w:type="spellStart"/>
             <w:r>
               <w:t>wx.platformMonitoring.pub.interfaces:updateLstUpdDate</w:t>
             </w:r>
+            <w:proofErr w:type="spellEnd"/>
           </w:p>
         </w:tc>
       </w:tr>
@@ -4770,11 +5206,11 @@
       <w:pPr>
         <w:pStyle w:val="HeadingII"/>
       </w:pPr>
-      <w:bookmarkStart w:id="7" w:name="_Toc475030037"/>
+      <w:bookmarkStart w:id="5" w:name="_Toc475952944"/>
       <w:r>
         <w:t>Adapter</w:t>
       </w:r>
-      <w:bookmarkEnd w:id="7"/>
+      <w:bookmarkEnd w:id="5"/>
     </w:p>
     <w:p>
       <w:pPr>
@@ -4783,9 +5219,11 @@
       <w:r>
         <w:t>The services in the folder “</w:t>
       </w:r>
+      <w:proofErr w:type="spellStart"/>
       <w:r>
         <w:t>wx.platformMonitoring.pub.adapter</w:t>
       </w:r>
+      <w:proofErr w:type="spellEnd"/>
       <w:r>
         <w:t>” provide information about adapter services, notifications and listeners.</w:t>
       </w:r>
@@ -4804,11 +5242,16 @@
         <w:t>WxPl</w:t>
       </w:r>
       <w:r>
-        <w:t>atformMonitoring\config\adapters</w:t>
+        <w:t>atformMonitoring\config\</w:t>
+      </w:r>
+      <w:proofErr w:type="spellStart"/>
+      <w:r>
+        <w:t>adapters</w:t>
       </w:r>
       <w:r>
         <w:t>.json</w:t>
       </w:r>
+      <w:proofErr w:type="spellEnd"/>
       <w:r>
         <w:t>”. The config for adapter</w:t>
       </w:r>
@@ -4854,7 +5297,25 @@
           <w:i/>
           <w:lang w:val="fr-FR"/>
         </w:rPr>
-        <w:t>"adapters": {</w:t>
+        <w:t>"</w:t>
+      </w:r>
+      <w:proofErr w:type="spellStart"/>
+      <w:proofErr w:type="gramStart"/>
+      <w:r>
+        <w:rPr>
+          <w:i/>
+          <w:lang w:val="fr-FR"/>
+        </w:rPr>
+        <w:t>adapters</w:t>
+      </w:r>
+      <w:proofErr w:type="spellEnd"/>
+      <w:proofErr w:type="gramEnd"/>
+      <w:r>
+        <w:rPr>
+          <w:i/>
+          <w:lang w:val="fr-FR"/>
+        </w:rPr>
+        <w:t>": {</w:t>
       </w:r>
     </w:p>
     <w:p>
@@ -4879,7 +5340,25 @@
           <w:lang w:val="fr-FR"/>
         </w:rPr>
         <w:tab/>
-        <w:t>"jdbc": {</w:t>
+        <w:t>"</w:t>
+      </w:r>
+      <w:proofErr w:type="spellStart"/>
+      <w:proofErr w:type="gramStart"/>
+      <w:r>
+        <w:rPr>
+          <w:i/>
+          <w:lang w:val="fr-FR"/>
+        </w:rPr>
+        <w:t>jdbc</w:t>
+      </w:r>
+      <w:proofErr w:type="spellEnd"/>
+      <w:proofErr w:type="gramEnd"/>
+      <w:r>
+        <w:rPr>
+          <w:i/>
+          <w:lang w:val="fr-FR"/>
+        </w:rPr>
+        <w:t>": {</w:t>
       </w:r>
     </w:p>
     <w:p>
@@ -4911,7 +5390,23 @@
           <w:lang w:val="fr-FR"/>
         </w:rPr>
         <w:tab/>
-        <w:t>"connections": ["c1", “c2”, …]</w:t>
+        <w:t>"</w:t>
+      </w:r>
+      <w:proofErr w:type="gramStart"/>
+      <w:r>
+        <w:rPr>
+          <w:i/>
+          <w:lang w:val="fr-FR"/>
+        </w:rPr>
+        <w:t>connections</w:t>
+      </w:r>
+      <w:proofErr w:type="gramEnd"/>
+      <w:r>
+        <w:rPr>
+          <w:i/>
+          <w:lang w:val="fr-FR"/>
+        </w:rPr>
+        <w:t>": ["c1", “c2”, …]</w:t>
       </w:r>
       <w:r>
         <w:rPr>
@@ -4957,6 +5452,7 @@
         </w:rPr>
         <w:t>"</w:t>
       </w:r>
+      <w:proofErr w:type="gramStart"/>
       <w:r>
         <w:rPr>
           <w:i/>
@@ -4964,6 +5460,7 @@
         </w:rPr>
         <w:t>package</w:t>
       </w:r>
+      <w:proofErr w:type="gramEnd"/>
       <w:r>
         <w:rPr>
           <w:i/>
@@ -5046,7 +5543,21 @@
           <w:i/>
         </w:rPr>
         <w:tab/>
-        <w:t>"sap": {</w:t>
+        <w:t>"</w:t>
+      </w:r>
+      <w:proofErr w:type="gramStart"/>
+      <w:r>
+        <w:rPr>
+          <w:i/>
+        </w:rPr>
+        <w:t>sap</w:t>
+      </w:r>
+      <w:proofErr w:type="gramEnd"/>
+      <w:r>
+        <w:rPr>
+          <w:i/>
+        </w:rPr>
+        <w:t>": {</w:t>
       </w:r>
     </w:p>
     <w:p>
@@ -5074,7 +5585,21 @@
           <w:i/>
         </w:rPr>
         <w:tab/>
-        <w:t>"connections": ["c1”, “c2”, …],</w:t>
+        <w:t>"</w:t>
+      </w:r>
+      <w:proofErr w:type="gramStart"/>
+      <w:r>
+        <w:rPr>
+          <w:i/>
+        </w:rPr>
+        <w:t>connections</w:t>
+      </w:r>
+      <w:proofErr w:type="gramEnd"/>
+      <w:r>
+        <w:rPr>
+          <w:i/>
+        </w:rPr>
+        <w:t>": ["c1”, “c2”, …],</w:t>
       </w:r>
     </w:p>
     <w:p>
@@ -5102,7 +5627,21 @@
           <w:i/>
         </w:rPr>
         <w:tab/>
-        <w:t>"listeners": ["l1”, “l2”, ….],</w:t>
+        <w:t>"</w:t>
+      </w:r>
+      <w:proofErr w:type="gramStart"/>
+      <w:r>
+        <w:rPr>
+          <w:i/>
+        </w:rPr>
+        <w:t>listeners</w:t>
+      </w:r>
+      <w:proofErr w:type="gramEnd"/>
+      <w:r>
+        <w:rPr>
+          <w:i/>
+        </w:rPr>
+        <w:t>": ["l1”, “l2”, ….],</w:t>
       </w:r>
     </w:p>
     <w:p>
@@ -5130,7 +5669,21 @@
           <w:i/>
         </w:rPr>
         <w:tab/>
-        <w:t>"notifications": ["n1”, “n2", …]</w:t>
+        <w:t>"</w:t>
+      </w:r>
+      <w:proofErr w:type="gramStart"/>
+      <w:r>
+        <w:rPr>
+          <w:i/>
+        </w:rPr>
+        <w:t>notifications</w:t>
+      </w:r>
+      <w:proofErr w:type="gramEnd"/>
+      <w:r>
+        <w:rPr>
+          <w:i/>
+        </w:rPr>
+        <w:t>": ["n1”, “n2", …]</w:t>
       </w:r>
       <w:r>
         <w:rPr>
@@ -5202,11 +5755,11 @@
       <w:pPr>
         <w:pStyle w:val="HeadingIII"/>
       </w:pPr>
-      <w:bookmarkStart w:id="8" w:name="_Toc475030038"/>
+      <w:bookmarkStart w:id="6" w:name="_Toc475952945"/>
       <w:r>
         <w:t>SAP</w:t>
       </w:r>
-      <w:bookmarkEnd w:id="8"/>
+      <w:bookmarkEnd w:id="6"/>
     </w:p>
     <w:p>
       <w:pPr>
@@ -5215,14 +5768,24 @@
       <w:r>
         <w:t>The services in the folder “</w:t>
       </w:r>
+      <w:proofErr w:type="spellStart"/>
       <w:r>
         <w:t>wx.platformMonitoring.pub.adapter.sap</w:t>
       </w:r>
-      <w:r>
-        <w:t>” provide WmSA</w:t>
-      </w:r>
-      <w:r>
-        <w:t>P specific monitoring services.</w:t>
+      <w:proofErr w:type="spellEnd"/>
+      <w:r>
+        <w:t xml:space="preserve">” provide </w:t>
+      </w:r>
+      <w:proofErr w:type="spellStart"/>
+      <w:r>
+        <w:t>WmSA</w:t>
+      </w:r>
+      <w:r>
+        <w:t>P</w:t>
+      </w:r>
+      <w:proofErr w:type="spellEnd"/>
+      <w:r>
+        <w:t xml:space="preserve"> specific monitoring services.</w:t>
       </w:r>
     </w:p>
     <w:tbl>
@@ -5266,9 +5829,11 @@
               <w:jc w:val="both"/>
               <w:cnfStyle w:val="100000000000" w:firstRow="1" w:lastRow="0" w:firstColumn="0" w:lastColumn="0" w:oddVBand="0" w:evenVBand="0" w:oddHBand="0" w:evenHBand="0" w:firstRowFirstColumn="0" w:firstRowLastColumn="0" w:lastRowFirstColumn="0" w:lastRowLastColumn="0"/>
             </w:pPr>
+            <w:proofErr w:type="spellStart"/>
             <w:r>
               <w:t>wx.platformMonitoring.pub.adapter.sap:listSapConnections</w:t>
             </w:r>
+            <w:proofErr w:type="spellEnd"/>
           </w:p>
         </w:tc>
       </w:tr>
@@ -5376,11 +5941,16 @@
               <w:t>WxPl</w:t>
             </w:r>
             <w:r>
-              <w:t>atformMonitoring\config\adapters</w:t>
+              <w:t>atformMonitoring\config\</w:t>
+            </w:r>
+            <w:proofErr w:type="spellStart"/>
+            <w:r>
+              <w:t>adapters</w:t>
             </w:r>
             <w:r>
               <w:t>.json</w:t>
             </w:r>
+            <w:proofErr w:type="spellEnd"/>
           </w:p>
         </w:tc>
       </w:tr>
@@ -5433,9 +6003,11 @@
               <w:jc w:val="both"/>
               <w:cnfStyle w:val="100000000000" w:firstRow="1" w:lastRow="0" w:firstColumn="0" w:lastColumn="0" w:oddVBand="0" w:evenVBand="0" w:oddHBand="0" w:evenHBand="0" w:firstRowFirstColumn="0" w:firstRowLastColumn="0" w:lastRowFirstColumn="0" w:lastRowLastColumn="0"/>
             </w:pPr>
+            <w:proofErr w:type="spellStart"/>
             <w:r>
               <w:t>wx.platformMonitoring.pub.adapter.sap:listSapConnections</w:t>
             </w:r>
+            <w:proofErr w:type="spellEnd"/>
           </w:p>
         </w:tc>
       </w:tr>
@@ -5542,11 +6114,16 @@
               <w:t>WxPl</w:t>
             </w:r>
             <w:r>
-              <w:t>atformMonitoring\config\adapters</w:t>
+              <w:t>atformMonitoring\config\</w:t>
+            </w:r>
+            <w:proofErr w:type="spellStart"/>
+            <w:r>
+              <w:t>adapters</w:t>
             </w:r>
             <w:r>
               <w:t>.json</w:t>
             </w:r>
+            <w:proofErr w:type="spellEnd"/>
           </w:p>
         </w:tc>
       </w:tr>
@@ -5708,11 +6285,16 @@
               <w:t>WxPl</w:t>
             </w:r>
             <w:r>
-              <w:t>atformMonitoring\config\adapters</w:t>
+              <w:t>atformMonitoring\config\</w:t>
+            </w:r>
+            <w:proofErr w:type="spellStart"/>
+            <w:r>
+              <w:t>adapters</w:t>
             </w:r>
             <w:r>
               <w:t>.json</w:t>
             </w:r>
+            <w:proofErr w:type="spellEnd"/>
           </w:p>
         </w:tc>
       </w:tr>
@@ -5721,11 +6303,11 @@
       <w:pPr>
         <w:pStyle w:val="HeadingIII"/>
       </w:pPr>
-      <w:bookmarkStart w:id="9" w:name="_Toc475030039"/>
+      <w:bookmarkStart w:id="7" w:name="_Toc475952946"/>
       <w:r>
         <w:t>JDBC</w:t>
       </w:r>
-      <w:bookmarkEnd w:id="9"/>
+      <w:bookmarkEnd w:id="7"/>
     </w:p>
     <w:p>
       <w:pPr>
@@ -5734,11 +6316,24 @@
       <w:r>
         <w:t>The services in the folder “</w:t>
       </w:r>
+      <w:proofErr w:type="spellStart"/>
       <w:r>
         <w:t>wx.platformMonitoring.pub.adapter.</w:t>
       </w:r>
       <w:r>
-        <w:t>jdbc” provide WmJDBCAdapter specific monitoring services.</w:t>
+        <w:t>jdbc</w:t>
+      </w:r>
+      <w:proofErr w:type="spellEnd"/>
+      <w:r>
+        <w:t xml:space="preserve">” provide </w:t>
+      </w:r>
+      <w:proofErr w:type="spellStart"/>
+      <w:r>
+        <w:t>WmJDBCAdapter</w:t>
+      </w:r>
+      <w:proofErr w:type="spellEnd"/>
+      <w:r>
+        <w:t xml:space="preserve"> specific monitoring services.</w:t>
       </w:r>
     </w:p>
     <w:tbl>
@@ -6017,9 +6612,11 @@
               <w:jc w:val="both"/>
               <w:cnfStyle w:val="000000010000" w:firstRow="0" w:lastRow="0" w:firstColumn="0" w:lastColumn="0" w:oddVBand="0" w:evenVBand="0" w:oddHBand="0" w:evenHBand="1" w:firstRowFirstColumn="0" w:firstRowLastColumn="0" w:lastRowFirstColumn="0" w:lastRowLastColumn="0"/>
             </w:pPr>
+            <w:proofErr w:type="spellStart"/>
             <w:r>
               <w:t>jdbcPollingNotificationName</w:t>
             </w:r>
+            <w:proofErr w:type="spellEnd"/>
           </w:p>
         </w:tc>
       </w:tr>
@@ -6107,12 +6704,14 @@
                 <w:lang w:val="fr-FR"/>
               </w:rPr>
             </w:pPr>
+            <w:proofErr w:type="spellStart"/>
             <w:r>
               <w:rPr>
                 <w:lang w:val="fr-FR"/>
               </w:rPr>
               <w:t>wx.platformMonitoring.pub.adapter.jdbc:listAllAdapters</w:t>
             </w:r>
+            <w:proofErr w:type="spellEnd"/>
           </w:p>
         </w:tc>
       </w:tr>
@@ -6268,9 +6867,11 @@
               <w:jc w:val="both"/>
               <w:cnfStyle w:val="100000000000" w:firstRow="1" w:lastRow="0" w:firstColumn="0" w:lastColumn="0" w:oddVBand="0" w:evenVBand="0" w:oddHBand="0" w:evenHBand="0" w:firstRowFirstColumn="0" w:firstRowLastColumn="0" w:lastRowFirstColumn="0" w:lastRowLastColumn="0"/>
             </w:pPr>
+            <w:proofErr w:type="spellStart"/>
             <w:r>
               <w:t>wx.platformMonitoring.pub.adapter.jdbc:listConfiguredAdapters</w:t>
             </w:r>
+            <w:proofErr w:type="spellEnd"/>
           </w:p>
         </w:tc>
       </w:tr>
@@ -6322,30 +6923,36 @@
             <w:r>
               <w:t xml:space="preserve">: this service takes from the </w:t>
             </w:r>
+            <w:proofErr w:type="spellStart"/>
             <w:r>
               <w:rPr>
                 <w:i/>
               </w:rPr>
               <w:t>adapters.json</w:t>
             </w:r>
+            <w:proofErr w:type="spellEnd"/>
             <w:r>
               <w:t xml:space="preserve"> configuration file both the “</w:t>
             </w:r>
+            <w:proofErr w:type="spellStart"/>
             <w:r>
               <w:rPr>
                 <w:i/>
               </w:rPr>
               <w:t>adapters.jdbc.connections</w:t>
             </w:r>
+            <w:proofErr w:type="spellEnd"/>
             <w:r>
               <w:t>” into account (to check the status for this configured connection), as well as “</w:t>
             </w:r>
+            <w:proofErr w:type="spellStart"/>
             <w:r>
               <w:rPr>
                 <w:i/>
               </w:rPr>
               <w:t>adapters.jdbc.package</w:t>
             </w:r>
+            <w:proofErr w:type="spellEnd"/>
             <w:r>
               <w:t>” (to check the status for all connections in this configured package).</w:t>
             </w:r>
@@ -6421,11 +7028,16 @@
               <w:t>WxPl</w:t>
             </w:r>
             <w:r>
-              <w:t>atformMonitoring\config\adapters</w:t>
+              <w:t>atformMonitoring\config\</w:t>
+            </w:r>
+            <w:proofErr w:type="spellStart"/>
+            <w:r>
+              <w:t>adapters</w:t>
             </w:r>
             <w:r>
               <w:t>.json</w:t>
             </w:r>
+            <w:proofErr w:type="spellEnd"/>
           </w:p>
         </w:tc>
       </w:tr>
@@ -6476,9 +7088,11 @@
               <w:jc w:val="both"/>
               <w:cnfStyle w:val="100000000000" w:firstRow="1" w:lastRow="0" w:firstColumn="0" w:lastColumn="0" w:oddVBand="0" w:evenVBand="0" w:oddHBand="0" w:evenHBand="0" w:firstRowFirstColumn="0" w:firstRowLastColumn="0" w:lastRowFirstColumn="0" w:lastRowLastColumn="0"/>
             </w:pPr>
+            <w:proofErr w:type="spellStart"/>
             <w:r>
               <w:t>wx.platformMonitoring.pub.adapter.jdbc:getAdapterStatus</w:t>
             </w:r>
+            <w:proofErr w:type="spellEnd"/>
           </w:p>
         </w:tc>
       </w:tr>
@@ -6559,9 +7173,11 @@
               <w:jc w:val="both"/>
               <w:cnfStyle w:val="000000010000" w:firstRow="0" w:lastRow="0" w:firstColumn="0" w:lastColumn="0" w:oddVBand="0" w:evenVBand="0" w:oddHBand="0" w:evenHBand="1" w:firstRowFirstColumn="0" w:firstRowLastColumn="0" w:lastRowFirstColumn="0" w:lastRowLastColumn="0"/>
             </w:pPr>
+            <w:proofErr w:type="spellStart"/>
             <w:r>
               <w:t>adapterName</w:t>
             </w:r>
+            <w:proofErr w:type="spellEnd"/>
           </w:p>
         </w:tc>
       </w:tr>
@@ -6604,12 +7220,12 @@
       <w:pPr>
         <w:pStyle w:val="HeadingII"/>
       </w:pPr>
-      <w:bookmarkStart w:id="10" w:name="_Toc475030040"/>
+      <w:bookmarkStart w:id="8" w:name="_Toc475952947"/>
       <w:r>
         <w:lastRenderedPageBreak/>
         <w:t>Broker</w:t>
       </w:r>
-      <w:bookmarkEnd w:id="10"/>
+      <w:bookmarkEnd w:id="8"/>
     </w:p>
     <w:p>
       <w:pPr>
@@ -6636,7 +7252,15 @@
         <w:t>WxPl</w:t>
       </w:r>
       <w:r>
-        <w:t>atformMonitoring\config\broker.json”.</w:t>
+        <w:t>atformMonitoring\config\</w:t>
+      </w:r>
+      <w:proofErr w:type="spellStart"/>
+      <w:r>
+        <w:t>broker.json</w:t>
+      </w:r>
+      <w:proofErr w:type="spellEnd"/>
+      <w:r>
+        <w:t>”.</w:t>
       </w:r>
     </w:p>
     <w:tbl>
@@ -6680,9 +7304,11 @@
               <w:jc w:val="both"/>
               <w:cnfStyle w:val="100000000000" w:firstRow="1" w:lastRow="0" w:firstColumn="0" w:lastColumn="0" w:oddVBand="0" w:evenVBand="0" w:oddHBand="0" w:evenHBand="0" w:firstRowFirstColumn="0" w:firstRowLastColumn="0" w:lastRowFirstColumn="0" w:lastRowLastColumn="0"/>
             </w:pPr>
+            <w:proofErr w:type="spellStart"/>
             <w:r>
               <w:t>wx.platformMonitoring.pub.broker:getQueueLengthForAllClientIds</w:t>
             </w:r>
+            <w:proofErr w:type="spellEnd"/>
           </w:p>
         </w:tc>
       </w:tr>
@@ -6723,8 +7349,13 @@
             <w:r>
               <w:t xml:space="preserve"> </w:t>
             </w:r>
-            <w:r>
-              <w:t>for the given Broker connection.</w:t>
+            <w:proofErr w:type="gramStart"/>
+            <w:r>
+              <w:t>for</w:t>
+            </w:r>
+            <w:proofErr w:type="gramEnd"/>
+            <w:r>
+              <w:t xml:space="preserve"> the given Broker connection.</w:t>
             </w:r>
           </w:p>
           <w:p>
@@ -6858,9 +7489,11 @@
               <w:jc w:val="both"/>
               <w:cnfStyle w:val="100000000000" w:firstRow="1" w:lastRow="0" w:firstColumn="0" w:lastColumn="0" w:oddVBand="0" w:evenVBand="0" w:oddHBand="0" w:evenHBand="0" w:firstRowFirstColumn="0" w:firstRowLastColumn="0" w:lastRowFirstColumn="0" w:lastRowLastColumn="0"/>
             </w:pPr>
+            <w:proofErr w:type="spellStart"/>
             <w:r>
               <w:t>wx.platformMonitoring.pub.broker:getQueueLengthForClientId</w:t>
             </w:r>
+            <w:proofErr w:type="spellEnd"/>
           </w:p>
         </w:tc>
       </w:tr>
@@ -6940,9 +7573,11 @@
               <w:jc w:val="both"/>
               <w:cnfStyle w:val="000000010000" w:firstRow="0" w:lastRow="0" w:firstColumn="0" w:lastColumn="0" w:oddVBand="0" w:evenVBand="0" w:oddHBand="0" w:evenHBand="1" w:firstRowFirstColumn="0" w:firstRowLastColumn="0" w:lastRowFirstColumn="0" w:lastRowLastColumn="0"/>
             </w:pPr>
+            <w:proofErr w:type="spellStart"/>
             <w:r>
               <w:t>brokerClientId</w:t>
             </w:r>
+            <w:proofErr w:type="spellEnd"/>
           </w:p>
         </w:tc>
       </w:tr>
@@ -7027,9 +7662,11 @@
               <w:jc w:val="both"/>
               <w:cnfStyle w:val="100000000000" w:firstRow="1" w:lastRow="0" w:firstColumn="0" w:lastColumn="0" w:oddVBand="0" w:evenVBand="0" w:oddHBand="0" w:evenHBand="0" w:firstRowFirstColumn="0" w:firstRowLastColumn="0" w:lastRowFirstColumn="0" w:lastRowLastColumn="0"/>
             </w:pPr>
+            <w:proofErr w:type="spellStart"/>
             <w:r>
               <w:t>wx.platformMonitoring.pub.broker:getQueueSizeAllForClientId</w:t>
             </w:r>
+            <w:proofErr w:type="spellEnd"/>
           </w:p>
         </w:tc>
       </w:tr>
@@ -7203,9 +7840,11 @@
               <w:jc w:val="both"/>
               <w:cnfStyle w:val="100000000000" w:firstRow="1" w:lastRow="0" w:firstColumn="0" w:lastColumn="0" w:oddVBand="0" w:evenVBand="0" w:oddHBand="0" w:evenHBand="0" w:firstRowFirstColumn="0" w:firstRowLastColumn="0" w:lastRowFirstColumn="0" w:lastRowLastColumn="0"/>
             </w:pPr>
+            <w:proofErr w:type="spellStart"/>
             <w:r>
               <w:t>wx.platformMonitoring.pub.broker:monitorBrokerQueueLength</w:t>
             </w:r>
+            <w:proofErr w:type="spellEnd"/>
           </w:p>
         </w:tc>
       </w:tr>
@@ -7274,9 +7913,11 @@
               <w:jc w:val="both"/>
               <w:cnfStyle w:val="000000010000" w:firstRow="0" w:lastRow="0" w:firstColumn="0" w:lastColumn="0" w:oddVBand="0" w:evenVBand="0" w:oddHBand="0" w:evenHBand="1" w:firstRowFirstColumn="0" w:firstRowLastColumn="0" w:lastRowFirstColumn="0" w:lastRowLastColumn="0"/>
             </w:pPr>
+            <w:proofErr w:type="spellStart"/>
             <w:r>
               <w:t>clientId</w:t>
             </w:r>
+            <w:proofErr w:type="spellEnd"/>
           </w:p>
         </w:tc>
       </w:tr>
@@ -7309,8 +7950,13 @@
               <w:cnfStyle w:val="000000000000" w:firstRow="0" w:lastRow="0" w:firstColumn="0" w:lastColumn="0" w:oddVBand="0" w:evenVBand="0" w:oddHBand="0" w:evenHBand="0" w:firstRowFirstColumn="0" w:firstRowLastColumn="0" w:lastRowFirstColumn="0" w:lastRowLastColumn="0"/>
             </w:pPr>
             <w:r>
-              <w:t>WxPlatformMonitoring\config\brokerMonitoring.json</w:t>
-            </w:r>
+              <w:t>WxPlatformMonitoring\config\</w:t>
+            </w:r>
+            <w:proofErr w:type="spellStart"/>
+            <w:r>
+              <w:t>brokerMonitoring.json</w:t>
+            </w:r>
+            <w:proofErr w:type="spellEnd"/>
           </w:p>
         </w:tc>
       </w:tr>
@@ -7361,9 +8007,11 @@
               <w:jc w:val="both"/>
               <w:cnfStyle w:val="100000000000" w:firstRow="1" w:lastRow="0" w:firstColumn="0" w:lastColumn="0" w:oddVBand="0" w:evenVBand="0" w:oddHBand="0" w:evenHBand="0" w:firstRowFirstColumn="0" w:firstRowLastColumn="0" w:lastRowFirstColumn="0" w:lastRowLastColumn="0"/>
             </w:pPr>
+            <w:proofErr w:type="spellStart"/>
             <w:r>
               <w:t>wx.platformMonitoring.pub.broker:monitorBrokerQueueLengths</w:t>
             </w:r>
+            <w:proofErr w:type="spellEnd"/>
           </w:p>
         </w:tc>
       </w:tr>
@@ -7467,8 +8115,13 @@
               <w:cnfStyle w:val="000000000000" w:firstRow="0" w:lastRow="0" w:firstColumn="0" w:lastColumn="0" w:oddVBand="0" w:evenVBand="0" w:oddHBand="0" w:evenHBand="0" w:firstRowFirstColumn="0" w:firstRowLastColumn="0" w:lastRowFirstColumn="0" w:lastRowLastColumn="0"/>
             </w:pPr>
             <w:r>
-              <w:t>WxPlatformMonitoring\config\brokerMonitoring.json</w:t>
-            </w:r>
+              <w:t>WxPlatformMonitoring\config\</w:t>
+            </w:r>
+            <w:proofErr w:type="spellStart"/>
+            <w:r>
+              <w:t>brokerMonitoring.json</w:t>
+            </w:r>
+            <w:proofErr w:type="spellEnd"/>
           </w:p>
         </w:tc>
       </w:tr>
@@ -7519,9 +8172,11 @@
               <w:jc w:val="both"/>
               <w:cnfStyle w:val="100000000000" w:firstRow="1" w:lastRow="0" w:firstColumn="0" w:lastColumn="0" w:oddVBand="0" w:evenVBand="0" w:oddHBand="0" w:evenHBand="0" w:firstRowFirstColumn="0" w:firstRowLastColumn="0" w:lastRowFirstColumn="0" w:lastRowLastColumn="0"/>
             </w:pPr>
+            <w:proofErr w:type="spellStart"/>
             <w:r>
               <w:t>wx.platformMonitoring.pub.broker:monitorBrokerQueueSize</w:t>
             </w:r>
+            <w:proofErr w:type="spellEnd"/>
           </w:p>
         </w:tc>
       </w:tr>
@@ -7565,7 +8220,15 @@
               <w:cnfStyle w:val="000000000000" w:firstRow="0" w:lastRow="0" w:firstColumn="0" w:lastColumn="0" w:oddVBand="0" w:evenVBand="0" w:oddHBand="0" w:evenHBand="0" w:firstRowFirstColumn="0" w:firstRowLastColumn="0" w:lastRowFirstColumn="0" w:lastRowLastColumn="0"/>
             </w:pPr>
             <w:r>
-              <w:t>Note that the max. queue size/threshold is configured globally and not per queue.</w:t>
+              <w:t xml:space="preserve">Note that the max. </w:t>
+            </w:r>
+            <w:proofErr w:type="gramStart"/>
+            <w:r>
+              <w:t>queue</w:t>
+            </w:r>
+            <w:proofErr w:type="gramEnd"/>
+            <w:r>
+              <w:t xml:space="preserve"> size/threshold is configured globally and not per queue.</w:t>
             </w:r>
           </w:p>
         </w:tc>
@@ -7636,8 +8299,13 @@
               <w:cnfStyle w:val="000000000000" w:firstRow="0" w:lastRow="0" w:firstColumn="0" w:lastColumn="0" w:oddVBand="0" w:evenVBand="0" w:oddHBand="0" w:evenHBand="0" w:firstRowFirstColumn="0" w:firstRowLastColumn="0" w:lastRowFirstColumn="0" w:lastRowLastColumn="0"/>
             </w:pPr>
             <w:r>
-              <w:t>WxPlatformMonitoring\config\brokerMonitoring.json</w:t>
-            </w:r>
+              <w:t>WxPlatformMonitoring\config\</w:t>
+            </w:r>
+            <w:proofErr w:type="spellStart"/>
+            <w:r>
+              <w:t>brokerMonitoring.json</w:t>
+            </w:r>
+            <w:proofErr w:type="spellEnd"/>
           </w:p>
         </w:tc>
       </w:tr>
@@ -7646,9 +8314,93 @@
       <w:pPr>
         <w:pStyle w:val="HeadingII"/>
       </w:pPr>
-      <w:bookmarkStart w:id="11" w:name="_Toc475030041"/>
+      <w:bookmarkStart w:id="9" w:name="_Toc475952948"/>
       <w:r>
         <w:t>Universal Messaging</w:t>
+      </w:r>
+      <w:bookmarkEnd w:id="9"/>
+    </w:p>
+    <w:p>
+      <w:pPr>
+        <w:pStyle w:val="TextCopy"/>
+      </w:pPr>
+      <w:r>
+        <w:t>The services in the folder “</w:t>
+      </w:r>
+      <w:r>
+        <w:t>wx.platformMonitoring.pub.um</w:t>
+      </w:r>
+      <w:r>
+        <w:t>” provides monitoring services for Universal Messaging queues and channels (topics)</w:t>
+      </w:r>
+      <w:r>
+        <w:t>, both for “native” messaging and for JMS messaging</w:t>
+      </w:r>
+      <w:r>
+        <w:t>.</w:t>
+      </w:r>
+    </w:p>
+    <w:p>
+      <w:pPr>
+        <w:pStyle w:val="HeadingIII"/>
+      </w:pPr>
+      <w:bookmarkStart w:id="10" w:name="_Toc475952949"/>
+      <w:r>
+        <w:lastRenderedPageBreak/>
+        <w:t>Overview Connecting to UM</w:t>
+      </w:r>
+      <w:bookmarkEnd w:id="10"/>
+    </w:p>
+    <w:p>
+      <w:pPr>
+        <w:pStyle w:val="TextCopy"/>
+      </w:pPr>
+      <w:r>
+        <w:t>Please note the following about the connection to Universal Messaging. In order to monitor queues and channels on UM, a connection must be established. This package uses Connection Aliases in order to contain the necessary realm-name (RNAME) information.</w:t>
+      </w:r>
+    </w:p>
+    <w:p>
+      <w:pPr>
+        <w:pStyle w:val="TextCopy"/>
+      </w:pPr>
+      <w:r>
+        <w:t xml:space="preserve">NOTE: Currently only direct, non-secured connections to UM </w:t>
+      </w:r>
+      <w:proofErr w:type="gramStart"/>
+      <w:r>
+        <w:t>are</w:t>
+      </w:r>
+      <w:proofErr w:type="gramEnd"/>
+      <w:r>
+        <w:t xml:space="preserve"> supported!</w:t>
+      </w:r>
+    </w:p>
+    <w:p>
+      <w:pPr>
+        <w:pStyle w:val="TextCopy"/>
+      </w:pPr>
+      <w:r>
+        <w:t xml:space="preserve">There are basically two types of objects which can be monitored and respectively configured, i.e. Triggers and basic Queues and Channels. </w:t>
+      </w:r>
+      <w:r>
+        <w:t>For both a threshold can be configured. This threshold (</w:t>
+      </w:r>
+      <w:proofErr w:type="spellStart"/>
+      <w:r>
+        <w:t>maxElementsQueued</w:t>
+      </w:r>
+      <w:proofErr w:type="spellEnd"/>
+      <w:r>
+        <w:t>) defines how many elements a queue can contain without a monitoring service returning a negative status on invocation.</w:t>
+      </w:r>
+    </w:p>
+    <w:p>
+      <w:pPr>
+        <w:pStyle w:val="HeadingIV"/>
+      </w:pPr>
+      <w:bookmarkStart w:id="11" w:name="_Toc475952950"/>
+      <w:r>
+        <w:t>Triggers</w:t>
       </w:r>
       <w:bookmarkEnd w:id="11"/>
     </w:p>
@@ -7657,29 +8409,22 @@
         <w:pStyle w:val="TextCopy"/>
       </w:pPr>
       <w:r>
-        <w:t>The services in the folder “</w:t>
-      </w:r>
-      <w:r>
-        <w:t>wx.platformMonitoring.pub.um</w:t>
-      </w:r>
-      <w:r>
-        <w:t>” provides monitoring services for Universal Messaging queues and channels (topics)</w:t>
-      </w:r>
-      <w:r>
-        <w:t>, both for “native” messaging and for JMS messaging</w:t>
-      </w:r>
-      <w:r>
-        <w:t>.</w:t>
+        <w:t>When monitoring triggers, the Connection Alias is extracted from the monitored trigger, and then the connection information (i.e. the realm-name) is extracted from the Connection Alias. For Messaging Connection Aliases the realm-name is directly extracted, for JMS Connection Aliases the respective JNDI Alias is extracted and a UM specific Connection factory is created using the “</w:t>
+      </w:r>
+      <w:r>
+        <w:t>Connection Factory Lookup Name</w:t>
+      </w:r>
+      <w:r>
+        <w:t>” as configured in the JMS Connection Alias.</w:t>
       </w:r>
     </w:p>
     <w:p>
       <w:pPr>
-        <w:pStyle w:val="HeadingIII"/>
-      </w:pPr>
-      <w:bookmarkStart w:id="12" w:name="_Toc475030042"/>
-      <w:r>
-        <w:lastRenderedPageBreak/>
-        <w:t>Overview Connecting to UM</w:t>
+        <w:pStyle w:val="HeadingIV"/>
+      </w:pPr>
+      <w:bookmarkStart w:id="12" w:name="_Toc475952951"/>
+      <w:r>
+        <w:t>Queues and Channels</w:t>
       </w:r>
       <w:bookmarkEnd w:id="12"/>
     </w:p>
@@ -7688,65 +8433,48 @@
         <w:pStyle w:val="TextCopy"/>
       </w:pPr>
       <w:r>
-        <w:t>Please note the following about the connection to Universal Messaging. In order to monitor queues and channels on UM, a connection must be established. This package uses Connection Aliases in order to contain the necessary realm-name (RNAME) information.</w:t>
+        <w:t xml:space="preserve">When directly accessing Queues and Channels, the connection information can be extracted from a Connection Alias, too. </w:t>
+      </w:r>
+      <w:proofErr w:type="gramStart"/>
+      <w:r>
+        <w:t>But the information which Connection Alias to use, has to be explicitly configured.</w:t>
+      </w:r>
+      <w:proofErr w:type="gramEnd"/>
+      <w:r>
+        <w:t xml:space="preserve"> This is done in the </w:t>
+      </w:r>
+      <w:r>
+        <w:t>“</w:t>
+      </w:r>
+      <w:proofErr w:type="spellStart"/>
+      <w:r>
+        <w:t>um.json</w:t>
+      </w:r>
+      <w:proofErr w:type="spellEnd"/>
+      <w:r>
+        <w:t>”</w:t>
+      </w:r>
+      <w:r>
+        <w:t xml:space="preserve"> config file in the section “um/direct/config”, and then a JMS Connection Alias and a Messaging Connection Alias can be defined.</w:t>
       </w:r>
     </w:p>
     <w:p>
       <w:pPr>
-        <w:pStyle w:val="TextCopy"/>
-      </w:pPr>
-      <w:r>
-        <w:t>NOTE: Currently only direct, non-secured connections to UM are supported!</w:t>
-      </w:r>
-    </w:p>
-    <w:p>
-      <w:pPr>
-        <w:pStyle w:val="TextCopy"/>
-      </w:pPr>
-      <w:r>
-        <w:t xml:space="preserve">There are basically two types of objects which can be monitored and respectively configured, i.e. Triggers and basic Queues and Channels. </w:t>
-      </w:r>
-      <w:r>
-        <w:t>For both a threshold can be configured. This threshold (</w:t>
-      </w:r>
-      <w:r>
-        <w:t>maxElementsQueued</w:t>
-      </w:r>
-      <w:r>
-        <w:t>) defines how many elements a queue can contain without a monitoring service returning a negative status on invocation.</w:t>
-      </w:r>
-    </w:p>
-    <w:p>
-      <w:pPr>
-        <w:pStyle w:val="HeadingIV"/>
-      </w:pPr>
-      <w:bookmarkStart w:id="13" w:name="_Toc475030043"/>
-      <w:r>
-        <w:t>Triggers</w:t>
+        <w:pStyle w:val="HeadingIII"/>
+      </w:pPr>
+      <w:bookmarkStart w:id="13" w:name="_Toc475952952"/>
+      <w:r>
+        <w:t>Services</w:t>
       </w:r>
       <w:bookmarkEnd w:id="13"/>
     </w:p>
     <w:p>
       <w:pPr>
-        <w:pStyle w:val="TextCopy"/>
-      </w:pPr>
-      <w:r>
-        <w:t>When monitoring triggers, the Connection Alias is extracted from the monitored trigger, and then the connection information (i.e. the realm-name) is extracted from the Connection Alias. For Messaging Connection Aliases the realm-name is directly extracted, for JMS Connection Aliases the respective JNDI Alias is extracted and a UM specific Connection factory is created using the “</w:t>
-      </w:r>
-      <w:r>
-        <w:t>Connection Factory Lookup Name</w:t>
-      </w:r>
-      <w:r>
-        <w:t>” as configured in the JMS Connection Alias.</w:t>
-      </w:r>
-    </w:p>
-    <w:p>
-      <w:pPr>
         <w:pStyle w:val="HeadingIV"/>
       </w:pPr>
-      <w:bookmarkStart w:id="14" w:name="_Toc475030044"/>
-      <w:r>
-        <w:t>Queues and Channels</w:t>
+      <w:bookmarkStart w:id="14" w:name="_Toc475952953"/>
+      <w:r>
+        <w:t>Messaging</w:t>
       </w:r>
       <w:bookmarkEnd w:id="14"/>
     </w:p>
@@ -7755,51 +8483,13 @@
         <w:pStyle w:val="TextCopy"/>
       </w:pPr>
       <w:r>
-        <w:t xml:space="preserve">When directly accessing Queues and Channels, the connection information can be extracted from a Connection Alias, too. But the information which Connection Alias to use, has to be explicitly configured. This is done in the </w:t>
-      </w:r>
-      <w:r>
-        <w:t>“</w:t>
-      </w:r>
-      <w:r>
-        <w:t>um.json</w:t>
-      </w:r>
-      <w:r>
-        <w:t>”</w:t>
-      </w:r>
-      <w:r>
-        <w:t xml:space="preserve"> config file in the section “um/direct/config”, and then a JMS Connection Alias and a Messaging Connection Alias can be defined.</w:t>
-      </w:r>
-    </w:p>
-    <w:p>
-      <w:pPr>
-        <w:pStyle w:val="HeadingIII"/>
-      </w:pPr>
-      <w:bookmarkStart w:id="15" w:name="_Toc475030045"/>
-      <w:r>
-        <w:t>Services</w:t>
-      </w:r>
-      <w:bookmarkEnd w:id="15"/>
-    </w:p>
-    <w:p>
-      <w:pPr>
-        <w:pStyle w:val="HeadingIV"/>
-      </w:pPr>
-      <w:bookmarkStart w:id="16" w:name="_Toc475030046"/>
-      <w:r>
-        <w:t>Messaging</w:t>
-      </w:r>
-      <w:bookmarkEnd w:id="16"/>
-    </w:p>
-    <w:p>
-      <w:pPr>
-        <w:pStyle w:val="TextCopy"/>
-      </w:pPr>
-      <w:r>
         <w:t>The services in the folder “</w:t>
       </w:r>
+      <w:proofErr w:type="spellStart"/>
       <w:r>
         <w:t>wx.platformMonitoring.pub.um.messaging</w:t>
       </w:r>
+      <w:proofErr w:type="spellEnd"/>
       <w:r>
         <w:t>” provide information about queues on Universal Messaging.</w:t>
       </w:r>
@@ -7845,9 +8535,11 @@
               <w:jc w:val="both"/>
               <w:cnfStyle w:val="100000000000" w:firstRow="1" w:lastRow="0" w:firstColumn="0" w:lastColumn="0" w:oddVBand="0" w:evenVBand="0" w:oddHBand="0" w:evenHBand="0" w:firstRowFirstColumn="0" w:firstRowLastColumn="0" w:lastRowFirstColumn="0" w:lastRowLastColumn="0"/>
             </w:pPr>
+            <w:proofErr w:type="spellStart"/>
             <w:r>
               <w:t>wx.platformMonitoring.pub.um.messaging:getQueueLength</w:t>
             </w:r>
+            <w:proofErr w:type="spellEnd"/>
           </w:p>
         </w:tc>
       </w:tr>
@@ -7917,9 +8609,11 @@
               <w:jc w:val="both"/>
               <w:cnfStyle w:val="000000010000" w:firstRow="0" w:lastRow="0" w:firstColumn="0" w:lastColumn="0" w:oddVBand="0" w:evenVBand="0" w:oddHBand="0" w:evenHBand="1" w:firstRowFirstColumn="0" w:firstRowLastColumn="0" w:lastRowFirstColumn="0" w:lastRowLastColumn="0"/>
             </w:pPr>
+            <w:proofErr w:type="spellStart"/>
             <w:r>
               <w:t>queueName</w:t>
             </w:r>
+            <w:proofErr w:type="spellEnd"/>
           </w:p>
         </w:tc>
       </w:tr>
@@ -7954,12 +8648,14 @@
             <w:r>
               <w:t>WxPlatformMonitoring\config\</w:t>
             </w:r>
+            <w:proofErr w:type="spellStart"/>
             <w:r>
               <w:t>um</w:t>
             </w:r>
             <w:r>
               <w:t>.json</w:t>
             </w:r>
+            <w:proofErr w:type="spellEnd"/>
           </w:p>
           <w:p>
             <w:pPr>
@@ -7968,18 +8664,27 @@
               <w:jc w:val="both"/>
               <w:cnfStyle w:val="000000000000" w:firstRow="0" w:lastRow="0" w:firstColumn="0" w:lastColumn="0" w:oddVBand="0" w:evenVBand="0" w:oddHBand="0" w:evenHBand="0" w:firstRowFirstColumn="0" w:firstRowLastColumn="0" w:lastRowFirstColumn="0" w:lastRowLastColumn="0"/>
             </w:pPr>
-            <w:r>
-              <w:t>Provde either a JMS (“um/direct/config/</w:t>
-            </w:r>
+            <w:proofErr w:type="spellStart"/>
+            <w:r>
+              <w:t>Provde</w:t>
+            </w:r>
+            <w:proofErr w:type="spellEnd"/>
+            <w:r>
+              <w:t xml:space="preserve"> either a JMS (“um/direct/config/</w:t>
+            </w:r>
+            <w:proofErr w:type="spellStart"/>
             <w:r>
               <w:t>jmsConnectionAlias</w:t>
             </w:r>
+            <w:proofErr w:type="spellEnd"/>
             <w:r>
               <w:t>”) or a Messaging Connection Alias (“um/direct/config/</w:t>
             </w:r>
+            <w:proofErr w:type="spellStart"/>
             <w:r>
               <w:t>messagingConnectionAlias</w:t>
             </w:r>
+            <w:proofErr w:type="spellEnd"/>
             <w:r>
               <w:t>”).</w:t>
             </w:r>
@@ -8110,9 +8815,11 @@
               <w:jc w:val="both"/>
               <w:cnfStyle w:val="000000010000" w:firstRow="0" w:lastRow="0" w:firstColumn="0" w:lastColumn="0" w:oddVBand="0" w:evenVBand="0" w:oddHBand="0" w:evenHBand="1" w:firstRowFirstColumn="0" w:firstRowLastColumn="0" w:lastRowFirstColumn="0" w:lastRowLastColumn="0"/>
             </w:pPr>
+            <w:proofErr w:type="spellStart"/>
             <w:r>
               <w:t>queueName</w:t>
             </w:r>
+            <w:proofErr w:type="spellEnd"/>
           </w:p>
           <w:p>
             <w:pPr>
@@ -8125,9 +8832,11 @@
               <w:jc w:val="both"/>
               <w:cnfStyle w:val="000000010000" w:firstRow="0" w:lastRow="0" w:firstColumn="0" w:lastColumn="0" w:oddVBand="0" w:evenVBand="0" w:oddHBand="0" w:evenHBand="1" w:firstRowFirstColumn="0" w:firstRowLastColumn="0" w:lastRowFirstColumn="0" w:lastRowLastColumn="0"/>
             </w:pPr>
+            <w:proofErr w:type="spellStart"/>
             <w:r>
               <w:t>messagingConnectionAlias</w:t>
             </w:r>
+            <w:proofErr w:type="spellEnd"/>
           </w:p>
         </w:tc>
       </w:tr>
@@ -8170,11 +8879,11 @@
       <w:pPr>
         <w:pStyle w:val="HeadingIV"/>
       </w:pPr>
-      <w:bookmarkStart w:id="17" w:name="_Toc475030047"/>
+      <w:bookmarkStart w:id="15" w:name="_Toc475952954"/>
       <w:r>
         <w:t>JMS</w:t>
       </w:r>
-      <w:bookmarkEnd w:id="17"/>
+      <w:bookmarkEnd w:id="15"/>
     </w:p>
     <w:p>
       <w:pPr>
@@ -8183,11 +8892,16 @@
       <w:r>
         <w:t>The services in the folder “</w:t>
       </w:r>
+      <w:proofErr w:type="spellStart"/>
       <w:r>
         <w:t>wx.platformMonitoring.pub.um.</w:t>
       </w:r>
       <w:r>
-        <w:t>jms” provide information about JMS queues on Universal Messaging.</w:t>
+        <w:t>jms</w:t>
+      </w:r>
+      <w:proofErr w:type="spellEnd"/>
+      <w:r>
+        <w:t>” provide information about JMS queues on Universal Messaging.</w:t>
       </w:r>
     </w:p>
     <w:tbl>
@@ -8306,9 +9020,11 @@
               <w:jc w:val="both"/>
               <w:cnfStyle w:val="000000010000" w:firstRow="0" w:lastRow="0" w:firstColumn="0" w:lastColumn="0" w:oddVBand="0" w:evenVBand="0" w:oddHBand="0" w:evenHBand="1" w:firstRowFirstColumn="0" w:firstRowLastColumn="0" w:lastRowFirstColumn="0" w:lastRowLastColumn="0"/>
             </w:pPr>
+            <w:proofErr w:type="spellStart"/>
             <w:r>
               <w:t>queueName</w:t>
             </w:r>
+            <w:proofErr w:type="spellEnd"/>
           </w:p>
           <w:p>
             <w:pPr>
@@ -8321,12 +9037,14 @@
               <w:jc w:val="both"/>
               <w:cnfStyle w:val="000000010000" w:firstRow="0" w:lastRow="0" w:firstColumn="0" w:lastColumn="0" w:oddVBand="0" w:evenVBand="0" w:oddHBand="0" w:evenHBand="1" w:firstRowFirstColumn="0" w:firstRowLastColumn="0" w:lastRowFirstColumn="0" w:lastRowLastColumn="0"/>
             </w:pPr>
+            <w:proofErr w:type="spellStart"/>
             <w:r>
               <w:t>jms</w:t>
             </w:r>
             <w:r>
               <w:t>ConnectionAlias</w:t>
             </w:r>
+            <w:proofErr w:type="spellEnd"/>
           </w:p>
         </w:tc>
       </w:tr>
@@ -8374,11 +9092,11 @@
       <w:pPr>
         <w:pStyle w:val="HeadingIV"/>
       </w:pPr>
-      <w:bookmarkStart w:id="18" w:name="_Toc475030048"/>
+      <w:bookmarkStart w:id="16" w:name="_Toc475952955"/>
       <w:r>
         <w:t>Monitoring</w:t>
       </w:r>
-      <w:bookmarkEnd w:id="18"/>
+      <w:bookmarkEnd w:id="16"/>
     </w:p>
     <w:p>
       <w:pPr>
@@ -8387,9 +9105,11 @@
       <w:r>
         <w:t>The services in the folder “</w:t>
       </w:r>
+      <w:proofErr w:type="spellStart"/>
       <w:r>
         <w:t>wx.platformMonitoring.pub.um.monitoring</w:t>
       </w:r>
+      <w:proofErr w:type="spellEnd"/>
       <w:r>
         <w:t>” provide services for monitoring queues and channel based on the configured message count threshold.</w:t>
       </w:r>
@@ -8522,9 +9242,11 @@
               <w:jc w:val="both"/>
               <w:cnfStyle w:val="000000010000" w:firstRow="0" w:lastRow="0" w:firstColumn="0" w:lastColumn="0" w:oddVBand="0" w:evenVBand="0" w:oddHBand="0" w:evenHBand="1" w:firstRowFirstColumn="0" w:firstRowLastColumn="0" w:lastRowFirstColumn="0" w:lastRowLastColumn="0"/>
             </w:pPr>
+            <w:proofErr w:type="spellStart"/>
             <w:r>
               <w:t>triggerName</w:t>
             </w:r>
+            <w:proofErr w:type="spellEnd"/>
           </w:p>
         </w:tc>
       </w:tr>
@@ -8559,12 +9281,14 @@
             <w:r>
               <w:t>WxPlatformMonitoring\config\</w:t>
             </w:r>
+            <w:proofErr w:type="spellStart"/>
             <w:r>
               <w:t>um</w:t>
             </w:r>
             <w:r>
               <w:t>.json</w:t>
             </w:r>
+            <w:proofErr w:type="spellEnd"/>
           </w:p>
         </w:tc>
       </w:tr>
@@ -8686,9 +9410,11 @@
               <w:jc w:val="both"/>
               <w:cnfStyle w:val="000000010000" w:firstRow="0" w:lastRow="0" w:firstColumn="0" w:lastColumn="0" w:oddVBand="0" w:evenVBand="0" w:oddHBand="0" w:evenHBand="1" w:firstRowFirstColumn="0" w:firstRowLastColumn="0" w:lastRowFirstColumn="0" w:lastRowLastColumn="0"/>
             </w:pPr>
+            <w:proofErr w:type="spellStart"/>
             <w:r>
               <w:t>triggerName</w:t>
             </w:r>
+            <w:proofErr w:type="spellEnd"/>
           </w:p>
         </w:tc>
       </w:tr>
@@ -8723,12 +9449,14 @@
             <w:r>
               <w:t>WxPlatformMonitoring\config\</w:t>
             </w:r>
+            <w:proofErr w:type="spellStart"/>
             <w:r>
               <w:t>um</w:t>
             </w:r>
             <w:r>
               <w:t>.json</w:t>
             </w:r>
+            <w:proofErr w:type="spellEnd"/>
           </w:p>
         </w:tc>
       </w:tr>
@@ -8779,9 +9507,11 @@
               <w:jc w:val="both"/>
               <w:cnfStyle w:val="100000000000" w:firstRow="1" w:lastRow="0" w:firstColumn="0" w:lastColumn="0" w:oddVBand="0" w:evenVBand="0" w:oddHBand="0" w:evenHBand="0" w:firstRowFirstColumn="0" w:firstRowLastColumn="0" w:lastRowFirstColumn="0" w:lastRowLastColumn="0"/>
             </w:pPr>
+            <w:proofErr w:type="spellStart"/>
             <w:r>
               <w:t>wx.platformMonitoring.pub.um.monitoring:monitorQueueLength</w:t>
             </w:r>
+            <w:proofErr w:type="spellEnd"/>
           </w:p>
         </w:tc>
       </w:tr>
@@ -8850,9 +9580,11 @@
               <w:jc w:val="both"/>
               <w:cnfStyle w:val="000000010000" w:firstRow="0" w:lastRow="0" w:firstColumn="0" w:lastColumn="0" w:oddVBand="0" w:evenVBand="0" w:oddHBand="0" w:evenHBand="1" w:firstRowFirstColumn="0" w:firstRowLastColumn="0" w:lastRowFirstColumn="0" w:lastRowLastColumn="0"/>
             </w:pPr>
+            <w:proofErr w:type="spellStart"/>
             <w:r>
               <w:t>queueName</w:t>
             </w:r>
+            <w:proofErr w:type="spellEnd"/>
           </w:p>
         </w:tc>
       </w:tr>
@@ -8887,39 +9619,22 @@
             <w:r>
               <w:t>WxPlatformMonitoring\config\</w:t>
             </w:r>
+            <w:proofErr w:type="spellStart"/>
             <w:r>
               <w:t>um</w:t>
             </w:r>
             <w:r>
               <w:t>.json</w:t>
             </w:r>
+            <w:proofErr w:type="spellEnd"/>
           </w:p>
         </w:tc>
       </w:tr>
     </w:tbl>
     <w:p>
       <w:pPr>
-        <w:pStyle w:val="HeadingIV"/>
-      </w:pPr>
-      <w:bookmarkStart w:id="19" w:name="_Toc475030049"/>
-      <w:r>
-        <w:t>Trigger</w:t>
-      </w:r>
-      <w:bookmarkEnd w:id="19"/>
-    </w:p>
-    <w:p>
-      <w:pPr>
         <w:pStyle w:val="TextCopy"/>
       </w:pPr>
-      <w:r>
-        <w:t>The services in the folder “</w:t>
-      </w:r>
-      <w:r>
-        <w:t>wx.platformMonitoring.pub.um.trigger</w:t>
-      </w:r>
-      <w:r>
-        <w:t>” provide information about triggers.</w:t>
-      </w:r>
     </w:p>
     <w:tbl>
       <w:tblPr>
@@ -8928,8 +9643,8 @@
         <w:tblLook w:val="04A0" w:firstRow="1" w:lastRow="0" w:firstColumn="1" w:lastColumn="0" w:noHBand="0" w:noVBand="1"/>
       </w:tblPr>
       <w:tblGrid>
-        <w:gridCol w:w="1649"/>
-        <w:gridCol w:w="7430"/>
+        <w:gridCol w:w="1427"/>
+        <w:gridCol w:w="8153"/>
       </w:tblGrid>
       <w:tr>
         <w:trPr>
@@ -8953,7 +9668,7 @@
         </w:tc>
         <w:tc>
           <w:tcPr>
-            <w:tcW w:w="7430" w:type="dxa"/>
+            <w:tcW w:w="6315" w:type="dxa"/>
           </w:tcPr>
           <w:p>
             <w:pPr>
@@ -8962,9 +9677,11 @@
               <w:jc w:val="both"/>
               <w:cnfStyle w:val="100000000000" w:firstRow="1" w:lastRow="0" w:firstColumn="0" w:lastColumn="0" w:oddVBand="0" w:evenVBand="0" w:oddHBand="0" w:evenHBand="0" w:firstRowFirstColumn="0" w:firstRowLastColumn="0" w:lastRowFirstColumn="0" w:lastRowLastColumn="0"/>
             </w:pPr>
-            <w:r>
-              <w:t>wx.platformMonitoring.pub.um.trigger:getQueueLengthForJmsTrigger</w:t>
-            </w:r>
+            <w:proofErr w:type="spellStart"/>
+            <w:r>
+              <w:t>wx.platformMonitoring.pub.um.monitoring:listJmsQueues</w:t>
+            </w:r>
+            <w:proofErr w:type="spellEnd"/>
           </w:p>
         </w:tc>
       </w:tr>
@@ -8987,7 +9704,7 @@
         </w:tc>
         <w:tc>
           <w:tcPr>
-            <w:tcW w:w="7430" w:type="dxa"/>
+            <w:tcW w:w="6315" w:type="dxa"/>
           </w:tcPr>
           <w:p>
             <w:pPr>
@@ -8997,7 +9714,23 @@
               <w:cnfStyle w:val="000000000000" w:firstRow="0" w:lastRow="0" w:firstColumn="0" w:lastColumn="0" w:oddVBand="0" w:evenVBand="0" w:oddHBand="0" w:evenHBand="0" w:firstRowFirstColumn="0" w:firstRowLastColumn="0" w:lastRowFirstColumn="0" w:lastRowLastColumn="0"/>
             </w:pPr>
             <w:r>
-              <w:t>Returns the current number of unprocessed messages on the queue linked to the given JMS trigger.</w:t>
+              <w:t>Returns the status list for all configured JMS queues and topics regarding their count of unprocessed messages, as well as a count of the number of queues and topics which are out of compliance (“</w:t>
+            </w:r>
+            <w:proofErr w:type="spellStart"/>
+            <w:r>
+              <w:t>nrNOk</w:t>
+            </w:r>
+            <w:proofErr w:type="spellEnd"/>
+            <w:r>
+              <w:t>”), and which are in compliance (“</w:t>
+            </w:r>
+            <w:proofErr w:type="spellStart"/>
+            <w:r>
+              <w:t>nrOk</w:t>
+            </w:r>
+            <w:proofErr w:type="spellEnd"/>
+            <w:r>
+              <w:t>”).</w:t>
             </w:r>
           </w:p>
         </w:tc>
@@ -9024,7 +9757,7 @@
         </w:tc>
         <w:tc>
           <w:tcPr>
-            <w:tcW w:w="7430" w:type="dxa"/>
+            <w:tcW w:w="6315" w:type="dxa"/>
           </w:tcPr>
           <w:p>
             <w:pPr>
@@ -9034,7 +9767,7 @@
               <w:cnfStyle w:val="000000010000" w:firstRow="0" w:lastRow="0" w:firstColumn="0" w:lastColumn="0" w:oddVBand="0" w:evenVBand="0" w:oddHBand="0" w:evenHBand="1" w:firstRowFirstColumn="0" w:firstRowLastColumn="0" w:lastRowFirstColumn="0" w:lastRowLastColumn="0"/>
             </w:pPr>
             <w:r>
-              <w:t>triggerName</w:t>
+              <w:t>-</w:t>
             </w:r>
           </w:p>
         </w:tc>
@@ -9052,14 +9785,17 @@
               <w:jc w:val="both"/>
             </w:pPr>
             <w:r>
+              <w:t>Configuratio</w:t>
+            </w:r>
+            <w:r>
               <w:lastRenderedPageBreak/>
-              <w:t>Configuration</w:t>
-            </w:r>
-          </w:p>
-        </w:tc>
-        <w:tc>
-          <w:tcPr>
-            <w:tcW w:w="7430" w:type="dxa"/>
+              <w:t>n</w:t>
+            </w:r>
+          </w:p>
+        </w:tc>
+        <w:tc>
+          <w:tcPr>
+            <w:tcW w:w="6315" w:type="dxa"/>
           </w:tcPr>
           <w:p>
             <w:pPr>
@@ -9069,7 +9805,140 @@
               <w:cnfStyle w:val="000000000000" w:firstRow="0" w:lastRow="0" w:firstColumn="0" w:lastColumn="0" w:oddVBand="0" w:evenVBand="0" w:oddHBand="0" w:evenHBand="0" w:firstRowFirstColumn="0" w:firstRowLastColumn="0" w:lastRowFirstColumn="0" w:lastRowLastColumn="0"/>
             </w:pPr>
             <w:r>
-              <w:t>-</w:t>
+              <w:lastRenderedPageBreak/>
+              <w:t>WxPlatformMonitoring\config\</w:t>
+            </w:r>
+            <w:proofErr w:type="spellStart"/>
+            <w:r>
+              <w:t>um</w:t>
+            </w:r>
+            <w:r>
+              <w:t>.json</w:t>
+            </w:r>
+            <w:proofErr w:type="spellEnd"/>
+          </w:p>
+          <w:p>
+            <w:pPr>
+              <w:pStyle w:val="TextCopy"/>
+              <w:numPr>
+                <w:ilvl w:val="0"/>
+                <w:numId w:val="72"/>
+              </w:numPr>
+              <w:spacing w:after="120" w:line="300" w:lineRule="atLeast"/>
+              <w:jc w:val="both"/>
+              <w:cnfStyle w:val="000000000000" w:firstRow="0" w:lastRow="0" w:firstColumn="0" w:lastColumn="0" w:oddVBand="0" w:evenVBand="0" w:oddHBand="0" w:evenHBand="0" w:firstRowFirstColumn="0" w:firstRowLastColumn="0" w:lastRowFirstColumn="0" w:lastRowLastColumn="0"/>
+            </w:pPr>
+            <w:r>
+              <w:lastRenderedPageBreak/>
+              <w:t>Configure the queues and topics under “</w:t>
+            </w:r>
+            <w:proofErr w:type="spellStart"/>
+            <w:r>
+              <w:rPr>
+                <w:i/>
+              </w:rPr>
+              <w:t>um.direct.queues</w:t>
+            </w:r>
+            <w:proofErr w:type="spellEnd"/>
+            <w:r>
+              <w:t>”.</w:t>
+            </w:r>
+          </w:p>
+          <w:p>
+            <w:pPr>
+              <w:pStyle w:val="TextCopy"/>
+              <w:numPr>
+                <w:ilvl w:val="0"/>
+                <w:numId w:val="72"/>
+              </w:numPr>
+              <w:spacing w:after="120" w:line="300" w:lineRule="atLeast"/>
+              <w:jc w:val="both"/>
+              <w:cnfStyle w:val="000000000000" w:firstRow="0" w:lastRow="0" w:firstColumn="0" w:lastColumn="0" w:oddVBand="0" w:evenVBand="0" w:oddHBand="0" w:evenHBand="0" w:firstRowFirstColumn="0" w:firstRowLastColumn="0" w:lastRowFirstColumn="0" w:lastRowLastColumn="0"/>
+            </w:pPr>
+            <w:r>
+              <w:t>Configure the JMS Connection Alias to connect to Universal Messaging under “</w:t>
+            </w:r>
+            <w:proofErr w:type="spellStart"/>
+            <w:r>
+              <w:rPr>
+                <w:i/>
+              </w:rPr>
+              <w:t>um.direct.config</w:t>
+            </w:r>
+            <w:proofErr w:type="spellEnd"/>
+            <w:r>
+              <w:rPr>
+                <w:i/>
+              </w:rPr>
+              <w:t xml:space="preserve">. </w:t>
+            </w:r>
+            <w:proofErr w:type="spellStart"/>
+            <w:proofErr w:type="gramStart"/>
+            <w:r>
+              <w:rPr>
+                <w:i/>
+              </w:rPr>
+              <w:t>jmsConnectionAlias</w:t>
+            </w:r>
+            <w:proofErr w:type="spellEnd"/>
+            <w:proofErr w:type="gramEnd"/>
+            <w:r>
+              <w:t>”.</w:t>
+            </w:r>
+          </w:p>
+          <w:p>
+            <w:pPr>
+              <w:pStyle w:val="TextCopy"/>
+              <w:spacing w:after="120" w:line="300" w:lineRule="atLeast"/>
+              <w:jc w:val="both"/>
+              <w:cnfStyle w:val="000000000000" w:firstRow="0" w:lastRow="0" w:firstColumn="0" w:lastColumn="0" w:oddVBand="0" w:evenVBand="0" w:oddHBand="0" w:evenHBand="0" w:firstRowFirstColumn="0" w:firstRowLastColumn="0" w:lastRowFirstColumn="0" w:lastRowLastColumn="0"/>
+            </w:pPr>
+            <w:r>
+              <w:rPr>
+                <w:noProof/>
+              </w:rPr>
+              <w:drawing>
+                <wp:inline distT="0" distB="0" distL="0" distR="0" wp14:anchorId="0235E942" wp14:editId="3E1CDAE4">
+                  <wp:extent cx="5495193" cy="6676397"/>
+                  <wp:effectExtent l="0" t="0" r="0" b="0"/>
+                  <wp:docPr id="6" name="Grafik 6"/>
+                  <wp:cNvGraphicFramePr>
+                    <a:graphicFrameLocks xmlns:a="http://schemas.openxmlformats.org/drawingml/2006/main" noChangeAspect="1"/>
+                  </wp:cNvGraphicFramePr>
+                  <a:graphic xmlns:a="http://schemas.openxmlformats.org/drawingml/2006/main">
+                    <a:graphicData uri="http://schemas.openxmlformats.org/drawingml/2006/picture">
+                      <pic:pic xmlns:pic="http://schemas.openxmlformats.org/drawingml/2006/picture">
+                        <pic:nvPicPr>
+                          <pic:cNvPr id="0" name=""/>
+                          <pic:cNvPicPr/>
+                        </pic:nvPicPr>
+                        <pic:blipFill rotWithShape="1">
+                          <a:blip r:embed="rId12"/>
+                          <a:srcRect l="7953"/>
+                          <a:stretch/>
+                        </pic:blipFill>
+                        <pic:spPr bwMode="auto">
+                          <a:xfrm>
+                            <a:off x="0" y="0"/>
+                            <a:ext cx="5497801" cy="6679565"/>
+                          </a:xfrm>
+                          <a:prstGeom prst="rect">
+                            <a:avLst/>
+                          </a:prstGeom>
+                          <a:ln>
+                            <a:noFill/>
+                          </a:ln>
+                          <a:extLst>
+                            <a:ext uri="{53640926-AAD7-44D8-BBD7-CCE9431645EC}">
+                              <a14:shadowObscured xmlns:a14="http://schemas.microsoft.com/office/drawing/2010/main"/>
+                            </a:ext>
+                          </a:extLst>
+                        </pic:spPr>
+                      </pic:pic>
+                    </a:graphicData>
+                  </a:graphic>
+                </wp:inline>
+              </w:drawing>
             </w:r>
           </w:p>
         </w:tc>
@@ -9087,8 +9956,8 @@
         <w:tblLook w:val="04A0" w:firstRow="1" w:lastRow="0" w:firstColumn="1" w:lastColumn="0" w:noHBand="0" w:noVBand="1"/>
       </w:tblPr>
       <w:tblGrid>
-        <w:gridCol w:w="1649"/>
-        <w:gridCol w:w="7430"/>
+        <w:gridCol w:w="1341"/>
+        <w:gridCol w:w="8239"/>
       </w:tblGrid>
       <w:tr>
         <w:trPr>
@@ -9112,7 +9981,7 @@
         </w:tc>
         <w:tc>
           <w:tcPr>
-            <w:tcW w:w="7430" w:type="dxa"/>
+            <w:tcW w:w="6315" w:type="dxa"/>
           </w:tcPr>
           <w:p>
             <w:pPr>
@@ -9121,9 +9990,11 @@
               <w:jc w:val="both"/>
               <w:cnfStyle w:val="100000000000" w:firstRow="1" w:lastRow="0" w:firstColumn="0" w:lastColumn="0" w:oddVBand="0" w:evenVBand="0" w:oddHBand="0" w:evenHBand="0" w:firstRowFirstColumn="0" w:firstRowLastColumn="0" w:lastRowFirstColumn="0" w:lastRowLastColumn="0"/>
             </w:pPr>
-            <w:r>
-              <w:t>wx.platformMonitoring.pub.um.trigger:getQueueLengthForMessagingTrigger</w:t>
-            </w:r>
+            <w:proofErr w:type="spellStart"/>
+            <w:r>
+              <w:t>wx.platformMonitoring.pub.um.monitoring:listMessagingQueues</w:t>
+            </w:r>
+            <w:proofErr w:type="spellEnd"/>
           </w:p>
         </w:tc>
       </w:tr>
@@ -9146,7 +10017,7 @@
         </w:tc>
         <w:tc>
           <w:tcPr>
-            <w:tcW w:w="7430" w:type="dxa"/>
+            <w:tcW w:w="6315" w:type="dxa"/>
           </w:tcPr>
           <w:p>
             <w:pPr>
@@ -9156,7 +10027,27 @@
               <w:cnfStyle w:val="000000000000" w:firstRow="0" w:lastRow="0" w:firstColumn="0" w:lastColumn="0" w:oddVBand="0" w:evenVBand="0" w:oddHBand="0" w:evenHBand="0" w:firstRowFirstColumn="0" w:firstRowLastColumn="0" w:lastRowFirstColumn="0" w:lastRowLastColumn="0"/>
             </w:pPr>
             <w:r>
-              <w:t>Returns the current number of unprocessed messages on the queue linked to the given Messaging trigger.</w:t>
+              <w:t xml:space="preserve">Returns the status list for all configured Messaging queues and topics regarding their count of unprocessed messages, as well as a count of the number of channels which are </w:t>
+            </w:r>
+            <w:r>
+              <w:lastRenderedPageBreak/>
+              <w:t>out of compliance (“</w:t>
+            </w:r>
+            <w:proofErr w:type="spellStart"/>
+            <w:r>
+              <w:t>nrNOk</w:t>
+            </w:r>
+            <w:proofErr w:type="spellEnd"/>
+            <w:r>
+              <w:t>”), and which are in compliance (“</w:t>
+            </w:r>
+            <w:proofErr w:type="spellStart"/>
+            <w:r>
+              <w:t>nrOk</w:t>
+            </w:r>
+            <w:proofErr w:type="spellEnd"/>
+            <w:r>
+              <w:t>”).</w:t>
             </w:r>
           </w:p>
         </w:tc>
@@ -9177,13 +10068,14 @@
               <w:jc w:val="both"/>
             </w:pPr>
             <w:r>
+              <w:lastRenderedPageBreak/>
               <w:t>Service Input</w:t>
             </w:r>
           </w:p>
         </w:tc>
         <w:tc>
           <w:tcPr>
-            <w:tcW w:w="7430" w:type="dxa"/>
+            <w:tcW w:w="6315" w:type="dxa"/>
           </w:tcPr>
           <w:p>
             <w:pPr>
@@ -9193,7 +10085,7 @@
               <w:cnfStyle w:val="000000010000" w:firstRow="0" w:lastRow="0" w:firstColumn="0" w:lastColumn="0" w:oddVBand="0" w:evenVBand="0" w:oddHBand="0" w:evenHBand="1" w:firstRowFirstColumn="0" w:firstRowLastColumn="0" w:lastRowFirstColumn="0" w:lastRowLastColumn="0"/>
             </w:pPr>
             <w:r>
-              <w:t>triggerName</w:t>
+              <w:t>-</w:t>
             </w:r>
           </w:p>
         </w:tc>
@@ -9217,7 +10109,7 @@
         </w:tc>
         <w:tc>
           <w:tcPr>
-            <w:tcW w:w="7430" w:type="dxa"/>
+            <w:tcW w:w="6315" w:type="dxa"/>
           </w:tcPr>
           <w:p>
             <w:pPr>
@@ -9227,285 +10119,85 @@
               <w:cnfStyle w:val="000000000000" w:firstRow="0" w:lastRow="0" w:firstColumn="0" w:lastColumn="0" w:oddVBand="0" w:evenVBand="0" w:oddHBand="0" w:evenHBand="0" w:firstRowFirstColumn="0" w:firstRowLastColumn="0" w:lastRowFirstColumn="0" w:lastRowLastColumn="0"/>
             </w:pPr>
             <w:r>
-              <w:t>-</w:t>
-            </w:r>
-          </w:p>
-        </w:tc>
-      </w:tr>
-    </w:tbl>
-    <w:p>
-      <w:pPr>
-        <w:pStyle w:val="TextCopy"/>
-      </w:pPr>
-    </w:p>
-    <w:p>
-      <w:pPr>
-        <w:pStyle w:val="HeadingII"/>
-      </w:pPr>
-      <w:bookmarkStart w:id="20" w:name="_Toc475030050"/>
-      <w:r>
-        <w:t>Cache</w:t>
-      </w:r>
-      <w:bookmarkEnd w:id="20"/>
-    </w:p>
-    <w:p>
-      <w:pPr>
-        <w:pStyle w:val="TextCopy"/>
-      </w:pPr>
-      <w:r>
-        <w:t>The services in the folder “</w:t>
-      </w:r>
-      <w:r>
-        <w:t>wx.platformMonitoring.pub.cache</w:t>
-      </w:r>
-      <w:r>
-        <w:t>” can be used to check the status of IntegrationServer caches (both Terracotta and local/ehcache).</w:t>
-      </w:r>
-    </w:p>
-    <w:tbl>
-      <w:tblPr>
-        <w:tblStyle w:val="TABLESTYLE1"/>
-        <w:tblW w:w="0" w:type="auto"/>
-        <w:tblLook w:val="04A0" w:firstRow="1" w:lastRow="0" w:firstColumn="1" w:lastColumn="0" w:noHBand="0" w:noVBand="1"/>
-      </w:tblPr>
-      <w:tblGrid>
-        <w:gridCol w:w="1649"/>
-        <w:gridCol w:w="6315"/>
-      </w:tblGrid>
-      <w:tr>
-        <w:trPr>
-          <w:cnfStyle w:val="100000000000" w:firstRow="1" w:lastRow="0" w:firstColumn="0" w:lastColumn="0" w:oddVBand="0" w:evenVBand="0" w:oddHBand="0" w:evenHBand="0" w:firstRowFirstColumn="0" w:firstRowLastColumn="0" w:lastRowFirstColumn="0" w:lastRowLastColumn="0"/>
-        </w:trPr>
-        <w:tc>
-          <w:tcPr>
-            <w:cnfStyle w:val="001000000000" w:firstRow="0" w:lastRow="0" w:firstColumn="1" w:lastColumn="0" w:oddVBand="0" w:evenVBand="0" w:oddHBand="0" w:evenHBand="0" w:firstRowFirstColumn="0" w:firstRowLastColumn="0" w:lastRowFirstColumn="0" w:lastRowLastColumn="0"/>
-            <w:tcW w:w="1649" w:type="dxa"/>
-          </w:tcPr>
-          <w:p>
-            <w:pPr>
-              <w:pStyle w:val="TextCopy"/>
-              <w:spacing w:after="120" w:line="300" w:lineRule="atLeast"/>
-              <w:jc w:val="both"/>
-            </w:pPr>
-            <w:r>
-              <w:t>Service</w:t>
-            </w:r>
-          </w:p>
-        </w:tc>
-        <w:tc>
-          <w:tcPr>
-            <w:tcW w:w="6315" w:type="dxa"/>
-          </w:tcPr>
-          <w:p>
-            <w:pPr>
-              <w:pStyle w:val="TextCopy"/>
-              <w:spacing w:after="120" w:line="300" w:lineRule="atLeast"/>
-              <w:jc w:val="both"/>
-              <w:cnfStyle w:val="100000000000" w:firstRow="1" w:lastRow="0" w:firstColumn="0" w:lastColumn="0" w:oddVBand="0" w:evenVBand="0" w:oddHBand="0" w:evenHBand="0" w:firstRowFirstColumn="0" w:firstRowLastColumn="0" w:lastRowFirstColumn="0" w:lastRowLastColumn="0"/>
-            </w:pPr>
-            <w:r>
-              <w:t>wx.platformMonitoring.pub.cache:</w:t>
-            </w:r>
-            <w:commentRangeStart w:id="21"/>
-            <w:r>
-              <w:t>listCaches</w:t>
-            </w:r>
-            <w:commentRangeEnd w:id="21"/>
-            <w:r>
-              <w:rPr>
-                <w:rStyle w:val="Kommentarzeichen"/>
-                <w:color w:val="auto"/>
-              </w:rPr>
-              <w:commentReference w:id="21"/>
-            </w:r>
-          </w:p>
-        </w:tc>
-      </w:tr>
-      <w:tr>
-        <w:tc>
-          <w:tcPr>
-            <w:cnfStyle w:val="001000000000" w:firstRow="0" w:lastRow="0" w:firstColumn="1" w:lastColumn="0" w:oddVBand="0" w:evenVBand="0" w:oddHBand="0" w:evenHBand="0" w:firstRowFirstColumn="0" w:firstRowLastColumn="0" w:lastRowFirstColumn="0" w:lastRowLastColumn="0"/>
-            <w:tcW w:w="1649" w:type="dxa"/>
-          </w:tcPr>
-          <w:p>
-            <w:pPr>
-              <w:pStyle w:val="TextCopy"/>
-              <w:spacing w:after="120" w:line="300" w:lineRule="atLeast"/>
-              <w:jc w:val="both"/>
-            </w:pPr>
-            <w:r>
-              <w:t>Description</w:t>
-            </w:r>
-          </w:p>
-        </w:tc>
-        <w:tc>
-          <w:tcPr>
-            <w:tcW w:w="6315" w:type="dxa"/>
-          </w:tcPr>
-          <w:p>
-            <w:pPr>
-              <w:pStyle w:val="TextCopy"/>
+              <w:t>WxPlatformMonitoring\config\</w:t>
+            </w:r>
+            <w:proofErr w:type="spellStart"/>
+            <w:r>
+              <w:t>um</w:t>
+            </w:r>
+            <w:r>
+              <w:t>.json</w:t>
+            </w:r>
+            <w:proofErr w:type="spellEnd"/>
+          </w:p>
+          <w:p>
+            <w:pPr>
+              <w:pStyle w:val="TextCopy"/>
+              <w:numPr>
+                <w:ilvl w:val="0"/>
+                <w:numId w:val="72"/>
+              </w:numPr>
               <w:spacing w:after="120" w:line="300" w:lineRule="atLeast"/>
               <w:jc w:val="both"/>
               <w:cnfStyle w:val="000000000000" w:firstRow="0" w:lastRow="0" w:firstColumn="0" w:lastColumn="0" w:oddVBand="0" w:evenVBand="0" w:oddHBand="0" w:evenHBand="0" w:firstRowFirstColumn="0" w:firstRowLastColumn="0" w:lastRowFirstColumn="0" w:lastRowLastColumn="0"/>
             </w:pPr>
             <w:r>
-              <w:t>Returns the list of configured caches and their status (enabled?).</w:t>
-            </w:r>
-          </w:p>
-        </w:tc>
-      </w:tr>
-      <w:tr>
-        <w:trPr>
-          <w:cnfStyle w:val="000000010000" w:firstRow="0" w:lastRow="0" w:firstColumn="0" w:lastColumn="0" w:oddVBand="0" w:evenVBand="0" w:oddHBand="0" w:evenHBand="1" w:firstRowFirstColumn="0" w:firstRowLastColumn="0" w:lastRowFirstColumn="0" w:lastRowLastColumn="0"/>
-        </w:trPr>
-        <w:tc>
-          <w:tcPr>
-            <w:cnfStyle w:val="001000000000" w:firstRow="0" w:lastRow="0" w:firstColumn="1" w:lastColumn="0" w:oddVBand="0" w:evenVBand="0" w:oddHBand="0" w:evenHBand="0" w:firstRowFirstColumn="0" w:firstRowLastColumn="0" w:lastRowFirstColumn="0" w:lastRowLastColumn="0"/>
-            <w:tcW w:w="1649" w:type="dxa"/>
-          </w:tcPr>
-          <w:p>
-            <w:pPr>
-              <w:pStyle w:val="TextCopy"/>
-              <w:spacing w:after="120" w:line="300" w:lineRule="atLeast"/>
-              <w:jc w:val="both"/>
-            </w:pPr>
-            <w:r>
-              <w:t>Service Input</w:t>
-            </w:r>
-          </w:p>
-        </w:tc>
-        <w:tc>
-          <w:tcPr>
-            <w:tcW w:w="6315" w:type="dxa"/>
-          </w:tcPr>
-          <w:p>
-            <w:pPr>
-              <w:pStyle w:val="TextCopy"/>
-              <w:spacing w:after="120" w:line="300" w:lineRule="atLeast"/>
-              <w:jc w:val="both"/>
-              <w:cnfStyle w:val="000000010000" w:firstRow="0" w:lastRow="0" w:firstColumn="0" w:lastColumn="0" w:oddVBand="0" w:evenVBand="0" w:oddHBand="0" w:evenHBand="1" w:firstRowFirstColumn="0" w:firstRowLastColumn="0" w:lastRowFirstColumn="0" w:lastRowLastColumn="0"/>
-            </w:pPr>
-            <w:r>
-              <w:t>-</w:t>
-            </w:r>
-          </w:p>
-        </w:tc>
-      </w:tr>
-      <w:tr>
-        <w:tc>
-          <w:tcPr>
-            <w:cnfStyle w:val="001000000000" w:firstRow="0" w:lastRow="0" w:firstColumn="1" w:lastColumn="0" w:oddVBand="0" w:evenVBand="0" w:oddHBand="0" w:evenHBand="0" w:firstRowFirstColumn="0" w:firstRowLastColumn="0" w:lastRowFirstColumn="0" w:lastRowLastColumn="0"/>
-            <w:tcW w:w="1649" w:type="dxa"/>
-          </w:tcPr>
-          <w:p>
-            <w:pPr>
-              <w:pStyle w:val="TextCopy"/>
-              <w:spacing w:after="120" w:line="300" w:lineRule="atLeast"/>
-              <w:jc w:val="both"/>
-            </w:pPr>
-            <w:r>
-              <w:t>Configuration</w:t>
-            </w:r>
-          </w:p>
-        </w:tc>
-        <w:tc>
-          <w:tcPr>
-            <w:tcW w:w="6315" w:type="dxa"/>
-          </w:tcPr>
-          <w:p>
-            <w:pPr>
-              <w:pStyle w:val="TextCopy"/>
+              <w:t>Configure the queues and topics under “</w:t>
+            </w:r>
+            <w:proofErr w:type="spellStart"/>
+            <w:r>
+              <w:rPr>
+                <w:i/>
+              </w:rPr>
+              <w:t>um.direct.queues</w:t>
+            </w:r>
+            <w:proofErr w:type="spellEnd"/>
+            <w:r>
+              <w:t>”.</w:t>
+            </w:r>
+          </w:p>
+          <w:p>
+            <w:pPr>
+              <w:pStyle w:val="TextCopy"/>
+              <w:numPr>
+                <w:ilvl w:val="0"/>
+                <w:numId w:val="72"/>
+              </w:numPr>
               <w:spacing w:after="120" w:line="300" w:lineRule="atLeast"/>
               <w:jc w:val="both"/>
               <w:cnfStyle w:val="000000000000" w:firstRow="0" w:lastRow="0" w:firstColumn="0" w:lastColumn="0" w:oddVBand="0" w:evenVBand="0" w:oddHBand="0" w:evenHBand="0" w:firstRowFirstColumn="0" w:firstRowLastColumn="0" w:lastRowFirstColumn="0" w:lastRowLastColumn="0"/>
             </w:pPr>
             <w:r>
-              <w:t>WxPlatformMonitoring\config\</w:t>
-            </w:r>
-            <w:r>
-              <w:t>cache</w:t>
-            </w:r>
-            <w:r>
-              <w:t>.json</w:t>
-            </w:r>
-          </w:p>
-        </w:tc>
-      </w:tr>
-    </w:tbl>
-    <w:p>
-      <w:pPr>
-        <w:pStyle w:val="TextCopy"/>
-      </w:pPr>
-    </w:p>
-    <w:tbl>
-      <w:tblPr>
-        <w:tblStyle w:val="TABLESTYLE1"/>
-        <w:tblW w:w="0" w:type="auto"/>
-        <w:tblLook w:val="04A0" w:firstRow="1" w:lastRow="0" w:firstColumn="1" w:lastColumn="0" w:noHBand="0" w:noVBand="1"/>
-      </w:tblPr>
-      <w:tblGrid>
-        <w:gridCol w:w="1649"/>
-        <w:gridCol w:w="6315"/>
-      </w:tblGrid>
-      <w:tr>
-        <w:trPr>
-          <w:cnfStyle w:val="100000000000" w:firstRow="1" w:lastRow="0" w:firstColumn="0" w:lastColumn="0" w:oddVBand="0" w:evenVBand="0" w:oddHBand="0" w:evenHBand="0" w:firstRowFirstColumn="0" w:firstRowLastColumn="0" w:lastRowFirstColumn="0" w:lastRowLastColumn="0"/>
-        </w:trPr>
-        <w:tc>
-          <w:tcPr>
-            <w:cnfStyle w:val="001000000000" w:firstRow="0" w:lastRow="0" w:firstColumn="1" w:lastColumn="0" w:oddVBand="0" w:evenVBand="0" w:oddHBand="0" w:evenHBand="0" w:firstRowFirstColumn="0" w:firstRowLastColumn="0" w:lastRowFirstColumn="0" w:lastRowLastColumn="0"/>
-            <w:tcW w:w="1649" w:type="dxa"/>
-          </w:tcPr>
-          <w:p>
-            <w:pPr>
-              <w:pStyle w:val="TextCopy"/>
-              <w:spacing w:after="120" w:line="300" w:lineRule="atLeast"/>
-              <w:jc w:val="both"/>
-            </w:pPr>
-            <w:r>
-              <w:t>Service</w:t>
-            </w:r>
-          </w:p>
-        </w:tc>
-        <w:tc>
-          <w:tcPr>
-            <w:tcW w:w="6315" w:type="dxa"/>
-          </w:tcPr>
-          <w:p>
-            <w:pPr>
-              <w:pStyle w:val="TextCopy"/>
-              <w:spacing w:after="120" w:line="300" w:lineRule="atLeast"/>
-              <w:jc w:val="both"/>
-              <w:cnfStyle w:val="100000000000" w:firstRow="1" w:lastRow="0" w:firstColumn="0" w:lastColumn="0" w:oddVBand="0" w:evenVBand="0" w:oddHBand="0" w:evenHBand="0" w:firstRowFirstColumn="0" w:firstRowLastColumn="0" w:lastRowFirstColumn="0" w:lastRowLastColumn="0"/>
-            </w:pPr>
-            <w:r>
-              <w:t>wx.platformMonitoring.pub.cache:putTestValue</w:t>
-            </w:r>
-          </w:p>
-        </w:tc>
-      </w:tr>
-      <w:tr>
-        <w:tc>
-          <w:tcPr>
-            <w:cnfStyle w:val="001000000000" w:firstRow="0" w:lastRow="0" w:firstColumn="1" w:lastColumn="0" w:oddVBand="0" w:evenVBand="0" w:oddHBand="0" w:evenHBand="0" w:firstRowFirstColumn="0" w:firstRowLastColumn="0" w:lastRowFirstColumn="0" w:lastRowLastColumn="0"/>
-            <w:tcW w:w="1649" w:type="dxa"/>
-          </w:tcPr>
-          <w:p>
-            <w:pPr>
-              <w:pStyle w:val="TextCopy"/>
-              <w:spacing w:after="120" w:line="300" w:lineRule="atLeast"/>
-              <w:jc w:val="both"/>
-            </w:pPr>
-            <w:r>
-              <w:t>Description</w:t>
-            </w:r>
-          </w:p>
-        </w:tc>
-        <w:tc>
-          <w:tcPr>
-            <w:tcW w:w="6315" w:type="dxa"/>
-          </w:tcPr>
+              <w:t>Configure the JMS Connection Alias to connect to Universal Messaging under “</w:t>
+            </w:r>
+            <w:proofErr w:type="spellStart"/>
+            <w:r>
+              <w:rPr>
+                <w:i/>
+              </w:rPr>
+              <w:t>um.direct.config</w:t>
+            </w:r>
+            <w:proofErr w:type="spellEnd"/>
+            <w:r>
+              <w:rPr>
+                <w:i/>
+              </w:rPr>
+              <w:t xml:space="preserve">. </w:t>
+            </w:r>
+            <w:proofErr w:type="spellStart"/>
+            <w:proofErr w:type="gramStart"/>
+            <w:r>
+              <w:rPr>
+                <w:i/>
+              </w:rPr>
+              <w:t>jmsConnectionAlias</w:t>
+            </w:r>
+            <w:proofErr w:type="spellEnd"/>
+            <w:proofErr w:type="gramEnd"/>
+            <w:r>
+              <w:t>”.</w:t>
+            </w:r>
+          </w:p>
           <w:p>
             <w:pPr>
               <w:pStyle w:val="TextCopy"/>
@@ -9514,982 +10206,15 @@
               <w:cnfStyle w:val="000000000000" w:firstRow="0" w:lastRow="0" w:firstColumn="0" w:lastColumn="0" w:oddVBand="0" w:evenVBand="0" w:oddHBand="0" w:evenHBand="0" w:firstRowFirstColumn="0" w:firstRowLastColumn="0" w:lastRowFirstColumn="0" w:lastRowLastColumn="0"/>
             </w:pPr>
             <w:r>
-              <w:t>Call this service to store a test value into the configured cache.</w:t>
-            </w:r>
-          </w:p>
-        </w:tc>
-      </w:tr>
-      <w:tr>
-        <w:trPr>
-          <w:cnfStyle w:val="000000010000" w:firstRow="0" w:lastRow="0" w:firstColumn="0" w:lastColumn="0" w:oddVBand="0" w:evenVBand="0" w:oddHBand="0" w:evenHBand="1" w:firstRowFirstColumn="0" w:firstRowLastColumn="0" w:lastRowFirstColumn="0" w:lastRowLastColumn="0"/>
-        </w:trPr>
-        <w:tc>
-          <w:tcPr>
-            <w:cnfStyle w:val="001000000000" w:firstRow="0" w:lastRow="0" w:firstColumn="1" w:lastColumn="0" w:oddVBand="0" w:evenVBand="0" w:oddHBand="0" w:evenHBand="0" w:firstRowFirstColumn="0" w:firstRowLastColumn="0" w:lastRowFirstColumn="0" w:lastRowLastColumn="0"/>
-            <w:tcW w:w="1649" w:type="dxa"/>
-          </w:tcPr>
-          <w:p>
-            <w:pPr>
-              <w:pStyle w:val="TextCopy"/>
-              <w:spacing w:after="120" w:line="300" w:lineRule="atLeast"/>
-              <w:jc w:val="both"/>
-            </w:pPr>
-            <w:r>
-              <w:t>Service Input</w:t>
-            </w:r>
-          </w:p>
-        </w:tc>
-        <w:tc>
-          <w:tcPr>
-            <w:tcW w:w="6315" w:type="dxa"/>
-          </w:tcPr>
-          <w:p>
-            <w:pPr>
-              <w:pStyle w:val="TextCopy"/>
-              <w:spacing w:after="120" w:line="300" w:lineRule="atLeast"/>
-              <w:jc w:val="both"/>
-              <w:cnfStyle w:val="000000010000" w:firstRow="0" w:lastRow="0" w:firstColumn="0" w:lastColumn="0" w:oddVBand="0" w:evenVBand="0" w:oddHBand="0" w:evenHBand="1" w:firstRowFirstColumn="0" w:firstRowLastColumn="0" w:lastRowFirstColumn="0" w:lastRowLastColumn="0"/>
-            </w:pPr>
-            <w:r>
-              <w:t>testValue</w:t>
-            </w:r>
-          </w:p>
-        </w:tc>
-      </w:tr>
-      <w:tr>
-        <w:tc>
-          <w:tcPr>
-            <w:cnfStyle w:val="001000000000" w:firstRow="0" w:lastRow="0" w:firstColumn="1" w:lastColumn="0" w:oddVBand="0" w:evenVBand="0" w:oddHBand="0" w:evenHBand="0" w:firstRowFirstColumn="0" w:firstRowLastColumn="0" w:lastRowFirstColumn="0" w:lastRowLastColumn="0"/>
-            <w:tcW w:w="1649" w:type="dxa"/>
-          </w:tcPr>
-          <w:p>
-            <w:pPr>
-              <w:pStyle w:val="TextCopy"/>
-              <w:spacing w:after="120" w:line="300" w:lineRule="atLeast"/>
-              <w:jc w:val="both"/>
-            </w:pPr>
-            <w:r>
-              <w:t>Configuration</w:t>
-            </w:r>
-          </w:p>
-        </w:tc>
-        <w:tc>
-          <w:tcPr>
-            <w:tcW w:w="6315" w:type="dxa"/>
-          </w:tcPr>
-          <w:p>
-            <w:pPr>
-              <w:pStyle w:val="TextCopy"/>
-              <w:spacing w:after="120" w:line="300" w:lineRule="atLeast"/>
-              <w:jc w:val="both"/>
-              <w:cnfStyle w:val="000000000000" w:firstRow="0" w:lastRow="0" w:firstColumn="0" w:lastColumn="0" w:oddVBand="0" w:evenVBand="0" w:oddHBand="0" w:evenHBand="0" w:firstRowFirstColumn="0" w:firstRowLastColumn="0" w:lastRowFirstColumn="0" w:lastRowLastColumn="0"/>
-            </w:pPr>
-            <w:r>
-              <w:t>WxPlatformMonitoring\config\</w:t>
-            </w:r>
-            <w:r>
-              <w:t>cache</w:t>
-            </w:r>
-            <w:r>
-              <w:t>.json</w:t>
-            </w:r>
-          </w:p>
-        </w:tc>
-      </w:tr>
-    </w:tbl>
-    <w:p>
-      <w:pPr>
-        <w:pStyle w:val="TextCopy"/>
-      </w:pPr>
-    </w:p>
-    <w:tbl>
-      <w:tblPr>
-        <w:tblStyle w:val="TABLESTYLE1"/>
-        <w:tblW w:w="0" w:type="auto"/>
-        <w:tblLook w:val="04A0" w:firstRow="1" w:lastRow="0" w:firstColumn="1" w:lastColumn="0" w:noHBand="0" w:noVBand="1"/>
-      </w:tblPr>
-      <w:tblGrid>
-        <w:gridCol w:w="1649"/>
-        <w:gridCol w:w="6315"/>
-      </w:tblGrid>
-      <w:tr>
-        <w:trPr>
-          <w:cnfStyle w:val="100000000000" w:firstRow="1" w:lastRow="0" w:firstColumn="0" w:lastColumn="0" w:oddVBand="0" w:evenVBand="0" w:oddHBand="0" w:evenHBand="0" w:firstRowFirstColumn="0" w:firstRowLastColumn="0" w:lastRowFirstColumn="0" w:lastRowLastColumn="0"/>
-        </w:trPr>
-        <w:tc>
-          <w:tcPr>
-            <w:cnfStyle w:val="001000000000" w:firstRow="0" w:lastRow="0" w:firstColumn="1" w:lastColumn="0" w:oddVBand="0" w:evenVBand="0" w:oddHBand="0" w:evenHBand="0" w:firstRowFirstColumn="0" w:firstRowLastColumn="0" w:lastRowFirstColumn="0" w:lastRowLastColumn="0"/>
-            <w:tcW w:w="1649" w:type="dxa"/>
-          </w:tcPr>
-          <w:p>
-            <w:pPr>
-              <w:pStyle w:val="TextCopy"/>
-              <w:spacing w:after="120" w:line="300" w:lineRule="atLeast"/>
-              <w:jc w:val="both"/>
-            </w:pPr>
-            <w:r>
-              <w:t>Service</w:t>
-            </w:r>
-          </w:p>
-        </w:tc>
-        <w:tc>
-          <w:tcPr>
-            <w:tcW w:w="6315" w:type="dxa"/>
-          </w:tcPr>
-          <w:p>
-            <w:pPr>
-              <w:pStyle w:val="TextCopy"/>
-              <w:spacing w:after="120" w:line="300" w:lineRule="atLeast"/>
-              <w:jc w:val="both"/>
-              <w:cnfStyle w:val="100000000000" w:firstRow="1" w:lastRow="0" w:firstColumn="0" w:lastColumn="0" w:oddVBand="0" w:evenVBand="0" w:oddHBand="0" w:evenHBand="0" w:firstRowFirstColumn="0" w:firstRowLastColumn="0" w:lastRowFirstColumn="0" w:lastRowLastColumn="0"/>
-            </w:pPr>
-            <w:r>
-              <w:t>wx.</w:t>
-            </w:r>
-            <w:r>
-              <w:t>platformMonitoring.pub.cache:get</w:t>
-            </w:r>
-            <w:r>
-              <w:t>TestValue</w:t>
-            </w:r>
-          </w:p>
-        </w:tc>
-      </w:tr>
-      <w:tr>
-        <w:tc>
-          <w:tcPr>
-            <w:cnfStyle w:val="001000000000" w:firstRow="0" w:lastRow="0" w:firstColumn="1" w:lastColumn="0" w:oddVBand="0" w:evenVBand="0" w:oddHBand="0" w:evenHBand="0" w:firstRowFirstColumn="0" w:firstRowLastColumn="0" w:lastRowFirstColumn="0" w:lastRowLastColumn="0"/>
-            <w:tcW w:w="1649" w:type="dxa"/>
-          </w:tcPr>
-          <w:p>
-            <w:pPr>
-              <w:pStyle w:val="TextCopy"/>
-              <w:spacing w:after="120" w:line="300" w:lineRule="atLeast"/>
-              <w:jc w:val="both"/>
-            </w:pPr>
-            <w:r>
+              <w:rPr>
+                <w:noProof/>
+              </w:rPr>
               <w:lastRenderedPageBreak/>
-              <w:t>Description</w:t>
-            </w:r>
-          </w:p>
-        </w:tc>
-        <w:tc>
-          <w:tcPr>
-            <w:tcW w:w="6315" w:type="dxa"/>
-          </w:tcPr>
-          <w:p>
-            <w:pPr>
-              <w:pStyle w:val="TextCopy"/>
-              <w:spacing w:after="120" w:line="300" w:lineRule="atLeast"/>
-              <w:jc w:val="both"/>
-              <w:cnfStyle w:val="000000000000" w:firstRow="0" w:lastRow="0" w:firstColumn="0" w:lastColumn="0" w:oddVBand="0" w:evenVBand="0" w:oddHBand="0" w:evenHBand="0" w:firstRowFirstColumn="0" w:firstRowLastColumn="0" w:lastRowFirstColumn="0" w:lastRowLastColumn="0"/>
-            </w:pPr>
-            <w:r>
-              <w:t>Call this service to retrieve the test value put into the configured cache.</w:t>
-            </w:r>
-          </w:p>
-        </w:tc>
-      </w:tr>
-      <w:tr>
-        <w:trPr>
-          <w:cnfStyle w:val="000000010000" w:firstRow="0" w:lastRow="0" w:firstColumn="0" w:lastColumn="0" w:oddVBand="0" w:evenVBand="0" w:oddHBand="0" w:evenHBand="1" w:firstRowFirstColumn="0" w:firstRowLastColumn="0" w:lastRowFirstColumn="0" w:lastRowLastColumn="0"/>
-        </w:trPr>
-        <w:tc>
-          <w:tcPr>
-            <w:cnfStyle w:val="001000000000" w:firstRow="0" w:lastRow="0" w:firstColumn="1" w:lastColumn="0" w:oddVBand="0" w:evenVBand="0" w:oddHBand="0" w:evenHBand="0" w:firstRowFirstColumn="0" w:firstRowLastColumn="0" w:lastRowFirstColumn="0" w:lastRowLastColumn="0"/>
-            <w:tcW w:w="1649" w:type="dxa"/>
-          </w:tcPr>
-          <w:p>
-            <w:pPr>
-              <w:pStyle w:val="TextCopy"/>
-              <w:spacing w:after="120" w:line="300" w:lineRule="atLeast"/>
-              <w:jc w:val="both"/>
-            </w:pPr>
-            <w:r>
-              <w:t>Service Input</w:t>
-            </w:r>
-          </w:p>
-        </w:tc>
-        <w:tc>
-          <w:tcPr>
-            <w:tcW w:w="6315" w:type="dxa"/>
-          </w:tcPr>
-          <w:p>
-            <w:pPr>
-              <w:pStyle w:val="TextCopy"/>
-              <w:spacing w:after="120" w:line="300" w:lineRule="atLeast"/>
-              <w:jc w:val="both"/>
-              <w:cnfStyle w:val="000000010000" w:firstRow="0" w:lastRow="0" w:firstColumn="0" w:lastColumn="0" w:oddVBand="0" w:evenVBand="0" w:oddHBand="0" w:evenHBand="1" w:firstRowFirstColumn="0" w:firstRowLastColumn="0" w:lastRowFirstColumn="0" w:lastRowLastColumn="0"/>
-            </w:pPr>
-            <w:r>
-              <w:t>testValue</w:t>
-            </w:r>
-          </w:p>
-        </w:tc>
-      </w:tr>
-      <w:tr>
-        <w:tc>
-          <w:tcPr>
-            <w:cnfStyle w:val="001000000000" w:firstRow="0" w:lastRow="0" w:firstColumn="1" w:lastColumn="0" w:oddVBand="0" w:evenVBand="0" w:oddHBand="0" w:evenHBand="0" w:firstRowFirstColumn="0" w:firstRowLastColumn="0" w:lastRowFirstColumn="0" w:lastRowLastColumn="0"/>
-            <w:tcW w:w="1649" w:type="dxa"/>
-          </w:tcPr>
-          <w:p>
-            <w:pPr>
-              <w:pStyle w:val="TextCopy"/>
-              <w:spacing w:after="120" w:line="300" w:lineRule="atLeast"/>
-              <w:jc w:val="both"/>
-            </w:pPr>
-            <w:r>
-              <w:t>Configuration</w:t>
-            </w:r>
-          </w:p>
-        </w:tc>
-        <w:tc>
-          <w:tcPr>
-            <w:tcW w:w="6315" w:type="dxa"/>
-          </w:tcPr>
-          <w:p>
-            <w:pPr>
-              <w:pStyle w:val="TextCopy"/>
-              <w:spacing w:after="120" w:line="300" w:lineRule="atLeast"/>
-              <w:jc w:val="both"/>
-              <w:cnfStyle w:val="000000000000" w:firstRow="0" w:lastRow="0" w:firstColumn="0" w:lastColumn="0" w:oddVBand="0" w:evenVBand="0" w:oddHBand="0" w:evenHBand="0" w:firstRowFirstColumn="0" w:firstRowLastColumn="0" w:lastRowFirstColumn="0" w:lastRowLastColumn="0"/>
-            </w:pPr>
-            <w:r>
-              <w:t>WxPlatformMonitoring\config\</w:t>
-            </w:r>
-            <w:r>
-              <w:t>cache</w:t>
-            </w:r>
-            <w:r>
-              <w:t>.json</w:t>
-            </w:r>
-          </w:p>
-        </w:tc>
-      </w:tr>
-    </w:tbl>
-    <w:p>
-      <w:pPr>
-        <w:pStyle w:val="TextCopy"/>
-      </w:pPr>
-    </w:p>
-    <w:tbl>
-      <w:tblPr>
-        <w:tblStyle w:val="TABLESTYLE1"/>
-        <w:tblW w:w="0" w:type="auto"/>
-        <w:tblLook w:val="04A0" w:firstRow="1" w:lastRow="0" w:firstColumn="1" w:lastColumn="0" w:noHBand="0" w:noVBand="1"/>
-      </w:tblPr>
-      <w:tblGrid>
-        <w:gridCol w:w="1649"/>
-        <w:gridCol w:w="6315"/>
-      </w:tblGrid>
-      <w:tr>
-        <w:trPr>
-          <w:cnfStyle w:val="100000000000" w:firstRow="1" w:lastRow="0" w:firstColumn="0" w:lastColumn="0" w:oddVBand="0" w:evenVBand="0" w:oddHBand="0" w:evenHBand="0" w:firstRowFirstColumn="0" w:firstRowLastColumn="0" w:lastRowFirstColumn="0" w:lastRowLastColumn="0"/>
-        </w:trPr>
-        <w:tc>
-          <w:tcPr>
-            <w:cnfStyle w:val="001000000000" w:firstRow="0" w:lastRow="0" w:firstColumn="1" w:lastColumn="0" w:oddVBand="0" w:evenVBand="0" w:oddHBand="0" w:evenHBand="0" w:firstRowFirstColumn="0" w:firstRowLastColumn="0" w:lastRowFirstColumn="0" w:lastRowLastColumn="0"/>
-            <w:tcW w:w="1649" w:type="dxa"/>
-          </w:tcPr>
-          <w:p>
-            <w:pPr>
-              <w:pStyle w:val="TextCopy"/>
-              <w:spacing w:after="120" w:line="300" w:lineRule="atLeast"/>
-              <w:jc w:val="both"/>
-            </w:pPr>
-            <w:r>
-              <w:t>Service</w:t>
-            </w:r>
-          </w:p>
-        </w:tc>
-        <w:tc>
-          <w:tcPr>
-            <w:tcW w:w="6315" w:type="dxa"/>
-          </w:tcPr>
-          <w:p>
-            <w:pPr>
-              <w:pStyle w:val="TextCopy"/>
-              <w:spacing w:after="120" w:line="300" w:lineRule="atLeast"/>
-              <w:jc w:val="both"/>
-              <w:cnfStyle w:val="100000000000" w:firstRow="1" w:lastRow="0" w:firstColumn="0" w:lastColumn="0" w:oddVBand="0" w:evenVBand="0" w:oddHBand="0" w:evenHBand="0" w:firstRowFirstColumn="0" w:firstRowLastColumn="0" w:lastRowFirstColumn="0" w:lastRowLastColumn="0"/>
-            </w:pPr>
-            <w:r>
-              <w:t>wx.</w:t>
-            </w:r>
-            <w:r>
-              <w:t>platformMonitoring.pub.cache:remove</w:t>
-            </w:r>
-            <w:r>
-              <w:t>TestValue</w:t>
-            </w:r>
-          </w:p>
-        </w:tc>
-      </w:tr>
-      <w:tr>
-        <w:tc>
-          <w:tcPr>
-            <w:cnfStyle w:val="001000000000" w:firstRow="0" w:lastRow="0" w:firstColumn="1" w:lastColumn="0" w:oddVBand="0" w:evenVBand="0" w:oddHBand="0" w:evenHBand="0" w:firstRowFirstColumn="0" w:firstRowLastColumn="0" w:lastRowFirstColumn="0" w:lastRowLastColumn="0"/>
-            <w:tcW w:w="1649" w:type="dxa"/>
-          </w:tcPr>
-          <w:p>
-            <w:pPr>
-              <w:pStyle w:val="TextCopy"/>
-              <w:spacing w:after="120" w:line="300" w:lineRule="atLeast"/>
-              <w:jc w:val="both"/>
-            </w:pPr>
-            <w:r>
-              <w:t>Description</w:t>
-            </w:r>
-          </w:p>
-        </w:tc>
-        <w:tc>
-          <w:tcPr>
-            <w:tcW w:w="6315" w:type="dxa"/>
-          </w:tcPr>
-          <w:p>
-            <w:pPr>
-              <w:pStyle w:val="TextCopy"/>
-              <w:spacing w:after="120" w:line="300" w:lineRule="atLeast"/>
-              <w:jc w:val="both"/>
-              <w:cnfStyle w:val="000000000000" w:firstRow="0" w:lastRow="0" w:firstColumn="0" w:lastColumn="0" w:oddVBand="0" w:evenVBand="0" w:oddHBand="0" w:evenHBand="0" w:firstRowFirstColumn="0" w:firstRowLastColumn="0" w:lastRowFirstColumn="0" w:lastRowLastColumn="0"/>
-            </w:pPr>
-            <w:r>
-              <w:t>Call this service to remove the test value from the configured cache.</w:t>
-            </w:r>
-          </w:p>
-        </w:tc>
-      </w:tr>
-      <w:tr>
-        <w:trPr>
-          <w:cnfStyle w:val="000000010000" w:firstRow="0" w:lastRow="0" w:firstColumn="0" w:lastColumn="0" w:oddVBand="0" w:evenVBand="0" w:oddHBand="0" w:evenHBand="1" w:firstRowFirstColumn="0" w:firstRowLastColumn="0" w:lastRowFirstColumn="0" w:lastRowLastColumn="0"/>
-        </w:trPr>
-        <w:tc>
-          <w:tcPr>
-            <w:cnfStyle w:val="001000000000" w:firstRow="0" w:lastRow="0" w:firstColumn="1" w:lastColumn="0" w:oddVBand="0" w:evenVBand="0" w:oddHBand="0" w:evenHBand="0" w:firstRowFirstColumn="0" w:firstRowLastColumn="0" w:lastRowFirstColumn="0" w:lastRowLastColumn="0"/>
-            <w:tcW w:w="1649" w:type="dxa"/>
-          </w:tcPr>
-          <w:p>
-            <w:pPr>
-              <w:pStyle w:val="TextCopy"/>
-              <w:spacing w:after="120" w:line="300" w:lineRule="atLeast"/>
-              <w:jc w:val="both"/>
-            </w:pPr>
-            <w:r>
-              <w:t>Service Input</w:t>
-            </w:r>
-          </w:p>
-        </w:tc>
-        <w:tc>
-          <w:tcPr>
-            <w:tcW w:w="6315" w:type="dxa"/>
-          </w:tcPr>
-          <w:p>
-            <w:pPr>
-              <w:pStyle w:val="TextCopy"/>
-              <w:spacing w:after="120" w:line="300" w:lineRule="atLeast"/>
-              <w:jc w:val="both"/>
-              <w:cnfStyle w:val="000000010000" w:firstRow="0" w:lastRow="0" w:firstColumn="0" w:lastColumn="0" w:oddVBand="0" w:evenVBand="0" w:oddHBand="0" w:evenHBand="1" w:firstRowFirstColumn="0" w:firstRowLastColumn="0" w:lastRowFirstColumn="0" w:lastRowLastColumn="0"/>
-            </w:pPr>
-            <w:r>
-              <w:t>testValue</w:t>
-            </w:r>
-          </w:p>
-        </w:tc>
-      </w:tr>
-      <w:tr>
-        <w:tc>
-          <w:tcPr>
-            <w:cnfStyle w:val="001000000000" w:firstRow="0" w:lastRow="0" w:firstColumn="1" w:lastColumn="0" w:oddVBand="0" w:evenVBand="0" w:oddHBand="0" w:evenHBand="0" w:firstRowFirstColumn="0" w:firstRowLastColumn="0" w:lastRowFirstColumn="0" w:lastRowLastColumn="0"/>
-            <w:tcW w:w="1649" w:type="dxa"/>
-          </w:tcPr>
-          <w:p>
-            <w:pPr>
-              <w:pStyle w:val="TextCopy"/>
-              <w:spacing w:after="120" w:line="300" w:lineRule="atLeast"/>
-              <w:jc w:val="both"/>
-            </w:pPr>
-            <w:r>
-              <w:t>Configuration</w:t>
-            </w:r>
-          </w:p>
-        </w:tc>
-        <w:tc>
-          <w:tcPr>
-            <w:tcW w:w="6315" w:type="dxa"/>
-          </w:tcPr>
-          <w:p>
-            <w:pPr>
-              <w:pStyle w:val="TextCopy"/>
-              <w:spacing w:after="120" w:line="300" w:lineRule="atLeast"/>
-              <w:jc w:val="both"/>
-              <w:cnfStyle w:val="000000000000" w:firstRow="0" w:lastRow="0" w:firstColumn="0" w:lastColumn="0" w:oddVBand="0" w:evenVBand="0" w:oddHBand="0" w:evenHBand="0" w:firstRowFirstColumn="0" w:firstRowLastColumn="0" w:lastRowFirstColumn="0" w:lastRowLastColumn="0"/>
-            </w:pPr>
-            <w:r>
-              <w:t>WxPlatformMonitoring\config\</w:t>
-            </w:r>
-            <w:r>
-              <w:t>cache</w:t>
-            </w:r>
-            <w:r>
-              <w:t>.json</w:t>
-            </w:r>
-          </w:p>
-        </w:tc>
-      </w:tr>
-    </w:tbl>
-    <w:p>
-      <w:pPr>
-        <w:pStyle w:val="HeadingII"/>
-      </w:pPr>
-      <w:bookmarkStart w:id="22" w:name="_Toc475030051"/>
-      <w:r>
-        <w:t>JVM</w:t>
-      </w:r>
-      <w:bookmarkEnd w:id="22"/>
-    </w:p>
-    <w:p>
-      <w:pPr>
-        <w:pStyle w:val="TextCopy"/>
-      </w:pPr>
-      <w:r>
-        <w:t>The following services are available in the folder “</w:t>
-      </w:r>
-      <w:r>
-        <w:t>wx.platformMonitoring.pub.jvm</w:t>
-      </w:r>
-      <w:r>
-        <w:t>”.</w:t>
-      </w:r>
-    </w:p>
-    <w:p>
-      <w:pPr>
-        <w:pStyle w:val="TextCopy"/>
-      </w:pPr>
-    </w:p>
-    <w:tbl>
-      <w:tblPr>
-        <w:tblStyle w:val="TABLESTYLE1"/>
-        <w:tblW w:w="0" w:type="auto"/>
-        <w:tblLook w:val="04A0" w:firstRow="1" w:lastRow="0" w:firstColumn="1" w:lastColumn="0" w:noHBand="0" w:noVBand="1"/>
-      </w:tblPr>
-      <w:tblGrid>
-        <w:gridCol w:w="1649"/>
-        <w:gridCol w:w="6315"/>
-      </w:tblGrid>
-      <w:tr>
-        <w:trPr>
-          <w:cnfStyle w:val="100000000000" w:firstRow="1" w:lastRow="0" w:firstColumn="0" w:lastColumn="0" w:oddVBand="0" w:evenVBand="0" w:oddHBand="0" w:evenHBand="0" w:firstRowFirstColumn="0" w:firstRowLastColumn="0" w:lastRowFirstColumn="0" w:lastRowLastColumn="0"/>
-        </w:trPr>
-        <w:tc>
-          <w:tcPr>
-            <w:cnfStyle w:val="001000000000" w:firstRow="0" w:lastRow="0" w:firstColumn="1" w:lastColumn="0" w:oddVBand="0" w:evenVBand="0" w:oddHBand="0" w:evenHBand="0" w:firstRowFirstColumn="0" w:firstRowLastColumn="0" w:lastRowFirstColumn="0" w:lastRowLastColumn="0"/>
-            <w:tcW w:w="1649" w:type="dxa"/>
-          </w:tcPr>
-          <w:p>
-            <w:pPr>
-              <w:pStyle w:val="TextCopy"/>
-              <w:spacing w:after="120" w:line="300" w:lineRule="atLeast"/>
-              <w:jc w:val="both"/>
-            </w:pPr>
-            <w:r>
-              <w:t>Service</w:t>
-            </w:r>
-          </w:p>
-        </w:tc>
-        <w:tc>
-          <w:tcPr>
-            <w:tcW w:w="6315" w:type="dxa"/>
-          </w:tcPr>
-          <w:p>
-            <w:pPr>
-              <w:pStyle w:val="TextCopy"/>
-              <w:spacing w:after="120" w:line="300" w:lineRule="atLeast"/>
-              <w:jc w:val="both"/>
-              <w:cnfStyle w:val="100000000000" w:firstRow="1" w:lastRow="0" w:firstColumn="0" w:lastColumn="0" w:oddVBand="0" w:evenVBand="0" w:oddHBand="0" w:evenHBand="0" w:firstRowFirstColumn="0" w:firstRowLastColumn="0" w:lastRowFirstColumn="0" w:lastRowLastColumn="0"/>
-            </w:pPr>
-            <w:r>
-              <w:t>wx.platformMonitoring.pub.jvm:getPermGen</w:t>
-            </w:r>
-          </w:p>
-        </w:tc>
-      </w:tr>
-      <w:tr>
-        <w:tc>
-          <w:tcPr>
-            <w:cnfStyle w:val="001000000000" w:firstRow="0" w:lastRow="0" w:firstColumn="1" w:lastColumn="0" w:oddVBand="0" w:evenVBand="0" w:oddHBand="0" w:evenHBand="0" w:firstRowFirstColumn="0" w:firstRowLastColumn="0" w:lastRowFirstColumn="0" w:lastRowLastColumn="0"/>
-            <w:tcW w:w="1649" w:type="dxa"/>
-          </w:tcPr>
-          <w:p>
-            <w:pPr>
-              <w:pStyle w:val="TextCopy"/>
-              <w:spacing w:after="120" w:line="300" w:lineRule="atLeast"/>
-              <w:jc w:val="both"/>
-            </w:pPr>
-            <w:r>
-              <w:t>Description</w:t>
-            </w:r>
-          </w:p>
-        </w:tc>
-        <w:tc>
-          <w:tcPr>
-            <w:tcW w:w="6315" w:type="dxa"/>
-          </w:tcPr>
-          <w:p>
-            <w:pPr>
-              <w:pStyle w:val="TextCopy"/>
-              <w:spacing w:after="120" w:line="300" w:lineRule="atLeast"/>
-              <w:jc w:val="both"/>
-              <w:cnfStyle w:val="000000000000" w:firstRow="0" w:lastRow="0" w:firstColumn="0" w:lastColumn="0" w:oddVBand="0" w:evenVBand="0" w:oddHBand="0" w:evenHBand="0" w:firstRowFirstColumn="0" w:firstRowLastColumn="0" w:lastRowFirstColumn="0" w:lastRowLastColumn="0"/>
-            </w:pPr>
-            <w:r>
-              <w:t>Returns the current PermGen value, its maximum value and a percentage of free PermGen space</w:t>
-            </w:r>
-            <w:r>
-              <w:t>.</w:t>
-            </w:r>
-          </w:p>
-          <w:p>
-            <w:pPr>
-              <w:pStyle w:val="TextCopy"/>
-              <w:spacing w:after="120" w:line="300" w:lineRule="atLeast"/>
-              <w:jc w:val="both"/>
-              <w:cnfStyle w:val="000000000000" w:firstRow="0" w:lastRow="0" w:firstColumn="0" w:lastColumn="0" w:oddVBand="0" w:evenVBand="0" w:oddHBand="0" w:evenHBand="0" w:firstRowFirstColumn="0" w:firstRowLastColumn="0" w:lastRowFirstColumn="0" w:lastRowLastColumn="0"/>
-            </w:pPr>
-            <w:r>
-              <w:rPr>
-                <w:b/>
-              </w:rPr>
-              <w:t>Attention</w:t>
-            </w:r>
-            <w:r>
-              <w:t>: only applicable when using a JVM &lt; 1.8</w:t>
-            </w:r>
-            <w:r>
-              <w:t>.</w:t>
-            </w:r>
-          </w:p>
-          <w:p>
-            <w:pPr>
-              <w:pStyle w:val="TextCopy"/>
-              <w:spacing w:after="120" w:line="300" w:lineRule="atLeast"/>
-              <w:jc w:val="both"/>
-              <w:cnfStyle w:val="000000000000" w:firstRow="0" w:lastRow="0" w:firstColumn="0" w:lastColumn="0" w:oddVBand="0" w:evenVBand="0" w:oddHBand="0" w:evenHBand="0" w:firstRowFirstColumn="0" w:firstRowLastColumn="0" w:lastRowFirstColumn="0" w:lastRowLastColumn="0"/>
-            </w:pPr>
-            <w:r>
-              <w:rPr>
-                <w:b/>
-              </w:rPr>
-              <w:t>Attention</w:t>
-            </w:r>
-            <w:r>
-              <w:t>: this value is also available as a JMX MBean.</w:t>
-            </w:r>
-          </w:p>
-        </w:tc>
-      </w:tr>
-      <w:tr>
-        <w:trPr>
-          <w:cnfStyle w:val="000000010000" w:firstRow="0" w:lastRow="0" w:firstColumn="0" w:lastColumn="0" w:oddVBand="0" w:evenVBand="0" w:oddHBand="0" w:evenHBand="1" w:firstRowFirstColumn="0" w:firstRowLastColumn="0" w:lastRowFirstColumn="0" w:lastRowLastColumn="0"/>
-        </w:trPr>
-        <w:tc>
-          <w:tcPr>
-            <w:cnfStyle w:val="001000000000" w:firstRow="0" w:lastRow="0" w:firstColumn="1" w:lastColumn="0" w:oddVBand="0" w:evenVBand="0" w:oddHBand="0" w:evenHBand="0" w:firstRowFirstColumn="0" w:firstRowLastColumn="0" w:lastRowFirstColumn="0" w:lastRowLastColumn="0"/>
-            <w:tcW w:w="1649" w:type="dxa"/>
-          </w:tcPr>
-          <w:p>
-            <w:pPr>
-              <w:pStyle w:val="TextCopy"/>
-              <w:spacing w:after="120" w:line="300" w:lineRule="atLeast"/>
-              <w:jc w:val="both"/>
-            </w:pPr>
-            <w:r>
-              <w:t>Service Input</w:t>
-            </w:r>
-          </w:p>
-        </w:tc>
-        <w:tc>
-          <w:tcPr>
-            <w:tcW w:w="6315" w:type="dxa"/>
-          </w:tcPr>
-          <w:p>
-            <w:pPr>
-              <w:pStyle w:val="TextCopy"/>
-              <w:spacing w:after="120" w:line="300" w:lineRule="atLeast"/>
-              <w:jc w:val="both"/>
-              <w:cnfStyle w:val="000000010000" w:firstRow="0" w:lastRow="0" w:firstColumn="0" w:lastColumn="0" w:oddVBand="0" w:evenVBand="0" w:oddHBand="0" w:evenHBand="1" w:firstRowFirstColumn="0" w:firstRowLastColumn="0" w:lastRowFirstColumn="0" w:lastRowLastColumn="0"/>
-            </w:pPr>
-            <w:r>
-              <w:t>-</w:t>
-            </w:r>
-          </w:p>
-        </w:tc>
-      </w:tr>
-      <w:tr>
-        <w:tc>
-          <w:tcPr>
-            <w:cnfStyle w:val="001000000000" w:firstRow="0" w:lastRow="0" w:firstColumn="1" w:lastColumn="0" w:oddVBand="0" w:evenVBand="0" w:oddHBand="0" w:evenHBand="0" w:firstRowFirstColumn="0" w:firstRowLastColumn="0" w:lastRowFirstColumn="0" w:lastRowLastColumn="0"/>
-            <w:tcW w:w="1649" w:type="dxa"/>
-          </w:tcPr>
-          <w:p>
-            <w:pPr>
-              <w:pStyle w:val="TextCopy"/>
-              <w:spacing w:after="120" w:line="300" w:lineRule="atLeast"/>
-              <w:jc w:val="both"/>
-            </w:pPr>
-            <w:r>
-              <w:t>Configuration</w:t>
-            </w:r>
-          </w:p>
-        </w:tc>
-        <w:tc>
-          <w:tcPr>
-            <w:tcW w:w="6315" w:type="dxa"/>
-          </w:tcPr>
-          <w:p>
-            <w:pPr>
-              <w:pStyle w:val="TextCopy"/>
-              <w:spacing w:after="120" w:line="300" w:lineRule="atLeast"/>
-              <w:jc w:val="both"/>
-              <w:cnfStyle w:val="000000000000" w:firstRow="0" w:lastRow="0" w:firstColumn="0" w:lastColumn="0" w:oddVBand="0" w:evenVBand="0" w:oddHBand="0" w:evenHBand="0" w:firstRowFirstColumn="0" w:firstRowLastColumn="0" w:lastRowFirstColumn="0" w:lastRowLastColumn="0"/>
-            </w:pPr>
-            <w:r>
-              <w:t>-</w:t>
-            </w:r>
-          </w:p>
-        </w:tc>
-      </w:tr>
-    </w:tbl>
-    <w:p>
-      <w:pPr>
-        <w:pStyle w:val="HeadingII"/>
-      </w:pPr>
-      <w:bookmarkStart w:id="23" w:name="_Toc475030052"/>
-      <w:r>
-        <w:t>OneData</w:t>
-      </w:r>
-      <w:bookmarkEnd w:id="23"/>
-    </w:p>
-    <w:p>
-      <w:pPr>
-        <w:pStyle w:val="TextCopy"/>
-      </w:pPr>
-      <w:r>
-        <w:t>The following services are available in the folder “</w:t>
-      </w:r>
-      <w:r>
-        <w:t>wx</w:t>
-      </w:r>
-      <w:r>
-        <w:t>.platformMonitoring.pub.onedata</w:t>
-      </w:r>
-      <w:r>
-        <w:t>”.</w:t>
-      </w:r>
-    </w:p>
-    <w:tbl>
-      <w:tblPr>
-        <w:tblStyle w:val="TABLESTYLE1"/>
-        <w:tblW w:w="0" w:type="auto"/>
-        <w:tblLook w:val="04A0" w:firstRow="1" w:lastRow="0" w:firstColumn="1" w:lastColumn="0" w:noHBand="0" w:noVBand="1"/>
-      </w:tblPr>
-      <w:tblGrid>
-        <w:gridCol w:w="1649"/>
-        <w:gridCol w:w="6315"/>
-      </w:tblGrid>
-      <w:tr>
-        <w:trPr>
-          <w:cnfStyle w:val="100000000000" w:firstRow="1" w:lastRow="0" w:firstColumn="0" w:lastColumn="0" w:oddVBand="0" w:evenVBand="0" w:oddHBand="0" w:evenHBand="0" w:firstRowFirstColumn="0" w:firstRowLastColumn="0" w:lastRowFirstColumn="0" w:lastRowLastColumn="0"/>
-        </w:trPr>
-        <w:tc>
-          <w:tcPr>
-            <w:cnfStyle w:val="001000000000" w:firstRow="0" w:lastRow="0" w:firstColumn="1" w:lastColumn="0" w:oddVBand="0" w:evenVBand="0" w:oddHBand="0" w:evenHBand="0" w:firstRowFirstColumn="0" w:firstRowLastColumn="0" w:lastRowFirstColumn="0" w:lastRowLastColumn="0"/>
-            <w:tcW w:w="1649" w:type="dxa"/>
-          </w:tcPr>
-          <w:p>
-            <w:pPr>
-              <w:pStyle w:val="TextCopy"/>
-              <w:spacing w:after="120" w:line="300" w:lineRule="atLeast"/>
-              <w:jc w:val="both"/>
-            </w:pPr>
-            <w:r>
-              <w:t>Service</w:t>
-            </w:r>
-          </w:p>
-        </w:tc>
-        <w:tc>
-          <w:tcPr>
-            <w:tcW w:w="6315" w:type="dxa"/>
-          </w:tcPr>
-          <w:p>
-            <w:pPr>
-              <w:pStyle w:val="TextCopy"/>
-              <w:spacing w:after="120" w:line="300" w:lineRule="atLeast"/>
-              <w:jc w:val="both"/>
-              <w:cnfStyle w:val="100000000000" w:firstRow="1" w:lastRow="0" w:firstColumn="0" w:lastColumn="0" w:oddVBand="0" w:evenVBand="0" w:oddHBand="0" w:evenHBand="0" w:firstRowFirstColumn="0" w:firstRowLastColumn="0" w:lastRowFirstColumn="0" w:lastRowLastColumn="0"/>
-            </w:pPr>
-            <w:r>
-              <w:t>wx.platformMonitoring.pub.onedata:checkServerConnection</w:t>
-            </w:r>
-          </w:p>
-        </w:tc>
-      </w:tr>
-      <w:tr>
-        <w:tc>
-          <w:tcPr>
-            <w:cnfStyle w:val="001000000000" w:firstRow="0" w:lastRow="0" w:firstColumn="1" w:lastColumn="0" w:oddVBand="0" w:evenVBand="0" w:oddHBand="0" w:evenHBand="0" w:firstRowFirstColumn="0" w:firstRowLastColumn="0" w:lastRowFirstColumn="0" w:lastRowLastColumn="0"/>
-            <w:tcW w:w="1649" w:type="dxa"/>
-          </w:tcPr>
-          <w:p>
-            <w:pPr>
-              <w:pStyle w:val="TextCopy"/>
-              <w:spacing w:after="120" w:line="300" w:lineRule="atLeast"/>
-              <w:jc w:val="both"/>
-            </w:pPr>
-            <w:r>
-              <w:lastRenderedPageBreak/>
-              <w:t>Description</w:t>
-            </w:r>
-          </w:p>
-        </w:tc>
-        <w:tc>
-          <w:tcPr>
-            <w:tcW w:w="6315" w:type="dxa"/>
-          </w:tcPr>
-          <w:p>
-            <w:pPr>
-              <w:pStyle w:val="TextCopy"/>
-              <w:spacing w:after="120" w:line="300" w:lineRule="atLeast"/>
-              <w:jc w:val="both"/>
-              <w:cnfStyle w:val="000000000000" w:firstRow="0" w:lastRow="0" w:firstColumn="0" w:lastColumn="0" w:oddVBand="0" w:evenVBand="0" w:oddHBand="0" w:evenHBand="0" w:firstRowFirstColumn="0" w:firstRowLastColumn="0" w:lastRowFirstColumn="0" w:lastRowLastColumn="0"/>
-            </w:pPr>
-            <w:r>
-              <w:t>Checks if IntegrationServer can connect to OneData via HTTP.</w:t>
-            </w:r>
-          </w:p>
-        </w:tc>
-      </w:tr>
-      <w:tr>
-        <w:trPr>
-          <w:cnfStyle w:val="000000010000" w:firstRow="0" w:lastRow="0" w:firstColumn="0" w:lastColumn="0" w:oddVBand="0" w:evenVBand="0" w:oddHBand="0" w:evenHBand="1" w:firstRowFirstColumn="0" w:firstRowLastColumn="0" w:lastRowFirstColumn="0" w:lastRowLastColumn="0"/>
-        </w:trPr>
-        <w:tc>
-          <w:tcPr>
-            <w:cnfStyle w:val="001000000000" w:firstRow="0" w:lastRow="0" w:firstColumn="1" w:lastColumn="0" w:oddVBand="0" w:evenVBand="0" w:oddHBand="0" w:evenHBand="0" w:firstRowFirstColumn="0" w:firstRowLastColumn="0" w:lastRowFirstColumn="0" w:lastRowLastColumn="0"/>
-            <w:tcW w:w="1649" w:type="dxa"/>
-          </w:tcPr>
-          <w:p>
-            <w:pPr>
-              <w:pStyle w:val="TextCopy"/>
-              <w:spacing w:after="120" w:line="300" w:lineRule="atLeast"/>
-              <w:jc w:val="both"/>
-            </w:pPr>
-            <w:r>
-              <w:t>Service Input</w:t>
-            </w:r>
-          </w:p>
-        </w:tc>
-        <w:tc>
-          <w:tcPr>
-            <w:tcW w:w="6315" w:type="dxa"/>
-          </w:tcPr>
-          <w:p>
-            <w:pPr>
-              <w:pStyle w:val="TextCopy"/>
-              <w:spacing w:after="120" w:line="300" w:lineRule="atLeast"/>
-              <w:jc w:val="both"/>
-              <w:cnfStyle w:val="000000010000" w:firstRow="0" w:lastRow="0" w:firstColumn="0" w:lastColumn="0" w:oddVBand="0" w:evenVBand="0" w:oddHBand="0" w:evenHBand="1" w:firstRowFirstColumn="0" w:firstRowLastColumn="0" w:lastRowFirstColumn="0" w:lastRowLastColumn="0"/>
-            </w:pPr>
-            <w:r>
-              <w:t>-</w:t>
-            </w:r>
-          </w:p>
-        </w:tc>
-      </w:tr>
-      <w:tr>
-        <w:tc>
-          <w:tcPr>
-            <w:cnfStyle w:val="001000000000" w:firstRow="0" w:lastRow="0" w:firstColumn="1" w:lastColumn="0" w:oddVBand="0" w:evenVBand="0" w:oddHBand="0" w:evenHBand="0" w:firstRowFirstColumn="0" w:firstRowLastColumn="0" w:lastRowFirstColumn="0" w:lastRowLastColumn="0"/>
-            <w:tcW w:w="1649" w:type="dxa"/>
-          </w:tcPr>
-          <w:p>
-            <w:pPr>
-              <w:pStyle w:val="TextCopy"/>
-              <w:spacing w:after="120" w:line="300" w:lineRule="atLeast"/>
-              <w:jc w:val="both"/>
-            </w:pPr>
-            <w:r>
-              <w:t>Configuration</w:t>
-            </w:r>
-          </w:p>
-        </w:tc>
-        <w:tc>
-          <w:tcPr>
-            <w:tcW w:w="6315" w:type="dxa"/>
-          </w:tcPr>
-          <w:p>
-            <w:pPr>
-              <w:pStyle w:val="TextCopy"/>
-              <w:spacing w:after="120" w:line="300" w:lineRule="atLeast"/>
-              <w:jc w:val="both"/>
-              <w:cnfStyle w:val="000000000000" w:firstRow="0" w:lastRow="0" w:firstColumn="0" w:lastColumn="0" w:oddVBand="0" w:evenVBand="0" w:oddHBand="0" w:evenHBand="0" w:firstRowFirstColumn="0" w:firstRowLastColumn="0" w:lastRowFirstColumn="0" w:lastRowLastColumn="0"/>
-            </w:pPr>
-            <w:r>
-              <w:t>WxPlatformMonitoring\config\</w:t>
-            </w:r>
-            <w:r>
-              <w:t>onedata.json</w:t>
-            </w:r>
-          </w:p>
-        </w:tc>
-      </w:tr>
-    </w:tbl>
-    <w:p>
-      <w:pPr>
-        <w:pStyle w:val="HeadingII"/>
-      </w:pPr>
-      <w:bookmarkStart w:id="24" w:name="_Toc475030053"/>
-      <w:r>
-        <w:t>Ports</w:t>
-      </w:r>
-      <w:bookmarkEnd w:id="24"/>
-    </w:p>
-    <w:p>
-      <w:pPr>
-        <w:pStyle w:val="TextCopy"/>
-      </w:pPr>
-      <w:r>
-        <w:t>The following services are available in the folder “</w:t>
-      </w:r>
-      <w:r>
-        <w:t>wx.platformMonitoring.pub.ports</w:t>
-      </w:r>
-      <w:r>
-        <w:t>”.</w:t>
-      </w:r>
-      <w:r>
-        <w:t xml:space="preserve"> </w:t>
-      </w:r>
-    </w:p>
-    <w:tbl>
-      <w:tblPr>
-        <w:tblStyle w:val="TABLESTYLE1"/>
-        <w:tblW w:w="0" w:type="auto"/>
-        <w:tblLook w:val="04A0" w:firstRow="1" w:lastRow="0" w:firstColumn="1" w:lastColumn="0" w:noHBand="0" w:noVBand="1"/>
-      </w:tblPr>
-      <w:tblGrid>
-        <w:gridCol w:w="1649"/>
-        <w:gridCol w:w="6856"/>
-      </w:tblGrid>
-      <w:tr>
-        <w:trPr>
-          <w:cnfStyle w:val="100000000000" w:firstRow="1" w:lastRow="0" w:firstColumn="0" w:lastColumn="0" w:oddVBand="0" w:evenVBand="0" w:oddHBand="0" w:evenHBand="0" w:firstRowFirstColumn="0" w:firstRowLastColumn="0" w:lastRowFirstColumn="0" w:lastRowLastColumn="0"/>
-        </w:trPr>
-        <w:tc>
-          <w:tcPr>
-            <w:cnfStyle w:val="001000000000" w:firstRow="0" w:lastRow="0" w:firstColumn="1" w:lastColumn="0" w:oddVBand="0" w:evenVBand="0" w:oddHBand="0" w:evenHBand="0" w:firstRowFirstColumn="0" w:firstRowLastColumn="0" w:lastRowFirstColumn="0" w:lastRowLastColumn="0"/>
-            <w:tcW w:w="1649" w:type="dxa"/>
-          </w:tcPr>
-          <w:p>
-            <w:pPr>
-              <w:pStyle w:val="TextCopy"/>
-              <w:spacing w:after="120" w:line="300" w:lineRule="atLeast"/>
-              <w:jc w:val="both"/>
-            </w:pPr>
-            <w:r>
-              <w:t>Service</w:t>
-            </w:r>
-          </w:p>
-        </w:tc>
-        <w:tc>
-          <w:tcPr>
-            <w:tcW w:w="6315" w:type="dxa"/>
-          </w:tcPr>
-          <w:p>
-            <w:pPr>
-              <w:pStyle w:val="TextCopy"/>
-              <w:spacing w:after="120" w:line="300" w:lineRule="atLeast"/>
-              <w:jc w:val="both"/>
-              <w:cnfStyle w:val="100000000000" w:firstRow="1" w:lastRow="0" w:firstColumn="0" w:lastColumn="0" w:oddVBand="0" w:evenVBand="0" w:oddHBand="0" w:evenHBand="0" w:firstRowFirstColumn="0" w:firstRowLastColumn="0" w:lastRowFirstColumn="0" w:lastRowLastColumn="0"/>
-            </w:pPr>
-            <w:r>
-              <w:t>wx.platformMonitoring.pub.ports:checkPortThreadPoolSaturation</w:t>
-            </w:r>
-          </w:p>
-        </w:tc>
-      </w:tr>
-      <w:tr>
-        <w:tc>
-          <w:tcPr>
-            <w:cnfStyle w:val="001000000000" w:firstRow="0" w:lastRow="0" w:firstColumn="1" w:lastColumn="0" w:oddVBand="0" w:evenVBand="0" w:oddHBand="0" w:evenHBand="0" w:firstRowFirstColumn="0" w:firstRowLastColumn="0" w:lastRowFirstColumn="0" w:lastRowLastColumn="0"/>
-            <w:tcW w:w="1649" w:type="dxa"/>
-          </w:tcPr>
-          <w:p>
-            <w:pPr>
-              <w:pStyle w:val="TextCopy"/>
-              <w:spacing w:after="120" w:line="300" w:lineRule="atLeast"/>
-              <w:jc w:val="both"/>
-            </w:pPr>
-            <w:r>
-              <w:t>Description</w:t>
-            </w:r>
-          </w:p>
-        </w:tc>
-        <w:tc>
-          <w:tcPr>
-            <w:tcW w:w="6315" w:type="dxa"/>
-          </w:tcPr>
-          <w:p>
-            <w:pPr>
-              <w:pStyle w:val="TextCopy"/>
-              <w:spacing w:after="120" w:line="300" w:lineRule="atLeast"/>
-              <w:jc w:val="both"/>
-              <w:cnfStyle w:val="000000000000" w:firstRow="0" w:lastRow="0" w:firstColumn="0" w:lastColumn="0" w:oddVBand="0" w:evenVBand="0" w:oddHBand="0" w:evenHBand="0" w:firstRowFirstColumn="0" w:firstRowLastColumn="0" w:lastRowFirstColumn="0" w:lastRowLastColumn="0"/>
-            </w:pPr>
-            <w:r>
-              <w:t>Returns the pool saturation</w:t>
-            </w:r>
-            <w:r>
-              <w:t xml:space="preserve"> (relative) and number of available connections</w:t>
-            </w:r>
-            <w:r>
-              <w:t xml:space="preserve"> </w:t>
-            </w:r>
-            <w:r>
-              <w:t xml:space="preserve">(absolute) </w:t>
-            </w:r>
-            <w:r>
-              <w:t>for the given port.</w:t>
-            </w:r>
-          </w:p>
-          <w:p>
-            <w:pPr>
-              <w:pStyle w:val="TextCopy"/>
-              <w:spacing w:after="120" w:line="300" w:lineRule="atLeast"/>
-              <w:jc w:val="both"/>
-              <w:cnfStyle w:val="000000000000" w:firstRow="0" w:lastRow="0" w:firstColumn="0" w:lastColumn="0" w:oddVBand="0" w:evenVBand="0" w:oddHBand="0" w:evenHBand="0" w:firstRowFirstColumn="0" w:firstRowLastColumn="0" w:lastRowFirstColumn="0" w:lastRowLastColumn="0"/>
-            </w:pPr>
-            <w:r>
-              <w:t>Note: private thread pools are only available for non-standard ports (e.g. not for the IS Primary Port!) and if they have been configured explicitely. See screenshot:</w:t>
-            </w:r>
-          </w:p>
-          <w:p>
-            <w:pPr>
-              <w:pStyle w:val="TextCopy"/>
-              <w:keepNext/>
-              <w:spacing w:after="120" w:line="300" w:lineRule="atLeast"/>
-              <w:jc w:val="both"/>
-              <w:cnfStyle w:val="000000000000" w:firstRow="0" w:lastRow="0" w:firstColumn="0" w:lastColumn="0" w:oddVBand="0" w:evenVBand="0" w:oddHBand="0" w:evenHBand="0" w:firstRowFirstColumn="0" w:firstRowLastColumn="0" w:lastRowFirstColumn="0" w:lastRowLastColumn="0"/>
-            </w:pPr>
-            <w:r>
-              <w:rPr>
-                <w:noProof/>
-              </w:rPr>
               <w:drawing>
-                <wp:inline distT="0" distB="0" distL="0" distR="0" wp14:anchorId="01DBBDC4" wp14:editId="660BC14C">
-                  <wp:extent cx="4206695" cy="3947746"/>
-                  <wp:effectExtent l="0" t="0" r="3810" b="0"/>
-                  <wp:docPr id="3" name="Grafik 3"/>
+                <wp:inline distT="0" distB="0" distL="0" distR="0" wp14:anchorId="2726DB74" wp14:editId="5BE2DA6C">
+                  <wp:extent cx="5972810" cy="7220585"/>
+                  <wp:effectExtent l="0" t="0" r="8890" b="0"/>
+                  <wp:docPr id="7" name="Grafik 7"/>
                   <wp:cNvGraphicFramePr>
                     <a:graphicFrameLocks xmlns:a="http://schemas.openxmlformats.org/drawingml/2006/main" noChangeAspect="1"/>
                   </wp:cNvGraphicFramePr>
@@ -10509,7 +10234,7 @@
                         <pic:spPr>
                           <a:xfrm>
                             <a:off x="0" y="0"/>
-                            <a:ext cx="4210192" cy="3951028"/>
+                            <a:ext cx="5972810" cy="7220585"/>
                           </a:xfrm>
                           <a:prstGeom prst="rect">
                             <a:avLst/>
@@ -10522,35 +10247,114 @@
               </w:drawing>
             </w:r>
           </w:p>
-          <w:p>
-            <w:pPr>
-              <w:pStyle w:val="Beschriftung"/>
+        </w:tc>
+      </w:tr>
+    </w:tbl>
+    <w:p>
+      <w:pPr>
+        <w:pStyle w:val="HeadingIV"/>
+      </w:pPr>
+      <w:bookmarkStart w:id="17" w:name="_Toc475952956"/>
+      <w:r>
+        <w:lastRenderedPageBreak/>
+        <w:t>Trigger</w:t>
+      </w:r>
+      <w:bookmarkEnd w:id="17"/>
+    </w:p>
+    <w:p>
+      <w:pPr>
+        <w:pStyle w:val="TextCopy"/>
+      </w:pPr>
+      <w:r>
+        <w:t>The services in the folder “</w:t>
+      </w:r>
+      <w:proofErr w:type="spellStart"/>
+      <w:r>
+        <w:t>wx.platformMonitoring.pub.um.trigger</w:t>
+      </w:r>
+      <w:proofErr w:type="spellEnd"/>
+      <w:r>
+        <w:t>” provide information about triggers.</w:t>
+      </w:r>
+    </w:p>
+    <w:tbl>
+      <w:tblPr>
+        <w:tblStyle w:val="TABLESTYLE1"/>
+        <w:tblW w:w="0" w:type="auto"/>
+        <w:tblLook w:val="04A0" w:firstRow="1" w:lastRow="0" w:firstColumn="1" w:lastColumn="0" w:noHBand="0" w:noVBand="1"/>
+      </w:tblPr>
+      <w:tblGrid>
+        <w:gridCol w:w="1649"/>
+        <w:gridCol w:w="7430"/>
+      </w:tblGrid>
+      <w:tr>
+        <w:trPr>
+          <w:cnfStyle w:val="100000000000" w:firstRow="1" w:lastRow="0" w:firstColumn="0" w:lastColumn="0" w:oddVBand="0" w:evenVBand="0" w:oddHBand="0" w:evenHBand="0" w:firstRowFirstColumn="0" w:firstRowLastColumn="0" w:lastRowFirstColumn="0" w:lastRowLastColumn="0"/>
+        </w:trPr>
+        <w:tc>
+          <w:tcPr>
+            <w:cnfStyle w:val="001000000000" w:firstRow="0" w:lastRow="0" w:firstColumn="1" w:lastColumn="0" w:oddVBand="0" w:evenVBand="0" w:oddHBand="0" w:evenHBand="0" w:firstRowFirstColumn="0" w:firstRowLastColumn="0" w:lastRowFirstColumn="0" w:lastRowLastColumn="0"/>
+            <w:tcW w:w="1649" w:type="dxa"/>
+          </w:tcPr>
+          <w:p>
+            <w:pPr>
+              <w:pStyle w:val="TextCopy"/>
+              <w:spacing w:after="120" w:line="300" w:lineRule="atLeast"/>
+              <w:jc w:val="both"/>
+            </w:pPr>
+            <w:r>
+              <w:t>Service</w:t>
+            </w:r>
+          </w:p>
+        </w:tc>
+        <w:tc>
+          <w:tcPr>
+            <w:tcW w:w="7430" w:type="dxa"/>
+          </w:tcPr>
+          <w:p>
+            <w:pPr>
+              <w:pStyle w:val="TextCopy"/>
+              <w:spacing w:after="120" w:line="300" w:lineRule="atLeast"/>
+              <w:jc w:val="both"/>
+              <w:cnfStyle w:val="100000000000" w:firstRow="1" w:lastRow="0" w:firstColumn="0" w:lastColumn="0" w:oddVBand="0" w:evenVBand="0" w:oddHBand="0" w:evenHBand="0" w:firstRowFirstColumn="0" w:firstRowLastColumn="0" w:lastRowFirstColumn="0" w:lastRowLastColumn="0"/>
+            </w:pPr>
+            <w:r>
+              <w:t>wx.platformMonitoring.pub.um.trigger:getQueueLengthForJmsTrigger</w:t>
+            </w:r>
+          </w:p>
+        </w:tc>
+      </w:tr>
+      <w:tr>
+        <w:tc>
+          <w:tcPr>
+            <w:cnfStyle w:val="001000000000" w:firstRow="0" w:lastRow="0" w:firstColumn="1" w:lastColumn="0" w:oddVBand="0" w:evenVBand="0" w:oddHBand="0" w:evenHBand="0" w:firstRowFirstColumn="0" w:firstRowLastColumn="0" w:lastRowFirstColumn="0" w:lastRowLastColumn="0"/>
+            <w:tcW w:w="1649" w:type="dxa"/>
+          </w:tcPr>
+          <w:p>
+            <w:pPr>
+              <w:pStyle w:val="TextCopy"/>
+              <w:spacing w:after="120" w:line="300" w:lineRule="atLeast"/>
+              <w:jc w:val="both"/>
+            </w:pPr>
+            <w:r>
+              <w:lastRenderedPageBreak/>
+              <w:t>Description</w:t>
+            </w:r>
+          </w:p>
+        </w:tc>
+        <w:tc>
+          <w:tcPr>
+            <w:tcW w:w="7430" w:type="dxa"/>
+          </w:tcPr>
+          <w:p>
+            <w:pPr>
+              <w:pStyle w:val="TextCopy"/>
+              <w:spacing w:after="120" w:line="300" w:lineRule="atLeast"/>
               <w:jc w:val="both"/>
               <w:cnfStyle w:val="000000000000" w:firstRow="0" w:lastRow="0" w:firstColumn="0" w:lastColumn="0" w:oddVBand="0" w:evenVBand="0" w:oddHBand="0" w:evenHBand="0" w:firstRowFirstColumn="0" w:firstRowLastColumn="0" w:lastRowFirstColumn="0" w:lastRowLastColumn="0"/>
             </w:pPr>
             <w:r>
-              <w:t xml:space="preserve">Figure </w:t>
-            </w:r>
-            <w:r>
-              <w:fldChar w:fldCharType="begin"/>
-            </w:r>
-            <w:r>
-              <w:instrText xml:space="preserve"> SEQ Figure \* ARABIC </w:instrText>
-            </w:r>
-            <w:r>
-              <w:fldChar w:fldCharType="separate"/>
-            </w:r>
-            <w:r>
-              <w:rPr>
-                <w:noProof/>
-              </w:rPr>
-              <w:t>1</w:t>
-            </w:r>
-            <w:r>
-              <w:fldChar w:fldCharType="end"/>
-            </w:r>
-            <w:r>
-              <w:t>: Private Threadpool Configuration</w:t>
+              <w:t>Returns the current number of unprocessed messages on the queue linked to the given JMS trigger.</w:t>
             </w:r>
           </w:p>
         </w:tc>
@@ -10577,7 +10381,7 @@
         </w:tc>
         <w:tc>
           <w:tcPr>
-            <w:tcW w:w="6315" w:type="dxa"/>
+            <w:tcW w:w="7430" w:type="dxa"/>
           </w:tcPr>
           <w:p>
             <w:pPr>
@@ -10586,9 +10390,11 @@
               <w:jc w:val="both"/>
               <w:cnfStyle w:val="000000010000" w:firstRow="0" w:lastRow="0" w:firstColumn="0" w:lastColumn="0" w:oddVBand="0" w:evenVBand="0" w:oddHBand="0" w:evenHBand="1" w:firstRowFirstColumn="0" w:firstRowLastColumn="0" w:lastRowFirstColumn="0" w:lastRowLastColumn="0"/>
             </w:pPr>
-            <w:r>
-              <w:t>portAlias</w:t>
-            </w:r>
+            <w:proofErr w:type="spellStart"/>
+            <w:r>
+              <w:t>triggerName</w:t>
+            </w:r>
+            <w:proofErr w:type="spellEnd"/>
           </w:p>
         </w:tc>
       </w:tr>
@@ -10605,14 +10411,13 @@
               <w:jc w:val="both"/>
             </w:pPr>
             <w:r>
-              <w:lastRenderedPageBreak/>
               <w:t>Configuration</w:t>
             </w:r>
           </w:p>
         </w:tc>
         <w:tc>
           <w:tcPr>
-            <w:tcW w:w="6315" w:type="dxa"/>
+            <w:tcW w:w="7430" w:type="dxa"/>
           </w:tcPr>
           <w:p>
             <w:pPr>
@@ -10632,6 +10437,200 @@
       <w:pPr>
         <w:pStyle w:val="TextCopy"/>
       </w:pPr>
+    </w:p>
+    <w:tbl>
+      <w:tblPr>
+        <w:tblStyle w:val="TABLESTYLE1"/>
+        <w:tblW w:w="0" w:type="auto"/>
+        <w:tblLook w:val="04A0" w:firstRow="1" w:lastRow="0" w:firstColumn="1" w:lastColumn="0" w:noHBand="0" w:noVBand="1"/>
+      </w:tblPr>
+      <w:tblGrid>
+        <w:gridCol w:w="1649"/>
+        <w:gridCol w:w="7430"/>
+      </w:tblGrid>
+      <w:tr>
+        <w:trPr>
+          <w:cnfStyle w:val="100000000000" w:firstRow="1" w:lastRow="0" w:firstColumn="0" w:lastColumn="0" w:oddVBand="0" w:evenVBand="0" w:oddHBand="0" w:evenHBand="0" w:firstRowFirstColumn="0" w:firstRowLastColumn="0" w:lastRowFirstColumn="0" w:lastRowLastColumn="0"/>
+        </w:trPr>
+        <w:tc>
+          <w:tcPr>
+            <w:cnfStyle w:val="001000000000" w:firstRow="0" w:lastRow="0" w:firstColumn="1" w:lastColumn="0" w:oddVBand="0" w:evenVBand="0" w:oddHBand="0" w:evenHBand="0" w:firstRowFirstColumn="0" w:firstRowLastColumn="0" w:lastRowFirstColumn="0" w:lastRowLastColumn="0"/>
+            <w:tcW w:w="1649" w:type="dxa"/>
+          </w:tcPr>
+          <w:p>
+            <w:pPr>
+              <w:pStyle w:val="TextCopy"/>
+              <w:spacing w:after="120" w:line="300" w:lineRule="atLeast"/>
+              <w:jc w:val="both"/>
+            </w:pPr>
+            <w:r>
+              <w:t>Service</w:t>
+            </w:r>
+          </w:p>
+        </w:tc>
+        <w:tc>
+          <w:tcPr>
+            <w:tcW w:w="7430" w:type="dxa"/>
+          </w:tcPr>
+          <w:p>
+            <w:pPr>
+              <w:pStyle w:val="TextCopy"/>
+              <w:spacing w:after="120" w:line="300" w:lineRule="atLeast"/>
+              <w:jc w:val="both"/>
+              <w:cnfStyle w:val="100000000000" w:firstRow="1" w:lastRow="0" w:firstColumn="0" w:lastColumn="0" w:oddVBand="0" w:evenVBand="0" w:oddHBand="0" w:evenHBand="0" w:firstRowFirstColumn="0" w:firstRowLastColumn="0" w:lastRowFirstColumn="0" w:lastRowLastColumn="0"/>
+            </w:pPr>
+            <w:r>
+              <w:t>wx.platformMonitoring.pub.um.trigger:getQueueLengthForMessagingTrigger</w:t>
+            </w:r>
+          </w:p>
+        </w:tc>
+      </w:tr>
+      <w:tr>
+        <w:tc>
+          <w:tcPr>
+            <w:cnfStyle w:val="001000000000" w:firstRow="0" w:lastRow="0" w:firstColumn="1" w:lastColumn="0" w:oddVBand="0" w:evenVBand="0" w:oddHBand="0" w:evenHBand="0" w:firstRowFirstColumn="0" w:firstRowLastColumn="0" w:lastRowFirstColumn="0" w:lastRowLastColumn="0"/>
+            <w:tcW w:w="1649" w:type="dxa"/>
+          </w:tcPr>
+          <w:p>
+            <w:pPr>
+              <w:pStyle w:val="TextCopy"/>
+              <w:spacing w:after="120" w:line="300" w:lineRule="atLeast"/>
+              <w:jc w:val="both"/>
+            </w:pPr>
+            <w:r>
+              <w:t>Description</w:t>
+            </w:r>
+          </w:p>
+        </w:tc>
+        <w:tc>
+          <w:tcPr>
+            <w:tcW w:w="7430" w:type="dxa"/>
+          </w:tcPr>
+          <w:p>
+            <w:pPr>
+              <w:pStyle w:val="TextCopy"/>
+              <w:spacing w:after="120" w:line="300" w:lineRule="atLeast"/>
+              <w:jc w:val="both"/>
+              <w:cnfStyle w:val="000000000000" w:firstRow="0" w:lastRow="0" w:firstColumn="0" w:lastColumn="0" w:oddVBand="0" w:evenVBand="0" w:oddHBand="0" w:evenHBand="0" w:firstRowFirstColumn="0" w:firstRowLastColumn="0" w:lastRowFirstColumn="0" w:lastRowLastColumn="0"/>
+            </w:pPr>
+            <w:r>
+              <w:t>Returns the current number of unprocessed messages on the queue linked to the given Messaging trigger.</w:t>
+            </w:r>
+          </w:p>
+        </w:tc>
+      </w:tr>
+      <w:tr>
+        <w:trPr>
+          <w:cnfStyle w:val="000000010000" w:firstRow="0" w:lastRow="0" w:firstColumn="0" w:lastColumn="0" w:oddVBand="0" w:evenVBand="0" w:oddHBand="0" w:evenHBand="1" w:firstRowFirstColumn="0" w:firstRowLastColumn="0" w:lastRowFirstColumn="0" w:lastRowLastColumn="0"/>
+        </w:trPr>
+        <w:tc>
+          <w:tcPr>
+            <w:cnfStyle w:val="001000000000" w:firstRow="0" w:lastRow="0" w:firstColumn="1" w:lastColumn="0" w:oddVBand="0" w:evenVBand="0" w:oddHBand="0" w:evenHBand="0" w:firstRowFirstColumn="0" w:firstRowLastColumn="0" w:lastRowFirstColumn="0" w:lastRowLastColumn="0"/>
+            <w:tcW w:w="1649" w:type="dxa"/>
+          </w:tcPr>
+          <w:p>
+            <w:pPr>
+              <w:pStyle w:val="TextCopy"/>
+              <w:spacing w:after="120" w:line="300" w:lineRule="atLeast"/>
+              <w:jc w:val="both"/>
+            </w:pPr>
+            <w:r>
+              <w:t>Service Input</w:t>
+            </w:r>
+          </w:p>
+        </w:tc>
+        <w:tc>
+          <w:tcPr>
+            <w:tcW w:w="7430" w:type="dxa"/>
+          </w:tcPr>
+          <w:p>
+            <w:pPr>
+              <w:pStyle w:val="TextCopy"/>
+              <w:spacing w:after="120" w:line="300" w:lineRule="atLeast"/>
+              <w:jc w:val="both"/>
+              <w:cnfStyle w:val="000000010000" w:firstRow="0" w:lastRow="0" w:firstColumn="0" w:lastColumn="0" w:oddVBand="0" w:evenVBand="0" w:oddHBand="0" w:evenHBand="1" w:firstRowFirstColumn="0" w:firstRowLastColumn="0" w:lastRowFirstColumn="0" w:lastRowLastColumn="0"/>
+            </w:pPr>
+            <w:proofErr w:type="spellStart"/>
+            <w:r>
+              <w:t>triggerName</w:t>
+            </w:r>
+            <w:proofErr w:type="spellEnd"/>
+          </w:p>
+        </w:tc>
+      </w:tr>
+      <w:tr>
+        <w:tc>
+          <w:tcPr>
+            <w:cnfStyle w:val="001000000000" w:firstRow="0" w:lastRow="0" w:firstColumn="1" w:lastColumn="0" w:oddVBand="0" w:evenVBand="0" w:oddHBand="0" w:evenHBand="0" w:firstRowFirstColumn="0" w:firstRowLastColumn="0" w:lastRowFirstColumn="0" w:lastRowLastColumn="0"/>
+            <w:tcW w:w="1649" w:type="dxa"/>
+          </w:tcPr>
+          <w:p>
+            <w:pPr>
+              <w:pStyle w:val="TextCopy"/>
+              <w:spacing w:after="120" w:line="300" w:lineRule="atLeast"/>
+              <w:jc w:val="both"/>
+            </w:pPr>
+            <w:r>
+              <w:t>Configuration</w:t>
+            </w:r>
+          </w:p>
+        </w:tc>
+        <w:tc>
+          <w:tcPr>
+            <w:tcW w:w="7430" w:type="dxa"/>
+          </w:tcPr>
+          <w:p>
+            <w:pPr>
+              <w:pStyle w:val="TextCopy"/>
+              <w:spacing w:after="120" w:line="300" w:lineRule="atLeast"/>
+              <w:jc w:val="both"/>
+              <w:cnfStyle w:val="000000000000" w:firstRow="0" w:lastRow="0" w:firstColumn="0" w:lastColumn="0" w:oddVBand="0" w:evenVBand="0" w:oddHBand="0" w:evenHBand="0" w:firstRowFirstColumn="0" w:firstRowLastColumn="0" w:lastRowFirstColumn="0" w:lastRowLastColumn="0"/>
+            </w:pPr>
+            <w:r>
+              <w:t>-</w:t>
+            </w:r>
+          </w:p>
+        </w:tc>
+      </w:tr>
+    </w:tbl>
+    <w:p>
+      <w:pPr>
+        <w:pStyle w:val="TextCopy"/>
+      </w:pPr>
+    </w:p>
+    <w:p>
+      <w:pPr>
+        <w:pStyle w:val="HeadingII"/>
+      </w:pPr>
+      <w:bookmarkStart w:id="18" w:name="_Toc475952957"/>
+      <w:r>
+        <w:t>Cache</w:t>
+      </w:r>
+      <w:bookmarkEnd w:id="18"/>
+    </w:p>
+    <w:p>
+      <w:pPr>
+        <w:pStyle w:val="TextCopy"/>
+      </w:pPr>
+      <w:r>
+        <w:t>The services in the folder “</w:t>
+      </w:r>
+      <w:proofErr w:type="spellStart"/>
+      <w:r>
+        <w:t>wx.platformMonitoring.pub.cache</w:t>
+      </w:r>
+      <w:proofErr w:type="spellEnd"/>
+      <w:r>
+        <w:t>” can be used to check the status of IntegrationServer caches (both Terracotta and local/</w:t>
+      </w:r>
+      <w:proofErr w:type="spellStart"/>
+      <w:r>
+        <w:t>ehcache</w:t>
+      </w:r>
+      <w:proofErr w:type="spellEnd"/>
+      <w:r>
+        <w:t>).</w:t>
+      </w:r>
     </w:p>
     <w:tbl>
       <w:tblPr>
@@ -10674,8 +10673,22 @@
               <w:jc w:val="both"/>
               <w:cnfStyle w:val="100000000000" w:firstRow="1" w:lastRow="0" w:firstColumn="0" w:lastColumn="0" w:oddVBand="0" w:evenVBand="0" w:oddHBand="0" w:evenHBand="0" w:firstRowFirstColumn="0" w:firstRowLastColumn="0" w:lastRowFirstColumn="0" w:lastRowLastColumn="0"/>
             </w:pPr>
-            <w:r>
-              <w:t>wx.platformMonitoring.pub.ports:checkPortStatus</w:t>
+            <w:proofErr w:type="spellStart"/>
+            <w:r>
+              <w:t>wx.platformMonitoring.pub.cache:</w:t>
+            </w:r>
+            <w:commentRangeStart w:id="19"/>
+            <w:r>
+              <w:t>listCaches</w:t>
+            </w:r>
+            <w:commentRangeEnd w:id="19"/>
+            <w:proofErr w:type="spellEnd"/>
+            <w:r>
+              <w:rPr>
+                <w:rStyle w:val="Kommentarzeichen"/>
+                <w:color w:val="auto"/>
+              </w:rPr>
+              <w:commentReference w:id="19"/>
             </w:r>
           </w:p>
         </w:tc>
@@ -10709,7 +10722,7 @@
               <w:cnfStyle w:val="000000000000" w:firstRow="0" w:lastRow="0" w:firstColumn="0" w:lastColumn="0" w:oddVBand="0" w:evenVBand="0" w:oddHBand="0" w:evenHBand="0" w:firstRowFirstColumn="0" w:firstRowLastColumn="0" w:lastRowFirstColumn="0" w:lastRowLastColumn="0"/>
             </w:pPr>
             <w:r>
-              <w:t>Returns the status (enabled?) of the port.</w:t>
+              <w:t>Returns the list of configured caches and their status (enabled?).</w:t>
             </w:r>
           </w:p>
         </w:tc>
@@ -10746,7 +10759,7 @@
               <w:cnfStyle w:val="000000010000" w:firstRow="0" w:lastRow="0" w:firstColumn="0" w:lastColumn="0" w:oddVBand="0" w:evenVBand="0" w:oddHBand="0" w:evenHBand="1" w:firstRowFirstColumn="0" w:firstRowLastColumn="0" w:lastRowFirstColumn="0" w:lastRowLastColumn="0"/>
             </w:pPr>
             <w:r>
-              <w:t>portAlias</w:t>
+              <w:t>-</w:t>
             </w:r>
           </w:p>
         </w:tc>
@@ -10780,8 +10793,16 @@
               <w:cnfStyle w:val="000000000000" w:firstRow="0" w:lastRow="0" w:firstColumn="0" w:lastColumn="0" w:oddVBand="0" w:evenVBand="0" w:oddHBand="0" w:evenHBand="0" w:firstRowFirstColumn="0" w:firstRowLastColumn="0" w:lastRowFirstColumn="0" w:lastRowLastColumn="0"/>
             </w:pPr>
             <w:r>
-              <w:t>-</w:t>
-            </w:r>
+              <w:t>WxPlatformMonitoring\config\</w:t>
+            </w:r>
+            <w:proofErr w:type="spellStart"/>
+            <w:r>
+              <w:t>cache</w:t>
+            </w:r>
+            <w:r>
+              <w:t>.json</w:t>
+            </w:r>
+            <w:proofErr w:type="spellEnd"/>
           </w:p>
         </w:tc>
       </w:tr>
@@ -10832,9 +10853,11 @@
               <w:jc w:val="both"/>
               <w:cnfStyle w:val="100000000000" w:firstRow="1" w:lastRow="0" w:firstColumn="0" w:lastColumn="0" w:oddVBand="0" w:evenVBand="0" w:oddHBand="0" w:evenHBand="0" w:firstRowFirstColumn="0" w:firstRowLastColumn="0" w:lastRowFirstColumn="0" w:lastRowLastColumn="0"/>
             </w:pPr>
-            <w:r>
-              <w:t>wx.platformMonitoring.pub.ports:listPorts</w:t>
-            </w:r>
+            <w:proofErr w:type="spellStart"/>
+            <w:r>
+              <w:t>wx.platformMonitoring.pub.cache:putTestValue</w:t>
+            </w:r>
+            <w:proofErr w:type="spellEnd"/>
           </w:p>
         </w:tc>
       </w:tr>
@@ -10867,7 +10890,7 @@
               <w:cnfStyle w:val="000000000000" w:firstRow="0" w:lastRow="0" w:firstColumn="0" w:lastColumn="0" w:oddVBand="0" w:evenVBand="0" w:oddHBand="0" w:evenHBand="0" w:firstRowFirstColumn="0" w:firstRowLastColumn="0" w:lastRowFirstColumn="0" w:lastRowLastColumn="0"/>
             </w:pPr>
             <w:r>
-              <w:t>Returns a list with the status for all ports in IntegrationServer</w:t>
+              <w:t>Call this service to store a test value into the configured cache.</w:t>
             </w:r>
           </w:p>
         </w:tc>
@@ -10903,9 +10926,11 @@
               <w:jc w:val="both"/>
               <w:cnfStyle w:val="000000010000" w:firstRow="0" w:lastRow="0" w:firstColumn="0" w:lastColumn="0" w:oddVBand="0" w:evenVBand="0" w:oddHBand="0" w:evenHBand="1" w:firstRowFirstColumn="0" w:firstRowLastColumn="0" w:lastRowFirstColumn="0" w:lastRowLastColumn="0"/>
             </w:pPr>
-            <w:r>
-              <w:t>-</w:t>
-            </w:r>
+            <w:proofErr w:type="spellStart"/>
+            <w:r>
+              <w:t>testValue</w:t>
+            </w:r>
+            <w:proofErr w:type="spellEnd"/>
           </w:p>
         </w:tc>
       </w:tr>
@@ -10938,8 +10963,16 @@
               <w:cnfStyle w:val="000000000000" w:firstRow="0" w:lastRow="0" w:firstColumn="0" w:lastColumn="0" w:oddVBand="0" w:evenVBand="0" w:oddHBand="0" w:evenHBand="0" w:firstRowFirstColumn="0" w:firstRowLastColumn="0" w:lastRowFirstColumn="0" w:lastRowLastColumn="0"/>
             </w:pPr>
             <w:r>
-              <w:t>-</w:t>
-            </w:r>
+              <w:t>WxPlatformMonitoring\config\</w:t>
+            </w:r>
+            <w:proofErr w:type="spellStart"/>
+            <w:r>
+              <w:t>cache</w:t>
+            </w:r>
+            <w:r>
+              <w:t>.json</w:t>
+            </w:r>
+            <w:proofErr w:type="spellEnd"/>
           </w:p>
         </w:tc>
       </w:tr>
@@ -10990,9 +11023,17 @@
               <w:jc w:val="both"/>
               <w:cnfStyle w:val="100000000000" w:firstRow="1" w:lastRow="0" w:firstColumn="0" w:lastColumn="0" w:oddVBand="0" w:evenVBand="0" w:oddHBand="0" w:evenHBand="0" w:firstRowFirstColumn="0" w:firstRowLastColumn="0" w:lastRowFirstColumn="0" w:lastRowLastColumn="0"/>
             </w:pPr>
-            <w:r>
-              <w:t>wx.platformMonitoring.pub.ports:listMonitoredPorts</w:t>
-            </w:r>
+            <w:proofErr w:type="spellStart"/>
+            <w:r>
+              <w:t>wx.</w:t>
+            </w:r>
+            <w:r>
+              <w:t>platformMonitoring.pub.cache:get</w:t>
+            </w:r>
+            <w:r>
+              <w:t>TestValue</w:t>
+            </w:r>
+            <w:proofErr w:type="spellEnd"/>
           </w:p>
         </w:tc>
       </w:tr>
@@ -11025,16 +11066,7 @@
               <w:cnfStyle w:val="000000000000" w:firstRow="0" w:lastRow="0" w:firstColumn="0" w:lastColumn="0" w:oddVBand="0" w:evenVBand="0" w:oddHBand="0" w:evenHBand="0" w:firstRowFirstColumn="0" w:firstRowLastColumn="0" w:lastRowFirstColumn="0" w:lastRowLastColumn="0"/>
             </w:pPr>
             <w:r>
-              <w:t>Returns a list with the status of all ports which are configured for monitoring.</w:t>
-            </w:r>
-            <w:r>
-              <w:t xml:space="preserve"> Additionally returns the </w:t>
-            </w:r>
-            <w:r>
-              <w:t xml:space="preserve">count </w:t>
-            </w:r>
-            <w:r>
-              <w:t>of enabled and disabled ports.</w:t>
+              <w:t>Call this service to retrieve the test value put into the configured cache.</w:t>
             </w:r>
           </w:p>
         </w:tc>
@@ -11070,9 +11102,11 @@
               <w:jc w:val="both"/>
               <w:cnfStyle w:val="000000010000" w:firstRow="0" w:lastRow="0" w:firstColumn="0" w:lastColumn="0" w:oddVBand="0" w:evenVBand="0" w:oddHBand="0" w:evenHBand="1" w:firstRowFirstColumn="0" w:firstRowLastColumn="0" w:lastRowFirstColumn="0" w:lastRowLastColumn="0"/>
             </w:pPr>
-            <w:r>
-              <w:t>-</w:t>
-            </w:r>
+            <w:proofErr w:type="spellStart"/>
+            <w:r>
+              <w:t>testValue</w:t>
+            </w:r>
+            <w:proofErr w:type="spellEnd"/>
           </w:p>
         </w:tc>
       </w:tr>
@@ -11107,25 +11141,203 @@
             <w:r>
               <w:t>WxPlatformMonitoring\config\</w:t>
             </w:r>
-            <w:r>
-              <w:t>ports</w:t>
+            <w:proofErr w:type="spellStart"/>
+            <w:r>
+              <w:t>cache</w:t>
             </w:r>
             <w:r>
               <w:t>.json</w:t>
             </w:r>
+            <w:proofErr w:type="spellEnd"/>
           </w:p>
         </w:tc>
       </w:tr>
     </w:tbl>
     <w:p>
       <w:pPr>
+        <w:pStyle w:val="TextCopy"/>
+      </w:pPr>
+    </w:p>
+    <w:tbl>
+      <w:tblPr>
+        <w:tblStyle w:val="TABLESTYLE1"/>
+        <w:tblW w:w="0" w:type="auto"/>
+        <w:tblLook w:val="04A0" w:firstRow="1" w:lastRow="0" w:firstColumn="1" w:lastColumn="0" w:noHBand="0" w:noVBand="1"/>
+      </w:tblPr>
+      <w:tblGrid>
+        <w:gridCol w:w="1649"/>
+        <w:gridCol w:w="6315"/>
+      </w:tblGrid>
+      <w:tr>
+        <w:trPr>
+          <w:cnfStyle w:val="100000000000" w:firstRow="1" w:lastRow="0" w:firstColumn="0" w:lastColumn="0" w:oddVBand="0" w:evenVBand="0" w:oddHBand="0" w:evenHBand="0" w:firstRowFirstColumn="0" w:firstRowLastColumn="0" w:lastRowFirstColumn="0" w:lastRowLastColumn="0"/>
+        </w:trPr>
+        <w:tc>
+          <w:tcPr>
+            <w:cnfStyle w:val="001000000000" w:firstRow="0" w:lastRow="0" w:firstColumn="1" w:lastColumn="0" w:oddVBand="0" w:evenVBand="0" w:oddHBand="0" w:evenHBand="0" w:firstRowFirstColumn="0" w:firstRowLastColumn="0" w:lastRowFirstColumn="0" w:lastRowLastColumn="0"/>
+            <w:tcW w:w="1649" w:type="dxa"/>
+          </w:tcPr>
+          <w:p>
+            <w:pPr>
+              <w:pStyle w:val="TextCopy"/>
+              <w:spacing w:after="120" w:line="300" w:lineRule="atLeast"/>
+              <w:jc w:val="both"/>
+            </w:pPr>
+            <w:r>
+              <w:t>Service</w:t>
+            </w:r>
+          </w:p>
+        </w:tc>
+        <w:tc>
+          <w:tcPr>
+            <w:tcW w:w="6315" w:type="dxa"/>
+          </w:tcPr>
+          <w:p>
+            <w:pPr>
+              <w:pStyle w:val="TextCopy"/>
+              <w:spacing w:after="120" w:line="300" w:lineRule="atLeast"/>
+              <w:jc w:val="both"/>
+              <w:cnfStyle w:val="100000000000" w:firstRow="1" w:lastRow="0" w:firstColumn="0" w:lastColumn="0" w:oddVBand="0" w:evenVBand="0" w:oddHBand="0" w:evenHBand="0" w:firstRowFirstColumn="0" w:firstRowLastColumn="0" w:lastRowFirstColumn="0" w:lastRowLastColumn="0"/>
+            </w:pPr>
+            <w:proofErr w:type="spellStart"/>
+            <w:r>
+              <w:t>wx.</w:t>
+            </w:r>
+            <w:r>
+              <w:t>platformMonitoring.pub.cache:remove</w:t>
+            </w:r>
+            <w:r>
+              <w:t>TestValue</w:t>
+            </w:r>
+            <w:proofErr w:type="spellEnd"/>
+          </w:p>
+        </w:tc>
+      </w:tr>
+      <w:tr>
+        <w:tc>
+          <w:tcPr>
+            <w:cnfStyle w:val="001000000000" w:firstRow="0" w:lastRow="0" w:firstColumn="1" w:lastColumn="0" w:oddVBand="0" w:evenVBand="0" w:oddHBand="0" w:evenHBand="0" w:firstRowFirstColumn="0" w:firstRowLastColumn="0" w:lastRowFirstColumn="0" w:lastRowLastColumn="0"/>
+            <w:tcW w:w="1649" w:type="dxa"/>
+          </w:tcPr>
+          <w:p>
+            <w:pPr>
+              <w:pStyle w:val="TextCopy"/>
+              <w:spacing w:after="120" w:line="300" w:lineRule="atLeast"/>
+              <w:jc w:val="both"/>
+            </w:pPr>
+            <w:r>
+              <w:t>Description</w:t>
+            </w:r>
+          </w:p>
+        </w:tc>
+        <w:tc>
+          <w:tcPr>
+            <w:tcW w:w="6315" w:type="dxa"/>
+          </w:tcPr>
+          <w:p>
+            <w:pPr>
+              <w:pStyle w:val="TextCopy"/>
+              <w:spacing w:after="120" w:line="300" w:lineRule="atLeast"/>
+              <w:jc w:val="both"/>
+              <w:cnfStyle w:val="000000000000" w:firstRow="0" w:lastRow="0" w:firstColumn="0" w:lastColumn="0" w:oddVBand="0" w:evenVBand="0" w:oddHBand="0" w:evenHBand="0" w:firstRowFirstColumn="0" w:firstRowLastColumn="0" w:lastRowFirstColumn="0" w:lastRowLastColumn="0"/>
+            </w:pPr>
+            <w:r>
+              <w:t>Call this service to remove the test value from the configured cache.</w:t>
+            </w:r>
+          </w:p>
+        </w:tc>
+      </w:tr>
+      <w:tr>
+        <w:trPr>
+          <w:cnfStyle w:val="000000010000" w:firstRow="0" w:lastRow="0" w:firstColumn="0" w:lastColumn="0" w:oddVBand="0" w:evenVBand="0" w:oddHBand="0" w:evenHBand="1" w:firstRowFirstColumn="0" w:firstRowLastColumn="0" w:lastRowFirstColumn="0" w:lastRowLastColumn="0"/>
+        </w:trPr>
+        <w:tc>
+          <w:tcPr>
+            <w:cnfStyle w:val="001000000000" w:firstRow="0" w:lastRow="0" w:firstColumn="1" w:lastColumn="0" w:oddVBand="0" w:evenVBand="0" w:oddHBand="0" w:evenHBand="0" w:firstRowFirstColumn="0" w:firstRowLastColumn="0" w:lastRowFirstColumn="0" w:lastRowLastColumn="0"/>
+            <w:tcW w:w="1649" w:type="dxa"/>
+          </w:tcPr>
+          <w:p>
+            <w:pPr>
+              <w:pStyle w:val="TextCopy"/>
+              <w:spacing w:after="120" w:line="300" w:lineRule="atLeast"/>
+              <w:jc w:val="both"/>
+            </w:pPr>
+            <w:r>
+              <w:t>Service Input</w:t>
+            </w:r>
+          </w:p>
+        </w:tc>
+        <w:tc>
+          <w:tcPr>
+            <w:tcW w:w="6315" w:type="dxa"/>
+          </w:tcPr>
+          <w:p>
+            <w:pPr>
+              <w:pStyle w:val="TextCopy"/>
+              <w:spacing w:after="120" w:line="300" w:lineRule="atLeast"/>
+              <w:jc w:val="both"/>
+              <w:cnfStyle w:val="000000010000" w:firstRow="0" w:lastRow="0" w:firstColumn="0" w:lastColumn="0" w:oddVBand="0" w:evenVBand="0" w:oddHBand="0" w:evenHBand="1" w:firstRowFirstColumn="0" w:firstRowLastColumn="0" w:lastRowFirstColumn="0" w:lastRowLastColumn="0"/>
+            </w:pPr>
+            <w:proofErr w:type="spellStart"/>
+            <w:r>
+              <w:t>testValue</w:t>
+            </w:r>
+            <w:proofErr w:type="spellEnd"/>
+          </w:p>
+        </w:tc>
+      </w:tr>
+      <w:tr>
+        <w:tc>
+          <w:tcPr>
+            <w:cnfStyle w:val="001000000000" w:firstRow="0" w:lastRow="0" w:firstColumn="1" w:lastColumn="0" w:oddVBand="0" w:evenVBand="0" w:oddHBand="0" w:evenHBand="0" w:firstRowFirstColumn="0" w:firstRowLastColumn="0" w:lastRowFirstColumn="0" w:lastRowLastColumn="0"/>
+            <w:tcW w:w="1649" w:type="dxa"/>
+          </w:tcPr>
+          <w:p>
+            <w:pPr>
+              <w:pStyle w:val="TextCopy"/>
+              <w:spacing w:after="120" w:line="300" w:lineRule="atLeast"/>
+              <w:jc w:val="both"/>
+            </w:pPr>
+            <w:r>
+              <w:t>Configuration</w:t>
+            </w:r>
+          </w:p>
+        </w:tc>
+        <w:tc>
+          <w:tcPr>
+            <w:tcW w:w="6315" w:type="dxa"/>
+          </w:tcPr>
+          <w:p>
+            <w:pPr>
+              <w:pStyle w:val="TextCopy"/>
+              <w:spacing w:after="120" w:line="300" w:lineRule="atLeast"/>
+              <w:jc w:val="both"/>
+              <w:cnfStyle w:val="000000000000" w:firstRow="0" w:lastRow="0" w:firstColumn="0" w:lastColumn="0" w:oddVBand="0" w:evenVBand="0" w:oddHBand="0" w:evenHBand="0" w:firstRowFirstColumn="0" w:firstRowLastColumn="0" w:lastRowFirstColumn="0" w:lastRowLastColumn="0"/>
+            </w:pPr>
+            <w:r>
+              <w:t>WxPlatformMonitoring\config\</w:t>
+            </w:r>
+            <w:proofErr w:type="spellStart"/>
+            <w:r>
+              <w:t>cache</w:t>
+            </w:r>
+            <w:r>
+              <w:t>.json</w:t>
+            </w:r>
+            <w:proofErr w:type="spellEnd"/>
+          </w:p>
+        </w:tc>
+      </w:tr>
+    </w:tbl>
+    <w:p>
+      <w:pPr>
         <w:pStyle w:val="HeadingII"/>
       </w:pPr>
-      <w:bookmarkStart w:id="25" w:name="_Toc475030054"/>
-      <w:r>
-        <w:t>Server</w:t>
-      </w:r>
-      <w:bookmarkEnd w:id="25"/>
+      <w:bookmarkStart w:id="20" w:name="_Toc475952958"/>
+      <w:r>
+        <w:t>JVM</w:t>
+      </w:r>
+      <w:bookmarkEnd w:id="20"/>
     </w:p>
     <w:p>
       <w:pPr>
@@ -11134,9 +11346,1258 @@
       <w:r>
         <w:t>The following services are available in the folder “</w:t>
       </w:r>
+      <w:proofErr w:type="spellStart"/>
+      <w:r>
+        <w:t>wx.platformMonitoring.pub.jvm</w:t>
+      </w:r>
+      <w:proofErr w:type="spellEnd"/>
+      <w:r>
+        <w:t>”.</w:t>
+      </w:r>
+    </w:p>
+    <w:p>
+      <w:pPr>
+        <w:pStyle w:val="TextCopy"/>
+      </w:pPr>
+    </w:p>
+    <w:tbl>
+      <w:tblPr>
+        <w:tblStyle w:val="TABLESTYLE1"/>
+        <w:tblW w:w="0" w:type="auto"/>
+        <w:tblLook w:val="04A0" w:firstRow="1" w:lastRow="0" w:firstColumn="1" w:lastColumn="0" w:noHBand="0" w:noVBand="1"/>
+      </w:tblPr>
+      <w:tblGrid>
+        <w:gridCol w:w="1649"/>
+        <w:gridCol w:w="6315"/>
+      </w:tblGrid>
+      <w:tr>
+        <w:trPr>
+          <w:cnfStyle w:val="100000000000" w:firstRow="1" w:lastRow="0" w:firstColumn="0" w:lastColumn="0" w:oddVBand="0" w:evenVBand="0" w:oddHBand="0" w:evenHBand="0" w:firstRowFirstColumn="0" w:firstRowLastColumn="0" w:lastRowFirstColumn="0" w:lastRowLastColumn="0"/>
+        </w:trPr>
+        <w:tc>
+          <w:tcPr>
+            <w:cnfStyle w:val="001000000000" w:firstRow="0" w:lastRow="0" w:firstColumn="1" w:lastColumn="0" w:oddVBand="0" w:evenVBand="0" w:oddHBand="0" w:evenHBand="0" w:firstRowFirstColumn="0" w:firstRowLastColumn="0" w:lastRowFirstColumn="0" w:lastRowLastColumn="0"/>
+            <w:tcW w:w="1649" w:type="dxa"/>
+          </w:tcPr>
+          <w:p>
+            <w:pPr>
+              <w:pStyle w:val="TextCopy"/>
+              <w:spacing w:after="120" w:line="300" w:lineRule="atLeast"/>
+              <w:jc w:val="both"/>
+            </w:pPr>
+            <w:r>
+              <w:t>Service</w:t>
+            </w:r>
+          </w:p>
+        </w:tc>
+        <w:tc>
+          <w:tcPr>
+            <w:tcW w:w="6315" w:type="dxa"/>
+          </w:tcPr>
+          <w:p>
+            <w:pPr>
+              <w:pStyle w:val="TextCopy"/>
+              <w:spacing w:after="120" w:line="300" w:lineRule="atLeast"/>
+              <w:jc w:val="both"/>
+              <w:cnfStyle w:val="100000000000" w:firstRow="1" w:lastRow="0" w:firstColumn="0" w:lastColumn="0" w:oddVBand="0" w:evenVBand="0" w:oddHBand="0" w:evenHBand="0" w:firstRowFirstColumn="0" w:firstRowLastColumn="0" w:lastRowFirstColumn="0" w:lastRowLastColumn="0"/>
+            </w:pPr>
+            <w:proofErr w:type="spellStart"/>
+            <w:r>
+              <w:t>wx.platformMonitoring.pub.jvm:getPermGen</w:t>
+            </w:r>
+            <w:proofErr w:type="spellEnd"/>
+          </w:p>
+        </w:tc>
+      </w:tr>
+      <w:tr>
+        <w:tc>
+          <w:tcPr>
+            <w:cnfStyle w:val="001000000000" w:firstRow="0" w:lastRow="0" w:firstColumn="1" w:lastColumn="0" w:oddVBand="0" w:evenVBand="0" w:oddHBand="0" w:evenHBand="0" w:firstRowFirstColumn="0" w:firstRowLastColumn="0" w:lastRowFirstColumn="0" w:lastRowLastColumn="0"/>
+            <w:tcW w:w="1649" w:type="dxa"/>
+          </w:tcPr>
+          <w:p>
+            <w:pPr>
+              <w:pStyle w:val="TextCopy"/>
+              <w:spacing w:after="120" w:line="300" w:lineRule="atLeast"/>
+              <w:jc w:val="both"/>
+            </w:pPr>
+            <w:r>
+              <w:t>Description</w:t>
+            </w:r>
+          </w:p>
+        </w:tc>
+        <w:tc>
+          <w:tcPr>
+            <w:tcW w:w="6315" w:type="dxa"/>
+          </w:tcPr>
+          <w:p>
+            <w:pPr>
+              <w:pStyle w:val="TextCopy"/>
+              <w:spacing w:after="120" w:line="300" w:lineRule="atLeast"/>
+              <w:jc w:val="both"/>
+              <w:cnfStyle w:val="000000000000" w:firstRow="0" w:lastRow="0" w:firstColumn="0" w:lastColumn="0" w:oddVBand="0" w:evenVBand="0" w:oddHBand="0" w:evenHBand="0" w:firstRowFirstColumn="0" w:firstRowLastColumn="0" w:lastRowFirstColumn="0" w:lastRowLastColumn="0"/>
+            </w:pPr>
+            <w:r>
+              <w:t xml:space="preserve">Returns the current </w:t>
+            </w:r>
+            <w:proofErr w:type="spellStart"/>
+            <w:r>
+              <w:t>PermGen</w:t>
+            </w:r>
+            <w:proofErr w:type="spellEnd"/>
+            <w:r>
+              <w:t xml:space="preserve"> value, its maximum value and a percentage of free </w:t>
+            </w:r>
+            <w:proofErr w:type="spellStart"/>
+            <w:r>
+              <w:t>PermGen</w:t>
+            </w:r>
+            <w:proofErr w:type="spellEnd"/>
+            <w:r>
+              <w:t xml:space="preserve"> space</w:t>
+            </w:r>
+            <w:r>
+              <w:t>.</w:t>
+            </w:r>
+          </w:p>
+          <w:p>
+            <w:pPr>
+              <w:pStyle w:val="TextCopy"/>
+              <w:spacing w:after="120" w:line="300" w:lineRule="atLeast"/>
+              <w:jc w:val="both"/>
+              <w:cnfStyle w:val="000000000000" w:firstRow="0" w:lastRow="0" w:firstColumn="0" w:lastColumn="0" w:oddVBand="0" w:evenVBand="0" w:oddHBand="0" w:evenHBand="0" w:firstRowFirstColumn="0" w:firstRowLastColumn="0" w:lastRowFirstColumn="0" w:lastRowLastColumn="0"/>
+            </w:pPr>
+            <w:r>
+              <w:rPr>
+                <w:b/>
+              </w:rPr>
+              <w:t>Attention</w:t>
+            </w:r>
+            <w:r>
+              <w:t>: only applicable when using a JVM &lt; 1.8</w:t>
+            </w:r>
+            <w:r>
+              <w:t>.</w:t>
+            </w:r>
+          </w:p>
+          <w:p>
+            <w:pPr>
+              <w:pStyle w:val="TextCopy"/>
+              <w:spacing w:after="120" w:line="300" w:lineRule="atLeast"/>
+              <w:jc w:val="both"/>
+              <w:cnfStyle w:val="000000000000" w:firstRow="0" w:lastRow="0" w:firstColumn="0" w:lastColumn="0" w:oddVBand="0" w:evenVBand="0" w:oddHBand="0" w:evenHBand="0" w:firstRowFirstColumn="0" w:firstRowLastColumn="0" w:lastRowFirstColumn="0" w:lastRowLastColumn="0"/>
+            </w:pPr>
+            <w:r>
+              <w:rPr>
+                <w:b/>
+              </w:rPr>
+              <w:t>Attention</w:t>
+            </w:r>
+            <w:r>
+              <w:t xml:space="preserve">: this value is also available as a JMX </w:t>
+            </w:r>
+            <w:proofErr w:type="spellStart"/>
+            <w:r>
+              <w:t>MBean</w:t>
+            </w:r>
+            <w:proofErr w:type="spellEnd"/>
+            <w:r>
+              <w:t>.</w:t>
+            </w:r>
+          </w:p>
+        </w:tc>
+      </w:tr>
+      <w:tr>
+        <w:trPr>
+          <w:cnfStyle w:val="000000010000" w:firstRow="0" w:lastRow="0" w:firstColumn="0" w:lastColumn="0" w:oddVBand="0" w:evenVBand="0" w:oddHBand="0" w:evenHBand="1" w:firstRowFirstColumn="0" w:firstRowLastColumn="0" w:lastRowFirstColumn="0" w:lastRowLastColumn="0"/>
+        </w:trPr>
+        <w:tc>
+          <w:tcPr>
+            <w:cnfStyle w:val="001000000000" w:firstRow="0" w:lastRow="0" w:firstColumn="1" w:lastColumn="0" w:oddVBand="0" w:evenVBand="0" w:oddHBand="0" w:evenHBand="0" w:firstRowFirstColumn="0" w:firstRowLastColumn="0" w:lastRowFirstColumn="0" w:lastRowLastColumn="0"/>
+            <w:tcW w:w="1649" w:type="dxa"/>
+          </w:tcPr>
+          <w:p>
+            <w:pPr>
+              <w:pStyle w:val="TextCopy"/>
+              <w:spacing w:after="120" w:line="300" w:lineRule="atLeast"/>
+              <w:jc w:val="both"/>
+            </w:pPr>
+            <w:r>
+              <w:t>Service Input</w:t>
+            </w:r>
+          </w:p>
+        </w:tc>
+        <w:tc>
+          <w:tcPr>
+            <w:tcW w:w="6315" w:type="dxa"/>
+          </w:tcPr>
+          <w:p>
+            <w:pPr>
+              <w:pStyle w:val="TextCopy"/>
+              <w:spacing w:after="120" w:line="300" w:lineRule="atLeast"/>
+              <w:jc w:val="both"/>
+              <w:cnfStyle w:val="000000010000" w:firstRow="0" w:lastRow="0" w:firstColumn="0" w:lastColumn="0" w:oddVBand="0" w:evenVBand="0" w:oddHBand="0" w:evenHBand="1" w:firstRowFirstColumn="0" w:firstRowLastColumn="0" w:lastRowFirstColumn="0" w:lastRowLastColumn="0"/>
+            </w:pPr>
+            <w:r>
+              <w:t>-</w:t>
+            </w:r>
+          </w:p>
+        </w:tc>
+      </w:tr>
+      <w:tr>
+        <w:tc>
+          <w:tcPr>
+            <w:cnfStyle w:val="001000000000" w:firstRow="0" w:lastRow="0" w:firstColumn="1" w:lastColumn="0" w:oddVBand="0" w:evenVBand="0" w:oddHBand="0" w:evenHBand="0" w:firstRowFirstColumn="0" w:firstRowLastColumn="0" w:lastRowFirstColumn="0" w:lastRowLastColumn="0"/>
+            <w:tcW w:w="1649" w:type="dxa"/>
+          </w:tcPr>
+          <w:p>
+            <w:pPr>
+              <w:pStyle w:val="TextCopy"/>
+              <w:spacing w:after="120" w:line="300" w:lineRule="atLeast"/>
+              <w:jc w:val="both"/>
+            </w:pPr>
+            <w:r>
+              <w:t>Configuration</w:t>
+            </w:r>
+          </w:p>
+        </w:tc>
+        <w:tc>
+          <w:tcPr>
+            <w:tcW w:w="6315" w:type="dxa"/>
+          </w:tcPr>
+          <w:p>
+            <w:pPr>
+              <w:pStyle w:val="TextCopy"/>
+              <w:spacing w:after="120" w:line="300" w:lineRule="atLeast"/>
+              <w:jc w:val="both"/>
+              <w:cnfStyle w:val="000000000000" w:firstRow="0" w:lastRow="0" w:firstColumn="0" w:lastColumn="0" w:oddVBand="0" w:evenVBand="0" w:oddHBand="0" w:evenHBand="0" w:firstRowFirstColumn="0" w:firstRowLastColumn="0" w:lastRowFirstColumn="0" w:lastRowLastColumn="0"/>
+            </w:pPr>
+            <w:r>
+              <w:t>-</w:t>
+            </w:r>
+          </w:p>
+        </w:tc>
+      </w:tr>
+    </w:tbl>
+    <w:p>
+      <w:pPr>
+        <w:pStyle w:val="HeadingII"/>
+      </w:pPr>
+      <w:bookmarkStart w:id="21" w:name="_Toc475952959"/>
+      <w:r>
+        <w:lastRenderedPageBreak/>
+        <w:t>OneData</w:t>
+      </w:r>
+      <w:bookmarkEnd w:id="21"/>
+    </w:p>
+    <w:p>
+      <w:pPr>
+        <w:pStyle w:val="TextCopy"/>
+      </w:pPr>
+      <w:r>
+        <w:t>The following services are available in the folder “</w:t>
+      </w:r>
+      <w:proofErr w:type="spellStart"/>
+      <w:r>
+        <w:t>wx</w:t>
+      </w:r>
+      <w:r>
+        <w:t>.platformMonitoring.pub.onedata</w:t>
+      </w:r>
+      <w:proofErr w:type="spellEnd"/>
+      <w:r>
+        <w:t>”.</w:t>
+      </w:r>
+    </w:p>
+    <w:tbl>
+      <w:tblPr>
+        <w:tblStyle w:val="TABLESTYLE1"/>
+        <w:tblW w:w="0" w:type="auto"/>
+        <w:tblLook w:val="04A0" w:firstRow="1" w:lastRow="0" w:firstColumn="1" w:lastColumn="0" w:noHBand="0" w:noVBand="1"/>
+      </w:tblPr>
+      <w:tblGrid>
+        <w:gridCol w:w="1649"/>
+        <w:gridCol w:w="6315"/>
+      </w:tblGrid>
+      <w:tr>
+        <w:trPr>
+          <w:cnfStyle w:val="100000000000" w:firstRow="1" w:lastRow="0" w:firstColumn="0" w:lastColumn="0" w:oddVBand="0" w:evenVBand="0" w:oddHBand="0" w:evenHBand="0" w:firstRowFirstColumn="0" w:firstRowLastColumn="0" w:lastRowFirstColumn="0" w:lastRowLastColumn="0"/>
+        </w:trPr>
+        <w:tc>
+          <w:tcPr>
+            <w:cnfStyle w:val="001000000000" w:firstRow="0" w:lastRow="0" w:firstColumn="1" w:lastColumn="0" w:oddVBand="0" w:evenVBand="0" w:oddHBand="0" w:evenHBand="0" w:firstRowFirstColumn="0" w:firstRowLastColumn="0" w:lastRowFirstColumn="0" w:lastRowLastColumn="0"/>
+            <w:tcW w:w="1649" w:type="dxa"/>
+          </w:tcPr>
+          <w:p>
+            <w:pPr>
+              <w:pStyle w:val="TextCopy"/>
+              <w:spacing w:after="120" w:line="300" w:lineRule="atLeast"/>
+              <w:jc w:val="both"/>
+            </w:pPr>
+            <w:r>
+              <w:t>Service</w:t>
+            </w:r>
+          </w:p>
+        </w:tc>
+        <w:tc>
+          <w:tcPr>
+            <w:tcW w:w="6315" w:type="dxa"/>
+          </w:tcPr>
+          <w:p>
+            <w:pPr>
+              <w:pStyle w:val="TextCopy"/>
+              <w:spacing w:after="120" w:line="300" w:lineRule="atLeast"/>
+              <w:jc w:val="both"/>
+              <w:cnfStyle w:val="100000000000" w:firstRow="1" w:lastRow="0" w:firstColumn="0" w:lastColumn="0" w:oddVBand="0" w:evenVBand="0" w:oddHBand="0" w:evenHBand="0" w:firstRowFirstColumn="0" w:firstRowLastColumn="0" w:lastRowFirstColumn="0" w:lastRowLastColumn="0"/>
+            </w:pPr>
+            <w:proofErr w:type="spellStart"/>
+            <w:r>
+              <w:t>wx.platformMonitoring.pub.onedata:checkServerConnection</w:t>
+            </w:r>
+            <w:proofErr w:type="spellEnd"/>
+          </w:p>
+        </w:tc>
+      </w:tr>
+      <w:tr>
+        <w:tc>
+          <w:tcPr>
+            <w:cnfStyle w:val="001000000000" w:firstRow="0" w:lastRow="0" w:firstColumn="1" w:lastColumn="0" w:oddVBand="0" w:evenVBand="0" w:oddHBand="0" w:evenHBand="0" w:firstRowFirstColumn="0" w:firstRowLastColumn="0" w:lastRowFirstColumn="0" w:lastRowLastColumn="0"/>
+            <w:tcW w:w="1649" w:type="dxa"/>
+          </w:tcPr>
+          <w:p>
+            <w:pPr>
+              <w:pStyle w:val="TextCopy"/>
+              <w:spacing w:after="120" w:line="300" w:lineRule="atLeast"/>
+              <w:jc w:val="both"/>
+            </w:pPr>
+            <w:r>
+              <w:t>Description</w:t>
+            </w:r>
+          </w:p>
+        </w:tc>
+        <w:tc>
+          <w:tcPr>
+            <w:tcW w:w="6315" w:type="dxa"/>
+          </w:tcPr>
+          <w:p>
+            <w:pPr>
+              <w:pStyle w:val="TextCopy"/>
+              <w:spacing w:after="120" w:line="300" w:lineRule="atLeast"/>
+              <w:jc w:val="both"/>
+              <w:cnfStyle w:val="000000000000" w:firstRow="0" w:lastRow="0" w:firstColumn="0" w:lastColumn="0" w:oddVBand="0" w:evenVBand="0" w:oddHBand="0" w:evenHBand="0" w:firstRowFirstColumn="0" w:firstRowLastColumn="0" w:lastRowFirstColumn="0" w:lastRowLastColumn="0"/>
+            </w:pPr>
+            <w:r>
+              <w:t>Checks if IntegrationServer can connect to OneData via HTTP.</w:t>
+            </w:r>
+          </w:p>
+        </w:tc>
+      </w:tr>
+      <w:tr>
+        <w:trPr>
+          <w:cnfStyle w:val="000000010000" w:firstRow="0" w:lastRow="0" w:firstColumn="0" w:lastColumn="0" w:oddVBand="0" w:evenVBand="0" w:oddHBand="0" w:evenHBand="1" w:firstRowFirstColumn="0" w:firstRowLastColumn="0" w:lastRowFirstColumn="0" w:lastRowLastColumn="0"/>
+        </w:trPr>
+        <w:tc>
+          <w:tcPr>
+            <w:cnfStyle w:val="001000000000" w:firstRow="0" w:lastRow="0" w:firstColumn="1" w:lastColumn="0" w:oddVBand="0" w:evenVBand="0" w:oddHBand="0" w:evenHBand="0" w:firstRowFirstColumn="0" w:firstRowLastColumn="0" w:lastRowFirstColumn="0" w:lastRowLastColumn="0"/>
+            <w:tcW w:w="1649" w:type="dxa"/>
+          </w:tcPr>
+          <w:p>
+            <w:pPr>
+              <w:pStyle w:val="TextCopy"/>
+              <w:spacing w:after="120" w:line="300" w:lineRule="atLeast"/>
+              <w:jc w:val="both"/>
+            </w:pPr>
+            <w:r>
+              <w:t>Service Input</w:t>
+            </w:r>
+          </w:p>
+        </w:tc>
+        <w:tc>
+          <w:tcPr>
+            <w:tcW w:w="6315" w:type="dxa"/>
+          </w:tcPr>
+          <w:p>
+            <w:pPr>
+              <w:pStyle w:val="TextCopy"/>
+              <w:spacing w:after="120" w:line="300" w:lineRule="atLeast"/>
+              <w:jc w:val="both"/>
+              <w:cnfStyle w:val="000000010000" w:firstRow="0" w:lastRow="0" w:firstColumn="0" w:lastColumn="0" w:oddVBand="0" w:evenVBand="0" w:oddHBand="0" w:evenHBand="1" w:firstRowFirstColumn="0" w:firstRowLastColumn="0" w:lastRowFirstColumn="0" w:lastRowLastColumn="0"/>
+            </w:pPr>
+            <w:r>
+              <w:t>-</w:t>
+            </w:r>
+          </w:p>
+        </w:tc>
+      </w:tr>
+      <w:tr>
+        <w:tc>
+          <w:tcPr>
+            <w:cnfStyle w:val="001000000000" w:firstRow="0" w:lastRow="0" w:firstColumn="1" w:lastColumn="0" w:oddVBand="0" w:evenVBand="0" w:oddHBand="0" w:evenHBand="0" w:firstRowFirstColumn="0" w:firstRowLastColumn="0" w:lastRowFirstColumn="0" w:lastRowLastColumn="0"/>
+            <w:tcW w:w="1649" w:type="dxa"/>
+          </w:tcPr>
+          <w:p>
+            <w:pPr>
+              <w:pStyle w:val="TextCopy"/>
+              <w:spacing w:after="120" w:line="300" w:lineRule="atLeast"/>
+              <w:jc w:val="both"/>
+            </w:pPr>
+            <w:r>
+              <w:t>Configuration</w:t>
+            </w:r>
+          </w:p>
+        </w:tc>
+        <w:tc>
+          <w:tcPr>
+            <w:tcW w:w="6315" w:type="dxa"/>
+          </w:tcPr>
+          <w:p>
+            <w:pPr>
+              <w:pStyle w:val="TextCopy"/>
+              <w:spacing w:after="120" w:line="300" w:lineRule="atLeast"/>
+              <w:jc w:val="both"/>
+              <w:cnfStyle w:val="000000000000" w:firstRow="0" w:lastRow="0" w:firstColumn="0" w:lastColumn="0" w:oddVBand="0" w:evenVBand="0" w:oddHBand="0" w:evenHBand="0" w:firstRowFirstColumn="0" w:firstRowLastColumn="0" w:lastRowFirstColumn="0" w:lastRowLastColumn="0"/>
+            </w:pPr>
+            <w:r>
+              <w:t>WxPlatformMonitoring\config\</w:t>
+            </w:r>
+            <w:proofErr w:type="spellStart"/>
+            <w:r>
+              <w:t>onedata.json</w:t>
+            </w:r>
+            <w:proofErr w:type="spellEnd"/>
+          </w:p>
+        </w:tc>
+      </w:tr>
+    </w:tbl>
+    <w:p>
+      <w:pPr>
+        <w:pStyle w:val="HeadingII"/>
+      </w:pPr>
+      <w:bookmarkStart w:id="22" w:name="_Toc475952960"/>
+      <w:r>
+        <w:t>Ports</w:t>
+      </w:r>
+      <w:bookmarkEnd w:id="22"/>
+    </w:p>
+    <w:p>
+      <w:pPr>
+        <w:pStyle w:val="TextCopy"/>
+      </w:pPr>
+      <w:r>
+        <w:t>The following services are available in the folder “</w:t>
+      </w:r>
+      <w:proofErr w:type="spellStart"/>
+      <w:r>
+        <w:t>wx.platformMonitoring.pub.ports</w:t>
+      </w:r>
+      <w:proofErr w:type="spellEnd"/>
+      <w:r>
+        <w:t>”.</w:t>
+      </w:r>
+      <w:r>
+        <w:t xml:space="preserve"> </w:t>
+      </w:r>
+    </w:p>
+    <w:tbl>
+      <w:tblPr>
+        <w:tblStyle w:val="TABLESTYLE1"/>
+        <w:tblW w:w="0" w:type="auto"/>
+        <w:tblLook w:val="04A0" w:firstRow="1" w:lastRow="0" w:firstColumn="1" w:lastColumn="0" w:noHBand="0" w:noVBand="1"/>
+      </w:tblPr>
+      <w:tblGrid>
+        <w:gridCol w:w="1649"/>
+        <w:gridCol w:w="6856"/>
+      </w:tblGrid>
+      <w:tr>
+        <w:trPr>
+          <w:cnfStyle w:val="100000000000" w:firstRow="1" w:lastRow="0" w:firstColumn="0" w:lastColumn="0" w:oddVBand="0" w:evenVBand="0" w:oddHBand="0" w:evenHBand="0" w:firstRowFirstColumn="0" w:firstRowLastColumn="0" w:lastRowFirstColumn="0" w:lastRowLastColumn="0"/>
+        </w:trPr>
+        <w:tc>
+          <w:tcPr>
+            <w:cnfStyle w:val="001000000000" w:firstRow="0" w:lastRow="0" w:firstColumn="1" w:lastColumn="0" w:oddVBand="0" w:evenVBand="0" w:oddHBand="0" w:evenHBand="0" w:firstRowFirstColumn="0" w:firstRowLastColumn="0" w:lastRowFirstColumn="0" w:lastRowLastColumn="0"/>
+            <w:tcW w:w="1649" w:type="dxa"/>
+          </w:tcPr>
+          <w:p>
+            <w:pPr>
+              <w:pStyle w:val="TextCopy"/>
+              <w:spacing w:after="120" w:line="300" w:lineRule="atLeast"/>
+              <w:jc w:val="both"/>
+            </w:pPr>
+            <w:r>
+              <w:t>Service</w:t>
+            </w:r>
+          </w:p>
+        </w:tc>
+        <w:tc>
+          <w:tcPr>
+            <w:tcW w:w="6315" w:type="dxa"/>
+          </w:tcPr>
+          <w:p>
+            <w:pPr>
+              <w:pStyle w:val="TextCopy"/>
+              <w:spacing w:after="120" w:line="300" w:lineRule="atLeast"/>
+              <w:jc w:val="both"/>
+              <w:cnfStyle w:val="100000000000" w:firstRow="1" w:lastRow="0" w:firstColumn="0" w:lastColumn="0" w:oddVBand="0" w:evenVBand="0" w:oddHBand="0" w:evenHBand="0" w:firstRowFirstColumn="0" w:firstRowLastColumn="0" w:lastRowFirstColumn="0" w:lastRowLastColumn="0"/>
+            </w:pPr>
+            <w:proofErr w:type="spellStart"/>
+            <w:r>
+              <w:t>wx.platformMonitoring.pub.ports:checkPortThreadPoolSaturation</w:t>
+            </w:r>
+            <w:proofErr w:type="spellEnd"/>
+          </w:p>
+        </w:tc>
+      </w:tr>
+      <w:tr>
+        <w:tc>
+          <w:tcPr>
+            <w:cnfStyle w:val="001000000000" w:firstRow="0" w:lastRow="0" w:firstColumn="1" w:lastColumn="0" w:oddVBand="0" w:evenVBand="0" w:oddHBand="0" w:evenHBand="0" w:firstRowFirstColumn="0" w:firstRowLastColumn="0" w:lastRowFirstColumn="0" w:lastRowLastColumn="0"/>
+            <w:tcW w:w="1649" w:type="dxa"/>
+          </w:tcPr>
+          <w:p>
+            <w:pPr>
+              <w:pStyle w:val="TextCopy"/>
+              <w:spacing w:after="120" w:line="300" w:lineRule="atLeast"/>
+              <w:jc w:val="both"/>
+            </w:pPr>
+            <w:r>
+              <w:t>Description</w:t>
+            </w:r>
+          </w:p>
+        </w:tc>
+        <w:tc>
+          <w:tcPr>
+            <w:tcW w:w="6315" w:type="dxa"/>
+          </w:tcPr>
+          <w:p>
+            <w:pPr>
+              <w:pStyle w:val="TextCopy"/>
+              <w:spacing w:after="120" w:line="300" w:lineRule="atLeast"/>
+              <w:jc w:val="both"/>
+              <w:cnfStyle w:val="000000000000" w:firstRow="0" w:lastRow="0" w:firstColumn="0" w:lastColumn="0" w:oddVBand="0" w:evenVBand="0" w:oddHBand="0" w:evenHBand="0" w:firstRowFirstColumn="0" w:firstRowLastColumn="0" w:lastRowFirstColumn="0" w:lastRowLastColumn="0"/>
+            </w:pPr>
+            <w:r>
+              <w:t>Returns the pool saturation</w:t>
+            </w:r>
+            <w:r>
+              <w:t xml:space="preserve"> (relative) and number of available connections</w:t>
+            </w:r>
+            <w:r>
+              <w:t xml:space="preserve"> </w:t>
+            </w:r>
+            <w:r>
+              <w:t xml:space="preserve">(absolute) </w:t>
+            </w:r>
+            <w:r>
+              <w:t>for the given port.</w:t>
+            </w:r>
+          </w:p>
+          <w:p>
+            <w:pPr>
+              <w:pStyle w:val="TextCopy"/>
+              <w:spacing w:after="120" w:line="300" w:lineRule="atLeast"/>
+              <w:jc w:val="both"/>
+              <w:cnfStyle w:val="000000000000" w:firstRow="0" w:lastRow="0" w:firstColumn="0" w:lastColumn="0" w:oddVBand="0" w:evenVBand="0" w:oddHBand="0" w:evenHBand="0" w:firstRowFirstColumn="0" w:firstRowLastColumn="0" w:lastRowFirstColumn="0" w:lastRowLastColumn="0"/>
+            </w:pPr>
+            <w:r>
+              <w:t xml:space="preserve">Note: private thread pools are only available for non-standard ports (e.g. not for the IS Primary Port!) and if they have been configured </w:t>
+            </w:r>
+            <w:proofErr w:type="spellStart"/>
+            <w:r>
+              <w:t>explicitely</w:t>
+            </w:r>
+            <w:proofErr w:type="spellEnd"/>
+            <w:r>
+              <w:t>. See screenshot:</w:t>
+            </w:r>
+          </w:p>
+          <w:p>
+            <w:pPr>
+              <w:pStyle w:val="TextCopy"/>
+              <w:keepNext/>
+              <w:spacing w:after="120" w:line="300" w:lineRule="atLeast"/>
+              <w:jc w:val="both"/>
+              <w:cnfStyle w:val="000000000000" w:firstRow="0" w:lastRow="0" w:firstColumn="0" w:lastColumn="0" w:oddVBand="0" w:evenVBand="0" w:oddHBand="0" w:evenHBand="0" w:firstRowFirstColumn="0" w:firstRowLastColumn="0" w:lastRowFirstColumn="0" w:lastRowLastColumn="0"/>
+            </w:pPr>
+            <w:r>
+              <w:rPr>
+                <w:noProof/>
+              </w:rPr>
+              <w:lastRenderedPageBreak/>
+              <w:drawing>
+                <wp:inline distT="0" distB="0" distL="0" distR="0" wp14:anchorId="50D2AEC1" wp14:editId="3D86F595">
+                  <wp:extent cx="4206695" cy="3947746"/>
+                  <wp:effectExtent l="0" t="0" r="3810" b="0"/>
+                  <wp:docPr id="3" name="Grafik 3"/>
+                  <wp:cNvGraphicFramePr>
+                    <a:graphicFrameLocks xmlns:a="http://schemas.openxmlformats.org/drawingml/2006/main" noChangeAspect="1"/>
+                  </wp:cNvGraphicFramePr>
+                  <a:graphic xmlns:a="http://schemas.openxmlformats.org/drawingml/2006/main">
+                    <a:graphicData uri="http://schemas.openxmlformats.org/drawingml/2006/picture">
+                      <pic:pic xmlns:pic="http://schemas.openxmlformats.org/drawingml/2006/picture">
+                        <pic:nvPicPr>
+                          <pic:cNvPr id="0" name=""/>
+                          <pic:cNvPicPr/>
+                        </pic:nvPicPr>
+                        <pic:blipFill>
+                          <a:blip r:embed="rId15"/>
+                          <a:stretch>
+                            <a:fillRect/>
+                          </a:stretch>
+                        </pic:blipFill>
+                        <pic:spPr>
+                          <a:xfrm>
+                            <a:off x="0" y="0"/>
+                            <a:ext cx="4210192" cy="3951028"/>
+                          </a:xfrm>
+                          <a:prstGeom prst="rect">
+                            <a:avLst/>
+                          </a:prstGeom>
+                        </pic:spPr>
+                      </pic:pic>
+                    </a:graphicData>
+                  </a:graphic>
+                </wp:inline>
+              </w:drawing>
+            </w:r>
+          </w:p>
+          <w:p>
+            <w:pPr>
+              <w:pStyle w:val="Beschriftung"/>
+              <w:jc w:val="both"/>
+              <w:cnfStyle w:val="000000000000" w:firstRow="0" w:lastRow="0" w:firstColumn="0" w:lastColumn="0" w:oddVBand="0" w:evenVBand="0" w:oddHBand="0" w:evenHBand="0" w:firstRowFirstColumn="0" w:firstRowLastColumn="0" w:lastRowFirstColumn="0" w:lastRowLastColumn="0"/>
+            </w:pPr>
+            <w:r>
+              <w:t xml:space="preserve">Figure </w:t>
+            </w:r>
+            <w:r>
+              <w:fldChar w:fldCharType="begin"/>
+            </w:r>
+            <w:r>
+              <w:instrText xml:space="preserve"> SEQ Figure \* ARABIC </w:instrText>
+            </w:r>
+            <w:r>
+              <w:fldChar w:fldCharType="separate"/>
+            </w:r>
+            <w:r>
+              <w:rPr>
+                <w:noProof/>
+              </w:rPr>
+              <w:t>1</w:t>
+            </w:r>
+            <w:r>
+              <w:fldChar w:fldCharType="end"/>
+            </w:r>
+            <w:r>
+              <w:t xml:space="preserve">: Private </w:t>
+            </w:r>
+            <w:proofErr w:type="spellStart"/>
+            <w:r>
+              <w:t>Threadpool</w:t>
+            </w:r>
+            <w:proofErr w:type="spellEnd"/>
+            <w:r>
+              <w:t xml:space="preserve"> Configuration</w:t>
+            </w:r>
+          </w:p>
+        </w:tc>
+      </w:tr>
+      <w:tr>
+        <w:trPr>
+          <w:cnfStyle w:val="000000010000" w:firstRow="0" w:lastRow="0" w:firstColumn="0" w:lastColumn="0" w:oddVBand="0" w:evenVBand="0" w:oddHBand="0" w:evenHBand="1" w:firstRowFirstColumn="0" w:firstRowLastColumn="0" w:lastRowFirstColumn="0" w:lastRowLastColumn="0"/>
+        </w:trPr>
+        <w:tc>
+          <w:tcPr>
+            <w:cnfStyle w:val="001000000000" w:firstRow="0" w:lastRow="0" w:firstColumn="1" w:lastColumn="0" w:oddVBand="0" w:evenVBand="0" w:oddHBand="0" w:evenHBand="0" w:firstRowFirstColumn="0" w:firstRowLastColumn="0" w:lastRowFirstColumn="0" w:lastRowLastColumn="0"/>
+            <w:tcW w:w="1649" w:type="dxa"/>
+          </w:tcPr>
+          <w:p>
+            <w:pPr>
+              <w:pStyle w:val="TextCopy"/>
+              <w:spacing w:after="120" w:line="300" w:lineRule="atLeast"/>
+              <w:jc w:val="both"/>
+            </w:pPr>
+            <w:r>
+              <w:lastRenderedPageBreak/>
+              <w:t>Service Input</w:t>
+            </w:r>
+          </w:p>
+        </w:tc>
+        <w:tc>
+          <w:tcPr>
+            <w:tcW w:w="6315" w:type="dxa"/>
+          </w:tcPr>
+          <w:p>
+            <w:pPr>
+              <w:pStyle w:val="TextCopy"/>
+              <w:spacing w:after="120" w:line="300" w:lineRule="atLeast"/>
+              <w:jc w:val="both"/>
+              <w:cnfStyle w:val="000000010000" w:firstRow="0" w:lastRow="0" w:firstColumn="0" w:lastColumn="0" w:oddVBand="0" w:evenVBand="0" w:oddHBand="0" w:evenHBand="1" w:firstRowFirstColumn="0" w:firstRowLastColumn="0" w:lastRowFirstColumn="0" w:lastRowLastColumn="0"/>
+            </w:pPr>
+            <w:proofErr w:type="spellStart"/>
+            <w:r>
+              <w:t>portAlias</w:t>
+            </w:r>
+            <w:proofErr w:type="spellEnd"/>
+          </w:p>
+        </w:tc>
+      </w:tr>
+      <w:tr>
+        <w:tc>
+          <w:tcPr>
+            <w:cnfStyle w:val="001000000000" w:firstRow="0" w:lastRow="0" w:firstColumn="1" w:lastColumn="0" w:oddVBand="0" w:evenVBand="0" w:oddHBand="0" w:evenHBand="0" w:firstRowFirstColumn="0" w:firstRowLastColumn="0" w:lastRowFirstColumn="0" w:lastRowLastColumn="0"/>
+            <w:tcW w:w="1649" w:type="dxa"/>
+          </w:tcPr>
+          <w:p>
+            <w:pPr>
+              <w:pStyle w:val="TextCopy"/>
+              <w:spacing w:after="120" w:line="300" w:lineRule="atLeast"/>
+              <w:jc w:val="both"/>
+            </w:pPr>
+            <w:r>
+              <w:t>Configuration</w:t>
+            </w:r>
+          </w:p>
+        </w:tc>
+        <w:tc>
+          <w:tcPr>
+            <w:tcW w:w="6315" w:type="dxa"/>
+          </w:tcPr>
+          <w:p>
+            <w:pPr>
+              <w:pStyle w:val="TextCopy"/>
+              <w:spacing w:after="120" w:line="300" w:lineRule="atLeast"/>
+              <w:jc w:val="both"/>
+              <w:cnfStyle w:val="000000000000" w:firstRow="0" w:lastRow="0" w:firstColumn="0" w:lastColumn="0" w:oddVBand="0" w:evenVBand="0" w:oddHBand="0" w:evenHBand="0" w:firstRowFirstColumn="0" w:firstRowLastColumn="0" w:lastRowFirstColumn="0" w:lastRowLastColumn="0"/>
+            </w:pPr>
+            <w:r>
+              <w:t>-</w:t>
+            </w:r>
+          </w:p>
+        </w:tc>
+      </w:tr>
+    </w:tbl>
+    <w:p>
+      <w:pPr>
+        <w:pStyle w:val="TextCopy"/>
+      </w:pPr>
+    </w:p>
+    <w:tbl>
+      <w:tblPr>
+        <w:tblStyle w:val="TABLESTYLE1"/>
+        <w:tblW w:w="0" w:type="auto"/>
+        <w:tblLook w:val="04A0" w:firstRow="1" w:lastRow="0" w:firstColumn="1" w:lastColumn="0" w:noHBand="0" w:noVBand="1"/>
+      </w:tblPr>
+      <w:tblGrid>
+        <w:gridCol w:w="1649"/>
+        <w:gridCol w:w="6315"/>
+      </w:tblGrid>
+      <w:tr>
+        <w:trPr>
+          <w:cnfStyle w:val="100000000000" w:firstRow="1" w:lastRow="0" w:firstColumn="0" w:lastColumn="0" w:oddVBand="0" w:evenVBand="0" w:oddHBand="0" w:evenHBand="0" w:firstRowFirstColumn="0" w:firstRowLastColumn="0" w:lastRowFirstColumn="0" w:lastRowLastColumn="0"/>
+        </w:trPr>
+        <w:tc>
+          <w:tcPr>
+            <w:cnfStyle w:val="001000000000" w:firstRow="0" w:lastRow="0" w:firstColumn="1" w:lastColumn="0" w:oddVBand="0" w:evenVBand="0" w:oddHBand="0" w:evenHBand="0" w:firstRowFirstColumn="0" w:firstRowLastColumn="0" w:lastRowFirstColumn="0" w:lastRowLastColumn="0"/>
+            <w:tcW w:w="1649" w:type="dxa"/>
+          </w:tcPr>
+          <w:p>
+            <w:pPr>
+              <w:pStyle w:val="TextCopy"/>
+              <w:spacing w:after="120" w:line="300" w:lineRule="atLeast"/>
+              <w:jc w:val="both"/>
+            </w:pPr>
+            <w:r>
+              <w:t>Service</w:t>
+            </w:r>
+          </w:p>
+        </w:tc>
+        <w:tc>
+          <w:tcPr>
+            <w:tcW w:w="6315" w:type="dxa"/>
+          </w:tcPr>
+          <w:p>
+            <w:pPr>
+              <w:pStyle w:val="TextCopy"/>
+              <w:spacing w:after="120" w:line="300" w:lineRule="atLeast"/>
+              <w:jc w:val="both"/>
+              <w:cnfStyle w:val="100000000000" w:firstRow="1" w:lastRow="0" w:firstColumn="0" w:lastColumn="0" w:oddVBand="0" w:evenVBand="0" w:oddHBand="0" w:evenHBand="0" w:firstRowFirstColumn="0" w:firstRowLastColumn="0" w:lastRowFirstColumn="0" w:lastRowLastColumn="0"/>
+            </w:pPr>
+            <w:proofErr w:type="spellStart"/>
+            <w:r>
+              <w:t>wx.platformMonitoring.pub.ports:checkPortStatus</w:t>
+            </w:r>
+            <w:proofErr w:type="spellEnd"/>
+          </w:p>
+        </w:tc>
+      </w:tr>
+      <w:tr>
+        <w:tc>
+          <w:tcPr>
+            <w:cnfStyle w:val="001000000000" w:firstRow="0" w:lastRow="0" w:firstColumn="1" w:lastColumn="0" w:oddVBand="0" w:evenVBand="0" w:oddHBand="0" w:evenHBand="0" w:firstRowFirstColumn="0" w:firstRowLastColumn="0" w:lastRowFirstColumn="0" w:lastRowLastColumn="0"/>
+            <w:tcW w:w="1649" w:type="dxa"/>
+          </w:tcPr>
+          <w:p>
+            <w:pPr>
+              <w:pStyle w:val="TextCopy"/>
+              <w:spacing w:after="120" w:line="300" w:lineRule="atLeast"/>
+              <w:jc w:val="both"/>
+            </w:pPr>
+            <w:r>
+              <w:t>Description</w:t>
+            </w:r>
+          </w:p>
+        </w:tc>
+        <w:tc>
+          <w:tcPr>
+            <w:tcW w:w="6315" w:type="dxa"/>
+          </w:tcPr>
+          <w:p>
+            <w:pPr>
+              <w:pStyle w:val="TextCopy"/>
+              <w:spacing w:after="120" w:line="300" w:lineRule="atLeast"/>
+              <w:jc w:val="both"/>
+              <w:cnfStyle w:val="000000000000" w:firstRow="0" w:lastRow="0" w:firstColumn="0" w:lastColumn="0" w:oddVBand="0" w:evenVBand="0" w:oddHBand="0" w:evenHBand="0" w:firstRowFirstColumn="0" w:firstRowLastColumn="0" w:lastRowFirstColumn="0" w:lastRowLastColumn="0"/>
+            </w:pPr>
+            <w:r>
+              <w:t>Returns the status (enabled?) of the port.</w:t>
+            </w:r>
+          </w:p>
+        </w:tc>
+      </w:tr>
+      <w:tr>
+        <w:trPr>
+          <w:cnfStyle w:val="000000010000" w:firstRow="0" w:lastRow="0" w:firstColumn="0" w:lastColumn="0" w:oddVBand="0" w:evenVBand="0" w:oddHBand="0" w:evenHBand="1" w:firstRowFirstColumn="0" w:firstRowLastColumn="0" w:lastRowFirstColumn="0" w:lastRowLastColumn="0"/>
+        </w:trPr>
+        <w:tc>
+          <w:tcPr>
+            <w:cnfStyle w:val="001000000000" w:firstRow="0" w:lastRow="0" w:firstColumn="1" w:lastColumn="0" w:oddVBand="0" w:evenVBand="0" w:oddHBand="0" w:evenHBand="0" w:firstRowFirstColumn="0" w:firstRowLastColumn="0" w:lastRowFirstColumn="0" w:lastRowLastColumn="0"/>
+            <w:tcW w:w="1649" w:type="dxa"/>
+          </w:tcPr>
+          <w:p>
+            <w:pPr>
+              <w:pStyle w:val="TextCopy"/>
+              <w:spacing w:after="120" w:line="300" w:lineRule="atLeast"/>
+              <w:jc w:val="both"/>
+            </w:pPr>
+            <w:r>
+              <w:t>Service Input</w:t>
+            </w:r>
+          </w:p>
+        </w:tc>
+        <w:tc>
+          <w:tcPr>
+            <w:tcW w:w="6315" w:type="dxa"/>
+          </w:tcPr>
+          <w:p>
+            <w:pPr>
+              <w:pStyle w:val="TextCopy"/>
+              <w:spacing w:after="120" w:line="300" w:lineRule="atLeast"/>
+              <w:jc w:val="both"/>
+              <w:cnfStyle w:val="000000010000" w:firstRow="0" w:lastRow="0" w:firstColumn="0" w:lastColumn="0" w:oddVBand="0" w:evenVBand="0" w:oddHBand="0" w:evenHBand="1" w:firstRowFirstColumn="0" w:firstRowLastColumn="0" w:lastRowFirstColumn="0" w:lastRowLastColumn="0"/>
+            </w:pPr>
+            <w:proofErr w:type="spellStart"/>
+            <w:r>
+              <w:t>portAlias</w:t>
+            </w:r>
+            <w:proofErr w:type="spellEnd"/>
+          </w:p>
+        </w:tc>
+      </w:tr>
+      <w:tr>
+        <w:tc>
+          <w:tcPr>
+            <w:cnfStyle w:val="001000000000" w:firstRow="0" w:lastRow="0" w:firstColumn="1" w:lastColumn="0" w:oddVBand="0" w:evenVBand="0" w:oddHBand="0" w:evenHBand="0" w:firstRowFirstColumn="0" w:firstRowLastColumn="0" w:lastRowFirstColumn="0" w:lastRowLastColumn="0"/>
+            <w:tcW w:w="1649" w:type="dxa"/>
+          </w:tcPr>
+          <w:p>
+            <w:pPr>
+              <w:pStyle w:val="TextCopy"/>
+              <w:spacing w:after="120" w:line="300" w:lineRule="atLeast"/>
+              <w:jc w:val="both"/>
+            </w:pPr>
+            <w:r>
+              <w:t>Configuration</w:t>
+            </w:r>
+          </w:p>
+        </w:tc>
+        <w:tc>
+          <w:tcPr>
+            <w:tcW w:w="6315" w:type="dxa"/>
+          </w:tcPr>
+          <w:p>
+            <w:pPr>
+              <w:pStyle w:val="TextCopy"/>
+              <w:spacing w:after="120" w:line="300" w:lineRule="atLeast"/>
+              <w:jc w:val="both"/>
+              <w:cnfStyle w:val="000000000000" w:firstRow="0" w:lastRow="0" w:firstColumn="0" w:lastColumn="0" w:oddVBand="0" w:evenVBand="0" w:oddHBand="0" w:evenHBand="0" w:firstRowFirstColumn="0" w:firstRowLastColumn="0" w:lastRowFirstColumn="0" w:lastRowLastColumn="0"/>
+            </w:pPr>
+            <w:r>
+              <w:t>-</w:t>
+            </w:r>
+          </w:p>
+        </w:tc>
+      </w:tr>
+    </w:tbl>
+    <w:p>
+      <w:pPr>
+        <w:pStyle w:val="TextCopy"/>
+      </w:pPr>
+    </w:p>
+    <w:tbl>
+      <w:tblPr>
+        <w:tblStyle w:val="TABLESTYLE1"/>
+        <w:tblW w:w="0" w:type="auto"/>
+        <w:tblLook w:val="04A0" w:firstRow="1" w:lastRow="0" w:firstColumn="1" w:lastColumn="0" w:noHBand="0" w:noVBand="1"/>
+      </w:tblPr>
+      <w:tblGrid>
+        <w:gridCol w:w="1649"/>
+        <w:gridCol w:w="6315"/>
+      </w:tblGrid>
+      <w:tr>
+        <w:trPr>
+          <w:cnfStyle w:val="100000000000" w:firstRow="1" w:lastRow="0" w:firstColumn="0" w:lastColumn="0" w:oddVBand="0" w:evenVBand="0" w:oddHBand="0" w:evenHBand="0" w:firstRowFirstColumn="0" w:firstRowLastColumn="0" w:lastRowFirstColumn="0" w:lastRowLastColumn="0"/>
+        </w:trPr>
+        <w:tc>
+          <w:tcPr>
+            <w:cnfStyle w:val="001000000000" w:firstRow="0" w:lastRow="0" w:firstColumn="1" w:lastColumn="0" w:oddVBand="0" w:evenVBand="0" w:oddHBand="0" w:evenHBand="0" w:firstRowFirstColumn="0" w:firstRowLastColumn="0" w:lastRowFirstColumn="0" w:lastRowLastColumn="0"/>
+            <w:tcW w:w="1649" w:type="dxa"/>
+          </w:tcPr>
+          <w:p>
+            <w:pPr>
+              <w:pStyle w:val="TextCopy"/>
+              <w:spacing w:after="120" w:line="300" w:lineRule="atLeast"/>
+              <w:jc w:val="both"/>
+            </w:pPr>
+            <w:r>
+              <w:t>Service</w:t>
+            </w:r>
+          </w:p>
+        </w:tc>
+        <w:tc>
+          <w:tcPr>
+            <w:tcW w:w="6315" w:type="dxa"/>
+          </w:tcPr>
+          <w:p>
+            <w:pPr>
+              <w:pStyle w:val="TextCopy"/>
+              <w:spacing w:after="120" w:line="300" w:lineRule="atLeast"/>
+              <w:jc w:val="both"/>
+              <w:cnfStyle w:val="100000000000" w:firstRow="1" w:lastRow="0" w:firstColumn="0" w:lastColumn="0" w:oddVBand="0" w:evenVBand="0" w:oddHBand="0" w:evenHBand="0" w:firstRowFirstColumn="0" w:firstRowLastColumn="0" w:lastRowFirstColumn="0" w:lastRowLastColumn="0"/>
+            </w:pPr>
+            <w:proofErr w:type="spellStart"/>
+            <w:r>
+              <w:t>wx.platformMonitoring.pub.ports:listPorts</w:t>
+            </w:r>
+            <w:proofErr w:type="spellEnd"/>
+          </w:p>
+        </w:tc>
+      </w:tr>
+      <w:tr>
+        <w:tc>
+          <w:tcPr>
+            <w:cnfStyle w:val="001000000000" w:firstRow="0" w:lastRow="0" w:firstColumn="1" w:lastColumn="0" w:oddVBand="0" w:evenVBand="0" w:oddHBand="0" w:evenHBand="0" w:firstRowFirstColumn="0" w:firstRowLastColumn="0" w:lastRowFirstColumn="0" w:lastRowLastColumn="0"/>
+            <w:tcW w:w="1649" w:type="dxa"/>
+          </w:tcPr>
+          <w:p>
+            <w:pPr>
+              <w:pStyle w:val="TextCopy"/>
+              <w:spacing w:after="120" w:line="300" w:lineRule="atLeast"/>
+              <w:jc w:val="both"/>
+            </w:pPr>
+            <w:r>
+              <w:t>Description</w:t>
+            </w:r>
+          </w:p>
+        </w:tc>
+        <w:tc>
+          <w:tcPr>
+            <w:tcW w:w="6315" w:type="dxa"/>
+          </w:tcPr>
+          <w:p>
+            <w:pPr>
+              <w:pStyle w:val="TextCopy"/>
+              <w:spacing w:after="120" w:line="300" w:lineRule="atLeast"/>
+              <w:jc w:val="both"/>
+              <w:cnfStyle w:val="000000000000" w:firstRow="0" w:lastRow="0" w:firstColumn="0" w:lastColumn="0" w:oddVBand="0" w:evenVBand="0" w:oddHBand="0" w:evenHBand="0" w:firstRowFirstColumn="0" w:firstRowLastColumn="0" w:lastRowFirstColumn="0" w:lastRowLastColumn="0"/>
+            </w:pPr>
+            <w:r>
+              <w:t>Returns a list with the status for all ports in IntegrationServer</w:t>
+            </w:r>
+          </w:p>
+        </w:tc>
+      </w:tr>
+      <w:tr>
+        <w:trPr>
+          <w:cnfStyle w:val="000000010000" w:firstRow="0" w:lastRow="0" w:firstColumn="0" w:lastColumn="0" w:oddVBand="0" w:evenVBand="0" w:oddHBand="0" w:evenHBand="1" w:firstRowFirstColumn="0" w:firstRowLastColumn="0" w:lastRowFirstColumn="0" w:lastRowLastColumn="0"/>
+        </w:trPr>
+        <w:tc>
+          <w:tcPr>
+            <w:cnfStyle w:val="001000000000" w:firstRow="0" w:lastRow="0" w:firstColumn="1" w:lastColumn="0" w:oddVBand="0" w:evenVBand="0" w:oddHBand="0" w:evenHBand="0" w:firstRowFirstColumn="0" w:firstRowLastColumn="0" w:lastRowFirstColumn="0" w:lastRowLastColumn="0"/>
+            <w:tcW w:w="1649" w:type="dxa"/>
+          </w:tcPr>
+          <w:p>
+            <w:pPr>
+              <w:pStyle w:val="TextCopy"/>
+              <w:spacing w:after="120" w:line="300" w:lineRule="atLeast"/>
+              <w:jc w:val="both"/>
+            </w:pPr>
+            <w:r>
+              <w:t>Service Input</w:t>
+            </w:r>
+          </w:p>
+        </w:tc>
+        <w:tc>
+          <w:tcPr>
+            <w:tcW w:w="6315" w:type="dxa"/>
+          </w:tcPr>
+          <w:p>
+            <w:pPr>
+              <w:pStyle w:val="TextCopy"/>
+              <w:spacing w:after="120" w:line="300" w:lineRule="atLeast"/>
+              <w:jc w:val="both"/>
+              <w:cnfStyle w:val="000000010000" w:firstRow="0" w:lastRow="0" w:firstColumn="0" w:lastColumn="0" w:oddVBand="0" w:evenVBand="0" w:oddHBand="0" w:evenHBand="1" w:firstRowFirstColumn="0" w:firstRowLastColumn="0" w:lastRowFirstColumn="0" w:lastRowLastColumn="0"/>
+            </w:pPr>
+            <w:r>
+              <w:t>-</w:t>
+            </w:r>
+          </w:p>
+        </w:tc>
+      </w:tr>
+      <w:tr>
+        <w:tc>
+          <w:tcPr>
+            <w:cnfStyle w:val="001000000000" w:firstRow="0" w:lastRow="0" w:firstColumn="1" w:lastColumn="0" w:oddVBand="0" w:evenVBand="0" w:oddHBand="0" w:evenHBand="0" w:firstRowFirstColumn="0" w:firstRowLastColumn="0" w:lastRowFirstColumn="0" w:lastRowLastColumn="0"/>
+            <w:tcW w:w="1649" w:type="dxa"/>
+          </w:tcPr>
+          <w:p>
+            <w:pPr>
+              <w:pStyle w:val="TextCopy"/>
+              <w:spacing w:after="120" w:line="300" w:lineRule="atLeast"/>
+              <w:jc w:val="both"/>
+            </w:pPr>
+            <w:r>
+              <w:lastRenderedPageBreak/>
+              <w:t>Configuration</w:t>
+            </w:r>
+          </w:p>
+        </w:tc>
+        <w:tc>
+          <w:tcPr>
+            <w:tcW w:w="6315" w:type="dxa"/>
+          </w:tcPr>
+          <w:p>
+            <w:pPr>
+              <w:pStyle w:val="TextCopy"/>
+              <w:spacing w:after="120" w:line="300" w:lineRule="atLeast"/>
+              <w:jc w:val="both"/>
+              <w:cnfStyle w:val="000000000000" w:firstRow="0" w:lastRow="0" w:firstColumn="0" w:lastColumn="0" w:oddVBand="0" w:evenVBand="0" w:oddHBand="0" w:evenHBand="0" w:firstRowFirstColumn="0" w:firstRowLastColumn="0" w:lastRowFirstColumn="0" w:lastRowLastColumn="0"/>
+            </w:pPr>
+            <w:r>
+              <w:t>-</w:t>
+            </w:r>
+          </w:p>
+        </w:tc>
+      </w:tr>
+    </w:tbl>
+    <w:p>
+      <w:pPr>
+        <w:pStyle w:val="TextCopy"/>
+      </w:pPr>
+    </w:p>
+    <w:tbl>
+      <w:tblPr>
+        <w:tblStyle w:val="TABLESTYLE1"/>
+        <w:tblW w:w="0" w:type="auto"/>
+        <w:tblLook w:val="04A0" w:firstRow="1" w:lastRow="0" w:firstColumn="1" w:lastColumn="0" w:noHBand="0" w:noVBand="1"/>
+      </w:tblPr>
+      <w:tblGrid>
+        <w:gridCol w:w="1649"/>
+        <w:gridCol w:w="6315"/>
+      </w:tblGrid>
+      <w:tr>
+        <w:trPr>
+          <w:cnfStyle w:val="100000000000" w:firstRow="1" w:lastRow="0" w:firstColumn="0" w:lastColumn="0" w:oddVBand="0" w:evenVBand="0" w:oddHBand="0" w:evenHBand="0" w:firstRowFirstColumn="0" w:firstRowLastColumn="0" w:lastRowFirstColumn="0" w:lastRowLastColumn="0"/>
+        </w:trPr>
+        <w:tc>
+          <w:tcPr>
+            <w:cnfStyle w:val="001000000000" w:firstRow="0" w:lastRow="0" w:firstColumn="1" w:lastColumn="0" w:oddVBand="0" w:evenVBand="0" w:oddHBand="0" w:evenHBand="0" w:firstRowFirstColumn="0" w:firstRowLastColumn="0" w:lastRowFirstColumn="0" w:lastRowLastColumn="0"/>
+            <w:tcW w:w="1649" w:type="dxa"/>
+          </w:tcPr>
+          <w:p>
+            <w:pPr>
+              <w:pStyle w:val="TextCopy"/>
+              <w:spacing w:after="120" w:line="300" w:lineRule="atLeast"/>
+              <w:jc w:val="both"/>
+            </w:pPr>
+            <w:r>
+              <w:t>Service</w:t>
+            </w:r>
+          </w:p>
+        </w:tc>
+        <w:tc>
+          <w:tcPr>
+            <w:tcW w:w="6315" w:type="dxa"/>
+          </w:tcPr>
+          <w:p>
+            <w:pPr>
+              <w:pStyle w:val="TextCopy"/>
+              <w:spacing w:after="120" w:line="300" w:lineRule="atLeast"/>
+              <w:jc w:val="both"/>
+              <w:cnfStyle w:val="100000000000" w:firstRow="1" w:lastRow="0" w:firstColumn="0" w:lastColumn="0" w:oddVBand="0" w:evenVBand="0" w:oddHBand="0" w:evenHBand="0" w:firstRowFirstColumn="0" w:firstRowLastColumn="0" w:lastRowFirstColumn="0" w:lastRowLastColumn="0"/>
+            </w:pPr>
+            <w:proofErr w:type="spellStart"/>
+            <w:r>
+              <w:t>wx.platformMonitoring.pub.ports:listMonitoredPorts</w:t>
+            </w:r>
+            <w:proofErr w:type="spellEnd"/>
+          </w:p>
+        </w:tc>
+      </w:tr>
+      <w:tr>
+        <w:tc>
+          <w:tcPr>
+            <w:cnfStyle w:val="001000000000" w:firstRow="0" w:lastRow="0" w:firstColumn="1" w:lastColumn="0" w:oddVBand="0" w:evenVBand="0" w:oddHBand="0" w:evenHBand="0" w:firstRowFirstColumn="0" w:firstRowLastColumn="0" w:lastRowFirstColumn="0" w:lastRowLastColumn="0"/>
+            <w:tcW w:w="1649" w:type="dxa"/>
+          </w:tcPr>
+          <w:p>
+            <w:pPr>
+              <w:pStyle w:val="TextCopy"/>
+              <w:spacing w:after="120" w:line="300" w:lineRule="atLeast"/>
+              <w:jc w:val="both"/>
+            </w:pPr>
+            <w:r>
+              <w:t>Description</w:t>
+            </w:r>
+          </w:p>
+        </w:tc>
+        <w:tc>
+          <w:tcPr>
+            <w:tcW w:w="6315" w:type="dxa"/>
+          </w:tcPr>
+          <w:p>
+            <w:pPr>
+              <w:pStyle w:val="TextCopy"/>
+              <w:spacing w:after="120" w:line="300" w:lineRule="atLeast"/>
+              <w:jc w:val="both"/>
+              <w:cnfStyle w:val="000000000000" w:firstRow="0" w:lastRow="0" w:firstColumn="0" w:lastColumn="0" w:oddVBand="0" w:evenVBand="0" w:oddHBand="0" w:evenHBand="0" w:firstRowFirstColumn="0" w:firstRowLastColumn="0" w:lastRowFirstColumn="0" w:lastRowLastColumn="0"/>
+            </w:pPr>
+            <w:r>
+              <w:t>Returns a list with the status of all ports which are configured for monitoring.</w:t>
+            </w:r>
+            <w:r>
+              <w:t xml:space="preserve"> Additionally returns the </w:t>
+            </w:r>
+            <w:r>
+              <w:t xml:space="preserve">count </w:t>
+            </w:r>
+            <w:r>
+              <w:t>of enabled and disabled ports.</w:t>
+            </w:r>
+          </w:p>
+        </w:tc>
+      </w:tr>
+      <w:tr>
+        <w:trPr>
+          <w:cnfStyle w:val="000000010000" w:firstRow="0" w:lastRow="0" w:firstColumn="0" w:lastColumn="0" w:oddVBand="0" w:evenVBand="0" w:oddHBand="0" w:evenHBand="1" w:firstRowFirstColumn="0" w:firstRowLastColumn="0" w:lastRowFirstColumn="0" w:lastRowLastColumn="0"/>
+        </w:trPr>
+        <w:tc>
+          <w:tcPr>
+            <w:cnfStyle w:val="001000000000" w:firstRow="0" w:lastRow="0" w:firstColumn="1" w:lastColumn="0" w:oddVBand="0" w:evenVBand="0" w:oddHBand="0" w:evenHBand="0" w:firstRowFirstColumn="0" w:firstRowLastColumn="0" w:lastRowFirstColumn="0" w:lastRowLastColumn="0"/>
+            <w:tcW w:w="1649" w:type="dxa"/>
+          </w:tcPr>
+          <w:p>
+            <w:pPr>
+              <w:pStyle w:val="TextCopy"/>
+              <w:spacing w:after="120" w:line="300" w:lineRule="atLeast"/>
+              <w:jc w:val="both"/>
+            </w:pPr>
+            <w:r>
+              <w:t>Service Input</w:t>
+            </w:r>
+          </w:p>
+        </w:tc>
+        <w:tc>
+          <w:tcPr>
+            <w:tcW w:w="6315" w:type="dxa"/>
+          </w:tcPr>
+          <w:p>
+            <w:pPr>
+              <w:pStyle w:val="TextCopy"/>
+              <w:spacing w:after="120" w:line="300" w:lineRule="atLeast"/>
+              <w:jc w:val="both"/>
+              <w:cnfStyle w:val="000000010000" w:firstRow="0" w:lastRow="0" w:firstColumn="0" w:lastColumn="0" w:oddVBand="0" w:evenVBand="0" w:oddHBand="0" w:evenHBand="1" w:firstRowFirstColumn="0" w:firstRowLastColumn="0" w:lastRowFirstColumn="0" w:lastRowLastColumn="0"/>
+            </w:pPr>
+            <w:r>
+              <w:t>-</w:t>
+            </w:r>
+          </w:p>
+        </w:tc>
+      </w:tr>
+      <w:tr>
+        <w:tc>
+          <w:tcPr>
+            <w:cnfStyle w:val="001000000000" w:firstRow="0" w:lastRow="0" w:firstColumn="1" w:lastColumn="0" w:oddVBand="0" w:evenVBand="0" w:oddHBand="0" w:evenHBand="0" w:firstRowFirstColumn="0" w:firstRowLastColumn="0" w:lastRowFirstColumn="0" w:lastRowLastColumn="0"/>
+            <w:tcW w:w="1649" w:type="dxa"/>
+          </w:tcPr>
+          <w:p>
+            <w:pPr>
+              <w:pStyle w:val="TextCopy"/>
+              <w:spacing w:after="120" w:line="300" w:lineRule="atLeast"/>
+              <w:jc w:val="both"/>
+            </w:pPr>
+            <w:r>
+              <w:t>Configuration</w:t>
+            </w:r>
+          </w:p>
+        </w:tc>
+        <w:tc>
+          <w:tcPr>
+            <w:tcW w:w="6315" w:type="dxa"/>
+          </w:tcPr>
+          <w:p>
+            <w:pPr>
+              <w:pStyle w:val="TextCopy"/>
+              <w:spacing w:after="120" w:line="300" w:lineRule="atLeast"/>
+              <w:jc w:val="both"/>
+              <w:cnfStyle w:val="000000000000" w:firstRow="0" w:lastRow="0" w:firstColumn="0" w:lastColumn="0" w:oddVBand="0" w:evenVBand="0" w:oddHBand="0" w:evenHBand="0" w:firstRowFirstColumn="0" w:firstRowLastColumn="0" w:lastRowFirstColumn="0" w:lastRowLastColumn="0"/>
+            </w:pPr>
+            <w:r>
+              <w:t>WxPlatformMonitoring\config\</w:t>
+            </w:r>
+            <w:proofErr w:type="spellStart"/>
+            <w:r>
+              <w:t>ports</w:t>
+            </w:r>
+            <w:r>
+              <w:t>.json</w:t>
+            </w:r>
+            <w:proofErr w:type="spellEnd"/>
+          </w:p>
+        </w:tc>
+      </w:tr>
+    </w:tbl>
+    <w:p>
+      <w:pPr>
+        <w:pStyle w:val="HeadingII"/>
+      </w:pPr>
+      <w:bookmarkStart w:id="23" w:name="_Toc475952961"/>
+      <w:r>
+        <w:t>Server</w:t>
+      </w:r>
+      <w:bookmarkEnd w:id="23"/>
+    </w:p>
+    <w:p>
+      <w:pPr>
+        <w:pStyle w:val="TextCopy"/>
+      </w:pPr>
+      <w:r>
+        <w:t>The following services are available in the folder “</w:t>
+      </w:r>
+      <w:proofErr w:type="spellStart"/>
       <w:r>
         <w:t>wx.platformMonitoring.pub.server</w:t>
       </w:r>
+      <w:proofErr w:type="spellEnd"/>
       <w:r>
         <w:t>”.</w:t>
       </w:r>
@@ -11217,11 +12678,7 @@
               <w:cnfStyle w:val="000000000000" w:firstRow="0" w:lastRow="0" w:firstColumn="0" w:lastColumn="0" w:oddVBand="0" w:evenVBand="0" w:oddHBand="0" w:evenHBand="0" w:firstRowFirstColumn="0" w:firstRowLastColumn="0" w:lastRowFirstColumn="0" w:lastRowLastColumn="0"/>
             </w:pPr>
             <w:r>
-              <w:t xml:space="preserve">Returns the count of currently running threads as well as a list with all </w:t>
-            </w:r>
-            <w:r>
-              <w:lastRenderedPageBreak/>
-              <w:t>services currently running.</w:t>
+              <w:t>Returns the count of currently running threads as well as a list with all services currently running.</w:t>
             </w:r>
           </w:p>
         </w:tc>
@@ -11242,7 +12699,6 @@
               <w:jc w:val="both"/>
             </w:pPr>
             <w:r>
-              <w:lastRenderedPageBreak/>
               <w:t>Service Input</w:t>
             </w:r>
           </w:p>
@@ -11345,9 +12801,11 @@
               <w:jc w:val="both"/>
               <w:cnfStyle w:val="100000000000" w:firstRow="1" w:lastRow="0" w:firstColumn="0" w:lastColumn="0" w:oddVBand="0" w:evenVBand="0" w:oddHBand="0" w:evenHBand="0" w:firstRowFirstColumn="0" w:firstRowLastColumn="0" w:lastRowFirstColumn="0" w:lastRowLastColumn="0"/>
             </w:pPr>
+            <w:proofErr w:type="spellStart"/>
             <w:r>
               <w:t>wx.platformMonitoring.pub.server:ping</w:t>
             </w:r>
+            <w:proofErr w:type="spellEnd"/>
           </w:p>
         </w:tc>
       </w:tr>
@@ -11382,21 +12840,27 @@
             <w:r>
               <w:t>Depending on the extended server setting “</w:t>
             </w:r>
+            <w:proofErr w:type="spellStart"/>
             <w:r>
               <w:t>watt.wx.platformmonitoring.server.quiesce</w:t>
             </w:r>
+            <w:proofErr w:type="spellEnd"/>
             <w:r>
               <w:t>”, this server either returns the http code “200” (</w:t>
             </w:r>
+            <w:proofErr w:type="spellStart"/>
             <w:r>
               <w:t>watt.wx.platformmonitoring.server.quiesce</w:t>
             </w:r>
+            <w:proofErr w:type="spellEnd"/>
             <w:r>
               <w:t>=false), or “400” (</w:t>
             </w:r>
+            <w:proofErr w:type="spellStart"/>
             <w:r>
               <w:t>watt.wx.platformmonitoring.server.quiesce</w:t>
             </w:r>
+            <w:proofErr w:type="spellEnd"/>
             <w:r>
               <w:t>=true).</w:t>
             </w:r>
@@ -11411,9 +12875,11 @@
             <w:r>
               <w:t>This service can be used for load balancer pinging. By setting the extended setting “</w:t>
             </w:r>
+            <w:proofErr w:type="spellStart"/>
             <w:r>
               <w:t>watt.wx.platformmonitoring.server.quiesce</w:t>
             </w:r>
+            <w:proofErr w:type="spellEnd"/>
             <w:r>
               <w:t>” to “true”, load balancers will take this endpoint from their data rotation. This is useful for planned maintenance of the IntegrationServer, like deployments.</w:t>
             </w:r>
@@ -11436,6 +12902,7 @@
               <w:jc w:val="both"/>
             </w:pPr>
             <w:r>
+              <w:lastRenderedPageBreak/>
               <w:t>Service Input</w:t>
             </w:r>
           </w:p>
@@ -11488,9 +12955,11 @@
             <w:r>
               <w:t xml:space="preserve">Extended Settings: </w:t>
             </w:r>
+            <w:proofErr w:type="spellStart"/>
             <w:r>
               <w:t>watt.wx.platformmonitoring.server.quiesce</w:t>
             </w:r>
+            <w:proofErr w:type="spellEnd"/>
           </w:p>
         </w:tc>
       </w:tr>
@@ -11506,11 +12975,11 @@
       <w:pPr>
         <w:pStyle w:val="HeadingII"/>
       </w:pPr>
-      <w:bookmarkStart w:id="26" w:name="_Toc475030055"/>
+      <w:bookmarkStart w:id="24" w:name="_Toc475952962"/>
       <w:r>
         <w:t>Messaging</w:t>
       </w:r>
-      <w:bookmarkEnd w:id="26"/>
+      <w:bookmarkEnd w:id="24"/>
     </w:p>
     <w:p>
       <w:pPr>
@@ -11561,9 +13030,11 @@
               <w:jc w:val="both"/>
               <w:cnfStyle w:val="100000000000" w:firstRow="1" w:lastRow="0" w:firstColumn="0" w:lastColumn="0" w:oddVBand="0" w:evenVBand="0" w:oddHBand="0" w:evenHBand="0" w:firstRowFirstColumn="0" w:firstRowLastColumn="0" w:lastRowFirstColumn="0" w:lastRowLastColumn="0"/>
             </w:pPr>
+            <w:proofErr w:type="spellStart"/>
             <w:r>
               <w:t>wx.platformMonitoring.pub.messaging:getJmsConnectionAliasStatus</w:t>
             </w:r>
+            <w:proofErr w:type="spellEnd"/>
           </w:p>
         </w:tc>
       </w:tr>
@@ -11632,9 +13103,11 @@
               <w:jc w:val="both"/>
               <w:cnfStyle w:val="000000010000" w:firstRow="0" w:lastRow="0" w:firstColumn="0" w:lastColumn="0" w:oddVBand="0" w:evenVBand="0" w:oddHBand="0" w:evenHBand="1" w:firstRowFirstColumn="0" w:firstRowLastColumn="0" w:lastRowFirstColumn="0" w:lastRowLastColumn="0"/>
             </w:pPr>
+            <w:proofErr w:type="spellStart"/>
             <w:r>
               <w:t>jmsConnectionAlias</w:t>
             </w:r>
+            <w:proofErr w:type="spellEnd"/>
           </w:p>
         </w:tc>
       </w:tr>
@@ -11704,7 +13177,6 @@
               <w:jc w:val="both"/>
             </w:pPr>
             <w:r>
-              <w:lastRenderedPageBreak/>
               <w:t>Service</w:t>
             </w:r>
           </w:p>
@@ -11791,9 +13263,11 @@
               <w:jc w:val="both"/>
               <w:cnfStyle w:val="000000010000" w:firstRow="0" w:lastRow="0" w:firstColumn="0" w:lastColumn="0" w:oddVBand="0" w:evenVBand="0" w:oddHBand="0" w:evenHBand="1" w:firstRowFirstColumn="0" w:firstRowLastColumn="0" w:lastRowFirstColumn="0" w:lastRowLastColumn="0"/>
             </w:pPr>
+            <w:proofErr w:type="spellStart"/>
             <w:r>
               <w:t>messagingConnectionAlias</w:t>
             </w:r>
+            <w:proofErr w:type="spellEnd"/>
           </w:p>
         </w:tc>
       </w:tr>
@@ -11858,22 +13332,25 @@
       <w:pPr>
         <w:pStyle w:val="HeadingI"/>
       </w:pPr>
-      <w:bookmarkStart w:id="27" w:name="_Toc475030056"/>
-      <w:bookmarkStart w:id="28" w:name="_Ref475545336"/>
-      <w:bookmarkStart w:id="29" w:name="_Ref475545417"/>
+      <w:bookmarkStart w:id="25" w:name="_Ref475545417"/>
+      <w:bookmarkStart w:id="26" w:name="_Toc475952963"/>
+      <w:bookmarkStart w:id="27" w:name="_Ref475545336"/>
       <w:r>
         <w:lastRenderedPageBreak/>
         <w:t>JMX</w:t>
       </w:r>
-      <w:bookmarkEnd w:id="29"/>
+      <w:bookmarkEnd w:id="25"/>
+      <w:bookmarkEnd w:id="26"/>
     </w:p>
     <w:p>
       <w:pPr>
         <w:pStyle w:val="HeadingII"/>
       </w:pPr>
+      <w:bookmarkStart w:id="28" w:name="_Toc475952964"/>
       <w:r>
         <w:t>Overview</w:t>
       </w:r>
+      <w:bookmarkEnd w:id="28"/>
     </w:p>
     <w:p>
       <w:pPr>
@@ -11886,7 +13363,15 @@
         <w:t>wx.platformMonitoring.pub</w:t>
       </w:r>
       <w:r>
-        <w:t>”) are exposed as JMX Dynamic MBean operations.</w:t>
+        <w:t xml:space="preserve">”) are exposed as JMX Dynamic </w:t>
+      </w:r>
+      <w:proofErr w:type="spellStart"/>
+      <w:r>
+        <w:t>MBean</w:t>
+      </w:r>
+      <w:proofErr w:type="spellEnd"/>
+      <w:r>
+        <w:t xml:space="preserve"> operations.</w:t>
       </w:r>
     </w:p>
     <w:p>
@@ -11894,19 +13379,29 @@
         <w:pStyle w:val="TextCopy"/>
       </w:pPr>
       <w:r>
-        <w:t xml:space="preserve">For each folder and recursively sub-folder of the public services folder </w:t>
-      </w:r>
-      <w:r>
-        <w:t>“</w:t>
+        <w:t>For each folder and recursively sub-folder of the public services folder “</w:t>
       </w:r>
       <w:r>
         <w:t>wx.platformMonitoring.pub</w:t>
       </w:r>
       <w:r>
-        <w:t>”</w:t>
-      </w:r>
-      <w:r>
-        <w:t xml:space="preserve"> a separate MBean is created and registered under the ObjectName “</w:t>
+        <w:t xml:space="preserve">” a separate </w:t>
+      </w:r>
+      <w:proofErr w:type="spellStart"/>
+      <w:r>
+        <w:t>MBean</w:t>
+      </w:r>
+      <w:proofErr w:type="spellEnd"/>
+      <w:r>
+        <w:t xml:space="preserve"> is created and registered under the </w:t>
+      </w:r>
+      <w:proofErr w:type="spellStart"/>
+      <w:r>
+        <w:t>ObjectName</w:t>
+      </w:r>
+      <w:proofErr w:type="spellEnd"/>
+      <w:r>
+        <w:t xml:space="preserve"> “</w:t>
       </w:r>
       <w:r>
         <w:t>WxPlatformMonitoring:folder=wx.platformMonitoring.pub.</w:t>
@@ -11931,14 +13426,40 @@
       <w:r>
         <w:t>For example, the all services from the WxPlatformMonitoring folder “</w:t>
       </w:r>
+      <w:proofErr w:type="spellStart"/>
       <w:r>
         <w:t>wx.platformMonitoring.pub.messaging</w:t>
       </w:r>
-      <w:r>
-        <w:t>” are represented by operations of the MBean with the ObjectName “</w:t>
-      </w:r>
-      <w:r>
-        <w:t>WxPlatformMonitoring:folder=wx.platformMonitoring.pub.messaging</w:t>
+      <w:proofErr w:type="spellEnd"/>
+      <w:r>
+        <w:t xml:space="preserve">” are represented by operations of the </w:t>
+      </w:r>
+      <w:proofErr w:type="spellStart"/>
+      <w:r>
+        <w:t>MBean</w:t>
+      </w:r>
+      <w:proofErr w:type="spellEnd"/>
+      <w:r>
+        <w:t xml:space="preserve"> with the </w:t>
+      </w:r>
+      <w:proofErr w:type="spellStart"/>
+      <w:r>
+        <w:t>ObjectName</w:t>
+      </w:r>
+      <w:proofErr w:type="spellEnd"/>
+      <w:r>
+        <w:t xml:space="preserve"> “</w:t>
+      </w:r>
+      <w:r>
+        <w:t>WxPlatformMonitoring</w:t>
+      </w:r>
+      <w:proofErr w:type="gramStart"/>
+      <w:r>
+        <w:t>:folder</w:t>
+      </w:r>
+      <w:proofErr w:type="gramEnd"/>
+      <w:r>
+        <w:t>=wx.platformMonitoring.pub.messaging</w:t>
       </w:r>
       <w:r>
         <w:t>”.</w:t>
@@ -11953,7 +13474,7 @@
           <w:noProof/>
         </w:rPr>
         <w:drawing>
-          <wp:inline distT="0" distB="0" distL="0" distR="0" wp14:anchorId="1CF12073" wp14:editId="10FB57AB">
+          <wp:inline distT="0" distB="0" distL="0" distR="0" wp14:anchorId="09852D46" wp14:editId="55267E11">
             <wp:extent cx="5972810" cy="3483610"/>
             <wp:effectExtent l="0" t="0" r="8890" b="2540"/>
             <wp:docPr id="4" name="Grafik 4"/>
@@ -11968,7 +13489,7 @@
                     <pic:cNvPicPr/>
                   </pic:nvPicPr>
                   <pic:blipFill>
-                    <a:blip r:embed="rId14"/>
+                    <a:blip r:embed="rId16"/>
                     <a:stretch>
                       <a:fillRect/>
                     </a:stretch>
@@ -11997,18 +13518,43 @@
         <w:t>All services of the respective folder are registered as operations, whereas the name of the operation the fully qualified name of the respective service is. E.g., the IntegrationServer service “</w:t>
       </w:r>
       <w:r>
+        <w:rPr>
+          <w:i/>
+        </w:rPr>
+        <w:t>wx.platformMonitoring.pub.messaging</w:t>
+      </w:r>
+      <w:proofErr w:type="gramStart"/>
+      <w:r>
+        <w:rPr>
+          <w:i/>
+        </w:rPr>
+        <w:t>:getJmsConnectionAliasStatus</w:t>
+      </w:r>
+      <w:proofErr w:type="gramEnd"/>
+      <w:r>
+        <w:t>” is represented by the operation “</w:t>
+      </w:r>
+      <w:r>
+        <w:rPr>
+          <w:i/>
+        </w:rPr>
         <w:t>wx.platformMonitoring.pub.messaging:getJmsConnectionAliasStatus</w:t>
       </w:r>
       <w:r>
-        <w:t>” is represented by the operation “</w:t>
-      </w:r>
-      <w:r>
-        <w:t>wx.platformMonitoring.pub.messaging:getJmsConnectionAliasStatus</w:t>
-      </w:r>
-      <w:r>
-        <w:t>” in the MBean “</w:t>
-      </w:r>
-      <w:r>
+        <w:t xml:space="preserve">” in the </w:t>
+      </w:r>
+      <w:proofErr w:type="spellStart"/>
+      <w:r>
+        <w:t>MBean</w:t>
+      </w:r>
+      <w:proofErr w:type="spellEnd"/>
+      <w:r>
+        <w:t xml:space="preserve"> “</w:t>
+      </w:r>
+      <w:r>
+        <w:rPr>
+          <w:i/>
+        </w:rPr>
         <w:t>WxPlatformMonitoring:folder=wx.platformMonitoring.pub.messaging</w:t>
       </w:r>
       <w:r>
@@ -12025,7 +13571,7 @@
         </w:rPr>
         <w:lastRenderedPageBreak/>
         <w:drawing>
-          <wp:inline distT="0" distB="0" distL="0" distR="0" wp14:anchorId="31B3482C" wp14:editId="072BA06D">
+          <wp:inline distT="0" distB="0" distL="0" distR="0" wp14:anchorId="40BF2F63" wp14:editId="0189C14F">
             <wp:extent cx="5972810" cy="2307590"/>
             <wp:effectExtent l="0" t="0" r="8890" b="0"/>
             <wp:docPr id="5" name="Grafik 5"/>
@@ -12040,7 +13586,7 @@
                     <pic:cNvPicPr/>
                   </pic:nvPicPr>
                   <pic:blipFill>
-                    <a:blip r:embed="rId15"/>
+                    <a:blip r:embed="rId17"/>
                     <a:stretch>
                       <a:fillRect/>
                     </a:stretch>
@@ -12065,9 +13611,11 @@
       <w:pPr>
         <w:pStyle w:val="HeadingII"/>
       </w:pPr>
+      <w:bookmarkStart w:id="29" w:name="_Toc475952965"/>
       <w:r>
         <w:t>Configuration</w:t>
       </w:r>
+      <w:bookmarkEnd w:id="29"/>
     </w:p>
     <w:p>
       <w:pPr>
@@ -12085,12 +13633,14 @@
       <w:r>
         <w:t xml:space="preserve"> “</w:t>
       </w:r>
+      <w:proofErr w:type="spellStart"/>
       <w:r>
         <w:rPr>
           <w:i/>
         </w:rPr>
         <w:t>watt.wx.platformmonitoring.jmx.enable</w:t>
       </w:r>
+      <w:proofErr w:type="spellEnd"/>
       <w:r>
         <w:t xml:space="preserve">” has to be set to “true”. </w:t>
       </w:r>
@@ -12102,18 +13652,41 @@
       <w:r>
         <w:t>The Service “</w:t>
       </w:r>
+      <w:proofErr w:type="spellStart"/>
       <w:r>
         <w:rPr>
           <w:b/>
         </w:rPr>
-        <w:t>wx.platformMonitoring.impl.jmx:registerMBean</w:t>
-      </w:r>
-      <w:r>
-        <w:t>” registers the MBeans. It is a startup service of the WxPlatformMonitoring service and queries the Extended Settings “</w:t>
-      </w:r>
-      <w:r>
+        <w:t>wx.platformMonitoring.impl.jmx</w:t>
+      </w:r>
+      <w:proofErr w:type="gramStart"/>
+      <w:r>
+        <w:rPr>
+          <w:b/>
+        </w:rPr>
+        <w:t>:registerMBean</w:t>
+      </w:r>
+      <w:proofErr w:type="spellEnd"/>
+      <w:proofErr w:type="gramEnd"/>
+      <w:r>
+        <w:t xml:space="preserve">” registers the </w:t>
+      </w:r>
+      <w:proofErr w:type="spellStart"/>
+      <w:r>
+        <w:t>MBeans</w:t>
+      </w:r>
+      <w:proofErr w:type="spellEnd"/>
+      <w:r>
+        <w:t>. It is a startup service of the WxPlatformMonitoring service and queries the Extended Settings “</w:t>
+      </w:r>
+      <w:proofErr w:type="spellStart"/>
+      <w:r>
+        <w:rPr>
+          <w:i/>
+        </w:rPr>
         <w:t>watt.wx.platformmonitoring.jmx.enable</w:t>
       </w:r>
+      <w:proofErr w:type="spellEnd"/>
       <w:r>
         <w:t>”.</w:t>
       </w:r>
@@ -12122,37 +13695,27 @@
       <w:pPr>
         <w:pStyle w:val="HeadingII"/>
       </w:pPr>
-      <w:commentRangeStart w:id="30"/>
+      <w:bookmarkStart w:id="30" w:name="_Toc475952966"/>
       <w:r>
         <w:t>Nagios</w:t>
       </w:r>
-      <w:commentRangeEnd w:id="30"/>
-      <w:r>
-        <w:rPr>
-          <w:rStyle w:val="Kommentarzeichen"/>
-          <w:b w:val="0"/>
-        </w:rPr>
-        <w:commentReference w:id="30"/>
-      </w:r>
+      <w:bookmarkEnd w:id="30"/>
     </w:p>
     <w:p>
       <w:pPr>
         <w:pStyle w:val="TextCopy"/>
       </w:pPr>
       <w:r>
-        <w:t>TODO</w:t>
+        <w:t>Part of the WxPlatformMonitoring distribution is also a Nagios JMX Check Plugin, which also supports the invocation of JMX operations as provided by the WxPlatformMonitoring package.</w:t>
       </w:r>
     </w:p>
     <w:p>
       <w:pPr>
-        <w:pStyle w:val="HeadingI"/>
-      </w:pPr>
-      <w:r>
-        <w:lastRenderedPageBreak/>
-        <w:t>Dashboard</w:t>
-      </w:r>
-      <w:bookmarkEnd w:id="27"/>
-      <w:bookmarkEnd w:id="28"/>
+        <w:pStyle w:val="TextCopy"/>
+      </w:pPr>
+      <w:r>
+        <w:t>The Nagios JMX Check plugin is distributed as a Zip file containing the following files:</w:t>
+      </w:r>
     </w:p>
     <w:p>
       <w:pPr>
@@ -12161,9 +13724,17 @@
           <w:ilvl w:val="0"/>
           <w:numId w:val="72"/>
         </w:numPr>
-      </w:pPr>
-      <w:r>
-        <w:t>Overview about state of assets like Schedulers, Connections, Ports etc.</w:t>
+        <w:spacing w:after="0" w:line="0" w:lineRule="atLeast"/>
+        <w:ind w:left="714" w:hanging="357"/>
+      </w:pPr>
+      <w:r>
+        <w:rPr>
+          <w:b/>
+        </w:rPr>
+        <w:t>readme.txt</w:t>
+      </w:r>
+      <w:r>
+        <w:t>: Instructions</w:t>
       </w:r>
     </w:p>
     <w:p>
@@ -12173,9 +13744,17 @@
           <w:ilvl w:val="0"/>
           <w:numId w:val="72"/>
         </w:numPr>
-      </w:pPr>
-      <w:r>
-        <w:t>Helps developers, testers and deployment managers to get a quick overview about the system status</w:t>
+        <w:spacing w:after="0" w:line="0" w:lineRule="atLeast"/>
+        <w:ind w:left="714" w:hanging="357"/>
+      </w:pPr>
+      <w:r>
+        <w:rPr>
+          <w:b/>
+        </w:rPr>
+        <w:t>build_NagiosPlugin.xml</w:t>
+      </w:r>
+      <w:r>
+        <w:t>: build scripts</w:t>
       </w:r>
     </w:p>
     <w:p>
@@ -12185,9 +13764,78 @@
           <w:ilvl w:val="0"/>
           <w:numId w:val="72"/>
         </w:numPr>
-      </w:pPr>
-      <w:r>
-        <w:t>Should contain all relevant application assets</w:t>
+        <w:spacing w:after="0" w:line="0" w:lineRule="atLeast"/>
+        <w:ind w:left="714" w:hanging="357"/>
+      </w:pPr>
+      <w:r>
+        <w:rPr>
+          <w:b/>
+        </w:rPr>
+        <w:t>plugin/check_jmx.sh</w:t>
+      </w:r>
+      <w:r>
+        <w:t>: Shell script to execute a Nagios check</w:t>
+      </w:r>
+    </w:p>
+    <w:p>
+      <w:pPr>
+        <w:pStyle w:val="TextCopy"/>
+        <w:numPr>
+          <w:ilvl w:val="0"/>
+          <w:numId w:val="72"/>
+        </w:numPr>
+        <w:spacing w:line="0" w:lineRule="atLeast"/>
+        <w:ind w:left="714" w:hanging="357"/>
+      </w:pPr>
+      <w:r>
+        <w:rPr>
+          <w:b/>
+        </w:rPr>
+        <w:t>WxPlatformMonitoring_NagiosPlugin.jar</w:t>
+      </w:r>
+      <w:r>
+        <w:t>: the Jar containing the check implementation (both classes and sources)</w:t>
+      </w:r>
+    </w:p>
+    <w:p>
+      <w:pPr>
+        <w:pStyle w:val="TextCopy"/>
+        <w:spacing w:after="0" w:line="0" w:lineRule="atLeast"/>
+      </w:pPr>
+    </w:p>
+    <w:p>
+      <w:pPr>
+        <w:pStyle w:val="TextCopy"/>
+      </w:pPr>
+    </w:p>
+    <w:p>
+      <w:pPr>
+        <w:pStyle w:val="HeadingI"/>
+      </w:pPr>
+      <w:bookmarkStart w:id="31" w:name="_Toc475952967"/>
+      <w:bookmarkStart w:id="32" w:name="_Ref475952970"/>
+      <w:bookmarkStart w:id="33" w:name="_Ref475952971"/>
+      <w:r>
+        <w:lastRenderedPageBreak/>
+        <w:t>Dashboard</w:t>
+      </w:r>
+      <w:bookmarkEnd w:id="27"/>
+      <w:bookmarkEnd w:id="31"/>
+      <w:bookmarkEnd w:id="32"/>
+      <w:bookmarkEnd w:id="33"/>
+    </w:p>
+    <w:p>
+      <w:pPr>
+        <w:pStyle w:val="TextCopy"/>
+      </w:pPr>
+      <w:r>
+        <w:t>WxPlatformMonitoring provides a build in, extensible health status dashboard. This dashboard can be used on the IntegrationServer start page to display defined health metrics. This h</w:t>
+      </w:r>
+      <w:r>
+        <w:t>elps developers, testers and deployment managers to get a quick overview about the system status</w:t>
+      </w:r>
+      <w:r>
+        <w:t>.</w:t>
       </w:r>
     </w:p>
     <w:p>
@@ -12199,10 +13847,10 @@
           <w:noProof/>
         </w:rPr>
         <w:drawing>
-          <wp:inline distT="0" distB="0" distL="0" distR="0" wp14:anchorId="3F9E3747" wp14:editId="33BB7C61">
-            <wp:extent cx="6029224" cy="3613639"/>
-            <wp:effectExtent l="0" t="0" r="0" b="6350"/>
-            <wp:docPr id="1" name="Image 1" descr="C:\Users\hwaack\Downloads\image001.png"/>
+          <wp:inline distT="0" distB="0" distL="0" distR="0" wp14:anchorId="03866F6A" wp14:editId="5FC16AD9">
+            <wp:extent cx="5972810" cy="2797175"/>
+            <wp:effectExtent l="0" t="0" r="8890" b="3175"/>
+            <wp:docPr id="1" name="Grafik 1"/>
             <wp:cNvGraphicFramePr>
               <a:graphicFrameLocks xmlns:a="http://schemas.openxmlformats.org/drawingml/2006/main" noChangeAspect="1"/>
             </wp:cNvGraphicFramePr>
@@ -12210,39 +13858,23 @@
               <a:graphicData uri="http://schemas.openxmlformats.org/drawingml/2006/picture">
                 <pic:pic xmlns:pic="http://schemas.openxmlformats.org/drawingml/2006/picture">
                   <pic:nvPicPr>
-                    <pic:cNvPr id="0" name="Picture 3" descr="C:\Users\hwaack\Downloads\image001.png"/>
-                    <pic:cNvPicPr>
-                      <a:picLocks noChangeAspect="1" noChangeArrowheads="1"/>
-                    </pic:cNvPicPr>
+                    <pic:cNvPr id="0" name=""/>
+                    <pic:cNvPicPr/>
                   </pic:nvPicPr>
-                  <pic:blipFill rotWithShape="1">
-                    <a:blip r:embed="rId16">
-                      <a:extLst>
-                        <a:ext uri="{28A0092B-C50C-407E-A947-70E740481C1C}">
-                          <a14:useLocalDpi xmlns:a14="http://schemas.microsoft.com/office/drawing/2010/main" val="0"/>
-                        </a:ext>
-                      </a:extLst>
-                    </a:blip>
-                    <a:srcRect r="9443"/>
-                    <a:stretch/>
+                  <pic:blipFill>
+                    <a:blip r:embed="rId18"/>
+                    <a:stretch>
+                      <a:fillRect/>
+                    </a:stretch>
                   </pic:blipFill>
-                  <pic:spPr bwMode="auto">
+                  <pic:spPr>
                     <a:xfrm>
                       <a:off x="0" y="0"/>
-                      <a:ext cx="6030816" cy="3614593"/>
+                      <a:ext cx="5972810" cy="2797175"/>
                     </a:xfrm>
                     <a:prstGeom prst="rect">
                       <a:avLst/>
                     </a:prstGeom>
-                    <a:noFill/>
-                    <a:ln>
-                      <a:noFill/>
-                    </a:ln>
-                    <a:extLst>
-                      <a:ext uri="{53640926-AAD7-44D8-BBD7-CCE9431645EC}">
-                        <a14:shadowObscured xmlns:a14="http://schemas.microsoft.com/office/drawing/2010/main"/>
-                      </a:ext>
-                    </a:extLst>
                   </pic:spPr>
                 </pic:pic>
               </a:graphicData>
@@ -12250,6 +13882,154 @@
           </wp:inline>
         </w:drawing>
       </w:r>
+    </w:p>
+    <w:p>
+      <w:pPr>
+        <w:pStyle w:val="TextCopy"/>
+      </w:pPr>
+      <w:r>
+        <w:t>The dashboard is configured as follows:</w:t>
+      </w:r>
+    </w:p>
+    <w:p>
+      <w:pPr>
+        <w:pStyle w:val="TextCopy"/>
+        <w:numPr>
+          <w:ilvl w:val="0"/>
+          <w:numId w:val="72"/>
+        </w:numPr>
+      </w:pPr>
+      <w:r>
+        <w:t>The dashboard itself is implemented in the file “</w:t>
+      </w:r>
+      <w:r>
+        <w:rPr>
+          <w:b/>
+        </w:rPr>
+        <w:t>IntegrationServer\instances\default\packages\WxPlatformMonitoring\pub\wxplatformmonitoring_healthpage.html</w:t>
+      </w:r>
+      <w:r>
+        <w:t>”. Adjust this file in order to include or exclude KPIs as necessary.</w:t>
+      </w:r>
+    </w:p>
+    <w:p>
+      <w:pPr>
+        <w:pStyle w:val="TextCopy"/>
+        <w:numPr>
+          <w:ilvl w:val="0"/>
+          <w:numId w:val="72"/>
+        </w:numPr>
+      </w:pPr>
+      <w:r>
+        <w:t>The dashboard for the IS start page is enabled by setting the IntegrationServer extended settings “</w:t>
+      </w:r>
+      <w:r>
+        <w:rPr>
+          <w:b/>
+        </w:rPr>
+        <w:t>watt.wx.platformMonitoring.healthPortlet.showOnStatusPage=true</w:t>
+      </w:r>
+      <w:r>
+        <w:t>”.</w:t>
+      </w:r>
+      <w:r>
+        <w:br/>
+      </w:r>
+      <w:r>
+        <w:rPr>
+          <w:b/>
+        </w:rPr>
+        <w:t>Note</w:t>
+      </w:r>
+      <w:r>
+        <w:t>: After installing WxPlatformMonitoring, IntegrationServer has to be restarted so that the Health Status Page is displayed. WxPlatformMonitoring registers itself as the Default Package for IntegrationServer (“</w:t>
+      </w:r>
+      <w:proofErr w:type="spellStart"/>
+      <w:r>
+        <w:t>watt.server.defaultPackage</w:t>
+      </w:r>
+      <w:proofErr w:type="spellEnd"/>
+      <w:r>
+        <w:t>”), thus being able to intercept the start page and modifying it.</w:t>
+      </w:r>
+    </w:p>
+    <w:p>
+      <w:pPr>
+        <w:pStyle w:val="TextCopy"/>
+        <w:numPr>
+          <w:ilvl w:val="0"/>
+          <w:numId w:val="72"/>
+        </w:numPr>
+      </w:pPr>
+      <w:r>
+        <w:t>The dashboard can be loaded from another package or location by defining the extended settings “</w:t>
+      </w:r>
+      <w:proofErr w:type="spellStart"/>
+      <w:r>
+        <w:rPr>
+          <w:b/>
+        </w:rPr>
+        <w:t>watt.wx.platformMonitoring.healthPortlet.importPath</w:t>
+      </w:r>
+      <w:proofErr w:type="spellEnd"/>
+      <w:r>
+        <w:t>”.</w:t>
+      </w:r>
+      <w:r>
+        <w:br/>
+        <w:t xml:space="preserve">E.g., by default </w:t>
+      </w:r>
+      <w:r>
+        <w:t>“</w:t>
+      </w:r>
+      <w:proofErr w:type="spellStart"/>
+      <w:r>
+        <w:rPr>
+          <w:i/>
+        </w:rPr>
+        <w:t>watt.wx.platformMonitoring.healthPortlet.importPath</w:t>
+      </w:r>
+      <w:proofErr w:type="spellEnd"/>
+      <w:r>
+        <w:t>”</w:t>
+      </w:r>
+      <w:r>
+        <w:t xml:space="preserve"> is set to </w:t>
+      </w:r>
+      <w:r>
+        <w:rPr>
+          <w:i/>
+        </w:rPr>
+        <w:t>“</w:t>
+      </w:r>
+      <w:proofErr w:type="gramStart"/>
+      <w:r>
+        <w:rPr>
+          <w:i/>
+        </w:rPr>
+        <w:t>..</w:t>
+      </w:r>
+      <w:proofErr w:type="gramEnd"/>
+      <w:r>
+        <w:rPr>
+          <w:i/>
+        </w:rPr>
+        <w:t>/WxPlatformMonitoring/wxplatformmonitoring_healthpage.html</w:t>
+      </w:r>
+      <w:r>
+        <w:t>”. Thus the default WxPlatformMonitoring health page is loaded. You could copy the health page to a custom IS package and modify the page to your wishes. Thus the page gets not overwritten if for example an update of the WxPlatformMonitoring package is deployed.</w:t>
+      </w:r>
+      <w:bookmarkStart w:id="34" w:name="_GoBack"/>
+      <w:bookmarkEnd w:id="34"/>
+    </w:p>
+    <w:p>
+      <w:pPr>
+        <w:pStyle w:val="TextCopy"/>
+        <w:numPr>
+          <w:ilvl w:val="0"/>
+          <w:numId w:val="72"/>
+        </w:numPr>
+      </w:pPr>
     </w:p>
     <w:p>
       <w:pPr>
@@ -12288,7 +14068,7 @@
           <w:lang w:val="en"/>
         </w:rPr>
       </w:pPr>
-      <w:bookmarkStart w:id="32" w:name="_Toc475030057"/>
+      <w:bookmarkStart w:id="35" w:name="_Toc475952968"/>
       <w:r>
         <w:rPr>
           <w:rStyle w:val="hps"/>
@@ -12304,7 +14084,7 @@
         </w:rPr>
         <w:t>s</w:t>
       </w:r>
-      <w:bookmarkEnd w:id="32"/>
+      <w:bookmarkEnd w:id="35"/>
     </w:p>
     <w:p>
       <w:pPr>
@@ -12480,7 +14260,7 @@
           <w:lang w:val="en"/>
         </w:rPr>
       </w:pPr>
-      <w:bookmarkStart w:id="33" w:name="_Toc475030058"/>
+      <w:bookmarkStart w:id="36" w:name="_Toc475952969"/>
       <w:r>
         <w:rPr>
           <w:rStyle w:val="hps"/>
@@ -12489,7 +14269,7 @@
         <w:lastRenderedPageBreak/>
         <w:t>Revision History</w:t>
       </w:r>
-      <w:bookmarkEnd w:id="33"/>
+      <w:bookmarkEnd w:id="36"/>
     </w:p>
     <w:p>
       <w:pPr>
@@ -12894,7 +14674,7 @@
                               <pic:cNvPicPr/>
                             </pic:nvPicPr>
                             <pic:blipFill>
-                              <a:blip r:embed="rId17" cstate="print">
+                              <a:blip r:embed="rId19" cstate="print">
                                 <a:extLst>
                                   <a:ext uri="{28A0092B-C50C-407E-A947-70E740481C1C}">
                                     <a14:useLocalDpi xmlns:a14="http://schemas.microsoft.com/office/drawing/2010/main" val="0"/>
@@ -12928,11 +14708,11 @@
     </w:sdt>
     <w:p/>
     <w:sectPr>
-      <w:headerReference w:type="even" r:id="rId18"/>
-      <w:headerReference w:type="default" r:id="rId19"/>
-      <w:footerReference w:type="default" r:id="rId20"/>
-      <w:headerReference w:type="first" r:id="rId21"/>
-      <w:footerReference w:type="first" r:id="rId22"/>
+      <w:headerReference w:type="even" r:id="rId20"/>
+      <w:headerReference w:type="default" r:id="rId21"/>
+      <w:footerReference w:type="default" r:id="rId22"/>
+      <w:headerReference w:type="first" r:id="rId23"/>
+      <w:footerReference w:type="first" r:id="rId24"/>
       <w:pgSz w:w="11906" w:h="16838" w:code="9"/>
       <w:pgMar w:top="1418" w:right="1021" w:bottom="1134" w:left="1418" w:header="709" w:footer="709" w:gutter="0"/>
       <w:cols w:space="708"/>
@@ -12945,7 +14725,7 @@
 
 <file path=word/comments.xml><?xml version="1.0" encoding="utf-8"?>
 <w:comments xmlns:wpc="http://schemas.microsoft.com/office/word/2010/wordprocessingCanvas" xmlns:mc="http://schemas.openxmlformats.org/markup-compatibility/2006" xmlns:o="urn:schemas-microsoft-com:office:office" xmlns:r="http://schemas.openxmlformats.org/officeDocument/2006/relationships" xmlns:m="http://schemas.openxmlformats.org/officeDocument/2006/math" xmlns:v="urn:schemas-microsoft-com:vml" xmlns:wp14="http://schemas.microsoft.com/office/word/2010/wordprocessingDrawing" xmlns:wp="http://schemas.openxmlformats.org/drawingml/2006/wordprocessingDrawing" xmlns:w10="urn:schemas-microsoft-com:office:word" xmlns:w="http://schemas.openxmlformats.org/wordprocessingml/2006/main" xmlns:w14="http://schemas.microsoft.com/office/word/2010/wordml" xmlns:wpg="http://schemas.microsoft.com/office/word/2010/wordprocessingGroup" xmlns:wpi="http://schemas.microsoft.com/office/word/2010/wordprocessingInk" xmlns:wne="http://schemas.microsoft.com/office/word/2006/wordml" xmlns:wps="http://schemas.microsoft.com/office/word/2010/wordprocessingShape" mc:Ignorable="w14 wp14">
-  <w:comment w:id="1" w:author="Henning Waack" w:date="2017-02-06T17:21:00Z" w:initials="HW">
+  <w:comment w:id="19" w:author="Waack, Henning" w:date="2017-01-16T14:11:00Z" w:initials="WH">
     <w:p>
       <w:pPr>
         <w:pStyle w:val="Kommentartext"/>
@@ -12959,40 +14739,6 @@
       <w:r>
         <w:t>TBD</w:t>
       </w:r>
-    </w:p>
-  </w:comment>
-  <w:comment w:id="21" w:author="Waack, Henning" w:date="2017-01-16T14:11:00Z" w:initials="WH">
-    <w:p>
-      <w:pPr>
-        <w:pStyle w:val="Kommentartext"/>
-      </w:pPr>
-      <w:r>
-        <w:rPr>
-          <w:rStyle w:val="Kommentarzeichen"/>
-        </w:rPr>
-        <w:annotationRef/>
-      </w:r>
-      <w:r>
-        <w:t>TBD</w:t>
-      </w:r>
-    </w:p>
-  </w:comment>
-  <w:comment w:id="30" w:author="Waack, Henning" w:date="2017-02-22T20:52:00Z" w:initials="WH">
-    <w:p>
-      <w:pPr>
-        <w:pStyle w:val="Kommentartext"/>
-      </w:pPr>
-      <w:r>
-        <w:rPr>
-          <w:rStyle w:val="Kommentarzeichen"/>
-        </w:rPr>
-        <w:annotationRef/>
-      </w:r>
-      <w:r>
-        <w:t>Finalize Nagios Nagios_jmx client to invoke operations</w:t>
-      </w:r>
-      <w:bookmarkStart w:id="31" w:name="_GoBack"/>
-      <w:bookmarkEnd w:id="31"/>
     </w:p>
   </w:comment>
 </w:comments>
@@ -13079,7 +14825,7 @@
                       <w:b/>
                       <w:noProof/>
                     </w:rPr>
-                    <w:t>22</w:t>
+                    <w:t>27</w:t>
                   </w:r>
                   <w:r>
                     <w:rPr>
@@ -13601,14 +15347,14 @@
         <v:path o:extrusionok="f" gradientshapeok="t" o:connecttype="rect"/>
         <o:lock v:ext="edit" aspectratio="t"/>
       </v:shapetype>
-      <v:shape id="_x0000_i1040" type="#_x0000_t75" style="width:11.75pt;height:11.75pt" o:bullet="t">
+      <v:shape id="_x0000_i1028" type="#_x0000_t75" style="width:11.75pt;height:11.75pt" o:bullet="t">
         <v:imagedata r:id="rId1" o:title="negative"/>
       </v:shape>
     </w:pict>
   </w:numPicBullet>
   <w:numPicBullet w:numPicBulletId="1">
     <w:pict>
-      <v:shape id="_x0000_i1041" type="#_x0000_t75" style="width:11.75pt;height:11.75pt" o:bullet="t">
+      <v:shape id="_x0000_i1029" type="#_x0000_t75" style="width:11.75pt;height:11.75pt" o:bullet="t">
         <v:imagedata r:id="rId2" o:title="poritive"/>
       </v:shape>
     </w:pict>
@@ -24588,6 +26334,7 @@
     <w:rsidRoot w:val="00E56CB6"/>
     <w:rsid w:val="000261C6"/>
     <w:rsid w:val="000F1498"/>
+    <w:rsid w:val="00187FF8"/>
     <w:rsid w:val="001D3485"/>
     <w:rsid w:val="00201A68"/>
     <w:rsid w:val="00263D96"/>
@@ -24611,12 +26358,12 @@
     <w:rsid w:val="00950343"/>
     <w:rsid w:val="00A92A5D"/>
     <w:rsid w:val="00AB7FCC"/>
+    <w:rsid w:val="00B212BF"/>
     <w:rsid w:val="00B22CE8"/>
     <w:rsid w:val="00B513B4"/>
     <w:rsid w:val="00B53DBE"/>
     <w:rsid w:val="00BA5E5D"/>
     <w:rsid w:val="00BB07AE"/>
-    <w:rsid w:val="00C55EB1"/>
     <w:rsid w:val="00C83290"/>
     <w:rsid w:val="00CA3943"/>
     <w:rsid w:val="00CB30EF"/>
@@ -25375,7 +27122,7 @@
 </file>
 
 <file path=customXml/itemProps2.xml><?xml version="1.0" encoding="utf-8"?>
-<ds:datastoreItem xmlns:ds="http://schemas.openxmlformats.org/officeDocument/2006/customXml" ds:itemID="{43D064A2-7A46-4178-91CC-F6BE9F30B0B5}">
+<ds:datastoreItem xmlns:ds="http://schemas.openxmlformats.org/officeDocument/2006/customXml" ds:itemID="{51271DEE-B2EE-458D-B766-A21751B7C69B}">
   <ds:schemaRefs>
     <ds:schemaRef ds:uri="http://schemas.openxmlformats.org/officeDocument/2006/bibliography"/>
   </ds:schemaRefs>

--- a/docs/WxPlatformMonitoring.docx
+++ b/docs/WxPlatformMonitoring.docx
@@ -92,7 +92,6 @@
           <w:docPart w:val="C91970A7875149A281DC0605E99F5F5F"/>
         </w:placeholder>
       </w:sdtPr>
-      <w:sdtEndPr/>
       <w:sdtContent>
         <w:p>
           <w:pPr>
@@ -115,7 +114,6 @@
           <w:docPart w:val="1C7CFF1469EB4AB3B46598785DE175B2"/>
         </w:placeholder>
       </w:sdtPr>
-      <w:sdtEndPr/>
       <w:sdtContent>
         <w:p>
           <w:pPr>
@@ -134,7 +132,6 @@
           <w:docPart w:val="8E87D633B6D34307873B69571E805F33"/>
         </w:placeholder>
       </w:sdtPr>
-      <w:sdtEndPr/>
       <w:sdtContent>
         <w:p>
           <w:pPr>
@@ -158,7 +155,6 @@
             <w:docPart w:val="71447569A3D74840B87B29C3C6A38D11"/>
           </w:placeholder>
         </w:sdtPr>
-        <w:sdtEndPr/>
         <w:sdtContent>
           <w:r>
             <w:t xml:space="preserve">Author: </w:t>
@@ -173,7 +169,6 @@
             <w:docPart w:val="C8450462CC70420B86FAFDC18AE08156"/>
           </w:placeholder>
         </w:sdtPr>
-        <w:sdtEndPr/>
         <w:sdtContent>
           <w:r>
             <w:t>Henning Waack</w:t>
@@ -193,7 +188,6 @@
             <w:docPart w:val="111508A617494413B1D9E94EEC9442CB"/>
           </w:placeholder>
         </w:sdtPr>
-        <w:sdtEndPr/>
         <w:sdtContent>
           <w:r>
             <w:t xml:space="preserve">Version </w:t>
@@ -208,7 +202,6 @@
             <w:docPart w:val="BD4827CCC4444F9AB2F5A76B653999A5"/>
           </w:placeholder>
         </w:sdtPr>
-        <w:sdtEndPr/>
         <w:sdtContent>
           <w:r>
             <w:t>0</w:t>
@@ -241,7 +234,6 @@
             <w:calendar w:val="gregorian"/>
           </w:date>
         </w:sdtPr>
-        <w:sdtEndPr/>
         <w:sdtContent>
           <w:r>
             <w:t>21</w:t>
@@ -280,7 +272,6 @@
           <w:docPartUnique/>
         </w:docPartObj>
       </w:sdtPr>
-      <w:sdtEndPr/>
       <w:sdtContent>
         <w:p>
           <w:pPr>
@@ -4034,23 +4025,7 @@
         <w:jc w:val="both"/>
       </w:pPr>
       <w:r>
-        <w:t xml:space="preserve">This </w:t>
-      </w:r>
-      <w:proofErr w:type="gramStart"/>
-      <w:r>
-        <w:t>documents</w:t>
-      </w:r>
-      <w:proofErr w:type="gramEnd"/>
-      <w:r>
-        <w:t xml:space="preserve"> describes the IntegrationServer utility package </w:t>
-      </w:r>
-      <w:proofErr w:type="spellStart"/>
-      <w:r>
-        <w:t>WxPlatformMonitoring</w:t>
-      </w:r>
-      <w:proofErr w:type="spellEnd"/>
-      <w:r>
-        <w:t>. This package provides a framework and utility services for monitoring platform and application assets hosted on IntegrationServer. The following assets are supported currently:</w:t>
+        <w:t>This documents describes the IntegrationServer utility package WxPlatformMonitoring. This package provides a framework and utility services for monitoring platform and application assets hosted on IntegrationServer. The following assets are supported currently:</w:t>
       </w:r>
     </w:p>
     <w:p>
@@ -4078,15 +4053,7 @@
         <w:jc w:val="both"/>
       </w:pPr>
       <w:r>
-        <w:t xml:space="preserve">Inbound Interfaces: have inbound interfaces (e.g. REST or SOAP </w:t>
-      </w:r>
-      <w:proofErr w:type="spellStart"/>
-      <w:r>
-        <w:t>WebServices</w:t>
-      </w:r>
-      <w:proofErr w:type="spellEnd"/>
-      <w:r>
-        <w:t>, File Polling Ports etc.) been called within a defined time period?</w:t>
+        <w:t>Inbound Interfaces: have inbound interfaces (e.g. REST or SOAP WebServices, File Polling Ports etc.) been called within a defined time period?</w:t>
       </w:r>
     </w:p>
     <w:p>
@@ -4243,15 +4210,7 @@
         <w:jc w:val="both"/>
       </w:pPr>
       <w:r>
-        <w:t xml:space="preserve">Get </w:t>
-      </w:r>
-      <w:proofErr w:type="spellStart"/>
-      <w:r>
-        <w:t>PermGen</w:t>
-      </w:r>
-      <w:proofErr w:type="spellEnd"/>
-      <w:r>
-        <w:t xml:space="preserve"> statistics</w:t>
+        <w:t>Get PermGen statistics</w:t>
       </w:r>
     </w:p>
     <w:p>
@@ -4321,15 +4280,21 @@
         <w:jc w:val="both"/>
       </w:pPr>
       <w:r>
-        <w:t>Ping with custom “</w:t>
-      </w:r>
-      <w:proofErr w:type="spellStart"/>
-      <w:r>
-        <w:t>quiesce</w:t>
-      </w:r>
-      <w:proofErr w:type="spellEnd"/>
-      <w:r>
-        <w:t>” mode</w:t>
+        <w:t>Get CPU usage of running threads</w:t>
+      </w:r>
+    </w:p>
+    <w:p>
+      <w:pPr>
+        <w:pStyle w:val="TextCopy"/>
+        <w:numPr>
+          <w:ilvl w:val="1"/>
+          <w:numId w:val="5"/>
+        </w:numPr>
+        <w:spacing w:line="300" w:lineRule="atLeast"/>
+        <w:jc w:val="both"/>
+      </w:pPr>
+      <w:r>
+        <w:t>Ping with custom “quiesce” mode</w:t>
       </w:r>
     </w:p>
     <w:p>
@@ -4352,23 +4317,7 @@
         <w:jc w:val="both"/>
       </w:pPr>
       <w:r>
-        <w:t xml:space="preserve">The </w:t>
-      </w:r>
-      <w:proofErr w:type="spellStart"/>
-      <w:r>
-        <w:t>WxPlatformMonitoring</w:t>
-      </w:r>
-      <w:proofErr w:type="spellEnd"/>
-      <w:r>
-        <w:t xml:space="preserve"> IntegrationServer package exposes all public services (those listed in this document) as JMX </w:t>
-      </w:r>
-      <w:proofErr w:type="spellStart"/>
-      <w:r>
-        <w:t>MBean</w:t>
-      </w:r>
-      <w:proofErr w:type="spellEnd"/>
-      <w:r>
-        <w:t xml:space="preserve"> operations. See chapter</w:t>
+        <w:t>The WxPlatformMonitoring IntegrationServer package exposes all public services (those listed in this document) as JMX MBean operations. See chapter</w:t>
       </w:r>
       <w:r>
         <w:t xml:space="preserve"> </w:t>
@@ -4402,15 +4351,7 @@
         <w:t>T</w:t>
       </w:r>
       <w:r>
-        <w:t xml:space="preserve">he </w:t>
-      </w:r>
-      <w:proofErr w:type="spellStart"/>
-      <w:r>
-        <w:t>WxPlatformMonitoring</w:t>
-      </w:r>
-      <w:proofErr w:type="spellEnd"/>
-      <w:r>
-        <w:t xml:space="preserve"> IntegrationServer package provides a DSP which can be used to get a quick overview about the system (dashboard).</w:t>
+        <w:t>he WxPlatformMonitoring IntegrationServer package provides a DSP which can be used to get a quick overview about the system (dashboard).</w:t>
       </w:r>
       <w:r>
         <w:t xml:space="preserve"> See </w:t>
@@ -4468,15 +4409,7 @@
         <w:t>Dependencies</w:t>
       </w:r>
       <w:r>
-        <w:t xml:space="preserve">: The </w:t>
-      </w:r>
-      <w:proofErr w:type="spellStart"/>
-      <w:r>
-        <w:t>WxPlatformMonitoring</w:t>
-      </w:r>
-      <w:proofErr w:type="spellEnd"/>
-      <w:r>
-        <w:t xml:space="preserve"> package does not have any dependencies on other packages.</w:t>
+        <w:t>: The WxPlatformMonitoring package does not have any dependencies on other packages.</w:t>
       </w:r>
     </w:p>
     <w:p>
@@ -4492,15 +4425,7 @@
         <w:t>Compatibility</w:t>
       </w:r>
       <w:r>
-        <w:t xml:space="preserve">: The </w:t>
-      </w:r>
-      <w:proofErr w:type="spellStart"/>
-      <w:r>
-        <w:t>WxPlatformMonitoring</w:t>
-      </w:r>
-      <w:proofErr w:type="spellEnd"/>
-      <w:r>
-        <w:t xml:space="preserve"> package has been tested with IntegrationServer 9.10 and 9.12, though older version of IS should also be compatible.</w:t>
+        <w:t>: The WxPlatformMonitoring package has been tested with IntegrationServer 9.10 and 9.12, though older version of IS should also be compatible.</w:t>
       </w:r>
     </w:p>
     <w:p>
@@ -4524,13 +4449,11 @@
         <w:pStyle w:val="HeadingI"/>
       </w:pPr>
       <w:bookmarkStart w:id="1" w:name="_Toc478400382"/>
-      <w:proofErr w:type="spellStart"/>
       <w:r>
         <w:lastRenderedPageBreak/>
         <w:t>WxPlatformMonitoring</w:t>
       </w:r>
       <w:bookmarkEnd w:id="1"/>
-      <w:proofErr w:type="spellEnd"/>
     </w:p>
     <w:p>
       <w:pPr>
@@ -4572,32 +4495,14 @@
       <w:r>
         <w:t xml:space="preserve"> The configuration directory for JSON config files is defined by the IntegrationServer Extended Settings “</w:t>
       </w:r>
-      <w:proofErr w:type="spellStart"/>
       <w:r>
         <w:rPr>
           <w:b/>
         </w:rPr>
         <w:t>watt.wx.platformMonitoring.configDir</w:t>
       </w:r>
-      <w:proofErr w:type="spellEnd"/>
-      <w:r>
-        <w:t xml:space="preserve">”. </w:t>
-      </w:r>
-      <w:proofErr w:type="spellStart"/>
-      <w:r>
-        <w:t>WxPlatformMonitoring</w:t>
-      </w:r>
-      <w:proofErr w:type="spellEnd"/>
-      <w:r>
-        <w:t xml:space="preserve"> scans this directory at startup for any files with “*.</w:t>
-      </w:r>
-      <w:proofErr w:type="spellStart"/>
-      <w:r>
-        <w:t>json</w:t>
-      </w:r>
-      <w:proofErr w:type="spellEnd"/>
-      <w:r>
-        <w:t>” file extension.</w:t>
+      <w:r>
+        <w:t>”. WxPlatformMonitoring scans this directory at startup for any files with “*.json” file extension.</w:t>
       </w:r>
     </w:p>
     <w:p>
@@ -4609,30 +4514,20 @@
       <w:r>
         <w:t>If the Extended Settings “</w:t>
       </w:r>
-      <w:proofErr w:type="spellStart"/>
       <w:r>
         <w:rPr>
           <w:b/>
         </w:rPr>
         <w:t>watt.wx.platformMonitoring.configDir</w:t>
       </w:r>
-      <w:proofErr w:type="spellEnd"/>
       <w:r>
         <w:t>” is not set, then the standard package config folder “</w:t>
       </w:r>
-      <w:proofErr w:type="spellStart"/>
       <w:r>
         <w:rPr>
           <w:i/>
         </w:rPr>
-        <w:t>WxPlatformMonitoring</w:t>
-      </w:r>
-      <w:proofErr w:type="spellEnd"/>
-      <w:r>
-        <w:rPr>
-          <w:i/>
-        </w:rPr>
-        <w:t>/config</w:t>
+        <w:t>WxPlatformMonitoring/config</w:t>
       </w:r>
       <w:r>
         <w:t>” is used as default.</w:t>
@@ -4658,54 +4553,26 @@
         <w:rPr>
           <w:b/>
         </w:rPr>
-        <w:t>All services have the ACL “</w:t>
-      </w:r>
-      <w:proofErr w:type="spellStart"/>
+        <w:t>All services have the ACL “WxPlatformMonitoring_ACL” assigned.</w:t>
+      </w:r>
+      <w:r>
+        <w:t xml:space="preserve"> </w:t>
+      </w:r>
+    </w:p>
+    <w:p>
+      <w:pPr>
+        <w:pStyle w:val="TextCopy"/>
+        <w:spacing w:line="300" w:lineRule="atLeast"/>
+        <w:jc w:val="both"/>
+      </w:pPr>
+      <w:r>
+        <w:t xml:space="preserve">By default the ACL </w:t>
+      </w:r>
       <w:r>
         <w:rPr>
           <w:b/>
         </w:rPr>
-        <w:t>WxPlatformMonitoring_ACL</w:t>
-      </w:r>
-      <w:proofErr w:type="spellEnd"/>
-      <w:r>
-        <w:rPr>
-          <w:b/>
-        </w:rPr>
-        <w:t>” assigned.</w:t>
-      </w:r>
-      <w:r>
-        <w:t xml:space="preserve"> </w:t>
-      </w:r>
-    </w:p>
-    <w:p>
-      <w:pPr>
-        <w:pStyle w:val="TextCopy"/>
-        <w:spacing w:line="300" w:lineRule="atLeast"/>
-        <w:jc w:val="both"/>
-      </w:pPr>
-      <w:r>
-        <w:t xml:space="preserve">By default the ACL </w:t>
-      </w:r>
-      <w:r>
-        <w:rPr>
-          <w:b/>
-        </w:rPr>
-        <w:t>“</w:t>
-      </w:r>
-      <w:proofErr w:type="spellStart"/>
-      <w:r>
-        <w:rPr>
-          <w:b/>
-        </w:rPr>
-        <w:t>WxPlatformMonitoring_ACL</w:t>
-      </w:r>
-      <w:proofErr w:type="spellEnd"/>
-      <w:r>
-        <w:rPr>
-          <w:b/>
-        </w:rPr>
-        <w:t>”</w:t>
+        <w:t>“WxPlatformMonitoring_ACL”</w:t>
       </w:r>
       <w:r>
         <w:rPr>
@@ -4714,15 +4581,7 @@
         <w:t xml:space="preserve"> </w:t>
       </w:r>
       <w:r>
-        <w:t xml:space="preserve">provides the local (IntegrationServer) Administrators and Anonymous users full access to all </w:t>
-      </w:r>
-      <w:proofErr w:type="spellStart"/>
-      <w:r>
-        <w:t>WxPlatformMonitoring</w:t>
-      </w:r>
-      <w:proofErr w:type="spellEnd"/>
-      <w:r>
-        <w:t xml:space="preserve"> services. </w:t>
+        <w:t xml:space="preserve">provides the local (IntegrationServer) Administrators and Anonymous users full access to all WxPlatformMonitoring services. </w:t>
       </w:r>
     </w:p>
     <w:p>
@@ -4734,43 +4593,17 @@
       <w:r>
         <w:t>This ACL is automatically created on package startup/installation. You can control who is part of the ACL by modifying the JSON config “</w:t>
       </w:r>
-      <w:proofErr w:type="spellStart"/>
       <w:r>
         <w:rPr>
           <w:i/>
         </w:rPr>
         <w:t>acl.json</w:t>
       </w:r>
-      <w:proofErr w:type="spellEnd"/>
       <w:r>
         <w:t>”.</w:t>
       </w:r>
       <w:r>
-        <w:t xml:space="preserve"> The </w:t>
-      </w:r>
-      <w:proofErr w:type="spellStart"/>
-      <w:r>
-        <w:t>acl.json</w:t>
-      </w:r>
-      <w:proofErr w:type="spellEnd"/>
-      <w:r>
-        <w:t xml:space="preserve"> config file must be located in the configured </w:t>
-      </w:r>
-      <w:proofErr w:type="spellStart"/>
-      <w:r>
-        <w:t>WxPlatformMonitoring</w:t>
-      </w:r>
-      <w:proofErr w:type="spellEnd"/>
-      <w:r>
-        <w:t xml:space="preserve"> config </w:t>
-      </w:r>
-      <w:proofErr w:type="spellStart"/>
-      <w:r>
-        <w:t>dir</w:t>
-      </w:r>
-      <w:proofErr w:type="spellEnd"/>
-      <w:r>
-        <w:t>, see.</w:t>
+        <w:t xml:space="preserve"> The acl.json config file must be located in the configured WxPlatformMonitoring config dir, see.</w:t>
       </w:r>
     </w:p>
     <w:p>
@@ -4798,19 +4631,11 @@
       <w:r>
         <w:t xml:space="preserve"> The “</w:t>
       </w:r>
-      <w:proofErr w:type="spellStart"/>
       <w:r>
         <w:rPr>
           <w:i/>
         </w:rPr>
-        <w:t>WxPlatformMonitoring</w:t>
-      </w:r>
-      <w:proofErr w:type="spellEnd"/>
-      <w:r>
-        <w:rPr>
-          <w:i/>
-        </w:rPr>
-        <w:t>/config/log4.xml</w:t>
+        <w:t>WxPlatformMonitoring/config/log4.xml</w:t>
       </w:r>
       <w:r>
         <w:t xml:space="preserve">” file configures the log level and log file location. Per default logs are written to </w:t>
@@ -4833,14 +4658,12 @@
       <w:r>
         <w:t>”, using the logger “</w:t>
       </w:r>
-      <w:proofErr w:type="spellStart"/>
       <w:r>
         <w:rPr>
           <w:i/>
         </w:rPr>
         <w:t>wx.platformmonitoring</w:t>
       </w:r>
-      <w:proofErr w:type="spellEnd"/>
       <w:r>
         <w:t>”.</w:t>
       </w:r>
@@ -4987,13 +4810,8 @@
         <w:jc w:val="both"/>
       </w:pPr>
       <w:r>
-        <w:t>application/</w:t>
-      </w:r>
-      <w:proofErr w:type="spellStart"/>
-      <w:r>
-        <w:t>json</w:t>
-      </w:r>
-      <w:proofErr w:type="spellEnd"/>
+        <w:t>application/json</w:t>
+      </w:r>
     </w:p>
     <w:p>
       <w:pPr>
@@ -5101,32 +4919,14 @@
         <w:t>Default:</w:t>
       </w:r>
       <w:r>
-        <w:t xml:space="preserve"> Putting any file with .</w:t>
-      </w:r>
-      <w:proofErr w:type="spellStart"/>
-      <w:r>
-        <w:t>json</w:t>
-      </w:r>
-      <w:proofErr w:type="spellEnd"/>
-      <w:r>
-        <w:t xml:space="preserve"> file extension in either the “</w:t>
-      </w:r>
-      <w:proofErr w:type="spellStart"/>
-      <w:r>
-        <w:t>WxPlatformMonitoring</w:t>
-      </w:r>
-      <w:proofErr w:type="spellEnd"/>
-      <w:r>
-        <w:t>/config” directory, or in an external directory specified by the extended settings “</w:t>
-      </w:r>
-      <w:proofErr w:type="spellStart"/>
+        <w:t xml:space="preserve"> Putting any file with .json file extension in either the “WxPlatformMonitoring/config” directory, or in an external directory specified by the extended settings “</w:t>
+      </w:r>
       <w:r>
         <w:rPr>
           <w:i/>
         </w:rPr>
         <w:t>watt.wx.platformMonitoring.configDir</w:t>
       </w:r>
-      <w:proofErr w:type="spellEnd"/>
       <w:r>
         <w:t>”.</w:t>
       </w:r>
@@ -5164,21 +4964,7 @@
         <w:rPr>
           <w:b/>
         </w:rPr>
-        <w:t>Extended Settings “</w:t>
-      </w:r>
-      <w:proofErr w:type="spellStart"/>
-      <w:r>
-        <w:rPr>
-          <w:b/>
-        </w:rPr>
-        <w:t>watt.wx.platformMonitoring.config.scanPackages</w:t>
-      </w:r>
-      <w:proofErr w:type="spellEnd"/>
-      <w:r>
-        <w:rPr>
-          <w:b/>
-        </w:rPr>
-        <w:t>”</w:t>
+        <w:t>Extended Settings “watt.wx.platformMonitoring.config.scanPackages”</w:t>
       </w:r>
       <w:r>
         <w:rPr>
@@ -5187,24 +4973,14 @@
         <w:t>:</w:t>
       </w:r>
       <w:r>
-        <w:t xml:space="preserve"> if set to true, </w:t>
-      </w:r>
-      <w:proofErr w:type="spellStart"/>
-      <w:r>
-        <w:t>WxPlatformMonitoring</w:t>
-      </w:r>
-      <w:proofErr w:type="spellEnd"/>
-      <w:r>
-        <w:t xml:space="preserve"> scans all active IntegrationServer packages’ config directory for config files with the name “</w:t>
-      </w:r>
-      <w:proofErr w:type="spellStart"/>
+        <w:t xml:space="preserve"> if set to true, WxPlatformMonitoring scans all active IntegrationServer packages’ config directory for config files with the name “</w:t>
+      </w:r>
       <w:r>
         <w:rPr>
           <w:i/>
         </w:rPr>
         <w:t>wxPlatformMonitoring.json</w:t>
       </w:r>
-      <w:proofErr w:type="spellEnd"/>
       <w:r>
         <w:t>”.</w:t>
       </w:r>
@@ -5227,21 +5003,7 @@
         <w:rPr>
           <w:b/>
         </w:rPr>
-        <w:t xml:space="preserve"> “</w:t>
-      </w:r>
-      <w:proofErr w:type="spellStart"/>
-      <w:r>
-        <w:rPr>
-          <w:b/>
-        </w:rPr>
-        <w:t>wx.platformMonitoring.pub.config:loadConfigurationForPackage</w:t>
-      </w:r>
-      <w:proofErr w:type="spellEnd"/>
-      <w:r>
-        <w:rPr>
-          <w:b/>
-        </w:rPr>
-        <w:t>”</w:t>
+        <w:t xml:space="preserve"> “wx.platformMonitoring.pub.config:loadConfigurationForPackage”</w:t>
       </w:r>
       <w:r>
         <w:rPr>
@@ -5252,14 +5014,12 @@
       <w:r>
         <w:t>Call from your package (e.g. from a startup-service) and provide the package name which contains a “</w:t>
       </w:r>
-      <w:proofErr w:type="spellStart"/>
       <w:r>
         <w:rPr>
           <w:i/>
         </w:rPr>
         <w:t>wxPlatformMonitoring.json</w:t>
       </w:r>
-      <w:proofErr w:type="spellEnd"/>
       <w:r>
         <w:t>” file in its config directory</w:t>
       </w:r>
@@ -5276,21 +5036,7 @@
         <w:rPr>
           <w:b/>
         </w:rPr>
-        <w:t>Service “wx.platformMonitoring.pub.config</w:t>
-      </w:r>
-      <w:proofErr w:type="gramStart"/>
-      <w:r>
-        <w:rPr>
-          <w:b/>
-        </w:rPr>
-        <w:t>:loadConfigurationFromDocument</w:t>
-      </w:r>
-      <w:proofErr w:type="gramEnd"/>
-      <w:r>
-        <w:rPr>
-          <w:b/>
-        </w:rPr>
-        <w:t>”</w:t>
+        <w:t>Service “wx.platformMonitoring.pub.config:loadConfigurationFromDocument”</w:t>
       </w:r>
       <w:r>
         <w:rPr>
@@ -5319,14 +5065,12 @@
       <w:r>
         <w:t>ype in the directory “</w:t>
       </w:r>
-      <w:proofErr w:type="spellStart"/>
       <w:r>
         <w:rPr>
           <w:i/>
         </w:rPr>
         <w:t>wx.platformMonitoring.pub.config.documents</w:t>
       </w:r>
-      <w:proofErr w:type="spellEnd"/>
       <w:r>
         <w:t>” can be used as the “</w:t>
       </w:r>
@@ -5339,14 +5083,12 @@
       <w:r>
         <w:t>” document input. Valid “</w:t>
       </w:r>
-      <w:proofErr w:type="spellStart"/>
       <w:r>
         <w:rPr>
           <w:i/>
         </w:rPr>
         <w:t>assetType</w:t>
       </w:r>
-      <w:proofErr w:type="spellEnd"/>
       <w:r>
         <w:t xml:space="preserve">” options are defined as picklist choices </w:t>
       </w:r>
@@ -5369,29 +5111,7 @@
         <w:rPr>
           <w:b/>
         </w:rPr>
-        <w:t>Service “</w:t>
-      </w:r>
-      <w:proofErr w:type="spellStart"/>
-      <w:r>
-        <w:rPr>
-          <w:b/>
-        </w:rPr>
-        <w:t>wx.platformMonitoring.pub.config</w:t>
-      </w:r>
-      <w:proofErr w:type="gramStart"/>
-      <w:r>
-        <w:rPr>
-          <w:b/>
-        </w:rPr>
-        <w:t>:loadConfigurationFromFile</w:t>
-      </w:r>
-      <w:proofErr w:type="spellEnd"/>
-      <w:proofErr w:type="gramEnd"/>
-      <w:r>
-        <w:rPr>
-          <w:b/>
-        </w:rPr>
-        <w:t>”</w:t>
+        <w:t>Service “wx.platformMonitoring.pub.config:loadConfigurationFromFile”</w:t>
       </w:r>
       <w:r>
         <w:rPr>
@@ -5406,15 +5126,7 @@
         <w:t xml:space="preserve">specific </w:t>
       </w:r>
       <w:r>
-        <w:t xml:space="preserve">single </w:t>
-      </w:r>
-      <w:proofErr w:type="spellStart"/>
-      <w:r>
-        <w:t>json</w:t>
-      </w:r>
-      <w:proofErr w:type="spellEnd"/>
-      <w:r>
-        <w:t xml:space="preserve"> config file.</w:t>
+        <w:t>single json config file.</w:t>
       </w:r>
     </w:p>
     <w:p>
@@ -5446,15 +5158,7 @@
         <w:pStyle w:val="TextCopy"/>
       </w:pPr>
       <w:r>
-        <w:t xml:space="preserve">The </w:t>
-      </w:r>
-      <w:proofErr w:type="spellStart"/>
-      <w:r>
-        <w:t>WxPlatformMonitoring</w:t>
-      </w:r>
-      <w:proofErr w:type="spellEnd"/>
-      <w:r>
-        <w:t xml:space="preserve"> package knows four types of KPI types:</w:t>
+        <w:t>The WxPlatformMonitoring package knows four types of KPI types:</w:t>
       </w:r>
     </w:p>
     <w:p>
@@ -5499,15 +5203,7 @@
         </w:numPr>
       </w:pPr>
       <w:r>
-        <w:t xml:space="preserve">Service Name Pattern: </w:t>
-      </w:r>
-      <w:proofErr w:type="spellStart"/>
-      <w:r>
-        <w:t>getStatus</w:t>
-      </w:r>
-      <w:proofErr w:type="spellEnd"/>
-      <w:r>
-        <w:t>*</w:t>
+        <w:t>Service Name Pattern: getStatus*</w:t>
       </w:r>
     </w:p>
     <w:p>
@@ -5563,15 +5259,7 @@
         </w:numPr>
       </w:pPr>
       <w:r>
-        <w:t>Returns status (</w:t>
-      </w:r>
-      <w:proofErr w:type="spellStart"/>
-      <w:r>
-        <w:t>enabled|disabled</w:t>
-      </w:r>
-      <w:proofErr w:type="spellEnd"/>
-      <w:r>
-        <w:t>) for all asset instances of an asset type</w:t>
+        <w:t>Returns status (enabled|disabled) for all asset instances of an asset type</w:t>
       </w:r>
     </w:p>
     <w:p>
@@ -5583,15 +5271,7 @@
         </w:numPr>
       </w:pPr>
       <w:r>
-        <w:t xml:space="preserve">Service Name Pattern: </w:t>
-      </w:r>
-      <w:proofErr w:type="spellStart"/>
-      <w:r>
-        <w:t>listAll</w:t>
-      </w:r>
-      <w:proofErr w:type="spellEnd"/>
-      <w:r>
-        <w:t>*</w:t>
+        <w:t>Service Name Pattern: listAll*</w:t>
       </w:r>
     </w:p>
     <w:p>
@@ -5623,11 +5303,9 @@
       <w:r>
         <w:t xml:space="preserve"> (</w:t>
       </w:r>
-      <w:proofErr w:type="spellStart"/>
       <w:r>
         <w:t>wx.platformMonitoring.pub.scheduler:listAllScheduledServices</w:t>
       </w:r>
-      <w:proofErr w:type="spellEnd"/>
       <w:r>
         <w:t>)</w:t>
       </w:r>
@@ -5646,11 +5324,9 @@
       <w:r>
         <w:t xml:space="preserve"> (</w:t>
       </w:r>
-      <w:proofErr w:type="spellStart"/>
       <w:r>
         <w:t>wx.platformMonitoring.pub.ports:listAllPorts</w:t>
       </w:r>
-      <w:proofErr w:type="spellEnd"/>
       <w:r>
         <w:t>)</w:t>
       </w:r>
@@ -5686,15 +5362,7 @@
         </w:numPr>
       </w:pPr>
       <w:r>
-        <w:t>Returns status (</w:t>
-      </w:r>
-      <w:proofErr w:type="spellStart"/>
-      <w:r>
-        <w:t>enabled|disabled|inCompliance</w:t>
-      </w:r>
-      <w:proofErr w:type="spellEnd"/>
-      <w:r>
-        <w:t>) for all assets as configured in a JSON configuration file</w:t>
+        <w:t>Returns status (enabled|disabled|inCompliance) for all assets as configured in a JSON configuration file</w:t>
       </w:r>
     </w:p>
     <w:p>
@@ -5706,15 +5374,7 @@
         </w:numPr>
       </w:pPr>
       <w:r>
-        <w:t xml:space="preserve">Service Name Pattern: </w:t>
-      </w:r>
-      <w:proofErr w:type="spellStart"/>
-      <w:r>
-        <w:t>listConfigured</w:t>
-      </w:r>
-      <w:proofErr w:type="spellEnd"/>
-      <w:r>
-        <w:t>*</w:t>
+        <w:t>Service Name Pattern: listConfigured*</w:t>
       </w:r>
     </w:p>
     <w:p>
@@ -5765,11 +5425,9 @@
       <w:r>
         <w:t xml:space="preserve"> (</w:t>
       </w:r>
-      <w:proofErr w:type="spellStart"/>
       <w:r>
         <w:t>wx.platformMonitoring.pub.um.messaging:listConfiguredChannels</w:t>
       </w:r>
-      <w:proofErr w:type="spellEnd"/>
       <w:r>
         <w:t>)</w:t>
       </w:r>
@@ -5823,15 +5481,7 @@
         </w:numPr>
       </w:pPr>
       <w:r>
-        <w:t>Returns the status (</w:t>
-      </w:r>
-      <w:proofErr w:type="spellStart"/>
-      <w:r>
-        <w:t>enabled|disabled|inCompliance</w:t>
-      </w:r>
-      <w:proofErr w:type="spellEnd"/>
-      <w:r>
-        <w:t>) of one asset identified by its unique name</w:t>
+        <w:t>Returns the status (enabled|disabled|inCompliance) of one asset identified by its unique name</w:t>
       </w:r>
     </w:p>
     <w:p>
@@ -5855,32 +5505,14 @@
         </w:numPr>
       </w:pPr>
       <w:r>
-        <w:t>Example: Get status (</w:t>
-      </w:r>
-      <w:proofErr w:type="spellStart"/>
-      <w:r>
-        <w:t>enabled|disabled</w:t>
-      </w:r>
-      <w:proofErr w:type="spellEnd"/>
-      <w:r>
-        <w:t>) for Messaging Trigger %</w:t>
-      </w:r>
-      <w:proofErr w:type="spellStart"/>
-      <w:r>
-        <w:t>trigger_name</w:t>
-      </w:r>
-      <w:proofErr w:type="spellEnd"/>
-      <w:r>
-        <w:t>%</w:t>
+        <w:t>Example: Get status (enabled|disabled) for Messaging Trigger %trigger_name%</w:t>
       </w:r>
       <w:r>
         <w:t xml:space="preserve"> (</w:t>
       </w:r>
-      <w:proofErr w:type="spellStart"/>
       <w:r>
         <w:t>wx.platformMonitoring.pub.trigger:getMessagingTriggerStatus</w:t>
       </w:r>
-      <w:proofErr w:type="spellEnd"/>
       <w:r>
         <w:t>)</w:t>
       </w:r>
@@ -5909,26 +5541,13 @@
         <w:t>And services of types “Configured Asset Status” return a status (list) for pre-defined assets. For example, it can be defined that all JDBC connections for a list of defined packages should be monitored. The service “</w:t>
       </w:r>
       <w:r>
-        <w:t>wx.platformMonitoring.pub.adapter.jdbc</w:t>
-      </w:r>
-      <w:proofErr w:type="gramStart"/>
-      <w:r>
-        <w:t>:listConfiguredJdbcAdapters</w:t>
-      </w:r>
-      <w:proofErr w:type="gramEnd"/>
+        <w:t>wx.platformMonitoring.pub.adapter.jdbc:listConfiguredJdbcAdapters</w:t>
+      </w:r>
       <w:r>
         <w:t>” then returns the list of all JDBC connections in these packages, i.e. the status list of all “configured” JDBC connections.</w:t>
       </w:r>
       <w:r>
-        <w:t xml:space="preserve"> It does not return the status of all JDBC connection available on the server, but only those which have been “configured” for </w:t>
-      </w:r>
-      <w:proofErr w:type="spellStart"/>
-      <w:r>
-        <w:t>WxPlatformMonitoring</w:t>
-      </w:r>
-      <w:proofErr w:type="spellEnd"/>
-      <w:r>
-        <w:t>.</w:t>
+        <w:t xml:space="preserve"> It does not return the status of all JDBC connection available on the server, but only those which have been “configured” for WxPlatformMonitoring.</w:t>
       </w:r>
     </w:p>
     <w:p>
@@ -5942,31 +5561,7 @@
         <w:t>Note</w:t>
       </w:r>
       <w:r>
-        <w:t xml:space="preserve">: </w:t>
-      </w:r>
-      <w:proofErr w:type="spellStart"/>
-      <w:r>
-        <w:t>WxPlatformMonitoring</w:t>
-      </w:r>
-      <w:proofErr w:type="spellEnd"/>
-      <w:r>
-        <w:t xml:space="preserve"> does not pro-actively monitor any assets, and it does not store any state </w:t>
-      </w:r>
-      <w:proofErr w:type="gramStart"/>
-      <w:r>
-        <w:t>nor</w:t>
-      </w:r>
-      <w:proofErr w:type="gramEnd"/>
-      <w:r>
-        <w:t xml:space="preserve"> aggregates! </w:t>
-      </w:r>
-      <w:proofErr w:type="spellStart"/>
-      <w:r>
-        <w:t>WxPlatformMonitoring</w:t>
-      </w:r>
-      <w:proofErr w:type="spellEnd"/>
-      <w:r>
-        <w:t xml:space="preserve"> only computes and returns the asset state on request of a client.</w:t>
+        <w:t>: WxPlatformMonitoring does not pro-actively monitor any assets, and it does not store any state nor aggregates! WxPlatformMonitoring only computes and returns the asset state on request of a client.</w:t>
       </w:r>
     </w:p>
     <w:p>
@@ -5974,15 +5569,7 @@
         <w:pStyle w:val="TextCopy"/>
       </w:pPr>
       <w:r>
-        <w:t xml:space="preserve">In order to configure an asset for monitoring by </w:t>
-      </w:r>
-      <w:proofErr w:type="spellStart"/>
-      <w:r>
-        <w:t>WxPlatformMonitoring</w:t>
-      </w:r>
-      <w:proofErr w:type="spellEnd"/>
-      <w:r>
-        <w:t>, there are essentially two ways:</w:t>
+        <w:t>In order to configure an asset for monitoring by WxPlatformMonitoring, there are essentially two ways:</w:t>
       </w:r>
     </w:p>
     <w:p>
@@ -5994,15 +5581,7 @@
         </w:numPr>
       </w:pPr>
       <w:r>
-        <w:t xml:space="preserve">File based configuration (static): store your configuration in JSON config files and either put these files in pre-defined config directories, or register the files with </w:t>
-      </w:r>
-      <w:proofErr w:type="spellStart"/>
-      <w:r>
-        <w:t>WxPlatformMonitoring</w:t>
-      </w:r>
-      <w:proofErr w:type="spellEnd"/>
-      <w:r>
-        <w:t xml:space="preserve"> at runtime.</w:t>
+        <w:t>File based configuration (static): store your configuration in JSON config files and either put these files in pre-defined config directories, or register the files with WxPlatformMonitoring at runtime.</w:t>
       </w:r>
     </w:p>
     <w:p>
@@ -6014,15 +5593,7 @@
         </w:numPr>
       </w:pPr>
       <w:r>
-        <w:t xml:space="preserve">Service based configuration (dynamic): Invoke </w:t>
-      </w:r>
-      <w:proofErr w:type="spellStart"/>
-      <w:r>
-        <w:t>WxPlatformMonitoring</w:t>
-      </w:r>
-      <w:proofErr w:type="spellEnd"/>
-      <w:r>
-        <w:t xml:space="preserve"> configuration services to register assets for monitoring by providing pre-defined document types</w:t>
+        <w:t>Service based configuration (dynamic): Invoke WxPlatformMonitoring configuration services to register assets for monitoring by providing pre-defined document types</w:t>
       </w:r>
       <w:r>
         <w:t>.</w:t>
@@ -6043,15 +5614,7 @@
         <w:pStyle w:val="TextCopy"/>
       </w:pPr>
       <w:r>
-        <w:t xml:space="preserve">A sample JSON configuration file is provided in the </w:t>
-      </w:r>
-      <w:proofErr w:type="spellStart"/>
-      <w:r>
-        <w:t>WxPlatformMonitoring</w:t>
-      </w:r>
-      <w:proofErr w:type="spellEnd"/>
-      <w:r>
-        <w:t xml:space="preserve"> config directory.</w:t>
+        <w:t>A sample JSON configuration file is provided in the WxPlatformMonitoring config directory.</w:t>
       </w:r>
     </w:p>
     <w:p>
@@ -6059,21 +5622,11 @@
         <w:pStyle w:val="TextCopy"/>
       </w:pPr>
       <w:r>
-        <w:t>One JSON config file can define monitoring assets for 1</w:t>
-      </w:r>
-      <w:proofErr w:type="gramStart"/>
-      <w:r>
-        <w:t>..n</w:t>
-      </w:r>
-      <w:proofErr w:type="gramEnd"/>
-      <w:r>
-        <w:t xml:space="preserve"> asset types. The structure for asset types in the JSON config must match the IS Document Types in the folder “</w:t>
-      </w:r>
-      <w:proofErr w:type="spellStart"/>
+        <w:t>One JSON config file can define monitoring assets for 1..n asset types. The structure for asset types in the JSON config must match the IS Document Types in the folder “</w:t>
+      </w:r>
       <w:r>
         <w:t>wx.platformMonitoring.pub.config.documents</w:t>
       </w:r>
-      <w:proofErr w:type="spellEnd"/>
       <w:r>
         <w:t>”.</w:t>
       </w:r>
@@ -6171,21 +5724,13 @@
         </w:numPr>
       </w:pPr>
       <w:r>
-        <w:t xml:space="preserve">You can load as many JSON files as required, they are merged at runtime, </w:t>
-      </w:r>
-      <w:proofErr w:type="gramStart"/>
-      <w:r>
-        <w:t>du</w:t>
+        <w:t>You can load as many JSON files as required, they are merged at runtime, du</w:t>
       </w:r>
       <w:r>
         <w:t>p</w:t>
       </w:r>
       <w:r>
-        <w:t>licates</w:t>
-      </w:r>
-      <w:proofErr w:type="gramEnd"/>
-      <w:r>
-        <w:t xml:space="preserve"> are removed.</w:t>
+        <w:t>licates are removed.</w:t>
       </w:r>
     </w:p>
     <w:p>
@@ -6209,15 +5754,7 @@
         </w:numPr>
       </w:pPr>
       <w:r>
-        <w:t xml:space="preserve">The asset type names (e.g. “ports”, “triggers”, </w:t>
-      </w:r>
-      <w:proofErr w:type="gramStart"/>
-      <w:r>
-        <w:t>“</w:t>
-      </w:r>
-      <w:proofErr w:type="gramEnd"/>
-      <w:r>
-        <w:t>schedulers”) are pre-defined and must be adhered to.</w:t>
+        <w:t>The asset type names (e.g. “ports”, “triggers”, “schedulers”) are pre-defined and must be adhered to.</w:t>
       </w:r>
     </w:p>
     <w:p>
@@ -6241,23 +5778,10 @@
         <w:t>If the monitoring of an asset should be configured at runtime, then the service “</w:t>
       </w:r>
       <w:r>
-        <w:t>wx.platformMonitoring.pub.config</w:t>
-      </w:r>
-      <w:proofErr w:type="gramStart"/>
-      <w:r>
-        <w:t>:loadConfigurationFromDocument</w:t>
-      </w:r>
-      <w:proofErr w:type="gramEnd"/>
-      <w:r>
-        <w:t xml:space="preserve">” can be used. This </w:t>
-      </w:r>
-      <w:proofErr w:type="gramStart"/>
-      <w:r>
-        <w:t>services</w:t>
-      </w:r>
-      <w:proofErr w:type="gramEnd"/>
-      <w:r>
-        <w:t xml:space="preserve"> takes as an input a document type describing a certain monitoring asset, as well as the asset type. See </w:t>
+        <w:t>wx.platformMonitoring.pub.config:loadConfigurationFromDocument</w:t>
+      </w:r>
+      <w:r>
+        <w:t xml:space="preserve">” can be used. This services takes as an input a document type describing a certain monitoring asset, as well as the asset type. See </w:t>
       </w:r>
       <w:r>
         <w:fldChar w:fldCharType="begin"/>
@@ -6372,39 +5896,13 @@
         <w:t>Note</w:t>
       </w:r>
       <w:r>
-        <w:t xml:space="preserve">: Any configuration loaded by </w:t>
-      </w:r>
-      <w:proofErr w:type="spellStart"/>
-      <w:r>
-        <w:t>WxPlatformMonitoring</w:t>
-      </w:r>
-      <w:proofErr w:type="spellEnd"/>
-      <w:r>
-        <w:t xml:space="preserve"> is stored in memory. If you use the service “</w:t>
-      </w:r>
-      <w:proofErr w:type="spellStart"/>
+        <w:t>: Any configuration loaded by WxPlatformMonitoring is stored in memory. If you use the service “</w:t>
+      </w:r>
       <w:r>
         <w:t>loadConfigurationFromDocument</w:t>
       </w:r>
-      <w:proofErr w:type="spellEnd"/>
-      <w:r>
-        <w:t xml:space="preserve">”, then internally all provided assets are merged with the existing configuration and stored in memory. If IntegrationServer </w:t>
-      </w:r>
-      <w:proofErr w:type="gramStart"/>
-      <w:r>
-        <w:t>itself,</w:t>
-      </w:r>
-      <w:proofErr w:type="gramEnd"/>
-      <w:r>
-        <w:t xml:space="preserve"> or the </w:t>
-      </w:r>
-      <w:proofErr w:type="spellStart"/>
-      <w:r>
-        <w:t>WxPlatformMonitoring</w:t>
-      </w:r>
-      <w:proofErr w:type="spellEnd"/>
-      <w:r>
-        <w:t xml:space="preserve"> package is reloaded, then this configuration is lost.</w:t>
+      <w:r>
+        <w:t>”, then internally all provided assets are merged with the existing configuration and stored in memory. If IntegrationServer itself, or the WxPlatformMonitoring package is reloaded, then this configuration is lost.</w:t>
       </w:r>
     </w:p>
     <w:p>
@@ -6418,23 +5916,7 @@
         <w:t>Hint</w:t>
       </w:r>
       <w:r>
-        <w:t xml:space="preserve">: Declare a package dependency between your custom package and </w:t>
-      </w:r>
-      <w:proofErr w:type="spellStart"/>
-      <w:r>
-        <w:t>WxPlatformMonitoring</w:t>
-      </w:r>
-      <w:proofErr w:type="spellEnd"/>
-      <w:r>
-        <w:t xml:space="preserve"> and setup and dynamic configuration as a startup service of your package. Thus your configuration is loaded at each server startup or </w:t>
-      </w:r>
-      <w:proofErr w:type="gramStart"/>
-      <w:r>
-        <w:t>package reload</w:t>
-      </w:r>
-      <w:proofErr w:type="gramEnd"/>
-      <w:r>
-        <w:t>.</w:t>
+        <w:t>: Declare a package dependency between your custom package and WxPlatformMonitoring and setup and dynamic configuration as a startup service of your package. Thus your configuration is loaded at each server startup or package reload.</w:t>
       </w:r>
     </w:p>
     <w:p>
@@ -6452,27 +5934,14 @@
       <w:pPr>
         <w:pStyle w:val="TextCopy"/>
       </w:pPr>
-      <w:proofErr w:type="spellStart"/>
-      <w:r>
-        <w:t>WxPlatformMonitoring</w:t>
-      </w:r>
-      <w:proofErr w:type="spellEnd"/>
-      <w:r>
-        <w:t xml:space="preserve"> supports property interpolation with custom property resolvers</w:t>
+      <w:r>
+        <w:t>WxPlatformMonitoring supports property interpolation with custom property resolvers</w:t>
       </w:r>
       <w:r>
         <w:t>.</w:t>
       </w:r>
       <w:r>
-        <w:t xml:space="preserve"> That means that using a special syntax for properties in your configuration, the actual property value is resolved or expanded at runtime by </w:t>
-      </w:r>
-      <w:proofErr w:type="spellStart"/>
-      <w:r>
-        <w:t>WxPlatformMonitoring</w:t>
-      </w:r>
-      <w:proofErr w:type="spellEnd"/>
-      <w:r>
-        <w:t xml:space="preserve"> using the registered property resolver. </w:t>
+        <w:t xml:space="preserve"> That means that using a special syntax for properties in your configuration, the actual property value is resolved or expanded at runtime by WxPlatformMonitoring using the registered property resolver. </w:t>
       </w:r>
     </w:p>
     <w:p>
@@ -6518,21 +5987,11 @@
       <w:r>
         <w:t xml:space="preserve">When configuration is requested by consumer (e.g. using the service </w:t>
       </w:r>
-      <w:proofErr w:type="spellStart"/>
       <w:r>
         <w:t>wx.platformMonitoring.impl.internal.conf:getConfig</w:t>
       </w:r>
-      <w:proofErr w:type="spellEnd"/>
-      <w:r>
-        <w:t xml:space="preserve">), </w:t>
-      </w:r>
-      <w:proofErr w:type="spellStart"/>
-      <w:r>
-        <w:t>WxPlatformMonitoring</w:t>
-      </w:r>
-      <w:proofErr w:type="spellEnd"/>
-      <w:r>
-        <w:t xml:space="preserve"> iterates the in-memory representation of the stored configuration</w:t>
+      <w:r>
+        <w:t>), WxPlatformMonitoring iterates the in-memory representation of the stored configuration</w:t>
       </w:r>
     </w:p>
     <w:p>
@@ -6755,14 +6214,12 @@
       <w:r>
         <w:t>The package array element “</w:t>
       </w:r>
-      <w:proofErr w:type="spellStart"/>
       <w:r>
         <w:rPr>
           <w:i/>
         </w:rPr>
         <w:t>SimpleTestPackage</w:t>
       </w:r>
-      <w:proofErr w:type="spellEnd"/>
       <w:r>
         <w:t>” is returned as-is, since it is not surrounded by ${}.</w:t>
       </w:r>
@@ -6776,58 +6233,23 @@
         </w:numPr>
       </w:pPr>
       <w:r>
-        <w:t xml:space="preserve">The connections array </w:t>
-      </w:r>
-      <w:proofErr w:type="gramStart"/>
-      <w:r>
-        <w:t>element ”</w:t>
-      </w:r>
-      <w:proofErr w:type="gramEnd"/>
+        <w:t>The connections array element ”</w:t>
+      </w:r>
       <w:r>
         <w:rPr>
           <w:i/>
         </w:rPr>
-        <w:t>${</w:t>
-      </w:r>
-      <w:proofErr w:type="spellStart"/>
+        <w:t>${pkg:WxPlatformMonitoring_Test;testConnectionName}</w:t>
+      </w:r>
+      <w:r>
+        <w:t>” is recognized as an expandable variable. The variable value “</w:t>
+      </w:r>
       <w:r>
         <w:rPr>
           <w:i/>
         </w:rPr>
         <w:t>pkg:WxPlatformMonitoring_Test;testConnectionName</w:t>
       </w:r>
-      <w:proofErr w:type="spellEnd"/>
-      <w:r>
-        <w:rPr>
-          <w:i/>
-        </w:rPr>
-        <w:t>}</w:t>
-      </w:r>
-      <w:r>
-        <w:t>” is recognized as an expandable variable. The variable value “</w:t>
-      </w:r>
-      <w:proofErr w:type="spellStart"/>
-      <w:r>
-        <w:rPr>
-          <w:i/>
-        </w:rPr>
-        <w:t>pkg</w:t>
-      </w:r>
-      <w:proofErr w:type="gramStart"/>
-      <w:r>
-        <w:rPr>
-          <w:i/>
-        </w:rPr>
-        <w:t>:WxPlatformMonitoring</w:t>
-      </w:r>
-      <w:proofErr w:type="gramEnd"/>
-      <w:r>
-        <w:rPr>
-          <w:i/>
-        </w:rPr>
-        <w:t>_Test;testConnectionName</w:t>
-      </w:r>
-      <w:proofErr w:type="spellEnd"/>
       <w:r>
         <w:t>” is send to the registered property resolver for expansion.</w:t>
       </w:r>
@@ -6906,81 +6328,49 @@
         <w:rPr>
           <w:i/>
         </w:rPr>
-        <w:t xml:space="preserve"> is just an example. </w:t>
-      </w:r>
-      <w:proofErr w:type="spellStart"/>
+        <w:t xml:space="preserve"> is just an example. WxPlatformMonitoring does not enforce nor care for the kind of property syntax used. The syntax of a property must be understood by the property resolver service.</w:t>
+      </w:r>
+    </w:p>
+    <w:p>
+      <w:pPr>
+        <w:pStyle w:val="HeadingIV"/>
+      </w:pPr>
+      <w:bookmarkStart w:id="19" w:name="_Toc478400395"/>
+      <w:r>
+        <w:t>WxPlatformMonitoring Default Property Resolver</w:t>
+      </w:r>
+      <w:bookmarkEnd w:id="19"/>
+    </w:p>
+    <w:p>
+      <w:pPr>
+        <w:pStyle w:val="TextCopy"/>
+      </w:pPr>
+      <w:r>
+        <w:t>W</w:t>
+      </w:r>
+      <w:r>
+        <w:t>xPlatformMonitoring provides a default property resolver</w:t>
+      </w:r>
+      <w:r>
+        <w:t xml:space="preserve"> which expands IntegrationServer Extended Settings.</w:t>
+      </w:r>
+    </w:p>
+    <w:p>
+      <w:pPr>
+        <w:pStyle w:val="TextCopy"/>
+      </w:pPr>
+      <w:r>
+        <w:t xml:space="preserve">The extended settings property resolver is located at </w:t>
+      </w:r>
+      <w:r>
+        <w:t>“</w:t>
+      </w:r>
       <w:r>
         <w:rPr>
           <w:i/>
         </w:rPr>
-        <w:t>WxPlatformMonitoring</w:t>
-      </w:r>
-      <w:proofErr w:type="spellEnd"/>
-      <w:r>
-        <w:rPr>
-          <w:i/>
-        </w:rPr>
-        <w:t xml:space="preserve"> does not enforce nor care for the kind of property syntax used. The syntax of a property must be understood by the property resolver service.</w:t>
-      </w:r>
-    </w:p>
-    <w:p>
-      <w:pPr>
-        <w:pStyle w:val="HeadingIV"/>
-      </w:pPr>
-      <w:bookmarkStart w:id="19" w:name="_Toc478400395"/>
-      <w:proofErr w:type="spellStart"/>
-      <w:r>
-        <w:t>WxPlatformMonitoring</w:t>
-      </w:r>
-      <w:proofErr w:type="spellEnd"/>
-      <w:r>
-        <w:t xml:space="preserve"> Default Property Resolver</w:t>
-      </w:r>
-      <w:bookmarkEnd w:id="19"/>
-    </w:p>
-    <w:p>
-      <w:pPr>
-        <w:pStyle w:val="TextCopy"/>
-      </w:pPr>
-      <w:proofErr w:type="spellStart"/>
-      <w:r>
-        <w:t>W</w:t>
-      </w:r>
-      <w:r>
-        <w:t>xPlatformMonitoring</w:t>
-      </w:r>
-      <w:proofErr w:type="spellEnd"/>
-      <w:r>
-        <w:t xml:space="preserve"> provides a default property resolver</w:t>
-      </w:r>
-      <w:r>
-        <w:t xml:space="preserve"> which expands IntegrationServer Extended Settings.</w:t>
-      </w:r>
-    </w:p>
-    <w:p>
-      <w:pPr>
-        <w:pStyle w:val="TextCopy"/>
-      </w:pPr>
-      <w:r>
-        <w:t xml:space="preserve">The extended settings property resolver is located at </w:t>
-      </w:r>
-      <w:r>
-        <w:t>“</w:t>
-      </w:r>
-      <w:r>
-        <w:rPr>
-          <w:i/>
-        </w:rPr>
-        <w:t>wx.platformMonitoring.impl.internal.propertyResolver</w:t>
-      </w:r>
-      <w:proofErr w:type="gramStart"/>
-      <w:r>
-        <w:rPr>
-          <w:i/>
-        </w:rPr>
-        <w:t>:defaultExtendedSettingsPropertyResolver</w:t>
-      </w:r>
-      <w:proofErr w:type="gramEnd"/>
+        <w:t>wx.platformMonitoring.impl.internal.propertyResolver:defaultExtendedSettingsPropertyResolver</w:t>
+      </w:r>
       <w:r>
         <w:t>”</w:t>
       </w:r>
@@ -7144,16 +6534,8 @@
         <w:rPr>
           <w:i/>
         </w:rPr>
-        <w:t>wx.platformMonitoring.impl.internal.propertyResolver</w:t>
-      </w:r>
-      <w:proofErr w:type="gramStart"/>
-      <w:r>
-        <w:rPr>
-          <w:i/>
-        </w:rPr>
-        <w:t>:propertyResolverSpecification</w:t>
-      </w:r>
-      <w:proofErr w:type="gramEnd"/>
+        <w:t>wx.platformMonitoring.impl.internal.propertyResolver:propertyResolverSpecification</w:t>
+      </w:r>
       <w:r>
         <w:t>”</w:t>
       </w:r>
@@ -7253,15 +6635,7 @@
         </w:numPr>
       </w:pPr>
       <w:r>
-        <w:t xml:space="preserve">[Input] </w:t>
-      </w:r>
-      <w:proofErr w:type="spellStart"/>
-      <w:r>
-        <w:t>propertyName</w:t>
-      </w:r>
-      <w:proofErr w:type="spellEnd"/>
-      <w:r>
-        <w:t>: V</w:t>
+        <w:t>[Input] propertyName: V</w:t>
       </w:r>
       <w:r>
         <w:t>ariable without curly brackets (</w:t>
@@ -7275,14 +6649,12 @@
         </w:rPr>
         <w:t>${</w:t>
       </w:r>
-      <w:proofErr w:type="spellStart"/>
       <w:r>
         <w:rPr>
           <w:highlight w:val="yellow"/>
         </w:rPr>
         <w:t>watt.custom.setting</w:t>
       </w:r>
-      <w:proofErr w:type="spellEnd"/>
       <w:r>
         <w:rPr>
           <w:highlight w:val="green"/>
@@ -7301,14 +6673,12 @@
       <w:r>
         <w:t>“</w:t>
       </w:r>
-      <w:proofErr w:type="spellStart"/>
       <w:r>
         <w:rPr>
           <w:highlight w:val="yellow"/>
         </w:rPr>
         <w:t>watt.custom.settings</w:t>
       </w:r>
-      <w:proofErr w:type="spellEnd"/>
       <w:r>
         <w:t>”)</w:t>
       </w:r>
@@ -7322,15 +6692,7 @@
         </w:numPr>
       </w:pPr>
       <w:r>
-        <w:t xml:space="preserve">[Output] </w:t>
-      </w:r>
-      <w:proofErr w:type="spellStart"/>
-      <w:r>
-        <w:t>propertyvalue</w:t>
-      </w:r>
-      <w:proofErr w:type="spellEnd"/>
-      <w:r>
-        <w:t>: T</w:t>
+        <w:t>[Output] propertyvalue: T</w:t>
       </w:r>
       <w:r>
         <w:t>he expanded variable or null</w:t>
@@ -7341,26 +6703,10 @@
         <w:pStyle w:val="TextCopy"/>
       </w:pPr>
       <w:r>
-        <w:t xml:space="preserve">A property resolver service must be registered with </w:t>
-      </w:r>
-      <w:proofErr w:type="spellStart"/>
-      <w:r>
-        <w:t>WxPlatformMonitoring</w:t>
-      </w:r>
-      <w:proofErr w:type="spellEnd"/>
-      <w:r>
-        <w:t xml:space="preserve"> using the service “</w:t>
-      </w:r>
-      <w:r>
-        <w:t>wx.platformMonitoring.impl.internal.propertyResolver</w:t>
-      </w:r>
-      <w:proofErr w:type="gramStart"/>
-      <w:r>
-        <w:t>:registerPropertyResolver</w:t>
-      </w:r>
-      <w:proofErr w:type="gramEnd"/>
-      <w:r>
-        <w:t>”</w:t>
+        <w:t>A property resolver service must be registered with WxPlatformMonitoring using the service “</w:t>
+      </w:r>
+      <w:r>
+        <w:t>wx.platformMonitoring.impl.internal.propertyResolver:registerPropertyResolver”</w:t>
       </w:r>
       <w:r>
         <w:t>.</w:t>
@@ -7450,16 +6796,9 @@
       <w:r>
         <w:t>All services return a status of type “</w:t>
       </w:r>
-      <w:proofErr w:type="spellStart"/>
-      <w:r>
-        <w:t>wx.platformMonitoring.pub</w:t>
-      </w:r>
-      <w:proofErr w:type="gramStart"/>
-      <w:r>
-        <w:t>:assetStatus</w:t>
-      </w:r>
-      <w:proofErr w:type="spellEnd"/>
-      <w:proofErr w:type="gramEnd"/>
+      <w:r>
+        <w:t>wx.platformMonitoring.pub:assetStatus</w:t>
+      </w:r>
       <w:r>
         <w:t>”, either as a single document type instance, or a document list:</w:t>
       </w:r>
@@ -7668,19 +7007,11 @@
         <w:spacing w:line="300" w:lineRule="atLeast"/>
         <w:jc w:val="both"/>
       </w:pPr>
-      <w:proofErr w:type="spellStart"/>
       <w:r>
         <w:rPr>
           <w:b/>
         </w:rPr>
-        <w:t>nok</w:t>
-      </w:r>
-      <w:proofErr w:type="spellEnd"/>
-      <w:r>
-        <w:rPr>
-          <w:b/>
-        </w:rPr>
-        <w:t xml:space="preserve">: </w:t>
+        <w:t xml:space="preserve">nok: </w:t>
       </w:r>
       <w:r>
         <w:t>asset reading is out of compliance</w:t>
@@ -7829,11 +7160,9 @@
       <w:r>
         <w:t>The services in the folder “</w:t>
       </w:r>
-      <w:proofErr w:type="spellStart"/>
       <w:r>
         <w:t>wx.platformMonitoring.pub.scheduler</w:t>
       </w:r>
-      <w:proofErr w:type="spellEnd"/>
       <w:r>
         <w:t>” provide information about scheduled services</w:t>
       </w:r>
@@ -7885,11 +7214,9 @@
               <w:jc w:val="both"/>
               <w:cnfStyle w:val="100000000000" w:firstRow="1" w:lastRow="0" w:firstColumn="0" w:lastColumn="0" w:oddVBand="0" w:evenVBand="0" w:oddHBand="0" w:evenHBand="0" w:firstRowFirstColumn="0" w:firstRowLastColumn="0" w:lastRowFirstColumn="0" w:lastRowLastColumn="0"/>
             </w:pPr>
-            <w:proofErr w:type="spellStart"/>
             <w:r>
               <w:t>wx.platformMonitoring.pub.scheduler:getScheduledServiceState</w:t>
             </w:r>
-            <w:proofErr w:type="spellEnd"/>
           </w:p>
         </w:tc>
       </w:tr>
@@ -8057,11 +7384,9 @@
               <w:jc w:val="both"/>
               <w:cnfStyle w:val="100000000000" w:firstRow="1" w:lastRow="0" w:firstColumn="0" w:lastColumn="0" w:oddVBand="0" w:evenVBand="0" w:oddHBand="0" w:evenHBand="0" w:firstRowFirstColumn="0" w:firstRowLastColumn="0" w:lastRowFirstColumn="0" w:lastRowLastColumn="0"/>
             </w:pPr>
-            <w:proofErr w:type="spellStart"/>
             <w:r>
               <w:t>wx.platformMonitoring.pub.scheduler:listAllScheduledServices</w:t>
             </w:r>
-            <w:proofErr w:type="spellEnd"/>
           </w:p>
         </w:tc>
       </w:tr>
@@ -8371,19 +7696,9 @@
               <w:jc w:val="both"/>
               <w:cnfStyle w:val="000000000000" w:firstRow="0" w:lastRow="0" w:firstColumn="0" w:lastColumn="0" w:oddVBand="0" w:evenVBand="0" w:oddHBand="0" w:evenHBand="0" w:firstRowFirstColumn="0" w:firstRowLastColumn="0" w:lastRowFirstColumn="0" w:lastRowLastColumn="0"/>
             </w:pPr>
-            <w:proofErr w:type="spellStart"/>
-            <w:r>
-              <w:t>WxPlatformMonitoring</w:t>
-            </w:r>
-            <w:proofErr w:type="spellEnd"/>
-            <w:r>
-              <w:t>\config\</w:t>
-            </w:r>
-            <w:proofErr w:type="spellStart"/>
-            <w:r>
-              <w:t>schedulers.json</w:t>
-            </w:r>
-            <w:proofErr w:type="spellEnd"/>
+            <w:r>
+              <w:t>WxPlatformMonitoring\config\schedulers.json</w:t>
+            </w:r>
           </w:p>
         </w:tc>
       </w:tr>
@@ -8412,11 +7727,9 @@
       <w:r>
         <w:t>The services in the folder “</w:t>
       </w:r>
-      <w:proofErr w:type="spellStart"/>
       <w:r>
         <w:t>wx.platformMonitoring.pub.trigger</w:t>
       </w:r>
-      <w:proofErr w:type="spellEnd"/>
       <w:r>
         <w:t>” provide information about JMS and (native) Messaging Triggers.</w:t>
       </w:r>
@@ -8462,11 +7775,9 @@
               <w:jc w:val="both"/>
               <w:cnfStyle w:val="100000000000" w:firstRow="1" w:lastRow="0" w:firstColumn="0" w:lastColumn="0" w:oddVBand="0" w:evenVBand="0" w:oddHBand="0" w:evenHBand="0" w:firstRowFirstColumn="0" w:firstRowLastColumn="0" w:lastRowFirstColumn="0" w:lastRowLastColumn="0"/>
             </w:pPr>
-            <w:proofErr w:type="spellStart"/>
             <w:r>
               <w:t>wx.platformMonitoring.pub.trigger:getJmsTriggerStatus</w:t>
             </w:r>
-            <w:proofErr w:type="spellEnd"/>
           </w:p>
         </w:tc>
       </w:tr>
@@ -8542,11 +7853,9 @@
               <w:jc w:val="both"/>
               <w:cnfStyle w:val="000000010000" w:firstRow="0" w:lastRow="0" w:firstColumn="0" w:lastColumn="0" w:oddVBand="0" w:evenVBand="0" w:oddHBand="0" w:evenHBand="1" w:firstRowFirstColumn="0" w:firstRowLastColumn="0" w:lastRowFirstColumn="0" w:lastRowLastColumn="0"/>
             </w:pPr>
-            <w:proofErr w:type="spellStart"/>
             <w:r>
               <w:t>triggerName</w:t>
             </w:r>
-            <w:proofErr w:type="spellEnd"/>
           </w:p>
         </w:tc>
       </w:tr>
@@ -8631,11 +7940,9 @@
               <w:jc w:val="both"/>
               <w:cnfStyle w:val="100000000000" w:firstRow="1" w:lastRow="0" w:firstColumn="0" w:lastColumn="0" w:oddVBand="0" w:evenVBand="0" w:oddHBand="0" w:evenHBand="0" w:firstRowFirstColumn="0" w:firstRowLastColumn="0" w:lastRowFirstColumn="0" w:lastRowLastColumn="0"/>
             </w:pPr>
-            <w:proofErr w:type="spellStart"/>
             <w:r>
               <w:t>wx.platformMonitoring.pub.trigger:getMessagingTriggerStatus</w:t>
             </w:r>
-            <w:proofErr w:type="spellEnd"/>
           </w:p>
         </w:tc>
       </w:tr>
@@ -8707,11 +8014,9 @@
               <w:jc w:val="both"/>
               <w:cnfStyle w:val="000000010000" w:firstRow="0" w:lastRow="0" w:firstColumn="0" w:lastColumn="0" w:oddVBand="0" w:evenVBand="0" w:oddHBand="0" w:evenHBand="1" w:firstRowFirstColumn="0" w:firstRowLastColumn="0" w:lastRowFirstColumn="0" w:lastRowLastColumn="0"/>
             </w:pPr>
-            <w:proofErr w:type="spellStart"/>
             <w:r>
               <w:t>triggerName</w:t>
             </w:r>
-            <w:proofErr w:type="spellEnd"/>
           </w:p>
         </w:tc>
       </w:tr>
@@ -8798,11 +8103,9 @@
               <w:jc w:val="both"/>
               <w:cnfStyle w:val="100000000000" w:firstRow="1" w:lastRow="0" w:firstColumn="0" w:lastColumn="0" w:oddVBand="0" w:evenVBand="0" w:oddHBand="0" w:evenHBand="0" w:firstRowFirstColumn="0" w:firstRowLastColumn="0" w:lastRowFirstColumn="0" w:lastRowLastColumn="0"/>
             </w:pPr>
-            <w:proofErr w:type="spellStart"/>
             <w:r>
               <w:t>wx.platformMonitoring.pub.trigger:getTriggerStatus</w:t>
             </w:r>
-            <w:proofErr w:type="spellEnd"/>
           </w:p>
         </w:tc>
       </w:tr>
@@ -8871,11 +8174,9 @@
               <w:jc w:val="both"/>
               <w:cnfStyle w:val="000000010000" w:firstRow="0" w:lastRow="0" w:firstColumn="0" w:lastColumn="0" w:oddVBand="0" w:evenVBand="0" w:oddHBand="0" w:evenHBand="1" w:firstRowFirstColumn="0" w:firstRowLastColumn="0" w:lastRowFirstColumn="0" w:lastRowLastColumn="0"/>
             </w:pPr>
-            <w:proofErr w:type="spellStart"/>
             <w:r>
               <w:t>triggerName</w:t>
             </w:r>
-            <w:proofErr w:type="spellEnd"/>
           </w:p>
         </w:tc>
       </w:tr>
@@ -8962,11 +8263,9 @@
               <w:jc w:val="both"/>
               <w:cnfStyle w:val="100000000000" w:firstRow="1" w:lastRow="0" w:firstColumn="0" w:lastColumn="0" w:oddVBand="0" w:evenVBand="0" w:oddHBand="0" w:evenHBand="0" w:firstRowFirstColumn="0" w:firstRowLastColumn="0" w:lastRowFirstColumn="0" w:lastRowLastColumn="0"/>
             </w:pPr>
-            <w:proofErr w:type="spellStart"/>
             <w:r>
               <w:t>wx.platformMonitoring.pub.trigger:listConfiguredJmsTriggers</w:t>
             </w:r>
-            <w:proofErr w:type="spellEnd"/>
           </w:p>
         </w:tc>
       </w:tr>
@@ -9069,19 +8368,9 @@
               <w:jc w:val="both"/>
               <w:cnfStyle w:val="000000000000" w:firstRow="0" w:lastRow="0" w:firstColumn="0" w:lastColumn="0" w:oddVBand="0" w:evenVBand="0" w:oddHBand="0" w:evenHBand="0" w:firstRowFirstColumn="0" w:firstRowLastColumn="0" w:lastRowFirstColumn="0" w:lastRowLastColumn="0"/>
             </w:pPr>
-            <w:proofErr w:type="spellStart"/>
-            <w:r>
-              <w:t>WxPlatformMonitoring</w:t>
-            </w:r>
-            <w:proofErr w:type="spellEnd"/>
-            <w:r>
-              <w:t>\config\</w:t>
-            </w:r>
-            <w:proofErr w:type="spellStart"/>
-            <w:r>
-              <w:t>triggers.json</w:t>
-            </w:r>
-            <w:proofErr w:type="spellEnd"/>
+            <w:r>
+              <w:t>WxPlatformMonitoring\config\triggers.json</w:t>
+            </w:r>
           </w:p>
         </w:tc>
       </w:tr>
@@ -9245,19 +8534,9 @@
               <w:jc w:val="both"/>
               <w:cnfStyle w:val="000000000000" w:firstRow="0" w:lastRow="0" w:firstColumn="0" w:lastColumn="0" w:oddVBand="0" w:evenVBand="0" w:oddHBand="0" w:evenHBand="0" w:firstRowFirstColumn="0" w:firstRowLastColumn="0" w:lastRowFirstColumn="0" w:lastRowLastColumn="0"/>
             </w:pPr>
-            <w:proofErr w:type="spellStart"/>
-            <w:r>
-              <w:t>WxPlatformMonitoring</w:t>
-            </w:r>
-            <w:proofErr w:type="spellEnd"/>
-            <w:r>
-              <w:t>\config\</w:t>
-            </w:r>
-            <w:proofErr w:type="spellStart"/>
-            <w:r>
-              <w:t>triggers.json</w:t>
-            </w:r>
-            <w:proofErr w:type="spellEnd"/>
+            <w:r>
+              <w:t>WxPlatformMonitoring\config\triggers.json</w:t>
+            </w:r>
           </w:p>
         </w:tc>
       </w:tr>
@@ -9317,11 +8596,9 @@
               <w:jc w:val="both"/>
               <w:cnfStyle w:val="100000000000" w:firstRow="1" w:lastRow="0" w:firstColumn="0" w:lastColumn="0" w:oddVBand="0" w:evenVBand="0" w:oddHBand="0" w:evenHBand="0" w:firstRowFirstColumn="0" w:firstRowLastColumn="0" w:lastRowFirstColumn="0" w:lastRowLastColumn="0"/>
             </w:pPr>
-            <w:proofErr w:type="spellStart"/>
             <w:r>
               <w:t>wx.platformMonitoring.pub.trigger:listConfiguredTriggers</w:t>
             </w:r>
-            <w:proofErr w:type="spellEnd"/>
           </w:p>
         </w:tc>
       </w:tr>
@@ -9436,19 +8713,9 @@
               <w:jc w:val="both"/>
               <w:cnfStyle w:val="000000000000" w:firstRow="0" w:lastRow="0" w:firstColumn="0" w:lastColumn="0" w:oddVBand="0" w:evenVBand="0" w:oddHBand="0" w:evenHBand="0" w:firstRowFirstColumn="0" w:firstRowLastColumn="0" w:lastRowFirstColumn="0" w:lastRowLastColumn="0"/>
             </w:pPr>
-            <w:proofErr w:type="spellStart"/>
-            <w:r>
-              <w:t>WxPlatformMonitoring</w:t>
-            </w:r>
-            <w:proofErr w:type="spellEnd"/>
-            <w:r>
-              <w:t>\config\</w:t>
-            </w:r>
-            <w:proofErr w:type="spellStart"/>
-            <w:r>
-              <w:t>triggers.json</w:t>
-            </w:r>
-            <w:proofErr w:type="spellEnd"/>
+            <w:r>
+              <w:t>WxPlatformMonitoring\config\triggers.json</w:t>
+            </w:r>
           </w:p>
         </w:tc>
       </w:tr>
@@ -9468,23 +8735,13 @@
         <w:pStyle w:val="TextCopy"/>
       </w:pPr>
       <w:r>
-        <w:t xml:space="preserve">The </w:t>
-      </w:r>
-      <w:proofErr w:type="gramStart"/>
-      <w:r>
-        <w:t>service in the package “</w:t>
-      </w:r>
-      <w:proofErr w:type="spellStart"/>
+        <w:t>The service in the package “</w:t>
+      </w:r>
       <w:r>
         <w:t>wx.platformMonitoring.pub.interfaces</w:t>
       </w:r>
-      <w:proofErr w:type="spellEnd"/>
-      <w:r>
-        <w:t>” provide</w:t>
-      </w:r>
-      <w:proofErr w:type="gramEnd"/>
-      <w:r>
-        <w:t xml:space="preserve"> information about if a given interface has been invoke within a defined timeframe. </w:t>
+      <w:r>
+        <w:t xml:space="preserve">” provide information about if a given interface has been invoke within a defined timeframe. </w:t>
       </w:r>
     </w:p>
     <w:p>
@@ -9495,17 +8752,7 @@
         <w:t>The idea behind this is to monitoring if consumers/clients are active and have called a certain interface</w:t>
       </w:r>
       <w:r>
-        <w:t xml:space="preserve"> (e.g. a REST or SOAP Web Service, </w:t>
-      </w:r>
-      <w:proofErr w:type="spellStart"/>
-      <w:proofErr w:type="gramStart"/>
-      <w:r>
-        <w:t>a</w:t>
-      </w:r>
-      <w:proofErr w:type="spellEnd"/>
-      <w:proofErr w:type="gramEnd"/>
-      <w:r>
-        <w:t xml:space="preserve"> adapter listener notification etc.)</w:t>
+        <w:t xml:space="preserve"> (e.g. a REST or SOAP Web Service, a adapter listener notification etc.)</w:t>
       </w:r>
       <w:r>
         <w:t>. If an interface has not be called within a given time interval, this could indicate an error situation, such as a communication error (e.g. network problem), consumer error etc.</w:t>
@@ -9518,22 +8765,12 @@
       <w:r>
         <w:t>If an interface has been invoked within a defined interval is determined by checking the last update timestamp of an interface-specific file which is touched (i.e. update timestamp) each time an interface is invoked. Updating the last update timestamp for a given interface must be implemented per interface by calling the service “</w:t>
       </w:r>
-      <w:proofErr w:type="spellStart"/>
       <w:r>
         <w:rPr>
           <w:i/>
         </w:rPr>
-        <w:t>wx.platformMonitoring.pub.interfaces</w:t>
-      </w:r>
-      <w:proofErr w:type="gramStart"/>
-      <w:r>
-        <w:rPr>
-          <w:i/>
-        </w:rPr>
-        <w:t>:updateLstUpdDate</w:t>
-      </w:r>
-      <w:proofErr w:type="spellEnd"/>
-      <w:proofErr w:type="gramEnd"/>
+        <w:t>wx.platformMonitoring.pub.interfaces:updateLstUpdDate</w:t>
+      </w:r>
       <w:r>
         <w:t>” and providing the unique interface name.</w:t>
       </w:r>
@@ -9579,11 +8816,9 @@
               <w:jc w:val="both"/>
               <w:cnfStyle w:val="100000000000" w:firstRow="1" w:lastRow="0" w:firstColumn="0" w:lastColumn="0" w:oddVBand="0" w:evenVBand="0" w:oddHBand="0" w:evenHBand="0" w:firstRowFirstColumn="0" w:firstRowLastColumn="0" w:lastRowFirstColumn="0" w:lastRowLastColumn="0"/>
             </w:pPr>
-            <w:proofErr w:type="spellStart"/>
             <w:r>
               <w:t>wx.platformMonitoring.pub.interfaces:checkInterfaceStatus</w:t>
             </w:r>
-            <w:proofErr w:type="spellEnd"/>
           </w:p>
         </w:tc>
       </w:tr>
@@ -9616,15 +8851,7 @@
               <w:cnfStyle w:val="000000000000" w:firstRow="0" w:lastRow="0" w:firstColumn="0" w:lastColumn="0" w:oddVBand="0" w:evenVBand="0" w:oddHBand="0" w:evenHBand="0" w:firstRowFirstColumn="0" w:firstRowLastColumn="0" w:lastRowFirstColumn="0" w:lastRowLastColumn="0"/>
             </w:pPr>
             <w:r>
-              <w:t>Returns the status “ok” or “</w:t>
-            </w:r>
-            <w:proofErr w:type="spellStart"/>
-            <w:r>
-              <w:t>nok</w:t>
-            </w:r>
-            <w:proofErr w:type="spellEnd"/>
-            <w:r>
-              <w:t>” depending on the last call timestamp for the given interface.</w:t>
+              <w:t>Returns the status “ok” or “nok” depending on the last call timestamp for the given interface.</w:t>
             </w:r>
           </w:p>
         </w:tc>
@@ -9703,25 +8930,15 @@
               <w:jc w:val="both"/>
               <w:cnfStyle w:val="000000000000" w:firstRow="0" w:lastRow="0" w:firstColumn="0" w:lastColumn="0" w:oddVBand="0" w:evenVBand="0" w:oddHBand="0" w:evenHBand="0" w:firstRowFirstColumn="0" w:firstRowLastColumn="0" w:lastRowFirstColumn="0" w:lastRowLastColumn="0"/>
             </w:pPr>
-            <w:proofErr w:type="spellStart"/>
             <w:r>
               <w:t>WxPl</w:t>
             </w:r>
             <w:r>
-              <w:t>atformMonitoring</w:t>
-            </w:r>
-            <w:proofErr w:type="spellEnd"/>
-            <w:r>
-              <w:t>\config\</w:t>
-            </w:r>
-            <w:proofErr w:type="spellStart"/>
-            <w:r>
-              <w:t>interfaces</w:t>
+              <w:t>atformMonitoring\config\interfaces</w:t>
             </w:r>
             <w:r>
               <w:t>.json</w:t>
             </w:r>
-            <w:proofErr w:type="spellEnd"/>
           </w:p>
           <w:p>
             <w:pPr>
@@ -9740,11 +8957,9 @@
             <w:r>
               <w:t>${</w:t>
             </w:r>
-            <w:proofErr w:type="spellStart"/>
             <w:r>
               <w:t>uniqice_inteface_identifier</w:t>
             </w:r>
-            <w:proofErr w:type="spellEnd"/>
             <w:r>
               <w:t>}</w:t>
             </w:r>
@@ -9769,11 +8984,9 @@
             <w:r>
               <w:t>${</w:t>
             </w:r>
-            <w:proofErr w:type="spellStart"/>
             <w:r>
               <w:t>max_seconds_between_invokes</w:t>
             </w:r>
-            <w:proofErr w:type="spellEnd"/>
             <w:r>
               <w:t>}</w:t>
             </w:r>
@@ -9832,11 +9045,9 @@
               <w:jc w:val="both"/>
               <w:cnfStyle w:val="100000000000" w:firstRow="1" w:lastRow="0" w:firstColumn="0" w:lastColumn="0" w:oddVBand="0" w:evenVBand="0" w:oddHBand="0" w:evenHBand="0" w:firstRowFirstColumn="0" w:firstRowLastColumn="0" w:lastRowFirstColumn="0" w:lastRowLastColumn="0"/>
             </w:pPr>
-            <w:proofErr w:type="spellStart"/>
             <w:r>
               <w:t>wx.platformMonitoring.pub.interfaces:updateLstUpdDate</w:t>
             </w:r>
-            <w:proofErr w:type="spellEnd"/>
           </w:p>
         </w:tc>
       </w:tr>
@@ -9970,11 +9181,9 @@
       <w:r>
         <w:t>The services in the folder “</w:t>
       </w:r>
-      <w:proofErr w:type="spellStart"/>
       <w:r>
         <w:t>wx.platformMonitoring.pub.adapter</w:t>
       </w:r>
-      <w:proofErr w:type="spellEnd"/>
       <w:r>
         <w:t>” provide information about adapter services, notifications and listeners.</w:t>
       </w:r>
@@ -9989,25 +9198,15 @@
       <w:r>
         <w:t>configured in one JSON config file, i.e. “</w:t>
       </w:r>
-      <w:proofErr w:type="spellStart"/>
       <w:r>
         <w:t>WxPl</w:t>
       </w:r>
       <w:r>
-        <w:t>atformMonitoring</w:t>
-      </w:r>
-      <w:proofErr w:type="spellEnd"/>
-      <w:r>
-        <w:t>\config\</w:t>
-      </w:r>
-      <w:proofErr w:type="spellStart"/>
-      <w:r>
-        <w:t>adapters</w:t>
+        <w:t>atformMonitoring\config\adapters</w:t>
       </w:r>
       <w:r>
         <w:t>.json</w:t>
       </w:r>
-      <w:proofErr w:type="spellEnd"/>
       <w:r>
         <w:t>”. The config for adapter</w:t>
       </w:r>
@@ -10053,25 +9252,7 @@
           <w:i/>
           <w:lang w:val="fr-FR"/>
         </w:rPr>
-        <w:t>"</w:t>
-      </w:r>
-      <w:proofErr w:type="spellStart"/>
-      <w:proofErr w:type="gramStart"/>
-      <w:r>
-        <w:rPr>
-          <w:i/>
-          <w:lang w:val="fr-FR"/>
-        </w:rPr>
-        <w:t>adapters</w:t>
-      </w:r>
-      <w:proofErr w:type="spellEnd"/>
-      <w:proofErr w:type="gramEnd"/>
-      <w:r>
-        <w:rPr>
-          <w:i/>
-          <w:lang w:val="fr-FR"/>
-        </w:rPr>
-        <w:t>": {</w:t>
+        <w:t>"adapters": {</w:t>
       </w:r>
     </w:p>
     <w:p>
@@ -10096,25 +9277,7 @@
           <w:lang w:val="fr-FR"/>
         </w:rPr>
         <w:tab/>
-        <w:t>"</w:t>
-      </w:r>
-      <w:proofErr w:type="spellStart"/>
-      <w:proofErr w:type="gramStart"/>
-      <w:r>
-        <w:rPr>
-          <w:i/>
-          <w:lang w:val="fr-FR"/>
-        </w:rPr>
-        <w:t>jdbc</w:t>
-      </w:r>
-      <w:proofErr w:type="spellEnd"/>
-      <w:proofErr w:type="gramEnd"/>
-      <w:r>
-        <w:rPr>
-          <w:i/>
-          <w:lang w:val="fr-FR"/>
-        </w:rPr>
-        <w:t>": {</w:t>
+        <w:t>"jdbc": {</w:t>
       </w:r>
     </w:p>
     <w:p>
@@ -10146,23 +9309,7 @@
           <w:lang w:val="fr-FR"/>
         </w:rPr>
         <w:tab/>
-        <w:t>"</w:t>
-      </w:r>
-      <w:proofErr w:type="gramStart"/>
-      <w:r>
-        <w:rPr>
-          <w:i/>
-          <w:lang w:val="fr-FR"/>
-        </w:rPr>
-        <w:t>connections</w:t>
-      </w:r>
-      <w:proofErr w:type="gramEnd"/>
-      <w:r>
-        <w:rPr>
-          <w:i/>
-          <w:lang w:val="fr-FR"/>
-        </w:rPr>
-        <w:t>": ["c1", “c2”, …]</w:t>
+        <w:t>"connections": ["c1", “c2”, …]</w:t>
       </w:r>
       <w:r>
         <w:rPr>
@@ -10208,7 +9355,6 @@
         </w:rPr>
         <w:t>"</w:t>
       </w:r>
-      <w:proofErr w:type="gramStart"/>
       <w:r>
         <w:rPr>
           <w:i/>
@@ -10216,7 +9362,6 @@
         </w:rPr>
         <w:t>package</w:t>
       </w:r>
-      <w:proofErr w:type="gramEnd"/>
       <w:r>
         <w:rPr>
           <w:i/>
@@ -10299,21 +9444,7 @@
           <w:i/>
         </w:rPr>
         <w:tab/>
-        <w:t>"</w:t>
-      </w:r>
-      <w:proofErr w:type="gramStart"/>
-      <w:r>
-        <w:rPr>
-          <w:i/>
-        </w:rPr>
-        <w:t>sap</w:t>
-      </w:r>
-      <w:proofErr w:type="gramEnd"/>
-      <w:r>
-        <w:rPr>
-          <w:i/>
-        </w:rPr>
-        <w:t>": {</w:t>
+        <w:t>"sap": {</w:t>
       </w:r>
     </w:p>
     <w:p>
@@ -10341,21 +9472,7 @@
           <w:i/>
         </w:rPr>
         <w:tab/>
-        <w:t>"</w:t>
-      </w:r>
-      <w:proofErr w:type="gramStart"/>
-      <w:r>
-        <w:rPr>
-          <w:i/>
-        </w:rPr>
-        <w:t>connections</w:t>
-      </w:r>
-      <w:proofErr w:type="gramEnd"/>
-      <w:r>
-        <w:rPr>
-          <w:i/>
-        </w:rPr>
-        <w:t>": ["c1”, “c2”, …],</w:t>
+        <w:t>"connections": ["c1”, “c2”, …],</w:t>
       </w:r>
     </w:p>
     <w:p>
@@ -10383,21 +9500,7 @@
           <w:i/>
         </w:rPr>
         <w:tab/>
-        <w:t>"</w:t>
-      </w:r>
-      <w:proofErr w:type="gramStart"/>
-      <w:r>
-        <w:rPr>
-          <w:i/>
-        </w:rPr>
-        <w:t>listeners</w:t>
-      </w:r>
-      <w:proofErr w:type="gramEnd"/>
-      <w:r>
-        <w:rPr>
-          <w:i/>
-        </w:rPr>
-        <w:t>": ["l1”, “l2”, ….],</w:t>
+        <w:t>"listeners": ["l1”, “l2”, ….],</w:t>
       </w:r>
     </w:p>
     <w:p>
@@ -10425,21 +9528,7 @@
           <w:i/>
         </w:rPr>
         <w:tab/>
-        <w:t>"</w:t>
-      </w:r>
-      <w:proofErr w:type="gramStart"/>
-      <w:r>
-        <w:rPr>
-          <w:i/>
-        </w:rPr>
-        <w:t>notifications</w:t>
-      </w:r>
-      <w:proofErr w:type="gramEnd"/>
-      <w:r>
-        <w:rPr>
-          <w:i/>
-        </w:rPr>
-        <w:t>": ["n1”, “n2", …]</w:t>
+        <w:t>"notifications": ["n1”, “n2", …]</w:t>
       </w:r>
       <w:r>
         <w:rPr>
@@ -10524,24 +9613,14 @@
       <w:r>
         <w:t>The services in the folder “</w:t>
       </w:r>
-      <w:proofErr w:type="spellStart"/>
       <w:r>
         <w:t>wx.platformMonitoring.pub.adapter.sap</w:t>
       </w:r>
-      <w:proofErr w:type="spellEnd"/>
-      <w:r>
-        <w:t xml:space="preserve">” provide </w:t>
-      </w:r>
-      <w:proofErr w:type="spellStart"/>
-      <w:r>
-        <w:t>WmSA</w:t>
-      </w:r>
-      <w:r>
-        <w:t>P</w:t>
-      </w:r>
-      <w:proofErr w:type="spellEnd"/>
-      <w:r>
-        <w:t xml:space="preserve"> specific monitoring services.</w:t>
+      <w:r>
+        <w:t>” provide WmSA</w:t>
+      </w:r>
+      <w:r>
+        <w:t>P specific monitoring services.</w:t>
       </w:r>
     </w:p>
     <w:tbl>
@@ -10690,25 +9769,15 @@
               <w:jc w:val="both"/>
               <w:cnfStyle w:val="000000000000" w:firstRow="0" w:lastRow="0" w:firstColumn="0" w:lastColumn="0" w:oddVBand="0" w:evenVBand="0" w:oddHBand="0" w:evenHBand="0" w:firstRowFirstColumn="0" w:firstRowLastColumn="0" w:lastRowFirstColumn="0" w:lastRowLastColumn="0"/>
             </w:pPr>
-            <w:proofErr w:type="spellStart"/>
             <w:r>
               <w:t>WxPl</w:t>
             </w:r>
             <w:r>
-              <w:t>atformMonitoring</w:t>
-            </w:r>
-            <w:proofErr w:type="spellEnd"/>
-            <w:r>
-              <w:t>\config\</w:t>
-            </w:r>
-            <w:proofErr w:type="spellStart"/>
-            <w:r>
-              <w:t>adapters</w:t>
+              <w:t>atformMonitoring\config\adapters</w:t>
             </w:r>
             <w:r>
               <w:t>.json</w:t>
             </w:r>
-            <w:proofErr w:type="spellEnd"/>
           </w:p>
         </w:tc>
       </w:tr>
@@ -10866,25 +9935,15 @@
               <w:jc w:val="both"/>
               <w:cnfStyle w:val="000000000000" w:firstRow="0" w:lastRow="0" w:firstColumn="0" w:lastColumn="0" w:oddVBand="0" w:evenVBand="0" w:oddHBand="0" w:evenHBand="0" w:firstRowFirstColumn="0" w:firstRowLastColumn="0" w:lastRowFirstColumn="0" w:lastRowLastColumn="0"/>
             </w:pPr>
-            <w:proofErr w:type="spellStart"/>
             <w:r>
               <w:t>WxPl</w:t>
             </w:r>
             <w:r>
-              <w:t>atformMonitoring</w:t>
-            </w:r>
-            <w:proofErr w:type="spellEnd"/>
-            <w:r>
-              <w:t>\config\</w:t>
-            </w:r>
-            <w:proofErr w:type="spellStart"/>
-            <w:r>
-              <w:t>adapters</w:t>
+              <w:t>atformMonitoring\config\adapters</w:t>
             </w:r>
             <w:r>
               <w:t>.json</w:t>
             </w:r>
-            <w:proofErr w:type="spellEnd"/>
           </w:p>
         </w:tc>
       </w:tr>
@@ -11042,25 +10101,15 @@
               <w:jc w:val="both"/>
               <w:cnfStyle w:val="000000000000" w:firstRow="0" w:lastRow="0" w:firstColumn="0" w:lastColumn="0" w:oddVBand="0" w:evenVBand="0" w:oddHBand="0" w:evenHBand="0" w:firstRowFirstColumn="0" w:firstRowLastColumn="0" w:lastRowFirstColumn="0" w:lastRowLastColumn="0"/>
             </w:pPr>
-            <w:proofErr w:type="spellStart"/>
             <w:r>
               <w:t>WxPl</w:t>
             </w:r>
             <w:r>
-              <w:t>atformMonitoring</w:t>
-            </w:r>
-            <w:proofErr w:type="spellEnd"/>
-            <w:r>
-              <w:t>\config\</w:t>
-            </w:r>
-            <w:proofErr w:type="spellStart"/>
-            <w:r>
-              <w:t>adapters</w:t>
+              <w:t>atformMonitoring\config\adapters</w:t>
             </w:r>
             <w:r>
               <w:t>.json</w:t>
             </w:r>
-            <w:proofErr w:type="spellEnd"/>
           </w:p>
         </w:tc>
       </w:tr>
@@ -11082,24 +10131,11 @@
       <w:r>
         <w:t>The services in the folder “</w:t>
       </w:r>
-      <w:proofErr w:type="spellStart"/>
       <w:r>
         <w:t>wx.platformMonitoring.pub.adapter.</w:t>
       </w:r>
       <w:r>
-        <w:t>jdbc</w:t>
-      </w:r>
-      <w:proofErr w:type="spellEnd"/>
-      <w:r>
-        <w:t xml:space="preserve">” provide </w:t>
-      </w:r>
-      <w:proofErr w:type="spellStart"/>
-      <w:r>
-        <w:t>WmJDBCAdapter</w:t>
-      </w:r>
-      <w:proofErr w:type="spellEnd"/>
-      <w:r>
-        <w:t xml:space="preserve"> specific monitoring services.</w:t>
+        <w:t>jdbc” provide WmJDBCAdapter specific monitoring services.</w:t>
       </w:r>
     </w:p>
     <w:tbl>
@@ -11223,11 +10259,9 @@
               <w:jc w:val="both"/>
               <w:cnfStyle w:val="000000010000" w:firstRow="0" w:lastRow="0" w:firstColumn="0" w:lastColumn="0" w:oddVBand="0" w:evenVBand="0" w:oddHBand="0" w:evenHBand="1" w:firstRowFirstColumn="0" w:firstRowLastColumn="0" w:lastRowFirstColumn="0" w:lastRowLastColumn="0"/>
             </w:pPr>
-            <w:proofErr w:type="spellStart"/>
             <w:r>
               <w:t>jdbcAdapterName</w:t>
             </w:r>
-            <w:proofErr w:type="spellEnd"/>
           </w:p>
         </w:tc>
       </w:tr>
@@ -11386,11 +10420,9 @@
               <w:jc w:val="both"/>
               <w:cnfStyle w:val="000000010000" w:firstRow="0" w:lastRow="0" w:firstColumn="0" w:lastColumn="0" w:oddVBand="0" w:evenVBand="0" w:oddHBand="0" w:evenHBand="1" w:firstRowFirstColumn="0" w:firstRowLastColumn="0" w:lastRowFirstColumn="0" w:lastRowLastColumn="0"/>
             </w:pPr>
-            <w:proofErr w:type="spellStart"/>
             <w:r>
               <w:t>jdbcPollingNotificationName</w:t>
             </w:r>
-            <w:proofErr w:type="spellEnd"/>
           </w:p>
         </w:tc>
       </w:tr>
@@ -11478,14 +10510,12 @@
                 <w:lang w:val="fr-FR"/>
               </w:rPr>
             </w:pPr>
-            <w:proofErr w:type="spellStart"/>
             <w:r>
               <w:rPr>
                 <w:lang w:val="fr-FR"/>
               </w:rPr>
               <w:t>wx.platformMonitoring.pub.adapter.jdbc:listAllJdbcAdapters</w:t>
             </w:r>
-            <w:proofErr w:type="spellEnd"/>
           </w:p>
         </w:tc>
       </w:tr>
@@ -11696,36 +10726,30 @@
             <w:r>
               <w:t xml:space="preserve">: this service takes from the </w:t>
             </w:r>
-            <w:proofErr w:type="spellStart"/>
             <w:r>
               <w:rPr>
                 <w:i/>
               </w:rPr>
               <w:t>adapters.json</w:t>
             </w:r>
-            <w:proofErr w:type="spellEnd"/>
             <w:r>
               <w:t xml:space="preserve"> configuration file both the “</w:t>
             </w:r>
-            <w:proofErr w:type="spellStart"/>
             <w:r>
               <w:rPr>
                 <w:i/>
               </w:rPr>
               <w:t>adapters.jdbc.connections</w:t>
             </w:r>
-            <w:proofErr w:type="spellEnd"/>
             <w:r>
               <w:t>” into account (to check the status for this configured connection), as well as “</w:t>
             </w:r>
-            <w:proofErr w:type="spellStart"/>
             <w:r>
               <w:rPr>
                 <w:i/>
               </w:rPr>
               <w:t>adapters.jdbc.package</w:t>
             </w:r>
-            <w:proofErr w:type="spellEnd"/>
             <w:r>
               <w:t>” (to check the status for all connections in this configured package).</w:t>
             </w:r>
@@ -11797,25 +10821,15 @@
               <w:jc w:val="both"/>
               <w:cnfStyle w:val="000000000000" w:firstRow="0" w:lastRow="0" w:firstColumn="0" w:lastColumn="0" w:oddVBand="0" w:evenVBand="0" w:oddHBand="0" w:evenHBand="0" w:firstRowFirstColumn="0" w:firstRowLastColumn="0" w:lastRowFirstColumn="0" w:lastRowLastColumn="0"/>
             </w:pPr>
-            <w:proofErr w:type="spellStart"/>
             <w:r>
               <w:t>WxPl</w:t>
             </w:r>
             <w:r>
-              <w:t>atformMonitoring</w:t>
-            </w:r>
-            <w:proofErr w:type="spellEnd"/>
-            <w:r>
-              <w:t>\config\</w:t>
-            </w:r>
-            <w:proofErr w:type="spellStart"/>
-            <w:r>
-              <w:t>adapters</w:t>
+              <w:t>atformMonitoring\config\adapters</w:t>
             </w:r>
             <w:r>
               <w:t>.json</w:t>
             </w:r>
-            <w:proofErr w:type="spellEnd"/>
           </w:p>
         </w:tc>
       </w:tr>
@@ -11866,11 +10880,9 @@
               <w:jc w:val="both"/>
               <w:cnfStyle w:val="100000000000" w:firstRow="1" w:lastRow="0" w:firstColumn="0" w:lastColumn="0" w:oddVBand="0" w:evenVBand="0" w:oddHBand="0" w:evenHBand="0" w:firstRowFirstColumn="0" w:firstRowLastColumn="0" w:lastRowFirstColumn="0" w:lastRowLastColumn="0"/>
             </w:pPr>
-            <w:proofErr w:type="spellStart"/>
             <w:r>
               <w:t>wx.platformMonitoring.pub.adapter.jdbc:getJdbcAdapterStatus</w:t>
             </w:r>
-            <w:proofErr w:type="spellEnd"/>
           </w:p>
         </w:tc>
       </w:tr>
@@ -11951,11 +10963,9 @@
               <w:jc w:val="both"/>
               <w:cnfStyle w:val="000000010000" w:firstRow="0" w:lastRow="0" w:firstColumn="0" w:lastColumn="0" w:oddVBand="0" w:evenVBand="0" w:oddHBand="0" w:evenHBand="1" w:firstRowFirstColumn="0" w:firstRowLastColumn="0" w:lastRowFirstColumn="0" w:lastRowLastColumn="0"/>
             </w:pPr>
-            <w:proofErr w:type="spellStart"/>
             <w:r>
               <w:t>adapterName</w:t>
             </w:r>
-            <w:proofErr w:type="spellEnd"/>
           </w:p>
         </w:tc>
       </w:tr>
@@ -12025,24 +11035,11 @@
       <w:r>
         <w:t>: the Broker connection information is stored in the file “</w:t>
       </w:r>
-      <w:proofErr w:type="spellStart"/>
       <w:r>
         <w:t>WxPl</w:t>
       </w:r>
       <w:r>
-        <w:t>atformMonitoring</w:t>
-      </w:r>
-      <w:proofErr w:type="spellEnd"/>
-      <w:r>
-        <w:t>\config\</w:t>
-      </w:r>
-      <w:proofErr w:type="spellStart"/>
-      <w:r>
-        <w:t>broker.json</w:t>
-      </w:r>
-      <w:proofErr w:type="spellEnd"/>
-      <w:r>
-        <w:t>”.</w:t>
+        <w:t>atformMonitoring\config\broker.json”.</w:t>
       </w:r>
     </w:p>
     <w:tbl>
@@ -12086,11 +11083,9 @@
               <w:jc w:val="both"/>
               <w:cnfStyle w:val="100000000000" w:firstRow="1" w:lastRow="0" w:firstColumn="0" w:lastColumn="0" w:oddVBand="0" w:evenVBand="0" w:oddHBand="0" w:evenHBand="0" w:firstRowFirstColumn="0" w:firstRowLastColumn="0" w:lastRowFirstColumn="0" w:lastRowLastColumn="0"/>
             </w:pPr>
-            <w:proofErr w:type="spellStart"/>
             <w:r>
               <w:t>wx.platformMonitoring.pub.broker:getQueueLengthForAllClientIds</w:t>
             </w:r>
-            <w:proofErr w:type="spellEnd"/>
           </w:p>
         </w:tc>
       </w:tr>
@@ -12131,13 +11126,8 @@
             <w:r>
               <w:t xml:space="preserve"> </w:t>
             </w:r>
-            <w:proofErr w:type="gramStart"/>
-            <w:r>
-              <w:t>for</w:t>
-            </w:r>
-            <w:proofErr w:type="gramEnd"/>
-            <w:r>
-              <w:t xml:space="preserve"> the given Broker connection.</w:t>
+            <w:r>
+              <w:t>for the given Broker connection.</w:t>
             </w:r>
           </w:p>
           <w:p>
@@ -12271,11 +11261,9 @@
               <w:jc w:val="both"/>
               <w:cnfStyle w:val="100000000000" w:firstRow="1" w:lastRow="0" w:firstColumn="0" w:lastColumn="0" w:oddVBand="0" w:evenVBand="0" w:oddHBand="0" w:evenHBand="0" w:firstRowFirstColumn="0" w:firstRowLastColumn="0" w:lastRowFirstColumn="0" w:lastRowLastColumn="0"/>
             </w:pPr>
-            <w:proofErr w:type="spellStart"/>
             <w:r>
               <w:t>wx.platformMonitoring.pub.broker:getQueueLengthForClientId</w:t>
             </w:r>
-            <w:proofErr w:type="spellEnd"/>
           </w:p>
         </w:tc>
       </w:tr>
@@ -12357,11 +11345,9 @@
               <w:jc w:val="both"/>
               <w:cnfStyle w:val="000000010000" w:firstRow="0" w:lastRow="0" w:firstColumn="0" w:lastColumn="0" w:oddVBand="0" w:evenVBand="0" w:oddHBand="0" w:evenHBand="1" w:firstRowFirstColumn="0" w:firstRowLastColumn="0" w:lastRowFirstColumn="0" w:lastRowLastColumn="0"/>
             </w:pPr>
-            <w:proofErr w:type="spellStart"/>
             <w:r>
               <w:t>brokerClientId</w:t>
             </w:r>
-            <w:proofErr w:type="spellEnd"/>
           </w:p>
         </w:tc>
       </w:tr>
@@ -12446,11 +11432,9 @@
               <w:jc w:val="both"/>
               <w:cnfStyle w:val="100000000000" w:firstRow="1" w:lastRow="0" w:firstColumn="0" w:lastColumn="0" w:oddVBand="0" w:evenVBand="0" w:oddHBand="0" w:evenHBand="0" w:firstRowFirstColumn="0" w:firstRowLastColumn="0" w:lastRowFirstColumn="0" w:lastRowLastColumn="0"/>
             </w:pPr>
-            <w:proofErr w:type="spellStart"/>
             <w:r>
               <w:t>wx.platformMonitoring.pub.broker:getQueueSizeAllForClientId</w:t>
             </w:r>
-            <w:proofErr w:type="spellEnd"/>
           </w:p>
         </w:tc>
       </w:tr>
@@ -12623,11 +11607,9 @@
               <w:jc w:val="both"/>
               <w:cnfStyle w:val="100000000000" w:firstRow="1" w:lastRow="0" w:firstColumn="0" w:lastColumn="0" w:oddVBand="0" w:evenVBand="0" w:oddHBand="0" w:evenHBand="0" w:firstRowFirstColumn="0" w:firstRowLastColumn="0" w:lastRowFirstColumn="0" w:lastRowLastColumn="0"/>
             </w:pPr>
-            <w:proofErr w:type="spellStart"/>
             <w:r>
               <w:t>wx.platformMonitoring.pub.broker:monitorBrokerQueueLength</w:t>
             </w:r>
-            <w:proofErr w:type="spellEnd"/>
           </w:p>
         </w:tc>
       </w:tr>
@@ -12696,11 +11678,9 @@
               <w:jc w:val="both"/>
               <w:cnfStyle w:val="000000010000" w:firstRow="0" w:lastRow="0" w:firstColumn="0" w:lastColumn="0" w:oddVBand="0" w:evenVBand="0" w:oddHBand="0" w:evenHBand="1" w:firstRowFirstColumn="0" w:firstRowLastColumn="0" w:lastRowFirstColumn="0" w:lastRowLastColumn="0"/>
             </w:pPr>
-            <w:proofErr w:type="spellStart"/>
             <w:r>
               <w:t>clientId</w:t>
             </w:r>
-            <w:proofErr w:type="spellEnd"/>
           </w:p>
         </w:tc>
       </w:tr>
@@ -12732,19 +11712,9 @@
               <w:jc w:val="both"/>
               <w:cnfStyle w:val="000000000000" w:firstRow="0" w:lastRow="0" w:firstColumn="0" w:lastColumn="0" w:oddVBand="0" w:evenVBand="0" w:oddHBand="0" w:evenHBand="0" w:firstRowFirstColumn="0" w:firstRowLastColumn="0" w:lastRowFirstColumn="0" w:lastRowLastColumn="0"/>
             </w:pPr>
-            <w:proofErr w:type="spellStart"/>
-            <w:r>
-              <w:t>WxPlatformMonitoring</w:t>
-            </w:r>
-            <w:proofErr w:type="spellEnd"/>
-            <w:r>
-              <w:t>\config\</w:t>
-            </w:r>
-            <w:proofErr w:type="spellStart"/>
-            <w:r>
-              <w:t>brokerMonitoring.json</w:t>
-            </w:r>
-            <w:proofErr w:type="spellEnd"/>
+            <w:r>
+              <w:t>WxPlatformMonitoring\config\brokerMonitoring.json</w:t>
+            </w:r>
           </w:p>
         </w:tc>
       </w:tr>
@@ -12795,11 +11765,9 @@
               <w:jc w:val="both"/>
               <w:cnfStyle w:val="100000000000" w:firstRow="1" w:lastRow="0" w:firstColumn="0" w:lastColumn="0" w:oddVBand="0" w:evenVBand="0" w:oddHBand="0" w:evenHBand="0" w:firstRowFirstColumn="0" w:firstRowLastColumn="0" w:lastRowFirstColumn="0" w:lastRowLastColumn="0"/>
             </w:pPr>
-            <w:proofErr w:type="spellStart"/>
             <w:r>
               <w:t>wx.platformMonitoring.pub.broker:monitorBrokerQueueLengths</w:t>
             </w:r>
-            <w:proofErr w:type="spellEnd"/>
           </w:p>
         </w:tc>
       </w:tr>
@@ -12832,15 +11800,7 @@
               <w:cnfStyle w:val="000000000000" w:firstRow="0" w:lastRow="0" w:firstColumn="0" w:lastColumn="0" w:oddVBand="0" w:evenVBand="0" w:oddHBand="0" w:evenHBand="0" w:firstRowFirstColumn="0" w:firstRowLastColumn="0" w:lastRowFirstColumn="0" w:lastRowLastColumn="0"/>
             </w:pPr>
             <w:r>
-              <w:t>Checks all configured queues if their length (</w:t>
-            </w:r>
-            <w:proofErr w:type="spellStart"/>
-            <w:r>
-              <w:t>nr</w:t>
-            </w:r>
-            <w:proofErr w:type="spellEnd"/>
-            <w:r>
-              <w:t>. of elements) is larger than the configured value. If one queue is larger, then the status “FAIL” will be returned with an appropriate error message.</w:t>
+              <w:t>Checks all configured queues if their length (nr. of elements) is larger than the configured value. If one queue is larger, then the status “FAIL” will be returned with an appropriate error message.</w:t>
             </w:r>
           </w:p>
         </w:tc>
@@ -12910,19 +11870,9 @@
               <w:jc w:val="both"/>
               <w:cnfStyle w:val="000000000000" w:firstRow="0" w:lastRow="0" w:firstColumn="0" w:lastColumn="0" w:oddVBand="0" w:evenVBand="0" w:oddHBand="0" w:evenHBand="0" w:firstRowFirstColumn="0" w:firstRowLastColumn="0" w:lastRowFirstColumn="0" w:lastRowLastColumn="0"/>
             </w:pPr>
-            <w:proofErr w:type="spellStart"/>
-            <w:r>
-              <w:t>WxPlatformMonitoring</w:t>
-            </w:r>
-            <w:proofErr w:type="spellEnd"/>
-            <w:r>
-              <w:t>\config\</w:t>
-            </w:r>
-            <w:proofErr w:type="spellStart"/>
-            <w:r>
-              <w:t>brokerMonitoring.json</w:t>
-            </w:r>
-            <w:proofErr w:type="spellEnd"/>
+            <w:r>
+              <w:t>WxPlatformMonitoring\config\brokerMonitoring.json</w:t>
+            </w:r>
           </w:p>
         </w:tc>
       </w:tr>
@@ -12973,11 +11923,9 @@
               <w:jc w:val="both"/>
               <w:cnfStyle w:val="100000000000" w:firstRow="1" w:lastRow="0" w:firstColumn="0" w:lastColumn="0" w:oddVBand="0" w:evenVBand="0" w:oddHBand="0" w:evenHBand="0" w:firstRowFirstColumn="0" w:firstRowLastColumn="0" w:lastRowFirstColumn="0" w:lastRowLastColumn="0"/>
             </w:pPr>
-            <w:proofErr w:type="spellStart"/>
             <w:r>
               <w:t>wx.platformMonitoring.pub.broker:monitorBrokerQueueSize</w:t>
             </w:r>
-            <w:proofErr w:type="spellEnd"/>
           </w:p>
         </w:tc>
       </w:tr>
@@ -13022,15 +11970,7 @@
               <w:cnfStyle w:val="000000000000" w:firstRow="0" w:lastRow="0" w:firstColumn="0" w:lastColumn="0" w:oddVBand="0" w:evenVBand="0" w:oddHBand="0" w:evenHBand="0" w:firstRowFirstColumn="0" w:firstRowLastColumn="0" w:lastRowFirstColumn="0" w:lastRowLastColumn="0"/>
             </w:pPr>
             <w:r>
-              <w:t xml:space="preserve">Note that the max. </w:t>
-            </w:r>
-            <w:proofErr w:type="gramStart"/>
-            <w:r>
-              <w:t>queue</w:t>
-            </w:r>
-            <w:proofErr w:type="gramEnd"/>
-            <w:r>
-              <w:t xml:space="preserve"> size/threshold is configured globally and not per queue.</w:t>
+              <w:t>Note that the max. queue size/threshold is configured globally and not per queue.</w:t>
             </w:r>
           </w:p>
         </w:tc>
@@ -13100,19 +12040,9 @@
               <w:jc w:val="both"/>
               <w:cnfStyle w:val="000000000000" w:firstRow="0" w:lastRow="0" w:firstColumn="0" w:lastColumn="0" w:oddVBand="0" w:evenVBand="0" w:oddHBand="0" w:evenHBand="0" w:firstRowFirstColumn="0" w:firstRowLastColumn="0" w:lastRowFirstColumn="0" w:lastRowLastColumn="0"/>
             </w:pPr>
-            <w:proofErr w:type="spellStart"/>
-            <w:r>
-              <w:t>WxPlatformMonitoring</w:t>
-            </w:r>
-            <w:proofErr w:type="spellEnd"/>
-            <w:r>
-              <w:t>\config\</w:t>
-            </w:r>
-            <w:proofErr w:type="spellStart"/>
-            <w:r>
-              <w:t>brokerMonitoring.json</w:t>
-            </w:r>
-            <w:proofErr w:type="spellEnd"/>
+            <w:r>
+              <w:t>WxPlatformMonitoring\config\brokerMonitoring.json</w:t>
+            </w:r>
           </w:p>
         </w:tc>
       </w:tr>
@@ -13185,21 +12115,7 @@
         <w:rPr>
           <w:i/>
         </w:rPr>
-        <w:t xml:space="preserve">Currently only direct, non-secured connections to UM </w:t>
-      </w:r>
-      <w:proofErr w:type="gramStart"/>
-      <w:r>
-        <w:rPr>
-          <w:i/>
-        </w:rPr>
-        <w:t>are</w:t>
-      </w:r>
-      <w:proofErr w:type="gramEnd"/>
-      <w:r>
-        <w:rPr>
-          <w:i/>
-        </w:rPr>
-        <w:t xml:space="preserve"> supported!</w:t>
+        <w:t>Currently only direct, non-secured connections to UM are supported!</w:t>
       </w:r>
     </w:p>
     <w:p>
@@ -13212,11 +12128,9 @@
       <w:r>
         <w:t>For both a threshold can be configured. This threshold (</w:t>
       </w:r>
-      <w:proofErr w:type="spellStart"/>
       <w:r>
         <w:t>maxElementsQueued</w:t>
       </w:r>
-      <w:proofErr w:type="spellEnd"/>
       <w:r>
         <w:t>) defines how many elements a queue can contain without a monitoring service returning a negative status on invocation.</w:t>
       </w:r>
@@ -13295,11 +12209,9 @@
       <w:r>
         <w:t>“</w:t>
       </w:r>
-      <w:proofErr w:type="spellStart"/>
       <w:r>
         <w:t>um.json</w:t>
       </w:r>
-      <w:proofErr w:type="spellEnd"/>
       <w:r>
         <w:t>”</w:t>
       </w:r>
@@ -13334,11 +12246,9 @@
       <w:r>
         <w:t>The services in the folder “</w:t>
       </w:r>
-      <w:proofErr w:type="spellStart"/>
       <w:r>
         <w:t>wx.platformMonitoring.pub.um.messaging</w:t>
       </w:r>
-      <w:proofErr w:type="spellEnd"/>
       <w:r>
         <w:t>” provide information about queues on Universal Messaging.</w:t>
       </w:r>
@@ -13390,11 +12300,9 @@
               <w:jc w:val="both"/>
               <w:cnfStyle w:val="100000000000" w:firstRow="1" w:lastRow="0" w:firstColumn="0" w:lastColumn="0" w:oddVBand="0" w:evenVBand="0" w:oddHBand="0" w:evenHBand="0" w:firstRowFirstColumn="0" w:firstRowLastColumn="0" w:lastRowFirstColumn="0" w:lastRowLastColumn="0"/>
             </w:pPr>
-            <w:proofErr w:type="spellStart"/>
             <w:r>
               <w:t>wx.platformMonitoring.pub.um.messaging:getConfiguredQueueStatus</w:t>
             </w:r>
-            <w:proofErr w:type="spellEnd"/>
           </w:p>
         </w:tc>
       </w:tr>
@@ -13427,15 +12335,7 @@
               <w:cnfStyle w:val="000000000000" w:firstRow="0" w:lastRow="0" w:firstColumn="0" w:lastColumn="0" w:oddVBand="0" w:evenVBand="0" w:oddHBand="0" w:evenHBand="0" w:firstRowFirstColumn="0" w:firstRowLastColumn="0" w:lastRowFirstColumn="0" w:lastRowLastColumn="0"/>
             </w:pPr>
             <w:r>
-              <w:t xml:space="preserve">Evaluates the count of unprocessed messages on the given queue with the maximum number configured for this queue in the </w:t>
-            </w:r>
-            <w:proofErr w:type="spellStart"/>
-            <w:r>
-              <w:t>configuratoin</w:t>
-            </w:r>
-            <w:proofErr w:type="spellEnd"/>
-            <w:r>
-              <w:t>. The queue can both be a Queue or a Channel.</w:t>
+              <w:t>Evaluates the count of unprocessed messages on the given queue with the maximum number configured for this queue in the configuratoin. The queue can both be a Queue or a Channel.</w:t>
             </w:r>
           </w:p>
         </w:tc>
@@ -13471,11 +12371,9 @@
               <w:jc w:val="both"/>
               <w:cnfStyle w:val="000000010000" w:firstRow="0" w:lastRow="0" w:firstColumn="0" w:lastColumn="0" w:oddVBand="0" w:evenVBand="0" w:oddHBand="0" w:evenHBand="1" w:firstRowFirstColumn="0" w:firstRowLastColumn="0" w:lastRowFirstColumn="0" w:lastRowLastColumn="0"/>
             </w:pPr>
-            <w:proofErr w:type="spellStart"/>
             <w:r>
               <w:t>queueName</w:t>
             </w:r>
-            <w:proofErr w:type="spellEnd"/>
           </w:p>
         </w:tc>
       </w:tr>
@@ -13507,22 +12405,15 @@
               <w:jc w:val="both"/>
               <w:cnfStyle w:val="000000000000" w:firstRow="0" w:lastRow="0" w:firstColumn="0" w:lastColumn="0" w:oddVBand="0" w:evenVBand="0" w:oddHBand="0" w:evenHBand="0" w:firstRowFirstColumn="0" w:firstRowLastColumn="0" w:lastRowFirstColumn="0" w:lastRowLastColumn="0"/>
             </w:pPr>
-            <w:proofErr w:type="spellStart"/>
-            <w:r>
-              <w:t>WxPlatformMonitoring</w:t>
-            </w:r>
-            <w:proofErr w:type="spellEnd"/>
-            <w:r>
-              <w:t>\config\</w:t>
-            </w:r>
-            <w:proofErr w:type="spellStart"/>
+            <w:r>
+              <w:t>WxPlatformMonitoring\config\</w:t>
+            </w:r>
             <w:r>
               <w:t>um</w:t>
             </w:r>
             <w:r>
               <w:t>.json</w:t>
             </w:r>
-            <w:proofErr w:type="spellEnd"/>
           </w:p>
           <w:p>
             <w:pPr>
@@ -13530,27 +12421,18 @@
               <w:spacing w:line="300" w:lineRule="atLeast"/>
               <w:cnfStyle w:val="000000000000" w:firstRow="0" w:lastRow="0" w:firstColumn="0" w:lastColumn="0" w:oddVBand="0" w:evenVBand="0" w:oddHBand="0" w:evenHBand="0" w:firstRowFirstColumn="0" w:firstRowLastColumn="0" w:lastRowFirstColumn="0" w:lastRowLastColumn="0"/>
             </w:pPr>
-            <w:proofErr w:type="spellStart"/>
-            <w:r>
-              <w:t>Provde</w:t>
-            </w:r>
-            <w:proofErr w:type="spellEnd"/>
-            <w:r>
-              <w:t xml:space="preserve"> either a JMS (“um/direct/config/</w:t>
-            </w:r>
-            <w:proofErr w:type="spellStart"/>
+            <w:r>
+              <w:t>Provde either a JMS (“um/direct/config/</w:t>
+            </w:r>
             <w:r>
               <w:t>jmsConnectionAlias</w:t>
             </w:r>
-            <w:proofErr w:type="spellEnd"/>
             <w:r>
               <w:t>”), a Messaging Connection Alias (“um/direct/config/</w:t>
             </w:r>
-            <w:proofErr w:type="spellStart"/>
             <w:r>
               <w:t>messagingConnectionAlias</w:t>
             </w:r>
-            <w:proofErr w:type="spellEnd"/>
             <w:r>
               <w:t>”), or a RNAME (“um/direct/config/RNAME”).</w:t>
             </w:r>
@@ -13604,11 +12486,9 @@
               <w:jc w:val="both"/>
               <w:cnfStyle w:val="100000000000" w:firstRow="1" w:lastRow="0" w:firstColumn="0" w:lastColumn="0" w:oddVBand="0" w:evenVBand="0" w:oddHBand="0" w:evenHBand="0" w:firstRowFirstColumn="0" w:firstRowLastColumn="0" w:lastRowFirstColumn="0" w:lastRowLastColumn="0"/>
             </w:pPr>
-            <w:proofErr w:type="spellStart"/>
             <w:r>
               <w:t>wx.platformMonitoring.pub.um.messaging:getQueueStatus</w:t>
             </w:r>
-            <w:proofErr w:type="spellEnd"/>
           </w:p>
         </w:tc>
       </w:tr>
@@ -13677,11 +12557,9 @@
               <w:jc w:val="both"/>
               <w:cnfStyle w:val="000000010000" w:firstRow="0" w:lastRow="0" w:firstColumn="0" w:lastColumn="0" w:oddVBand="0" w:evenVBand="0" w:oddHBand="0" w:evenHBand="1" w:firstRowFirstColumn="0" w:firstRowLastColumn="0" w:lastRowFirstColumn="0" w:lastRowLastColumn="0"/>
             </w:pPr>
-            <w:proofErr w:type="spellStart"/>
             <w:r>
               <w:t>queueName</w:t>
             </w:r>
-            <w:proofErr w:type="spellEnd"/>
           </w:p>
         </w:tc>
       </w:tr>
@@ -13713,22 +12591,15 @@
               <w:jc w:val="both"/>
               <w:cnfStyle w:val="000000000000" w:firstRow="0" w:lastRow="0" w:firstColumn="0" w:lastColumn="0" w:oddVBand="0" w:evenVBand="0" w:oddHBand="0" w:evenHBand="0" w:firstRowFirstColumn="0" w:firstRowLastColumn="0" w:lastRowFirstColumn="0" w:lastRowLastColumn="0"/>
             </w:pPr>
-            <w:proofErr w:type="spellStart"/>
-            <w:r>
-              <w:t>WxPlatformMonitoring</w:t>
-            </w:r>
-            <w:proofErr w:type="spellEnd"/>
-            <w:r>
-              <w:t>\config\</w:t>
-            </w:r>
-            <w:proofErr w:type="spellStart"/>
+            <w:r>
+              <w:t>WxPlatformMonitoring\config\</w:t>
+            </w:r>
             <w:r>
               <w:t>um</w:t>
             </w:r>
             <w:r>
               <w:t>.json</w:t>
             </w:r>
-            <w:proofErr w:type="spellEnd"/>
           </w:p>
           <w:p>
             <w:pPr>
@@ -13736,27 +12607,18 @@
               <w:spacing w:line="300" w:lineRule="atLeast"/>
               <w:cnfStyle w:val="000000000000" w:firstRow="0" w:lastRow="0" w:firstColumn="0" w:lastColumn="0" w:oddVBand="0" w:evenVBand="0" w:oddHBand="0" w:evenHBand="0" w:firstRowFirstColumn="0" w:firstRowLastColumn="0" w:lastRowFirstColumn="0" w:lastRowLastColumn="0"/>
             </w:pPr>
-            <w:proofErr w:type="spellStart"/>
-            <w:r>
-              <w:t>Provde</w:t>
-            </w:r>
-            <w:proofErr w:type="spellEnd"/>
-            <w:r>
-              <w:t xml:space="preserve"> either a JMS (“um/direct/config/</w:t>
-            </w:r>
-            <w:proofErr w:type="spellStart"/>
+            <w:r>
+              <w:t>Provde either a JMS (“um/direct/config/</w:t>
+            </w:r>
             <w:r>
               <w:t>jmsConnectionAlias</w:t>
             </w:r>
-            <w:proofErr w:type="spellEnd"/>
             <w:r>
               <w:t>”), a Messaging Connection Alias (“um/direct/config/</w:t>
             </w:r>
-            <w:proofErr w:type="spellStart"/>
             <w:r>
               <w:t>messagingConnectionAlias</w:t>
             </w:r>
-            <w:proofErr w:type="spellEnd"/>
             <w:r>
               <w:t>”), or a RNAME (“um/direct/config/RNAME”).</w:t>
             </w:r>
@@ -13887,11 +12749,9 @@
               <w:jc w:val="both"/>
               <w:cnfStyle w:val="000000010000" w:firstRow="0" w:lastRow="0" w:firstColumn="0" w:lastColumn="0" w:oddVBand="0" w:evenVBand="0" w:oddHBand="0" w:evenHBand="1" w:firstRowFirstColumn="0" w:firstRowLastColumn="0" w:lastRowFirstColumn="0" w:lastRowLastColumn="0"/>
             </w:pPr>
-            <w:proofErr w:type="spellStart"/>
             <w:r>
               <w:t>queueName</w:t>
             </w:r>
-            <w:proofErr w:type="spellEnd"/>
           </w:p>
           <w:p>
             <w:pPr>
@@ -13904,11 +12764,9 @@
               <w:jc w:val="both"/>
               <w:cnfStyle w:val="000000010000" w:firstRow="0" w:lastRow="0" w:firstColumn="0" w:lastColumn="0" w:oddVBand="0" w:evenVBand="0" w:oddHBand="0" w:evenHBand="1" w:firstRowFirstColumn="0" w:firstRowLastColumn="0" w:lastRowFirstColumn="0" w:lastRowLastColumn="0"/>
             </w:pPr>
-            <w:proofErr w:type="spellStart"/>
             <w:r>
               <w:t>messagingConnectionAlias</w:t>
             </w:r>
-            <w:proofErr w:type="spellEnd"/>
           </w:p>
         </w:tc>
       </w:tr>
@@ -13995,11 +12853,9 @@
               <w:jc w:val="both"/>
               <w:cnfStyle w:val="100000000000" w:firstRow="1" w:lastRow="0" w:firstColumn="0" w:lastColumn="0" w:oddVBand="0" w:evenVBand="0" w:oddHBand="0" w:evenHBand="0" w:firstRowFirstColumn="0" w:firstRowLastColumn="0" w:lastRowFirstColumn="0" w:lastRowLastColumn="0"/>
             </w:pPr>
-            <w:proofErr w:type="spellStart"/>
             <w:r>
               <w:t>wx.platformMonitoring.pub.um.messaging:listConfiguredChannels</w:t>
             </w:r>
-            <w:proofErr w:type="spellEnd"/>
           </w:p>
         </w:tc>
       </w:tr>
@@ -14112,11 +12968,9 @@
               <w:jc w:val="both"/>
               <w:cnfStyle w:val="000000000000" w:firstRow="0" w:lastRow="0" w:firstColumn="0" w:lastColumn="0" w:oddVBand="0" w:evenVBand="0" w:oddHBand="0" w:evenHBand="0" w:firstRowFirstColumn="0" w:firstRowLastColumn="0" w:lastRowFirstColumn="0" w:lastRowLastColumn="0"/>
             </w:pPr>
-            <w:proofErr w:type="spellStart"/>
             <w:r>
               <w:t>um.json</w:t>
             </w:r>
-            <w:proofErr w:type="spellEnd"/>
           </w:p>
           <w:p>
             <w:pPr>
@@ -14187,16 +13041,11 @@
       <w:r>
         <w:t>The services in the folder “</w:t>
       </w:r>
-      <w:proofErr w:type="spellStart"/>
       <w:r>
         <w:t>wx.platformMonitoring.pub.um.</w:t>
       </w:r>
       <w:r>
-        <w:t>jms</w:t>
-      </w:r>
-      <w:proofErr w:type="spellEnd"/>
-      <w:r>
-        <w:t>” provide information about JMS queues on Universal Messaging.</w:t>
+        <w:t>jms” provide information about JMS queues on Universal Messaging.</w:t>
       </w:r>
     </w:p>
     <w:tbl>
@@ -14240,11 +13089,9 @@
               <w:jc w:val="both"/>
               <w:cnfStyle w:val="100000000000" w:firstRow="1" w:lastRow="0" w:firstColumn="0" w:lastColumn="0" w:oddVBand="0" w:evenVBand="0" w:oddHBand="0" w:evenHBand="0" w:firstRowFirstColumn="0" w:firstRowLastColumn="0" w:lastRowFirstColumn="0" w:lastRowLastColumn="0"/>
             </w:pPr>
-            <w:proofErr w:type="spellStart"/>
             <w:r>
               <w:t>wx.platformMonitoring.pub.um.jms:getQueueStatus</w:t>
             </w:r>
-            <w:proofErr w:type="spellEnd"/>
           </w:p>
         </w:tc>
       </w:tr>
@@ -14291,13 +13138,8 @@
               <w:t>The UM connection is extracted from the configuration. Specify the entry “um</w:t>
             </w:r>
             <w:r>
-              <w:t>/direct/config/</w:t>
-            </w:r>
-            <w:proofErr w:type="spellStart"/>
-            <w:r>
-              <w:t>jmsConnectionAlias</w:t>
-            </w:r>
-            <w:proofErr w:type="spellEnd"/>
+              <w:t>/direct/config/jmsConnectionAlias</w:t>
+            </w:r>
             <w:r>
               <w:t>” and provide the name of an existing JMS Connection Alias.</w:t>
             </w:r>
@@ -14335,11 +13177,9 @@
               <w:jc w:val="both"/>
               <w:cnfStyle w:val="000000010000" w:firstRow="0" w:lastRow="0" w:firstColumn="0" w:lastColumn="0" w:oddVBand="0" w:evenVBand="0" w:oddHBand="0" w:evenHBand="1" w:firstRowFirstColumn="0" w:firstRowLastColumn="0" w:lastRowFirstColumn="0" w:lastRowLastColumn="0"/>
             </w:pPr>
-            <w:proofErr w:type="spellStart"/>
             <w:r>
               <w:t>queueName</w:t>
             </w:r>
-            <w:proofErr w:type="spellEnd"/>
           </w:p>
         </w:tc>
       </w:tr>
@@ -14371,11 +13211,9 @@
               <w:jc w:val="both"/>
               <w:cnfStyle w:val="000000000000" w:firstRow="0" w:lastRow="0" w:firstColumn="0" w:lastColumn="0" w:oddVBand="0" w:evenVBand="0" w:oddHBand="0" w:evenHBand="0" w:firstRowFirstColumn="0" w:firstRowLastColumn="0" w:lastRowFirstColumn="0" w:lastRowLastColumn="0"/>
             </w:pPr>
-            <w:proofErr w:type="spellStart"/>
             <w:r>
               <w:t>um.json</w:t>
             </w:r>
-            <w:proofErr w:type="spellEnd"/>
           </w:p>
         </w:tc>
       </w:tr>
@@ -14501,11 +13339,9 @@
               <w:jc w:val="both"/>
               <w:cnfStyle w:val="000000010000" w:firstRow="0" w:lastRow="0" w:firstColumn="0" w:lastColumn="0" w:oddVBand="0" w:evenVBand="0" w:oddHBand="0" w:evenHBand="1" w:firstRowFirstColumn="0" w:firstRowLastColumn="0" w:lastRowFirstColumn="0" w:lastRowLastColumn="0"/>
             </w:pPr>
-            <w:proofErr w:type="spellStart"/>
             <w:r>
               <w:t>queueName</w:t>
             </w:r>
-            <w:proofErr w:type="spellEnd"/>
           </w:p>
           <w:p>
             <w:pPr>
@@ -14518,14 +13354,12 @@
               <w:jc w:val="both"/>
               <w:cnfStyle w:val="000000010000" w:firstRow="0" w:lastRow="0" w:firstColumn="0" w:lastColumn="0" w:oddVBand="0" w:evenVBand="0" w:oddHBand="0" w:evenHBand="1" w:firstRowFirstColumn="0" w:firstRowLastColumn="0" w:lastRowFirstColumn="0" w:lastRowLastColumn="0"/>
             </w:pPr>
-            <w:proofErr w:type="spellStart"/>
             <w:r>
               <w:t>jms</w:t>
             </w:r>
             <w:r>
               <w:t>ConnectionAlias</w:t>
             </w:r>
-            <w:proofErr w:type="spellEnd"/>
           </w:p>
         </w:tc>
       </w:tr>
@@ -14581,11 +13415,9 @@
       <w:r>
         <w:t>The services in the folder “</w:t>
       </w:r>
-      <w:proofErr w:type="spellStart"/>
       <w:r>
         <w:t>wx.platformMonitoring.pub.um.trigger</w:t>
       </w:r>
-      <w:proofErr w:type="spellEnd"/>
       <w:r>
         <w:t>” provide information about triggers.</w:t>
       </w:r>
@@ -14702,11 +13534,9 @@
               <w:jc w:val="both"/>
               <w:cnfStyle w:val="000000010000" w:firstRow="0" w:lastRow="0" w:firstColumn="0" w:lastColumn="0" w:oddVBand="0" w:evenVBand="0" w:oddHBand="0" w:evenHBand="1" w:firstRowFirstColumn="0" w:firstRowLastColumn="0" w:lastRowFirstColumn="0" w:lastRowLastColumn="0"/>
             </w:pPr>
-            <w:proofErr w:type="spellStart"/>
             <w:r>
               <w:t>triggerName</w:t>
             </w:r>
-            <w:proofErr w:type="spellEnd"/>
           </w:p>
         </w:tc>
       </w:tr>
@@ -14738,11 +13568,9 @@
               <w:jc w:val="both"/>
               <w:cnfStyle w:val="000000000000" w:firstRow="0" w:lastRow="0" w:firstColumn="0" w:lastColumn="0" w:oddVBand="0" w:evenVBand="0" w:oddHBand="0" w:evenHBand="0" w:firstRowFirstColumn="0" w:firstRowLastColumn="0" w:lastRowFirstColumn="0" w:lastRowLastColumn="0"/>
             </w:pPr>
-            <w:proofErr w:type="spellStart"/>
             <w:r>
               <w:t>um.json</w:t>
             </w:r>
-            <w:proofErr w:type="spellEnd"/>
           </w:p>
         </w:tc>
       </w:tr>
@@ -14865,11 +13693,9 @@
               <w:jc w:val="both"/>
               <w:cnfStyle w:val="000000010000" w:firstRow="0" w:lastRow="0" w:firstColumn="0" w:lastColumn="0" w:oddVBand="0" w:evenVBand="0" w:oddHBand="0" w:evenHBand="1" w:firstRowFirstColumn="0" w:firstRowLastColumn="0" w:lastRowFirstColumn="0" w:lastRowLastColumn="0"/>
             </w:pPr>
-            <w:proofErr w:type="spellStart"/>
             <w:r>
               <w:t>triggerName</w:t>
             </w:r>
-            <w:proofErr w:type="spellEnd"/>
           </w:p>
         </w:tc>
       </w:tr>
@@ -14901,11 +13727,9 @@
               <w:jc w:val="both"/>
               <w:cnfStyle w:val="000000000000" w:firstRow="0" w:lastRow="0" w:firstColumn="0" w:lastColumn="0" w:oddVBand="0" w:evenVBand="0" w:oddHBand="0" w:evenHBand="0" w:firstRowFirstColumn="0" w:firstRowLastColumn="0" w:lastRowFirstColumn="0" w:lastRowLastColumn="0"/>
             </w:pPr>
-            <w:proofErr w:type="spellStart"/>
             <w:r>
               <w:t>um.json</w:t>
             </w:r>
-            <w:proofErr w:type="spellEnd"/>
           </w:p>
         </w:tc>
       </w:tr>
@@ -14961,11 +13785,9 @@
               <w:jc w:val="both"/>
               <w:cnfStyle w:val="100000000000" w:firstRow="1" w:lastRow="0" w:firstColumn="0" w:lastColumn="0" w:oddVBand="0" w:evenVBand="0" w:oddHBand="0" w:evenHBand="0" w:firstRowFirstColumn="0" w:firstRowLastColumn="0" w:lastRowFirstColumn="0" w:lastRowLastColumn="0"/>
             </w:pPr>
-            <w:proofErr w:type="spellStart"/>
             <w:r>
               <w:t>wx.platformMonitoring.pub.um.trigger:getJmsTriggerStatus</w:t>
             </w:r>
-            <w:proofErr w:type="spellEnd"/>
           </w:p>
         </w:tc>
       </w:tr>
@@ -15034,11 +13856,9 @@
               <w:jc w:val="both"/>
               <w:cnfStyle w:val="000000010000" w:firstRow="0" w:lastRow="0" w:firstColumn="0" w:lastColumn="0" w:oddVBand="0" w:evenVBand="0" w:oddHBand="0" w:evenHBand="1" w:firstRowFirstColumn="0" w:firstRowLastColumn="0" w:lastRowFirstColumn="0" w:lastRowLastColumn="0"/>
             </w:pPr>
-            <w:proofErr w:type="spellStart"/>
             <w:r>
               <w:t>triggerName</w:t>
             </w:r>
-            <w:proofErr w:type="spellEnd"/>
           </w:p>
         </w:tc>
       </w:tr>
@@ -15123,11 +13943,9 @@
               <w:jc w:val="both"/>
               <w:cnfStyle w:val="100000000000" w:firstRow="1" w:lastRow="0" w:firstColumn="0" w:lastColumn="0" w:oddVBand="0" w:evenVBand="0" w:oddHBand="0" w:evenHBand="0" w:firstRowFirstColumn="0" w:firstRowLastColumn="0" w:lastRowFirstColumn="0" w:lastRowLastColumn="0"/>
             </w:pPr>
-            <w:proofErr w:type="spellStart"/>
             <w:r>
               <w:t>wx.platformMonitoring.pub.um.trigger:getMessagingTriggerStatus</w:t>
             </w:r>
-            <w:proofErr w:type="spellEnd"/>
           </w:p>
         </w:tc>
       </w:tr>
@@ -15196,11 +14014,9 @@
               <w:jc w:val="both"/>
               <w:cnfStyle w:val="000000010000" w:firstRow="0" w:lastRow="0" w:firstColumn="0" w:lastColumn="0" w:oddVBand="0" w:evenVBand="0" w:oddHBand="0" w:evenHBand="1" w:firstRowFirstColumn="0" w:firstRowLastColumn="0" w:lastRowFirstColumn="0" w:lastRowLastColumn="0"/>
             </w:pPr>
-            <w:proofErr w:type="spellStart"/>
             <w:r>
               <w:t>triggerName</w:t>
             </w:r>
-            <w:proofErr w:type="spellEnd"/>
           </w:p>
         </w:tc>
       </w:tr>
@@ -15261,21 +14077,11 @@
       <w:r>
         <w:t>The services in the folder “</w:t>
       </w:r>
-      <w:proofErr w:type="spellStart"/>
       <w:r>
         <w:t>wx.platformMonitoring.pub.cache</w:t>
       </w:r>
-      <w:proofErr w:type="spellEnd"/>
-      <w:r>
-        <w:t>” can be used to check the status of IntegrationServer caches (both Terracotta and local/</w:t>
-      </w:r>
-      <w:proofErr w:type="spellStart"/>
-      <w:r>
-        <w:t>ehcache</w:t>
-      </w:r>
-      <w:proofErr w:type="spellEnd"/>
-      <w:r>
-        <w:t>).</w:t>
+      <w:r>
+        <w:t>” can be used to check the status of IntegrationServer caches (both Terracotta and local/ehcache).</w:t>
       </w:r>
     </w:p>
     <w:tbl>
@@ -15319,7 +14125,6 @@
               <w:jc w:val="both"/>
               <w:cnfStyle w:val="100000000000" w:firstRow="1" w:lastRow="0" w:firstColumn="0" w:lastColumn="0" w:oddVBand="0" w:evenVBand="0" w:oddHBand="0" w:evenHBand="0" w:firstRowFirstColumn="0" w:firstRowLastColumn="0" w:lastRowFirstColumn="0" w:lastRowLastColumn="0"/>
             </w:pPr>
-            <w:proofErr w:type="spellStart"/>
             <w:r>
               <w:t>wx.platformMonitoring.pub.cache:</w:t>
             </w:r>
@@ -15328,7 +14133,6 @@
               <w:t>listCaches</w:t>
             </w:r>
             <w:commentRangeEnd w:id="39"/>
-            <w:proofErr w:type="spellEnd"/>
             <w:r>
               <w:rPr>
                 <w:rStyle w:val="Kommentarzeichen"/>
@@ -15438,22 +14242,15 @@
               <w:jc w:val="both"/>
               <w:cnfStyle w:val="000000000000" w:firstRow="0" w:lastRow="0" w:firstColumn="0" w:lastColumn="0" w:oddVBand="0" w:evenVBand="0" w:oddHBand="0" w:evenHBand="0" w:firstRowFirstColumn="0" w:firstRowLastColumn="0" w:lastRowFirstColumn="0" w:lastRowLastColumn="0"/>
             </w:pPr>
-            <w:proofErr w:type="spellStart"/>
-            <w:r>
-              <w:t>WxPlatformMonitoring</w:t>
-            </w:r>
-            <w:proofErr w:type="spellEnd"/>
-            <w:r>
-              <w:t>\config\</w:t>
-            </w:r>
-            <w:proofErr w:type="spellStart"/>
+            <w:r>
+              <w:t>WxPlatformMonitoring\config\</w:t>
+            </w:r>
             <w:r>
               <w:t>cache</w:t>
             </w:r>
             <w:r>
               <w:t>.json</w:t>
             </w:r>
-            <w:proofErr w:type="spellEnd"/>
           </w:p>
         </w:tc>
       </w:tr>
@@ -15505,11 +14302,9 @@
               <w:jc w:val="both"/>
               <w:cnfStyle w:val="100000000000" w:firstRow="1" w:lastRow="0" w:firstColumn="0" w:lastColumn="0" w:oddVBand="0" w:evenVBand="0" w:oddHBand="0" w:evenHBand="0" w:firstRowFirstColumn="0" w:firstRowLastColumn="0" w:lastRowFirstColumn="0" w:lastRowLastColumn="0"/>
             </w:pPr>
-            <w:proofErr w:type="spellStart"/>
             <w:r>
               <w:t>wx.platformMonitoring.pub.cache:putTestValue</w:t>
             </w:r>
-            <w:proofErr w:type="spellEnd"/>
           </w:p>
         </w:tc>
       </w:tr>
@@ -15578,11 +14373,9 @@
               <w:jc w:val="both"/>
               <w:cnfStyle w:val="000000010000" w:firstRow="0" w:lastRow="0" w:firstColumn="0" w:lastColumn="0" w:oddVBand="0" w:evenVBand="0" w:oddHBand="0" w:evenHBand="1" w:firstRowFirstColumn="0" w:firstRowLastColumn="0" w:lastRowFirstColumn="0" w:lastRowLastColumn="0"/>
             </w:pPr>
-            <w:proofErr w:type="spellStart"/>
             <w:r>
               <w:t>testValue</w:t>
             </w:r>
-            <w:proofErr w:type="spellEnd"/>
           </w:p>
         </w:tc>
       </w:tr>
@@ -15614,22 +14407,15 @@
               <w:jc w:val="both"/>
               <w:cnfStyle w:val="000000000000" w:firstRow="0" w:lastRow="0" w:firstColumn="0" w:lastColumn="0" w:oddVBand="0" w:evenVBand="0" w:oddHBand="0" w:evenHBand="0" w:firstRowFirstColumn="0" w:firstRowLastColumn="0" w:lastRowFirstColumn="0" w:lastRowLastColumn="0"/>
             </w:pPr>
-            <w:proofErr w:type="spellStart"/>
-            <w:r>
-              <w:t>WxPlatformMonitoring</w:t>
-            </w:r>
-            <w:proofErr w:type="spellEnd"/>
-            <w:r>
-              <w:t>\config\</w:t>
-            </w:r>
-            <w:proofErr w:type="spellStart"/>
+            <w:r>
+              <w:t>WxPlatformMonitoring\config\</w:t>
+            </w:r>
             <w:r>
               <w:t>cache</w:t>
             </w:r>
             <w:r>
               <w:t>.json</w:t>
             </w:r>
-            <w:proofErr w:type="spellEnd"/>
           </w:p>
         </w:tc>
       </w:tr>
@@ -15680,7 +14466,6 @@
               <w:jc w:val="both"/>
               <w:cnfStyle w:val="100000000000" w:firstRow="1" w:lastRow="0" w:firstColumn="0" w:lastColumn="0" w:oddVBand="0" w:evenVBand="0" w:oddHBand="0" w:evenHBand="0" w:firstRowFirstColumn="0" w:firstRowLastColumn="0" w:lastRowFirstColumn="0" w:lastRowLastColumn="0"/>
             </w:pPr>
-            <w:proofErr w:type="spellStart"/>
             <w:r>
               <w:t>wx.</w:t>
             </w:r>
@@ -15690,7 +14475,6 @@
             <w:r>
               <w:t>TestValue</w:t>
             </w:r>
-            <w:proofErr w:type="spellEnd"/>
           </w:p>
         </w:tc>
       </w:tr>
@@ -15759,11 +14543,9 @@
               <w:jc w:val="both"/>
               <w:cnfStyle w:val="000000010000" w:firstRow="0" w:lastRow="0" w:firstColumn="0" w:lastColumn="0" w:oddVBand="0" w:evenVBand="0" w:oddHBand="0" w:evenHBand="1" w:firstRowFirstColumn="0" w:firstRowLastColumn="0" w:lastRowFirstColumn="0" w:lastRowLastColumn="0"/>
             </w:pPr>
-            <w:proofErr w:type="spellStart"/>
             <w:r>
               <w:t>testValue</w:t>
             </w:r>
-            <w:proofErr w:type="spellEnd"/>
           </w:p>
         </w:tc>
       </w:tr>
@@ -15795,22 +14577,15 @@
               <w:jc w:val="both"/>
               <w:cnfStyle w:val="000000000000" w:firstRow="0" w:lastRow="0" w:firstColumn="0" w:lastColumn="0" w:oddVBand="0" w:evenVBand="0" w:oddHBand="0" w:evenHBand="0" w:firstRowFirstColumn="0" w:firstRowLastColumn="0" w:lastRowFirstColumn="0" w:lastRowLastColumn="0"/>
             </w:pPr>
-            <w:proofErr w:type="spellStart"/>
-            <w:r>
-              <w:t>WxPlatformMonitoring</w:t>
-            </w:r>
-            <w:proofErr w:type="spellEnd"/>
-            <w:r>
-              <w:t>\config\</w:t>
-            </w:r>
-            <w:proofErr w:type="spellStart"/>
+            <w:r>
+              <w:t>WxPlatformMonitoring\config\</w:t>
+            </w:r>
             <w:r>
               <w:t>cache</w:t>
             </w:r>
             <w:r>
               <w:t>.json</w:t>
             </w:r>
-            <w:proofErr w:type="spellEnd"/>
           </w:p>
         </w:tc>
       </w:tr>
@@ -15861,7 +14636,6 @@
               <w:jc w:val="both"/>
               <w:cnfStyle w:val="100000000000" w:firstRow="1" w:lastRow="0" w:firstColumn="0" w:lastColumn="0" w:oddVBand="0" w:evenVBand="0" w:oddHBand="0" w:evenHBand="0" w:firstRowFirstColumn="0" w:firstRowLastColumn="0" w:lastRowFirstColumn="0" w:lastRowLastColumn="0"/>
             </w:pPr>
-            <w:proofErr w:type="spellStart"/>
             <w:r>
               <w:t>wx.</w:t>
             </w:r>
@@ -15871,7 +14645,6 @@
             <w:r>
               <w:t>TestValue</w:t>
             </w:r>
-            <w:proofErr w:type="spellEnd"/>
           </w:p>
         </w:tc>
       </w:tr>
@@ -15940,11 +14713,9 @@
               <w:jc w:val="both"/>
               <w:cnfStyle w:val="000000010000" w:firstRow="0" w:lastRow="0" w:firstColumn="0" w:lastColumn="0" w:oddVBand="0" w:evenVBand="0" w:oddHBand="0" w:evenHBand="1" w:firstRowFirstColumn="0" w:firstRowLastColumn="0" w:lastRowFirstColumn="0" w:lastRowLastColumn="0"/>
             </w:pPr>
-            <w:proofErr w:type="spellStart"/>
             <w:r>
               <w:t>testValue</w:t>
             </w:r>
-            <w:proofErr w:type="spellEnd"/>
           </w:p>
         </w:tc>
       </w:tr>
@@ -15976,22 +14747,15 @@
               <w:jc w:val="both"/>
               <w:cnfStyle w:val="000000000000" w:firstRow="0" w:lastRow="0" w:firstColumn="0" w:lastColumn="0" w:oddVBand="0" w:evenVBand="0" w:oddHBand="0" w:evenHBand="0" w:firstRowFirstColumn="0" w:firstRowLastColumn="0" w:lastRowFirstColumn="0" w:lastRowLastColumn="0"/>
             </w:pPr>
-            <w:proofErr w:type="spellStart"/>
-            <w:r>
-              <w:t>WxPlatformMonitoring</w:t>
-            </w:r>
-            <w:proofErr w:type="spellEnd"/>
-            <w:r>
-              <w:t>\config\</w:t>
-            </w:r>
-            <w:proofErr w:type="spellStart"/>
+            <w:r>
+              <w:t>WxPlatformMonitoring\config\</w:t>
+            </w:r>
             <w:r>
               <w:t>cache</w:t>
             </w:r>
             <w:r>
               <w:t>.json</w:t>
             </w:r>
-            <w:proofErr w:type="spellEnd"/>
           </w:p>
         </w:tc>
       </w:tr>
@@ -16013,11 +14777,9 @@
       <w:r>
         <w:t>The following services are available in the folder “</w:t>
       </w:r>
-      <w:proofErr w:type="spellStart"/>
       <w:r>
         <w:t>wx.platformMonitoring.pub.jvm</w:t>
       </w:r>
-      <w:proofErr w:type="spellEnd"/>
       <w:r>
         <w:t>”.</w:t>
       </w:r>
@@ -16068,11 +14830,9 @@
               <w:jc w:val="both"/>
               <w:cnfStyle w:val="100000000000" w:firstRow="1" w:lastRow="0" w:firstColumn="0" w:lastColumn="0" w:oddVBand="0" w:evenVBand="0" w:oddHBand="0" w:evenHBand="0" w:firstRowFirstColumn="0" w:firstRowLastColumn="0" w:lastRowFirstColumn="0" w:lastRowLastColumn="0"/>
             </w:pPr>
-            <w:proofErr w:type="spellStart"/>
             <w:r>
               <w:t>wx.platformMonitoring.pub.jvm:getPermGen</w:t>
             </w:r>
-            <w:proofErr w:type="spellEnd"/>
           </w:p>
         </w:tc>
       </w:tr>
@@ -16105,23 +14865,7 @@
               <w:cnfStyle w:val="000000000000" w:firstRow="0" w:lastRow="0" w:firstColumn="0" w:lastColumn="0" w:oddVBand="0" w:evenVBand="0" w:oddHBand="0" w:evenHBand="0" w:firstRowFirstColumn="0" w:firstRowLastColumn="0" w:lastRowFirstColumn="0" w:lastRowLastColumn="0"/>
             </w:pPr>
             <w:r>
-              <w:t xml:space="preserve">Returns the current </w:t>
-            </w:r>
-            <w:proofErr w:type="spellStart"/>
-            <w:r>
-              <w:t>PermGen</w:t>
-            </w:r>
-            <w:proofErr w:type="spellEnd"/>
-            <w:r>
-              <w:t xml:space="preserve"> value, its maximum value and a percentage of free </w:t>
-            </w:r>
-            <w:proofErr w:type="spellStart"/>
-            <w:r>
-              <w:t>PermGen</w:t>
-            </w:r>
-            <w:proofErr w:type="spellEnd"/>
-            <w:r>
-              <w:t xml:space="preserve"> space</w:t>
+              <w:t>Returns the current PermGen value, its maximum value and a percentage of free PermGen space</w:t>
             </w:r>
             <w:r>
               <w:t>.</w:t>
@@ -16161,15 +14905,7 @@
               <w:t>Attention</w:t>
             </w:r>
             <w:r>
-              <w:t xml:space="preserve">: this value is also available as a JMX </w:t>
-            </w:r>
-            <w:proofErr w:type="spellStart"/>
-            <w:r>
-              <w:t>MBean</w:t>
-            </w:r>
-            <w:proofErr w:type="spellEnd"/>
-            <w:r>
-              <w:t>.</w:t>
+              <w:t>: this value is also available as a JMX MBean.</w:t>
             </w:r>
           </w:p>
         </w:tc>
@@ -16264,7 +15000,6 @@
       <w:r>
         <w:t>The following services are available in the folder “</w:t>
       </w:r>
-      <w:proofErr w:type="spellStart"/>
       <w:r>
         <w:t>wx</w:t>
       </w:r>
@@ -16274,7 +15009,6 @@
       <w:r>
         <w:t>http</w:t>
       </w:r>
-      <w:proofErr w:type="spellEnd"/>
       <w:r>
         <w:t>”.</w:t>
       </w:r>
@@ -16320,11 +15054,9 @@
               <w:jc w:val="both"/>
               <w:cnfStyle w:val="100000000000" w:firstRow="1" w:lastRow="0" w:firstColumn="0" w:lastColumn="0" w:oddVBand="0" w:evenVBand="0" w:oddHBand="0" w:evenHBand="0" w:firstRowFirstColumn="0" w:firstRowLastColumn="0" w:lastRowFirstColumn="0" w:lastRowLastColumn="0"/>
             </w:pPr>
-            <w:proofErr w:type="spellStart"/>
             <w:r>
               <w:t>wx.platformMonitoring.pub.http:getConnectionStatus</w:t>
             </w:r>
-            <w:proofErr w:type="spellEnd"/>
           </w:p>
         </w:tc>
       </w:tr>
@@ -16393,11 +15125,9 @@
               <w:jc w:val="both"/>
               <w:cnfStyle w:val="000000010000" w:firstRow="0" w:lastRow="0" w:firstColumn="0" w:lastColumn="0" w:oddVBand="0" w:evenVBand="0" w:oddHBand="0" w:evenHBand="1" w:firstRowFirstColumn="0" w:firstRowLastColumn="0" w:lastRowFirstColumn="0" w:lastRowLastColumn="0"/>
             </w:pPr>
-            <w:proofErr w:type="spellStart"/>
             <w:r>
               <w:t>url</w:t>
             </w:r>
-            <w:proofErr w:type="spellEnd"/>
           </w:p>
         </w:tc>
       </w:tr>
@@ -16482,11 +15212,9 @@
               <w:jc w:val="both"/>
               <w:cnfStyle w:val="100000000000" w:firstRow="1" w:lastRow="0" w:firstColumn="0" w:lastColumn="0" w:oddVBand="0" w:evenVBand="0" w:oddHBand="0" w:evenHBand="0" w:firstRowFirstColumn="0" w:firstRowLastColumn="0" w:lastRowFirstColumn="0" w:lastRowLastColumn="0"/>
             </w:pPr>
-            <w:proofErr w:type="spellStart"/>
             <w:r>
               <w:t>wx.platformMonitoring.pub.http:listConfiguredConnections</w:t>
             </w:r>
-            <w:proofErr w:type="spellEnd"/>
           </w:p>
         </w:tc>
       </w:tr>
@@ -16519,15 +15247,7 @@
               <w:cnfStyle w:val="000000000000" w:firstRow="0" w:lastRow="0" w:firstColumn="0" w:lastColumn="0" w:oddVBand="0" w:evenVBand="0" w:oddHBand="0" w:evenHBand="0" w:firstRowFirstColumn="0" w:firstRowLastColumn="0" w:lastRowFirstColumn="0" w:lastRowLastColumn="0"/>
             </w:pPr>
             <w:r>
-              <w:t xml:space="preserve">Returns the connection status list for all configured connections from IntegrationServer to the configured </w:t>
-            </w:r>
-            <w:proofErr w:type="spellStart"/>
-            <w:r>
-              <w:t>url</w:t>
-            </w:r>
-            <w:proofErr w:type="spellEnd"/>
-            <w:r>
-              <w:t>.</w:t>
+              <w:t>Returns the connection status list for all configured connections from IntegrationServer to the configured url.</w:t>
             </w:r>
           </w:p>
           <w:p>
@@ -16656,14 +15376,12 @@
               <w:jc w:val="both"/>
               <w:cnfStyle w:val="000000000000" w:firstRow="0" w:lastRow="0" w:firstColumn="0" w:lastColumn="0" w:oddVBand="0" w:evenVBand="0" w:oddHBand="0" w:evenHBand="0" w:firstRowFirstColumn="0" w:firstRowLastColumn="0" w:lastRowFirstColumn="0" w:lastRowLastColumn="0"/>
             </w:pPr>
-            <w:proofErr w:type="spellStart"/>
             <w:r>
               <w:t>http</w:t>
             </w:r>
             <w:r>
               <w:t>.json</w:t>
             </w:r>
-            <w:proofErr w:type="spellEnd"/>
           </w:p>
         </w:tc>
       </w:tr>
@@ -16685,11 +15403,9 @@
       <w:r>
         <w:t>The following services are available in the folder “</w:t>
       </w:r>
-      <w:proofErr w:type="spellStart"/>
       <w:r>
         <w:t>wx.platformMonitoring.pub.ports</w:t>
       </w:r>
-      <w:proofErr w:type="spellEnd"/>
       <w:r>
         <w:t>”.</w:t>
       </w:r>
@@ -16797,15 +15513,7 @@
               <w:cnfStyle w:val="000000000000" w:firstRow="0" w:lastRow="0" w:firstColumn="0" w:lastColumn="0" w:oddVBand="0" w:evenVBand="0" w:oddHBand="0" w:evenHBand="0" w:firstRowFirstColumn="0" w:firstRowLastColumn="0" w:lastRowFirstColumn="0" w:lastRowLastColumn="0"/>
             </w:pPr>
             <w:r>
-              <w:t xml:space="preserve">Note: private thread pools are only available for non-standard ports (e.g. not for the IS Primary Port!) and if they have been configured </w:t>
-            </w:r>
-            <w:proofErr w:type="spellStart"/>
-            <w:r>
-              <w:t>explicitely</w:t>
-            </w:r>
-            <w:proofErr w:type="spellEnd"/>
-            <w:r>
-              <w:t>. See screenshot:</w:t>
+              <w:t>Note: private thread pools are only available for non-standard ports (e.g. not for the IS Primary Port!) and if they have been configured explicitely. See screenshot:</w:t>
             </w:r>
           </w:p>
           <w:p>
@@ -16885,15 +15593,7 @@
               <w:fldChar w:fldCharType="end"/>
             </w:r>
             <w:r>
-              <w:t xml:space="preserve">: Private </w:t>
-            </w:r>
-            <w:proofErr w:type="spellStart"/>
-            <w:r>
-              <w:t>Threadpool</w:t>
-            </w:r>
-            <w:proofErr w:type="spellEnd"/>
-            <w:r>
-              <w:t xml:space="preserve"> Configuration</w:t>
+              <w:t>: Private Threadpool Configuration</w:t>
             </w:r>
           </w:p>
         </w:tc>
@@ -16929,11 +15629,9 @@
               <w:jc w:val="both"/>
               <w:cnfStyle w:val="000000010000" w:firstRow="0" w:lastRow="0" w:firstColumn="0" w:lastColumn="0" w:oddVBand="0" w:evenVBand="0" w:oddHBand="0" w:evenHBand="1" w:firstRowFirstColumn="0" w:firstRowLastColumn="0" w:lastRowFirstColumn="0" w:lastRowLastColumn="0"/>
             </w:pPr>
-            <w:proofErr w:type="spellStart"/>
             <w:r>
               <w:t>portAlias</w:t>
             </w:r>
-            <w:proofErr w:type="spellEnd"/>
           </w:p>
         </w:tc>
       </w:tr>
@@ -17019,11 +15717,9 @@
               <w:jc w:val="both"/>
               <w:cnfStyle w:val="100000000000" w:firstRow="1" w:lastRow="0" w:firstColumn="0" w:lastColumn="0" w:oddVBand="0" w:evenVBand="0" w:oddHBand="0" w:evenHBand="0" w:firstRowFirstColumn="0" w:firstRowLastColumn="0" w:lastRowFirstColumn="0" w:lastRowLastColumn="0"/>
             </w:pPr>
-            <w:proofErr w:type="spellStart"/>
             <w:r>
               <w:t>wx.platformMonitoring.pub.ports:getPortStatus</w:t>
             </w:r>
-            <w:proofErr w:type="spellEnd"/>
           </w:p>
         </w:tc>
       </w:tr>
@@ -17092,11 +15788,9 @@
               <w:jc w:val="both"/>
               <w:cnfStyle w:val="000000010000" w:firstRow="0" w:lastRow="0" w:firstColumn="0" w:lastColumn="0" w:oddVBand="0" w:evenVBand="0" w:oddHBand="0" w:evenHBand="1" w:firstRowFirstColumn="0" w:firstRowLastColumn="0" w:lastRowFirstColumn="0" w:lastRowLastColumn="0"/>
             </w:pPr>
-            <w:proofErr w:type="spellStart"/>
             <w:r>
               <w:t>portAlias</w:t>
             </w:r>
-            <w:proofErr w:type="spellEnd"/>
           </w:p>
         </w:tc>
       </w:tr>
@@ -17182,11 +15876,9 @@
               <w:jc w:val="both"/>
               <w:cnfStyle w:val="100000000000" w:firstRow="1" w:lastRow="0" w:firstColumn="0" w:lastColumn="0" w:oddVBand="0" w:evenVBand="0" w:oddHBand="0" w:evenHBand="0" w:firstRowFirstColumn="0" w:firstRowLastColumn="0" w:lastRowFirstColumn="0" w:lastRowLastColumn="0"/>
             </w:pPr>
-            <w:proofErr w:type="spellStart"/>
             <w:r>
               <w:t>wx.platformMonitoring.pub.ports:listAllPorts</w:t>
             </w:r>
-            <w:proofErr w:type="spellEnd"/>
           </w:p>
         </w:tc>
       </w:tr>
@@ -17342,11 +16034,9 @@
               <w:jc w:val="both"/>
               <w:cnfStyle w:val="100000000000" w:firstRow="1" w:lastRow="0" w:firstColumn="0" w:lastColumn="0" w:oddVBand="0" w:evenVBand="0" w:oddHBand="0" w:evenHBand="0" w:firstRowFirstColumn="0" w:firstRowLastColumn="0" w:lastRowFirstColumn="0" w:lastRowLastColumn="0"/>
             </w:pPr>
-            <w:proofErr w:type="spellStart"/>
             <w:r>
               <w:t>wx.platformMonitoring.pub.ports:listConfiguredPorts</w:t>
             </w:r>
-            <w:proofErr w:type="spellEnd"/>
           </w:p>
         </w:tc>
       </w:tr>
@@ -17449,22 +16139,15 @@
               <w:jc w:val="both"/>
               <w:cnfStyle w:val="000000000000" w:firstRow="0" w:lastRow="0" w:firstColumn="0" w:lastColumn="0" w:oddVBand="0" w:evenVBand="0" w:oddHBand="0" w:evenHBand="0" w:firstRowFirstColumn="0" w:firstRowLastColumn="0" w:lastRowFirstColumn="0" w:lastRowLastColumn="0"/>
             </w:pPr>
-            <w:proofErr w:type="spellStart"/>
-            <w:r>
-              <w:t>WxPlatformMonitoring</w:t>
-            </w:r>
-            <w:proofErr w:type="spellEnd"/>
-            <w:r>
-              <w:t>\config\</w:t>
-            </w:r>
-            <w:proofErr w:type="spellStart"/>
+            <w:r>
+              <w:t>WxPlatformMonitoring\config\</w:t>
+            </w:r>
             <w:r>
               <w:t>ports</w:t>
             </w:r>
             <w:r>
               <w:t>.json</w:t>
             </w:r>
-            <w:proofErr w:type="spellEnd"/>
           </w:p>
         </w:tc>
       </w:tr>
@@ -17515,11 +16198,9 @@
               <w:jc w:val="both"/>
               <w:cnfStyle w:val="100000000000" w:firstRow="1" w:lastRow="0" w:firstColumn="0" w:lastColumn="0" w:oddVBand="0" w:evenVBand="0" w:oddHBand="0" w:evenHBand="0" w:firstRowFirstColumn="0" w:firstRowLastColumn="0" w:lastRowFirstColumn="0" w:lastRowLastColumn="0"/>
             </w:pPr>
-            <w:proofErr w:type="spellStart"/>
             <w:r>
               <w:t>wx.platformMonitoring.pub.ports:listPortsForPackagePattern</w:t>
             </w:r>
-            <w:proofErr w:type="spellEnd"/>
           </w:p>
         </w:tc>
       </w:tr>
@@ -17607,11 +16288,9 @@
               <w:jc w:val="both"/>
               <w:cnfStyle w:val="000000010000" w:firstRow="0" w:lastRow="0" w:firstColumn="0" w:lastColumn="0" w:oddVBand="0" w:evenVBand="0" w:oddHBand="0" w:evenHBand="1" w:firstRowFirstColumn="0" w:firstRowLastColumn="0" w:lastRowFirstColumn="0" w:lastRowLastColumn="0"/>
             </w:pPr>
-            <w:proofErr w:type="spellStart"/>
             <w:r>
               <w:t>packageName</w:t>
             </w:r>
-            <w:proofErr w:type="spellEnd"/>
           </w:p>
         </w:tc>
       </w:tr>
@@ -17667,14 +16346,17 @@
       <w:r>
         <w:t>The following services are available in the folder “</w:t>
       </w:r>
-      <w:proofErr w:type="spellStart"/>
       <w:r>
         <w:t>wx.platformMonitoring.pub.server</w:t>
       </w:r>
-      <w:proofErr w:type="spellEnd"/>
       <w:r>
         <w:t>”.</w:t>
       </w:r>
+    </w:p>
+    <w:p>
+      <w:pPr>
+        <w:pStyle w:val="TextCopy"/>
+      </w:pPr>
     </w:p>
     <w:tbl>
       <w:tblPr>
@@ -17708,7 +16390,7 @@
         </w:tc>
         <w:tc>
           <w:tcPr>
-            <w:tcW w:w="6315" w:type="dxa"/>
+            <w:tcW w:w="6941" w:type="dxa"/>
           </w:tcPr>
           <w:p>
             <w:pPr>
@@ -17742,7 +16424,7 @@
         </w:tc>
         <w:tc>
           <w:tcPr>
-            <w:tcW w:w="6315" w:type="dxa"/>
+            <w:tcW w:w="6941" w:type="dxa"/>
           </w:tcPr>
           <w:p>
             <w:pPr>
@@ -17779,7 +16461,7 @@
         </w:tc>
         <w:tc>
           <w:tcPr>
-            <w:tcW w:w="6315" w:type="dxa"/>
+            <w:tcW w:w="6941" w:type="dxa"/>
           </w:tcPr>
           <w:p>
             <w:pPr>
@@ -17813,7 +16495,7 @@
         </w:tc>
         <w:tc>
           <w:tcPr>
-            <w:tcW w:w="6315" w:type="dxa"/>
+            <w:tcW w:w="6941" w:type="dxa"/>
           </w:tcPr>
           <w:p>
             <w:pPr>
@@ -17860,7 +16542,6 @@
               <w:jc w:val="both"/>
             </w:pPr>
             <w:r>
-              <w:lastRenderedPageBreak/>
               <w:t>Service</w:t>
             </w:r>
           </w:p>
@@ -17876,11 +16557,9 @@
               <w:jc w:val="both"/>
               <w:cnfStyle w:val="100000000000" w:firstRow="1" w:lastRow="0" w:firstColumn="0" w:lastColumn="0" w:oddVBand="0" w:evenVBand="0" w:oddHBand="0" w:evenHBand="0" w:firstRowFirstColumn="0" w:firstRowLastColumn="0" w:lastRowFirstColumn="0" w:lastRowLastColumn="0"/>
             </w:pPr>
-            <w:proofErr w:type="spellStart"/>
-            <w:r>
-              <w:t>wx.platformMonitoring.pub.server:ping</w:t>
-            </w:r>
-            <w:proofErr w:type="spellEnd"/>
+            <w:r>
+              <w:t>wx.platformMonitoring.pub.server.threads:getThreadCpuUsage</w:t>
+            </w:r>
           </w:p>
         </w:tc>
       </w:tr>
@@ -17913,31 +16592,7 @@
               <w:cnfStyle w:val="000000000000" w:firstRow="0" w:lastRow="0" w:firstColumn="0" w:lastColumn="0" w:oddVBand="0" w:evenVBand="0" w:oddHBand="0" w:evenHBand="0" w:firstRowFirstColumn="0" w:firstRowLastColumn="0" w:lastRowFirstColumn="0" w:lastRowLastColumn="0"/>
             </w:pPr>
             <w:r>
-              <w:t>Depending on the extended server setting “</w:t>
-            </w:r>
-            <w:proofErr w:type="spellStart"/>
-            <w:r>
-              <w:t>watt.wx.platformmonitoring.server.quiesce</w:t>
-            </w:r>
-            <w:proofErr w:type="spellEnd"/>
-            <w:r>
-              <w:t>”, this server either returns the http code “200” (</w:t>
-            </w:r>
-            <w:proofErr w:type="spellStart"/>
-            <w:r>
-              <w:t>watt.wx.platformmonitoring.server.quiesce</w:t>
-            </w:r>
-            <w:proofErr w:type="spellEnd"/>
-            <w:r>
-              <w:t>=false), or “400” (</w:t>
-            </w:r>
-            <w:proofErr w:type="spellStart"/>
-            <w:r>
-              <w:t>watt.wx.platformmonitoring.server.quiesce</w:t>
-            </w:r>
-            <w:proofErr w:type="spellEnd"/>
-            <w:r>
-              <w:t>=true).</w:t>
+              <w:t>Returns the top x number of IS threads with their current CPU usage.</w:t>
             </w:r>
           </w:p>
           <w:p>
@@ -17948,15 +16603,18 @@
               <w:cnfStyle w:val="000000000000" w:firstRow="0" w:lastRow="0" w:firstColumn="0" w:lastColumn="0" w:oddVBand="0" w:evenVBand="0" w:oddHBand="0" w:evenHBand="0" w:firstRowFirstColumn="0" w:firstRowLastColumn="0" w:lastRowFirstColumn="0" w:lastRowLastColumn="0"/>
             </w:pPr>
             <w:r>
-              <w:t>This service can be used for load balancer pinging. By setting the extended setting “</w:t>
-            </w:r>
-            <w:proofErr w:type="spellStart"/>
-            <w:r>
-              <w:t>watt.wx.platformmonitoring.server.quiesce</w:t>
-            </w:r>
-            <w:proofErr w:type="spellEnd"/>
-            <w:r>
-              <w:t>” to “true”, load balancers will take this endpoint from their data rotation. This is useful for planned maintenance of the IntegrationServer, like deployments.</w:t>
+              <w:t>Note: the CPU usage calculation is implemented in such way, that the service initially takes a sample of all running threads, then waits for a user-defined time, and then takes another sample of all running threads. By building the difference between these two samples the service can calculate the CPU usage. Therefore the service as a long runtime, but does not consume any CPU itself.</w:t>
+            </w:r>
+          </w:p>
+          <w:p>
+            <w:pPr>
+              <w:pStyle w:val="TextCopy"/>
+              <w:spacing w:line="300" w:lineRule="atLeast"/>
+              <w:jc w:val="both"/>
+              <w:cnfStyle w:val="000000000000" w:firstRow="0" w:lastRow="0" w:firstColumn="0" w:lastColumn="0" w:oddVBand="0" w:evenVBand="0" w:oddHBand="0" w:evenHBand="0" w:firstRowFirstColumn="0" w:firstRowLastColumn="0" w:lastRowFirstColumn="0" w:lastRowLastColumn="0"/>
+            </w:pPr>
+            <w:r>
+              <w:t>Call this service repeatedly in order to analyze changes in CPU consumption.</w:t>
             </w:r>
           </w:p>
         </w:tc>
@@ -17988,12 +16646,37 @@
           <w:p>
             <w:pPr>
               <w:pStyle w:val="TextCopy"/>
+              <w:numPr>
+                <w:ilvl w:val="0"/>
+                <w:numId w:val="5"/>
+              </w:numPr>
               <w:spacing w:line="300" w:lineRule="atLeast"/>
               <w:jc w:val="both"/>
               <w:cnfStyle w:val="000000010000" w:firstRow="0" w:lastRow="0" w:firstColumn="0" w:lastColumn="0" w:oddVBand="0" w:evenVBand="0" w:oddHBand="0" w:evenHBand="1" w:firstRowFirstColumn="0" w:firstRowLastColumn="0" w:lastRowFirstColumn="0" w:lastRowLastColumn="0"/>
             </w:pPr>
             <w:r>
-              <w:t>-</w:t>
+              <w:t>numberOfTopThreads</w:t>
+            </w:r>
+            <w:r>
+              <w:t>: limits the number of threads reported, sorted by their CPU usage descending. Default: 5</w:t>
+            </w:r>
+          </w:p>
+          <w:p>
+            <w:pPr>
+              <w:pStyle w:val="TextCopy"/>
+              <w:numPr>
+                <w:ilvl w:val="0"/>
+                <w:numId w:val="5"/>
+              </w:numPr>
+              <w:spacing w:line="300" w:lineRule="atLeast"/>
+              <w:jc w:val="both"/>
+              <w:cnfStyle w:val="000000010000" w:firstRow="0" w:lastRow="0" w:firstColumn="0" w:lastColumn="0" w:oddVBand="0" w:evenVBand="0" w:oddHBand="0" w:evenHBand="1" w:firstRowFirstColumn="0" w:firstRowLastColumn="0" w:lastRowFirstColumn="0" w:lastRowLastColumn="0"/>
+            </w:pPr>
+            <w:r>
+              <w:t>measurementIntervalSeconds</w:t>
+            </w:r>
+            <w:r>
+              <w:t>: measurement interval in seconds between the two Thread CPU samples. Default: 5 seconds</w:t>
             </w:r>
           </w:p>
         </w:tc>
@@ -18011,6 +16694,101 @@
               <w:jc w:val="both"/>
             </w:pPr>
             <w:r>
+              <w:t>Service Output</w:t>
+            </w:r>
+          </w:p>
+        </w:tc>
+        <w:tc>
+          <w:tcPr>
+            <w:tcW w:w="6315" w:type="dxa"/>
+          </w:tcPr>
+          <w:p>
+            <w:pPr>
+              <w:pStyle w:val="TextCopy"/>
+              <w:numPr>
+                <w:ilvl w:val="0"/>
+                <w:numId w:val="5"/>
+              </w:numPr>
+              <w:spacing w:line="300" w:lineRule="atLeast"/>
+              <w:jc w:val="both"/>
+              <w:cnfStyle w:val="000000000000" w:firstRow="0" w:lastRow="0" w:firstColumn="0" w:lastColumn="0" w:oddVBand="0" w:evenVBand="0" w:oddHBand="0" w:evenHBand="0" w:firstRowFirstColumn="0" w:firstRowLastColumn="0" w:lastRowFirstColumn="0" w:lastRowLastColumn="0"/>
+            </w:pPr>
+            <w:r>
+              <w:t>threadId</w:t>
+            </w:r>
+            <w:r>
+              <w:t>: Id of thread</w:t>
+            </w:r>
+          </w:p>
+          <w:p>
+            <w:pPr>
+              <w:pStyle w:val="TextCopy"/>
+              <w:numPr>
+                <w:ilvl w:val="0"/>
+                <w:numId w:val="5"/>
+              </w:numPr>
+              <w:spacing w:line="300" w:lineRule="atLeast"/>
+              <w:jc w:val="both"/>
+              <w:cnfStyle w:val="000000000000" w:firstRow="0" w:lastRow="0" w:firstColumn="0" w:lastColumn="0" w:oddVBand="0" w:evenVBand="0" w:oddHBand="0" w:evenHBand="0" w:firstRowFirstColumn="0" w:firstRowLastColumn="0" w:lastRowFirstColumn="0" w:lastRowLastColumn="0"/>
+            </w:pPr>
+            <w:r>
+              <w:t>threadName</w:t>
+            </w:r>
+            <w:r>
+              <w:t>: Name of thread</w:t>
+            </w:r>
+          </w:p>
+          <w:p>
+            <w:pPr>
+              <w:pStyle w:val="TextCopy"/>
+              <w:numPr>
+                <w:ilvl w:val="0"/>
+                <w:numId w:val="5"/>
+              </w:numPr>
+              <w:spacing w:line="300" w:lineRule="atLeast"/>
+              <w:jc w:val="both"/>
+              <w:cnfStyle w:val="000000000000" w:firstRow="0" w:lastRow="0" w:firstColumn="0" w:lastColumn="0" w:oddVBand="0" w:evenVBand="0" w:oddHBand="0" w:evenHBand="0" w:firstRowFirstColumn="0" w:firstRowLastColumn="0" w:lastRowFirstColumn="0" w:lastRowLastColumn="0"/>
+            </w:pPr>
+            <w:r>
+              <w:t>cpuUsagePercent</w:t>
+            </w:r>
+            <w:r>
+              <w:t>: Percentage of CPU usage, calculated over all available CPUs</w:t>
+            </w:r>
+          </w:p>
+          <w:p>
+            <w:pPr>
+              <w:pStyle w:val="TextCopy"/>
+              <w:numPr>
+                <w:ilvl w:val="0"/>
+                <w:numId w:val="5"/>
+              </w:numPr>
+              <w:spacing w:line="300" w:lineRule="atLeast"/>
+              <w:jc w:val="both"/>
+              <w:cnfStyle w:val="000000000000" w:firstRow="0" w:lastRow="0" w:firstColumn="0" w:lastColumn="0" w:oddVBand="0" w:evenVBand="0" w:oddHBand="0" w:evenHBand="0" w:firstRowFirstColumn="0" w:firstRowLastColumn="0" w:lastRowFirstColumn="0" w:lastRowLastColumn="0"/>
+            </w:pPr>
+            <w:r>
+              <w:t>threadDump: Stacktrace of thread</w:t>
+            </w:r>
+          </w:p>
+        </w:tc>
+      </w:tr>
+      <w:tr>
+        <w:trPr>
+          <w:cnfStyle w:val="000000010000" w:firstRow="0" w:lastRow="0" w:firstColumn="0" w:lastColumn="0" w:oddVBand="0" w:evenVBand="0" w:oddHBand="0" w:evenHBand="1" w:firstRowFirstColumn="0" w:firstRowLastColumn="0" w:lastRowFirstColumn="0" w:lastRowLastColumn="0"/>
+        </w:trPr>
+        <w:tc>
+          <w:tcPr>
+            <w:cnfStyle w:val="001000000000" w:firstRow="0" w:lastRow="0" w:firstColumn="1" w:lastColumn="0" w:oddVBand="0" w:evenVBand="0" w:oddHBand="0" w:evenHBand="0" w:firstRowFirstColumn="0" w:firstRowLastColumn="0" w:lastRowFirstColumn="0" w:lastRowLastColumn="0"/>
+            <w:tcW w:w="1649" w:type="dxa"/>
+          </w:tcPr>
+          <w:p>
+            <w:pPr>
+              <w:pStyle w:val="TextCopy"/>
+              <w:spacing w:line="300" w:lineRule="atLeast"/>
+              <w:jc w:val="both"/>
+            </w:pPr>
+            <w:r>
               <w:t>Configuration</w:t>
             </w:r>
           </w:p>
@@ -18024,37 +16802,24 @@
               <w:pStyle w:val="TextCopy"/>
               <w:spacing w:line="300" w:lineRule="atLeast"/>
               <w:jc w:val="both"/>
-              <w:cnfStyle w:val="000000000000" w:firstRow="0" w:lastRow="0" w:firstColumn="0" w:lastColumn="0" w:oddVBand="0" w:evenVBand="0" w:oddHBand="0" w:evenHBand="0" w:firstRowFirstColumn="0" w:firstRowLastColumn="0" w:lastRowFirstColumn="0" w:lastRowLastColumn="0"/>
-            </w:pPr>
-            <w:r>
-              <w:t xml:space="preserve">Extended Settings: </w:t>
-            </w:r>
-            <w:proofErr w:type="spellStart"/>
-            <w:r>
-              <w:t>watt.wx.platformmonitoring.server.quiesce</w:t>
-            </w:r>
-            <w:proofErr w:type="spellEnd"/>
+              <w:cnfStyle w:val="000000010000" w:firstRow="0" w:lastRow="0" w:firstColumn="0" w:lastColumn="0" w:oddVBand="0" w:evenVBand="0" w:oddHBand="0" w:evenHBand="1" w:firstRowFirstColumn="0" w:firstRowLastColumn="0" w:lastRowFirstColumn="0" w:lastRowLastColumn="0"/>
+            </w:pPr>
+            <w:r>
+              <w:t>-</w:t>
+            </w:r>
           </w:p>
         </w:tc>
       </w:tr>
     </w:tbl>
     <w:p>
       <w:pPr>
-        <w:pStyle w:val="HeadingII"/>
-      </w:pPr>
-      <w:bookmarkStart w:id="44" w:name="_Toc478400418"/>
-      <w:r>
-        <w:t>Messaging</w:t>
-      </w:r>
-      <w:bookmarkEnd w:id="44"/>
-    </w:p>
-    <w:p>
-      <w:pPr>
         <w:pStyle w:val="TextCopy"/>
       </w:pPr>
-      <w:r>
-        <w:t>The following services are provided for extracting messaging information like JMS Connection status from the IntegrationServer:</w:t>
-      </w:r>
+    </w:p>
+    <w:p>
+      <w:pPr>
+        <w:pStyle w:val="TextCopy"/>
+      </w:pPr>
     </w:p>
     <w:tbl>
       <w:tblPr>
@@ -18097,11 +16862,15 @@
               <w:jc w:val="both"/>
               <w:cnfStyle w:val="100000000000" w:firstRow="1" w:lastRow="0" w:firstColumn="0" w:lastColumn="0" w:oddVBand="0" w:evenVBand="0" w:oddHBand="0" w:evenHBand="0" w:firstRowFirstColumn="0" w:firstRowLastColumn="0" w:lastRowFirstColumn="0" w:lastRowLastColumn="0"/>
             </w:pPr>
-            <w:proofErr w:type="spellStart"/>
-            <w:r>
-              <w:t>wx.platformMonitoring.pub.messaging:getJmsConnectionAliasStatus</w:t>
-            </w:r>
-            <w:proofErr w:type="spellEnd"/>
+            <w:r>
+              <w:t>wx.platformM</w:t>
+            </w:r>
+            <w:r>
+              <w:t>onitoring.pub.server.threads:log</w:t>
+            </w:r>
+            <w:r>
+              <w:t>ThreadCpuUsage</w:t>
+            </w:r>
           </w:p>
         </w:tc>
       </w:tr>
@@ -18134,7 +16903,68 @@
               <w:cnfStyle w:val="000000000000" w:firstRow="0" w:lastRow="0" w:firstColumn="0" w:lastColumn="0" w:oddVBand="0" w:evenVBand="0" w:oddHBand="0" w:evenHBand="0" w:firstRowFirstColumn="0" w:firstRowLastColumn="0" w:lastRowFirstColumn="0" w:lastRowLastColumn="0"/>
             </w:pPr>
             <w:r>
-              <w:t>Returns the status (enabled and connected?) of the given JMS Connection Alias.</w:t>
+              <w:t>Logs the top x number of IS threads with their current CPU usage to the log file “</w:t>
+            </w:r>
+            <w:r>
+              <w:rPr>
+                <w:i/>
+              </w:rPr>
+              <w:t>logs/wxplatformmonitoring.log</w:t>
+            </w:r>
+            <w:r>
+              <w:t xml:space="preserve">”. </w:t>
+            </w:r>
+          </w:p>
+          <w:p>
+            <w:pPr>
+              <w:pStyle w:val="TextCopy"/>
+              <w:spacing w:line="300" w:lineRule="atLeast"/>
+              <w:jc w:val="both"/>
+              <w:cnfStyle w:val="000000000000" w:firstRow="0" w:lastRow="0" w:firstColumn="0" w:lastColumn="0" w:oddVBand="0" w:evenVBand="0" w:oddHBand="0" w:evenHBand="0" w:firstRowFirstColumn="0" w:firstRowLastColumn="0" w:lastRowFirstColumn="0" w:lastRowLastColumn="0"/>
+            </w:pPr>
+            <w:r>
+              <w:t>The functionality is the same as for the “</w:t>
+            </w:r>
+            <w:r>
+              <w:rPr>
+                <w:i/>
+              </w:rPr>
+              <w:t>wx.platformMonitoring.pub.server.threads:getThreadCpuUsage</w:t>
+            </w:r>
+            <w:r>
+              <w:t>” service described above.</w:t>
+            </w:r>
+          </w:p>
+          <w:p>
+            <w:pPr>
+              <w:pStyle w:val="TextCopy"/>
+              <w:spacing w:line="300" w:lineRule="atLeast"/>
+              <w:jc w:val="both"/>
+              <w:cnfStyle w:val="000000000000" w:firstRow="0" w:lastRow="0" w:firstColumn="0" w:lastColumn="0" w:oddVBand="0" w:evenVBand="0" w:oddHBand="0" w:evenHBand="0" w:firstRowFirstColumn="0" w:firstRowLastColumn="0" w:lastRowFirstColumn="0" w:lastRowLastColumn="0"/>
+            </w:pPr>
+            <w:r>
+              <w:t>Note: the logging of the CPU measurements is done in CSV format. The output can be redirected to another file by adjusting the log4j appender “</w:t>
+            </w:r>
+            <w:r>
+              <w:rPr>
+                <w:i/>
+              </w:rPr>
+              <w:t>wx.platformMonitoring.server.threads.csv</w:t>
+            </w:r>
+            <w:r>
+              <w:t>”</w:t>
+            </w:r>
+            <w:r>
+              <w:t xml:space="preserve"> as defined in the “</w:t>
+            </w:r>
+            <w:r>
+              <w:rPr>
+                <w:i/>
+              </w:rPr>
+              <w:t>WxPlatformMonitoring/config/log4j.xml</w:t>
+            </w:r>
+            <w:r>
+              <w:t>” configuration.</w:t>
             </w:r>
           </w:p>
         </w:tc>
@@ -18155,6 +16985,7 @@
               <w:jc w:val="both"/>
             </w:pPr>
             <w:r>
+              <w:lastRenderedPageBreak/>
               <w:t>Service Input</w:t>
             </w:r>
           </w:p>
@@ -18166,15 +16997,447 @@
           <w:p>
             <w:pPr>
               <w:pStyle w:val="TextCopy"/>
+              <w:numPr>
+                <w:ilvl w:val="0"/>
+                <w:numId w:val="5"/>
+              </w:numPr>
               <w:spacing w:line="300" w:lineRule="atLeast"/>
               <w:jc w:val="both"/>
               <w:cnfStyle w:val="000000010000" w:firstRow="0" w:lastRow="0" w:firstColumn="0" w:lastColumn="0" w:oddVBand="0" w:evenVBand="0" w:oddHBand="0" w:evenHBand="1" w:firstRowFirstColumn="0" w:firstRowLastColumn="0" w:lastRowFirstColumn="0" w:lastRowLastColumn="0"/>
             </w:pPr>
-            <w:proofErr w:type="spellStart"/>
+            <w:r>
+              <w:t>numberOfTopThreads</w:t>
+            </w:r>
+            <w:r>
+              <w:t>: limits the number of threads reported, sorted by their CPU usage descending. Default: 5</w:t>
+            </w:r>
+          </w:p>
+          <w:p>
+            <w:pPr>
+              <w:pStyle w:val="TextCopy"/>
+              <w:numPr>
+                <w:ilvl w:val="0"/>
+                <w:numId w:val="5"/>
+              </w:numPr>
+              <w:spacing w:line="300" w:lineRule="atLeast"/>
+              <w:jc w:val="both"/>
+              <w:cnfStyle w:val="000000010000" w:firstRow="0" w:lastRow="0" w:firstColumn="0" w:lastColumn="0" w:oddVBand="0" w:evenVBand="0" w:oddHBand="0" w:evenHBand="1" w:firstRowFirstColumn="0" w:firstRowLastColumn="0" w:lastRowFirstColumn="0" w:lastRowLastColumn="0"/>
+            </w:pPr>
+            <w:r>
+              <w:t>measurementIntervalSeconds</w:t>
+            </w:r>
+            <w:r>
+              <w:t>: measurement interval in seconds between the two Thread CPU samples. Default: 5 seconds</w:t>
+            </w:r>
+          </w:p>
+        </w:tc>
+      </w:tr>
+      <w:tr>
+        <w:tc>
+          <w:tcPr>
+            <w:cnfStyle w:val="001000000000" w:firstRow="0" w:lastRow="0" w:firstColumn="1" w:lastColumn="0" w:oddVBand="0" w:evenVBand="0" w:oddHBand="0" w:evenHBand="0" w:firstRowFirstColumn="0" w:firstRowLastColumn="0" w:lastRowFirstColumn="0" w:lastRowLastColumn="0"/>
+            <w:tcW w:w="1649" w:type="dxa"/>
+          </w:tcPr>
+          <w:p>
+            <w:pPr>
+              <w:pStyle w:val="TextCopy"/>
+              <w:spacing w:line="300" w:lineRule="atLeast"/>
+              <w:jc w:val="both"/>
+            </w:pPr>
+            <w:r>
+              <w:t>Service Output</w:t>
+            </w:r>
+          </w:p>
+        </w:tc>
+        <w:tc>
+          <w:tcPr>
+            <w:tcW w:w="6315" w:type="dxa"/>
+          </w:tcPr>
+          <w:p>
+            <w:pPr>
+              <w:pStyle w:val="TextCopy"/>
+              <w:spacing w:line="300" w:lineRule="atLeast"/>
+              <w:jc w:val="both"/>
+              <w:cnfStyle w:val="000000000000" w:firstRow="0" w:lastRow="0" w:firstColumn="0" w:lastColumn="0" w:oddVBand="0" w:evenVBand="0" w:oddHBand="0" w:evenHBand="0" w:firstRowFirstColumn="0" w:firstRowLastColumn="0" w:lastRowFirstColumn="0" w:lastRowLastColumn="0"/>
+            </w:pPr>
+            <w:r>
+              <w:t>-</w:t>
+            </w:r>
+          </w:p>
+        </w:tc>
+      </w:tr>
+      <w:tr>
+        <w:trPr>
+          <w:cnfStyle w:val="000000010000" w:firstRow="0" w:lastRow="0" w:firstColumn="0" w:lastColumn="0" w:oddVBand="0" w:evenVBand="0" w:oddHBand="0" w:evenHBand="1" w:firstRowFirstColumn="0" w:firstRowLastColumn="0" w:lastRowFirstColumn="0" w:lastRowLastColumn="0"/>
+        </w:trPr>
+        <w:tc>
+          <w:tcPr>
+            <w:cnfStyle w:val="001000000000" w:firstRow="0" w:lastRow="0" w:firstColumn="1" w:lastColumn="0" w:oddVBand="0" w:evenVBand="0" w:oddHBand="0" w:evenHBand="0" w:firstRowFirstColumn="0" w:firstRowLastColumn="0" w:lastRowFirstColumn="0" w:lastRowLastColumn="0"/>
+            <w:tcW w:w="1649" w:type="dxa"/>
+          </w:tcPr>
+          <w:p>
+            <w:pPr>
+              <w:pStyle w:val="TextCopy"/>
+              <w:spacing w:line="300" w:lineRule="atLeast"/>
+              <w:jc w:val="both"/>
+            </w:pPr>
+            <w:r>
+              <w:t>Configuration</w:t>
+            </w:r>
+          </w:p>
+        </w:tc>
+        <w:tc>
+          <w:tcPr>
+            <w:tcW w:w="6315" w:type="dxa"/>
+          </w:tcPr>
+          <w:p>
+            <w:pPr>
+              <w:pStyle w:val="TextCopy"/>
+              <w:spacing w:line="300" w:lineRule="atLeast"/>
+              <w:jc w:val="both"/>
+              <w:cnfStyle w:val="000000010000" w:firstRow="0" w:lastRow="0" w:firstColumn="0" w:lastColumn="0" w:oddVBand="0" w:evenVBand="0" w:oddHBand="0" w:evenHBand="1" w:firstRowFirstColumn="0" w:firstRowLastColumn="0" w:lastRowFirstColumn="0" w:lastRowLastColumn="0"/>
+            </w:pPr>
+            <w:r>
+              <w:t>-</w:t>
+            </w:r>
+          </w:p>
+        </w:tc>
+      </w:tr>
+    </w:tbl>
+    <w:p>
+      <w:pPr>
+        <w:pStyle w:val="TextCopy"/>
+      </w:pPr>
+    </w:p>
+    <w:p>
+      <w:pPr>
+        <w:pStyle w:val="TextCopy"/>
+      </w:pPr>
+    </w:p>
+    <w:tbl>
+      <w:tblPr>
+        <w:tblStyle w:val="TABLESTYLE1"/>
+        <w:tblW w:w="0" w:type="auto"/>
+        <w:tblLook w:val="04A0" w:firstRow="1" w:lastRow="0" w:firstColumn="1" w:lastColumn="0" w:noHBand="0" w:noVBand="1"/>
+      </w:tblPr>
+      <w:tblGrid>
+        <w:gridCol w:w="1649"/>
+        <w:gridCol w:w="6315"/>
+      </w:tblGrid>
+      <w:tr>
+        <w:trPr>
+          <w:cnfStyle w:val="100000000000" w:firstRow="1" w:lastRow="0" w:firstColumn="0" w:lastColumn="0" w:oddVBand="0" w:evenVBand="0" w:oddHBand="0" w:evenHBand="0" w:firstRowFirstColumn="0" w:firstRowLastColumn="0" w:lastRowFirstColumn="0" w:lastRowLastColumn="0"/>
+        </w:trPr>
+        <w:tc>
+          <w:tcPr>
+            <w:cnfStyle w:val="001000000000" w:firstRow="0" w:lastRow="0" w:firstColumn="1" w:lastColumn="0" w:oddVBand="0" w:evenVBand="0" w:oddHBand="0" w:evenHBand="0" w:firstRowFirstColumn="0" w:firstRowLastColumn="0" w:lastRowFirstColumn="0" w:lastRowLastColumn="0"/>
+            <w:tcW w:w="1649" w:type="dxa"/>
+          </w:tcPr>
+          <w:p>
+            <w:pPr>
+              <w:pStyle w:val="TextCopy"/>
+              <w:spacing w:line="300" w:lineRule="atLeast"/>
+              <w:jc w:val="both"/>
+            </w:pPr>
+            <w:r>
+              <w:t>Service</w:t>
+            </w:r>
+          </w:p>
+        </w:tc>
+        <w:tc>
+          <w:tcPr>
+            <w:tcW w:w="6315" w:type="dxa"/>
+          </w:tcPr>
+          <w:p>
+            <w:pPr>
+              <w:pStyle w:val="TextCopy"/>
+              <w:spacing w:line="300" w:lineRule="atLeast"/>
+              <w:jc w:val="both"/>
+              <w:cnfStyle w:val="100000000000" w:firstRow="1" w:lastRow="0" w:firstColumn="0" w:lastColumn="0" w:oddVBand="0" w:evenVBand="0" w:oddHBand="0" w:evenHBand="0" w:firstRowFirstColumn="0" w:firstRowLastColumn="0" w:lastRowFirstColumn="0" w:lastRowLastColumn="0"/>
+            </w:pPr>
+            <w:r>
+              <w:t>wx.platformMonitoring.pub.server:ping</w:t>
+            </w:r>
+          </w:p>
+        </w:tc>
+      </w:tr>
+      <w:tr>
+        <w:tc>
+          <w:tcPr>
+            <w:cnfStyle w:val="001000000000" w:firstRow="0" w:lastRow="0" w:firstColumn="1" w:lastColumn="0" w:oddVBand="0" w:evenVBand="0" w:oddHBand="0" w:evenHBand="0" w:firstRowFirstColumn="0" w:firstRowLastColumn="0" w:lastRowFirstColumn="0" w:lastRowLastColumn="0"/>
+            <w:tcW w:w="1649" w:type="dxa"/>
+          </w:tcPr>
+          <w:p>
+            <w:pPr>
+              <w:pStyle w:val="TextCopy"/>
+              <w:spacing w:line="300" w:lineRule="atLeast"/>
+              <w:jc w:val="both"/>
+            </w:pPr>
+            <w:r>
+              <w:t>Description</w:t>
+            </w:r>
+          </w:p>
+        </w:tc>
+        <w:tc>
+          <w:tcPr>
+            <w:tcW w:w="6315" w:type="dxa"/>
+          </w:tcPr>
+          <w:p>
+            <w:pPr>
+              <w:pStyle w:val="TextCopy"/>
+              <w:spacing w:line="300" w:lineRule="atLeast"/>
+              <w:jc w:val="both"/>
+              <w:cnfStyle w:val="000000000000" w:firstRow="0" w:lastRow="0" w:firstColumn="0" w:lastColumn="0" w:oddVBand="0" w:evenVBand="0" w:oddHBand="0" w:evenHBand="0" w:firstRowFirstColumn="0" w:firstRowLastColumn="0" w:lastRowFirstColumn="0" w:lastRowLastColumn="0"/>
+            </w:pPr>
+            <w:r>
+              <w:t>Depending on the extended server setting “</w:t>
+            </w:r>
+            <w:r>
+              <w:t>watt.wx.platformmonitoring.server.quiesce</w:t>
+            </w:r>
+            <w:r>
+              <w:t>”, this server either returns the http code “200” (</w:t>
+            </w:r>
+            <w:r>
+              <w:t>watt.wx.platformmonitoring.server.quiesce</w:t>
+            </w:r>
+            <w:r>
+              <w:t>=false), or “400” (</w:t>
+            </w:r>
+            <w:r>
+              <w:t>watt.wx.platformmonitoring.server.quiesce</w:t>
+            </w:r>
+            <w:r>
+              <w:t>=true).</w:t>
+            </w:r>
+          </w:p>
+          <w:p>
+            <w:pPr>
+              <w:pStyle w:val="TextCopy"/>
+              <w:spacing w:line="300" w:lineRule="atLeast"/>
+              <w:jc w:val="both"/>
+              <w:cnfStyle w:val="000000000000" w:firstRow="0" w:lastRow="0" w:firstColumn="0" w:lastColumn="0" w:oddVBand="0" w:evenVBand="0" w:oddHBand="0" w:evenHBand="0" w:firstRowFirstColumn="0" w:firstRowLastColumn="0" w:lastRowFirstColumn="0" w:lastRowLastColumn="0"/>
+            </w:pPr>
+            <w:r>
+              <w:t>This service can be used for load balancer pinging. By setting the extended setting “</w:t>
+            </w:r>
+            <w:r>
+              <w:t>watt.wx.platformmonitoring.server.quiesce</w:t>
+            </w:r>
+            <w:r>
+              <w:t>” to “true”, load balancers will take this endpoint from their data rotation. This is useful for planned maintenance of the IntegrationServer, like deployments.</w:t>
+            </w:r>
+          </w:p>
+        </w:tc>
+      </w:tr>
+      <w:tr>
+        <w:trPr>
+          <w:cnfStyle w:val="000000010000" w:firstRow="0" w:lastRow="0" w:firstColumn="0" w:lastColumn="0" w:oddVBand="0" w:evenVBand="0" w:oddHBand="0" w:evenHBand="1" w:firstRowFirstColumn="0" w:firstRowLastColumn="0" w:lastRowFirstColumn="0" w:lastRowLastColumn="0"/>
+        </w:trPr>
+        <w:tc>
+          <w:tcPr>
+            <w:cnfStyle w:val="001000000000" w:firstRow="0" w:lastRow="0" w:firstColumn="1" w:lastColumn="0" w:oddVBand="0" w:evenVBand="0" w:oddHBand="0" w:evenHBand="0" w:firstRowFirstColumn="0" w:firstRowLastColumn="0" w:lastRowFirstColumn="0" w:lastRowLastColumn="0"/>
+            <w:tcW w:w="1649" w:type="dxa"/>
+          </w:tcPr>
+          <w:p>
+            <w:pPr>
+              <w:pStyle w:val="TextCopy"/>
+              <w:spacing w:line="300" w:lineRule="atLeast"/>
+              <w:jc w:val="both"/>
+            </w:pPr>
+            <w:r>
+              <w:t>Service Input</w:t>
+            </w:r>
+          </w:p>
+        </w:tc>
+        <w:tc>
+          <w:tcPr>
+            <w:tcW w:w="6315" w:type="dxa"/>
+          </w:tcPr>
+          <w:p>
+            <w:pPr>
+              <w:pStyle w:val="TextCopy"/>
+              <w:spacing w:line="300" w:lineRule="atLeast"/>
+              <w:jc w:val="both"/>
+              <w:cnfStyle w:val="000000010000" w:firstRow="0" w:lastRow="0" w:firstColumn="0" w:lastColumn="0" w:oddVBand="0" w:evenVBand="0" w:oddHBand="0" w:evenHBand="1" w:firstRowFirstColumn="0" w:firstRowLastColumn="0" w:lastRowFirstColumn="0" w:lastRowLastColumn="0"/>
+            </w:pPr>
+            <w:r>
+              <w:t>-</w:t>
+            </w:r>
+          </w:p>
+        </w:tc>
+      </w:tr>
+      <w:tr>
+        <w:tc>
+          <w:tcPr>
+            <w:cnfStyle w:val="001000000000" w:firstRow="0" w:lastRow="0" w:firstColumn="1" w:lastColumn="0" w:oddVBand="0" w:evenVBand="0" w:oddHBand="0" w:evenHBand="0" w:firstRowFirstColumn="0" w:firstRowLastColumn="0" w:lastRowFirstColumn="0" w:lastRowLastColumn="0"/>
+            <w:tcW w:w="1649" w:type="dxa"/>
+          </w:tcPr>
+          <w:p>
+            <w:pPr>
+              <w:pStyle w:val="TextCopy"/>
+              <w:spacing w:line="300" w:lineRule="atLeast"/>
+              <w:jc w:val="both"/>
+            </w:pPr>
+            <w:r>
+              <w:t>Configuration</w:t>
+            </w:r>
+          </w:p>
+        </w:tc>
+        <w:tc>
+          <w:tcPr>
+            <w:tcW w:w="6315" w:type="dxa"/>
+          </w:tcPr>
+          <w:p>
+            <w:pPr>
+              <w:pStyle w:val="TextCopy"/>
+              <w:spacing w:line="300" w:lineRule="atLeast"/>
+              <w:jc w:val="both"/>
+              <w:cnfStyle w:val="000000000000" w:firstRow="0" w:lastRow="0" w:firstColumn="0" w:lastColumn="0" w:oddVBand="0" w:evenVBand="0" w:oddHBand="0" w:evenHBand="0" w:firstRowFirstColumn="0" w:firstRowLastColumn="0" w:lastRowFirstColumn="0" w:lastRowLastColumn="0"/>
+            </w:pPr>
+            <w:r>
+              <w:t xml:space="preserve">Extended Settings: </w:t>
+            </w:r>
+            <w:r>
+              <w:t>watt.wx.platformmonitoring.server.quiesce</w:t>
+            </w:r>
+          </w:p>
+        </w:tc>
+      </w:tr>
+    </w:tbl>
+    <w:p>
+      <w:pPr>
+        <w:pStyle w:val="HeadingII"/>
+      </w:pPr>
+      <w:bookmarkStart w:id="44" w:name="_Toc478400418"/>
+      <w:r>
+        <w:t>Messaging</w:t>
+      </w:r>
+      <w:bookmarkEnd w:id="44"/>
+    </w:p>
+    <w:p>
+      <w:pPr>
+        <w:pStyle w:val="TextCopy"/>
+      </w:pPr>
+      <w:r>
+        <w:t>The following services are provided for extracting messaging information like JMS Connection status from the IntegrationServer:</w:t>
+      </w:r>
+    </w:p>
+    <w:tbl>
+      <w:tblPr>
+        <w:tblStyle w:val="TABLESTYLE1"/>
+        <w:tblW w:w="0" w:type="auto"/>
+        <w:tblLook w:val="04A0" w:firstRow="1" w:lastRow="0" w:firstColumn="1" w:lastColumn="0" w:noHBand="0" w:noVBand="1"/>
+      </w:tblPr>
+      <w:tblGrid>
+        <w:gridCol w:w="1649"/>
+        <w:gridCol w:w="6315"/>
+      </w:tblGrid>
+      <w:tr>
+        <w:trPr>
+          <w:cnfStyle w:val="100000000000" w:firstRow="1" w:lastRow="0" w:firstColumn="0" w:lastColumn="0" w:oddVBand="0" w:evenVBand="0" w:oddHBand="0" w:evenHBand="0" w:firstRowFirstColumn="0" w:firstRowLastColumn="0" w:lastRowFirstColumn="0" w:lastRowLastColumn="0"/>
+        </w:trPr>
+        <w:tc>
+          <w:tcPr>
+            <w:cnfStyle w:val="001000000000" w:firstRow="0" w:lastRow="0" w:firstColumn="1" w:lastColumn="0" w:oddVBand="0" w:evenVBand="0" w:oddHBand="0" w:evenHBand="0" w:firstRowFirstColumn="0" w:firstRowLastColumn="0" w:lastRowFirstColumn="0" w:lastRowLastColumn="0"/>
+            <w:tcW w:w="1649" w:type="dxa"/>
+          </w:tcPr>
+          <w:p>
+            <w:pPr>
+              <w:pStyle w:val="TextCopy"/>
+              <w:spacing w:line="300" w:lineRule="atLeast"/>
+              <w:jc w:val="both"/>
+            </w:pPr>
+            <w:r>
+              <w:t>Service</w:t>
+            </w:r>
+          </w:p>
+        </w:tc>
+        <w:tc>
+          <w:tcPr>
+            <w:tcW w:w="6315" w:type="dxa"/>
+          </w:tcPr>
+          <w:p>
+            <w:pPr>
+              <w:pStyle w:val="TextCopy"/>
+              <w:spacing w:line="300" w:lineRule="atLeast"/>
+              <w:jc w:val="both"/>
+              <w:cnfStyle w:val="100000000000" w:firstRow="1" w:lastRow="0" w:firstColumn="0" w:lastColumn="0" w:oddVBand="0" w:evenVBand="0" w:oddHBand="0" w:evenHBand="0" w:firstRowFirstColumn="0" w:firstRowLastColumn="0" w:lastRowFirstColumn="0" w:lastRowLastColumn="0"/>
+            </w:pPr>
+            <w:r>
+              <w:t>wx.platformMonitoring.pub.messaging:getJmsConnectionAliasStatus</w:t>
+            </w:r>
+          </w:p>
+        </w:tc>
+      </w:tr>
+      <w:tr>
+        <w:tc>
+          <w:tcPr>
+            <w:cnfStyle w:val="001000000000" w:firstRow="0" w:lastRow="0" w:firstColumn="1" w:lastColumn="0" w:oddVBand="0" w:evenVBand="0" w:oddHBand="0" w:evenHBand="0" w:firstRowFirstColumn="0" w:firstRowLastColumn="0" w:lastRowFirstColumn="0" w:lastRowLastColumn="0"/>
+            <w:tcW w:w="1649" w:type="dxa"/>
+          </w:tcPr>
+          <w:p>
+            <w:pPr>
+              <w:pStyle w:val="TextCopy"/>
+              <w:spacing w:line="300" w:lineRule="atLeast"/>
+              <w:jc w:val="both"/>
+            </w:pPr>
+            <w:r>
+              <w:t>Description</w:t>
+            </w:r>
+          </w:p>
+        </w:tc>
+        <w:tc>
+          <w:tcPr>
+            <w:tcW w:w="6315" w:type="dxa"/>
+          </w:tcPr>
+          <w:p>
+            <w:pPr>
+              <w:pStyle w:val="TextCopy"/>
+              <w:spacing w:line="300" w:lineRule="atLeast"/>
+              <w:jc w:val="both"/>
+              <w:cnfStyle w:val="000000000000" w:firstRow="0" w:lastRow="0" w:firstColumn="0" w:lastColumn="0" w:oddVBand="0" w:evenVBand="0" w:oddHBand="0" w:evenHBand="0" w:firstRowFirstColumn="0" w:firstRowLastColumn="0" w:lastRowFirstColumn="0" w:lastRowLastColumn="0"/>
+            </w:pPr>
+            <w:r>
+              <w:t>Returns the status (enabled and connected?) of the given JMS Connection Alias.</w:t>
+            </w:r>
+          </w:p>
+        </w:tc>
+      </w:tr>
+      <w:tr>
+        <w:trPr>
+          <w:cnfStyle w:val="000000010000" w:firstRow="0" w:lastRow="0" w:firstColumn="0" w:lastColumn="0" w:oddVBand="0" w:evenVBand="0" w:oddHBand="0" w:evenHBand="1" w:firstRowFirstColumn="0" w:firstRowLastColumn="0" w:lastRowFirstColumn="0" w:lastRowLastColumn="0"/>
+        </w:trPr>
+        <w:tc>
+          <w:tcPr>
+            <w:cnfStyle w:val="001000000000" w:firstRow="0" w:lastRow="0" w:firstColumn="1" w:lastColumn="0" w:oddVBand="0" w:evenVBand="0" w:oddHBand="0" w:evenHBand="0" w:firstRowFirstColumn="0" w:firstRowLastColumn="0" w:lastRowFirstColumn="0" w:lastRowLastColumn="0"/>
+            <w:tcW w:w="1649" w:type="dxa"/>
+          </w:tcPr>
+          <w:p>
+            <w:pPr>
+              <w:pStyle w:val="TextCopy"/>
+              <w:spacing w:line="300" w:lineRule="atLeast"/>
+              <w:jc w:val="both"/>
+            </w:pPr>
+            <w:r>
+              <w:t>Service Input</w:t>
+            </w:r>
+          </w:p>
+        </w:tc>
+        <w:tc>
+          <w:tcPr>
+            <w:tcW w:w="6315" w:type="dxa"/>
+          </w:tcPr>
+          <w:p>
+            <w:pPr>
+              <w:pStyle w:val="TextCopy"/>
+              <w:spacing w:line="300" w:lineRule="atLeast"/>
+              <w:jc w:val="both"/>
+              <w:cnfStyle w:val="000000010000" w:firstRow="0" w:lastRow="0" w:firstColumn="0" w:lastColumn="0" w:oddVBand="0" w:evenVBand="0" w:oddHBand="0" w:evenHBand="1" w:firstRowFirstColumn="0" w:firstRowLastColumn="0" w:lastRowFirstColumn="0" w:lastRowLastColumn="0"/>
+            </w:pPr>
             <w:r>
               <w:t>jmsConnectionAlias</w:t>
             </w:r>
-            <w:proofErr w:type="spellEnd"/>
           </w:p>
         </w:tc>
       </w:tr>
@@ -18244,6 +17507,7 @@
               <w:jc w:val="both"/>
             </w:pPr>
             <w:r>
+              <w:lastRenderedPageBreak/>
               <w:t>Service</w:t>
             </w:r>
           </w:p>
@@ -18330,11 +17594,9 @@
               <w:jc w:val="both"/>
               <w:cnfStyle w:val="000000010000" w:firstRow="0" w:lastRow="0" w:firstColumn="0" w:lastColumn="0" w:oddVBand="0" w:evenVBand="0" w:oddHBand="0" w:evenHBand="1" w:firstRowFirstColumn="0" w:firstRowLastColumn="0" w:lastRowFirstColumn="0" w:lastRowLastColumn="0"/>
             </w:pPr>
-            <w:proofErr w:type="spellStart"/>
             <w:r>
               <w:t>messagingConnectionAlias</w:t>
             </w:r>
-            <w:proofErr w:type="spellEnd"/>
           </w:p>
         </w:tc>
       </w:tr>
@@ -18409,7 +17671,6 @@
               <w:jc w:val="both"/>
             </w:pPr>
             <w:r>
-              <w:lastRenderedPageBreak/>
               <w:t>Service</w:t>
             </w:r>
           </w:p>
@@ -18460,25 +17721,7 @@
               <w:cnfStyle w:val="000000000000" w:firstRow="0" w:lastRow="0" w:firstColumn="0" w:lastColumn="0" w:oddVBand="0" w:evenVBand="0" w:oddHBand="0" w:evenHBand="0" w:firstRowFirstColumn="0" w:firstRowLastColumn="0" w:lastRowFirstColumn="0" w:lastRowLastColumn="0"/>
             </w:pPr>
             <w:r>
-              <w:t xml:space="preserve">Returns the status </w:t>
-            </w:r>
-            <w:r>
-              <w:t xml:space="preserve">list </w:t>
-            </w:r>
-            <w:r>
-              <w:t xml:space="preserve">(enabled and connected?) of </w:t>
-            </w:r>
-            <w:r>
-              <w:t xml:space="preserve">all configured </w:t>
-            </w:r>
-            <w:r>
-              <w:t>JMS Connection</w:t>
-            </w:r>
-            <w:r>
-              <w:t>s</w:t>
-            </w:r>
-            <w:r>
-              <w:t>.</w:t>
+              <w:t>Returns the status list (enabled and connected?) of all configured JMS Connections.</w:t>
             </w:r>
           </w:p>
         </w:tc>
@@ -18548,11 +17791,9 @@
               <w:jc w:val="both"/>
               <w:cnfStyle w:val="000000000000" w:firstRow="0" w:lastRow="0" w:firstColumn="0" w:lastColumn="0" w:oddVBand="0" w:evenVBand="0" w:oddHBand="0" w:evenHBand="0" w:firstRowFirstColumn="0" w:firstRowLastColumn="0" w:lastRowFirstColumn="0" w:lastRowLastColumn="0"/>
             </w:pPr>
-            <w:proofErr w:type="spellStart"/>
             <w:r>
               <w:t>messaging.json</w:t>
             </w:r>
-            <w:proofErr w:type="spellEnd"/>
             <w:r>
               <w:t xml:space="preserve"> </w:t>
             </w:r>
@@ -18572,18 +17813,12 @@
               <w:rPr>
                 <w:i/>
               </w:rPr>
-              <w:instrText xml:space="preserve"> REF _Ref478650510 \h </w:instrText>
+              <w:instrText xml:space="preserve"> REF _Ref478650510 \h  \* MERGEFORMAT </w:instrText>
             </w:r>
             <w:r>
               <w:rPr>
                 <w:i/>
               </w:rPr>
-            </w:r>
-            <w:r>
-              <w:rPr>
-                <w:i/>
-              </w:rPr>
-              <w:instrText xml:space="preserve"> \* MERGEFORMAT </w:instrText>
             </w:r>
             <w:r>
               <w:rPr>
@@ -18706,25 +17941,7 @@
               <w:cnfStyle w:val="000000000000" w:firstRow="0" w:lastRow="0" w:firstColumn="0" w:lastColumn="0" w:oddVBand="0" w:evenVBand="0" w:oddHBand="0" w:evenHBand="0" w:firstRowFirstColumn="0" w:firstRowLastColumn="0" w:lastRowFirstColumn="0" w:lastRowLastColumn="0"/>
             </w:pPr>
             <w:r>
-              <w:t xml:space="preserve">Returns the status </w:t>
-            </w:r>
-            <w:r>
-              <w:t xml:space="preserve">list </w:t>
-            </w:r>
-            <w:r>
-              <w:t xml:space="preserve">(enabled and connected?) of </w:t>
-            </w:r>
-            <w:r>
-              <w:t>all configured Messaging</w:t>
-            </w:r>
-            <w:r>
-              <w:t xml:space="preserve"> Connection</w:t>
-            </w:r>
-            <w:r>
-              <w:t>s</w:t>
-            </w:r>
-            <w:r>
-              <w:t>.</w:t>
+              <w:t>Returns the status list (enabled and connected?) of all configured Messaging Connections.</w:t>
             </w:r>
           </w:p>
         </w:tc>
@@ -18794,11 +18011,9 @@
               <w:jc w:val="both"/>
               <w:cnfStyle w:val="000000000000" w:firstRow="0" w:lastRow="0" w:firstColumn="0" w:lastColumn="0" w:oddVBand="0" w:evenVBand="0" w:oddHBand="0" w:evenHBand="0" w:firstRowFirstColumn="0" w:firstRowLastColumn="0" w:lastRowFirstColumn="0" w:lastRowLastColumn="0"/>
             </w:pPr>
-            <w:proofErr w:type="spellStart"/>
             <w:r>
               <w:t>messaging.json</w:t>
             </w:r>
-            <w:proofErr w:type="spellEnd"/>
             <w:r>
               <w:t xml:space="preserve"> </w:t>
             </w:r>
@@ -18818,7 +18033,7 @@
               <w:rPr>
                 <w:i/>
               </w:rPr>
-              <w:instrText xml:space="preserve"> REF _Ref478650510 \h </w:instrText>
+              <w:instrText xml:space="preserve"> REF _Ref478650510 \h  \* MERGEFORMAT </w:instrText>
             </w:r>
             <w:r>
               <w:rPr>
@@ -18829,41 +18044,33 @@
               <w:rPr>
                 <w:i/>
               </w:rPr>
-              <w:instrText xml:space="preserve"> \* MERGEFORMAT </w:instrText>
+              <w:fldChar w:fldCharType="separate"/>
             </w:r>
             <w:r>
               <w:rPr>
                 <w:i/>
               </w:rPr>
-              <w:fldChar w:fldCharType="separate"/>
+              <w:t xml:space="preserve">Figure </w:t>
             </w:r>
             <w:r>
               <w:rPr>
                 <w:i/>
-              </w:rPr>
-              <w:t xml:space="preserve">Figure </w:t>
+                <w:noProof/>
+              </w:rPr>
+              <w:t>8</w:t>
             </w:r>
             <w:r>
               <w:rPr>
                 <w:i/>
-                <w:noProof/>
-              </w:rPr>
-              <w:t>8</w:t>
+              </w:rPr>
+              <w:fldChar w:fldCharType="end"/>
             </w:r>
             <w:r>
               <w:rPr>
                 <w:i/>
               </w:rPr>
-              <w:fldChar w:fldCharType="end"/>
-            </w:r>
-            <w:r>
-              <w:rPr>
-                <w:i/>
-              </w:rPr>
               <w:t xml:space="preserve"> for an example configuration)</w:t>
             </w:r>
-            <w:bookmarkStart w:id="45" w:name="_GoBack"/>
-            <w:bookmarkEnd w:id="45"/>
           </w:p>
         </w:tc>
       </w:tr>
@@ -18923,7 +18130,7 @@
       <w:pPr>
         <w:pStyle w:val="Beschriftung"/>
       </w:pPr>
-      <w:bookmarkStart w:id="46" w:name="_Ref478650510"/>
+      <w:bookmarkStart w:id="45" w:name="_Ref478650510"/>
       <w:r>
         <w:t xml:space="preserve">Figure </w:t>
       </w:r>
@@ -18945,17 +18152,9 @@
       <w:r>
         <w:fldChar w:fldCharType="end"/>
       </w:r>
-      <w:bookmarkEnd w:id="46"/>
-      <w:r>
-        <w:t xml:space="preserve">: </w:t>
-      </w:r>
-      <w:proofErr w:type="spellStart"/>
-      <w:r>
-        <w:t>messaging.json</w:t>
-      </w:r>
-      <w:proofErr w:type="spellEnd"/>
-      <w:r>
-        <w:t xml:space="preserve"> example</w:t>
+      <w:bookmarkEnd w:id="45"/>
+      <w:r>
+        <w:t>: messaging.json example</w:t>
       </w:r>
     </w:p>
     <w:p>
@@ -18979,25 +18178,25 @@
       <w:pPr>
         <w:pStyle w:val="HeadingI"/>
       </w:pPr>
-      <w:bookmarkStart w:id="47" w:name="_Ref475545417"/>
-      <w:bookmarkStart w:id="48" w:name="_Toc478400419"/>
-      <w:bookmarkStart w:id="49" w:name="_Ref475545336"/>
+      <w:bookmarkStart w:id="46" w:name="_Ref475545417"/>
+      <w:bookmarkStart w:id="47" w:name="_Toc478400419"/>
+      <w:bookmarkStart w:id="48" w:name="_Ref475545336"/>
       <w:r>
         <w:lastRenderedPageBreak/>
         <w:t>JMX</w:t>
       </w:r>
+      <w:bookmarkEnd w:id="46"/>
       <w:bookmarkEnd w:id="47"/>
-      <w:bookmarkEnd w:id="48"/>
     </w:p>
     <w:p>
       <w:pPr>
         <w:pStyle w:val="HeadingII"/>
       </w:pPr>
-      <w:bookmarkStart w:id="50" w:name="_Toc478400420"/>
+      <w:bookmarkStart w:id="49" w:name="_Toc478400420"/>
       <w:r>
         <w:t>Overview</w:t>
       </w:r>
-      <w:bookmarkEnd w:id="50"/>
+      <w:bookmarkEnd w:id="49"/>
     </w:p>
     <w:p>
       <w:pPr>
@@ -19010,15 +18209,7 @@
         <w:t>wx.platformMonitoring.pub</w:t>
       </w:r>
       <w:r>
-        <w:t xml:space="preserve">”) are exposed as JMX Dynamic </w:t>
-      </w:r>
-      <w:proofErr w:type="spellStart"/>
-      <w:r>
-        <w:t>MBean</w:t>
-      </w:r>
-      <w:proofErr w:type="spellEnd"/>
-      <w:r>
-        <w:t xml:space="preserve"> operations.</w:t>
+        <w:t>”) are exposed as JMX Dynamic MBean operations.</w:t>
       </w:r>
     </w:p>
     <w:p>
@@ -19032,23 +18223,7 @@
         <w:t>wx.platformMonitoring.pub</w:t>
       </w:r>
       <w:r>
-        <w:t xml:space="preserve">” a separate </w:t>
-      </w:r>
-      <w:proofErr w:type="spellStart"/>
-      <w:r>
-        <w:t>MBean</w:t>
-      </w:r>
-      <w:proofErr w:type="spellEnd"/>
-      <w:r>
-        <w:t xml:space="preserve"> is created and registered under the </w:t>
-      </w:r>
-      <w:proofErr w:type="spellStart"/>
-      <w:r>
-        <w:t>ObjectName</w:t>
-      </w:r>
-      <w:proofErr w:type="spellEnd"/>
-      <w:r>
-        <w:t xml:space="preserve"> “</w:t>
+        <w:t>” a separate MBean is created and registered under the ObjectName “</w:t>
       </w:r>
       <w:r>
         <w:t>WxPlatformMonitoring:folder=wx.platformMonitoring.pub.</w:t>
@@ -19071,50 +18246,16 @@
         <w:pStyle w:val="TextCopy"/>
       </w:pPr>
       <w:r>
-        <w:t xml:space="preserve">For example, the all services from the </w:t>
-      </w:r>
-      <w:proofErr w:type="spellStart"/>
-      <w:r>
-        <w:t>WxPlatformMonitoring</w:t>
-      </w:r>
-      <w:proofErr w:type="spellEnd"/>
-      <w:r>
-        <w:t xml:space="preserve"> folder “</w:t>
-      </w:r>
-      <w:proofErr w:type="spellStart"/>
+        <w:t>For example, the all services from the WxPlatformMonitoring folder “</w:t>
+      </w:r>
       <w:r>
         <w:t>wx.platformMonitoring.pub.messaging</w:t>
       </w:r>
-      <w:proofErr w:type="spellEnd"/>
-      <w:r>
-        <w:t xml:space="preserve">” are represented by operations of the </w:t>
-      </w:r>
-      <w:proofErr w:type="spellStart"/>
-      <w:r>
-        <w:t>MBean</w:t>
-      </w:r>
-      <w:proofErr w:type="spellEnd"/>
-      <w:r>
-        <w:t xml:space="preserve"> with the </w:t>
-      </w:r>
-      <w:proofErr w:type="spellStart"/>
-      <w:r>
-        <w:t>ObjectName</w:t>
-      </w:r>
-      <w:proofErr w:type="spellEnd"/>
-      <w:r>
-        <w:t xml:space="preserve"> “</w:t>
-      </w:r>
-      <w:r>
-        <w:t>WxPlatformMonitoring</w:t>
-      </w:r>
-      <w:proofErr w:type="gramStart"/>
-      <w:r>
-        <w:t>:folder</w:t>
-      </w:r>
-      <w:proofErr w:type="gramEnd"/>
-      <w:r>
-        <w:t>=wx.platformMonitoring.pub.messaging</w:t>
+      <w:r>
+        <w:t>” are represented by operations of the MBean with the ObjectName “</w:t>
+      </w:r>
+      <w:r>
+        <w:t>WxPlatformMonitoring:folder=wx.platformMonitoring.pub.messaging</w:t>
       </w:r>
       <w:r>
         <w:t>”.</w:t>
@@ -19176,16 +18317,8 @@
         <w:rPr>
           <w:i/>
         </w:rPr>
-        <w:t>wx.platformMonitoring.pub.messaging</w:t>
-      </w:r>
-      <w:proofErr w:type="gramStart"/>
-      <w:r>
-        <w:rPr>
-          <w:i/>
-        </w:rPr>
-        <w:t>:getJmsConnectionAliasStatus</w:t>
-      </w:r>
-      <w:proofErr w:type="gramEnd"/>
+        <w:t>wx.platformMonitoring.pub.messaging:getJmsConnectionAliasStatus</w:t>
+      </w:r>
       <w:r>
         <w:t>” is represented by the operation “</w:t>
       </w:r>
@@ -19196,15 +18329,7 @@
         <w:t>wx.platformMonitoring.pub.messaging:getJmsConnectionAliasStatus</w:t>
       </w:r>
       <w:r>
-        <w:t xml:space="preserve">” in the </w:t>
-      </w:r>
-      <w:proofErr w:type="spellStart"/>
-      <w:r>
-        <w:t>MBean</w:t>
-      </w:r>
-      <w:proofErr w:type="spellEnd"/>
-      <w:r>
-        <w:t xml:space="preserve"> “</w:t>
+        <w:t>” in the MBean “</w:t>
       </w:r>
       <w:r>
         <w:rPr>
@@ -19266,26 +18391,18 @@
       <w:pPr>
         <w:pStyle w:val="HeadingII"/>
       </w:pPr>
-      <w:bookmarkStart w:id="51" w:name="_Toc478400421"/>
+      <w:bookmarkStart w:id="50" w:name="_Toc478400421"/>
       <w:r>
         <w:t>Configuration</w:t>
       </w:r>
-      <w:bookmarkEnd w:id="51"/>
+      <w:bookmarkEnd w:id="50"/>
     </w:p>
     <w:p>
       <w:pPr>
         <w:pStyle w:val="TextCopy"/>
       </w:pPr>
       <w:r>
-        <w:t xml:space="preserve">In order to enable the JMX functionality for the </w:t>
-      </w:r>
-      <w:proofErr w:type="spellStart"/>
-      <w:r>
-        <w:t>WxPlatformMonitoring</w:t>
-      </w:r>
-      <w:proofErr w:type="spellEnd"/>
-      <w:r>
-        <w:t xml:space="preserve"> package, the IntegrationServer </w:t>
+        <w:t xml:space="preserve">In order to enable the JMX functionality for the WxPlatformMonitoring package, the IntegrationServer </w:t>
       </w:r>
       <w:r>
         <w:rPr>
@@ -19296,14 +18413,12 @@
       <w:r>
         <w:t xml:space="preserve"> “</w:t>
       </w:r>
-      <w:proofErr w:type="spellStart"/>
       <w:r>
         <w:rPr>
           <w:i/>
         </w:rPr>
         <w:t>watt.wx.platformmonitoring.jmx.enable</w:t>
       </w:r>
-      <w:proofErr w:type="spellEnd"/>
       <w:r>
         <w:t xml:space="preserve">” has to be set to “true”. </w:t>
       </w:r>
@@ -19315,49 +18430,21 @@
       <w:r>
         <w:t>The Service “</w:t>
       </w:r>
-      <w:proofErr w:type="spellStart"/>
       <w:r>
         <w:rPr>
           <w:b/>
         </w:rPr>
-        <w:t>wx.platformMonitoring.impl.jmx</w:t>
-      </w:r>
-      <w:proofErr w:type="gramStart"/>
-      <w:r>
-        <w:rPr>
-          <w:b/>
-        </w:rPr>
-        <w:t>:registerMBean</w:t>
-      </w:r>
-      <w:proofErr w:type="spellEnd"/>
-      <w:proofErr w:type="gramEnd"/>
-      <w:r>
-        <w:t xml:space="preserve">” registers the </w:t>
-      </w:r>
-      <w:proofErr w:type="spellStart"/>
-      <w:r>
-        <w:t>MBeans</w:t>
-      </w:r>
-      <w:proofErr w:type="spellEnd"/>
-      <w:r>
-        <w:t xml:space="preserve">. It is a startup service of the </w:t>
-      </w:r>
-      <w:proofErr w:type="spellStart"/>
-      <w:r>
-        <w:t>WxPlatformMonitoring</w:t>
-      </w:r>
-      <w:proofErr w:type="spellEnd"/>
-      <w:r>
-        <w:t xml:space="preserve"> service and queries the Extended Settings “</w:t>
-      </w:r>
-      <w:proofErr w:type="spellStart"/>
+        <w:t>wx.platformMonitoring.impl.jmx:registerMBean</w:t>
+      </w:r>
+      <w:r>
+        <w:t>” registers the MBeans. It is a startup service of the WxPlatformMonitoring service and queries the Extended Settings “</w:t>
+      </w:r>
       <w:r>
         <w:rPr>
           <w:i/>
         </w:rPr>
         <w:t>watt.wx.platformmonitoring.jmx.enable</w:t>
       </w:r>
-      <w:proofErr w:type="spellEnd"/>
       <w:r>
         <w:t>”.</w:t>
       </w:r>
@@ -19366,34 +18453,18 @@
       <w:pPr>
         <w:pStyle w:val="HeadingII"/>
       </w:pPr>
-      <w:bookmarkStart w:id="52" w:name="_Toc478400422"/>
+      <w:bookmarkStart w:id="51" w:name="_Toc478400422"/>
       <w:r>
         <w:t>Nagios</w:t>
       </w:r>
-      <w:bookmarkEnd w:id="52"/>
+      <w:bookmarkEnd w:id="51"/>
     </w:p>
     <w:p>
       <w:pPr>
         <w:pStyle w:val="TextCopy"/>
       </w:pPr>
       <w:r>
-        <w:t xml:space="preserve">Part of the </w:t>
-      </w:r>
-      <w:proofErr w:type="spellStart"/>
-      <w:r>
-        <w:t>WxPlatformMonitoring</w:t>
-      </w:r>
-      <w:proofErr w:type="spellEnd"/>
-      <w:r>
-        <w:t xml:space="preserve"> distribution is also a Nagios JMX Check Plugin, which also supports the invocation of JMX operations as provided by the </w:t>
-      </w:r>
-      <w:proofErr w:type="spellStart"/>
-      <w:r>
-        <w:t>WxPlatformMonitoring</w:t>
-      </w:r>
-      <w:proofErr w:type="spellEnd"/>
-      <w:r>
-        <w:t xml:space="preserve"> package.</w:t>
+        <w:t>Part of the WxPlatformMonitoring distribution is also a Nagios JMX Check Plugin, which also supports the invocation of JMX operations as provided by the WxPlatformMonitoring package.</w:t>
       </w:r>
     </w:p>
     <w:p>
@@ -19499,29 +18570,24 @@
       <w:pPr>
         <w:pStyle w:val="HeadingI"/>
       </w:pPr>
-      <w:bookmarkStart w:id="53" w:name="_Ref475952970"/>
-      <w:bookmarkStart w:id="54" w:name="_Ref475952971"/>
-      <w:bookmarkStart w:id="55" w:name="_Toc478400423"/>
+      <w:bookmarkStart w:id="52" w:name="_Ref475952970"/>
+      <w:bookmarkStart w:id="53" w:name="_Ref475952971"/>
+      <w:bookmarkStart w:id="54" w:name="_Toc478400423"/>
       <w:r>
         <w:lastRenderedPageBreak/>
         <w:t>Dashboard</w:t>
       </w:r>
-      <w:bookmarkEnd w:id="49"/>
+      <w:bookmarkEnd w:id="48"/>
+      <w:bookmarkEnd w:id="52"/>
       <w:bookmarkEnd w:id="53"/>
       <w:bookmarkEnd w:id="54"/>
-      <w:bookmarkEnd w:id="55"/>
     </w:p>
     <w:p>
       <w:pPr>
         <w:pStyle w:val="TextCopy"/>
       </w:pPr>
-      <w:proofErr w:type="spellStart"/>
-      <w:r>
-        <w:t>WxPlatformMonitoring</w:t>
-      </w:r>
-      <w:proofErr w:type="spellEnd"/>
-      <w:r>
-        <w:t xml:space="preserve"> provides a build in, extensible health status dashboard. This dashboard can be used on the IntegrationServer start page to display defined health metrics. This h</w:t>
+      <w:r>
+        <w:t>WxPlatformMonitoring provides a build in, extensible health status dashboard. This dashboard can be used on the IntegrationServer start page to display defined health metrics. This h</w:t>
       </w:r>
       <w:r>
         <w:t>elps developers, testers and deployment managers to get a quick overview about the system status</w:t>
@@ -19634,29 +18700,11 @@
         <w:t>Note</w:t>
       </w:r>
       <w:r>
-        <w:t xml:space="preserve">: After installing </w:t>
-      </w:r>
-      <w:proofErr w:type="spellStart"/>
-      <w:r>
-        <w:t>WxPlatformMonitoring</w:t>
-      </w:r>
-      <w:proofErr w:type="spellEnd"/>
-      <w:r>
-        <w:t xml:space="preserve">, IntegrationServer has to be restarted so that the Health Status Page is displayed. </w:t>
-      </w:r>
-      <w:proofErr w:type="spellStart"/>
-      <w:r>
-        <w:t>WxPlatformMonitoring</w:t>
-      </w:r>
-      <w:proofErr w:type="spellEnd"/>
-      <w:r>
-        <w:t xml:space="preserve"> registers itself as the Default Package for IntegrationServer (“</w:t>
-      </w:r>
-      <w:proofErr w:type="spellStart"/>
+        <w:t>: After installing WxPlatformMonitoring, IntegrationServer has to be restarted so that the Health Status Page is displayed. WxPlatformMonitoring registers itself as the Default Package for IntegrationServer (“</w:t>
+      </w:r>
       <w:r>
         <w:t>watt.server.defaultPackage</w:t>
       </w:r>
-      <w:proofErr w:type="spellEnd"/>
       <w:r>
         <w:t>”), thus being able to intercept the start page and modifying it.</w:t>
       </w:r>
@@ -19672,14 +18720,12 @@
       <w:r>
         <w:t>The dashboard can be loaded from another package or location by defining the extended settings “</w:t>
       </w:r>
-      <w:proofErr w:type="spellStart"/>
       <w:r>
         <w:rPr>
           <w:b/>
         </w:rPr>
         <w:t>watt.wx.platformMonitoring.healthPortlet.importPath</w:t>
       </w:r>
-      <w:proofErr w:type="spellEnd"/>
       <w:r>
         <w:t>”.</w:t>
       </w:r>
@@ -19687,14 +18733,12 @@
         <w:br/>
         <w:t>E.g., by default “</w:t>
       </w:r>
-      <w:proofErr w:type="spellStart"/>
       <w:r>
         <w:rPr>
           <w:i/>
         </w:rPr>
         <w:t>watt.wx.platformMonitoring.healthPortlet.importPath</w:t>
       </w:r>
-      <w:proofErr w:type="spellEnd"/>
       <w:r>
         <w:t xml:space="preserve">” is set to </w:t>
       </w:r>
@@ -19702,54 +18746,10 @@
         <w:rPr>
           <w:i/>
         </w:rPr>
-        <w:t>“</w:t>
-      </w:r>
-      <w:proofErr w:type="gramStart"/>
-      <w:r>
-        <w:rPr>
-          <w:i/>
-        </w:rPr>
-        <w:t>..</w:t>
-      </w:r>
-      <w:proofErr w:type="gramEnd"/>
-      <w:r>
-        <w:rPr>
-          <w:i/>
-        </w:rPr>
-        <w:t>/</w:t>
-      </w:r>
-      <w:proofErr w:type="spellStart"/>
-      <w:r>
-        <w:rPr>
-          <w:i/>
-        </w:rPr>
-        <w:t>WxPlatformMonitoring</w:t>
-      </w:r>
-      <w:proofErr w:type="spellEnd"/>
-      <w:r>
-        <w:rPr>
-          <w:i/>
-        </w:rPr>
-        <w:t>/wxplatformmonitoring_healthpage.html</w:t>
-      </w:r>
-      <w:r>
-        <w:t xml:space="preserve">”. Thus the default </w:t>
-      </w:r>
-      <w:proofErr w:type="spellStart"/>
-      <w:r>
-        <w:t>WxPlatformMonitoring</w:t>
-      </w:r>
-      <w:proofErr w:type="spellEnd"/>
-      <w:r>
-        <w:t xml:space="preserve"> health page is loaded. You could copy the health page to a custom IS package and modify the page to your wishes. Thus the page gets not overwritten if for example an update of the </w:t>
-      </w:r>
-      <w:proofErr w:type="spellStart"/>
-      <w:r>
-        <w:t>WxPlatformMonitoring</w:t>
-      </w:r>
-      <w:proofErr w:type="spellEnd"/>
-      <w:r>
-        <w:t xml:space="preserve"> package is deployed.</w:t>
+        <w:t>“../WxPlatformMonitoring/wxplatformmonitoring_healthpage.html</w:t>
+      </w:r>
+      <w:r>
+        <w:t>”. Thus the default WxPlatformMonitoring health page is loaded. You could copy the health page to a custom IS package and modify the page to your wishes. Thus the page gets not overwritten if for example an update of the WxPlatformMonitoring package is deployed.</w:t>
       </w:r>
     </w:p>
     <w:p>
@@ -19798,7 +18798,7 @@
           <w:lang w:val="en"/>
         </w:rPr>
       </w:pPr>
-      <w:bookmarkStart w:id="56" w:name="_Toc478400424"/>
+      <w:bookmarkStart w:id="55" w:name="_Toc478400424"/>
       <w:r>
         <w:rPr>
           <w:rStyle w:val="hps"/>
@@ -19807,7 +18807,7 @@
         <w:lastRenderedPageBreak/>
         <w:t>Revision History</w:t>
       </w:r>
-      <w:bookmarkEnd w:id="56"/>
+      <w:bookmarkEnd w:id="55"/>
     </w:p>
     <w:p>
       <w:pPr>
@@ -20087,6 +19087,78 @@
           </w:p>
         </w:tc>
       </w:tr>
+      <w:tr>
+        <w:tc>
+          <w:tcPr>
+            <w:cnfStyle w:val="001000000000" w:firstRow="0" w:lastRow="0" w:firstColumn="1" w:lastColumn="0" w:oddVBand="0" w:evenVBand="0" w:oddHBand="0" w:evenHBand="0" w:firstRowFirstColumn="0" w:firstRowLastColumn="0" w:lastRowFirstColumn="0" w:lastRowLastColumn="0"/>
+            <w:tcW w:w="993" w:type="dxa"/>
+          </w:tcPr>
+          <w:p>
+            <w:pPr>
+              <w:spacing w:before="60" w:after="60" w:line="300" w:lineRule="atLeast"/>
+              <w:jc w:val="both"/>
+              <w:rPr>
+                <w:b w:val="0"/>
+                <w:color w:val="auto"/>
+              </w:rPr>
+            </w:pPr>
+            <w:r>
+              <w:rPr>
+                <w:b w:val="0"/>
+                <w:color w:val="auto"/>
+              </w:rPr>
+              <w:t>0.3</w:t>
+            </w:r>
+          </w:p>
+        </w:tc>
+        <w:tc>
+          <w:tcPr>
+            <w:tcW w:w="1701" w:type="dxa"/>
+          </w:tcPr>
+          <w:p>
+            <w:pPr>
+              <w:spacing w:before="60" w:after="60" w:line="300" w:lineRule="atLeast"/>
+              <w:jc w:val="both"/>
+              <w:cnfStyle w:val="000000000000" w:firstRow="0" w:lastRow="0" w:firstColumn="0" w:lastColumn="0" w:oddVBand="0" w:evenVBand="0" w:oddHBand="0" w:evenHBand="0" w:firstRowFirstColumn="0" w:firstRowLastColumn="0" w:lastRowFirstColumn="0" w:lastRowLastColumn="0"/>
+            </w:pPr>
+            <w:r>
+              <w:t>Henning Waack</w:t>
+            </w:r>
+          </w:p>
+        </w:tc>
+        <w:tc>
+          <w:tcPr>
+            <w:tcW w:w="1417" w:type="dxa"/>
+          </w:tcPr>
+          <w:p>
+            <w:pPr>
+              <w:spacing w:before="60" w:after="60" w:line="300" w:lineRule="atLeast"/>
+              <w:jc w:val="both"/>
+              <w:cnfStyle w:val="000000000000" w:firstRow="0" w:lastRow="0" w:firstColumn="0" w:lastColumn="0" w:oddVBand="0" w:evenVBand="0" w:oddHBand="0" w:evenHBand="0" w:firstRowFirstColumn="0" w:firstRowLastColumn="0" w:lastRowFirstColumn="0" w:lastRowLastColumn="0"/>
+            </w:pPr>
+            <w:r>
+              <w:t>28.06.2017</w:t>
+            </w:r>
+          </w:p>
+        </w:tc>
+        <w:tc>
+          <w:tcPr>
+            <w:tcW w:w="5469" w:type="dxa"/>
+          </w:tcPr>
+          <w:p>
+            <w:pPr>
+              <w:spacing w:before="60" w:after="60" w:line="300" w:lineRule="atLeast"/>
+              <w:jc w:val="both"/>
+              <w:cnfStyle w:val="000000000000" w:firstRow="0" w:lastRow="0" w:firstColumn="0" w:lastColumn="0" w:oddVBand="0" w:evenVBand="0" w:oddHBand="0" w:evenHBand="0" w:firstRowFirstColumn="0" w:firstRowLastColumn="0" w:lastRowFirstColumn="0" w:lastRowLastColumn="0"/>
+            </w:pPr>
+            <w:r>
+              <w:t>Added service to get the CPU usage per thread in IntegrationServer.</w:t>
+            </w:r>
+            <w:bookmarkStart w:id="56" w:name="_GoBack"/>
+            <w:bookmarkEnd w:id="56"/>
+          </w:p>
+        </w:tc>
+      </w:tr>
     </w:tbl>
     <w:p>
       <w:pPr>
@@ -20104,7 +19176,6 @@
           <w:id w:val="-2131924232"/>
           <w:lock w:val="sdtContentLocked"/>
         </w:sdtPr>
-        <w:sdtEndPr/>
         <w:sdtContent>
           <w:r>
             <w:rPr>
@@ -20335,7 +19406,6 @@
         <w:id w:val="1378273687"/>
         <w:lock w:val="sdtContentLocked"/>
       </w:sdtPr>
-      <w:sdtEndPr/>
       <w:sdtContent>
         <w:tr>
           <w:tc>
@@ -20354,7 +19424,6 @@
                   <w:id w:val="-30724106"/>
                   <w:lock w:val="sdtLocked"/>
                 </w:sdtPr>
-                <w:sdtEndPr/>
                 <w:sdtContent>
                   <w:r>
                     <w:rPr>
@@ -20379,7 +19448,7 @@
                       <w:b/>
                       <w:noProof/>
                     </w:rPr>
-                    <w:t>29</w:t>
+                    <w:t>35</w:t>
                   </w:r>
                   <w:r>
                     <w:rPr>
@@ -20434,7 +19503,6 @@
         <w:id w:val="-1827658451"/>
         <w:lock w:val="sdtContentLocked"/>
       </w:sdtPr>
-      <w:sdtEndPr/>
       <w:sdtContent>
         <w:tr>
           <w:tc>
@@ -20456,7 +19524,6 @@
                   <w:id w:val="1870787524"/>
                   <w:lock w:val="sdtLocked"/>
                 </w:sdtPr>
-                <w:sdtEndPr/>
                 <w:sdtContent>
                   <w:r>
                     <w:rPr>
@@ -20519,7 +19586,6 @@
         <w:lock w:val="sdtContentLocked"/>
         <w:showingPlcHdr/>
       </w:sdtPr>
-      <w:sdtEndPr/>
       <w:sdtContent>
         <w:r>
           <w:rPr>
@@ -20576,7 +19642,6 @@
           <w:dataBinding w:prefixMappings="xmlns:ns0='http://purl.org/dc/elements/1.1/' xmlns:ns1='http://schemas.openxmlformats.org/package/2006/metadata/core-properties' " w:xpath="/ns1:coreProperties[1]/ns0:title[1]" w:storeItemID="{6C3C8BC8-F283-45AE-878A-BAB7291924A1}"/>
           <w:text/>
         </w:sdtPr>
-        <w:sdtEndPr/>
         <w:sdtContent>
           <w:tc>
             <w:tcPr>
@@ -20613,7 +19678,6 @@
             <w:calendar w:val="gregorian"/>
           </w:date>
         </w:sdtPr>
-        <w:sdtEndPr/>
         <w:sdtContent>
           <w:tc>
             <w:tcPr>
@@ -20671,7 +19735,6 @@
         <w:id w:val="675698600"/>
         <w:lock w:val="sdtContentLocked"/>
       </w:sdtPr>
-      <w:sdtEndPr/>
       <w:sdtContent>
         <w:tr>
           <w:sdt>
@@ -20728,7 +19791,6 @@
                 <w:calendar w:val="gregorian"/>
               </w:date>
             </w:sdtPr>
-            <w:sdtEndPr/>
             <w:sdtContent>
               <w:tc>
                 <w:tcPr>
@@ -20780,7 +19842,6 @@
         <w:id w:val="1275142671"/>
         <w:lock w:val="sdtContentLocked"/>
       </w:sdtPr>
-      <w:sdtEndPr/>
       <w:sdtContent>
         <w:tr>
           <w:tc>
@@ -20863,7 +19924,6 @@
       <w:lock w:val="sdtContentLocked"/>
       <w:showingPlcHdr/>
     </w:sdtPr>
-    <w:sdtEndPr/>
     <w:sdtContent>
       <w:p>
         <w:pPr>
@@ -25308,6 +24368,7 @@
     <w:rsid w:val="0027793E"/>
     <w:rsid w:val="002B4C85"/>
     <w:rsid w:val="002C7B2B"/>
+    <w:rsid w:val="002E456D"/>
     <w:rsid w:val="003F4C74"/>
     <w:rsid w:val="0041793A"/>
     <w:rsid w:val="004A73BD"/>
@@ -26092,7 +25153,7 @@
 </file>
 
 <file path=customXml/itemProps2.xml><?xml version="1.0" encoding="utf-8"?>
-<ds:datastoreItem xmlns:ds="http://schemas.openxmlformats.org/officeDocument/2006/customXml" ds:itemID="{6291C794-56EF-44B4-AC01-B416EB4195E4}">
+<ds:datastoreItem xmlns:ds="http://schemas.openxmlformats.org/officeDocument/2006/customXml" ds:itemID="{0BCDDCCA-B240-4D34-BFFF-B758ABFF79CB}">
   <ds:schemaRefs>
     <ds:schemaRef ds:uri="http://schemas.openxmlformats.org/officeDocument/2006/bibliography"/>
   </ds:schemaRefs>
